--- a/MGNT110/Assessment II/Joseph Koh - Assessment 2  Reflection.docx
+++ b/MGNT110/Assessment II/Joseph Koh - Assessment 2  Reflection.docx
@@ -559,7 +559,33 @@
           <w:sz w:val="24"/>
           <w:szCs w:val="24"/>
         </w:rPr>
-        <w:t xml:space="preserve">Describe your initial reactions to the group task </w:t>
+        <w:t xml:space="preserve">Describe your initial reactions to the group </w:t>
+      </w:r>
+      <w:proofErr w:type="spellStart"/>
+      <w:r>
+        <w:rPr>
+          <w:rFonts w:ascii="Times New Roman" w:hAnsi="Times New Roman" w:cs="Times New Roman"/>
+          <w:sz w:val="24"/>
+          <w:szCs w:val="24"/>
+        </w:rPr>
+        <w:t>t</w:t>
+      </w:r>
+      <w:proofErr w:type="spellEnd"/>
+      <w:r>
+        <w:rPr>
+          <w:rFonts w:ascii="Times New Roman" w:hAnsi="Times New Roman" w:cs="Times New Roman"/>
+          <w:sz w:val="24"/>
+          <w:szCs w:val="24"/>
+        </w:rPr>
+        <w:tab/>
+      </w:r>
+      <w:r>
+        <w:rPr>
+          <w:rFonts w:ascii="Times New Roman" w:hAnsi="Times New Roman" w:cs="Times New Roman"/>
+          <w:sz w:val="24"/>
+          <w:szCs w:val="24"/>
+        </w:rPr>
+        <w:t xml:space="preserve">ask </w:t>
       </w:r>
     </w:p>
     <w:p>
@@ -1341,207 +1367,195 @@
     </w:p>
     <w:p>
       <w:pPr>
-        <w:rPr>
-          <w:rFonts w:ascii="Times New Roman" w:hAnsi="Times New Roman" w:cs="Times New Roman"/>
-          <w:sz w:val="24"/>
-          <w:szCs w:val="24"/>
-        </w:rPr>
-      </w:pPr>
-      <w:r>
-        <w:rPr>
-          <w:rFonts w:ascii="Times New Roman" w:hAnsi="Times New Roman" w:cs="Times New Roman"/>
-          <w:sz w:val="24"/>
-          <w:szCs w:val="24"/>
-        </w:rPr>
-        <w:t>Our team culture</w:t>
-      </w:r>
-      <w:r>
-        <w:rPr>
-          <w:rFonts w:ascii="Times New Roman" w:hAnsi="Times New Roman" w:cs="Times New Roman"/>
-          <w:sz w:val="24"/>
-          <w:szCs w:val="24"/>
-        </w:rPr>
-        <w:t xml:space="preserve"> was</w:t>
-      </w:r>
-      <w:r>
-        <w:rPr>
-          <w:rFonts w:ascii="Times New Roman" w:hAnsi="Times New Roman" w:cs="Times New Roman"/>
-          <w:sz w:val="24"/>
-          <w:szCs w:val="24"/>
-        </w:rPr>
-        <w:t xml:space="preserve"> officially </w:t>
-      </w:r>
-      <w:r>
-        <w:rPr>
-          <w:rFonts w:ascii="Times New Roman" w:hAnsi="Times New Roman" w:cs="Times New Roman"/>
-          <w:sz w:val="24"/>
-          <w:szCs w:val="24"/>
-        </w:rPr>
-        <w:t>established</w:t>
-      </w:r>
-      <w:r>
-        <w:rPr>
-          <w:rFonts w:ascii="Times New Roman" w:hAnsi="Times New Roman" w:cs="Times New Roman"/>
-          <w:sz w:val="24"/>
-          <w:szCs w:val="24"/>
-        </w:rPr>
-        <w:t xml:space="preserve"> when we created our Team Expectations Document. We </w:t>
-      </w:r>
-      <w:r>
-        <w:rPr>
-          <w:rFonts w:ascii="Times New Roman" w:hAnsi="Times New Roman" w:cs="Times New Roman"/>
-          <w:sz w:val="24"/>
-          <w:szCs w:val="24"/>
-        </w:rPr>
-        <w:t>aimed for</w:t>
-      </w:r>
-      <w:r>
-        <w:rPr>
-          <w:rFonts w:ascii="Times New Roman" w:hAnsi="Times New Roman" w:cs="Times New Roman"/>
-          <w:sz w:val="24"/>
-          <w:szCs w:val="24"/>
-        </w:rPr>
-        <w:t xml:space="preserve"> a </w:t>
-      </w:r>
-      <w:r>
-        <w:rPr>
-          <w:rFonts w:ascii="Times New Roman" w:hAnsi="Times New Roman" w:cs="Times New Roman"/>
-          <w:sz w:val="24"/>
-          <w:szCs w:val="24"/>
-        </w:rPr>
-        <w:t>h</w:t>
-      </w:r>
-      <w:r>
-        <w:rPr>
-          <w:rFonts w:ascii="Times New Roman" w:hAnsi="Times New Roman" w:cs="Times New Roman"/>
-          <w:sz w:val="24"/>
-          <w:szCs w:val="24"/>
-        </w:rPr>
-        <w:t xml:space="preserve">igh </w:t>
-      </w:r>
-      <w:r>
-        <w:rPr>
-          <w:rFonts w:ascii="Times New Roman" w:hAnsi="Times New Roman" w:cs="Times New Roman"/>
-          <w:sz w:val="24"/>
-          <w:szCs w:val="24"/>
-        </w:rPr>
-        <w:t>d</w:t>
-      </w:r>
-      <w:r>
-        <w:rPr>
-          <w:rFonts w:ascii="Times New Roman" w:hAnsi="Times New Roman" w:cs="Times New Roman"/>
-          <w:sz w:val="24"/>
-          <w:szCs w:val="24"/>
-        </w:rPr>
-        <w:t xml:space="preserve">istinction </w:t>
-      </w:r>
-      <w:r>
-        <w:rPr>
-          <w:rFonts w:ascii="Times New Roman" w:hAnsi="Times New Roman" w:cs="Times New Roman"/>
-          <w:sz w:val="24"/>
-          <w:szCs w:val="24"/>
-        </w:rPr>
-        <w:t xml:space="preserve">and set </w:t>
-      </w:r>
-      <w:r>
-        <w:rPr>
-          <w:rFonts w:ascii="Times New Roman" w:hAnsi="Times New Roman" w:cs="Times New Roman"/>
-          <w:sz w:val="24"/>
-          <w:szCs w:val="24"/>
-        </w:rPr>
-        <w:t>clear guidelines</w:t>
-      </w:r>
-      <w:r>
-        <w:rPr>
-          <w:rFonts w:ascii="Times New Roman" w:hAnsi="Times New Roman" w:cs="Times New Roman"/>
-          <w:sz w:val="24"/>
-          <w:szCs w:val="24"/>
-        </w:rPr>
-        <w:t xml:space="preserve"> to </w:t>
-      </w:r>
-      <w:r>
-        <w:rPr>
-          <w:rFonts w:ascii="Times New Roman" w:hAnsi="Times New Roman" w:cs="Times New Roman"/>
-          <w:sz w:val="24"/>
-          <w:szCs w:val="24"/>
-        </w:rPr>
-        <w:t>follow</w:t>
-      </w:r>
-      <w:r>
-        <w:rPr>
-          <w:rFonts w:ascii="Times New Roman" w:hAnsi="Times New Roman" w:cs="Times New Roman"/>
-          <w:sz w:val="24"/>
-          <w:szCs w:val="24"/>
-        </w:rPr>
-        <w:t xml:space="preserve"> </w:t>
-      </w:r>
-      <w:r>
-        <w:rPr>
-          <w:rFonts w:ascii="Times New Roman" w:hAnsi="Times New Roman" w:cs="Times New Roman"/>
-          <w:sz w:val="24"/>
-          <w:szCs w:val="24"/>
-        </w:rPr>
-        <w:t>throughout</w:t>
-      </w:r>
-      <w:r>
-        <w:rPr>
-          <w:rFonts w:ascii="Times New Roman" w:hAnsi="Times New Roman" w:cs="Times New Roman"/>
-          <w:sz w:val="24"/>
-          <w:szCs w:val="24"/>
-        </w:rPr>
-        <w:t xml:space="preserve"> the</w:t>
-      </w:r>
-      <w:r>
-        <w:rPr>
-          <w:rFonts w:ascii="Times New Roman" w:hAnsi="Times New Roman" w:cs="Times New Roman"/>
-          <w:sz w:val="24"/>
-          <w:szCs w:val="24"/>
-        </w:rPr>
-        <w:t xml:space="preserve"> assignment</w:t>
-      </w:r>
-      <w:r>
-        <w:rPr>
-          <w:rFonts w:ascii="Times New Roman" w:hAnsi="Times New Roman" w:cs="Times New Roman"/>
-          <w:sz w:val="24"/>
-          <w:szCs w:val="24"/>
-        </w:rPr>
-        <w:t xml:space="preserve">. (see Appendix A). Setting expectations at the start of the team formation </w:t>
-      </w:r>
-      <w:r>
-        <w:rPr>
-          <w:rFonts w:ascii="Times New Roman" w:hAnsi="Times New Roman" w:cs="Times New Roman"/>
-          <w:sz w:val="24"/>
-          <w:szCs w:val="24"/>
-        </w:rPr>
-        <w:t>created a psychological contract</w:t>
-      </w:r>
-      <w:r>
-        <w:rPr>
-          <w:rFonts w:ascii="Times New Roman" w:hAnsi="Times New Roman" w:cs="Times New Roman"/>
-          <w:sz w:val="24"/>
-          <w:szCs w:val="24"/>
-        </w:rPr>
-        <w:t xml:space="preserve"> which fostered a sense of</w:t>
-      </w:r>
-      <w:r>
-        <w:rPr>
-          <w:rFonts w:ascii="Times New Roman" w:hAnsi="Times New Roman" w:cs="Times New Roman"/>
-          <w:sz w:val="24"/>
-          <w:szCs w:val="24"/>
-        </w:rPr>
-        <w:t xml:space="preserve"> responsibility and accountability</w:t>
-      </w:r>
-      <w:r>
-        <w:rPr>
-          <w:rFonts w:ascii="Times New Roman" w:hAnsi="Times New Roman" w:cs="Times New Roman"/>
-          <w:sz w:val="24"/>
-          <w:szCs w:val="24"/>
-        </w:rPr>
-        <w:t xml:space="preserve"> among ourselves. </w:t>
+        <w:numPr>
+          <w:ilvl w:val="0"/>
+          <w:numId w:val="15"/>
+        </w:numPr>
+        <w:rPr>
+          <w:rFonts w:ascii="Times New Roman" w:hAnsi="Times New Roman" w:cs="Times New Roman"/>
+          <w:sz w:val="24"/>
+          <w:szCs w:val="24"/>
+        </w:rPr>
+      </w:pPr>
+      <w:r>
+        <w:rPr>
+          <w:rFonts w:ascii="Times New Roman" w:hAnsi="Times New Roman" w:cs="Times New Roman"/>
+          <w:sz w:val="24"/>
+          <w:szCs w:val="24"/>
+        </w:rPr>
+        <w:t xml:space="preserve">Explain how your group was formed </w:t>
       </w:r>
     </w:p>
     <w:p>
       <w:pPr>
+        <w:numPr>
+          <w:ilvl w:val="0"/>
+          <w:numId w:val="15"/>
+        </w:numPr>
+        <w:rPr>
+          <w:rFonts w:ascii="Times New Roman" w:hAnsi="Times New Roman" w:cs="Times New Roman"/>
+          <w:sz w:val="24"/>
+          <w:szCs w:val="24"/>
+        </w:rPr>
+      </w:pPr>
+      <w:r>
+        <w:rPr>
+          <w:rFonts w:ascii="Times New Roman" w:hAnsi="Times New Roman" w:cs="Times New Roman"/>
+          <w:sz w:val="24"/>
+          <w:szCs w:val="24"/>
+        </w:rPr>
+        <w:t xml:space="preserve">Describe the team’s overall goals and what you aimed to achieve </w:t>
+      </w:r>
+    </w:p>
+    <w:p>
+      <w:pPr>
+        <w:numPr>
+          <w:ilvl w:val="0"/>
+          <w:numId w:val="15"/>
+        </w:numPr>
+        <w:rPr>
+          <w:rFonts w:ascii="Times New Roman" w:hAnsi="Times New Roman" w:cs="Times New Roman"/>
+          <w:sz w:val="24"/>
+          <w:szCs w:val="24"/>
+        </w:rPr>
+      </w:pPr>
+      <w:r>
+        <w:rPr>
+          <w:rFonts w:ascii="Times New Roman" w:hAnsi="Times New Roman" w:cs="Times New Roman"/>
+          <w:sz w:val="24"/>
+          <w:szCs w:val="24"/>
+        </w:rPr>
+        <w:t xml:space="preserve">Outline your contributions in: </w:t>
+      </w:r>
+    </w:p>
+    <w:p>
+      <w:pPr>
+        <w:numPr>
+          <w:ilvl w:val="1"/>
+          <w:numId w:val="15"/>
+        </w:numPr>
+        <w:rPr>
+          <w:rFonts w:ascii="Times New Roman" w:hAnsi="Times New Roman" w:cs="Times New Roman"/>
+          <w:sz w:val="24"/>
+          <w:szCs w:val="24"/>
+        </w:rPr>
+      </w:pPr>
+      <w:r>
+        <w:rPr>
+          <w:rFonts w:ascii="Times New Roman" w:hAnsi="Times New Roman" w:cs="Times New Roman"/>
+          <w:sz w:val="24"/>
+          <w:szCs w:val="24"/>
+        </w:rPr>
+        <w:t xml:space="preserve">Communication within the team </w:t>
+      </w:r>
+    </w:p>
+    <w:p>
+      <w:pPr>
+        <w:numPr>
+          <w:ilvl w:val="1"/>
+          <w:numId w:val="15"/>
+        </w:numPr>
+        <w:rPr>
+          <w:rFonts w:ascii="Times New Roman" w:hAnsi="Times New Roman" w:cs="Times New Roman"/>
+          <w:sz w:val="24"/>
+          <w:szCs w:val="24"/>
+        </w:rPr>
+      </w:pPr>
+      <w:r>
+        <w:rPr>
+          <w:rFonts w:ascii="Times New Roman" w:hAnsi="Times New Roman" w:cs="Times New Roman"/>
+          <w:sz w:val="24"/>
+          <w:szCs w:val="24"/>
+        </w:rPr>
+        <w:t xml:space="preserve">Task delegation </w:t>
+      </w:r>
+    </w:p>
+    <w:p>
+      <w:pPr>
+        <w:numPr>
+          <w:ilvl w:val="1"/>
+          <w:numId w:val="15"/>
+        </w:numPr>
+        <w:rPr>
+          <w:rFonts w:ascii="Times New Roman" w:hAnsi="Times New Roman" w:cs="Times New Roman"/>
+          <w:sz w:val="24"/>
+          <w:szCs w:val="24"/>
+        </w:rPr>
+      </w:pPr>
+      <w:r>
+        <w:rPr>
+          <w:rFonts w:ascii="Times New Roman" w:hAnsi="Times New Roman" w:cs="Times New Roman"/>
+          <w:sz w:val="24"/>
+          <w:szCs w:val="24"/>
+        </w:rPr>
+        <w:t xml:space="preserve">Meeting deadlines </w:t>
+      </w:r>
+    </w:p>
+    <w:p>
+      <w:pPr>
+        <w:numPr>
+          <w:ilvl w:val="1"/>
+          <w:numId w:val="15"/>
+        </w:numPr>
+        <w:rPr>
+          <w:rFonts w:ascii="Times New Roman" w:hAnsi="Times New Roman" w:cs="Times New Roman"/>
+          <w:sz w:val="24"/>
+          <w:szCs w:val="24"/>
+        </w:rPr>
+      </w:pPr>
+      <w:r>
+        <w:rPr>
+          <w:rFonts w:ascii="Times New Roman" w:hAnsi="Times New Roman" w:cs="Times New Roman"/>
+          <w:sz w:val="24"/>
+          <w:szCs w:val="24"/>
+        </w:rPr>
+        <w:t xml:space="preserve">Conflict resolution </w:t>
+      </w:r>
+    </w:p>
+    <w:p>
+      <w:pPr>
+        <w:numPr>
+          <w:ilvl w:val="1"/>
+          <w:numId w:val="15"/>
+        </w:numPr>
+        <w:rPr>
+          <w:rFonts w:ascii="Times New Roman" w:hAnsi="Times New Roman" w:cs="Times New Roman"/>
+          <w:sz w:val="24"/>
+          <w:szCs w:val="24"/>
+        </w:rPr>
+      </w:pPr>
+      <w:r>
+        <w:rPr>
+          <w:rFonts w:ascii="Times New Roman" w:hAnsi="Times New Roman" w:cs="Times New Roman"/>
+          <w:sz w:val="24"/>
+          <w:szCs w:val="24"/>
+        </w:rPr>
+        <w:t xml:space="preserve">Applying management theories </w:t>
+      </w:r>
+    </w:p>
+    <w:p>
+      <w:pPr>
+        <w:numPr>
+          <w:ilvl w:val="1"/>
+          <w:numId w:val="15"/>
+        </w:numPr>
+        <w:rPr>
+          <w:rFonts w:ascii="Times New Roman" w:hAnsi="Times New Roman" w:cs="Times New Roman"/>
+          <w:sz w:val="24"/>
+          <w:szCs w:val="24"/>
+        </w:rPr>
+      </w:pPr>
+      <w:r>
+        <w:rPr>
+          <w:rFonts w:ascii="Times New Roman" w:hAnsi="Times New Roman" w:cs="Times New Roman"/>
+          <w:sz w:val="24"/>
+          <w:szCs w:val="24"/>
+        </w:rPr>
+        <w:t>Preparing and delivering the group presentation</w:t>
+      </w:r>
+    </w:p>
+    <w:p>
+      <w:pPr>
         <w:rPr>
           <w:rFonts w:ascii="Times New Roman" w:hAnsi="Times New Roman" w:cs="Times New Roman"/>
           <w:b/>
@@ -1550,7 +1564,604 @@
           <w:szCs w:val="24"/>
         </w:rPr>
       </w:pPr>
-      <w:r>
+    </w:p>
+    <w:p>
+      <w:pPr>
+        <w:rPr>
+          <w:rFonts w:ascii="Times New Roman" w:hAnsi="Times New Roman" w:cs="Times New Roman"/>
+          <w:sz w:val="24"/>
+          <w:szCs w:val="24"/>
+        </w:rPr>
+      </w:pPr>
+      <w:r>
+        <w:rPr>
+          <w:rFonts w:ascii="Times New Roman" w:hAnsi="Times New Roman" w:cs="Times New Roman"/>
+          <w:sz w:val="24"/>
+          <w:szCs w:val="24"/>
+        </w:rPr>
+        <w:t>Our team culture</w:t>
+      </w:r>
+      <w:r>
+        <w:rPr>
+          <w:rFonts w:ascii="Times New Roman" w:hAnsi="Times New Roman" w:cs="Times New Roman"/>
+          <w:sz w:val="24"/>
+          <w:szCs w:val="24"/>
+        </w:rPr>
+        <w:t xml:space="preserve"> was</w:t>
+      </w:r>
+      <w:r>
+        <w:rPr>
+          <w:rFonts w:ascii="Times New Roman" w:hAnsi="Times New Roman" w:cs="Times New Roman"/>
+          <w:sz w:val="24"/>
+          <w:szCs w:val="24"/>
+        </w:rPr>
+        <w:t xml:space="preserve"> officially </w:t>
+      </w:r>
+      <w:r>
+        <w:rPr>
+          <w:rFonts w:ascii="Times New Roman" w:hAnsi="Times New Roman" w:cs="Times New Roman"/>
+          <w:sz w:val="24"/>
+          <w:szCs w:val="24"/>
+        </w:rPr>
+        <w:t>established</w:t>
+      </w:r>
+      <w:r>
+        <w:rPr>
+          <w:rFonts w:ascii="Times New Roman" w:hAnsi="Times New Roman" w:cs="Times New Roman"/>
+          <w:sz w:val="24"/>
+          <w:szCs w:val="24"/>
+        </w:rPr>
+        <w:t xml:space="preserve"> when we created our Team Expectations Document. We </w:t>
+      </w:r>
+      <w:r>
+        <w:rPr>
+          <w:rFonts w:ascii="Times New Roman" w:hAnsi="Times New Roman" w:cs="Times New Roman"/>
+          <w:sz w:val="24"/>
+          <w:szCs w:val="24"/>
+        </w:rPr>
+        <w:t>aimed for</w:t>
+      </w:r>
+      <w:r>
+        <w:rPr>
+          <w:rFonts w:ascii="Times New Roman" w:hAnsi="Times New Roman" w:cs="Times New Roman"/>
+          <w:sz w:val="24"/>
+          <w:szCs w:val="24"/>
+        </w:rPr>
+        <w:t xml:space="preserve"> a </w:t>
+      </w:r>
+      <w:r>
+        <w:rPr>
+          <w:rFonts w:ascii="Times New Roman" w:hAnsi="Times New Roman" w:cs="Times New Roman"/>
+          <w:sz w:val="24"/>
+          <w:szCs w:val="24"/>
+        </w:rPr>
+        <w:t>h</w:t>
+      </w:r>
+      <w:r>
+        <w:rPr>
+          <w:rFonts w:ascii="Times New Roman" w:hAnsi="Times New Roman" w:cs="Times New Roman"/>
+          <w:sz w:val="24"/>
+          <w:szCs w:val="24"/>
+        </w:rPr>
+        <w:t xml:space="preserve">igh </w:t>
+      </w:r>
+      <w:r>
+        <w:rPr>
+          <w:rFonts w:ascii="Times New Roman" w:hAnsi="Times New Roman" w:cs="Times New Roman"/>
+          <w:sz w:val="24"/>
+          <w:szCs w:val="24"/>
+        </w:rPr>
+        <w:t>d</w:t>
+      </w:r>
+      <w:r>
+        <w:rPr>
+          <w:rFonts w:ascii="Times New Roman" w:hAnsi="Times New Roman" w:cs="Times New Roman"/>
+          <w:sz w:val="24"/>
+          <w:szCs w:val="24"/>
+        </w:rPr>
+        <w:t xml:space="preserve">istinction </w:t>
+      </w:r>
+      <w:r>
+        <w:rPr>
+          <w:rFonts w:ascii="Times New Roman" w:hAnsi="Times New Roman" w:cs="Times New Roman"/>
+          <w:sz w:val="24"/>
+          <w:szCs w:val="24"/>
+        </w:rPr>
+        <w:t xml:space="preserve">and set </w:t>
+      </w:r>
+      <w:r>
+        <w:rPr>
+          <w:rFonts w:ascii="Times New Roman" w:hAnsi="Times New Roman" w:cs="Times New Roman"/>
+          <w:sz w:val="24"/>
+          <w:szCs w:val="24"/>
+        </w:rPr>
+        <w:t>clear guidelines</w:t>
+      </w:r>
+      <w:r>
+        <w:rPr>
+          <w:rFonts w:ascii="Times New Roman" w:hAnsi="Times New Roman" w:cs="Times New Roman"/>
+          <w:sz w:val="24"/>
+          <w:szCs w:val="24"/>
+        </w:rPr>
+        <w:t xml:space="preserve"> to </w:t>
+      </w:r>
+      <w:r>
+        <w:rPr>
+          <w:rFonts w:ascii="Times New Roman" w:hAnsi="Times New Roman" w:cs="Times New Roman"/>
+          <w:sz w:val="24"/>
+          <w:szCs w:val="24"/>
+        </w:rPr>
+        <w:t>follow</w:t>
+      </w:r>
+      <w:r>
+        <w:rPr>
+          <w:rFonts w:ascii="Times New Roman" w:hAnsi="Times New Roman" w:cs="Times New Roman"/>
+          <w:sz w:val="24"/>
+          <w:szCs w:val="24"/>
+        </w:rPr>
+        <w:t xml:space="preserve"> </w:t>
+      </w:r>
+      <w:r>
+        <w:rPr>
+          <w:rFonts w:ascii="Times New Roman" w:hAnsi="Times New Roman" w:cs="Times New Roman"/>
+          <w:sz w:val="24"/>
+          <w:szCs w:val="24"/>
+        </w:rPr>
+        <w:t>throughout</w:t>
+      </w:r>
+      <w:r>
+        <w:rPr>
+          <w:rFonts w:ascii="Times New Roman" w:hAnsi="Times New Roman" w:cs="Times New Roman"/>
+          <w:sz w:val="24"/>
+          <w:szCs w:val="24"/>
+        </w:rPr>
+        <w:t xml:space="preserve"> the</w:t>
+      </w:r>
+      <w:r>
+        <w:rPr>
+          <w:rFonts w:ascii="Times New Roman" w:hAnsi="Times New Roman" w:cs="Times New Roman"/>
+          <w:sz w:val="24"/>
+          <w:szCs w:val="24"/>
+        </w:rPr>
+        <w:t xml:space="preserve"> assignment</w:t>
+      </w:r>
+      <w:r>
+        <w:rPr>
+          <w:rFonts w:ascii="Times New Roman" w:hAnsi="Times New Roman" w:cs="Times New Roman"/>
+          <w:sz w:val="24"/>
+          <w:szCs w:val="24"/>
+        </w:rPr>
+        <w:t xml:space="preserve"> (see Appendix A). Setting expectations at the start of the team formation </w:t>
+      </w:r>
+      <w:r>
+        <w:rPr>
+          <w:rFonts w:ascii="Times New Roman" w:hAnsi="Times New Roman" w:cs="Times New Roman"/>
+          <w:sz w:val="24"/>
+          <w:szCs w:val="24"/>
+        </w:rPr>
+        <w:t>created a psychological contract</w:t>
+      </w:r>
+      <w:r>
+        <w:rPr>
+          <w:rFonts w:ascii="Times New Roman" w:hAnsi="Times New Roman" w:cs="Times New Roman"/>
+          <w:sz w:val="24"/>
+          <w:szCs w:val="24"/>
+        </w:rPr>
+        <w:t xml:space="preserve"> which fostered a sense of</w:t>
+      </w:r>
+      <w:r>
+        <w:rPr>
+          <w:rFonts w:ascii="Times New Roman" w:hAnsi="Times New Roman" w:cs="Times New Roman"/>
+          <w:sz w:val="24"/>
+          <w:szCs w:val="24"/>
+        </w:rPr>
+        <w:t xml:space="preserve"> responsibility and accountability</w:t>
+      </w:r>
+      <w:r>
+        <w:rPr>
+          <w:rFonts w:ascii="Times New Roman" w:hAnsi="Times New Roman" w:cs="Times New Roman"/>
+          <w:sz w:val="24"/>
+          <w:szCs w:val="24"/>
+        </w:rPr>
+        <w:t xml:space="preserve"> among ourselves. </w:t>
+      </w:r>
+      <w:r>
+        <w:rPr>
+          <w:rFonts w:ascii="Times New Roman" w:hAnsi="Times New Roman" w:cs="Times New Roman"/>
+          <w:sz w:val="24"/>
+          <w:szCs w:val="24"/>
+        </w:rPr>
+        <w:tab/>
+      </w:r>
+    </w:p>
+    <w:p>
+      <w:pPr>
+        <w:rPr>
+          <w:rFonts w:ascii="Times New Roman" w:hAnsi="Times New Roman" w:cs="Times New Roman"/>
+          <w:sz w:val="24"/>
+          <w:szCs w:val="24"/>
+        </w:rPr>
+      </w:pPr>
+      <w:r>
+        <w:rPr>
+          <w:rFonts w:ascii="Times New Roman" w:hAnsi="Times New Roman" w:cs="Times New Roman"/>
+          <w:sz w:val="24"/>
+          <w:szCs w:val="24"/>
+        </w:rPr>
+        <w:t xml:space="preserve">Even though we </w:t>
+      </w:r>
+      <w:r>
+        <w:rPr>
+          <w:rFonts w:ascii="Times New Roman" w:hAnsi="Times New Roman" w:cs="Times New Roman"/>
+          <w:sz w:val="24"/>
+          <w:szCs w:val="24"/>
+        </w:rPr>
+        <w:t>had set</w:t>
+      </w:r>
+      <w:r>
+        <w:rPr>
+          <w:rFonts w:ascii="Times New Roman" w:hAnsi="Times New Roman" w:cs="Times New Roman"/>
+          <w:sz w:val="24"/>
+          <w:szCs w:val="24"/>
+        </w:rPr>
+        <w:t xml:space="preserve"> expectations, rules and </w:t>
+      </w:r>
+      <w:r>
+        <w:rPr>
+          <w:rFonts w:ascii="Times New Roman" w:hAnsi="Times New Roman" w:cs="Times New Roman"/>
+          <w:sz w:val="24"/>
+          <w:szCs w:val="24"/>
+        </w:rPr>
+        <w:t xml:space="preserve">a </w:t>
+      </w:r>
+      <w:r>
+        <w:rPr>
+          <w:rFonts w:ascii="Times New Roman" w:hAnsi="Times New Roman" w:cs="Times New Roman"/>
+          <w:sz w:val="24"/>
+          <w:szCs w:val="24"/>
+        </w:rPr>
+        <w:t xml:space="preserve">group chat channel, there was no communication </w:t>
+      </w:r>
+      <w:r>
+        <w:rPr>
+          <w:rFonts w:ascii="Times New Roman" w:hAnsi="Times New Roman" w:cs="Times New Roman"/>
+          <w:sz w:val="24"/>
+          <w:szCs w:val="24"/>
+        </w:rPr>
+        <w:t>within the team</w:t>
+      </w:r>
+      <w:r>
+        <w:rPr>
+          <w:rFonts w:ascii="Times New Roman" w:hAnsi="Times New Roman" w:cs="Times New Roman"/>
+          <w:sz w:val="24"/>
+          <w:szCs w:val="24"/>
+        </w:rPr>
+        <w:t xml:space="preserve">. </w:t>
+      </w:r>
+      <w:r>
+        <w:rPr>
+          <w:rFonts w:ascii="Times New Roman" w:hAnsi="Times New Roman" w:cs="Times New Roman"/>
+          <w:sz w:val="24"/>
+          <w:szCs w:val="24"/>
+        </w:rPr>
+        <w:t xml:space="preserve">It seemed each member was waiting for someone to volunteer to manage the team. To address this </w:t>
+      </w:r>
+      <w:r>
+        <w:rPr>
+          <w:rFonts w:ascii="Times New Roman" w:hAnsi="Times New Roman" w:cs="Times New Roman"/>
+          <w:sz w:val="24"/>
+          <w:szCs w:val="24"/>
+        </w:rPr>
+        <w:t>potential conflict</w:t>
+      </w:r>
+      <w:r>
+        <w:rPr>
+          <w:rFonts w:ascii="Times New Roman" w:hAnsi="Times New Roman" w:cs="Times New Roman"/>
+          <w:sz w:val="24"/>
+          <w:szCs w:val="24"/>
+        </w:rPr>
+        <w:t>, I volunteered to organize a meeting after the lecture to assign roles and delegate tasks among the members</w:t>
+      </w:r>
+      <w:r>
+        <w:rPr>
+          <w:rFonts w:ascii="Times New Roman" w:hAnsi="Times New Roman" w:cs="Times New Roman"/>
+          <w:sz w:val="24"/>
+          <w:szCs w:val="24"/>
+        </w:rPr>
+        <w:t xml:space="preserve"> (see Appendix B).</w:t>
+      </w:r>
+      <w:r>
+        <w:rPr>
+          <w:rFonts w:ascii="Times New Roman" w:hAnsi="Times New Roman" w:cs="Times New Roman"/>
+          <w:sz w:val="24"/>
+          <w:szCs w:val="24"/>
+        </w:rPr>
+        <w:t xml:space="preserve"> As a result, I effectively took the role of group leader.</w:t>
+      </w:r>
+    </w:p>
+    <w:p>
+      <w:pPr>
+        <w:rPr>
+          <w:rFonts w:ascii="Times New Roman" w:hAnsi="Times New Roman" w:cs="Times New Roman"/>
+          <w:sz w:val="24"/>
+          <w:szCs w:val="24"/>
+        </w:rPr>
+      </w:pPr>
+      <w:r>
+        <w:rPr>
+          <w:rFonts w:ascii="Times New Roman" w:hAnsi="Times New Roman" w:cs="Times New Roman"/>
+          <w:sz w:val="24"/>
+          <w:szCs w:val="24"/>
+        </w:rPr>
+        <w:t>During the meeting</w:t>
+      </w:r>
+      <w:r>
+        <w:rPr>
+          <w:rFonts w:ascii="Times New Roman" w:hAnsi="Times New Roman" w:cs="Times New Roman"/>
+          <w:sz w:val="24"/>
+          <w:szCs w:val="24"/>
+        </w:rPr>
+        <w:t>, w</w:t>
+      </w:r>
+      <w:r>
+        <w:rPr>
+          <w:rFonts w:ascii="Times New Roman" w:hAnsi="Times New Roman" w:cs="Times New Roman"/>
+          <w:sz w:val="24"/>
+          <w:szCs w:val="24"/>
+        </w:rPr>
+        <w:t>e allocate task</w:t>
+      </w:r>
+      <w:r>
+        <w:rPr>
+          <w:rFonts w:ascii="Times New Roman" w:hAnsi="Times New Roman" w:cs="Times New Roman"/>
+          <w:sz w:val="24"/>
+          <w:szCs w:val="24"/>
+        </w:rPr>
+        <w:t>s among ourselves</w:t>
+      </w:r>
+      <w:r>
+        <w:rPr>
+          <w:rFonts w:ascii="Times New Roman" w:hAnsi="Times New Roman" w:cs="Times New Roman"/>
+          <w:sz w:val="24"/>
+          <w:szCs w:val="24"/>
+        </w:rPr>
+        <w:t xml:space="preserve"> </w:t>
+      </w:r>
+      <w:r>
+        <w:rPr>
+          <w:rFonts w:ascii="Times New Roman" w:hAnsi="Times New Roman" w:cs="Times New Roman"/>
+          <w:sz w:val="24"/>
+          <w:szCs w:val="24"/>
+        </w:rPr>
+        <w:t>(see Appendix C).</w:t>
+      </w:r>
+      <w:r>
+        <w:rPr>
+          <w:rFonts w:ascii="Times New Roman" w:hAnsi="Times New Roman" w:cs="Times New Roman"/>
+          <w:sz w:val="24"/>
+          <w:szCs w:val="24"/>
+        </w:rPr>
+        <w:t xml:space="preserve"> </w:t>
+      </w:r>
+      <w:r>
+        <w:rPr>
+          <w:rFonts w:ascii="Times New Roman" w:hAnsi="Times New Roman" w:cs="Times New Roman"/>
+          <w:sz w:val="24"/>
+          <w:szCs w:val="24"/>
+        </w:rPr>
+        <w:t xml:space="preserve">The </w:t>
+      </w:r>
+      <w:r>
+        <w:rPr>
+          <w:rFonts w:ascii="Times New Roman" w:hAnsi="Times New Roman" w:cs="Times New Roman"/>
+          <w:sz w:val="24"/>
+          <w:szCs w:val="24"/>
+        </w:rPr>
+        <w:t>meeting minutes</w:t>
+      </w:r>
+      <w:r>
+        <w:rPr>
+          <w:rFonts w:ascii="Times New Roman" w:hAnsi="Times New Roman" w:cs="Times New Roman"/>
+          <w:sz w:val="24"/>
+          <w:szCs w:val="24"/>
+        </w:rPr>
+        <w:t xml:space="preserve"> included</w:t>
+      </w:r>
+      <w:r>
+        <w:rPr>
+          <w:rFonts w:ascii="Times New Roman" w:hAnsi="Times New Roman" w:cs="Times New Roman"/>
+          <w:sz w:val="24"/>
+          <w:szCs w:val="24"/>
+        </w:rPr>
+        <w:t xml:space="preserve"> </w:t>
+      </w:r>
+      <w:r>
+        <w:rPr>
+          <w:rFonts w:ascii="Times New Roman" w:hAnsi="Times New Roman" w:cs="Times New Roman"/>
+          <w:sz w:val="24"/>
+          <w:szCs w:val="24"/>
+        </w:rPr>
+        <w:t xml:space="preserve">an </w:t>
+      </w:r>
+      <w:r>
+        <w:rPr>
+          <w:rFonts w:ascii="Times New Roman" w:hAnsi="Times New Roman" w:cs="Times New Roman"/>
+          <w:sz w:val="24"/>
+          <w:szCs w:val="24"/>
+        </w:rPr>
+        <w:t xml:space="preserve">action item </w:t>
+      </w:r>
+      <w:r>
+        <w:rPr>
+          <w:rFonts w:ascii="Times New Roman" w:hAnsi="Times New Roman" w:cs="Times New Roman"/>
+          <w:sz w:val="24"/>
+          <w:szCs w:val="24"/>
+        </w:rPr>
+        <w:t xml:space="preserve">which outlines our task and deadline. The task was to </w:t>
+      </w:r>
+      <w:r>
+        <w:rPr>
+          <w:rFonts w:ascii="Times New Roman" w:hAnsi="Times New Roman" w:cs="Times New Roman"/>
+          <w:sz w:val="24"/>
+          <w:szCs w:val="24"/>
+        </w:rPr>
+        <w:t>analyze the</w:t>
+      </w:r>
+      <w:r>
+        <w:rPr>
+          <w:rFonts w:ascii="Times New Roman" w:hAnsi="Times New Roman" w:cs="Times New Roman"/>
+          <w:sz w:val="24"/>
+          <w:szCs w:val="24"/>
+        </w:rPr>
+        <w:t xml:space="preserve"> case study, </w:t>
+      </w:r>
+      <w:r>
+        <w:rPr>
+          <w:rFonts w:ascii="Times New Roman" w:hAnsi="Times New Roman" w:cs="Times New Roman"/>
+          <w:sz w:val="24"/>
+          <w:szCs w:val="24"/>
+        </w:rPr>
+        <w:t>select</w:t>
+      </w:r>
+      <w:r>
+        <w:rPr>
+          <w:rFonts w:ascii="Times New Roman" w:hAnsi="Times New Roman" w:cs="Times New Roman"/>
+          <w:sz w:val="24"/>
+          <w:szCs w:val="24"/>
+        </w:rPr>
+        <w:t xml:space="preserve"> a </w:t>
+      </w:r>
+      <w:r>
+        <w:rPr>
+          <w:rFonts w:ascii="Times New Roman" w:hAnsi="Times New Roman" w:cs="Times New Roman"/>
+          <w:sz w:val="24"/>
+          <w:szCs w:val="24"/>
+        </w:rPr>
+        <w:t xml:space="preserve">relevant </w:t>
+      </w:r>
+      <w:r>
+        <w:rPr>
+          <w:rFonts w:ascii="Times New Roman" w:hAnsi="Times New Roman" w:cs="Times New Roman"/>
+          <w:sz w:val="24"/>
+          <w:szCs w:val="24"/>
+        </w:rPr>
+        <w:t xml:space="preserve">theory and </w:t>
+      </w:r>
+      <w:r>
+        <w:rPr>
+          <w:rFonts w:ascii="Times New Roman" w:hAnsi="Times New Roman" w:cs="Times New Roman"/>
+          <w:sz w:val="24"/>
+          <w:szCs w:val="24"/>
+        </w:rPr>
+        <w:t>propose</w:t>
+      </w:r>
+      <w:r>
+        <w:rPr>
+          <w:rFonts w:ascii="Times New Roman" w:hAnsi="Times New Roman" w:cs="Times New Roman"/>
+          <w:sz w:val="24"/>
+          <w:szCs w:val="24"/>
+        </w:rPr>
+        <w:t xml:space="preserve"> a </w:t>
+      </w:r>
+      <w:r>
+        <w:rPr>
+          <w:rFonts w:ascii="Times New Roman" w:hAnsi="Times New Roman" w:cs="Times New Roman"/>
+          <w:sz w:val="24"/>
+          <w:szCs w:val="24"/>
+        </w:rPr>
+        <w:t>solution</w:t>
+      </w:r>
+      <w:r>
+        <w:rPr>
+          <w:rFonts w:ascii="Times New Roman" w:hAnsi="Times New Roman" w:cs="Times New Roman"/>
+          <w:sz w:val="24"/>
+          <w:szCs w:val="24"/>
+        </w:rPr>
+        <w:t>. We</w:t>
+      </w:r>
+      <w:r>
+        <w:rPr>
+          <w:rFonts w:ascii="Times New Roman" w:hAnsi="Times New Roman" w:cs="Times New Roman"/>
+          <w:sz w:val="24"/>
+          <w:szCs w:val="24"/>
+        </w:rPr>
+        <w:t xml:space="preserve"> </w:t>
+      </w:r>
+      <w:r>
+        <w:rPr>
+          <w:rFonts w:ascii="Times New Roman" w:hAnsi="Times New Roman" w:cs="Times New Roman"/>
+          <w:sz w:val="24"/>
+          <w:szCs w:val="24"/>
+        </w:rPr>
+        <w:t>then discuss</w:t>
+      </w:r>
+      <w:r>
+        <w:rPr>
+          <w:rFonts w:ascii="Times New Roman" w:hAnsi="Times New Roman" w:cs="Times New Roman"/>
+          <w:sz w:val="24"/>
+          <w:szCs w:val="24"/>
+        </w:rPr>
+        <w:t>ed</w:t>
+      </w:r>
+      <w:r>
+        <w:rPr>
+          <w:rFonts w:ascii="Times New Roman" w:hAnsi="Times New Roman" w:cs="Times New Roman"/>
+          <w:sz w:val="24"/>
+          <w:szCs w:val="24"/>
+        </w:rPr>
+        <w:t xml:space="preserve"> and vote </w:t>
+      </w:r>
+      <w:r>
+        <w:rPr>
+          <w:rFonts w:ascii="Times New Roman" w:hAnsi="Times New Roman" w:cs="Times New Roman"/>
+          <w:sz w:val="24"/>
+          <w:szCs w:val="24"/>
+        </w:rPr>
+        <w:t>on</w:t>
+      </w:r>
+      <w:r>
+        <w:rPr>
+          <w:rFonts w:ascii="Times New Roman" w:hAnsi="Times New Roman" w:cs="Times New Roman"/>
+          <w:sz w:val="24"/>
+          <w:szCs w:val="24"/>
+        </w:rPr>
+        <w:t xml:space="preserve"> the theory for our presentation. (see Appendix D). We </w:t>
+      </w:r>
+      <w:r>
+        <w:rPr>
+          <w:rFonts w:ascii="Times New Roman" w:hAnsi="Times New Roman" w:cs="Times New Roman"/>
+          <w:sz w:val="24"/>
+          <w:szCs w:val="24"/>
+        </w:rPr>
+        <w:t>also decided</w:t>
+      </w:r>
+      <w:r>
+        <w:rPr>
+          <w:rFonts w:ascii="Times New Roman" w:hAnsi="Times New Roman" w:cs="Times New Roman"/>
+          <w:sz w:val="24"/>
+          <w:szCs w:val="24"/>
+        </w:rPr>
+        <w:t xml:space="preserve"> to use Canva for the presentation slides and </w:t>
+      </w:r>
+      <w:r>
+        <w:rPr>
+          <w:rFonts w:ascii="Times New Roman" w:hAnsi="Times New Roman" w:cs="Times New Roman"/>
+          <w:sz w:val="24"/>
+          <w:szCs w:val="24"/>
+        </w:rPr>
+        <w:t>agreed on setting</w:t>
+      </w:r>
+      <w:r>
+        <w:rPr>
+          <w:rFonts w:ascii="Times New Roman" w:hAnsi="Times New Roman" w:cs="Times New Roman"/>
+          <w:sz w:val="24"/>
+          <w:szCs w:val="24"/>
+        </w:rPr>
+        <w:t xml:space="preserve"> rehearsal dates to prepare for the group presentation. </w:t>
+      </w:r>
+    </w:p>
+    <w:p>
+      <w:pPr>
         <w:rPr>
           <w:rFonts w:ascii="Times New Roman" w:hAnsi="Times New Roman" w:cs="Times New Roman"/>
           <w:b/>
@@ -1558,6 +2169,15 @@
           <w:sz w:val="24"/>
           <w:szCs w:val="24"/>
         </w:rPr>
+      </w:pPr>
+      <w:r>
+        <w:rPr>
+          <w:rFonts w:ascii="Times New Roman" w:hAnsi="Times New Roman" w:cs="Times New Roman"/>
+          <w:b/>
+          <w:bCs/>
+          <w:sz w:val="24"/>
+          <w:szCs w:val="24"/>
+        </w:rPr>
         <w:t>Feelings</w:t>
       </w:r>
     </w:p>
@@ -1621,6 +2241,7 @@
           <w:sz w:val="24"/>
           <w:szCs w:val="24"/>
         </w:rPr>
+        <w:lastRenderedPageBreak/>
         <w:t xml:space="preserve">Conclusion </w:t>
       </w:r>
     </w:p>
@@ -1808,7 +2429,9 @@
           <w:szCs w:val="24"/>
         </w:rPr>
       </w:pPr>
-      <w:r>
+    </w:p>
+    <w:p>
+      <w:pPr>
         <w:rPr>
           <w:rFonts w:ascii="Times New Roman" w:hAnsi="Times New Roman" w:cs="Times New Roman"/>
           <w:b/>
@@ -1816,8 +2439,7 @@
           <w:sz w:val="24"/>
           <w:szCs w:val="24"/>
         </w:rPr>
-        <w:t>Appendices</w:t>
-      </w:r>
+      </w:pPr>
     </w:p>
     <w:p>
       <w:pPr>
@@ -1829,7 +2451,9 @@
           <w:szCs w:val="24"/>
         </w:rPr>
       </w:pPr>
-      <w:r>
+    </w:p>
+    <w:p>
+      <w:pPr>
         <w:rPr>
           <w:rFonts w:ascii="Times New Roman" w:hAnsi="Times New Roman" w:cs="Times New Roman"/>
           <w:b/>
@@ -1837,9 +2461,10 @@
           <w:sz w:val="24"/>
           <w:szCs w:val="24"/>
         </w:rPr>
-        <w:t xml:space="preserve">Appendix </w:t>
-      </w:r>
-      <w:r>
+      </w:pPr>
+    </w:p>
+    <w:p>
+      <w:pPr>
         <w:rPr>
           <w:rFonts w:ascii="Times New Roman" w:hAnsi="Times New Roman" w:cs="Times New Roman"/>
           <w:b/>
@@ -1847,9 +2472,10 @@
           <w:sz w:val="24"/>
           <w:szCs w:val="24"/>
         </w:rPr>
-        <w:t>A</w:t>
-      </w:r>
-      <w:r>
+      </w:pPr>
+    </w:p>
+    <w:p>
+      <w:pPr>
         <w:rPr>
           <w:rFonts w:ascii="Times New Roman" w:hAnsi="Times New Roman" w:cs="Times New Roman"/>
           <w:b/>
@@ -1857,13 +2483,118 @@
           <w:sz w:val="24"/>
           <w:szCs w:val="24"/>
         </w:rPr>
-        <w:t xml:space="preserve">: Team Expectations Document </w:t>
-      </w:r>
+      </w:pPr>
     </w:p>
     <w:p>
       <w:pPr>
         <w:rPr>
           <w:rFonts w:ascii="Times New Roman" w:hAnsi="Times New Roman" w:cs="Times New Roman"/>
+          <w:b/>
+          <w:bCs/>
+          <w:sz w:val="24"/>
+          <w:szCs w:val="24"/>
+        </w:rPr>
+      </w:pPr>
+    </w:p>
+    <w:p>
+      <w:pPr>
+        <w:rPr>
+          <w:rFonts w:ascii="Times New Roman" w:hAnsi="Times New Roman" w:cs="Times New Roman"/>
+          <w:b/>
+          <w:bCs/>
+          <w:sz w:val="24"/>
+          <w:szCs w:val="24"/>
+        </w:rPr>
+      </w:pPr>
+    </w:p>
+    <w:p>
+      <w:pPr>
+        <w:rPr>
+          <w:rFonts w:ascii="Times New Roman" w:hAnsi="Times New Roman" w:cs="Times New Roman"/>
+          <w:b/>
+          <w:bCs/>
+          <w:sz w:val="24"/>
+          <w:szCs w:val="24"/>
+        </w:rPr>
+      </w:pPr>
+    </w:p>
+    <w:p>
+      <w:pPr>
+        <w:rPr>
+          <w:rFonts w:ascii="Times New Roman" w:hAnsi="Times New Roman" w:cs="Times New Roman"/>
+          <w:b/>
+          <w:bCs/>
+          <w:sz w:val="24"/>
+          <w:szCs w:val="24"/>
+        </w:rPr>
+      </w:pPr>
+    </w:p>
+    <w:p>
+      <w:pPr>
+        <w:rPr>
+          <w:rFonts w:ascii="Times New Roman" w:hAnsi="Times New Roman" w:cs="Times New Roman"/>
+          <w:b/>
+          <w:bCs/>
+          <w:sz w:val="24"/>
+          <w:szCs w:val="24"/>
+        </w:rPr>
+      </w:pPr>
+      <w:r>
+        <w:rPr>
+          <w:rFonts w:ascii="Times New Roman" w:hAnsi="Times New Roman" w:cs="Times New Roman"/>
+          <w:b/>
+          <w:bCs/>
+          <w:sz w:val="24"/>
+          <w:szCs w:val="24"/>
+        </w:rPr>
+        <w:t>Appendices</w:t>
+      </w:r>
+    </w:p>
+    <w:p>
+      <w:pPr>
+        <w:rPr>
+          <w:rFonts w:ascii="Times New Roman" w:hAnsi="Times New Roman" w:cs="Times New Roman"/>
+          <w:b/>
+          <w:bCs/>
+          <w:sz w:val="24"/>
+          <w:szCs w:val="24"/>
+        </w:rPr>
+      </w:pPr>
+      <w:r>
+        <w:rPr>
+          <w:rFonts w:ascii="Times New Roman" w:hAnsi="Times New Roman" w:cs="Times New Roman"/>
+          <w:b/>
+          <w:bCs/>
+          <w:sz w:val="24"/>
+          <w:szCs w:val="24"/>
+        </w:rPr>
+        <w:t xml:space="preserve">Appendix </w:t>
+      </w:r>
+      <w:r>
+        <w:rPr>
+          <w:rFonts w:ascii="Times New Roman" w:hAnsi="Times New Roman" w:cs="Times New Roman"/>
+          <w:b/>
+          <w:bCs/>
+          <w:sz w:val="24"/>
+          <w:szCs w:val="24"/>
+        </w:rPr>
+        <w:t>A</w:t>
+      </w:r>
+      <w:r>
+        <w:rPr>
+          <w:rFonts w:ascii="Times New Roman" w:hAnsi="Times New Roman" w:cs="Times New Roman"/>
+          <w:b/>
+          <w:bCs/>
+          <w:sz w:val="24"/>
+          <w:szCs w:val="24"/>
+        </w:rPr>
+        <w:t xml:space="preserve">: Team Expectations Document </w:t>
+      </w:r>
+    </w:p>
+    <w:p>
+      <w:pPr>
+        <w:rPr>
+          <w:rFonts w:ascii="Times New Roman" w:hAnsi="Times New Roman" w:cs="Times New Roman"/>
           <w:sz w:val="24"/>
           <w:szCs w:val="24"/>
         </w:rPr>
@@ -1876,9 +2607,9 @@
           <w:szCs w:val="24"/>
         </w:rPr>
         <w:drawing>
-          <wp:inline distT="0" distB="0" distL="0" distR="0" wp14:anchorId="362CC284" wp14:editId="5B85EBB2">
-            <wp:extent cx="5486400" cy="4657090"/>
-            <wp:effectExtent l="0" t="0" r="0" b="0"/>
+          <wp:inline distT="0" distB="0" distL="0" distR="0" wp14:anchorId="362CC284" wp14:editId="16F6D82F">
+            <wp:extent cx="3972911" cy="3372376"/>
+            <wp:effectExtent l="0" t="0" r="2540" b="6350"/>
             <wp:docPr id="1425140220" name="Picture 1"/>
             <wp:cNvGraphicFramePr>
               <a:graphicFrameLocks xmlns:a="http://schemas.openxmlformats.org/drawingml/2006/main" noChangeAspect="1"/>
@@ -1899,7 +2630,7 @@
                   <pic:spPr>
                     <a:xfrm>
                       <a:off x="0" y="0"/>
-                      <a:ext cx="5486400" cy="4657090"/>
+                      <a:ext cx="3985206" cy="3382813"/>
                     </a:xfrm>
                     <a:prstGeom prst="rect">
                       <a:avLst/>
@@ -1930,7 +2661,37 @@
           <w:sz w:val="24"/>
           <w:szCs w:val="24"/>
         </w:rPr>
-        <w:br w:type="page"/>
+        <w:t xml:space="preserve">Appendix </w:t>
+      </w:r>
+      <w:r>
+        <w:rPr>
+          <w:rFonts w:ascii="Times New Roman" w:hAnsi="Times New Roman" w:cs="Times New Roman"/>
+          <w:b/>
+          <w:bCs/>
+          <w:sz w:val="24"/>
+          <w:szCs w:val="24"/>
+        </w:rPr>
+        <w:t>B</w:t>
+      </w:r>
+      <w:r>
+        <w:rPr>
+          <w:rFonts w:ascii="Times New Roman" w:hAnsi="Times New Roman" w:cs="Times New Roman"/>
+          <w:b/>
+          <w:bCs/>
+          <w:sz w:val="24"/>
+          <w:szCs w:val="24"/>
+        </w:rPr>
+        <w:t xml:space="preserve">: </w:t>
+      </w:r>
+      <w:r>
+        <w:rPr>
+          <w:rFonts w:ascii="Times New Roman" w:hAnsi="Times New Roman" w:cs="Times New Roman"/>
+          <w:b/>
+          <w:bCs/>
+          <w:sz w:val="24"/>
+          <w:szCs w:val="24"/>
+        </w:rPr>
+        <w:t>Meeting Coordination Effort Message</w:t>
       </w:r>
     </w:p>
     <w:p>
@@ -1948,6 +2709,62 @@
           <w:rFonts w:ascii="Times New Roman" w:hAnsi="Times New Roman" w:cs="Times New Roman"/>
           <w:b/>
           <w:bCs/>
+          <w:noProof/>
+          <w:sz w:val="24"/>
+          <w:szCs w:val="24"/>
+        </w:rPr>
+        <w:drawing>
+          <wp:inline distT="0" distB="0" distL="0" distR="0" wp14:anchorId="03D4B185" wp14:editId="1BC9B38F">
+            <wp:extent cx="3429367" cy="2251316"/>
+            <wp:effectExtent l="0" t="0" r="0" b="0"/>
+            <wp:docPr id="2007932603" name="Picture 1"/>
+            <wp:cNvGraphicFramePr>
+              <a:graphicFrameLocks xmlns:a="http://schemas.openxmlformats.org/drawingml/2006/main" noChangeAspect="1"/>
+            </wp:cNvGraphicFramePr>
+            <a:graphic xmlns:a="http://schemas.openxmlformats.org/drawingml/2006/main">
+              <a:graphicData uri="http://schemas.openxmlformats.org/drawingml/2006/picture">
+                <pic:pic xmlns:pic="http://schemas.openxmlformats.org/drawingml/2006/picture">
+                  <pic:nvPicPr>
+                    <pic:cNvPr id="2007932603" name="Picture 2007932603"/>
+                    <pic:cNvPicPr/>
+                  </pic:nvPicPr>
+                  <pic:blipFill>
+                    <a:blip r:embed="rId7"/>
+                    <a:stretch>
+                      <a:fillRect/>
+                    </a:stretch>
+                  </pic:blipFill>
+                  <pic:spPr>
+                    <a:xfrm>
+                      <a:off x="0" y="0"/>
+                      <a:ext cx="3459062" cy="2270810"/>
+                    </a:xfrm>
+                    <a:prstGeom prst="rect">
+                      <a:avLst/>
+                    </a:prstGeom>
+                  </pic:spPr>
+                </pic:pic>
+              </a:graphicData>
+            </a:graphic>
+          </wp:inline>
+        </w:drawing>
+      </w:r>
+    </w:p>
+    <w:p>
+      <w:pPr>
+        <w:rPr>
+          <w:rFonts w:ascii="Times New Roman" w:hAnsi="Times New Roman" w:cs="Times New Roman"/>
+          <w:b/>
+          <w:bCs/>
+          <w:sz w:val="24"/>
+          <w:szCs w:val="24"/>
+        </w:rPr>
+      </w:pPr>
+      <w:r>
+        <w:rPr>
+          <w:rFonts w:ascii="Times New Roman" w:hAnsi="Times New Roman" w:cs="Times New Roman"/>
+          <w:b/>
+          <w:bCs/>
           <w:sz w:val="24"/>
           <w:szCs w:val="24"/>
         </w:rPr>
@@ -1962,7 +2779,7 @@
           <w:sz w:val="24"/>
           <w:szCs w:val="24"/>
         </w:rPr>
-        <w:t>B</w:t>
+        <w:t>C</w:t>
       </w:r>
       <w:r>
         <w:rPr>
@@ -2026,7 +2843,7 @@
                     <pic:cNvPicPr/>
                   </pic:nvPicPr>
                   <pic:blipFill>
-                    <a:blip r:embed="rId7"/>
+                    <a:blip r:embed="rId8"/>
                     <a:stretch>
                       <a:fillRect/>
                     </a:stretch>
@@ -2035,6 +2852,167 @@
                     <a:xfrm>
                       <a:off x="0" y="0"/>
                       <a:ext cx="5486400" cy="4200525"/>
+                    </a:xfrm>
+                    <a:prstGeom prst="rect">
+                      <a:avLst/>
+                    </a:prstGeom>
+                  </pic:spPr>
+                </pic:pic>
+              </a:graphicData>
+            </a:graphic>
+          </wp:inline>
+        </w:drawing>
+      </w:r>
+    </w:p>
+    <w:p>
+      <w:pPr>
+        <w:rPr>
+          <w:rFonts w:ascii="Times New Roman" w:hAnsi="Times New Roman" w:cs="Times New Roman"/>
+          <w:b/>
+          <w:bCs/>
+          <w:sz w:val="24"/>
+          <w:szCs w:val="24"/>
+        </w:rPr>
+      </w:pPr>
+      <w:r>
+        <w:rPr>
+          <w:rFonts w:ascii="Times New Roman" w:hAnsi="Times New Roman" w:cs="Times New Roman"/>
+          <w:b/>
+          <w:bCs/>
+          <w:sz w:val="24"/>
+          <w:szCs w:val="24"/>
+        </w:rPr>
+        <w:br w:type="page"/>
+      </w:r>
+    </w:p>
+    <w:p>
+      <w:pPr>
+        <w:rPr>
+          <w:rFonts w:ascii="Times New Roman" w:hAnsi="Times New Roman" w:cs="Times New Roman"/>
+          <w:b/>
+          <w:bCs/>
+          <w:sz w:val="24"/>
+          <w:szCs w:val="24"/>
+        </w:rPr>
+      </w:pPr>
+      <w:r>
+        <w:rPr>
+          <w:rFonts w:ascii="Times New Roman" w:hAnsi="Times New Roman" w:cs="Times New Roman"/>
+          <w:b/>
+          <w:bCs/>
+          <w:sz w:val="24"/>
+          <w:szCs w:val="24"/>
+        </w:rPr>
+        <w:lastRenderedPageBreak/>
+        <w:t xml:space="preserve">Appendix D: </w:t>
+      </w:r>
+      <w:r>
+        <w:rPr>
+          <w:rFonts w:ascii="Times New Roman" w:hAnsi="Times New Roman" w:cs="Times New Roman"/>
+          <w:b/>
+          <w:bCs/>
+          <w:sz w:val="24"/>
+          <w:szCs w:val="24"/>
+        </w:rPr>
+        <w:t>Applying Management Theories</w:t>
+      </w:r>
+    </w:p>
+    <w:p>
+      <w:pPr>
+        <w:rPr>
+          <w:rFonts w:ascii="Times New Roman" w:hAnsi="Times New Roman" w:cs="Times New Roman"/>
+          <w:b/>
+          <w:bCs/>
+          <w:sz w:val="24"/>
+          <w:szCs w:val="24"/>
+        </w:rPr>
+      </w:pPr>
+      <w:r>
+        <w:rPr>
+          <w:rFonts w:ascii="Times New Roman" w:hAnsi="Times New Roman" w:cs="Times New Roman"/>
+          <w:b/>
+          <w:bCs/>
+          <w:noProof/>
+          <w:sz w:val="24"/>
+          <w:szCs w:val="24"/>
+        </w:rPr>
+        <w:drawing>
+          <wp:inline distT="0" distB="0" distL="0" distR="0" wp14:anchorId="47441479" wp14:editId="2C4CE256">
+            <wp:extent cx="5486400" cy="989965"/>
+            <wp:effectExtent l="0" t="0" r="0" b="635"/>
+            <wp:docPr id="1060163427" name="Picture 3"/>
+            <wp:cNvGraphicFramePr>
+              <a:graphicFrameLocks xmlns:a="http://schemas.openxmlformats.org/drawingml/2006/main" noChangeAspect="1"/>
+            </wp:cNvGraphicFramePr>
+            <a:graphic xmlns:a="http://schemas.openxmlformats.org/drawingml/2006/main">
+              <a:graphicData uri="http://schemas.openxmlformats.org/drawingml/2006/picture">
+                <pic:pic xmlns:pic="http://schemas.openxmlformats.org/drawingml/2006/picture">
+                  <pic:nvPicPr>
+                    <pic:cNvPr id="1060163427" name="Picture 1060163427"/>
+                    <pic:cNvPicPr/>
+                  </pic:nvPicPr>
+                  <pic:blipFill>
+                    <a:blip r:embed="rId9"/>
+                    <a:stretch>
+                      <a:fillRect/>
+                    </a:stretch>
+                  </pic:blipFill>
+                  <pic:spPr>
+                    <a:xfrm>
+                      <a:off x="0" y="0"/>
+                      <a:ext cx="5486400" cy="989965"/>
+                    </a:xfrm>
+                    <a:prstGeom prst="rect">
+                      <a:avLst/>
+                    </a:prstGeom>
+                  </pic:spPr>
+                </pic:pic>
+              </a:graphicData>
+            </a:graphic>
+          </wp:inline>
+        </w:drawing>
+      </w:r>
+    </w:p>
+    <w:p>
+      <w:pPr>
+        <w:rPr>
+          <w:rFonts w:ascii="Times New Roman" w:hAnsi="Times New Roman" w:cs="Times New Roman"/>
+          <w:sz w:val="24"/>
+          <w:szCs w:val="24"/>
+        </w:rPr>
+      </w:pPr>
+      <w:r>
+        <w:rPr>
+          <w:rFonts w:ascii="Times New Roman" w:hAnsi="Times New Roman" w:cs="Times New Roman"/>
+          <w:noProof/>
+          <w:sz w:val="24"/>
+          <w:szCs w:val="24"/>
+        </w:rPr>
+        <w:drawing>
+          <wp:inline distT="0" distB="0" distL="0" distR="0" wp14:anchorId="1378512C" wp14:editId="0930D1F8">
+            <wp:extent cx="3424271" cy="3155957"/>
+            <wp:effectExtent l="0" t="0" r="5080" b="0"/>
+            <wp:docPr id="2124161710" name="Picture 2"/>
+            <wp:cNvGraphicFramePr>
+              <a:graphicFrameLocks xmlns:a="http://schemas.openxmlformats.org/drawingml/2006/main" noChangeAspect="1"/>
+            </wp:cNvGraphicFramePr>
+            <a:graphic xmlns:a="http://schemas.openxmlformats.org/drawingml/2006/main">
+              <a:graphicData uri="http://schemas.openxmlformats.org/drawingml/2006/picture">
+                <pic:pic xmlns:pic="http://schemas.openxmlformats.org/drawingml/2006/picture">
+                  <pic:nvPicPr>
+                    <pic:cNvPr id="2124161710" name="Picture 2124161710"/>
+                    <pic:cNvPicPr/>
+                  </pic:nvPicPr>
+                  <pic:blipFill>
+                    <a:blip r:embed="rId10"/>
+                    <a:stretch>
+                      <a:fillRect/>
+                    </a:stretch>
+                  </pic:blipFill>
+                  <pic:spPr>
+                    <a:xfrm>
+                      <a:off x="0" y="0"/>
+                      <a:ext cx="3452739" cy="3182194"/>
                     </a:xfrm>
                     <a:prstGeom prst="rect">
                       <a:avLst/>
@@ -12693,7 +13671,7 @@
       </w:tcPr>
     </w:tblStylePr>
   </w:style>
-  <w:style w:type="table" w:styleId="ColorfulShading">
+  <w:style w:type="table" w:styleId="ColourfulShading">
     <w:name w:val="Colorful Shading"/>
     <w:basedOn w:val="TableNormal"/>
     <w:uiPriority w:val="71"/>
@@ -12808,7 +13786,7 @@
       </w:rPr>
     </w:tblStylePr>
   </w:style>
-  <w:style w:type="table" w:styleId="ColorfulShading-Accent1">
+  <w:style w:type="table" w:styleId="ColourfulShadingAccent1">
     <w:name w:val="Colorful Shading Accent 1"/>
     <w:basedOn w:val="TableNormal"/>
     <w:uiPriority w:val="71"/>
@@ -12923,7 +13901,7 @@
       </w:rPr>
     </w:tblStylePr>
   </w:style>
-  <w:style w:type="table" w:styleId="ColorfulShading-Accent2">
+  <w:style w:type="table" w:styleId="ColourfulShadingAccent2">
     <w:name w:val="Colorful Shading Accent 2"/>
     <w:basedOn w:val="TableNormal"/>
     <w:uiPriority w:val="71"/>
@@ -13038,7 +14016,7 @@
       </w:rPr>
     </w:tblStylePr>
   </w:style>
-  <w:style w:type="table" w:styleId="ColorfulShading-Accent3">
+  <w:style w:type="table" w:styleId="ColourfulShadingAccent3">
     <w:name w:val="Colorful Shading Accent 3"/>
     <w:basedOn w:val="TableNormal"/>
     <w:uiPriority w:val="71"/>
@@ -13143,7 +14121,7 @@
       </w:tcPr>
     </w:tblStylePr>
   </w:style>
-  <w:style w:type="table" w:styleId="ColorfulShading-Accent4">
+  <w:style w:type="table" w:styleId="ColourfulShadingAccent4">
     <w:name w:val="Colorful Shading Accent 4"/>
     <w:basedOn w:val="TableNormal"/>
     <w:uiPriority w:val="71"/>
@@ -13258,7 +14236,7 @@
       </w:rPr>
     </w:tblStylePr>
   </w:style>
-  <w:style w:type="table" w:styleId="ColorfulShading-Accent5">
+  <w:style w:type="table" w:styleId="ColourfulShadingAccent5">
     <w:name w:val="Colorful Shading Accent 5"/>
     <w:basedOn w:val="TableNormal"/>
     <w:uiPriority w:val="71"/>
@@ -13373,7 +14351,7 @@
       </w:rPr>
     </w:tblStylePr>
   </w:style>
-  <w:style w:type="table" w:styleId="ColorfulShading-Accent6">
+  <w:style w:type="table" w:styleId="ColourfulShadingAccent6">
     <w:name w:val="Colorful Shading Accent 6"/>
     <w:basedOn w:val="TableNormal"/>
     <w:uiPriority w:val="71"/>
@@ -13488,7 +14466,7 @@
       </w:rPr>
     </w:tblStylePr>
   </w:style>
-  <w:style w:type="table" w:styleId="ColorfulList">
+  <w:style w:type="table" w:styleId="ColourfulList">
     <w:name w:val="Colorful List"/>
     <w:basedOn w:val="TableNormal"/>
     <w:uiPriority w:val="72"/>
@@ -13567,7 +14545,7 @@
       </w:tcPr>
     </w:tblStylePr>
   </w:style>
-  <w:style w:type="table" w:styleId="ColorfulList-Accent1">
+  <w:style w:type="table" w:styleId="ColourfulListAccent1">
     <w:name w:val="Colorful List Accent 1"/>
     <w:basedOn w:val="TableNormal"/>
     <w:uiPriority w:val="72"/>
@@ -13646,7 +14624,7 @@
       </w:tcPr>
     </w:tblStylePr>
   </w:style>
-  <w:style w:type="table" w:styleId="ColorfulList-Accent2">
+  <w:style w:type="table" w:styleId="ColourfulListAccent2">
     <w:name w:val="Colorful List Accent 2"/>
     <w:basedOn w:val="TableNormal"/>
     <w:uiPriority w:val="72"/>
@@ -13725,7 +14703,7 @@
       </w:tcPr>
     </w:tblStylePr>
   </w:style>
-  <w:style w:type="table" w:styleId="ColorfulList-Accent3">
+  <w:style w:type="table" w:styleId="ColourfulListAccent3">
     <w:name w:val="Colorful List Accent 3"/>
     <w:basedOn w:val="TableNormal"/>
     <w:uiPriority w:val="72"/>
@@ -13804,7 +14782,7 @@
       </w:tcPr>
     </w:tblStylePr>
   </w:style>
-  <w:style w:type="table" w:styleId="ColorfulList-Accent4">
+  <w:style w:type="table" w:styleId="ColourfulListAccent4">
     <w:name w:val="Colorful List Accent 4"/>
     <w:basedOn w:val="TableNormal"/>
     <w:uiPriority w:val="72"/>
@@ -13883,7 +14861,7 @@
       </w:tcPr>
     </w:tblStylePr>
   </w:style>
-  <w:style w:type="table" w:styleId="ColorfulList-Accent5">
+  <w:style w:type="table" w:styleId="ColourfulListAccent5">
     <w:name w:val="Colorful List Accent 5"/>
     <w:basedOn w:val="TableNormal"/>
     <w:uiPriority w:val="72"/>
@@ -13962,7 +14940,7 @@
       </w:tcPr>
     </w:tblStylePr>
   </w:style>
-  <w:style w:type="table" w:styleId="ColorfulList-Accent6">
+  <w:style w:type="table" w:styleId="ColourfulListAccent6">
     <w:name w:val="Colorful List Accent 6"/>
     <w:basedOn w:val="TableNormal"/>
     <w:uiPriority w:val="72"/>
@@ -14041,7 +15019,7 @@
       </w:tcPr>
     </w:tblStylePr>
   </w:style>
-  <w:style w:type="table" w:styleId="ColorfulGrid">
+  <w:style w:type="table" w:styleId="ColourfulGrid">
     <w:name w:val="Colorful Grid"/>
     <w:basedOn w:val="TableNormal"/>
     <w:uiPriority w:val="73"/>
@@ -14114,7 +15092,7 @@
       </w:tcPr>
     </w:tblStylePr>
   </w:style>
-  <w:style w:type="table" w:styleId="ColorfulGrid-Accent1">
+  <w:style w:type="table" w:styleId="ColourfulGridAccent1">
     <w:name w:val="Colorful Grid Accent 1"/>
     <w:basedOn w:val="TableNormal"/>
     <w:uiPriority w:val="73"/>
@@ -14187,7 +15165,7 @@
       </w:tcPr>
     </w:tblStylePr>
   </w:style>
-  <w:style w:type="table" w:styleId="ColorfulGrid-Accent2">
+  <w:style w:type="table" w:styleId="ColourfulGridAccent2">
     <w:name w:val="Colorful Grid Accent 2"/>
     <w:basedOn w:val="TableNormal"/>
     <w:uiPriority w:val="73"/>
@@ -14260,7 +15238,7 @@
       </w:tcPr>
     </w:tblStylePr>
   </w:style>
-  <w:style w:type="table" w:styleId="ColorfulGrid-Accent3">
+  <w:style w:type="table" w:styleId="ColourfulGridAccent3">
     <w:name w:val="Colorful Grid Accent 3"/>
     <w:basedOn w:val="TableNormal"/>
     <w:uiPriority w:val="73"/>
@@ -14333,7 +15311,7 @@
       </w:tcPr>
     </w:tblStylePr>
   </w:style>
-  <w:style w:type="table" w:styleId="ColorfulGrid-Accent4">
+  <w:style w:type="table" w:styleId="ColourfulGridAccent4">
     <w:name w:val="Colorful Grid Accent 4"/>
     <w:basedOn w:val="TableNormal"/>
     <w:uiPriority w:val="73"/>
@@ -14406,7 +15384,7 @@
       </w:tcPr>
     </w:tblStylePr>
   </w:style>
-  <w:style w:type="table" w:styleId="ColorfulGrid-Accent5">
+  <w:style w:type="table" w:styleId="ColourfulGridAccent5">
     <w:name w:val="Colorful Grid Accent 5"/>
     <w:basedOn w:val="TableNormal"/>
     <w:uiPriority w:val="73"/>
@@ -14479,7 +15457,7 @@
       </w:tcPr>
     </w:tblStylePr>
   </w:style>
-  <w:style w:type="table" w:styleId="ColorfulGrid-Accent6">
+  <w:style w:type="table" w:styleId="ColourfulGridAccent6">
     <w:name w:val="Colorful Grid Accent 6"/>
     <w:basedOn w:val="TableNormal"/>
     <w:uiPriority w:val="73"/>

--- a/MGNT110/Assessment II/Joseph Koh - Assessment 2  Reflection.docx
+++ b/MGNT110/Assessment II/Joseph Koh - Assessment 2  Reflection.docx
@@ -334,374 +334,1016 @@
       <w:r>
         <w:rPr>
           <w:rFonts w:ascii="Times New Roman" w:hAnsi="Times New Roman" w:cs="Times New Roman"/>
+          <w:sz w:val="24"/>
+          <w:szCs w:val="24"/>
+        </w:rPr>
+        <w:lastRenderedPageBreak/>
+        <w:t xml:space="preserve">Our team </w:t>
+      </w:r>
+      <w:r>
+        <w:rPr>
+          <w:rFonts w:ascii="Times New Roman" w:hAnsi="Times New Roman" w:cs="Times New Roman"/>
+          <w:sz w:val="24"/>
+          <w:szCs w:val="24"/>
+        </w:rPr>
+        <w:t>was</w:t>
+      </w:r>
+      <w:r>
+        <w:rPr>
+          <w:rFonts w:ascii="Times New Roman" w:hAnsi="Times New Roman" w:cs="Times New Roman"/>
+          <w:sz w:val="24"/>
+          <w:szCs w:val="24"/>
+        </w:rPr>
+        <w:t xml:space="preserve"> </w:t>
+      </w:r>
+      <w:r>
+        <w:rPr>
+          <w:rFonts w:ascii="Times New Roman" w:hAnsi="Times New Roman" w:cs="Times New Roman"/>
+          <w:sz w:val="24"/>
+          <w:szCs w:val="24"/>
+        </w:rPr>
+        <w:t>formed</w:t>
+      </w:r>
+      <w:r>
+        <w:rPr>
+          <w:rFonts w:ascii="Times New Roman" w:hAnsi="Times New Roman" w:cs="Times New Roman"/>
+          <w:sz w:val="24"/>
+          <w:szCs w:val="24"/>
+        </w:rPr>
+        <w:t xml:space="preserve"> </w:t>
+      </w:r>
+      <w:r>
+        <w:rPr>
+          <w:rFonts w:ascii="Times New Roman" w:hAnsi="Times New Roman" w:cs="Times New Roman"/>
+          <w:sz w:val="24"/>
+          <w:szCs w:val="24"/>
+        </w:rPr>
+        <w:t>through the creation of a</w:t>
+      </w:r>
+      <w:r>
+        <w:rPr>
+          <w:rFonts w:ascii="Times New Roman" w:hAnsi="Times New Roman" w:cs="Times New Roman"/>
+          <w:sz w:val="24"/>
+          <w:szCs w:val="24"/>
+        </w:rPr>
+        <w:t xml:space="preserve"> Team Expectations Document. We </w:t>
+      </w:r>
+      <w:r>
+        <w:rPr>
+          <w:rFonts w:ascii="Times New Roman" w:hAnsi="Times New Roman" w:cs="Times New Roman"/>
+          <w:sz w:val="24"/>
+          <w:szCs w:val="24"/>
+        </w:rPr>
+        <w:t xml:space="preserve">set clear guidelines and </w:t>
+      </w:r>
+      <w:r>
+        <w:rPr>
+          <w:rFonts w:ascii="Times New Roman" w:hAnsi="Times New Roman" w:cs="Times New Roman"/>
+          <w:sz w:val="24"/>
+          <w:szCs w:val="24"/>
+        </w:rPr>
+        <w:t>aimed for</w:t>
+      </w:r>
+      <w:r>
+        <w:rPr>
+          <w:rFonts w:ascii="Times New Roman" w:hAnsi="Times New Roman" w:cs="Times New Roman"/>
+          <w:sz w:val="24"/>
+          <w:szCs w:val="24"/>
+        </w:rPr>
+        <w:t xml:space="preserve"> a </w:t>
+      </w:r>
+      <w:r>
+        <w:rPr>
+          <w:rFonts w:ascii="Times New Roman" w:hAnsi="Times New Roman" w:cs="Times New Roman"/>
+          <w:sz w:val="24"/>
+          <w:szCs w:val="24"/>
+        </w:rPr>
+        <w:t>h</w:t>
+      </w:r>
+      <w:r>
+        <w:rPr>
+          <w:rFonts w:ascii="Times New Roman" w:hAnsi="Times New Roman" w:cs="Times New Roman"/>
+          <w:sz w:val="24"/>
+          <w:szCs w:val="24"/>
+        </w:rPr>
+        <w:t xml:space="preserve">igh </w:t>
+      </w:r>
+      <w:r>
+        <w:rPr>
+          <w:rFonts w:ascii="Times New Roman" w:hAnsi="Times New Roman" w:cs="Times New Roman"/>
+          <w:sz w:val="24"/>
+          <w:szCs w:val="24"/>
+        </w:rPr>
+        <w:t>d</w:t>
+      </w:r>
+      <w:r>
+        <w:rPr>
+          <w:rFonts w:ascii="Times New Roman" w:hAnsi="Times New Roman" w:cs="Times New Roman"/>
+          <w:sz w:val="24"/>
+          <w:szCs w:val="24"/>
+        </w:rPr>
+        <w:t xml:space="preserve">istinction </w:t>
+      </w:r>
+      <w:r>
+        <w:rPr>
+          <w:rFonts w:ascii="Times New Roman" w:hAnsi="Times New Roman" w:cs="Times New Roman"/>
+          <w:sz w:val="24"/>
+          <w:szCs w:val="24"/>
+        </w:rPr>
+        <w:t xml:space="preserve">(see Appendix </w:t>
+      </w:r>
+      <w:r>
+        <w:rPr>
+          <w:rFonts w:ascii="Times New Roman" w:hAnsi="Times New Roman" w:cs="Times New Roman"/>
+          <w:sz w:val="24"/>
+          <w:szCs w:val="24"/>
+        </w:rPr>
+        <w:t>1</w:t>
+      </w:r>
+      <w:r>
+        <w:rPr>
+          <w:rFonts w:ascii="Times New Roman" w:hAnsi="Times New Roman" w:cs="Times New Roman"/>
+          <w:sz w:val="24"/>
+          <w:szCs w:val="24"/>
+        </w:rPr>
+        <w:t xml:space="preserve">). </w:t>
+      </w:r>
+      <w:r>
+        <w:rPr>
+          <w:rFonts w:ascii="Times New Roman" w:hAnsi="Times New Roman" w:cs="Times New Roman"/>
+          <w:sz w:val="24"/>
+          <w:szCs w:val="24"/>
+        </w:rPr>
+        <w:t>This</w:t>
+      </w:r>
+      <w:r>
+        <w:rPr>
+          <w:rFonts w:ascii="Times New Roman" w:hAnsi="Times New Roman" w:cs="Times New Roman"/>
+          <w:sz w:val="24"/>
+          <w:szCs w:val="24"/>
+        </w:rPr>
+        <w:t xml:space="preserve"> </w:t>
+      </w:r>
+      <w:r>
+        <w:rPr>
+          <w:rFonts w:ascii="Times New Roman" w:hAnsi="Times New Roman" w:cs="Times New Roman"/>
+          <w:sz w:val="24"/>
+          <w:szCs w:val="24"/>
+        </w:rPr>
+        <w:t>created a psychological contract</w:t>
+      </w:r>
+      <w:r>
+        <w:rPr>
+          <w:rFonts w:ascii="Times New Roman" w:hAnsi="Times New Roman" w:cs="Times New Roman"/>
+          <w:sz w:val="24"/>
+          <w:szCs w:val="24"/>
+        </w:rPr>
+        <w:t>, fostering</w:t>
+      </w:r>
+      <w:r>
+        <w:rPr>
+          <w:rFonts w:ascii="Times New Roman" w:hAnsi="Times New Roman" w:cs="Times New Roman"/>
+          <w:sz w:val="24"/>
+          <w:szCs w:val="24"/>
+        </w:rPr>
+        <w:t xml:space="preserve"> </w:t>
+      </w:r>
+      <w:r>
+        <w:rPr>
+          <w:rFonts w:ascii="Times New Roman" w:hAnsi="Times New Roman" w:cs="Times New Roman"/>
+          <w:sz w:val="24"/>
+          <w:szCs w:val="24"/>
+        </w:rPr>
+        <w:t>shared</w:t>
+      </w:r>
+      <w:r>
+        <w:rPr>
+          <w:rFonts w:ascii="Times New Roman" w:hAnsi="Times New Roman" w:cs="Times New Roman"/>
+          <w:sz w:val="24"/>
+          <w:szCs w:val="24"/>
+        </w:rPr>
+        <w:t xml:space="preserve"> responsibility and accountability</w:t>
+      </w:r>
+      <w:r>
+        <w:rPr>
+          <w:rFonts w:ascii="Times New Roman" w:hAnsi="Times New Roman" w:cs="Times New Roman"/>
+          <w:sz w:val="24"/>
+          <w:szCs w:val="24"/>
+        </w:rPr>
+        <w:t xml:space="preserve"> among the team.</w:t>
+      </w:r>
+    </w:p>
+    <w:p>
+      <w:pPr>
+        <w:rPr>
+          <w:rFonts w:ascii="Times New Roman" w:hAnsi="Times New Roman" w:cs="Times New Roman"/>
+          <w:sz w:val="24"/>
+          <w:szCs w:val="24"/>
+        </w:rPr>
+      </w:pPr>
+      <w:r>
+        <w:rPr>
+          <w:rFonts w:ascii="Times New Roman" w:hAnsi="Times New Roman" w:cs="Times New Roman"/>
+          <w:sz w:val="24"/>
+          <w:szCs w:val="24"/>
+        </w:rPr>
+        <w:t>Although</w:t>
+      </w:r>
+      <w:r>
+        <w:rPr>
+          <w:rFonts w:ascii="Times New Roman" w:hAnsi="Times New Roman" w:cs="Times New Roman"/>
+          <w:sz w:val="24"/>
+          <w:szCs w:val="24"/>
+        </w:rPr>
+        <w:t xml:space="preserve"> </w:t>
+      </w:r>
+      <w:r>
+        <w:rPr>
+          <w:rFonts w:ascii="Times New Roman" w:hAnsi="Times New Roman" w:cs="Times New Roman"/>
+          <w:sz w:val="24"/>
+          <w:szCs w:val="24"/>
+        </w:rPr>
+        <w:t>expectations</w:t>
+      </w:r>
+      <w:r>
+        <w:rPr>
+          <w:rFonts w:ascii="Times New Roman" w:hAnsi="Times New Roman" w:cs="Times New Roman"/>
+          <w:sz w:val="24"/>
+          <w:szCs w:val="24"/>
+        </w:rPr>
+        <w:t xml:space="preserve">, </w:t>
+      </w:r>
+      <w:r>
+        <w:rPr>
+          <w:rFonts w:ascii="Times New Roman" w:hAnsi="Times New Roman" w:cs="Times New Roman"/>
+          <w:sz w:val="24"/>
+          <w:szCs w:val="24"/>
+        </w:rPr>
+        <w:t xml:space="preserve">rules and </w:t>
+      </w:r>
+      <w:r>
+        <w:rPr>
+          <w:rFonts w:ascii="Times New Roman" w:hAnsi="Times New Roman" w:cs="Times New Roman"/>
+          <w:sz w:val="24"/>
+          <w:szCs w:val="24"/>
+        </w:rPr>
+        <w:t xml:space="preserve">a </w:t>
+      </w:r>
+      <w:r>
+        <w:rPr>
+          <w:rFonts w:ascii="Times New Roman" w:hAnsi="Times New Roman" w:cs="Times New Roman"/>
+          <w:sz w:val="24"/>
+          <w:szCs w:val="24"/>
+        </w:rPr>
+        <w:t>group cha</w:t>
+      </w:r>
+      <w:r>
+        <w:rPr>
+          <w:rFonts w:ascii="Times New Roman" w:hAnsi="Times New Roman" w:cs="Times New Roman"/>
+          <w:sz w:val="24"/>
+          <w:szCs w:val="24"/>
+        </w:rPr>
+        <w:t>t</w:t>
+      </w:r>
+      <w:r>
+        <w:rPr>
+          <w:rFonts w:ascii="Times New Roman" w:hAnsi="Times New Roman" w:cs="Times New Roman"/>
+          <w:sz w:val="24"/>
+          <w:szCs w:val="24"/>
+        </w:rPr>
+        <w:t xml:space="preserve"> were established</w:t>
+      </w:r>
+      <w:r>
+        <w:rPr>
+          <w:rFonts w:ascii="Times New Roman" w:hAnsi="Times New Roman" w:cs="Times New Roman"/>
+          <w:sz w:val="24"/>
+          <w:szCs w:val="24"/>
+        </w:rPr>
+        <w:t xml:space="preserve">, communication </w:t>
+      </w:r>
+      <w:r>
+        <w:rPr>
+          <w:rFonts w:ascii="Times New Roman" w:hAnsi="Times New Roman" w:cs="Times New Roman"/>
+          <w:sz w:val="24"/>
+          <w:szCs w:val="24"/>
+        </w:rPr>
+        <w:t>was limited</w:t>
+      </w:r>
+      <w:r>
+        <w:rPr>
+          <w:rFonts w:ascii="Times New Roman" w:hAnsi="Times New Roman" w:cs="Times New Roman"/>
+          <w:sz w:val="24"/>
+          <w:szCs w:val="24"/>
+        </w:rPr>
+        <w:t xml:space="preserve">. </w:t>
+      </w:r>
+      <w:r>
+        <w:rPr>
+          <w:rFonts w:ascii="Times New Roman" w:hAnsi="Times New Roman" w:cs="Times New Roman"/>
+          <w:sz w:val="24"/>
+          <w:szCs w:val="24"/>
+        </w:rPr>
+        <w:t xml:space="preserve">To address this </w:t>
+      </w:r>
+      <w:r>
+        <w:rPr>
+          <w:rFonts w:ascii="Times New Roman" w:hAnsi="Times New Roman" w:cs="Times New Roman"/>
+          <w:sz w:val="24"/>
+          <w:szCs w:val="24"/>
+        </w:rPr>
+        <w:t>issue</w:t>
+      </w:r>
+      <w:r>
+        <w:rPr>
+          <w:rFonts w:ascii="Times New Roman" w:hAnsi="Times New Roman" w:cs="Times New Roman"/>
+          <w:sz w:val="24"/>
+          <w:szCs w:val="24"/>
+        </w:rPr>
+        <w:t xml:space="preserve">, I </w:t>
+      </w:r>
+      <w:r>
+        <w:rPr>
+          <w:rFonts w:ascii="Times New Roman" w:hAnsi="Times New Roman" w:cs="Times New Roman"/>
+          <w:sz w:val="24"/>
+          <w:szCs w:val="24"/>
+        </w:rPr>
+        <w:t>initiated</w:t>
+      </w:r>
+      <w:r>
+        <w:rPr>
+          <w:rFonts w:ascii="Times New Roman" w:hAnsi="Times New Roman" w:cs="Times New Roman"/>
+          <w:sz w:val="24"/>
+          <w:szCs w:val="24"/>
+        </w:rPr>
+        <w:t xml:space="preserve"> a meeting after the lecture </w:t>
+      </w:r>
+      <w:r>
+        <w:rPr>
+          <w:rFonts w:ascii="Times New Roman" w:hAnsi="Times New Roman" w:cs="Times New Roman"/>
+          <w:sz w:val="24"/>
+          <w:szCs w:val="24"/>
+        </w:rPr>
+        <w:t xml:space="preserve">(see Appendix </w:t>
+      </w:r>
+      <w:r>
+        <w:rPr>
+          <w:rFonts w:ascii="Times New Roman" w:hAnsi="Times New Roman" w:cs="Times New Roman"/>
+          <w:sz w:val="24"/>
+          <w:szCs w:val="24"/>
+        </w:rPr>
+        <w:t>2) and</w:t>
+      </w:r>
+      <w:r>
+        <w:rPr>
+          <w:rFonts w:ascii="Times New Roman" w:hAnsi="Times New Roman" w:cs="Times New Roman"/>
+          <w:sz w:val="24"/>
+          <w:szCs w:val="24"/>
+        </w:rPr>
+        <w:t xml:space="preserve"> effectively took </w:t>
+      </w:r>
+      <w:r>
+        <w:rPr>
+          <w:rFonts w:ascii="Times New Roman" w:hAnsi="Times New Roman" w:cs="Times New Roman"/>
+          <w:sz w:val="24"/>
+          <w:szCs w:val="24"/>
+        </w:rPr>
+        <w:t xml:space="preserve">on </w:t>
+      </w:r>
+      <w:r>
+        <w:rPr>
+          <w:rFonts w:ascii="Times New Roman" w:hAnsi="Times New Roman" w:cs="Times New Roman"/>
+          <w:sz w:val="24"/>
+          <w:szCs w:val="24"/>
+        </w:rPr>
+        <w:t xml:space="preserve">the role </w:t>
+      </w:r>
+      <w:r>
+        <w:rPr>
+          <w:rFonts w:ascii="Times New Roman" w:hAnsi="Times New Roman" w:cs="Times New Roman"/>
+          <w:sz w:val="24"/>
+          <w:szCs w:val="24"/>
+        </w:rPr>
+        <w:t>of</w:t>
+      </w:r>
+      <w:r>
+        <w:rPr>
+          <w:rFonts w:ascii="Times New Roman" w:hAnsi="Times New Roman" w:cs="Times New Roman"/>
+          <w:sz w:val="24"/>
+          <w:szCs w:val="24"/>
+        </w:rPr>
+        <w:t xml:space="preserve"> group leader.</w:t>
+      </w:r>
+    </w:p>
+    <w:p>
+      <w:pPr>
+        <w:rPr>
+          <w:rFonts w:ascii="Times New Roman" w:hAnsi="Times New Roman" w:cs="Times New Roman"/>
+          <w:sz w:val="24"/>
+          <w:szCs w:val="24"/>
+        </w:rPr>
+      </w:pPr>
+      <w:r>
+        <w:rPr>
+          <w:rFonts w:ascii="Times New Roman" w:hAnsi="Times New Roman" w:cs="Times New Roman"/>
+          <w:sz w:val="24"/>
+          <w:szCs w:val="24"/>
+        </w:rPr>
+        <w:t>During the meeting</w:t>
+      </w:r>
+      <w:r>
+        <w:rPr>
+          <w:rFonts w:ascii="Times New Roman" w:hAnsi="Times New Roman" w:cs="Times New Roman"/>
+          <w:sz w:val="24"/>
+          <w:szCs w:val="24"/>
+        </w:rPr>
+        <w:t xml:space="preserve">, </w:t>
+      </w:r>
+      <w:r>
+        <w:rPr>
+          <w:rFonts w:ascii="Times New Roman" w:hAnsi="Times New Roman" w:cs="Times New Roman"/>
+          <w:sz w:val="24"/>
+          <w:szCs w:val="24"/>
+        </w:rPr>
+        <w:t>I allowed</w:t>
+      </w:r>
+      <w:r>
+        <w:rPr>
+          <w:rFonts w:ascii="Times New Roman" w:hAnsi="Times New Roman" w:cs="Times New Roman"/>
+          <w:sz w:val="24"/>
+          <w:szCs w:val="24"/>
+        </w:rPr>
+        <w:t xml:space="preserve"> our team</w:t>
+      </w:r>
+      <w:r>
+        <w:rPr>
+          <w:rFonts w:ascii="Times New Roman" w:hAnsi="Times New Roman" w:cs="Times New Roman"/>
+          <w:sz w:val="24"/>
+          <w:szCs w:val="24"/>
+        </w:rPr>
+        <w:t xml:space="preserve"> to</w:t>
+      </w:r>
+      <w:r>
+        <w:rPr>
+          <w:rFonts w:ascii="Times New Roman" w:hAnsi="Times New Roman" w:cs="Times New Roman"/>
+          <w:sz w:val="24"/>
+          <w:szCs w:val="24"/>
+        </w:rPr>
+        <w:t xml:space="preserve"> </w:t>
+      </w:r>
+      <w:r>
+        <w:rPr>
+          <w:rFonts w:ascii="Times New Roman" w:hAnsi="Times New Roman" w:cs="Times New Roman"/>
+          <w:sz w:val="24"/>
+          <w:szCs w:val="24"/>
+        </w:rPr>
+        <w:t>divide</w:t>
+      </w:r>
+      <w:r>
+        <w:rPr>
+          <w:rFonts w:ascii="Times New Roman" w:hAnsi="Times New Roman" w:cs="Times New Roman"/>
+          <w:sz w:val="24"/>
+          <w:szCs w:val="24"/>
+        </w:rPr>
+        <w:t xml:space="preserve"> task</w:t>
+      </w:r>
+      <w:r>
+        <w:rPr>
+          <w:rFonts w:ascii="Times New Roman" w:hAnsi="Times New Roman" w:cs="Times New Roman"/>
+          <w:sz w:val="24"/>
+          <w:szCs w:val="24"/>
+        </w:rPr>
+        <w:t xml:space="preserve">s among </w:t>
+      </w:r>
+      <w:r>
+        <w:rPr>
+          <w:rFonts w:ascii="Times New Roman" w:hAnsi="Times New Roman" w:cs="Times New Roman"/>
+          <w:sz w:val="24"/>
+          <w:szCs w:val="24"/>
+        </w:rPr>
+        <w:t>ourselves</w:t>
+      </w:r>
+      <w:r>
+        <w:rPr>
+          <w:rFonts w:ascii="Times New Roman" w:hAnsi="Times New Roman" w:cs="Times New Roman"/>
+          <w:sz w:val="24"/>
+          <w:szCs w:val="24"/>
+        </w:rPr>
+        <w:t xml:space="preserve"> </w:t>
+      </w:r>
+      <w:r>
+        <w:rPr>
+          <w:rFonts w:ascii="Times New Roman" w:hAnsi="Times New Roman" w:cs="Times New Roman"/>
+          <w:sz w:val="24"/>
+          <w:szCs w:val="24"/>
+        </w:rPr>
+        <w:t xml:space="preserve">(see Appendix </w:t>
+      </w:r>
+      <w:r>
+        <w:rPr>
+          <w:rFonts w:ascii="Times New Roman" w:hAnsi="Times New Roman" w:cs="Times New Roman"/>
+          <w:sz w:val="24"/>
+          <w:szCs w:val="24"/>
+        </w:rPr>
+        <w:t>3</w:t>
+      </w:r>
+      <w:r>
+        <w:rPr>
+          <w:rFonts w:ascii="Times New Roman" w:hAnsi="Times New Roman" w:cs="Times New Roman"/>
+          <w:sz w:val="24"/>
+          <w:szCs w:val="24"/>
+        </w:rPr>
+        <w:t>)</w:t>
+      </w:r>
+      <w:r>
+        <w:rPr>
+          <w:rFonts w:ascii="Times New Roman" w:hAnsi="Times New Roman" w:cs="Times New Roman"/>
+          <w:sz w:val="24"/>
+          <w:szCs w:val="24"/>
+        </w:rPr>
+        <w:t xml:space="preserve"> </w:t>
+      </w:r>
+      <w:r>
+        <w:rPr>
+          <w:rFonts w:ascii="Times New Roman" w:hAnsi="Times New Roman" w:cs="Times New Roman"/>
+          <w:sz w:val="24"/>
+          <w:szCs w:val="24"/>
+        </w:rPr>
+        <w:t>promoting equality and team cohesion</w:t>
+      </w:r>
+      <w:r>
+        <w:rPr>
+          <w:rFonts w:ascii="Times New Roman" w:hAnsi="Times New Roman" w:cs="Times New Roman"/>
+          <w:sz w:val="24"/>
+          <w:szCs w:val="24"/>
+        </w:rPr>
+        <w:t>,</w:t>
+      </w:r>
+      <w:r>
+        <w:rPr>
+          <w:rFonts w:ascii="Times New Roman" w:hAnsi="Times New Roman" w:cs="Times New Roman"/>
+          <w:sz w:val="24"/>
+          <w:szCs w:val="24"/>
+        </w:rPr>
+        <w:t xml:space="preserve"> which aligns with Tuckman’s “norming” stage of group development. </w:t>
+      </w:r>
+    </w:p>
+    <w:p>
+      <w:pPr>
+        <w:rPr>
+          <w:rFonts w:ascii="Times New Roman" w:hAnsi="Times New Roman" w:cs="Times New Roman"/>
+          <w:sz w:val="24"/>
+          <w:szCs w:val="24"/>
+        </w:rPr>
+      </w:pPr>
+      <w:r>
+        <w:rPr>
+          <w:rFonts w:ascii="Times New Roman" w:hAnsi="Times New Roman" w:cs="Times New Roman"/>
+          <w:sz w:val="24"/>
+          <w:szCs w:val="24"/>
+        </w:rPr>
+        <w:t>Our team culture included deadlines in the meeting minutes under action item</w:t>
+      </w:r>
+      <w:r>
+        <w:rPr>
+          <w:rFonts w:ascii="Times New Roman" w:hAnsi="Times New Roman" w:cs="Times New Roman"/>
+          <w:sz w:val="24"/>
+          <w:szCs w:val="24"/>
+        </w:rPr>
+        <w:t>s</w:t>
+      </w:r>
+      <w:r>
+        <w:rPr>
+          <w:rFonts w:ascii="Times New Roman" w:hAnsi="Times New Roman" w:cs="Times New Roman"/>
+          <w:sz w:val="24"/>
+          <w:szCs w:val="24"/>
+        </w:rPr>
+        <w:t>, and I regularly sen</w:t>
+      </w:r>
+      <w:r>
+        <w:rPr>
+          <w:rFonts w:ascii="Times New Roman" w:hAnsi="Times New Roman" w:cs="Times New Roman"/>
+          <w:sz w:val="24"/>
+          <w:szCs w:val="24"/>
+        </w:rPr>
+        <w:t>t</w:t>
+      </w:r>
+      <w:r>
+        <w:rPr>
+          <w:rFonts w:ascii="Times New Roman" w:hAnsi="Times New Roman" w:cs="Times New Roman"/>
+          <w:sz w:val="24"/>
+          <w:szCs w:val="24"/>
+        </w:rPr>
+        <w:t xml:space="preserve"> reminders to ensure all tasks were completed on time (see Appendix 4).</w:t>
+      </w:r>
+    </w:p>
+    <w:p>
+      <w:pPr>
+        <w:rPr>
+          <w:rFonts w:ascii="Times New Roman" w:hAnsi="Times New Roman" w:cs="Times New Roman"/>
+          <w:sz w:val="24"/>
+          <w:szCs w:val="24"/>
+        </w:rPr>
+      </w:pPr>
+      <w:r>
+        <w:rPr>
+          <w:rFonts w:ascii="Times New Roman" w:hAnsi="Times New Roman" w:cs="Times New Roman"/>
+          <w:sz w:val="24"/>
+          <w:szCs w:val="24"/>
+        </w:rPr>
+        <w:t xml:space="preserve">We tasked ourselves </w:t>
+      </w:r>
+      <w:r>
+        <w:rPr>
+          <w:rFonts w:ascii="Times New Roman" w:hAnsi="Times New Roman" w:cs="Times New Roman"/>
+          <w:sz w:val="24"/>
+          <w:szCs w:val="24"/>
+        </w:rPr>
+        <w:t>with</w:t>
+      </w:r>
+      <w:r>
+        <w:rPr>
+          <w:rFonts w:ascii="Times New Roman" w:hAnsi="Times New Roman" w:cs="Times New Roman"/>
+          <w:sz w:val="24"/>
+          <w:szCs w:val="24"/>
+        </w:rPr>
+        <w:t xml:space="preserve"> analyz</w:t>
+      </w:r>
+      <w:r>
+        <w:rPr>
+          <w:rFonts w:ascii="Times New Roman" w:hAnsi="Times New Roman" w:cs="Times New Roman"/>
+          <w:sz w:val="24"/>
+          <w:szCs w:val="24"/>
+        </w:rPr>
+        <w:t>ing</w:t>
+      </w:r>
+      <w:r>
+        <w:rPr>
+          <w:rFonts w:ascii="Times New Roman" w:hAnsi="Times New Roman" w:cs="Times New Roman"/>
+          <w:sz w:val="24"/>
+          <w:szCs w:val="24"/>
+        </w:rPr>
+        <w:t xml:space="preserve"> the case study, selecting a relevant theory and </w:t>
+      </w:r>
+      <w:r>
+        <w:rPr>
+          <w:rFonts w:ascii="Times New Roman" w:hAnsi="Times New Roman" w:cs="Times New Roman"/>
+          <w:sz w:val="24"/>
+          <w:szCs w:val="24"/>
+        </w:rPr>
+        <w:t>proposing</w:t>
+      </w:r>
+      <w:r>
+        <w:rPr>
+          <w:rFonts w:ascii="Times New Roman" w:hAnsi="Times New Roman" w:cs="Times New Roman"/>
+          <w:sz w:val="24"/>
+          <w:szCs w:val="24"/>
+        </w:rPr>
+        <w:t xml:space="preserve"> a suitable solution. </w:t>
+      </w:r>
+      <w:r>
+        <w:rPr>
+          <w:rFonts w:ascii="Times New Roman" w:hAnsi="Times New Roman" w:cs="Times New Roman"/>
+          <w:sz w:val="24"/>
+          <w:szCs w:val="24"/>
+        </w:rPr>
+        <w:t>Differing</w:t>
+      </w:r>
+      <w:r>
+        <w:rPr>
+          <w:rFonts w:ascii="Times New Roman" w:hAnsi="Times New Roman" w:cs="Times New Roman"/>
+          <w:sz w:val="24"/>
+          <w:szCs w:val="24"/>
+        </w:rPr>
+        <w:t xml:space="preserve"> opinions </w:t>
+      </w:r>
+      <w:r>
+        <w:rPr>
+          <w:rFonts w:ascii="Times New Roman" w:hAnsi="Times New Roman" w:cs="Times New Roman"/>
+          <w:sz w:val="24"/>
+          <w:szCs w:val="24"/>
+        </w:rPr>
+        <w:t>during</w:t>
+      </w:r>
+      <w:r>
+        <w:rPr>
+          <w:rFonts w:ascii="Times New Roman" w:hAnsi="Times New Roman" w:cs="Times New Roman"/>
+          <w:sz w:val="24"/>
+          <w:szCs w:val="24"/>
+        </w:rPr>
+        <w:t xml:space="preserve"> theory selection</w:t>
+      </w:r>
+      <w:r>
+        <w:rPr>
+          <w:rFonts w:ascii="Times New Roman" w:hAnsi="Times New Roman" w:cs="Times New Roman"/>
+          <w:sz w:val="24"/>
+          <w:szCs w:val="24"/>
+        </w:rPr>
+        <w:t xml:space="preserve"> was resolved </w:t>
+      </w:r>
+      <w:r>
+        <w:rPr>
+          <w:rFonts w:ascii="Times New Roman" w:hAnsi="Times New Roman" w:cs="Times New Roman"/>
+          <w:sz w:val="24"/>
+          <w:szCs w:val="24"/>
+        </w:rPr>
+        <w:t>with</w:t>
+      </w:r>
+      <w:r>
+        <w:rPr>
+          <w:rFonts w:ascii="Times New Roman" w:hAnsi="Times New Roman" w:cs="Times New Roman"/>
+          <w:sz w:val="24"/>
+          <w:szCs w:val="24"/>
+        </w:rPr>
+        <w:t xml:space="preserve"> group discussion and voting</w:t>
+      </w:r>
+      <w:r>
+        <w:rPr>
+          <w:rFonts w:ascii="Times New Roman" w:hAnsi="Times New Roman" w:cs="Times New Roman"/>
+          <w:sz w:val="24"/>
+          <w:szCs w:val="24"/>
+        </w:rPr>
+        <w:t>,</w:t>
+      </w:r>
+      <w:r>
+        <w:rPr>
+          <w:rFonts w:ascii="Times New Roman" w:hAnsi="Times New Roman" w:cs="Times New Roman"/>
+          <w:sz w:val="24"/>
+          <w:szCs w:val="24"/>
+        </w:rPr>
+        <w:t xml:space="preserve"> ensuring fair conflict resolution. </w:t>
+      </w:r>
+    </w:p>
+    <w:p>
+      <w:pPr>
+        <w:rPr>
+          <w:rFonts w:ascii="Times New Roman" w:hAnsi="Times New Roman" w:cs="Times New Roman"/>
+          <w:sz w:val="24"/>
+          <w:szCs w:val="24"/>
+        </w:rPr>
+      </w:pPr>
+      <w:r>
+        <w:rPr>
+          <w:rFonts w:ascii="Times New Roman" w:hAnsi="Times New Roman" w:cs="Times New Roman"/>
+          <w:sz w:val="24"/>
+          <w:szCs w:val="24"/>
+        </w:rPr>
+        <w:t xml:space="preserve">We agreed to use Canva for the </w:t>
+      </w:r>
+      <w:r>
+        <w:rPr>
+          <w:rFonts w:ascii="Times New Roman" w:hAnsi="Times New Roman" w:cs="Times New Roman"/>
+          <w:sz w:val="24"/>
+          <w:szCs w:val="24"/>
+        </w:rPr>
+        <w:t xml:space="preserve">group </w:t>
+      </w:r>
+      <w:r>
+        <w:rPr>
+          <w:rFonts w:ascii="Times New Roman" w:hAnsi="Times New Roman" w:cs="Times New Roman"/>
+          <w:sz w:val="24"/>
+          <w:szCs w:val="24"/>
+        </w:rPr>
+        <w:t>presentation and set a rehearsal date for preparation. I contributed by preparing and presenting the introduction, agenda and background sections (see appendix 5).</w:t>
+      </w:r>
+    </w:p>
+    <w:p>
+      <w:pPr>
+        <w:rPr>
+          <w:rFonts w:ascii="Times New Roman" w:hAnsi="Times New Roman" w:cs="Times New Roman"/>
           <w:b/>
           <w:bCs/>
           <w:sz w:val="24"/>
           <w:szCs w:val="24"/>
         </w:rPr>
-        <w:lastRenderedPageBreak/>
-        <w:t>Description (What happened?)</w:t>
+      </w:pPr>
+      <w:r>
+        <w:rPr>
+          <w:rFonts w:ascii="Times New Roman" w:hAnsi="Times New Roman" w:cs="Times New Roman"/>
+          <w:b/>
+          <w:bCs/>
+          <w:sz w:val="24"/>
+          <w:szCs w:val="24"/>
+        </w:rPr>
+        <w:t>Feelings</w:t>
       </w:r>
     </w:p>
     <w:p>
       <w:pPr>
-        <w:numPr>
-          <w:ilvl w:val="0"/>
-          <w:numId w:val="15"/>
-        </w:numPr>
-        <w:rPr>
-          <w:rFonts w:ascii="Times New Roman" w:hAnsi="Times New Roman" w:cs="Times New Roman"/>
-          <w:sz w:val="24"/>
-          <w:szCs w:val="24"/>
-        </w:rPr>
-      </w:pPr>
-      <w:r>
-        <w:rPr>
-          <w:rFonts w:ascii="Times New Roman" w:hAnsi="Times New Roman" w:cs="Times New Roman"/>
-          <w:sz w:val="24"/>
-          <w:szCs w:val="24"/>
-        </w:rPr>
-        <w:t xml:space="preserve">Explain how your group was formed </w:t>
+        <w:rPr>
+          <w:rFonts w:ascii="Times New Roman" w:hAnsi="Times New Roman" w:cs="Times New Roman"/>
+          <w:b/>
+          <w:bCs/>
+          <w:sz w:val="24"/>
+          <w:szCs w:val="24"/>
+        </w:rPr>
+      </w:pPr>
+      <w:r>
+        <w:rPr>
+          <w:rFonts w:ascii="Times New Roman" w:hAnsi="Times New Roman" w:cs="Times New Roman"/>
+          <w:b/>
+          <w:bCs/>
+          <w:sz w:val="24"/>
+          <w:szCs w:val="24"/>
+        </w:rPr>
+        <w:t>Evaluation</w:t>
       </w:r>
     </w:p>
     <w:p>
       <w:pPr>
-        <w:numPr>
-          <w:ilvl w:val="0"/>
-          <w:numId w:val="15"/>
-        </w:numPr>
-        <w:rPr>
-          <w:rFonts w:ascii="Times New Roman" w:hAnsi="Times New Roman" w:cs="Times New Roman"/>
-          <w:sz w:val="24"/>
-          <w:szCs w:val="24"/>
-        </w:rPr>
-      </w:pPr>
-      <w:r>
-        <w:rPr>
-          <w:rFonts w:ascii="Times New Roman" w:hAnsi="Times New Roman" w:cs="Times New Roman"/>
-          <w:sz w:val="24"/>
-          <w:szCs w:val="24"/>
-        </w:rPr>
-        <w:t xml:space="preserve">Describe the team’s overall goals and what you aimed to achieve </w:t>
+        <w:rPr>
+          <w:rFonts w:ascii="Times New Roman" w:hAnsi="Times New Roman" w:cs="Times New Roman"/>
+          <w:sz w:val="24"/>
+          <w:szCs w:val="24"/>
+        </w:rPr>
+      </w:pPr>
+      <w:r>
+        <w:rPr>
+          <w:rFonts w:ascii="Times New Roman" w:hAnsi="Times New Roman" w:cs="Times New Roman"/>
+          <w:sz w:val="24"/>
+          <w:szCs w:val="24"/>
+        </w:rPr>
+        <w:t>Initially, communication was limited. In response, I applied s</w:t>
+      </w:r>
+      <w:r>
+        <w:rPr>
+          <w:rFonts w:ascii="Times New Roman" w:hAnsi="Times New Roman" w:cs="Times New Roman"/>
+          <w:sz w:val="24"/>
+          <w:szCs w:val="24"/>
+        </w:rPr>
+        <w:t xml:space="preserve">ituational </w:t>
+      </w:r>
+      <w:r>
+        <w:rPr>
+          <w:rFonts w:ascii="Times New Roman" w:hAnsi="Times New Roman" w:cs="Times New Roman"/>
+          <w:sz w:val="24"/>
+          <w:szCs w:val="24"/>
+        </w:rPr>
+        <w:t>l</w:t>
+      </w:r>
+      <w:r>
+        <w:rPr>
+          <w:rFonts w:ascii="Times New Roman" w:hAnsi="Times New Roman" w:cs="Times New Roman"/>
+          <w:sz w:val="24"/>
+          <w:szCs w:val="24"/>
+        </w:rPr>
+        <w:t>eadership</w:t>
+      </w:r>
+      <w:r>
+        <w:rPr>
+          <w:rFonts w:ascii="Times New Roman" w:hAnsi="Times New Roman" w:cs="Times New Roman"/>
+          <w:sz w:val="24"/>
+          <w:szCs w:val="24"/>
+        </w:rPr>
+        <w:t xml:space="preserve"> </w:t>
+      </w:r>
+      <w:r>
+        <w:rPr>
+          <w:rFonts w:ascii="Times New Roman" w:hAnsi="Times New Roman" w:cs="Times New Roman"/>
+          <w:sz w:val="24"/>
+          <w:szCs w:val="24"/>
+        </w:rPr>
+        <w:t>(Hersey and Blanchard 1969; 1977)</w:t>
+      </w:r>
+      <w:r>
+        <w:rPr>
+          <w:rFonts w:ascii="Times New Roman" w:hAnsi="Times New Roman" w:cs="Times New Roman"/>
+          <w:sz w:val="24"/>
+          <w:szCs w:val="24"/>
+        </w:rPr>
+        <w:t xml:space="preserve"> by initiating, providing direction and delegating tasks. As the team became more organized, my leadership approach became more participative demonstrating flexibility in leadership style. </w:t>
       </w:r>
     </w:p>
     <w:p>
       <w:pPr>
-        <w:numPr>
-          <w:ilvl w:val="0"/>
-          <w:numId w:val="15"/>
-        </w:numPr>
-        <w:rPr>
-          <w:rFonts w:ascii="Times New Roman" w:hAnsi="Times New Roman" w:cs="Times New Roman"/>
-          <w:sz w:val="24"/>
-          <w:szCs w:val="24"/>
-        </w:rPr>
-      </w:pPr>
-      <w:r>
-        <w:rPr>
-          <w:rFonts w:ascii="Times New Roman" w:hAnsi="Times New Roman" w:cs="Times New Roman"/>
-          <w:sz w:val="24"/>
-          <w:szCs w:val="24"/>
-        </w:rPr>
-        <w:t xml:space="preserve">Outline your contributions in: </w:t>
+        <w:rPr>
+          <w:rFonts w:ascii="Times New Roman" w:hAnsi="Times New Roman" w:cs="Times New Roman"/>
+          <w:b/>
+          <w:bCs/>
+          <w:sz w:val="24"/>
+          <w:szCs w:val="24"/>
+        </w:rPr>
+      </w:pPr>
+      <w:r>
+        <w:rPr>
+          <w:rFonts w:ascii="Times New Roman" w:hAnsi="Times New Roman" w:cs="Times New Roman"/>
+          <w:b/>
+          <w:bCs/>
+          <w:sz w:val="24"/>
+          <w:szCs w:val="24"/>
+        </w:rPr>
+        <w:t>Analysis</w:t>
       </w:r>
     </w:p>
     <w:p>
       <w:pPr>
-        <w:numPr>
-          <w:ilvl w:val="1"/>
-          <w:numId w:val="15"/>
-        </w:numPr>
-        <w:rPr>
-          <w:rFonts w:ascii="Times New Roman" w:hAnsi="Times New Roman" w:cs="Times New Roman"/>
-          <w:sz w:val="24"/>
-          <w:szCs w:val="24"/>
-        </w:rPr>
-      </w:pPr>
-      <w:r>
-        <w:rPr>
-          <w:rFonts w:ascii="Times New Roman" w:hAnsi="Times New Roman" w:cs="Times New Roman"/>
-          <w:sz w:val="24"/>
-          <w:szCs w:val="24"/>
-        </w:rPr>
-        <w:t xml:space="preserve">Communication within the team </w:t>
+        <w:rPr>
+          <w:rFonts w:ascii="Times New Roman" w:hAnsi="Times New Roman" w:cs="Times New Roman"/>
+          <w:b/>
+          <w:bCs/>
+          <w:sz w:val="24"/>
+          <w:szCs w:val="24"/>
+        </w:rPr>
+      </w:pPr>
+      <w:r>
+        <w:rPr>
+          <w:rFonts w:ascii="Times New Roman" w:hAnsi="Times New Roman" w:cs="Times New Roman"/>
+          <w:b/>
+          <w:bCs/>
+          <w:sz w:val="24"/>
+          <w:szCs w:val="24"/>
+        </w:rPr>
+        <w:t xml:space="preserve">Conclusion </w:t>
       </w:r>
     </w:p>
     <w:p>
       <w:pPr>
-        <w:numPr>
-          <w:ilvl w:val="1"/>
-          <w:numId w:val="15"/>
-        </w:numPr>
-        <w:rPr>
-          <w:rFonts w:ascii="Times New Roman" w:hAnsi="Times New Roman" w:cs="Times New Roman"/>
-          <w:sz w:val="24"/>
-          <w:szCs w:val="24"/>
-        </w:rPr>
-      </w:pPr>
-      <w:r>
-        <w:rPr>
-          <w:rFonts w:ascii="Times New Roman" w:hAnsi="Times New Roman" w:cs="Times New Roman"/>
-          <w:sz w:val="24"/>
-          <w:szCs w:val="24"/>
-        </w:rPr>
-        <w:t xml:space="preserve">Task delegation </w:t>
+        <w:rPr>
+          <w:rFonts w:ascii="Times New Roman" w:hAnsi="Times New Roman" w:cs="Times New Roman"/>
+          <w:b/>
+          <w:bCs/>
+          <w:sz w:val="24"/>
+          <w:szCs w:val="24"/>
+        </w:rPr>
+      </w:pPr>
+      <w:r>
+        <w:rPr>
+          <w:rFonts w:ascii="Times New Roman" w:hAnsi="Times New Roman" w:cs="Times New Roman"/>
+          <w:b/>
+          <w:bCs/>
+          <w:sz w:val="24"/>
+          <w:szCs w:val="24"/>
+        </w:rPr>
+        <w:t>Action Plan</w:t>
       </w:r>
     </w:p>
     <w:p>
       <w:pPr>
-        <w:numPr>
-          <w:ilvl w:val="1"/>
-          <w:numId w:val="15"/>
-        </w:numPr>
-        <w:rPr>
-          <w:rFonts w:ascii="Times New Roman" w:hAnsi="Times New Roman" w:cs="Times New Roman"/>
-          <w:sz w:val="24"/>
-          <w:szCs w:val="24"/>
-        </w:rPr>
-      </w:pPr>
-      <w:r>
-        <w:rPr>
-          <w:rFonts w:ascii="Times New Roman" w:hAnsi="Times New Roman" w:cs="Times New Roman"/>
-          <w:sz w:val="24"/>
-          <w:szCs w:val="24"/>
-        </w:rPr>
-        <w:t xml:space="preserve">Meeting deadlines </w:t>
-      </w:r>
+        <w:rPr>
+          <w:rFonts w:ascii="Times New Roman" w:hAnsi="Times New Roman" w:cs="Times New Roman"/>
+          <w:sz w:val="24"/>
+          <w:szCs w:val="24"/>
+        </w:rPr>
+      </w:pPr>
     </w:p>
     <w:p>
       <w:pPr>
-        <w:numPr>
-          <w:ilvl w:val="1"/>
-          <w:numId w:val="15"/>
-        </w:numPr>
-        <w:rPr>
-          <w:rFonts w:ascii="Times New Roman" w:hAnsi="Times New Roman" w:cs="Times New Roman"/>
-          <w:sz w:val="24"/>
-          <w:szCs w:val="24"/>
-        </w:rPr>
-      </w:pPr>
-      <w:r>
-        <w:rPr>
-          <w:rFonts w:ascii="Times New Roman" w:hAnsi="Times New Roman" w:cs="Times New Roman"/>
-          <w:sz w:val="24"/>
-          <w:szCs w:val="24"/>
-        </w:rPr>
-        <w:t xml:space="preserve">Conflict resolution </w:t>
-      </w:r>
+        <w:rPr>
+          <w:rFonts w:ascii="Times New Roman" w:hAnsi="Times New Roman" w:cs="Times New Roman"/>
+          <w:sz w:val="24"/>
+          <w:szCs w:val="24"/>
+        </w:rPr>
+      </w:pPr>
     </w:p>
     <w:p>
       <w:pPr>
-        <w:numPr>
-          <w:ilvl w:val="1"/>
-          <w:numId w:val="15"/>
-        </w:numPr>
-        <w:rPr>
-          <w:rFonts w:ascii="Times New Roman" w:hAnsi="Times New Roman" w:cs="Times New Roman"/>
-          <w:sz w:val="24"/>
-          <w:szCs w:val="24"/>
-        </w:rPr>
-      </w:pPr>
-      <w:r>
-        <w:rPr>
-          <w:rFonts w:ascii="Times New Roman" w:hAnsi="Times New Roman" w:cs="Times New Roman"/>
-          <w:sz w:val="24"/>
-          <w:szCs w:val="24"/>
-        </w:rPr>
-        <w:t xml:space="preserve">Applying management theories </w:t>
-      </w:r>
+        <w:rPr>
+          <w:rFonts w:ascii="Times New Roman" w:hAnsi="Times New Roman" w:cs="Times New Roman"/>
+          <w:sz w:val="24"/>
+          <w:szCs w:val="24"/>
+        </w:rPr>
+      </w:pPr>
     </w:p>
     <w:p>
       <w:pPr>
-        <w:numPr>
-          <w:ilvl w:val="1"/>
-          <w:numId w:val="15"/>
-        </w:numPr>
-        <w:rPr>
-          <w:rFonts w:ascii="Times New Roman" w:hAnsi="Times New Roman" w:cs="Times New Roman"/>
-          <w:sz w:val="24"/>
-          <w:szCs w:val="24"/>
-        </w:rPr>
-      </w:pPr>
-      <w:r>
-        <w:rPr>
-          <w:rFonts w:ascii="Times New Roman" w:hAnsi="Times New Roman" w:cs="Times New Roman"/>
-          <w:sz w:val="24"/>
-          <w:szCs w:val="24"/>
-        </w:rPr>
-        <w:t>Preparing and delivering the group presentation</w:t>
-      </w:r>
+        <w:rPr>
+          <w:rFonts w:ascii="Times New Roman" w:hAnsi="Times New Roman" w:cs="Times New Roman"/>
+          <w:sz w:val="24"/>
+          <w:szCs w:val="24"/>
+        </w:rPr>
+      </w:pPr>
     </w:p>
     <w:p>
-      <w:r>
-        <w:rPr>
+      <w:pPr>
+        <w:rPr>
+          <w:rFonts w:ascii="Times New Roman" w:hAnsi="Times New Roman" w:cs="Times New Roman"/>
+          <w:sz w:val="24"/>
+          <w:szCs w:val="24"/>
+        </w:rPr>
+      </w:pPr>
+    </w:p>
+    <w:p>
+      <w:pPr>
+        <w:rPr>
+          <w:rFonts w:ascii="Times New Roman" w:hAnsi="Times New Roman" w:cs="Times New Roman"/>
           <w:b/>
           <w:bCs/>
-        </w:rPr>
-        <w:t>Feelings (What were you thinking and feeling?)</w:t>
+          <w:sz w:val="24"/>
+          <w:szCs w:val="24"/>
+        </w:rPr>
+      </w:pPr>
+      <w:r>
+        <w:rPr>
+          <w:rFonts w:ascii="Times New Roman" w:hAnsi="Times New Roman" w:cs="Times New Roman"/>
+          <w:b/>
+          <w:bCs/>
+          <w:sz w:val="24"/>
+          <w:szCs w:val="24"/>
+        </w:rPr>
+        <w:t>Appendices</w:t>
       </w:r>
     </w:p>
     <w:p>
       <w:pPr>
-        <w:numPr>
-          <w:ilvl w:val="0"/>
-          <w:numId w:val="10"/>
-        </w:numPr>
-        <w:rPr>
-          <w:rFonts w:ascii="Times New Roman" w:hAnsi="Times New Roman" w:cs="Times New Roman"/>
-          <w:sz w:val="24"/>
-          <w:szCs w:val="24"/>
-        </w:rPr>
-      </w:pPr>
-      <w:r>
-        <w:rPr>
-          <w:rFonts w:ascii="Times New Roman" w:hAnsi="Times New Roman" w:cs="Times New Roman"/>
-          <w:sz w:val="24"/>
-          <w:szCs w:val="24"/>
-        </w:rPr>
-        <w:t xml:space="preserve">Describe your initial reactions to the group </w:t>
-      </w:r>
-      <w:proofErr w:type="spellStart"/>
-      <w:r>
-        <w:rPr>
-          <w:rFonts w:ascii="Times New Roman" w:hAnsi="Times New Roman" w:cs="Times New Roman"/>
-          <w:sz w:val="24"/>
-          <w:szCs w:val="24"/>
-        </w:rPr>
-        <w:t>t</w:t>
-      </w:r>
-      <w:proofErr w:type="spellEnd"/>
-      <w:r>
-        <w:rPr>
-          <w:rFonts w:ascii="Times New Roman" w:hAnsi="Times New Roman" w:cs="Times New Roman"/>
-          <w:sz w:val="24"/>
-          <w:szCs w:val="24"/>
-        </w:rPr>
-        <w:tab/>
-      </w:r>
-      <w:r>
-        <w:rPr>
-          <w:rFonts w:ascii="Times New Roman" w:hAnsi="Times New Roman" w:cs="Times New Roman"/>
-          <w:sz w:val="24"/>
-          <w:szCs w:val="24"/>
-        </w:rPr>
-        <w:t xml:space="preserve">ask </w:t>
-      </w:r>
-    </w:p>
-    <w:p>
-      <w:pPr>
-        <w:numPr>
-          <w:ilvl w:val="0"/>
-          <w:numId w:val="10"/>
-        </w:numPr>
-        <w:rPr>
-          <w:rFonts w:ascii="Times New Roman" w:hAnsi="Times New Roman" w:cs="Times New Roman"/>
-          <w:sz w:val="24"/>
-          <w:szCs w:val="24"/>
-        </w:rPr>
-      </w:pPr>
-      <w:r>
-        <w:rPr>
-          <w:rFonts w:ascii="Times New Roman" w:hAnsi="Times New Roman" w:cs="Times New Roman"/>
-          <w:sz w:val="24"/>
-          <w:szCs w:val="24"/>
-        </w:rPr>
-        <w:t xml:space="preserve">Explain how you felt about: </w:t>
-      </w:r>
-    </w:p>
-    <w:p>
-      <w:pPr>
-        <w:numPr>
-          <w:ilvl w:val="1"/>
-          <w:numId w:val="10"/>
-        </w:numPr>
-        <w:rPr>
-          <w:rFonts w:ascii="Times New Roman" w:hAnsi="Times New Roman" w:cs="Times New Roman"/>
-          <w:sz w:val="24"/>
-          <w:szCs w:val="24"/>
-        </w:rPr>
-      </w:pPr>
-      <w:r>
-        <w:rPr>
-          <w:rFonts w:ascii="Times New Roman" w:hAnsi="Times New Roman" w:cs="Times New Roman"/>
-          <w:sz w:val="24"/>
-          <w:szCs w:val="24"/>
-        </w:rPr>
-        <w:t xml:space="preserve">Working with others </w:t>
-      </w:r>
-    </w:p>
-    <w:p>
-      <w:pPr>
-        <w:numPr>
-          <w:ilvl w:val="1"/>
-          <w:numId w:val="10"/>
-        </w:numPr>
-        <w:rPr>
-          <w:rFonts w:ascii="Times New Roman" w:hAnsi="Times New Roman" w:cs="Times New Roman"/>
-          <w:sz w:val="24"/>
-          <w:szCs w:val="24"/>
-        </w:rPr>
-      </w:pPr>
-      <w:r>
-        <w:rPr>
-          <w:rFonts w:ascii="Times New Roman" w:hAnsi="Times New Roman" w:cs="Times New Roman"/>
-          <w:sz w:val="24"/>
-          <w:szCs w:val="24"/>
-        </w:rPr>
-        <w:t xml:space="preserve">Presenting as part of a team </w:t>
-      </w:r>
-    </w:p>
-    <w:p>
-      <w:pPr>
-        <w:numPr>
-          <w:ilvl w:val="0"/>
-          <w:numId w:val="10"/>
-        </w:numPr>
-        <w:rPr>
-          <w:rFonts w:ascii="Times New Roman" w:hAnsi="Times New Roman" w:cs="Times New Roman"/>
-          <w:sz w:val="24"/>
-          <w:szCs w:val="24"/>
-        </w:rPr>
-      </w:pPr>
-      <w:r>
-        <w:rPr>
-          <w:rFonts w:ascii="Times New Roman" w:hAnsi="Times New Roman" w:cs="Times New Roman"/>
-          <w:sz w:val="24"/>
-          <w:szCs w:val="24"/>
-        </w:rPr>
-        <w:t xml:space="preserve">Show how your feelings changed over time </w:t>
-      </w:r>
-    </w:p>
-    <w:p>
-      <w:pPr>
-        <w:numPr>
-          <w:ilvl w:val="0"/>
-          <w:numId w:val="10"/>
-        </w:numPr>
-        <w:rPr>
-          <w:rFonts w:ascii="Times New Roman" w:hAnsi="Times New Roman" w:cs="Times New Roman"/>
-          <w:sz w:val="24"/>
-          <w:szCs w:val="24"/>
-        </w:rPr>
-      </w:pPr>
-      <w:r>
-        <w:rPr>
-          <w:rFonts w:ascii="Times New Roman" w:hAnsi="Times New Roman" w:cs="Times New Roman"/>
-          <w:sz w:val="24"/>
-          <w:szCs w:val="24"/>
-        </w:rPr>
-        <w:t xml:space="preserve">Link these changes to any issues or developments within the group </w:t>
-      </w:r>
-    </w:p>
-    <w:p>
-      <w:pPr>
-        <w:rPr>
-          <w:rFonts w:ascii="Times New Roman" w:hAnsi="Times New Roman" w:cs="Times New Roman"/>
-          <w:sz w:val="24"/>
-          <w:szCs w:val="24"/>
-        </w:rPr>
-      </w:pPr>
-      <w:r>
         <w:rPr>
           <w:rFonts w:ascii="Times New Roman" w:hAnsi="Times New Roman" w:cs="Times New Roman"/>
           <w:b/>
@@ -709,137 +1351,8 @@
           <w:sz w:val="24"/>
           <w:szCs w:val="24"/>
         </w:rPr>
-        <w:t>Evaluation (What worked well or didn’t?)</w:t>
-      </w:r>
-    </w:p>
-    <w:p>
-      <w:pPr>
-        <w:numPr>
-          <w:ilvl w:val="0"/>
-          <w:numId w:val="11"/>
-        </w:numPr>
-        <w:rPr>
-          <w:rFonts w:ascii="Times New Roman" w:hAnsi="Times New Roman" w:cs="Times New Roman"/>
-          <w:sz w:val="24"/>
-          <w:szCs w:val="24"/>
-        </w:rPr>
-      </w:pPr>
-      <w:r>
-        <w:rPr>
-          <w:rFonts w:ascii="Times New Roman" w:hAnsi="Times New Roman" w:cs="Times New Roman"/>
-          <w:sz w:val="24"/>
-          <w:szCs w:val="24"/>
-        </w:rPr>
-        <w:t xml:space="preserve">Assess your personal effectiveness in: </w:t>
-      </w:r>
-    </w:p>
-    <w:p>
-      <w:pPr>
-        <w:numPr>
-          <w:ilvl w:val="1"/>
-          <w:numId w:val="11"/>
-        </w:numPr>
-        <w:rPr>
-          <w:rFonts w:ascii="Times New Roman" w:hAnsi="Times New Roman" w:cs="Times New Roman"/>
-          <w:sz w:val="24"/>
-          <w:szCs w:val="24"/>
-        </w:rPr>
-      </w:pPr>
-      <w:r>
-        <w:rPr>
-          <w:rFonts w:ascii="Times New Roman" w:hAnsi="Times New Roman" w:cs="Times New Roman"/>
-          <w:sz w:val="24"/>
-          <w:szCs w:val="24"/>
-        </w:rPr>
-        <w:t xml:space="preserve">Collaborating with teammates </w:t>
-      </w:r>
-    </w:p>
-    <w:p>
-      <w:pPr>
-        <w:numPr>
-          <w:ilvl w:val="1"/>
-          <w:numId w:val="11"/>
-        </w:numPr>
-        <w:rPr>
-          <w:rFonts w:ascii="Times New Roman" w:hAnsi="Times New Roman" w:cs="Times New Roman"/>
-          <w:sz w:val="24"/>
-          <w:szCs w:val="24"/>
-        </w:rPr>
-      </w:pPr>
-      <w:r>
-        <w:rPr>
-          <w:rFonts w:ascii="Times New Roman" w:hAnsi="Times New Roman" w:cs="Times New Roman"/>
-          <w:sz w:val="24"/>
-          <w:szCs w:val="24"/>
-        </w:rPr>
-        <w:t xml:space="preserve">Communicating your ideas </w:t>
-      </w:r>
-    </w:p>
-    <w:p>
-      <w:pPr>
-        <w:numPr>
-          <w:ilvl w:val="1"/>
-          <w:numId w:val="11"/>
-        </w:numPr>
-        <w:rPr>
-          <w:rFonts w:ascii="Times New Roman" w:hAnsi="Times New Roman" w:cs="Times New Roman"/>
-          <w:sz w:val="24"/>
-          <w:szCs w:val="24"/>
-        </w:rPr>
-      </w:pPr>
-      <w:r>
-        <w:rPr>
-          <w:rFonts w:ascii="Times New Roman" w:hAnsi="Times New Roman" w:cs="Times New Roman"/>
-          <w:sz w:val="24"/>
-          <w:szCs w:val="24"/>
-        </w:rPr>
-        <w:t xml:space="preserve">Managing your assigned role(s) </w:t>
-      </w:r>
-    </w:p>
-    <w:p>
-      <w:pPr>
-        <w:numPr>
-          <w:ilvl w:val="0"/>
-          <w:numId w:val="11"/>
-        </w:numPr>
-        <w:rPr>
-          <w:rFonts w:ascii="Times New Roman" w:hAnsi="Times New Roman" w:cs="Times New Roman"/>
-          <w:sz w:val="24"/>
-          <w:szCs w:val="24"/>
-        </w:rPr>
-      </w:pPr>
-      <w:r>
-        <w:rPr>
-          <w:rFonts w:ascii="Times New Roman" w:hAnsi="Times New Roman" w:cs="Times New Roman"/>
-          <w:sz w:val="24"/>
-          <w:szCs w:val="24"/>
-        </w:rPr>
-        <w:t xml:space="preserve">Identify your strengths </w:t>
-      </w:r>
-    </w:p>
-    <w:p>
-      <w:pPr>
-        <w:numPr>
-          <w:ilvl w:val="0"/>
-          <w:numId w:val="11"/>
-        </w:numPr>
-        <w:rPr>
-          <w:rFonts w:ascii="Times New Roman" w:hAnsi="Times New Roman" w:cs="Times New Roman"/>
-          <w:sz w:val="24"/>
-          <w:szCs w:val="24"/>
-        </w:rPr>
-      </w:pPr>
-      <w:r>
-        <w:rPr>
-          <w:rFonts w:ascii="Times New Roman" w:hAnsi="Times New Roman" w:cs="Times New Roman"/>
-          <w:sz w:val="24"/>
-          <w:szCs w:val="24"/>
-        </w:rPr>
-        <w:t xml:space="preserve">Identify areas where you struggled </w:t>
-      </w:r>
-    </w:p>
-    <w:p>
-      <w:pPr>
+      </w:pPr>
+      <w:r>
         <w:rPr>
           <w:rFonts w:ascii="Times New Roman" w:hAnsi="Times New Roman" w:cs="Times New Roman"/>
           <w:b/>
@@ -847,16 +1360,8 @@
           <w:sz w:val="24"/>
           <w:szCs w:val="24"/>
         </w:rPr>
-      </w:pPr>
-    </w:p>
-    <w:p>
-      <w:pPr>
-        <w:rPr>
-          <w:rFonts w:ascii="Times New Roman" w:hAnsi="Times New Roman" w:cs="Times New Roman"/>
-          <w:sz w:val="24"/>
-          <w:szCs w:val="24"/>
-        </w:rPr>
-      </w:pPr>
+        <w:t xml:space="preserve">Appendix </w:t>
+      </w:r>
       <w:r>
         <w:rPr>
           <w:rFonts w:ascii="Times New Roman" w:hAnsi="Times New Roman" w:cs="Times New Roman"/>
@@ -865,1720 +1370,7 @@
           <w:sz w:val="24"/>
           <w:szCs w:val="24"/>
         </w:rPr>
-        <w:lastRenderedPageBreak/>
-        <w:t>Analysis (Why did things happen that way?)</w:t>
-      </w:r>
-    </w:p>
-    <w:p>
-      <w:pPr>
-        <w:numPr>
-          <w:ilvl w:val="0"/>
-          <w:numId w:val="12"/>
-        </w:numPr>
-        <w:rPr>
-          <w:rFonts w:ascii="Times New Roman" w:hAnsi="Times New Roman" w:cs="Times New Roman"/>
-          <w:sz w:val="24"/>
-          <w:szCs w:val="24"/>
-        </w:rPr>
-      </w:pPr>
-      <w:r>
-        <w:rPr>
-          <w:rFonts w:ascii="Times New Roman" w:hAnsi="Times New Roman" w:cs="Times New Roman"/>
-          <w:sz w:val="24"/>
-          <w:szCs w:val="24"/>
-        </w:rPr>
-        <w:t xml:space="preserve">Select ONE specific challenge, conflict, or success from your experience </w:t>
-      </w:r>
-    </w:p>
-    <w:p>
-      <w:pPr>
-        <w:numPr>
-          <w:ilvl w:val="0"/>
-          <w:numId w:val="12"/>
-        </w:numPr>
-        <w:rPr>
-          <w:rFonts w:ascii="Times New Roman" w:hAnsi="Times New Roman" w:cs="Times New Roman"/>
-          <w:sz w:val="24"/>
-          <w:szCs w:val="24"/>
-        </w:rPr>
-      </w:pPr>
-      <w:r>
-        <w:rPr>
-          <w:rFonts w:ascii="Times New Roman" w:hAnsi="Times New Roman" w:cs="Times New Roman"/>
-          <w:sz w:val="24"/>
-          <w:szCs w:val="24"/>
-        </w:rPr>
-        <w:t xml:space="preserve">Apply ONE relevant management theory (choose from): </w:t>
-      </w:r>
-    </w:p>
-    <w:p>
-      <w:pPr>
-        <w:numPr>
-          <w:ilvl w:val="1"/>
-          <w:numId w:val="12"/>
-        </w:numPr>
-        <w:rPr>
-          <w:rFonts w:ascii="Times New Roman" w:hAnsi="Times New Roman" w:cs="Times New Roman"/>
-          <w:sz w:val="24"/>
-          <w:szCs w:val="24"/>
-        </w:rPr>
-      </w:pPr>
-      <w:r>
-        <w:rPr>
-          <w:rFonts w:ascii="Times New Roman" w:hAnsi="Times New Roman" w:cs="Times New Roman"/>
-          <w:sz w:val="24"/>
-          <w:szCs w:val="24"/>
-        </w:rPr>
-        <w:t xml:space="preserve">Team management (Week 3) </w:t>
-      </w:r>
-    </w:p>
-    <w:p>
-      <w:pPr>
-        <w:numPr>
-          <w:ilvl w:val="1"/>
-          <w:numId w:val="12"/>
-        </w:numPr>
-        <w:rPr>
-          <w:rFonts w:ascii="Times New Roman" w:hAnsi="Times New Roman" w:cs="Times New Roman"/>
-          <w:sz w:val="24"/>
-          <w:szCs w:val="24"/>
-        </w:rPr>
-      </w:pPr>
-      <w:r>
-        <w:rPr>
-          <w:rFonts w:ascii="Times New Roman" w:hAnsi="Times New Roman" w:cs="Times New Roman"/>
-          <w:sz w:val="24"/>
-          <w:szCs w:val="24"/>
-        </w:rPr>
-        <w:t xml:space="preserve">Motivation (Week 3) </w:t>
-      </w:r>
-    </w:p>
-    <w:p>
-      <w:pPr>
-        <w:numPr>
-          <w:ilvl w:val="1"/>
-          <w:numId w:val="12"/>
-        </w:numPr>
-        <w:rPr>
-          <w:rFonts w:ascii="Times New Roman" w:hAnsi="Times New Roman" w:cs="Times New Roman"/>
-          <w:sz w:val="24"/>
-          <w:szCs w:val="24"/>
-        </w:rPr>
-      </w:pPr>
-      <w:r>
-        <w:rPr>
-          <w:rFonts w:ascii="Times New Roman" w:hAnsi="Times New Roman" w:cs="Times New Roman"/>
-          <w:sz w:val="24"/>
-          <w:szCs w:val="24"/>
-        </w:rPr>
-        <w:t xml:space="preserve">Leadership (Week 4) </w:t>
-      </w:r>
-    </w:p>
-    <w:p>
-      <w:pPr>
-        <w:numPr>
-          <w:ilvl w:val="1"/>
-          <w:numId w:val="12"/>
-        </w:numPr>
-        <w:rPr>
-          <w:rFonts w:ascii="Times New Roman" w:hAnsi="Times New Roman" w:cs="Times New Roman"/>
-          <w:sz w:val="24"/>
-          <w:szCs w:val="24"/>
-        </w:rPr>
-      </w:pPr>
-      <w:r>
-        <w:rPr>
-          <w:rFonts w:ascii="Times New Roman" w:hAnsi="Times New Roman" w:cs="Times New Roman"/>
-          <w:sz w:val="24"/>
-          <w:szCs w:val="24"/>
-        </w:rPr>
-        <w:t xml:space="preserve">Conflict (Week 5) </w:t>
-      </w:r>
-    </w:p>
-    <w:p>
-      <w:pPr>
-        <w:numPr>
-          <w:ilvl w:val="1"/>
-          <w:numId w:val="12"/>
-        </w:numPr>
-        <w:rPr>
-          <w:rFonts w:ascii="Times New Roman" w:hAnsi="Times New Roman" w:cs="Times New Roman"/>
-          <w:sz w:val="24"/>
-          <w:szCs w:val="24"/>
-        </w:rPr>
-      </w:pPr>
-      <w:r>
-        <w:rPr>
-          <w:rFonts w:ascii="Times New Roman" w:hAnsi="Times New Roman" w:cs="Times New Roman"/>
-          <w:sz w:val="24"/>
-          <w:szCs w:val="24"/>
-        </w:rPr>
-        <w:t xml:space="preserve">Power and politics (Week 6) </w:t>
-      </w:r>
-    </w:p>
-    <w:p>
-      <w:pPr>
-        <w:numPr>
-          <w:ilvl w:val="0"/>
-          <w:numId w:val="12"/>
-        </w:numPr>
-        <w:rPr>
-          <w:rFonts w:ascii="Times New Roman" w:hAnsi="Times New Roman" w:cs="Times New Roman"/>
-          <w:sz w:val="24"/>
-          <w:szCs w:val="24"/>
-        </w:rPr>
-      </w:pPr>
-      <w:proofErr w:type="spellStart"/>
-      <w:r>
-        <w:rPr>
-          <w:rFonts w:ascii="Times New Roman" w:hAnsi="Times New Roman" w:cs="Times New Roman"/>
-          <w:sz w:val="24"/>
-          <w:szCs w:val="24"/>
-        </w:rPr>
-        <w:t>Analyse</w:t>
-      </w:r>
-      <w:proofErr w:type="spellEnd"/>
-      <w:r>
-        <w:rPr>
-          <w:rFonts w:ascii="Times New Roman" w:hAnsi="Times New Roman" w:cs="Times New Roman"/>
-          <w:sz w:val="24"/>
-          <w:szCs w:val="24"/>
-        </w:rPr>
-        <w:t xml:space="preserve"> the situation using the chosen theory </w:t>
-      </w:r>
-    </w:p>
-    <w:p>
-      <w:pPr>
-        <w:numPr>
-          <w:ilvl w:val="0"/>
-          <w:numId w:val="12"/>
-        </w:numPr>
-        <w:rPr>
-          <w:rFonts w:ascii="Times New Roman" w:hAnsi="Times New Roman" w:cs="Times New Roman"/>
-          <w:sz w:val="24"/>
-          <w:szCs w:val="24"/>
-        </w:rPr>
-      </w:pPr>
-      <w:r>
-        <w:rPr>
-          <w:rFonts w:ascii="Times New Roman" w:hAnsi="Times New Roman" w:cs="Times New Roman"/>
-          <w:sz w:val="24"/>
-          <w:szCs w:val="24"/>
-        </w:rPr>
-        <w:t xml:space="preserve">Explain your role in influencing the team’s outcome </w:t>
-      </w:r>
-    </w:p>
-    <w:p>
-      <w:pPr>
-        <w:rPr>
-          <w:rFonts w:ascii="Times New Roman" w:hAnsi="Times New Roman" w:cs="Times New Roman"/>
-          <w:sz w:val="24"/>
-          <w:szCs w:val="24"/>
-        </w:rPr>
-      </w:pPr>
-      <w:r>
-        <w:rPr>
-          <w:rFonts w:ascii="Times New Roman" w:hAnsi="Times New Roman" w:cs="Times New Roman"/>
-          <w:b/>
-          <w:bCs/>
-          <w:sz w:val="24"/>
-          <w:szCs w:val="24"/>
-        </w:rPr>
-        <w:t>Conclusion (What did you learn?)</w:t>
-      </w:r>
-    </w:p>
-    <w:p>
-      <w:pPr>
-        <w:numPr>
-          <w:ilvl w:val="0"/>
-          <w:numId w:val="13"/>
-        </w:numPr>
-        <w:rPr>
-          <w:rFonts w:ascii="Times New Roman" w:hAnsi="Times New Roman" w:cs="Times New Roman"/>
-          <w:sz w:val="24"/>
-          <w:szCs w:val="24"/>
-        </w:rPr>
-      </w:pPr>
-      <w:proofErr w:type="spellStart"/>
-      <w:r>
-        <w:rPr>
-          <w:rFonts w:ascii="Times New Roman" w:hAnsi="Times New Roman" w:cs="Times New Roman"/>
-          <w:sz w:val="24"/>
-          <w:szCs w:val="24"/>
-        </w:rPr>
-        <w:t>Summarise</w:t>
-      </w:r>
-      <w:proofErr w:type="spellEnd"/>
-      <w:r>
-        <w:rPr>
-          <w:rFonts w:ascii="Times New Roman" w:hAnsi="Times New Roman" w:cs="Times New Roman"/>
-          <w:sz w:val="24"/>
-          <w:szCs w:val="24"/>
-        </w:rPr>
-        <w:t xml:space="preserve"> key takeaways </w:t>
-      </w:r>
-    </w:p>
-    <w:p>
-      <w:pPr>
-        <w:numPr>
-          <w:ilvl w:val="0"/>
-          <w:numId w:val="13"/>
-        </w:numPr>
-        <w:rPr>
-          <w:rFonts w:ascii="Times New Roman" w:hAnsi="Times New Roman" w:cs="Times New Roman"/>
-          <w:sz w:val="24"/>
-          <w:szCs w:val="24"/>
-        </w:rPr>
-      </w:pPr>
-      <w:r>
-        <w:rPr>
-          <w:rFonts w:ascii="Times New Roman" w:hAnsi="Times New Roman" w:cs="Times New Roman"/>
-          <w:sz w:val="24"/>
-          <w:szCs w:val="24"/>
-        </w:rPr>
-        <w:t xml:space="preserve">Reflect on what you learned about yourself </w:t>
-      </w:r>
-    </w:p>
-    <w:p>
-      <w:pPr>
-        <w:numPr>
-          <w:ilvl w:val="0"/>
-          <w:numId w:val="13"/>
-        </w:numPr>
-        <w:rPr>
-          <w:rFonts w:ascii="Times New Roman" w:hAnsi="Times New Roman" w:cs="Times New Roman"/>
-          <w:sz w:val="24"/>
-          <w:szCs w:val="24"/>
-        </w:rPr>
-      </w:pPr>
-      <w:r>
-        <w:rPr>
-          <w:rFonts w:ascii="Times New Roman" w:hAnsi="Times New Roman" w:cs="Times New Roman"/>
-          <w:sz w:val="24"/>
-          <w:szCs w:val="24"/>
-        </w:rPr>
-        <w:t xml:space="preserve">State what you would do differently in future </w:t>
-      </w:r>
-    </w:p>
-    <w:p>
-      <w:pPr>
-        <w:rPr>
-          <w:rFonts w:ascii="Times New Roman" w:hAnsi="Times New Roman" w:cs="Times New Roman"/>
-          <w:sz w:val="24"/>
-          <w:szCs w:val="24"/>
-        </w:rPr>
-      </w:pPr>
-      <w:r>
-        <w:rPr>
-          <w:rFonts w:ascii="Times New Roman" w:hAnsi="Times New Roman" w:cs="Times New Roman"/>
-          <w:b/>
-          <w:bCs/>
-          <w:sz w:val="24"/>
-          <w:szCs w:val="24"/>
-        </w:rPr>
-        <w:t>Action Plan (What will you do in future?)</w:t>
-      </w:r>
-    </w:p>
-    <w:p>
-      <w:pPr>
-        <w:numPr>
-          <w:ilvl w:val="0"/>
-          <w:numId w:val="14"/>
-        </w:numPr>
-        <w:rPr>
-          <w:rFonts w:ascii="Times New Roman" w:hAnsi="Times New Roman" w:cs="Times New Roman"/>
-          <w:sz w:val="24"/>
-          <w:szCs w:val="24"/>
-        </w:rPr>
-      </w:pPr>
-      <w:r>
-        <w:rPr>
-          <w:rFonts w:ascii="Times New Roman" w:hAnsi="Times New Roman" w:cs="Times New Roman"/>
-          <w:sz w:val="24"/>
-          <w:szCs w:val="24"/>
-        </w:rPr>
-        <w:t xml:space="preserve">Outline specific steps to improve based on your analysis </w:t>
-      </w:r>
-    </w:p>
-    <w:p>
-      <w:pPr>
-        <w:numPr>
-          <w:ilvl w:val="0"/>
-          <w:numId w:val="14"/>
-        </w:numPr>
-        <w:rPr>
-          <w:rFonts w:ascii="Times New Roman" w:hAnsi="Times New Roman" w:cs="Times New Roman"/>
-          <w:sz w:val="24"/>
-          <w:szCs w:val="24"/>
-        </w:rPr>
-      </w:pPr>
-      <w:r>
-        <w:rPr>
-          <w:rFonts w:ascii="Times New Roman" w:hAnsi="Times New Roman" w:cs="Times New Roman"/>
-          <w:sz w:val="24"/>
-          <w:szCs w:val="24"/>
-        </w:rPr>
-        <w:t xml:space="preserve">Ensure steps are: </w:t>
-      </w:r>
-    </w:p>
-    <w:p>
-      <w:pPr>
-        <w:numPr>
-          <w:ilvl w:val="1"/>
-          <w:numId w:val="14"/>
-        </w:numPr>
-        <w:rPr>
-          <w:rFonts w:ascii="Times New Roman" w:hAnsi="Times New Roman" w:cs="Times New Roman"/>
-          <w:sz w:val="24"/>
-          <w:szCs w:val="24"/>
-        </w:rPr>
-      </w:pPr>
-      <w:r>
-        <w:rPr>
-          <w:rFonts w:ascii="Times New Roman" w:hAnsi="Times New Roman" w:cs="Times New Roman"/>
-          <w:sz w:val="24"/>
-          <w:szCs w:val="24"/>
-        </w:rPr>
-        <w:t xml:space="preserve">Clear </w:t>
-      </w:r>
-    </w:p>
-    <w:p>
-      <w:pPr>
-        <w:numPr>
-          <w:ilvl w:val="1"/>
-          <w:numId w:val="14"/>
-        </w:numPr>
-        <w:rPr>
-          <w:rFonts w:ascii="Times New Roman" w:hAnsi="Times New Roman" w:cs="Times New Roman"/>
-          <w:sz w:val="24"/>
-          <w:szCs w:val="24"/>
-        </w:rPr>
-      </w:pPr>
-      <w:r>
-        <w:rPr>
-          <w:rFonts w:ascii="Times New Roman" w:hAnsi="Times New Roman" w:cs="Times New Roman"/>
-          <w:sz w:val="24"/>
-          <w:szCs w:val="24"/>
-        </w:rPr>
-        <w:t xml:space="preserve">Realistic </w:t>
-      </w:r>
-    </w:p>
-    <w:p>
-      <w:pPr>
-        <w:numPr>
-          <w:ilvl w:val="1"/>
-          <w:numId w:val="14"/>
-        </w:numPr>
-        <w:rPr>
-          <w:rFonts w:ascii="Times New Roman" w:hAnsi="Times New Roman" w:cs="Times New Roman"/>
-          <w:sz w:val="24"/>
-          <w:szCs w:val="24"/>
-        </w:rPr>
-      </w:pPr>
-      <w:r>
-        <w:rPr>
-          <w:rFonts w:ascii="Times New Roman" w:hAnsi="Times New Roman" w:cs="Times New Roman"/>
-          <w:sz w:val="24"/>
-          <w:szCs w:val="24"/>
-        </w:rPr>
-        <w:t xml:space="preserve">Achievable </w:t>
-      </w:r>
-    </w:p>
-    <w:p>
-      <w:pPr>
-        <w:numPr>
-          <w:ilvl w:val="0"/>
-          <w:numId w:val="14"/>
-        </w:numPr>
-        <w:rPr>
-          <w:rFonts w:ascii="Times New Roman" w:hAnsi="Times New Roman" w:cs="Times New Roman"/>
-          <w:sz w:val="24"/>
-          <w:szCs w:val="24"/>
-        </w:rPr>
-      </w:pPr>
-      <w:r>
-        <w:rPr>
-          <w:rFonts w:ascii="Times New Roman" w:hAnsi="Times New Roman" w:cs="Times New Roman"/>
-          <w:sz w:val="24"/>
-          <w:szCs w:val="24"/>
-        </w:rPr>
-        <w:t xml:space="preserve">Link your plan to the chosen theory </w:t>
-      </w:r>
-    </w:p>
-    <w:p>
-      <w:pPr>
-        <w:numPr>
-          <w:ilvl w:val="0"/>
-          <w:numId w:val="14"/>
-        </w:numPr>
-        <w:rPr>
-          <w:rFonts w:ascii="Times New Roman" w:hAnsi="Times New Roman" w:cs="Times New Roman"/>
-          <w:sz w:val="24"/>
-          <w:szCs w:val="24"/>
-        </w:rPr>
-      </w:pPr>
-      <w:r>
-        <w:rPr>
-          <w:rFonts w:ascii="Times New Roman" w:hAnsi="Times New Roman" w:cs="Times New Roman"/>
-          <w:sz w:val="24"/>
-          <w:szCs w:val="24"/>
-        </w:rPr>
-        <w:t>Present your plan using SMART goals (Specific, Measurable, Achievable, Relevant, Time-bound)</w:t>
-      </w:r>
-    </w:p>
-    <w:p>
-      <w:pPr>
-        <w:rPr>
-          <w:rFonts w:ascii="Times New Roman" w:hAnsi="Times New Roman" w:cs="Times New Roman"/>
-          <w:sz w:val="24"/>
-          <w:szCs w:val="24"/>
-        </w:rPr>
-      </w:pPr>
-      <w:r>
-        <w:rPr>
-          <w:rFonts w:ascii="Times New Roman" w:hAnsi="Times New Roman" w:cs="Times New Roman"/>
-          <w:sz w:val="24"/>
-          <w:szCs w:val="24"/>
-        </w:rPr>
-        <w:br w:type="page"/>
-      </w:r>
-    </w:p>
-    <w:p>
-      <w:pPr>
-        <w:rPr>
-          <w:rFonts w:ascii="Times New Roman" w:hAnsi="Times New Roman" w:cs="Times New Roman"/>
-          <w:b/>
-          <w:bCs/>
-          <w:sz w:val="24"/>
-          <w:szCs w:val="24"/>
-        </w:rPr>
-      </w:pPr>
-      <w:r>
-        <w:rPr>
-          <w:rFonts w:ascii="Times New Roman" w:hAnsi="Times New Roman" w:cs="Times New Roman"/>
-          <w:b/>
-          <w:bCs/>
-          <w:sz w:val="24"/>
-          <w:szCs w:val="24"/>
-        </w:rPr>
-        <w:lastRenderedPageBreak/>
-        <w:t>Description</w:t>
-      </w:r>
-    </w:p>
-    <w:p>
-      <w:pPr>
-        <w:numPr>
-          <w:ilvl w:val="0"/>
-          <w:numId w:val="15"/>
-        </w:numPr>
-        <w:rPr>
-          <w:rFonts w:ascii="Times New Roman" w:hAnsi="Times New Roman" w:cs="Times New Roman"/>
-          <w:sz w:val="24"/>
-          <w:szCs w:val="24"/>
-        </w:rPr>
-      </w:pPr>
-      <w:r>
-        <w:rPr>
-          <w:rFonts w:ascii="Times New Roman" w:hAnsi="Times New Roman" w:cs="Times New Roman"/>
-          <w:sz w:val="24"/>
-          <w:szCs w:val="24"/>
-        </w:rPr>
-        <w:t xml:space="preserve">Explain how your group was formed </w:t>
-      </w:r>
-    </w:p>
-    <w:p>
-      <w:pPr>
-        <w:numPr>
-          <w:ilvl w:val="0"/>
-          <w:numId w:val="15"/>
-        </w:numPr>
-        <w:rPr>
-          <w:rFonts w:ascii="Times New Roman" w:hAnsi="Times New Roman" w:cs="Times New Roman"/>
-          <w:sz w:val="24"/>
-          <w:szCs w:val="24"/>
-        </w:rPr>
-      </w:pPr>
-      <w:r>
-        <w:rPr>
-          <w:rFonts w:ascii="Times New Roman" w:hAnsi="Times New Roman" w:cs="Times New Roman"/>
-          <w:sz w:val="24"/>
-          <w:szCs w:val="24"/>
-        </w:rPr>
-        <w:t xml:space="preserve">Describe the team’s overall goals and what you aimed to achieve </w:t>
-      </w:r>
-    </w:p>
-    <w:p>
-      <w:pPr>
-        <w:numPr>
-          <w:ilvl w:val="0"/>
-          <w:numId w:val="15"/>
-        </w:numPr>
-        <w:rPr>
-          <w:rFonts w:ascii="Times New Roman" w:hAnsi="Times New Roman" w:cs="Times New Roman"/>
-          <w:sz w:val="24"/>
-          <w:szCs w:val="24"/>
-        </w:rPr>
-      </w:pPr>
-      <w:r>
-        <w:rPr>
-          <w:rFonts w:ascii="Times New Roman" w:hAnsi="Times New Roman" w:cs="Times New Roman"/>
-          <w:sz w:val="24"/>
-          <w:szCs w:val="24"/>
-        </w:rPr>
-        <w:t xml:space="preserve">Outline your contributions in: </w:t>
-      </w:r>
-    </w:p>
-    <w:p>
-      <w:pPr>
-        <w:numPr>
-          <w:ilvl w:val="1"/>
-          <w:numId w:val="15"/>
-        </w:numPr>
-        <w:rPr>
-          <w:rFonts w:ascii="Times New Roman" w:hAnsi="Times New Roman" w:cs="Times New Roman"/>
-          <w:sz w:val="24"/>
-          <w:szCs w:val="24"/>
-        </w:rPr>
-      </w:pPr>
-      <w:r>
-        <w:rPr>
-          <w:rFonts w:ascii="Times New Roman" w:hAnsi="Times New Roman" w:cs="Times New Roman"/>
-          <w:sz w:val="24"/>
-          <w:szCs w:val="24"/>
-        </w:rPr>
-        <w:t xml:space="preserve">Communication within the team </w:t>
-      </w:r>
-    </w:p>
-    <w:p>
-      <w:pPr>
-        <w:numPr>
-          <w:ilvl w:val="1"/>
-          <w:numId w:val="15"/>
-        </w:numPr>
-        <w:rPr>
-          <w:rFonts w:ascii="Times New Roman" w:hAnsi="Times New Roman" w:cs="Times New Roman"/>
-          <w:sz w:val="24"/>
-          <w:szCs w:val="24"/>
-        </w:rPr>
-      </w:pPr>
-      <w:r>
-        <w:rPr>
-          <w:rFonts w:ascii="Times New Roman" w:hAnsi="Times New Roman" w:cs="Times New Roman"/>
-          <w:sz w:val="24"/>
-          <w:szCs w:val="24"/>
-        </w:rPr>
-        <w:t xml:space="preserve">Task delegation </w:t>
-      </w:r>
-    </w:p>
-    <w:p>
-      <w:pPr>
-        <w:numPr>
-          <w:ilvl w:val="1"/>
-          <w:numId w:val="15"/>
-        </w:numPr>
-        <w:rPr>
-          <w:rFonts w:ascii="Times New Roman" w:hAnsi="Times New Roman" w:cs="Times New Roman"/>
-          <w:sz w:val="24"/>
-          <w:szCs w:val="24"/>
-        </w:rPr>
-      </w:pPr>
-      <w:r>
-        <w:rPr>
-          <w:rFonts w:ascii="Times New Roman" w:hAnsi="Times New Roman" w:cs="Times New Roman"/>
-          <w:sz w:val="24"/>
-          <w:szCs w:val="24"/>
-        </w:rPr>
-        <w:t xml:space="preserve">Meeting deadlines </w:t>
-      </w:r>
-    </w:p>
-    <w:p>
-      <w:pPr>
-        <w:numPr>
-          <w:ilvl w:val="1"/>
-          <w:numId w:val="15"/>
-        </w:numPr>
-        <w:rPr>
-          <w:rFonts w:ascii="Times New Roman" w:hAnsi="Times New Roman" w:cs="Times New Roman"/>
-          <w:sz w:val="24"/>
-          <w:szCs w:val="24"/>
-        </w:rPr>
-      </w:pPr>
-      <w:r>
-        <w:rPr>
-          <w:rFonts w:ascii="Times New Roman" w:hAnsi="Times New Roman" w:cs="Times New Roman"/>
-          <w:sz w:val="24"/>
-          <w:szCs w:val="24"/>
-        </w:rPr>
-        <w:t xml:space="preserve">Conflict resolution </w:t>
-      </w:r>
-    </w:p>
-    <w:p>
-      <w:pPr>
-        <w:numPr>
-          <w:ilvl w:val="1"/>
-          <w:numId w:val="15"/>
-        </w:numPr>
-        <w:rPr>
-          <w:rFonts w:ascii="Times New Roman" w:hAnsi="Times New Roman" w:cs="Times New Roman"/>
-          <w:sz w:val="24"/>
-          <w:szCs w:val="24"/>
-        </w:rPr>
-      </w:pPr>
-      <w:r>
-        <w:rPr>
-          <w:rFonts w:ascii="Times New Roman" w:hAnsi="Times New Roman" w:cs="Times New Roman"/>
-          <w:sz w:val="24"/>
-          <w:szCs w:val="24"/>
-        </w:rPr>
-        <w:t xml:space="preserve">Applying management theories </w:t>
-      </w:r>
-    </w:p>
-    <w:p>
-      <w:pPr>
-        <w:numPr>
-          <w:ilvl w:val="1"/>
-          <w:numId w:val="15"/>
-        </w:numPr>
-        <w:rPr>
-          <w:rFonts w:ascii="Times New Roman" w:hAnsi="Times New Roman" w:cs="Times New Roman"/>
-          <w:sz w:val="24"/>
-          <w:szCs w:val="24"/>
-        </w:rPr>
-      </w:pPr>
-      <w:r>
-        <w:rPr>
-          <w:rFonts w:ascii="Times New Roman" w:hAnsi="Times New Roman" w:cs="Times New Roman"/>
-          <w:sz w:val="24"/>
-          <w:szCs w:val="24"/>
-        </w:rPr>
-        <w:t>Preparing and delivering the group presentation</w:t>
-      </w:r>
-    </w:p>
-    <w:p>
-      <w:pPr>
-        <w:rPr>
-          <w:rFonts w:ascii="Times New Roman" w:hAnsi="Times New Roman" w:cs="Times New Roman"/>
-          <w:b/>
-          <w:bCs/>
-          <w:sz w:val="24"/>
-          <w:szCs w:val="24"/>
-        </w:rPr>
-      </w:pPr>
-    </w:p>
-    <w:p>
-      <w:pPr>
-        <w:rPr>
-          <w:rFonts w:ascii="Times New Roman" w:hAnsi="Times New Roman" w:cs="Times New Roman"/>
-          <w:sz w:val="24"/>
-          <w:szCs w:val="24"/>
-        </w:rPr>
-      </w:pPr>
-      <w:r>
-        <w:rPr>
-          <w:rFonts w:ascii="Times New Roman" w:hAnsi="Times New Roman" w:cs="Times New Roman"/>
-          <w:sz w:val="24"/>
-          <w:szCs w:val="24"/>
-        </w:rPr>
-        <w:t>Our team culture</w:t>
-      </w:r>
-      <w:r>
-        <w:rPr>
-          <w:rFonts w:ascii="Times New Roman" w:hAnsi="Times New Roman" w:cs="Times New Roman"/>
-          <w:sz w:val="24"/>
-          <w:szCs w:val="24"/>
-        </w:rPr>
-        <w:t xml:space="preserve"> was</w:t>
-      </w:r>
-      <w:r>
-        <w:rPr>
-          <w:rFonts w:ascii="Times New Roman" w:hAnsi="Times New Roman" w:cs="Times New Roman"/>
-          <w:sz w:val="24"/>
-          <w:szCs w:val="24"/>
-        </w:rPr>
-        <w:t xml:space="preserve"> officially </w:t>
-      </w:r>
-      <w:r>
-        <w:rPr>
-          <w:rFonts w:ascii="Times New Roman" w:hAnsi="Times New Roman" w:cs="Times New Roman"/>
-          <w:sz w:val="24"/>
-          <w:szCs w:val="24"/>
-        </w:rPr>
-        <w:t>established</w:t>
-      </w:r>
-      <w:r>
-        <w:rPr>
-          <w:rFonts w:ascii="Times New Roman" w:hAnsi="Times New Roman" w:cs="Times New Roman"/>
-          <w:sz w:val="24"/>
-          <w:szCs w:val="24"/>
-        </w:rPr>
-        <w:t xml:space="preserve"> when we created our Team Expectations Document. We </w:t>
-      </w:r>
-      <w:r>
-        <w:rPr>
-          <w:rFonts w:ascii="Times New Roman" w:hAnsi="Times New Roman" w:cs="Times New Roman"/>
-          <w:sz w:val="24"/>
-          <w:szCs w:val="24"/>
-        </w:rPr>
-        <w:t>aimed for</w:t>
-      </w:r>
-      <w:r>
-        <w:rPr>
-          <w:rFonts w:ascii="Times New Roman" w:hAnsi="Times New Roman" w:cs="Times New Roman"/>
-          <w:sz w:val="24"/>
-          <w:szCs w:val="24"/>
-        </w:rPr>
-        <w:t xml:space="preserve"> a </w:t>
-      </w:r>
-      <w:r>
-        <w:rPr>
-          <w:rFonts w:ascii="Times New Roman" w:hAnsi="Times New Roman" w:cs="Times New Roman"/>
-          <w:sz w:val="24"/>
-          <w:szCs w:val="24"/>
-        </w:rPr>
-        <w:t>h</w:t>
-      </w:r>
-      <w:r>
-        <w:rPr>
-          <w:rFonts w:ascii="Times New Roman" w:hAnsi="Times New Roman" w:cs="Times New Roman"/>
-          <w:sz w:val="24"/>
-          <w:szCs w:val="24"/>
-        </w:rPr>
-        <w:t xml:space="preserve">igh </w:t>
-      </w:r>
-      <w:r>
-        <w:rPr>
-          <w:rFonts w:ascii="Times New Roman" w:hAnsi="Times New Roman" w:cs="Times New Roman"/>
-          <w:sz w:val="24"/>
-          <w:szCs w:val="24"/>
-        </w:rPr>
-        <w:t>d</w:t>
-      </w:r>
-      <w:r>
-        <w:rPr>
-          <w:rFonts w:ascii="Times New Roman" w:hAnsi="Times New Roman" w:cs="Times New Roman"/>
-          <w:sz w:val="24"/>
-          <w:szCs w:val="24"/>
-        </w:rPr>
-        <w:t xml:space="preserve">istinction </w:t>
-      </w:r>
-      <w:r>
-        <w:rPr>
-          <w:rFonts w:ascii="Times New Roman" w:hAnsi="Times New Roman" w:cs="Times New Roman"/>
-          <w:sz w:val="24"/>
-          <w:szCs w:val="24"/>
-        </w:rPr>
-        <w:t xml:space="preserve">and set </w:t>
-      </w:r>
-      <w:r>
-        <w:rPr>
-          <w:rFonts w:ascii="Times New Roman" w:hAnsi="Times New Roman" w:cs="Times New Roman"/>
-          <w:sz w:val="24"/>
-          <w:szCs w:val="24"/>
-        </w:rPr>
-        <w:t>clear guidelines</w:t>
-      </w:r>
-      <w:r>
-        <w:rPr>
-          <w:rFonts w:ascii="Times New Roman" w:hAnsi="Times New Roman" w:cs="Times New Roman"/>
-          <w:sz w:val="24"/>
-          <w:szCs w:val="24"/>
-        </w:rPr>
-        <w:t xml:space="preserve"> to </w:t>
-      </w:r>
-      <w:r>
-        <w:rPr>
-          <w:rFonts w:ascii="Times New Roman" w:hAnsi="Times New Roman" w:cs="Times New Roman"/>
-          <w:sz w:val="24"/>
-          <w:szCs w:val="24"/>
-        </w:rPr>
-        <w:t>follow</w:t>
-      </w:r>
-      <w:r>
-        <w:rPr>
-          <w:rFonts w:ascii="Times New Roman" w:hAnsi="Times New Roman" w:cs="Times New Roman"/>
-          <w:sz w:val="24"/>
-          <w:szCs w:val="24"/>
-        </w:rPr>
-        <w:t xml:space="preserve"> </w:t>
-      </w:r>
-      <w:r>
-        <w:rPr>
-          <w:rFonts w:ascii="Times New Roman" w:hAnsi="Times New Roman" w:cs="Times New Roman"/>
-          <w:sz w:val="24"/>
-          <w:szCs w:val="24"/>
-        </w:rPr>
-        <w:t>throughout</w:t>
-      </w:r>
-      <w:r>
-        <w:rPr>
-          <w:rFonts w:ascii="Times New Roman" w:hAnsi="Times New Roman" w:cs="Times New Roman"/>
-          <w:sz w:val="24"/>
-          <w:szCs w:val="24"/>
-        </w:rPr>
-        <w:t xml:space="preserve"> the</w:t>
-      </w:r>
-      <w:r>
-        <w:rPr>
-          <w:rFonts w:ascii="Times New Roman" w:hAnsi="Times New Roman" w:cs="Times New Roman"/>
-          <w:sz w:val="24"/>
-          <w:szCs w:val="24"/>
-        </w:rPr>
-        <w:t xml:space="preserve"> assignment</w:t>
-      </w:r>
-      <w:r>
-        <w:rPr>
-          <w:rFonts w:ascii="Times New Roman" w:hAnsi="Times New Roman" w:cs="Times New Roman"/>
-          <w:sz w:val="24"/>
-          <w:szCs w:val="24"/>
-        </w:rPr>
-        <w:t xml:space="preserve"> (see Appendix A). Setting expectations at the start of the team formation </w:t>
-      </w:r>
-      <w:r>
-        <w:rPr>
-          <w:rFonts w:ascii="Times New Roman" w:hAnsi="Times New Roman" w:cs="Times New Roman"/>
-          <w:sz w:val="24"/>
-          <w:szCs w:val="24"/>
-        </w:rPr>
-        <w:t>created a psychological contract</w:t>
-      </w:r>
-      <w:r>
-        <w:rPr>
-          <w:rFonts w:ascii="Times New Roman" w:hAnsi="Times New Roman" w:cs="Times New Roman"/>
-          <w:sz w:val="24"/>
-          <w:szCs w:val="24"/>
-        </w:rPr>
-        <w:t xml:space="preserve"> which fostered a sense of</w:t>
-      </w:r>
-      <w:r>
-        <w:rPr>
-          <w:rFonts w:ascii="Times New Roman" w:hAnsi="Times New Roman" w:cs="Times New Roman"/>
-          <w:sz w:val="24"/>
-          <w:szCs w:val="24"/>
-        </w:rPr>
-        <w:t xml:space="preserve"> responsibility and accountability</w:t>
-      </w:r>
-      <w:r>
-        <w:rPr>
-          <w:rFonts w:ascii="Times New Roman" w:hAnsi="Times New Roman" w:cs="Times New Roman"/>
-          <w:sz w:val="24"/>
-          <w:szCs w:val="24"/>
-        </w:rPr>
-        <w:t xml:space="preserve"> among ourselves. </w:t>
-      </w:r>
-      <w:r>
-        <w:rPr>
-          <w:rFonts w:ascii="Times New Roman" w:hAnsi="Times New Roman" w:cs="Times New Roman"/>
-          <w:sz w:val="24"/>
-          <w:szCs w:val="24"/>
-        </w:rPr>
-        <w:tab/>
-      </w:r>
-    </w:p>
-    <w:p>
-      <w:pPr>
-        <w:rPr>
-          <w:rFonts w:ascii="Times New Roman" w:hAnsi="Times New Roman" w:cs="Times New Roman"/>
-          <w:sz w:val="24"/>
-          <w:szCs w:val="24"/>
-        </w:rPr>
-      </w:pPr>
-      <w:r>
-        <w:rPr>
-          <w:rFonts w:ascii="Times New Roman" w:hAnsi="Times New Roman" w:cs="Times New Roman"/>
-          <w:sz w:val="24"/>
-          <w:szCs w:val="24"/>
-        </w:rPr>
-        <w:t xml:space="preserve">Even though we </w:t>
-      </w:r>
-      <w:r>
-        <w:rPr>
-          <w:rFonts w:ascii="Times New Roman" w:hAnsi="Times New Roman" w:cs="Times New Roman"/>
-          <w:sz w:val="24"/>
-          <w:szCs w:val="24"/>
-        </w:rPr>
-        <w:t>had set</w:t>
-      </w:r>
-      <w:r>
-        <w:rPr>
-          <w:rFonts w:ascii="Times New Roman" w:hAnsi="Times New Roman" w:cs="Times New Roman"/>
-          <w:sz w:val="24"/>
-          <w:szCs w:val="24"/>
-        </w:rPr>
-        <w:t xml:space="preserve"> expectations, rules and </w:t>
-      </w:r>
-      <w:r>
-        <w:rPr>
-          <w:rFonts w:ascii="Times New Roman" w:hAnsi="Times New Roman" w:cs="Times New Roman"/>
-          <w:sz w:val="24"/>
-          <w:szCs w:val="24"/>
-        </w:rPr>
-        <w:t xml:space="preserve">a </w:t>
-      </w:r>
-      <w:r>
-        <w:rPr>
-          <w:rFonts w:ascii="Times New Roman" w:hAnsi="Times New Roman" w:cs="Times New Roman"/>
-          <w:sz w:val="24"/>
-          <w:szCs w:val="24"/>
-        </w:rPr>
-        <w:t xml:space="preserve">group chat channel, there was no communication </w:t>
-      </w:r>
-      <w:r>
-        <w:rPr>
-          <w:rFonts w:ascii="Times New Roman" w:hAnsi="Times New Roman" w:cs="Times New Roman"/>
-          <w:sz w:val="24"/>
-          <w:szCs w:val="24"/>
-        </w:rPr>
-        <w:t>within the team</w:t>
-      </w:r>
-      <w:r>
-        <w:rPr>
-          <w:rFonts w:ascii="Times New Roman" w:hAnsi="Times New Roman" w:cs="Times New Roman"/>
-          <w:sz w:val="24"/>
-          <w:szCs w:val="24"/>
-        </w:rPr>
-        <w:t xml:space="preserve">. </w:t>
-      </w:r>
-      <w:r>
-        <w:rPr>
-          <w:rFonts w:ascii="Times New Roman" w:hAnsi="Times New Roman" w:cs="Times New Roman"/>
-          <w:sz w:val="24"/>
-          <w:szCs w:val="24"/>
-        </w:rPr>
-        <w:t xml:space="preserve">It seemed each member was waiting for someone to volunteer to manage the team. To address this </w:t>
-      </w:r>
-      <w:r>
-        <w:rPr>
-          <w:rFonts w:ascii="Times New Roman" w:hAnsi="Times New Roman" w:cs="Times New Roman"/>
-          <w:sz w:val="24"/>
-          <w:szCs w:val="24"/>
-        </w:rPr>
-        <w:t>potential conflict</w:t>
-      </w:r>
-      <w:r>
-        <w:rPr>
-          <w:rFonts w:ascii="Times New Roman" w:hAnsi="Times New Roman" w:cs="Times New Roman"/>
-          <w:sz w:val="24"/>
-          <w:szCs w:val="24"/>
-        </w:rPr>
-        <w:t>, I volunteered to organize a meeting after the lecture to assign roles and delegate tasks among the members</w:t>
-      </w:r>
-      <w:r>
-        <w:rPr>
-          <w:rFonts w:ascii="Times New Roman" w:hAnsi="Times New Roman" w:cs="Times New Roman"/>
-          <w:sz w:val="24"/>
-          <w:szCs w:val="24"/>
-        </w:rPr>
-        <w:t xml:space="preserve"> (see Appendix B).</w:t>
-      </w:r>
-      <w:r>
-        <w:rPr>
-          <w:rFonts w:ascii="Times New Roman" w:hAnsi="Times New Roman" w:cs="Times New Roman"/>
-          <w:sz w:val="24"/>
-          <w:szCs w:val="24"/>
-        </w:rPr>
-        <w:t xml:space="preserve"> As a result, I effectively took the role of group leader.</w:t>
-      </w:r>
-    </w:p>
-    <w:p>
-      <w:pPr>
-        <w:rPr>
-          <w:rFonts w:ascii="Times New Roman" w:hAnsi="Times New Roman" w:cs="Times New Roman"/>
-          <w:sz w:val="24"/>
-          <w:szCs w:val="24"/>
-        </w:rPr>
-      </w:pPr>
-      <w:r>
-        <w:rPr>
-          <w:rFonts w:ascii="Times New Roman" w:hAnsi="Times New Roman" w:cs="Times New Roman"/>
-          <w:sz w:val="24"/>
-          <w:szCs w:val="24"/>
-        </w:rPr>
-        <w:t>During the meeting</w:t>
-      </w:r>
-      <w:r>
-        <w:rPr>
-          <w:rFonts w:ascii="Times New Roman" w:hAnsi="Times New Roman" w:cs="Times New Roman"/>
-          <w:sz w:val="24"/>
-          <w:szCs w:val="24"/>
-        </w:rPr>
-        <w:t>, w</w:t>
-      </w:r>
-      <w:r>
-        <w:rPr>
-          <w:rFonts w:ascii="Times New Roman" w:hAnsi="Times New Roman" w:cs="Times New Roman"/>
-          <w:sz w:val="24"/>
-          <w:szCs w:val="24"/>
-        </w:rPr>
-        <w:t>e allocate task</w:t>
-      </w:r>
-      <w:r>
-        <w:rPr>
-          <w:rFonts w:ascii="Times New Roman" w:hAnsi="Times New Roman" w:cs="Times New Roman"/>
-          <w:sz w:val="24"/>
-          <w:szCs w:val="24"/>
-        </w:rPr>
-        <w:t>s among ourselves</w:t>
-      </w:r>
-      <w:r>
-        <w:rPr>
-          <w:rFonts w:ascii="Times New Roman" w:hAnsi="Times New Roman" w:cs="Times New Roman"/>
-          <w:sz w:val="24"/>
-          <w:szCs w:val="24"/>
-        </w:rPr>
-        <w:t xml:space="preserve"> </w:t>
-      </w:r>
-      <w:r>
-        <w:rPr>
-          <w:rFonts w:ascii="Times New Roman" w:hAnsi="Times New Roman" w:cs="Times New Roman"/>
-          <w:sz w:val="24"/>
-          <w:szCs w:val="24"/>
-        </w:rPr>
-        <w:t>(see Appendix C).</w:t>
-      </w:r>
-      <w:r>
-        <w:rPr>
-          <w:rFonts w:ascii="Times New Roman" w:hAnsi="Times New Roman" w:cs="Times New Roman"/>
-          <w:sz w:val="24"/>
-          <w:szCs w:val="24"/>
-        </w:rPr>
-        <w:t xml:space="preserve"> </w:t>
-      </w:r>
-      <w:r>
-        <w:rPr>
-          <w:rFonts w:ascii="Times New Roman" w:hAnsi="Times New Roman" w:cs="Times New Roman"/>
-          <w:sz w:val="24"/>
-          <w:szCs w:val="24"/>
-        </w:rPr>
-        <w:t xml:space="preserve">The </w:t>
-      </w:r>
-      <w:r>
-        <w:rPr>
-          <w:rFonts w:ascii="Times New Roman" w:hAnsi="Times New Roman" w:cs="Times New Roman"/>
-          <w:sz w:val="24"/>
-          <w:szCs w:val="24"/>
-        </w:rPr>
-        <w:t>meeting minutes</w:t>
-      </w:r>
-      <w:r>
-        <w:rPr>
-          <w:rFonts w:ascii="Times New Roman" w:hAnsi="Times New Roman" w:cs="Times New Roman"/>
-          <w:sz w:val="24"/>
-          <w:szCs w:val="24"/>
-        </w:rPr>
-        <w:t xml:space="preserve"> included</w:t>
-      </w:r>
-      <w:r>
-        <w:rPr>
-          <w:rFonts w:ascii="Times New Roman" w:hAnsi="Times New Roman" w:cs="Times New Roman"/>
-          <w:sz w:val="24"/>
-          <w:szCs w:val="24"/>
-        </w:rPr>
-        <w:t xml:space="preserve"> </w:t>
-      </w:r>
-      <w:r>
-        <w:rPr>
-          <w:rFonts w:ascii="Times New Roman" w:hAnsi="Times New Roman" w:cs="Times New Roman"/>
-          <w:sz w:val="24"/>
-          <w:szCs w:val="24"/>
-        </w:rPr>
-        <w:t xml:space="preserve">an </w:t>
-      </w:r>
-      <w:r>
-        <w:rPr>
-          <w:rFonts w:ascii="Times New Roman" w:hAnsi="Times New Roman" w:cs="Times New Roman"/>
-          <w:sz w:val="24"/>
-          <w:szCs w:val="24"/>
-        </w:rPr>
-        <w:t xml:space="preserve">action item </w:t>
-      </w:r>
-      <w:r>
-        <w:rPr>
-          <w:rFonts w:ascii="Times New Roman" w:hAnsi="Times New Roman" w:cs="Times New Roman"/>
-          <w:sz w:val="24"/>
-          <w:szCs w:val="24"/>
-        </w:rPr>
-        <w:t xml:space="preserve">which outlines our task and deadline. The task was to </w:t>
-      </w:r>
-      <w:r>
-        <w:rPr>
-          <w:rFonts w:ascii="Times New Roman" w:hAnsi="Times New Roman" w:cs="Times New Roman"/>
-          <w:sz w:val="24"/>
-          <w:szCs w:val="24"/>
-        </w:rPr>
-        <w:t>analyze the</w:t>
-      </w:r>
-      <w:r>
-        <w:rPr>
-          <w:rFonts w:ascii="Times New Roman" w:hAnsi="Times New Roman" w:cs="Times New Roman"/>
-          <w:sz w:val="24"/>
-          <w:szCs w:val="24"/>
-        </w:rPr>
-        <w:t xml:space="preserve"> case study, </w:t>
-      </w:r>
-      <w:r>
-        <w:rPr>
-          <w:rFonts w:ascii="Times New Roman" w:hAnsi="Times New Roman" w:cs="Times New Roman"/>
-          <w:sz w:val="24"/>
-          <w:szCs w:val="24"/>
-        </w:rPr>
-        <w:t>select</w:t>
-      </w:r>
-      <w:r>
-        <w:rPr>
-          <w:rFonts w:ascii="Times New Roman" w:hAnsi="Times New Roman" w:cs="Times New Roman"/>
-          <w:sz w:val="24"/>
-          <w:szCs w:val="24"/>
-        </w:rPr>
-        <w:t xml:space="preserve"> a </w:t>
-      </w:r>
-      <w:r>
-        <w:rPr>
-          <w:rFonts w:ascii="Times New Roman" w:hAnsi="Times New Roman" w:cs="Times New Roman"/>
-          <w:sz w:val="24"/>
-          <w:szCs w:val="24"/>
-        </w:rPr>
-        <w:t xml:space="preserve">relevant </w:t>
-      </w:r>
-      <w:r>
-        <w:rPr>
-          <w:rFonts w:ascii="Times New Roman" w:hAnsi="Times New Roman" w:cs="Times New Roman"/>
-          <w:sz w:val="24"/>
-          <w:szCs w:val="24"/>
-        </w:rPr>
-        <w:t xml:space="preserve">theory and </w:t>
-      </w:r>
-      <w:r>
-        <w:rPr>
-          <w:rFonts w:ascii="Times New Roman" w:hAnsi="Times New Roman" w:cs="Times New Roman"/>
-          <w:sz w:val="24"/>
-          <w:szCs w:val="24"/>
-        </w:rPr>
-        <w:t>propose</w:t>
-      </w:r>
-      <w:r>
-        <w:rPr>
-          <w:rFonts w:ascii="Times New Roman" w:hAnsi="Times New Roman" w:cs="Times New Roman"/>
-          <w:sz w:val="24"/>
-          <w:szCs w:val="24"/>
-        </w:rPr>
-        <w:t xml:space="preserve"> a </w:t>
-      </w:r>
-      <w:r>
-        <w:rPr>
-          <w:rFonts w:ascii="Times New Roman" w:hAnsi="Times New Roman" w:cs="Times New Roman"/>
-          <w:sz w:val="24"/>
-          <w:szCs w:val="24"/>
-        </w:rPr>
-        <w:t>solution</w:t>
-      </w:r>
-      <w:r>
-        <w:rPr>
-          <w:rFonts w:ascii="Times New Roman" w:hAnsi="Times New Roman" w:cs="Times New Roman"/>
-          <w:sz w:val="24"/>
-          <w:szCs w:val="24"/>
-        </w:rPr>
-        <w:t>. We</w:t>
-      </w:r>
-      <w:r>
-        <w:rPr>
-          <w:rFonts w:ascii="Times New Roman" w:hAnsi="Times New Roman" w:cs="Times New Roman"/>
-          <w:sz w:val="24"/>
-          <w:szCs w:val="24"/>
-        </w:rPr>
-        <w:t xml:space="preserve"> </w:t>
-      </w:r>
-      <w:r>
-        <w:rPr>
-          <w:rFonts w:ascii="Times New Roman" w:hAnsi="Times New Roman" w:cs="Times New Roman"/>
-          <w:sz w:val="24"/>
-          <w:szCs w:val="24"/>
-        </w:rPr>
-        <w:t>then discuss</w:t>
-      </w:r>
-      <w:r>
-        <w:rPr>
-          <w:rFonts w:ascii="Times New Roman" w:hAnsi="Times New Roman" w:cs="Times New Roman"/>
-          <w:sz w:val="24"/>
-          <w:szCs w:val="24"/>
-        </w:rPr>
-        <w:t>ed</w:t>
-      </w:r>
-      <w:r>
-        <w:rPr>
-          <w:rFonts w:ascii="Times New Roman" w:hAnsi="Times New Roman" w:cs="Times New Roman"/>
-          <w:sz w:val="24"/>
-          <w:szCs w:val="24"/>
-        </w:rPr>
-        <w:t xml:space="preserve"> and vote </w:t>
-      </w:r>
-      <w:r>
-        <w:rPr>
-          <w:rFonts w:ascii="Times New Roman" w:hAnsi="Times New Roman" w:cs="Times New Roman"/>
-          <w:sz w:val="24"/>
-          <w:szCs w:val="24"/>
-        </w:rPr>
-        <w:t>on</w:t>
-      </w:r>
-      <w:r>
-        <w:rPr>
-          <w:rFonts w:ascii="Times New Roman" w:hAnsi="Times New Roman" w:cs="Times New Roman"/>
-          <w:sz w:val="24"/>
-          <w:szCs w:val="24"/>
-        </w:rPr>
-        <w:t xml:space="preserve"> the theory for our presentation. (see Appendix D). We </w:t>
-      </w:r>
-      <w:r>
-        <w:rPr>
-          <w:rFonts w:ascii="Times New Roman" w:hAnsi="Times New Roman" w:cs="Times New Roman"/>
-          <w:sz w:val="24"/>
-          <w:szCs w:val="24"/>
-        </w:rPr>
-        <w:t>also decided</w:t>
-      </w:r>
-      <w:r>
-        <w:rPr>
-          <w:rFonts w:ascii="Times New Roman" w:hAnsi="Times New Roman" w:cs="Times New Roman"/>
-          <w:sz w:val="24"/>
-          <w:szCs w:val="24"/>
-        </w:rPr>
-        <w:t xml:space="preserve"> to use Canva for the presentation slides and </w:t>
-      </w:r>
-      <w:r>
-        <w:rPr>
-          <w:rFonts w:ascii="Times New Roman" w:hAnsi="Times New Roman" w:cs="Times New Roman"/>
-          <w:sz w:val="24"/>
-          <w:szCs w:val="24"/>
-        </w:rPr>
-        <w:t>agreed on setting</w:t>
-      </w:r>
-      <w:r>
-        <w:rPr>
-          <w:rFonts w:ascii="Times New Roman" w:hAnsi="Times New Roman" w:cs="Times New Roman"/>
-          <w:sz w:val="24"/>
-          <w:szCs w:val="24"/>
-        </w:rPr>
-        <w:t xml:space="preserve"> rehearsal dates to prepare for the group presentation. </w:t>
-      </w:r>
-    </w:p>
-    <w:p>
-      <w:pPr>
-        <w:rPr>
-          <w:rFonts w:ascii="Times New Roman" w:hAnsi="Times New Roman" w:cs="Times New Roman"/>
-          <w:b/>
-          <w:bCs/>
-          <w:sz w:val="24"/>
-          <w:szCs w:val="24"/>
-        </w:rPr>
-      </w:pPr>
-      <w:r>
-        <w:rPr>
-          <w:rFonts w:ascii="Times New Roman" w:hAnsi="Times New Roman" w:cs="Times New Roman"/>
-          <w:b/>
-          <w:bCs/>
-          <w:sz w:val="24"/>
-          <w:szCs w:val="24"/>
-        </w:rPr>
-        <w:t>Feelings</w:t>
-      </w:r>
-    </w:p>
-    <w:p>
-      <w:pPr>
-        <w:rPr>
-          <w:rFonts w:ascii="Times New Roman" w:hAnsi="Times New Roman" w:cs="Times New Roman"/>
-          <w:b/>
-          <w:bCs/>
-          <w:sz w:val="24"/>
-          <w:szCs w:val="24"/>
-        </w:rPr>
-      </w:pPr>
-      <w:r>
-        <w:rPr>
-          <w:rFonts w:ascii="Times New Roman" w:hAnsi="Times New Roman" w:cs="Times New Roman"/>
-          <w:b/>
-          <w:bCs/>
-          <w:sz w:val="24"/>
-          <w:szCs w:val="24"/>
-        </w:rPr>
-        <w:t>Evaluation</w:t>
-      </w:r>
-    </w:p>
-    <w:p>
-      <w:pPr>
-        <w:rPr>
-          <w:rFonts w:ascii="Times New Roman" w:hAnsi="Times New Roman" w:cs="Times New Roman"/>
-          <w:b/>
-          <w:bCs/>
-          <w:sz w:val="24"/>
-          <w:szCs w:val="24"/>
-        </w:rPr>
-      </w:pPr>
-      <w:r>
-        <w:rPr>
-          <w:rFonts w:ascii="Times New Roman" w:hAnsi="Times New Roman" w:cs="Times New Roman"/>
-          <w:b/>
-          <w:bCs/>
-          <w:sz w:val="24"/>
-          <w:szCs w:val="24"/>
-        </w:rPr>
-        <w:t>Analysis</w:t>
-      </w:r>
-    </w:p>
-    <w:p>
-      <w:pPr>
-        <w:rPr>
-          <w:rFonts w:ascii="Times New Roman" w:hAnsi="Times New Roman" w:cs="Times New Roman"/>
-          <w:b/>
-          <w:bCs/>
-          <w:sz w:val="24"/>
-          <w:szCs w:val="24"/>
-        </w:rPr>
-      </w:pPr>
-      <w:r>
-        <w:rPr>
-          <w:rFonts w:ascii="Times New Roman" w:hAnsi="Times New Roman" w:cs="Times New Roman"/>
-          <w:b/>
-          <w:bCs/>
-          <w:sz w:val="24"/>
-          <w:szCs w:val="24"/>
-        </w:rPr>
-        <w:lastRenderedPageBreak/>
-        <w:t xml:space="preserve">Conclusion </w:t>
-      </w:r>
-    </w:p>
-    <w:p>
-      <w:pPr>
-        <w:rPr>
-          <w:rFonts w:ascii="Times New Roman" w:hAnsi="Times New Roman" w:cs="Times New Roman"/>
-          <w:b/>
-          <w:bCs/>
-          <w:sz w:val="24"/>
-          <w:szCs w:val="24"/>
-        </w:rPr>
-      </w:pPr>
-      <w:r>
-        <w:rPr>
-          <w:rFonts w:ascii="Times New Roman" w:hAnsi="Times New Roman" w:cs="Times New Roman"/>
-          <w:b/>
-          <w:bCs/>
-          <w:sz w:val="24"/>
-          <w:szCs w:val="24"/>
-        </w:rPr>
-        <w:t>Action Plan</w:t>
-      </w:r>
-    </w:p>
-    <w:p>
-      <w:pPr>
-        <w:rPr>
-          <w:rFonts w:ascii="Times New Roman" w:hAnsi="Times New Roman" w:cs="Times New Roman"/>
-          <w:sz w:val="24"/>
-          <w:szCs w:val="24"/>
-        </w:rPr>
-      </w:pPr>
-    </w:p>
-    <w:p>
-      <w:pPr>
-        <w:rPr>
-          <w:rFonts w:ascii="Times New Roman" w:hAnsi="Times New Roman" w:cs="Times New Roman"/>
-          <w:sz w:val="24"/>
-          <w:szCs w:val="24"/>
-        </w:rPr>
-      </w:pPr>
-    </w:p>
-    <w:p>
-      <w:pPr>
-        <w:rPr>
-          <w:rFonts w:ascii="Times New Roman" w:hAnsi="Times New Roman" w:cs="Times New Roman"/>
-          <w:sz w:val="24"/>
-          <w:szCs w:val="24"/>
-        </w:rPr>
-      </w:pPr>
-    </w:p>
-    <w:p>
-      <w:pPr>
-        <w:rPr>
-          <w:rFonts w:ascii="Times New Roman" w:hAnsi="Times New Roman" w:cs="Times New Roman"/>
-          <w:sz w:val="24"/>
-          <w:szCs w:val="24"/>
-        </w:rPr>
-      </w:pPr>
-    </w:p>
-    <w:p>
-      <w:pPr>
-        <w:rPr>
-          <w:rFonts w:ascii="Times New Roman" w:hAnsi="Times New Roman" w:cs="Times New Roman"/>
-          <w:sz w:val="24"/>
-          <w:szCs w:val="24"/>
-        </w:rPr>
-      </w:pPr>
-    </w:p>
-    <w:p>
-      <w:pPr>
-        <w:rPr>
-          <w:rFonts w:ascii="Times New Roman" w:hAnsi="Times New Roman" w:cs="Times New Roman"/>
-          <w:sz w:val="24"/>
-          <w:szCs w:val="24"/>
-        </w:rPr>
-      </w:pPr>
-    </w:p>
-    <w:p>
-      <w:pPr>
-        <w:rPr>
-          <w:rFonts w:ascii="Times New Roman" w:hAnsi="Times New Roman" w:cs="Times New Roman"/>
-          <w:sz w:val="24"/>
-          <w:szCs w:val="24"/>
-        </w:rPr>
-      </w:pPr>
-    </w:p>
-    <w:p>
-      <w:pPr>
-        <w:rPr>
-          <w:rFonts w:ascii="Times New Roman" w:hAnsi="Times New Roman" w:cs="Times New Roman"/>
-          <w:sz w:val="24"/>
-          <w:szCs w:val="24"/>
-        </w:rPr>
-      </w:pPr>
-    </w:p>
-    <w:p>
-      <w:pPr>
-        <w:rPr>
-          <w:rFonts w:ascii="Times New Roman" w:hAnsi="Times New Roman" w:cs="Times New Roman"/>
-          <w:sz w:val="24"/>
-          <w:szCs w:val="24"/>
-        </w:rPr>
-      </w:pPr>
-    </w:p>
-    <w:p>
-      <w:pPr>
-        <w:rPr>
-          <w:rFonts w:ascii="Times New Roman" w:hAnsi="Times New Roman" w:cs="Times New Roman"/>
-          <w:sz w:val="24"/>
-          <w:szCs w:val="24"/>
-        </w:rPr>
-      </w:pPr>
-    </w:p>
-    <w:p>
-      <w:pPr>
-        <w:rPr>
-          <w:rFonts w:ascii="Times New Roman" w:hAnsi="Times New Roman" w:cs="Times New Roman"/>
-          <w:sz w:val="24"/>
-          <w:szCs w:val="24"/>
-        </w:rPr>
-      </w:pPr>
-    </w:p>
-    <w:p>
-      <w:pPr>
-        <w:rPr>
-          <w:rFonts w:ascii="Times New Roman" w:hAnsi="Times New Roman" w:cs="Times New Roman"/>
-          <w:sz w:val="24"/>
-          <w:szCs w:val="24"/>
-        </w:rPr>
-      </w:pPr>
-    </w:p>
-    <w:p>
-      <w:pPr>
-        <w:rPr>
-          <w:rFonts w:ascii="Times New Roman" w:hAnsi="Times New Roman" w:cs="Times New Roman"/>
-          <w:sz w:val="24"/>
-          <w:szCs w:val="24"/>
-        </w:rPr>
-      </w:pPr>
-    </w:p>
-    <w:p>
-      <w:pPr>
-        <w:rPr>
-          <w:rFonts w:ascii="Times New Roman" w:hAnsi="Times New Roman" w:cs="Times New Roman"/>
-          <w:sz w:val="24"/>
-          <w:szCs w:val="24"/>
-        </w:rPr>
-      </w:pPr>
-    </w:p>
-    <w:p>
-      <w:pPr>
-        <w:rPr>
-          <w:rFonts w:ascii="Times New Roman" w:hAnsi="Times New Roman" w:cs="Times New Roman"/>
-          <w:sz w:val="24"/>
-          <w:szCs w:val="24"/>
-        </w:rPr>
-      </w:pPr>
-    </w:p>
-    <w:p>
-      <w:pPr>
-        <w:rPr>
-          <w:rFonts w:ascii="Times New Roman" w:hAnsi="Times New Roman" w:cs="Times New Roman"/>
-          <w:sz w:val="24"/>
-          <w:szCs w:val="24"/>
-        </w:rPr>
-      </w:pPr>
-    </w:p>
-    <w:p>
-      <w:pPr>
-        <w:rPr>
-          <w:rFonts w:ascii="Times New Roman" w:hAnsi="Times New Roman" w:cs="Times New Roman"/>
-          <w:sz w:val="24"/>
-          <w:szCs w:val="24"/>
-        </w:rPr>
-      </w:pPr>
-    </w:p>
-    <w:p>
-      <w:pPr>
-        <w:rPr>
-          <w:rFonts w:ascii="Times New Roman" w:hAnsi="Times New Roman" w:cs="Times New Roman"/>
-          <w:b/>
-          <w:bCs/>
-          <w:sz w:val="24"/>
-          <w:szCs w:val="24"/>
-        </w:rPr>
-      </w:pPr>
-    </w:p>
-    <w:p>
-      <w:pPr>
-        <w:rPr>
-          <w:rFonts w:ascii="Times New Roman" w:hAnsi="Times New Roman" w:cs="Times New Roman"/>
-          <w:b/>
-          <w:bCs/>
-          <w:sz w:val="24"/>
-          <w:szCs w:val="24"/>
-        </w:rPr>
-      </w:pPr>
-    </w:p>
-    <w:p>
-      <w:pPr>
-        <w:rPr>
-          <w:rFonts w:ascii="Times New Roman" w:hAnsi="Times New Roman" w:cs="Times New Roman"/>
-          <w:b/>
-          <w:bCs/>
-          <w:sz w:val="24"/>
-          <w:szCs w:val="24"/>
-        </w:rPr>
-      </w:pPr>
-    </w:p>
-    <w:p>
-      <w:pPr>
-        <w:rPr>
-          <w:rFonts w:ascii="Times New Roman" w:hAnsi="Times New Roman" w:cs="Times New Roman"/>
-          <w:b/>
-          <w:bCs/>
-          <w:sz w:val="24"/>
-          <w:szCs w:val="24"/>
-        </w:rPr>
-      </w:pPr>
-    </w:p>
-    <w:p>
-      <w:pPr>
-        <w:rPr>
-          <w:rFonts w:ascii="Times New Roman" w:hAnsi="Times New Roman" w:cs="Times New Roman"/>
-          <w:b/>
-          <w:bCs/>
-          <w:sz w:val="24"/>
-          <w:szCs w:val="24"/>
-        </w:rPr>
-      </w:pPr>
-    </w:p>
-    <w:p>
-      <w:pPr>
-        <w:rPr>
-          <w:rFonts w:ascii="Times New Roman" w:hAnsi="Times New Roman" w:cs="Times New Roman"/>
-          <w:b/>
-          <w:bCs/>
-          <w:sz w:val="24"/>
-          <w:szCs w:val="24"/>
-        </w:rPr>
-      </w:pPr>
-    </w:p>
-    <w:p>
-      <w:pPr>
-        <w:rPr>
-          <w:rFonts w:ascii="Times New Roman" w:hAnsi="Times New Roman" w:cs="Times New Roman"/>
-          <w:b/>
-          <w:bCs/>
-          <w:sz w:val="24"/>
-          <w:szCs w:val="24"/>
-        </w:rPr>
-      </w:pPr>
-    </w:p>
-    <w:p>
-      <w:pPr>
-        <w:rPr>
-          <w:rFonts w:ascii="Times New Roman" w:hAnsi="Times New Roman" w:cs="Times New Roman"/>
-          <w:b/>
-          <w:bCs/>
-          <w:sz w:val="24"/>
-          <w:szCs w:val="24"/>
-        </w:rPr>
-      </w:pPr>
-    </w:p>
-    <w:p>
-      <w:pPr>
-        <w:rPr>
-          <w:rFonts w:ascii="Times New Roman" w:hAnsi="Times New Roman" w:cs="Times New Roman"/>
-          <w:b/>
-          <w:bCs/>
-          <w:sz w:val="24"/>
-          <w:szCs w:val="24"/>
-        </w:rPr>
-      </w:pPr>
-    </w:p>
-    <w:p>
-      <w:pPr>
-        <w:rPr>
-          <w:rFonts w:ascii="Times New Roman" w:hAnsi="Times New Roman" w:cs="Times New Roman"/>
-          <w:b/>
-          <w:bCs/>
-          <w:sz w:val="24"/>
-          <w:szCs w:val="24"/>
-        </w:rPr>
-      </w:pPr>
-    </w:p>
-    <w:p>
-      <w:pPr>
-        <w:rPr>
-          <w:rFonts w:ascii="Times New Roman" w:hAnsi="Times New Roman" w:cs="Times New Roman"/>
-          <w:b/>
-          <w:bCs/>
-          <w:sz w:val="24"/>
-          <w:szCs w:val="24"/>
-        </w:rPr>
-      </w:pPr>
-      <w:r>
-        <w:rPr>
-          <w:rFonts w:ascii="Times New Roman" w:hAnsi="Times New Roman" w:cs="Times New Roman"/>
-          <w:b/>
-          <w:bCs/>
-          <w:sz w:val="24"/>
-          <w:szCs w:val="24"/>
-        </w:rPr>
-        <w:t>Appendices</w:t>
-      </w:r>
-    </w:p>
-    <w:p>
-      <w:pPr>
-        <w:rPr>
-          <w:rFonts w:ascii="Times New Roman" w:hAnsi="Times New Roman" w:cs="Times New Roman"/>
-          <w:b/>
-          <w:bCs/>
-          <w:sz w:val="24"/>
-          <w:szCs w:val="24"/>
-        </w:rPr>
-      </w:pPr>
-      <w:r>
-        <w:rPr>
-          <w:rFonts w:ascii="Times New Roman" w:hAnsi="Times New Roman" w:cs="Times New Roman"/>
-          <w:b/>
-          <w:bCs/>
-          <w:sz w:val="24"/>
-          <w:szCs w:val="24"/>
-        </w:rPr>
-        <w:t xml:space="preserve">Appendix </w:t>
-      </w:r>
-      <w:r>
-        <w:rPr>
-          <w:rFonts w:ascii="Times New Roman" w:hAnsi="Times New Roman" w:cs="Times New Roman"/>
-          <w:b/>
-          <w:bCs/>
-          <w:sz w:val="24"/>
-          <w:szCs w:val="24"/>
-        </w:rPr>
-        <w:t>A</w:t>
+        <w:t>1</w:t>
       </w:r>
       <w:r>
         <w:rPr>
@@ -2622,7 +1414,7 @@
                     <pic:cNvPicPr/>
                   </pic:nvPicPr>
                   <pic:blipFill>
-                    <a:blip r:embed="rId6"/>
+                    <a:blip r:embed="rId8"/>
                     <a:stretch>
                       <a:fillRect/>
                     </a:stretch>
@@ -2671,7 +1463,7 @@
           <w:sz w:val="24"/>
           <w:szCs w:val="24"/>
         </w:rPr>
-        <w:t>B</w:t>
+        <w:t>2</w:t>
       </w:r>
       <w:r>
         <w:rPr>
@@ -2691,7 +1483,17 @@
           <w:sz w:val="24"/>
           <w:szCs w:val="24"/>
         </w:rPr>
-        <w:t>Meeting Coordination Effort Message</w:t>
+        <w:t>Meeting Initiation</w:t>
+      </w:r>
+      <w:r>
+        <w:rPr>
+          <w:rFonts w:ascii="Times New Roman" w:hAnsi="Times New Roman" w:cs="Times New Roman"/>
+          <w:b/>
+          <w:bCs/>
+          <w:sz w:val="24"/>
+          <w:szCs w:val="24"/>
+        </w:rPr>
+        <w:t xml:space="preserve"> Message</w:t>
       </w:r>
     </w:p>
     <w:p>
@@ -2729,7 +1531,7 @@
                     <pic:cNvPicPr/>
                   </pic:nvPicPr>
                   <pic:blipFill>
-                    <a:blip r:embed="rId7"/>
+                    <a:blip r:embed="rId9"/>
                     <a:stretch>
                       <a:fillRect/>
                     </a:stretch>
@@ -2760,7 +1562,9 @@
           <w:szCs w:val="24"/>
         </w:rPr>
       </w:pPr>
-      <w:r>
+    </w:p>
+    <w:p>
+      <w:pPr>
         <w:rPr>
           <w:rFonts w:ascii="Times New Roman" w:hAnsi="Times New Roman" w:cs="Times New Roman"/>
           <w:b/>
@@ -2768,10 +1572,10 @@
           <w:sz w:val="24"/>
           <w:szCs w:val="24"/>
         </w:rPr>
-        <w:lastRenderedPageBreak/>
-        <w:t xml:space="preserve">Appendix </w:t>
-      </w:r>
-      <w:r>
+      </w:pPr>
+    </w:p>
+    <w:p>
+      <w:pPr>
         <w:rPr>
           <w:rFonts w:ascii="Times New Roman" w:hAnsi="Times New Roman" w:cs="Times New Roman"/>
           <w:b/>
@@ -2779,9 +1583,10 @@
           <w:sz w:val="24"/>
           <w:szCs w:val="24"/>
         </w:rPr>
-        <w:t>C</w:t>
-      </w:r>
-      <w:r>
+      </w:pPr>
+    </w:p>
+    <w:p>
+      <w:pPr>
         <w:rPr>
           <w:rFonts w:ascii="Times New Roman" w:hAnsi="Times New Roman" w:cs="Times New Roman"/>
           <w:b/>
@@ -2789,9 +1594,10 @@
           <w:sz w:val="24"/>
           <w:szCs w:val="24"/>
         </w:rPr>
-        <w:t xml:space="preserve">: </w:t>
-      </w:r>
-      <w:r>
+      </w:pPr>
+    </w:p>
+    <w:p>
+      <w:pPr>
         <w:rPr>
           <w:rFonts w:ascii="Times New Roman" w:hAnsi="Times New Roman" w:cs="Times New Roman"/>
           <w:b/>
@@ -2799,8 +1605,7 @@
           <w:sz w:val="24"/>
           <w:szCs w:val="24"/>
         </w:rPr>
-        <w:t>Section Allocation</w:t>
-      </w:r>
+      </w:pPr>
       <w:r>
         <w:rPr>
           <w:rFonts w:ascii="Times New Roman" w:hAnsi="Times New Roman" w:cs="Times New Roman"/>
@@ -2809,6 +1614,56 @@
           <w:sz w:val="24"/>
           <w:szCs w:val="24"/>
         </w:rPr>
+        <w:t xml:space="preserve">Appendix </w:t>
+      </w:r>
+      <w:r>
+        <w:rPr>
+          <w:rFonts w:ascii="Times New Roman" w:hAnsi="Times New Roman" w:cs="Times New Roman"/>
+          <w:b/>
+          <w:bCs/>
+          <w:sz w:val="24"/>
+          <w:szCs w:val="24"/>
+        </w:rPr>
+        <w:t>3</w:t>
+      </w:r>
+      <w:r>
+        <w:rPr>
+          <w:rFonts w:ascii="Times New Roman" w:hAnsi="Times New Roman" w:cs="Times New Roman"/>
+          <w:b/>
+          <w:bCs/>
+          <w:sz w:val="24"/>
+          <w:szCs w:val="24"/>
+        </w:rPr>
+        <w:t xml:space="preserve">: </w:t>
+      </w:r>
+      <w:r>
+        <w:rPr>
+          <w:rFonts w:ascii="Times New Roman" w:hAnsi="Times New Roman" w:cs="Times New Roman"/>
+          <w:b/>
+          <w:bCs/>
+          <w:sz w:val="24"/>
+          <w:szCs w:val="24"/>
+        </w:rPr>
+        <w:t>Task</w:t>
+      </w:r>
+      <w:r>
+        <w:rPr>
+          <w:rFonts w:ascii="Times New Roman" w:hAnsi="Times New Roman" w:cs="Times New Roman"/>
+          <w:b/>
+          <w:bCs/>
+          <w:sz w:val="24"/>
+          <w:szCs w:val="24"/>
+        </w:rPr>
+        <w:t xml:space="preserve"> Allocation</w:t>
+      </w:r>
+      <w:r>
+        <w:rPr>
+          <w:rFonts w:ascii="Times New Roman" w:hAnsi="Times New Roman" w:cs="Times New Roman"/>
+          <w:b/>
+          <w:bCs/>
+          <w:sz w:val="24"/>
+          <w:szCs w:val="24"/>
+        </w:rPr>
         <w:t xml:space="preserve"> </w:t>
       </w:r>
     </w:p>
@@ -2828,9 +1683,9 @@
           <w:szCs w:val="24"/>
         </w:rPr>
         <w:drawing>
-          <wp:inline distT="0" distB="0" distL="0" distR="0" wp14:anchorId="6B45869A" wp14:editId="156E26B9">
-            <wp:extent cx="5486400" cy="4200525"/>
-            <wp:effectExtent l="0" t="0" r="0" b="9525"/>
+          <wp:inline distT="0" distB="0" distL="0" distR="0" wp14:anchorId="6B45869A" wp14:editId="2ADDEBF7">
+            <wp:extent cx="3434963" cy="2629894"/>
+            <wp:effectExtent l="0" t="0" r="0" b="0"/>
             <wp:docPr id="1833170121" name="Picture 2"/>
             <wp:cNvGraphicFramePr>
               <a:graphicFrameLocks xmlns:a="http://schemas.openxmlformats.org/drawingml/2006/main" noChangeAspect="1"/>
@@ -2843,7 +1698,7 @@
                     <pic:cNvPicPr/>
                   </pic:nvPicPr>
                   <pic:blipFill>
-                    <a:blip r:embed="rId8"/>
+                    <a:blip r:embed="rId10"/>
                     <a:stretch>
                       <a:fillRect/>
                     </a:stretch>
@@ -2851,7 +1706,7 @@
                   <pic:spPr>
                     <a:xfrm>
                       <a:off x="0" y="0"/>
-                      <a:ext cx="5486400" cy="4200525"/>
+                      <a:ext cx="3439839" cy="2633628"/>
                     </a:xfrm>
                     <a:prstGeom prst="rect">
                       <a:avLst/>
@@ -2882,11 +1737,9 @@
           <w:sz w:val="24"/>
           <w:szCs w:val="24"/>
         </w:rPr>
-        <w:br w:type="page"/>
-      </w:r>
-    </w:p>
-    <w:p>
-      <w:pPr>
+        <w:t xml:space="preserve">Appendix </w:t>
+      </w:r>
+      <w:r>
         <w:rPr>
           <w:rFonts w:ascii="Times New Roman" w:hAnsi="Times New Roman" w:cs="Times New Roman"/>
           <w:b/>
@@ -2894,7 +1747,8 @@
           <w:sz w:val="24"/>
           <w:szCs w:val="24"/>
         </w:rPr>
-      </w:pPr>
+        <w:t>4</w:t>
+      </w:r>
       <w:r>
         <w:rPr>
           <w:rFonts w:ascii="Times New Roman" w:hAnsi="Times New Roman" w:cs="Times New Roman"/>
@@ -2903,8 +1757,7 @@
           <w:sz w:val="24"/>
           <w:szCs w:val="24"/>
         </w:rPr>
-        <w:lastRenderedPageBreak/>
-        <w:t xml:space="preserve">Appendix D: </w:t>
+        <w:t>:</w:t>
       </w:r>
       <w:r>
         <w:rPr>
@@ -2914,7 +1767,47 @@
           <w:sz w:val="24"/>
           <w:szCs w:val="24"/>
         </w:rPr>
-        <w:t>Applying Management Theories</w:t>
+        <w:t xml:space="preserve"> D</w:t>
+      </w:r>
+      <w:r>
+        <w:rPr>
+          <w:rFonts w:ascii="Times New Roman" w:hAnsi="Times New Roman" w:cs="Times New Roman"/>
+          <w:b/>
+          <w:bCs/>
+          <w:sz w:val="24"/>
+          <w:szCs w:val="24"/>
+        </w:rPr>
+        <w:t>eadline</w:t>
+      </w:r>
+      <w:r>
+        <w:rPr>
+          <w:rFonts w:ascii="Times New Roman" w:hAnsi="Times New Roman" w:cs="Times New Roman"/>
+          <w:b/>
+          <w:bCs/>
+          <w:sz w:val="24"/>
+          <w:szCs w:val="24"/>
+        </w:rPr>
+        <w:t>s</w:t>
+      </w:r>
+      <w:r>
+        <w:rPr>
+          <w:rFonts w:ascii="Times New Roman" w:hAnsi="Times New Roman" w:cs="Times New Roman"/>
+          <w:b/>
+          <w:bCs/>
+          <w:sz w:val="24"/>
+          <w:szCs w:val="24"/>
+        </w:rPr>
+        <w:t xml:space="preserve"> and reminder</w:t>
+      </w:r>
+      <w:r>
+        <w:rPr>
+          <w:rFonts w:ascii="Times New Roman" w:hAnsi="Times New Roman" w:cs="Times New Roman"/>
+          <w:b/>
+          <w:bCs/>
+          <w:sz w:val="24"/>
+          <w:szCs w:val="24"/>
+        </w:rPr>
+        <w:t>s</w:t>
       </w:r>
     </w:p>
     <w:p>
@@ -2937,10 +1830,10 @@
           <w:szCs w:val="24"/>
         </w:rPr>
         <w:drawing>
-          <wp:inline distT="0" distB="0" distL="0" distR="0" wp14:anchorId="47441479" wp14:editId="2C4CE256">
-            <wp:extent cx="5486400" cy="989965"/>
-            <wp:effectExtent l="0" t="0" r="0" b="635"/>
-            <wp:docPr id="1060163427" name="Picture 3"/>
+          <wp:inline distT="0" distB="0" distL="0" distR="0" wp14:anchorId="768D90E6" wp14:editId="07A38490">
+            <wp:extent cx="3546282" cy="776924"/>
+            <wp:effectExtent l="0" t="0" r="0" b="4445"/>
+            <wp:docPr id="824601213" name="Picture 1"/>
             <wp:cNvGraphicFramePr>
               <a:graphicFrameLocks xmlns:a="http://schemas.openxmlformats.org/drawingml/2006/main" noChangeAspect="1"/>
             </wp:cNvGraphicFramePr>
@@ -2948,11 +1841,11 @@
               <a:graphicData uri="http://schemas.openxmlformats.org/drawingml/2006/picture">
                 <pic:pic xmlns:pic="http://schemas.openxmlformats.org/drawingml/2006/picture">
                   <pic:nvPicPr>
-                    <pic:cNvPr id="1060163427" name="Picture 1060163427"/>
+                    <pic:cNvPr id="824601213" name="Picture 824601213"/>
                     <pic:cNvPicPr/>
                   </pic:nvPicPr>
                   <pic:blipFill>
-                    <a:blip r:embed="rId9"/>
+                    <a:blip r:embed="rId11"/>
                     <a:stretch>
                       <a:fillRect/>
                     </a:stretch>
@@ -2960,7 +1853,7 @@
                   <pic:spPr>
                     <a:xfrm>
                       <a:off x="0" y="0"/>
-                      <a:ext cx="5486400" cy="989965"/>
+                      <a:ext cx="3582265" cy="784807"/>
                     </a:xfrm>
                     <a:prstGeom prst="rect">
                       <a:avLst/>
@@ -2977,21 +1870,77 @@
       <w:pPr>
         <w:rPr>
           <w:rFonts w:ascii="Times New Roman" w:hAnsi="Times New Roman" w:cs="Times New Roman"/>
-          <w:sz w:val="24"/>
-          <w:szCs w:val="24"/>
-        </w:rPr>
-      </w:pPr>
-      <w:r>
-        <w:rPr>
-          <w:rFonts w:ascii="Times New Roman" w:hAnsi="Times New Roman" w:cs="Times New Roman"/>
+          <w:b/>
+          <w:bCs/>
+          <w:sz w:val="24"/>
+          <w:szCs w:val="24"/>
+        </w:rPr>
+      </w:pPr>
+      <w:r>
+        <w:rPr>
+          <w:rFonts w:ascii="Times New Roman" w:hAnsi="Times New Roman" w:cs="Times New Roman"/>
+          <w:b/>
+          <w:bCs/>
           <w:noProof/>
           <w:sz w:val="24"/>
           <w:szCs w:val="24"/>
         </w:rPr>
         <w:drawing>
-          <wp:inline distT="0" distB="0" distL="0" distR="0" wp14:anchorId="1378512C" wp14:editId="0930D1F8">
-            <wp:extent cx="3424271" cy="3155957"/>
-            <wp:effectExtent l="0" t="0" r="5080" b="0"/>
+          <wp:inline distT="0" distB="0" distL="0" distR="0" wp14:anchorId="3F2AE9DC" wp14:editId="64740876">
+            <wp:extent cx="4548146" cy="380421"/>
+            <wp:effectExtent l="0" t="0" r="5080" b="635"/>
+            <wp:docPr id="223681346" name="Picture 5"/>
+            <wp:cNvGraphicFramePr>
+              <a:graphicFrameLocks xmlns:a="http://schemas.openxmlformats.org/drawingml/2006/main" noChangeAspect="1"/>
+            </wp:cNvGraphicFramePr>
+            <a:graphic xmlns:a="http://schemas.openxmlformats.org/drawingml/2006/main">
+              <a:graphicData uri="http://schemas.openxmlformats.org/drawingml/2006/picture">
+                <pic:pic xmlns:pic="http://schemas.openxmlformats.org/drawingml/2006/picture">
+                  <pic:nvPicPr>
+                    <pic:cNvPr id="223681346" name="Picture 223681346"/>
+                    <pic:cNvPicPr/>
+                  </pic:nvPicPr>
+                  <pic:blipFill>
+                    <a:blip r:embed="rId12"/>
+                    <a:stretch>
+                      <a:fillRect/>
+                    </a:stretch>
+                  </pic:blipFill>
+                  <pic:spPr>
+                    <a:xfrm>
+                      <a:off x="0" y="0"/>
+                      <a:ext cx="4572479" cy="382456"/>
+                    </a:xfrm>
+                    <a:prstGeom prst="rect">
+                      <a:avLst/>
+                    </a:prstGeom>
+                  </pic:spPr>
+                </pic:pic>
+              </a:graphicData>
+            </a:graphic>
+          </wp:inline>
+        </w:drawing>
+      </w:r>
+    </w:p>
+    <w:p>
+      <w:pPr>
+        <w:rPr>
+          <w:rFonts w:ascii="Times New Roman" w:hAnsi="Times New Roman" w:cs="Times New Roman"/>
+          <w:sz w:val="24"/>
+          <w:szCs w:val="24"/>
+        </w:rPr>
+      </w:pPr>
+      <w:r>
+        <w:rPr>
+          <w:rFonts w:ascii="Times New Roman" w:hAnsi="Times New Roman" w:cs="Times New Roman"/>
+          <w:noProof/>
+          <w:sz w:val="24"/>
+          <w:szCs w:val="24"/>
+        </w:rPr>
+        <w:drawing>
+          <wp:inline distT="0" distB="0" distL="0" distR="0" wp14:anchorId="1378512C" wp14:editId="5343E801">
+            <wp:extent cx="2786621" cy="2568271"/>
+            <wp:effectExtent l="0" t="0" r="0" b="3810"/>
             <wp:docPr id="2124161710" name="Picture 2"/>
             <wp:cNvGraphicFramePr>
               <a:graphicFrameLocks xmlns:a="http://schemas.openxmlformats.org/drawingml/2006/main" noChangeAspect="1"/>
@@ -3004,7 +1953,7 @@
                     <pic:cNvPicPr/>
                   </pic:nvPicPr>
                   <pic:blipFill>
-                    <a:blip r:embed="rId10"/>
+                    <a:blip r:embed="rId13"/>
                     <a:stretch>
                       <a:fillRect/>
                     </a:stretch>
@@ -3012,7 +1961,7 @@
                   <pic:spPr>
                     <a:xfrm>
                       <a:off x="0" y="0"/>
-                      <a:ext cx="3452739" cy="3182194"/>
+                      <a:ext cx="2811701" cy="2591386"/>
                     </a:xfrm>
                     <a:prstGeom prst="rect">
                       <a:avLst/>
@@ -3025,6 +1974,232 @@
         </w:drawing>
       </w:r>
     </w:p>
+    <w:p>
+      <w:pPr>
+        <w:rPr>
+          <w:rFonts w:ascii="Times New Roman" w:hAnsi="Times New Roman" w:cs="Times New Roman"/>
+          <w:sz w:val="24"/>
+          <w:szCs w:val="24"/>
+        </w:rPr>
+      </w:pPr>
+      <w:r>
+        <w:rPr>
+          <w:rFonts w:ascii="Times New Roman" w:hAnsi="Times New Roman" w:cs="Times New Roman"/>
+          <w:noProof/>
+          <w:sz w:val="24"/>
+          <w:szCs w:val="24"/>
+        </w:rPr>
+        <w:lastRenderedPageBreak/>
+        <w:drawing>
+          <wp:inline distT="0" distB="0" distL="0" distR="0" wp14:anchorId="558D1A81" wp14:editId="1D1DA49B">
+            <wp:extent cx="3136932" cy="1296063"/>
+            <wp:effectExtent l="0" t="0" r="6350" b="0"/>
+            <wp:docPr id="1850408037" name="Picture 6"/>
+            <wp:cNvGraphicFramePr>
+              <a:graphicFrameLocks xmlns:a="http://schemas.openxmlformats.org/drawingml/2006/main" noChangeAspect="1"/>
+            </wp:cNvGraphicFramePr>
+            <a:graphic xmlns:a="http://schemas.openxmlformats.org/drawingml/2006/main">
+              <a:graphicData uri="http://schemas.openxmlformats.org/drawingml/2006/picture">
+                <pic:pic xmlns:pic="http://schemas.openxmlformats.org/drawingml/2006/picture">
+                  <pic:nvPicPr>
+                    <pic:cNvPr id="1850408037" name="Picture 1850408037"/>
+                    <pic:cNvPicPr/>
+                  </pic:nvPicPr>
+                  <pic:blipFill>
+                    <a:blip r:embed="rId14"/>
+                    <a:stretch>
+                      <a:fillRect/>
+                    </a:stretch>
+                  </pic:blipFill>
+                  <pic:spPr>
+                    <a:xfrm>
+                      <a:off x="0" y="0"/>
+                      <a:ext cx="3145420" cy="1299570"/>
+                    </a:xfrm>
+                    <a:prstGeom prst="rect">
+                      <a:avLst/>
+                    </a:prstGeom>
+                  </pic:spPr>
+                </pic:pic>
+              </a:graphicData>
+            </a:graphic>
+          </wp:inline>
+        </w:drawing>
+      </w:r>
+    </w:p>
+    <w:p>
+      <w:pPr>
+        <w:rPr>
+          <w:rFonts w:ascii="Times New Roman" w:hAnsi="Times New Roman" w:cs="Times New Roman"/>
+          <w:sz w:val="24"/>
+          <w:szCs w:val="24"/>
+        </w:rPr>
+      </w:pPr>
+      <w:r>
+        <w:rPr>
+          <w:rFonts w:ascii="Times New Roman" w:hAnsi="Times New Roman" w:cs="Times New Roman"/>
+          <w:sz w:val="24"/>
+          <w:szCs w:val="24"/>
+        </w:rPr>
+        <w:br w:type="page"/>
+      </w:r>
+    </w:p>
+    <w:p>
+      <w:pPr>
+        <w:rPr>
+          <w:rFonts w:ascii="Times New Roman" w:hAnsi="Times New Roman" w:cs="Times New Roman"/>
+          <w:b/>
+          <w:bCs/>
+          <w:sz w:val="24"/>
+          <w:szCs w:val="24"/>
+        </w:rPr>
+      </w:pPr>
+      <w:r>
+        <w:rPr>
+          <w:rFonts w:ascii="Times New Roman" w:hAnsi="Times New Roman" w:cs="Times New Roman"/>
+          <w:b/>
+          <w:bCs/>
+          <w:sz w:val="24"/>
+          <w:szCs w:val="24"/>
+        </w:rPr>
+        <w:lastRenderedPageBreak/>
+        <w:t xml:space="preserve">Appendix </w:t>
+      </w:r>
+      <w:r>
+        <w:rPr>
+          <w:rFonts w:ascii="Times New Roman" w:hAnsi="Times New Roman" w:cs="Times New Roman"/>
+          <w:b/>
+          <w:bCs/>
+          <w:sz w:val="24"/>
+          <w:szCs w:val="24"/>
+        </w:rPr>
+        <w:t>5</w:t>
+      </w:r>
+      <w:r>
+        <w:rPr>
+          <w:rFonts w:ascii="Times New Roman" w:hAnsi="Times New Roman" w:cs="Times New Roman"/>
+          <w:b/>
+          <w:bCs/>
+          <w:sz w:val="24"/>
+          <w:szCs w:val="24"/>
+        </w:rPr>
+        <w:t xml:space="preserve">: </w:t>
+      </w:r>
+      <w:r>
+        <w:rPr>
+          <w:rFonts w:ascii="Times New Roman" w:hAnsi="Times New Roman" w:cs="Times New Roman"/>
+          <w:b/>
+          <w:bCs/>
+          <w:sz w:val="24"/>
+          <w:szCs w:val="24"/>
+        </w:rPr>
+        <w:t>Allocated task and rehearsal date</w:t>
+      </w:r>
+    </w:p>
+    <w:p>
+      <w:pPr>
+        <w:rPr>
+          <w:rFonts w:ascii="Times New Roman" w:hAnsi="Times New Roman" w:cs="Times New Roman"/>
+          <w:sz w:val="24"/>
+          <w:szCs w:val="24"/>
+        </w:rPr>
+      </w:pPr>
+      <w:r>
+        <w:rPr>
+          <w:rFonts w:ascii="Times New Roman" w:hAnsi="Times New Roman" w:cs="Times New Roman"/>
+          <w:noProof/>
+          <w:sz w:val="24"/>
+          <w:szCs w:val="24"/>
+        </w:rPr>
+        <w:drawing>
+          <wp:inline distT="0" distB="0" distL="0" distR="0" wp14:anchorId="7BC570A0" wp14:editId="4CEFC30A">
+            <wp:extent cx="3665551" cy="3523789"/>
+            <wp:effectExtent l="0" t="0" r="0" b="635"/>
+            <wp:docPr id="434083676" name="Picture 2"/>
+            <wp:cNvGraphicFramePr>
+              <a:graphicFrameLocks xmlns:a="http://schemas.openxmlformats.org/drawingml/2006/main" noChangeAspect="1"/>
+            </wp:cNvGraphicFramePr>
+            <a:graphic xmlns:a="http://schemas.openxmlformats.org/drawingml/2006/main">
+              <a:graphicData uri="http://schemas.openxmlformats.org/drawingml/2006/picture">
+                <pic:pic xmlns:pic="http://schemas.openxmlformats.org/drawingml/2006/picture">
+                  <pic:nvPicPr>
+                    <pic:cNvPr id="434083676" name="Picture 434083676"/>
+                    <pic:cNvPicPr/>
+                  </pic:nvPicPr>
+                  <pic:blipFill>
+                    <a:blip r:embed="rId15"/>
+                    <a:stretch>
+                      <a:fillRect/>
+                    </a:stretch>
+                  </pic:blipFill>
+                  <pic:spPr>
+                    <a:xfrm>
+                      <a:off x="0" y="0"/>
+                      <a:ext cx="3674775" cy="3532656"/>
+                    </a:xfrm>
+                    <a:prstGeom prst="rect">
+                      <a:avLst/>
+                    </a:prstGeom>
+                  </pic:spPr>
+                </pic:pic>
+              </a:graphicData>
+            </a:graphic>
+          </wp:inline>
+        </w:drawing>
+      </w:r>
+    </w:p>
+    <w:p>
+      <w:pPr>
+        <w:rPr>
+          <w:rFonts w:ascii="Times New Roman" w:hAnsi="Times New Roman" w:cs="Times New Roman"/>
+          <w:sz w:val="24"/>
+          <w:szCs w:val="24"/>
+        </w:rPr>
+      </w:pPr>
+      <w:r>
+        <w:rPr>
+          <w:rFonts w:ascii="Times New Roman" w:hAnsi="Times New Roman" w:cs="Times New Roman"/>
+          <w:noProof/>
+          <w:sz w:val="24"/>
+          <w:szCs w:val="24"/>
+        </w:rPr>
+        <w:drawing>
+          <wp:inline distT="0" distB="0" distL="0" distR="0" wp14:anchorId="09785108" wp14:editId="049F63BF">
+            <wp:extent cx="4094922" cy="597931"/>
+            <wp:effectExtent l="0" t="0" r="1270" b="0"/>
+            <wp:docPr id="588759314" name="Picture 4"/>
+            <wp:cNvGraphicFramePr>
+              <a:graphicFrameLocks xmlns:a="http://schemas.openxmlformats.org/drawingml/2006/main" noChangeAspect="1"/>
+            </wp:cNvGraphicFramePr>
+            <a:graphic xmlns:a="http://schemas.openxmlformats.org/drawingml/2006/main">
+              <a:graphicData uri="http://schemas.openxmlformats.org/drawingml/2006/picture">
+                <pic:pic xmlns:pic="http://schemas.openxmlformats.org/drawingml/2006/picture">
+                  <pic:nvPicPr>
+                    <pic:cNvPr id="588759314" name="Picture 588759314"/>
+                    <pic:cNvPicPr/>
+                  </pic:nvPicPr>
+                  <pic:blipFill>
+                    <a:blip r:embed="rId16"/>
+                    <a:stretch>
+                      <a:fillRect/>
+                    </a:stretch>
+                  </pic:blipFill>
+                  <pic:spPr>
+                    <a:xfrm>
+                      <a:off x="0" y="0"/>
+                      <a:ext cx="4121896" cy="601870"/>
+                    </a:xfrm>
+                    <a:prstGeom prst="rect">
+                      <a:avLst/>
+                    </a:prstGeom>
+                  </pic:spPr>
+                </pic:pic>
+              </a:graphicData>
+            </a:graphic>
+          </wp:inline>
+        </w:drawing>
+      </w:r>
+    </w:p>
     <w:sectPr>
       <w:pgSz w:w="12240" w:h="15840"/>
       <w:pgMar w:top="1440" w:right="1800" w:bottom="1440" w:left="1800" w:header="720" w:footer="720" w:gutter="0"/>
@@ -3033,6 +2208,56 @@
     </w:sectPr>
   </w:body>
 </w:document>
+</file>
+
+<file path=word/endnotes.xml><?xml version="1.0" encoding="utf-8"?>
+<w:endnotes xmlns:wpc="http://schemas.microsoft.com/office/word/2010/wordprocessingCanvas" xmlns:cx="http://schemas.microsoft.com/office/drawing/2014/chartex" xmlns:cx1="http://schemas.microsoft.com/office/drawing/2015/9/8/chartex" xmlns:cx2="http://schemas.microsoft.com/office/drawing/2015/10/21/chartex" xmlns:cx3="http://schemas.microsoft.com/office/drawing/2016/5/9/chartex" xmlns:cx4="http://schemas.microsoft.com/office/drawing/2016/5/10/chartex" xmlns:cx5="http://schemas.microsoft.com/office/drawing/2016/5/11/chartex" xmlns:cx6="http://schemas.microsoft.com/office/drawing/2016/5/12/chartex" xmlns:cx7="http://schemas.microsoft.com/office/drawing/2016/5/13/chartex" xmlns:cx8="http://schemas.microsoft.com/office/drawing/2016/5/14/chartex" xmlns:mc="http://schemas.openxmlformats.org/markup-compatibility/2006" xmlns:aink="http://schemas.microsoft.com/office/drawing/2016/ink" xmlns:am3d="http://schemas.microsoft.com/office/drawing/2017/model3d" xmlns:o="urn:schemas-microsoft-com:office:office" xmlns:oel="http://schemas.microsoft.com/office/2019/extlst" xmlns:r="http://schemas.openxmlformats.org/officeDocument/2006/relationships" xmlns:m="http://schemas.openxmlformats.org/officeDocument/2006/math" xmlns:v="urn:schemas-microsoft-com:vml" xmlns:wp14="http://schemas.microsoft.com/office/word/2010/wordprocessingDrawing" xmlns:wp="http://schemas.openxmlformats.org/drawingml/2006/wordprocessingDrawing" xmlns:w10="urn:schemas-microsoft-com:office:word" xmlns:w="http://schemas.openxmlformats.org/wordprocessingml/2006/main" xmlns:w14="http://schemas.microsoft.com/office/word/2010/wordml" xmlns:w15="http://schemas.microsoft.com/office/word/2012/wordml" xmlns:w16cex="http://schemas.microsoft.com/office/word/2018/wordml/cex" xmlns:w16cid="http://schemas.microsoft.com/office/word/2016/wordml/cid" xmlns:w16="http://schemas.microsoft.com/office/word/2018/wordml" xmlns:w16du="http://schemas.microsoft.com/office/word/2023/wordml/word16du" xmlns:w16sdtdh="http://schemas.microsoft.com/office/word/2020/wordml/sdtdatahash" xmlns:w16sdtfl="http://schemas.microsoft.com/office/word/2024/wordml/sdtformatlock" xmlns:w16se="http://schemas.microsoft.com/office/word/2015/wordml/symex" xmlns:wpg="http://schemas.microsoft.com/office/word/2010/wordprocessingGroup" xmlns:wpi="http://schemas.microsoft.com/office/word/2010/wordprocessingInk" xmlns:wne="http://schemas.microsoft.com/office/word/2006/wordml" xmlns:wps="http://schemas.microsoft.com/office/word/2010/wordprocessingShape" mc:Ignorable="w14 w15 w16se w16cid w16 w16cex w16sdtdh w16sdtfl w16du wp14">
+  <w:endnote w:type="separator" w:id="-1">
+    <w:p>
+      <w:pPr>
+        <w:spacing w:after="0" w:line="240" w:lineRule="auto"/>
+      </w:pPr>
+      <w:r>
+        <w:separator/>
+      </w:r>
+    </w:p>
+  </w:endnote>
+  <w:endnote w:type="continuationSeparator" w:id="0">
+    <w:p>
+      <w:pPr>
+        <w:spacing w:after="0" w:line="240" w:lineRule="auto"/>
+      </w:pPr>
+      <w:r>
+        <w:continuationSeparator/>
+      </w:r>
+    </w:p>
+  </w:endnote>
+</w:endnotes>
+</file>
+
+<file path=word/footnotes.xml><?xml version="1.0" encoding="utf-8"?>
+<w:footnotes xmlns:wpc="http://schemas.microsoft.com/office/word/2010/wordprocessingCanvas" xmlns:cx="http://schemas.microsoft.com/office/drawing/2014/chartex" xmlns:cx1="http://schemas.microsoft.com/office/drawing/2015/9/8/chartex" xmlns:cx2="http://schemas.microsoft.com/office/drawing/2015/10/21/chartex" xmlns:cx3="http://schemas.microsoft.com/office/drawing/2016/5/9/chartex" xmlns:cx4="http://schemas.microsoft.com/office/drawing/2016/5/10/chartex" xmlns:cx5="http://schemas.microsoft.com/office/drawing/2016/5/11/chartex" xmlns:cx6="http://schemas.microsoft.com/office/drawing/2016/5/12/chartex" xmlns:cx7="http://schemas.microsoft.com/office/drawing/2016/5/13/chartex" xmlns:cx8="http://schemas.microsoft.com/office/drawing/2016/5/14/chartex" xmlns:mc="http://schemas.openxmlformats.org/markup-compatibility/2006" xmlns:aink="http://schemas.microsoft.com/office/drawing/2016/ink" xmlns:am3d="http://schemas.microsoft.com/office/drawing/2017/model3d" xmlns:o="urn:schemas-microsoft-com:office:office" xmlns:oel="http://schemas.microsoft.com/office/2019/extlst" xmlns:r="http://schemas.openxmlformats.org/officeDocument/2006/relationships" xmlns:m="http://schemas.openxmlformats.org/officeDocument/2006/math" xmlns:v="urn:schemas-microsoft-com:vml" xmlns:wp14="http://schemas.microsoft.com/office/word/2010/wordprocessingDrawing" xmlns:wp="http://schemas.openxmlformats.org/drawingml/2006/wordprocessingDrawing" xmlns:w10="urn:schemas-microsoft-com:office:word" xmlns:w="http://schemas.openxmlformats.org/wordprocessingml/2006/main" xmlns:w14="http://schemas.microsoft.com/office/word/2010/wordml" xmlns:w15="http://schemas.microsoft.com/office/word/2012/wordml" xmlns:w16cex="http://schemas.microsoft.com/office/word/2018/wordml/cex" xmlns:w16cid="http://schemas.microsoft.com/office/word/2016/wordml/cid" xmlns:w16="http://schemas.microsoft.com/office/word/2018/wordml" xmlns:w16du="http://schemas.microsoft.com/office/word/2023/wordml/word16du" xmlns:w16sdtdh="http://schemas.microsoft.com/office/word/2020/wordml/sdtdatahash" xmlns:w16sdtfl="http://schemas.microsoft.com/office/word/2024/wordml/sdtformatlock" xmlns:w16se="http://schemas.microsoft.com/office/word/2015/wordml/symex" xmlns:wpg="http://schemas.microsoft.com/office/word/2010/wordprocessingGroup" xmlns:wpi="http://schemas.microsoft.com/office/word/2010/wordprocessingInk" xmlns:wne="http://schemas.microsoft.com/office/word/2006/wordml" xmlns:wps="http://schemas.microsoft.com/office/word/2010/wordprocessingShape" mc:Ignorable="w14 w15 w16se w16cid w16 w16cex w16sdtdh w16sdtfl w16du wp14">
+  <w:footnote w:type="separator" w:id="-1">
+    <w:p>
+      <w:pPr>
+        <w:spacing w:after="0" w:line="240" w:lineRule="auto"/>
+      </w:pPr>
+      <w:r>
+        <w:separator/>
+      </w:r>
+    </w:p>
+  </w:footnote>
+  <w:footnote w:type="continuationSeparator" w:id="0">
+    <w:p>
+      <w:pPr>
+        <w:spacing w:after="0" w:line="240" w:lineRule="auto"/>
+      </w:pPr>
+      <w:r>
+        <w:continuationSeparator/>
+      </w:r>
+    </w:p>
+  </w:footnote>
+</w:footnotes>
 </file>
 
 <file path=word/numbering.xml><?xml version="1.0" encoding="utf-8"?>
@@ -4539,7 +3764,7 @@
   <w:style w:type="paragraph" w:default="1" w:styleId="Normal">
     <w:name w:val="Normal"/>
     <w:qFormat/>
-    <w:rsid w:val="00D17C9C"/>
+    <w:rsid w:val="00AB7999"/>
   </w:style>
   <w:style w:type="paragraph" w:styleId="Heading1">
     <w:name w:val="heading 1"/>
@@ -13671,7 +12896,7 @@
       </w:tcPr>
     </w:tblStylePr>
   </w:style>
-  <w:style w:type="table" w:styleId="ColourfulShading">
+  <w:style w:type="table" w:styleId="ColorfulShading">
     <w:name w:val="Colorful Shading"/>
     <w:basedOn w:val="TableNormal"/>
     <w:uiPriority w:val="71"/>
@@ -13786,7 +13011,7 @@
       </w:rPr>
     </w:tblStylePr>
   </w:style>
-  <w:style w:type="table" w:styleId="ColourfulShadingAccent1">
+  <w:style w:type="table" w:styleId="ColorfulShading-Accent1">
     <w:name w:val="Colorful Shading Accent 1"/>
     <w:basedOn w:val="TableNormal"/>
     <w:uiPriority w:val="71"/>
@@ -13901,7 +13126,7 @@
       </w:rPr>
     </w:tblStylePr>
   </w:style>
-  <w:style w:type="table" w:styleId="ColourfulShadingAccent2">
+  <w:style w:type="table" w:styleId="ColorfulShading-Accent2">
     <w:name w:val="Colorful Shading Accent 2"/>
     <w:basedOn w:val="TableNormal"/>
     <w:uiPriority w:val="71"/>
@@ -14016,7 +13241,7 @@
       </w:rPr>
     </w:tblStylePr>
   </w:style>
-  <w:style w:type="table" w:styleId="ColourfulShadingAccent3">
+  <w:style w:type="table" w:styleId="ColorfulShading-Accent3">
     <w:name w:val="Colorful Shading Accent 3"/>
     <w:basedOn w:val="TableNormal"/>
     <w:uiPriority w:val="71"/>
@@ -14121,7 +13346,7 @@
       </w:tcPr>
     </w:tblStylePr>
   </w:style>
-  <w:style w:type="table" w:styleId="ColourfulShadingAccent4">
+  <w:style w:type="table" w:styleId="ColorfulShading-Accent4">
     <w:name w:val="Colorful Shading Accent 4"/>
     <w:basedOn w:val="TableNormal"/>
     <w:uiPriority w:val="71"/>
@@ -14236,7 +13461,7 @@
       </w:rPr>
     </w:tblStylePr>
   </w:style>
-  <w:style w:type="table" w:styleId="ColourfulShadingAccent5">
+  <w:style w:type="table" w:styleId="ColorfulShading-Accent5">
     <w:name w:val="Colorful Shading Accent 5"/>
     <w:basedOn w:val="TableNormal"/>
     <w:uiPriority w:val="71"/>
@@ -14351,7 +13576,7 @@
       </w:rPr>
     </w:tblStylePr>
   </w:style>
-  <w:style w:type="table" w:styleId="ColourfulShadingAccent6">
+  <w:style w:type="table" w:styleId="ColorfulShading-Accent6">
     <w:name w:val="Colorful Shading Accent 6"/>
     <w:basedOn w:val="TableNormal"/>
     <w:uiPriority w:val="71"/>
@@ -14466,7 +13691,7 @@
       </w:rPr>
     </w:tblStylePr>
   </w:style>
-  <w:style w:type="table" w:styleId="ColourfulList">
+  <w:style w:type="table" w:styleId="ColorfulList">
     <w:name w:val="Colorful List"/>
     <w:basedOn w:val="TableNormal"/>
     <w:uiPriority w:val="72"/>
@@ -14545,7 +13770,7 @@
       </w:tcPr>
     </w:tblStylePr>
   </w:style>
-  <w:style w:type="table" w:styleId="ColourfulListAccent1">
+  <w:style w:type="table" w:styleId="ColorfulList-Accent1">
     <w:name w:val="Colorful List Accent 1"/>
     <w:basedOn w:val="TableNormal"/>
     <w:uiPriority w:val="72"/>
@@ -14624,7 +13849,7 @@
       </w:tcPr>
     </w:tblStylePr>
   </w:style>
-  <w:style w:type="table" w:styleId="ColourfulListAccent2">
+  <w:style w:type="table" w:styleId="ColorfulList-Accent2">
     <w:name w:val="Colorful List Accent 2"/>
     <w:basedOn w:val="TableNormal"/>
     <w:uiPriority w:val="72"/>
@@ -14703,7 +13928,7 @@
       </w:tcPr>
     </w:tblStylePr>
   </w:style>
-  <w:style w:type="table" w:styleId="ColourfulListAccent3">
+  <w:style w:type="table" w:styleId="ColorfulList-Accent3">
     <w:name w:val="Colorful List Accent 3"/>
     <w:basedOn w:val="TableNormal"/>
     <w:uiPriority w:val="72"/>
@@ -14782,7 +14007,7 @@
       </w:tcPr>
     </w:tblStylePr>
   </w:style>
-  <w:style w:type="table" w:styleId="ColourfulListAccent4">
+  <w:style w:type="table" w:styleId="ColorfulList-Accent4">
     <w:name w:val="Colorful List Accent 4"/>
     <w:basedOn w:val="TableNormal"/>
     <w:uiPriority w:val="72"/>
@@ -14861,7 +14086,7 @@
       </w:tcPr>
     </w:tblStylePr>
   </w:style>
-  <w:style w:type="table" w:styleId="ColourfulListAccent5">
+  <w:style w:type="table" w:styleId="ColorfulList-Accent5">
     <w:name w:val="Colorful List Accent 5"/>
     <w:basedOn w:val="TableNormal"/>
     <w:uiPriority w:val="72"/>
@@ -14940,7 +14165,7 @@
       </w:tcPr>
     </w:tblStylePr>
   </w:style>
-  <w:style w:type="table" w:styleId="ColourfulListAccent6">
+  <w:style w:type="table" w:styleId="ColorfulList-Accent6">
     <w:name w:val="Colorful List Accent 6"/>
     <w:basedOn w:val="TableNormal"/>
     <w:uiPriority w:val="72"/>
@@ -15019,7 +14244,7 @@
       </w:tcPr>
     </w:tblStylePr>
   </w:style>
-  <w:style w:type="table" w:styleId="ColourfulGrid">
+  <w:style w:type="table" w:styleId="ColorfulGrid">
     <w:name w:val="Colorful Grid"/>
     <w:basedOn w:val="TableNormal"/>
     <w:uiPriority w:val="73"/>
@@ -15092,7 +14317,7 @@
       </w:tcPr>
     </w:tblStylePr>
   </w:style>
-  <w:style w:type="table" w:styleId="ColourfulGridAccent1">
+  <w:style w:type="table" w:styleId="ColorfulGrid-Accent1">
     <w:name w:val="Colorful Grid Accent 1"/>
     <w:basedOn w:val="TableNormal"/>
     <w:uiPriority w:val="73"/>
@@ -15165,7 +14390,7 @@
       </w:tcPr>
     </w:tblStylePr>
   </w:style>
-  <w:style w:type="table" w:styleId="ColourfulGridAccent2">
+  <w:style w:type="table" w:styleId="ColorfulGrid-Accent2">
     <w:name w:val="Colorful Grid Accent 2"/>
     <w:basedOn w:val="TableNormal"/>
     <w:uiPriority w:val="73"/>
@@ -15238,7 +14463,7 @@
       </w:tcPr>
     </w:tblStylePr>
   </w:style>
-  <w:style w:type="table" w:styleId="ColourfulGridAccent3">
+  <w:style w:type="table" w:styleId="ColorfulGrid-Accent3">
     <w:name w:val="Colorful Grid Accent 3"/>
     <w:basedOn w:val="TableNormal"/>
     <w:uiPriority w:val="73"/>
@@ -15311,7 +14536,7 @@
       </w:tcPr>
     </w:tblStylePr>
   </w:style>
-  <w:style w:type="table" w:styleId="ColourfulGridAccent4">
+  <w:style w:type="table" w:styleId="ColorfulGrid-Accent4">
     <w:name w:val="Colorful Grid Accent 4"/>
     <w:basedOn w:val="TableNormal"/>
     <w:uiPriority w:val="73"/>
@@ -15384,7 +14609,7 @@
       </w:tcPr>
     </w:tblStylePr>
   </w:style>
-  <w:style w:type="table" w:styleId="ColourfulGridAccent5">
+  <w:style w:type="table" w:styleId="ColorfulGrid-Accent5">
     <w:name w:val="Colorful Grid Accent 5"/>
     <w:basedOn w:val="TableNormal"/>
     <w:uiPriority w:val="73"/>
@@ -15457,7 +14682,7 @@
       </w:tcPr>
     </w:tblStylePr>
   </w:style>
-  <w:style w:type="table" w:styleId="ColourfulGridAccent6">
+  <w:style w:type="table" w:styleId="ColorfulGrid-Accent6">
     <w:name w:val="Colorful Grid Accent 6"/>
     <w:basedOn w:val="TableNormal"/>
     <w:uiPriority w:val="73"/>

--- a/MGNT110/Assessment II/Joseph Koh - Assessment 2  Reflection.docx
+++ b/MGNT110/Assessment II/Joseph Koh - Assessment 2  Reflection.docx
@@ -327,210 +327,22 @@
       <w:pPr>
         <w:rPr>
           <w:rFonts w:ascii="Times New Roman" w:hAnsi="Times New Roman" w:cs="Times New Roman"/>
-          <w:sz w:val="24"/>
-          <w:szCs w:val="24"/>
-        </w:rPr>
-      </w:pPr>
-      <w:r>
-        <w:rPr>
-          <w:rFonts w:ascii="Times New Roman" w:hAnsi="Times New Roman" w:cs="Times New Roman"/>
+          <w:b/>
+          <w:bCs/>
+          <w:sz w:val="24"/>
+          <w:szCs w:val="24"/>
+        </w:rPr>
+      </w:pPr>
+      <w:r>
+        <w:rPr>
+          <w:rFonts w:ascii="Times New Roman" w:hAnsi="Times New Roman" w:cs="Times New Roman"/>
+          <w:b/>
+          <w:bCs/>
           <w:sz w:val="24"/>
           <w:szCs w:val="24"/>
         </w:rPr>
         <w:lastRenderedPageBreak/>
-        <w:t xml:space="preserve">Our team </w:t>
-      </w:r>
-      <w:r>
-        <w:rPr>
-          <w:rFonts w:ascii="Times New Roman" w:hAnsi="Times New Roman" w:cs="Times New Roman"/>
-          <w:sz w:val="24"/>
-          <w:szCs w:val="24"/>
-        </w:rPr>
-        <w:t>was</w:t>
-      </w:r>
-      <w:r>
-        <w:rPr>
-          <w:rFonts w:ascii="Times New Roman" w:hAnsi="Times New Roman" w:cs="Times New Roman"/>
-          <w:sz w:val="24"/>
-          <w:szCs w:val="24"/>
-        </w:rPr>
-        <w:t xml:space="preserve"> </w:t>
-      </w:r>
-      <w:r>
-        <w:rPr>
-          <w:rFonts w:ascii="Times New Roman" w:hAnsi="Times New Roman" w:cs="Times New Roman"/>
-          <w:sz w:val="24"/>
-          <w:szCs w:val="24"/>
-        </w:rPr>
-        <w:t>formed</w:t>
-      </w:r>
-      <w:r>
-        <w:rPr>
-          <w:rFonts w:ascii="Times New Roman" w:hAnsi="Times New Roman" w:cs="Times New Roman"/>
-          <w:sz w:val="24"/>
-          <w:szCs w:val="24"/>
-        </w:rPr>
-        <w:t xml:space="preserve"> </w:t>
-      </w:r>
-      <w:r>
-        <w:rPr>
-          <w:rFonts w:ascii="Times New Roman" w:hAnsi="Times New Roman" w:cs="Times New Roman"/>
-          <w:sz w:val="24"/>
-          <w:szCs w:val="24"/>
-        </w:rPr>
-        <w:t>through the creation of a</w:t>
-      </w:r>
-      <w:r>
-        <w:rPr>
-          <w:rFonts w:ascii="Times New Roman" w:hAnsi="Times New Roman" w:cs="Times New Roman"/>
-          <w:sz w:val="24"/>
-          <w:szCs w:val="24"/>
-        </w:rPr>
-        <w:t xml:space="preserve"> Team Expectations Document. We </w:t>
-      </w:r>
-      <w:r>
-        <w:rPr>
-          <w:rFonts w:ascii="Times New Roman" w:hAnsi="Times New Roman" w:cs="Times New Roman"/>
-          <w:sz w:val="24"/>
-          <w:szCs w:val="24"/>
-        </w:rPr>
-        <w:t xml:space="preserve">set clear guidelines and </w:t>
-      </w:r>
-      <w:r>
-        <w:rPr>
-          <w:rFonts w:ascii="Times New Roman" w:hAnsi="Times New Roman" w:cs="Times New Roman"/>
-          <w:sz w:val="24"/>
-          <w:szCs w:val="24"/>
-        </w:rPr>
-        <w:t>aimed for</w:t>
-      </w:r>
-      <w:r>
-        <w:rPr>
-          <w:rFonts w:ascii="Times New Roman" w:hAnsi="Times New Roman" w:cs="Times New Roman"/>
-          <w:sz w:val="24"/>
-          <w:szCs w:val="24"/>
-        </w:rPr>
-        <w:t xml:space="preserve"> a </w:t>
-      </w:r>
-      <w:r>
-        <w:rPr>
-          <w:rFonts w:ascii="Times New Roman" w:hAnsi="Times New Roman" w:cs="Times New Roman"/>
-          <w:sz w:val="24"/>
-          <w:szCs w:val="24"/>
-        </w:rPr>
-        <w:t>h</w:t>
-      </w:r>
-      <w:r>
-        <w:rPr>
-          <w:rFonts w:ascii="Times New Roman" w:hAnsi="Times New Roman" w:cs="Times New Roman"/>
-          <w:sz w:val="24"/>
-          <w:szCs w:val="24"/>
-        </w:rPr>
-        <w:t xml:space="preserve">igh </w:t>
-      </w:r>
-      <w:r>
-        <w:rPr>
-          <w:rFonts w:ascii="Times New Roman" w:hAnsi="Times New Roman" w:cs="Times New Roman"/>
-          <w:sz w:val="24"/>
-          <w:szCs w:val="24"/>
-        </w:rPr>
-        <w:t>d</w:t>
-      </w:r>
-      <w:r>
-        <w:rPr>
-          <w:rFonts w:ascii="Times New Roman" w:hAnsi="Times New Roman" w:cs="Times New Roman"/>
-          <w:sz w:val="24"/>
-          <w:szCs w:val="24"/>
-        </w:rPr>
-        <w:t xml:space="preserve">istinction </w:t>
-      </w:r>
-      <w:r>
-        <w:rPr>
-          <w:rFonts w:ascii="Times New Roman" w:hAnsi="Times New Roman" w:cs="Times New Roman"/>
-          <w:sz w:val="24"/>
-          <w:szCs w:val="24"/>
-        </w:rPr>
-        <w:t xml:space="preserve">(see Appendix </w:t>
-      </w:r>
-      <w:r>
-        <w:rPr>
-          <w:rFonts w:ascii="Times New Roman" w:hAnsi="Times New Roman" w:cs="Times New Roman"/>
-          <w:sz w:val="24"/>
-          <w:szCs w:val="24"/>
-        </w:rPr>
-        <w:t>1</w:t>
-      </w:r>
-      <w:r>
-        <w:rPr>
-          <w:rFonts w:ascii="Times New Roman" w:hAnsi="Times New Roman" w:cs="Times New Roman"/>
-          <w:sz w:val="24"/>
-          <w:szCs w:val="24"/>
-        </w:rPr>
-        <w:t xml:space="preserve">). </w:t>
-      </w:r>
-      <w:r>
-        <w:rPr>
-          <w:rFonts w:ascii="Times New Roman" w:hAnsi="Times New Roman" w:cs="Times New Roman"/>
-          <w:sz w:val="24"/>
-          <w:szCs w:val="24"/>
-        </w:rPr>
-        <w:t>This</w:t>
-      </w:r>
-      <w:r>
-        <w:rPr>
-          <w:rFonts w:ascii="Times New Roman" w:hAnsi="Times New Roman" w:cs="Times New Roman"/>
-          <w:sz w:val="24"/>
-          <w:szCs w:val="24"/>
-        </w:rPr>
-        <w:t xml:space="preserve"> </w:t>
-      </w:r>
-      <w:r>
-        <w:rPr>
-          <w:rFonts w:ascii="Times New Roman" w:hAnsi="Times New Roman" w:cs="Times New Roman"/>
-          <w:sz w:val="24"/>
-          <w:szCs w:val="24"/>
-        </w:rPr>
-        <w:t>created a psychological contract</w:t>
-      </w:r>
-      <w:r>
-        <w:rPr>
-          <w:rFonts w:ascii="Times New Roman" w:hAnsi="Times New Roman" w:cs="Times New Roman"/>
-          <w:sz w:val="24"/>
-          <w:szCs w:val="24"/>
-        </w:rPr>
-        <w:t>, fostering</w:t>
-      </w:r>
-      <w:r>
-        <w:rPr>
-          <w:rFonts w:ascii="Times New Roman" w:hAnsi="Times New Roman" w:cs="Times New Roman"/>
-          <w:sz w:val="24"/>
-          <w:szCs w:val="24"/>
-        </w:rPr>
-        <w:t xml:space="preserve"> </w:t>
-      </w:r>
-      <w:r>
-        <w:rPr>
-          <w:rFonts w:ascii="Times New Roman" w:hAnsi="Times New Roman" w:cs="Times New Roman"/>
-          <w:sz w:val="24"/>
-          <w:szCs w:val="24"/>
-        </w:rPr>
-        <w:t>shared</w:t>
-      </w:r>
-      <w:r>
-        <w:rPr>
-          <w:rFonts w:ascii="Times New Roman" w:hAnsi="Times New Roman" w:cs="Times New Roman"/>
-          <w:sz w:val="24"/>
-          <w:szCs w:val="24"/>
-        </w:rPr>
-        <w:t xml:space="preserve"> responsibility and accountability</w:t>
-      </w:r>
-      <w:r>
-        <w:rPr>
-          <w:rFonts w:ascii="Times New Roman" w:hAnsi="Times New Roman" w:cs="Times New Roman"/>
-          <w:sz w:val="24"/>
-          <w:szCs w:val="24"/>
-        </w:rPr>
-        <w:t xml:space="preserve"> among the team.</w:t>
+        <w:t>Description</w:t>
       </w:r>
     </w:p>
     <w:p>
@@ -547,7 +359,15 @@
           <w:sz w:val="24"/>
           <w:szCs w:val="24"/>
         </w:rPr>
-        <w:t>Although</w:t>
+        <w:t xml:space="preserve">Our team </w:t>
+      </w:r>
+      <w:r>
+        <w:rPr>
+          <w:rFonts w:ascii="Times New Roman" w:hAnsi="Times New Roman" w:cs="Times New Roman"/>
+          <w:sz w:val="24"/>
+          <w:szCs w:val="24"/>
+        </w:rPr>
+        <w:t>was</w:t>
       </w:r>
       <w:r>
         <w:rPr>
@@ -563,7 +383,135 @@
           <w:sz w:val="24"/>
           <w:szCs w:val="24"/>
         </w:rPr>
-        <w:t>expectations</w:t>
+        <w:t>formed</w:t>
+      </w:r>
+      <w:r>
+        <w:rPr>
+          <w:rFonts w:ascii="Times New Roman" w:hAnsi="Times New Roman" w:cs="Times New Roman"/>
+          <w:sz w:val="24"/>
+          <w:szCs w:val="24"/>
+        </w:rPr>
+        <w:t xml:space="preserve"> </w:t>
+      </w:r>
+      <w:r>
+        <w:rPr>
+          <w:rFonts w:ascii="Times New Roman" w:hAnsi="Times New Roman" w:cs="Times New Roman"/>
+          <w:sz w:val="24"/>
+          <w:szCs w:val="24"/>
+        </w:rPr>
+        <w:t>through the creation of a</w:t>
+      </w:r>
+      <w:r>
+        <w:rPr>
+          <w:rFonts w:ascii="Times New Roman" w:hAnsi="Times New Roman" w:cs="Times New Roman"/>
+          <w:sz w:val="24"/>
+          <w:szCs w:val="24"/>
+        </w:rPr>
+        <w:t xml:space="preserve"> Team Expectations Document. We </w:t>
+      </w:r>
+      <w:r>
+        <w:rPr>
+          <w:rFonts w:ascii="Times New Roman" w:hAnsi="Times New Roman" w:cs="Times New Roman"/>
+          <w:sz w:val="24"/>
+          <w:szCs w:val="24"/>
+        </w:rPr>
+        <w:t xml:space="preserve">set clear guidelines and </w:t>
+      </w:r>
+      <w:r>
+        <w:rPr>
+          <w:rFonts w:ascii="Times New Roman" w:hAnsi="Times New Roman" w:cs="Times New Roman"/>
+          <w:sz w:val="24"/>
+          <w:szCs w:val="24"/>
+        </w:rPr>
+        <w:t>aimed for</w:t>
+      </w:r>
+      <w:r>
+        <w:rPr>
+          <w:rFonts w:ascii="Times New Roman" w:hAnsi="Times New Roman" w:cs="Times New Roman"/>
+          <w:sz w:val="24"/>
+          <w:szCs w:val="24"/>
+        </w:rPr>
+        <w:t xml:space="preserve"> a </w:t>
+      </w:r>
+      <w:r>
+        <w:rPr>
+          <w:rFonts w:ascii="Times New Roman" w:hAnsi="Times New Roman" w:cs="Times New Roman"/>
+          <w:sz w:val="24"/>
+          <w:szCs w:val="24"/>
+        </w:rPr>
+        <w:t>h</w:t>
+      </w:r>
+      <w:r>
+        <w:rPr>
+          <w:rFonts w:ascii="Times New Roman" w:hAnsi="Times New Roman" w:cs="Times New Roman"/>
+          <w:sz w:val="24"/>
+          <w:szCs w:val="24"/>
+        </w:rPr>
+        <w:t xml:space="preserve">igh </w:t>
+      </w:r>
+      <w:r>
+        <w:rPr>
+          <w:rFonts w:ascii="Times New Roman" w:hAnsi="Times New Roman" w:cs="Times New Roman"/>
+          <w:sz w:val="24"/>
+          <w:szCs w:val="24"/>
+        </w:rPr>
+        <w:t>d</w:t>
+      </w:r>
+      <w:r>
+        <w:rPr>
+          <w:rFonts w:ascii="Times New Roman" w:hAnsi="Times New Roman" w:cs="Times New Roman"/>
+          <w:sz w:val="24"/>
+          <w:szCs w:val="24"/>
+        </w:rPr>
+        <w:t xml:space="preserve">istinction </w:t>
+      </w:r>
+      <w:r>
+        <w:rPr>
+          <w:rFonts w:ascii="Times New Roman" w:hAnsi="Times New Roman" w:cs="Times New Roman"/>
+          <w:sz w:val="24"/>
+          <w:szCs w:val="24"/>
+        </w:rPr>
+        <w:t xml:space="preserve">(see Appendix </w:t>
+      </w:r>
+      <w:r>
+        <w:rPr>
+          <w:rFonts w:ascii="Times New Roman" w:hAnsi="Times New Roman" w:cs="Times New Roman"/>
+          <w:sz w:val="24"/>
+          <w:szCs w:val="24"/>
+        </w:rPr>
+        <w:t>1</w:t>
+      </w:r>
+      <w:r>
+        <w:rPr>
+          <w:rFonts w:ascii="Times New Roman" w:hAnsi="Times New Roman" w:cs="Times New Roman"/>
+          <w:sz w:val="24"/>
+          <w:szCs w:val="24"/>
+        </w:rPr>
+        <w:t xml:space="preserve">). </w:t>
+      </w:r>
+      <w:r>
+        <w:rPr>
+          <w:rFonts w:ascii="Times New Roman" w:hAnsi="Times New Roman" w:cs="Times New Roman"/>
+          <w:sz w:val="24"/>
+          <w:szCs w:val="24"/>
+        </w:rPr>
+        <w:t>This</w:t>
+      </w:r>
+      <w:r>
+        <w:rPr>
+          <w:rFonts w:ascii="Times New Roman" w:hAnsi="Times New Roman" w:cs="Times New Roman"/>
+          <w:sz w:val="24"/>
+          <w:szCs w:val="24"/>
+        </w:rPr>
+        <w:t xml:space="preserve"> </w:t>
+      </w:r>
+      <w:r>
+        <w:rPr>
+          <w:rFonts w:ascii="Times New Roman" w:hAnsi="Times New Roman" w:cs="Times New Roman"/>
+          <w:sz w:val="24"/>
+          <w:szCs w:val="24"/>
+        </w:rPr>
+        <w:t>created a psychological contract</w:t>
       </w:r>
       <w:r>
         <w:rPr>
@@ -579,159 +527,23 @@
           <w:sz w:val="24"/>
           <w:szCs w:val="24"/>
         </w:rPr>
-        <w:t xml:space="preserve">rules and </w:t>
-      </w:r>
-      <w:r>
-        <w:rPr>
-          <w:rFonts w:ascii="Times New Roman" w:hAnsi="Times New Roman" w:cs="Times New Roman"/>
-          <w:sz w:val="24"/>
-          <w:szCs w:val="24"/>
-        </w:rPr>
-        <w:t xml:space="preserve">a </w:t>
-      </w:r>
-      <w:r>
-        <w:rPr>
-          <w:rFonts w:ascii="Times New Roman" w:hAnsi="Times New Roman" w:cs="Times New Roman"/>
-          <w:sz w:val="24"/>
-          <w:szCs w:val="24"/>
-        </w:rPr>
-        <w:t>group cha</w:t>
-      </w:r>
-      <w:r>
-        <w:rPr>
-          <w:rFonts w:ascii="Times New Roman" w:hAnsi="Times New Roman" w:cs="Times New Roman"/>
-          <w:sz w:val="24"/>
-          <w:szCs w:val="24"/>
-        </w:rPr>
-        <w:t>t</w:t>
-      </w:r>
-      <w:r>
-        <w:rPr>
-          <w:rFonts w:ascii="Times New Roman" w:hAnsi="Times New Roman" w:cs="Times New Roman"/>
-          <w:sz w:val="24"/>
-          <w:szCs w:val="24"/>
-        </w:rPr>
-        <w:t xml:space="preserve"> were established</w:t>
-      </w:r>
-      <w:r>
-        <w:rPr>
-          <w:rFonts w:ascii="Times New Roman" w:hAnsi="Times New Roman" w:cs="Times New Roman"/>
-          <w:sz w:val="24"/>
-          <w:szCs w:val="24"/>
-        </w:rPr>
-        <w:t xml:space="preserve">, communication </w:t>
-      </w:r>
-      <w:r>
-        <w:rPr>
-          <w:rFonts w:ascii="Times New Roman" w:hAnsi="Times New Roman" w:cs="Times New Roman"/>
-          <w:sz w:val="24"/>
-          <w:szCs w:val="24"/>
-        </w:rPr>
-        <w:t>was limited</w:t>
-      </w:r>
-      <w:r>
-        <w:rPr>
-          <w:rFonts w:ascii="Times New Roman" w:hAnsi="Times New Roman" w:cs="Times New Roman"/>
-          <w:sz w:val="24"/>
-          <w:szCs w:val="24"/>
-        </w:rPr>
-        <w:t xml:space="preserve">. </w:t>
-      </w:r>
-      <w:r>
-        <w:rPr>
-          <w:rFonts w:ascii="Times New Roman" w:hAnsi="Times New Roman" w:cs="Times New Roman"/>
-          <w:sz w:val="24"/>
-          <w:szCs w:val="24"/>
-        </w:rPr>
-        <w:t xml:space="preserve">To address this </w:t>
-      </w:r>
-      <w:r>
-        <w:rPr>
-          <w:rFonts w:ascii="Times New Roman" w:hAnsi="Times New Roman" w:cs="Times New Roman"/>
-          <w:sz w:val="24"/>
-          <w:szCs w:val="24"/>
-        </w:rPr>
-        <w:t>issue</w:t>
-      </w:r>
-      <w:r>
-        <w:rPr>
-          <w:rFonts w:ascii="Times New Roman" w:hAnsi="Times New Roman" w:cs="Times New Roman"/>
-          <w:sz w:val="24"/>
-          <w:szCs w:val="24"/>
-        </w:rPr>
-        <w:t xml:space="preserve">, I </w:t>
-      </w:r>
-      <w:r>
-        <w:rPr>
-          <w:rFonts w:ascii="Times New Roman" w:hAnsi="Times New Roman" w:cs="Times New Roman"/>
-          <w:sz w:val="24"/>
-          <w:szCs w:val="24"/>
-        </w:rPr>
-        <w:t>initiated</w:t>
-      </w:r>
-      <w:r>
-        <w:rPr>
-          <w:rFonts w:ascii="Times New Roman" w:hAnsi="Times New Roman" w:cs="Times New Roman"/>
-          <w:sz w:val="24"/>
-          <w:szCs w:val="24"/>
-        </w:rPr>
-        <w:t xml:space="preserve"> a meeting after the lecture </w:t>
-      </w:r>
-      <w:r>
-        <w:rPr>
-          <w:rFonts w:ascii="Times New Roman" w:hAnsi="Times New Roman" w:cs="Times New Roman"/>
-          <w:sz w:val="24"/>
-          <w:szCs w:val="24"/>
-        </w:rPr>
-        <w:t xml:space="preserve">(see Appendix </w:t>
-      </w:r>
-      <w:r>
-        <w:rPr>
-          <w:rFonts w:ascii="Times New Roman" w:hAnsi="Times New Roman" w:cs="Times New Roman"/>
-          <w:sz w:val="24"/>
-          <w:szCs w:val="24"/>
-        </w:rPr>
-        <w:t>2) and</w:t>
-      </w:r>
-      <w:r>
-        <w:rPr>
-          <w:rFonts w:ascii="Times New Roman" w:hAnsi="Times New Roman" w:cs="Times New Roman"/>
-          <w:sz w:val="24"/>
-          <w:szCs w:val="24"/>
-        </w:rPr>
-        <w:t xml:space="preserve"> effectively took </w:t>
-      </w:r>
-      <w:r>
-        <w:rPr>
-          <w:rFonts w:ascii="Times New Roman" w:hAnsi="Times New Roman" w:cs="Times New Roman"/>
-          <w:sz w:val="24"/>
-          <w:szCs w:val="24"/>
-        </w:rPr>
-        <w:t xml:space="preserve">on </w:t>
-      </w:r>
-      <w:r>
-        <w:rPr>
-          <w:rFonts w:ascii="Times New Roman" w:hAnsi="Times New Roman" w:cs="Times New Roman"/>
-          <w:sz w:val="24"/>
-          <w:szCs w:val="24"/>
-        </w:rPr>
-        <w:t xml:space="preserve">the role </w:t>
-      </w:r>
-      <w:r>
-        <w:rPr>
-          <w:rFonts w:ascii="Times New Roman" w:hAnsi="Times New Roman" w:cs="Times New Roman"/>
-          <w:sz w:val="24"/>
-          <w:szCs w:val="24"/>
-        </w:rPr>
-        <w:t>of</w:t>
-      </w:r>
-      <w:r>
-        <w:rPr>
-          <w:rFonts w:ascii="Times New Roman" w:hAnsi="Times New Roman" w:cs="Times New Roman"/>
-          <w:sz w:val="24"/>
-          <w:szCs w:val="24"/>
-        </w:rPr>
-        <w:t xml:space="preserve"> group leader.</w:t>
+        <w:t>shared</w:t>
+      </w:r>
+      <w:r>
+        <w:rPr>
+          <w:rFonts w:ascii="Times New Roman" w:hAnsi="Times New Roman" w:cs="Times New Roman"/>
+          <w:sz w:val="24"/>
+          <w:szCs w:val="24"/>
+        </w:rPr>
+        <w:t xml:space="preserve"> responsibility and accountability</w:t>
+      </w:r>
+      <w:r>
+        <w:rPr>
+          <w:rFonts w:ascii="Times New Roman" w:hAnsi="Times New Roman" w:cs="Times New Roman"/>
+          <w:sz w:val="24"/>
+          <w:szCs w:val="24"/>
+        </w:rPr>
+        <w:t xml:space="preserve"> among the team.</w:t>
       </w:r>
     </w:p>
     <w:p>
@@ -748,7 +560,23 @@
           <w:sz w:val="24"/>
           <w:szCs w:val="24"/>
         </w:rPr>
-        <w:t>During the meeting</w:t>
+        <w:t>Although</w:t>
+      </w:r>
+      <w:r>
+        <w:rPr>
+          <w:rFonts w:ascii="Times New Roman" w:hAnsi="Times New Roman" w:cs="Times New Roman"/>
+          <w:sz w:val="24"/>
+          <w:szCs w:val="24"/>
+        </w:rPr>
+        <w:t xml:space="preserve"> </w:t>
+      </w:r>
+      <w:r>
+        <w:rPr>
+          <w:rFonts w:ascii="Times New Roman" w:hAnsi="Times New Roman" w:cs="Times New Roman"/>
+          <w:sz w:val="24"/>
+          <w:szCs w:val="24"/>
+        </w:rPr>
+        <w:t>expectations</w:t>
       </w:r>
       <w:r>
         <w:rPr>
@@ -764,71 +592,103 @@
           <w:sz w:val="24"/>
           <w:szCs w:val="24"/>
         </w:rPr>
-        <w:t>I allowed</w:t>
-      </w:r>
-      <w:r>
-        <w:rPr>
-          <w:rFonts w:ascii="Times New Roman" w:hAnsi="Times New Roman" w:cs="Times New Roman"/>
-          <w:sz w:val="24"/>
-          <w:szCs w:val="24"/>
-        </w:rPr>
-        <w:t xml:space="preserve"> our team</w:t>
-      </w:r>
-      <w:r>
-        <w:rPr>
-          <w:rFonts w:ascii="Times New Roman" w:hAnsi="Times New Roman" w:cs="Times New Roman"/>
-          <w:sz w:val="24"/>
-          <w:szCs w:val="24"/>
-        </w:rPr>
-        <w:t xml:space="preserve"> to</w:t>
-      </w:r>
-      <w:r>
-        <w:rPr>
-          <w:rFonts w:ascii="Times New Roman" w:hAnsi="Times New Roman" w:cs="Times New Roman"/>
-          <w:sz w:val="24"/>
-          <w:szCs w:val="24"/>
-        </w:rPr>
-        <w:t xml:space="preserve"> </w:t>
-      </w:r>
-      <w:r>
-        <w:rPr>
-          <w:rFonts w:ascii="Times New Roman" w:hAnsi="Times New Roman" w:cs="Times New Roman"/>
-          <w:sz w:val="24"/>
-          <w:szCs w:val="24"/>
-        </w:rPr>
-        <w:t>divide</w:t>
-      </w:r>
-      <w:r>
-        <w:rPr>
-          <w:rFonts w:ascii="Times New Roman" w:hAnsi="Times New Roman" w:cs="Times New Roman"/>
-          <w:sz w:val="24"/>
-          <w:szCs w:val="24"/>
-        </w:rPr>
-        <w:t xml:space="preserve"> task</w:t>
-      </w:r>
-      <w:r>
-        <w:rPr>
-          <w:rFonts w:ascii="Times New Roman" w:hAnsi="Times New Roman" w:cs="Times New Roman"/>
-          <w:sz w:val="24"/>
-          <w:szCs w:val="24"/>
-        </w:rPr>
-        <w:t xml:space="preserve">s among </w:t>
-      </w:r>
-      <w:r>
-        <w:rPr>
-          <w:rFonts w:ascii="Times New Roman" w:hAnsi="Times New Roman" w:cs="Times New Roman"/>
-          <w:sz w:val="24"/>
-          <w:szCs w:val="24"/>
-        </w:rPr>
-        <w:t>ourselves</w:t>
-      </w:r>
-      <w:r>
-        <w:rPr>
-          <w:rFonts w:ascii="Times New Roman" w:hAnsi="Times New Roman" w:cs="Times New Roman"/>
-          <w:sz w:val="24"/>
-          <w:szCs w:val="24"/>
-        </w:rPr>
-        <w:t xml:space="preserve"> </w:t>
+        <w:t xml:space="preserve">rules and </w:t>
+      </w:r>
+      <w:r>
+        <w:rPr>
+          <w:rFonts w:ascii="Times New Roman" w:hAnsi="Times New Roman" w:cs="Times New Roman"/>
+          <w:sz w:val="24"/>
+          <w:szCs w:val="24"/>
+        </w:rPr>
+        <w:t xml:space="preserve">a </w:t>
+      </w:r>
+      <w:r>
+        <w:rPr>
+          <w:rFonts w:ascii="Times New Roman" w:hAnsi="Times New Roman" w:cs="Times New Roman"/>
+          <w:sz w:val="24"/>
+          <w:szCs w:val="24"/>
+        </w:rPr>
+        <w:t>group cha</w:t>
+      </w:r>
+      <w:r>
+        <w:rPr>
+          <w:rFonts w:ascii="Times New Roman" w:hAnsi="Times New Roman" w:cs="Times New Roman"/>
+          <w:sz w:val="24"/>
+          <w:szCs w:val="24"/>
+        </w:rPr>
+        <w:t>t</w:t>
+      </w:r>
+      <w:r>
+        <w:rPr>
+          <w:rFonts w:ascii="Times New Roman" w:hAnsi="Times New Roman" w:cs="Times New Roman"/>
+          <w:sz w:val="24"/>
+          <w:szCs w:val="24"/>
+        </w:rPr>
+        <w:t xml:space="preserve"> were established</w:t>
+      </w:r>
+      <w:r>
+        <w:rPr>
+          <w:rFonts w:ascii="Times New Roman" w:hAnsi="Times New Roman" w:cs="Times New Roman"/>
+          <w:sz w:val="24"/>
+          <w:szCs w:val="24"/>
+        </w:rPr>
+        <w:t xml:space="preserve">, communication </w:t>
+      </w:r>
+      <w:r>
+        <w:rPr>
+          <w:rFonts w:ascii="Times New Roman" w:hAnsi="Times New Roman" w:cs="Times New Roman"/>
+          <w:sz w:val="24"/>
+          <w:szCs w:val="24"/>
+        </w:rPr>
+        <w:t>was limited</w:t>
+      </w:r>
+      <w:r>
+        <w:rPr>
+          <w:rFonts w:ascii="Times New Roman" w:hAnsi="Times New Roman" w:cs="Times New Roman"/>
+          <w:sz w:val="24"/>
+          <w:szCs w:val="24"/>
+        </w:rPr>
+        <w:t xml:space="preserve">. </w:t>
+      </w:r>
+      <w:r>
+        <w:rPr>
+          <w:rFonts w:ascii="Times New Roman" w:hAnsi="Times New Roman" w:cs="Times New Roman"/>
+          <w:sz w:val="24"/>
+          <w:szCs w:val="24"/>
+        </w:rPr>
+        <w:t xml:space="preserve">To address this </w:t>
+      </w:r>
+      <w:r>
+        <w:rPr>
+          <w:rFonts w:ascii="Times New Roman" w:hAnsi="Times New Roman" w:cs="Times New Roman"/>
+          <w:sz w:val="24"/>
+          <w:szCs w:val="24"/>
+        </w:rPr>
+        <w:t>issue</w:t>
+      </w:r>
+      <w:r>
+        <w:rPr>
+          <w:rFonts w:ascii="Times New Roman" w:hAnsi="Times New Roman" w:cs="Times New Roman"/>
+          <w:sz w:val="24"/>
+          <w:szCs w:val="24"/>
+        </w:rPr>
+        <w:t xml:space="preserve">, I </w:t>
+      </w:r>
+      <w:r>
+        <w:rPr>
+          <w:rFonts w:ascii="Times New Roman" w:hAnsi="Times New Roman" w:cs="Times New Roman"/>
+          <w:sz w:val="24"/>
+          <w:szCs w:val="24"/>
+        </w:rPr>
+        <w:t>initiated</w:t>
+      </w:r>
+      <w:r>
+        <w:rPr>
+          <w:rFonts w:ascii="Times New Roman" w:hAnsi="Times New Roman" w:cs="Times New Roman"/>
+          <w:sz w:val="24"/>
+          <w:szCs w:val="24"/>
+        </w:rPr>
+        <w:t xml:space="preserve"> a meeting after the lecture </w:t>
       </w:r>
       <w:r>
         <w:rPr>
@@ -844,47 +704,47 @@
           <w:sz w:val="24"/>
           <w:szCs w:val="24"/>
         </w:rPr>
-        <w:t>3</w:t>
-      </w:r>
-      <w:r>
-        <w:rPr>
-          <w:rFonts w:ascii="Times New Roman" w:hAnsi="Times New Roman" w:cs="Times New Roman"/>
-          <w:sz w:val="24"/>
-          <w:szCs w:val="24"/>
-        </w:rPr>
-        <w:t>)</w:t>
-      </w:r>
-      <w:r>
-        <w:rPr>
-          <w:rFonts w:ascii="Times New Roman" w:hAnsi="Times New Roman" w:cs="Times New Roman"/>
-          <w:sz w:val="24"/>
-          <w:szCs w:val="24"/>
-        </w:rPr>
-        <w:t xml:space="preserve"> </w:t>
-      </w:r>
-      <w:r>
-        <w:rPr>
-          <w:rFonts w:ascii="Times New Roman" w:hAnsi="Times New Roman" w:cs="Times New Roman"/>
-          <w:sz w:val="24"/>
-          <w:szCs w:val="24"/>
-        </w:rPr>
-        <w:t>promoting equality and team cohesion</w:t>
-      </w:r>
-      <w:r>
-        <w:rPr>
-          <w:rFonts w:ascii="Times New Roman" w:hAnsi="Times New Roman" w:cs="Times New Roman"/>
-          <w:sz w:val="24"/>
-          <w:szCs w:val="24"/>
-        </w:rPr>
-        <w:t>,</w:t>
-      </w:r>
-      <w:r>
-        <w:rPr>
-          <w:rFonts w:ascii="Times New Roman" w:hAnsi="Times New Roman" w:cs="Times New Roman"/>
-          <w:sz w:val="24"/>
-          <w:szCs w:val="24"/>
-        </w:rPr>
-        <w:t xml:space="preserve"> which aligns with Tuckman’s “norming” stage of group development. </w:t>
+        <w:t>2) and</w:t>
+      </w:r>
+      <w:r>
+        <w:rPr>
+          <w:rFonts w:ascii="Times New Roman" w:hAnsi="Times New Roman" w:cs="Times New Roman"/>
+          <w:sz w:val="24"/>
+          <w:szCs w:val="24"/>
+        </w:rPr>
+        <w:t xml:space="preserve"> took </w:t>
+      </w:r>
+      <w:r>
+        <w:rPr>
+          <w:rFonts w:ascii="Times New Roman" w:hAnsi="Times New Roman" w:cs="Times New Roman"/>
+          <w:sz w:val="24"/>
+          <w:szCs w:val="24"/>
+        </w:rPr>
+        <w:t xml:space="preserve">on </w:t>
+      </w:r>
+      <w:r>
+        <w:rPr>
+          <w:rFonts w:ascii="Times New Roman" w:hAnsi="Times New Roman" w:cs="Times New Roman"/>
+          <w:sz w:val="24"/>
+          <w:szCs w:val="24"/>
+        </w:rPr>
+        <w:t xml:space="preserve">the role </w:t>
+      </w:r>
+      <w:r>
+        <w:rPr>
+          <w:rFonts w:ascii="Times New Roman" w:hAnsi="Times New Roman" w:cs="Times New Roman"/>
+          <w:sz w:val="24"/>
+          <w:szCs w:val="24"/>
+        </w:rPr>
+        <w:t>of</w:t>
+      </w:r>
+      <w:r>
+        <w:rPr>
+          <w:rFonts w:ascii="Times New Roman" w:hAnsi="Times New Roman" w:cs="Times New Roman"/>
+          <w:sz w:val="24"/>
+          <w:szCs w:val="24"/>
+        </w:rPr>
+        <w:t xml:space="preserve"> group leader.</w:t>
       </w:r>
     </w:p>
     <w:p>
@@ -901,39 +761,159 @@
           <w:sz w:val="24"/>
           <w:szCs w:val="24"/>
         </w:rPr>
-        <w:t>Our team culture included deadlines in the meeting minutes under action item</w:t>
-      </w:r>
-      <w:r>
-        <w:rPr>
-          <w:rFonts w:ascii="Times New Roman" w:hAnsi="Times New Roman" w:cs="Times New Roman"/>
-          <w:sz w:val="24"/>
-          <w:szCs w:val="24"/>
-        </w:rPr>
-        <w:t>s</w:t>
-      </w:r>
-      <w:r>
-        <w:rPr>
-          <w:rFonts w:ascii="Times New Roman" w:hAnsi="Times New Roman" w:cs="Times New Roman"/>
-          <w:sz w:val="24"/>
-          <w:szCs w:val="24"/>
-        </w:rPr>
-        <w:t>, and I regularly sen</w:t>
-      </w:r>
-      <w:r>
-        <w:rPr>
-          <w:rFonts w:ascii="Times New Roman" w:hAnsi="Times New Roman" w:cs="Times New Roman"/>
-          <w:sz w:val="24"/>
-          <w:szCs w:val="24"/>
-        </w:rPr>
-        <w:t>t</w:t>
-      </w:r>
-      <w:r>
-        <w:rPr>
-          <w:rFonts w:ascii="Times New Roman" w:hAnsi="Times New Roman" w:cs="Times New Roman"/>
-          <w:sz w:val="24"/>
-          <w:szCs w:val="24"/>
-        </w:rPr>
-        <w:t xml:space="preserve"> reminders to ensure all tasks were completed on time (see Appendix 4).</w:t>
+        <w:t>During the meeting</w:t>
+      </w:r>
+      <w:r>
+        <w:rPr>
+          <w:rFonts w:ascii="Times New Roman" w:hAnsi="Times New Roman" w:cs="Times New Roman"/>
+          <w:sz w:val="24"/>
+          <w:szCs w:val="24"/>
+        </w:rPr>
+        <w:t xml:space="preserve">, </w:t>
+      </w:r>
+      <w:r>
+        <w:rPr>
+          <w:rFonts w:ascii="Times New Roman" w:hAnsi="Times New Roman" w:cs="Times New Roman"/>
+          <w:sz w:val="24"/>
+          <w:szCs w:val="24"/>
+        </w:rPr>
+        <w:t>I allowed</w:t>
+      </w:r>
+      <w:r>
+        <w:rPr>
+          <w:rFonts w:ascii="Times New Roman" w:hAnsi="Times New Roman" w:cs="Times New Roman"/>
+          <w:sz w:val="24"/>
+          <w:szCs w:val="24"/>
+        </w:rPr>
+        <w:t xml:space="preserve"> our team</w:t>
+      </w:r>
+      <w:r>
+        <w:rPr>
+          <w:rFonts w:ascii="Times New Roman" w:hAnsi="Times New Roman" w:cs="Times New Roman"/>
+          <w:sz w:val="24"/>
+          <w:szCs w:val="24"/>
+        </w:rPr>
+        <w:t xml:space="preserve"> to</w:t>
+      </w:r>
+      <w:r>
+        <w:rPr>
+          <w:rFonts w:ascii="Times New Roman" w:hAnsi="Times New Roman" w:cs="Times New Roman"/>
+          <w:sz w:val="24"/>
+          <w:szCs w:val="24"/>
+        </w:rPr>
+        <w:t xml:space="preserve"> </w:t>
+      </w:r>
+      <w:r>
+        <w:rPr>
+          <w:rFonts w:ascii="Times New Roman" w:hAnsi="Times New Roman" w:cs="Times New Roman"/>
+          <w:sz w:val="24"/>
+          <w:szCs w:val="24"/>
+        </w:rPr>
+        <w:t>divide</w:t>
+      </w:r>
+      <w:r>
+        <w:rPr>
+          <w:rFonts w:ascii="Times New Roman" w:hAnsi="Times New Roman" w:cs="Times New Roman"/>
+          <w:sz w:val="24"/>
+          <w:szCs w:val="24"/>
+        </w:rPr>
+        <w:t xml:space="preserve"> task</w:t>
+      </w:r>
+      <w:r>
+        <w:rPr>
+          <w:rFonts w:ascii="Times New Roman" w:hAnsi="Times New Roman" w:cs="Times New Roman"/>
+          <w:sz w:val="24"/>
+          <w:szCs w:val="24"/>
+        </w:rPr>
+        <w:t xml:space="preserve">s among </w:t>
+      </w:r>
+      <w:r>
+        <w:rPr>
+          <w:rFonts w:ascii="Times New Roman" w:hAnsi="Times New Roman" w:cs="Times New Roman"/>
+          <w:sz w:val="24"/>
+          <w:szCs w:val="24"/>
+        </w:rPr>
+        <w:t>ourselves</w:t>
+      </w:r>
+      <w:r>
+        <w:rPr>
+          <w:rFonts w:ascii="Times New Roman" w:hAnsi="Times New Roman" w:cs="Times New Roman"/>
+          <w:sz w:val="24"/>
+          <w:szCs w:val="24"/>
+        </w:rPr>
+        <w:t xml:space="preserve"> </w:t>
+      </w:r>
+      <w:r>
+        <w:rPr>
+          <w:rFonts w:ascii="Times New Roman" w:hAnsi="Times New Roman" w:cs="Times New Roman"/>
+          <w:sz w:val="24"/>
+          <w:szCs w:val="24"/>
+        </w:rPr>
+        <w:t xml:space="preserve">(see Appendix </w:t>
+      </w:r>
+      <w:r>
+        <w:rPr>
+          <w:rFonts w:ascii="Times New Roman" w:hAnsi="Times New Roman" w:cs="Times New Roman"/>
+          <w:sz w:val="24"/>
+          <w:szCs w:val="24"/>
+        </w:rPr>
+        <w:t>3</w:t>
+      </w:r>
+      <w:r>
+        <w:rPr>
+          <w:rFonts w:ascii="Times New Roman" w:hAnsi="Times New Roman" w:cs="Times New Roman"/>
+          <w:sz w:val="24"/>
+          <w:szCs w:val="24"/>
+        </w:rPr>
+        <w:t>)</w:t>
+      </w:r>
+      <w:r>
+        <w:rPr>
+          <w:rFonts w:ascii="Times New Roman" w:hAnsi="Times New Roman" w:cs="Times New Roman"/>
+          <w:sz w:val="24"/>
+          <w:szCs w:val="24"/>
+        </w:rPr>
+        <w:t xml:space="preserve"> </w:t>
+      </w:r>
+      <w:r>
+        <w:rPr>
+          <w:rFonts w:ascii="Times New Roman" w:hAnsi="Times New Roman" w:cs="Times New Roman"/>
+          <w:sz w:val="24"/>
+          <w:szCs w:val="24"/>
+        </w:rPr>
+        <w:t>encouraging</w:t>
+      </w:r>
+      <w:r>
+        <w:rPr>
+          <w:rFonts w:ascii="Times New Roman" w:hAnsi="Times New Roman" w:cs="Times New Roman"/>
+          <w:sz w:val="24"/>
+          <w:szCs w:val="24"/>
+        </w:rPr>
+        <w:t xml:space="preserve"> equality and team cohesion</w:t>
+      </w:r>
+      <w:r>
+        <w:rPr>
+          <w:rFonts w:ascii="Times New Roman" w:hAnsi="Times New Roman" w:cs="Times New Roman"/>
+          <w:sz w:val="24"/>
+          <w:szCs w:val="24"/>
+        </w:rPr>
+        <w:t>,</w:t>
+      </w:r>
+      <w:r>
+        <w:rPr>
+          <w:rFonts w:ascii="Times New Roman" w:hAnsi="Times New Roman" w:cs="Times New Roman"/>
+          <w:sz w:val="24"/>
+          <w:szCs w:val="24"/>
+        </w:rPr>
+        <w:t xml:space="preserve"> which </w:t>
+      </w:r>
+      <w:r>
+        <w:rPr>
+          <w:rFonts w:ascii="Times New Roman" w:hAnsi="Times New Roman" w:cs="Times New Roman"/>
+          <w:sz w:val="24"/>
+          <w:szCs w:val="24"/>
+        </w:rPr>
+        <w:t>promoted positive psychology.</w:t>
       </w:r>
     </w:p>
     <w:p>
@@ -950,127 +930,39 @@
           <w:sz w:val="24"/>
           <w:szCs w:val="24"/>
         </w:rPr>
-        <w:t xml:space="preserve">We tasked ourselves </w:t>
-      </w:r>
-      <w:r>
-        <w:rPr>
-          <w:rFonts w:ascii="Times New Roman" w:hAnsi="Times New Roman" w:cs="Times New Roman"/>
-          <w:sz w:val="24"/>
-          <w:szCs w:val="24"/>
-        </w:rPr>
-        <w:t>with</w:t>
-      </w:r>
-      <w:r>
-        <w:rPr>
-          <w:rFonts w:ascii="Times New Roman" w:hAnsi="Times New Roman" w:cs="Times New Roman"/>
-          <w:sz w:val="24"/>
-          <w:szCs w:val="24"/>
-        </w:rPr>
-        <w:t xml:space="preserve"> analyz</w:t>
-      </w:r>
-      <w:r>
-        <w:rPr>
-          <w:rFonts w:ascii="Times New Roman" w:hAnsi="Times New Roman" w:cs="Times New Roman"/>
-          <w:sz w:val="24"/>
-          <w:szCs w:val="24"/>
-        </w:rPr>
-        <w:t>ing</w:t>
-      </w:r>
-      <w:r>
-        <w:rPr>
-          <w:rFonts w:ascii="Times New Roman" w:hAnsi="Times New Roman" w:cs="Times New Roman"/>
-          <w:sz w:val="24"/>
-          <w:szCs w:val="24"/>
-        </w:rPr>
-        <w:t xml:space="preserve"> the case study, selecting a relevant theory and </w:t>
-      </w:r>
-      <w:r>
-        <w:rPr>
-          <w:rFonts w:ascii="Times New Roman" w:hAnsi="Times New Roman" w:cs="Times New Roman"/>
-          <w:sz w:val="24"/>
-          <w:szCs w:val="24"/>
-        </w:rPr>
-        <w:t>proposing</w:t>
-      </w:r>
-      <w:r>
-        <w:rPr>
-          <w:rFonts w:ascii="Times New Roman" w:hAnsi="Times New Roman" w:cs="Times New Roman"/>
-          <w:sz w:val="24"/>
-          <w:szCs w:val="24"/>
-        </w:rPr>
-        <w:t xml:space="preserve"> a suitable solution. </w:t>
-      </w:r>
-      <w:r>
-        <w:rPr>
-          <w:rFonts w:ascii="Times New Roman" w:hAnsi="Times New Roman" w:cs="Times New Roman"/>
-          <w:sz w:val="24"/>
-          <w:szCs w:val="24"/>
-        </w:rPr>
-        <w:t>Differing</w:t>
-      </w:r>
-      <w:r>
-        <w:rPr>
-          <w:rFonts w:ascii="Times New Roman" w:hAnsi="Times New Roman" w:cs="Times New Roman"/>
-          <w:sz w:val="24"/>
-          <w:szCs w:val="24"/>
-        </w:rPr>
-        <w:t xml:space="preserve"> opinions </w:t>
-      </w:r>
-      <w:r>
-        <w:rPr>
-          <w:rFonts w:ascii="Times New Roman" w:hAnsi="Times New Roman" w:cs="Times New Roman"/>
-          <w:sz w:val="24"/>
-          <w:szCs w:val="24"/>
-        </w:rPr>
-        <w:t>during</w:t>
-      </w:r>
-      <w:r>
-        <w:rPr>
-          <w:rFonts w:ascii="Times New Roman" w:hAnsi="Times New Roman" w:cs="Times New Roman"/>
-          <w:sz w:val="24"/>
-          <w:szCs w:val="24"/>
-        </w:rPr>
-        <w:t xml:space="preserve"> theory selection</w:t>
-      </w:r>
-      <w:r>
-        <w:rPr>
-          <w:rFonts w:ascii="Times New Roman" w:hAnsi="Times New Roman" w:cs="Times New Roman"/>
-          <w:sz w:val="24"/>
-          <w:szCs w:val="24"/>
-        </w:rPr>
-        <w:t xml:space="preserve"> was resolved </w:t>
-      </w:r>
-      <w:r>
-        <w:rPr>
-          <w:rFonts w:ascii="Times New Roman" w:hAnsi="Times New Roman" w:cs="Times New Roman"/>
-          <w:sz w:val="24"/>
-          <w:szCs w:val="24"/>
-        </w:rPr>
-        <w:t>with</w:t>
-      </w:r>
-      <w:r>
-        <w:rPr>
-          <w:rFonts w:ascii="Times New Roman" w:hAnsi="Times New Roman" w:cs="Times New Roman"/>
-          <w:sz w:val="24"/>
-          <w:szCs w:val="24"/>
-        </w:rPr>
-        <w:t xml:space="preserve"> group discussion and voting</w:t>
-      </w:r>
-      <w:r>
-        <w:rPr>
-          <w:rFonts w:ascii="Times New Roman" w:hAnsi="Times New Roman" w:cs="Times New Roman"/>
-          <w:sz w:val="24"/>
-          <w:szCs w:val="24"/>
-        </w:rPr>
-        <w:t>,</w:t>
-      </w:r>
-      <w:r>
-        <w:rPr>
-          <w:rFonts w:ascii="Times New Roman" w:hAnsi="Times New Roman" w:cs="Times New Roman"/>
-          <w:sz w:val="24"/>
-          <w:szCs w:val="24"/>
-        </w:rPr>
-        <w:t xml:space="preserve"> ensuring fair conflict resolution. </w:t>
+        <w:t>Our team culture included deadlines in the meeting minutes under action item</w:t>
+      </w:r>
+      <w:r>
+        <w:rPr>
+          <w:rFonts w:ascii="Times New Roman" w:hAnsi="Times New Roman" w:cs="Times New Roman"/>
+          <w:sz w:val="24"/>
+          <w:szCs w:val="24"/>
+        </w:rPr>
+        <w:t>s</w:t>
+      </w:r>
+      <w:r>
+        <w:rPr>
+          <w:rFonts w:ascii="Times New Roman" w:hAnsi="Times New Roman" w:cs="Times New Roman"/>
+          <w:sz w:val="24"/>
+          <w:szCs w:val="24"/>
+        </w:rPr>
+        <w:t>, and I regularly sen</w:t>
+      </w:r>
+      <w:r>
+        <w:rPr>
+          <w:rFonts w:ascii="Times New Roman" w:hAnsi="Times New Roman" w:cs="Times New Roman"/>
+          <w:sz w:val="24"/>
+          <w:szCs w:val="24"/>
+        </w:rPr>
+        <w:t>t</w:t>
+      </w:r>
+      <w:r>
+        <w:rPr>
+          <w:rFonts w:ascii="Times New Roman" w:hAnsi="Times New Roman" w:cs="Times New Roman"/>
+          <w:sz w:val="24"/>
+          <w:szCs w:val="24"/>
+        </w:rPr>
+        <w:t xml:space="preserve"> reminders to ensure all tasks were completed on time (see Appendix 4).</w:t>
       </w:r>
     </w:p>
     <w:p>
@@ -1087,29 +979,174 @@
           <w:sz w:val="24"/>
           <w:szCs w:val="24"/>
         </w:rPr>
-        <w:t xml:space="preserve">We agreed to use Canva for the </w:t>
-      </w:r>
-      <w:r>
-        <w:rPr>
-          <w:rFonts w:ascii="Times New Roman" w:hAnsi="Times New Roman" w:cs="Times New Roman"/>
-          <w:sz w:val="24"/>
-          <w:szCs w:val="24"/>
-        </w:rPr>
-        <w:t xml:space="preserve">group </w:t>
-      </w:r>
-      <w:r>
-        <w:rPr>
-          <w:rFonts w:ascii="Times New Roman" w:hAnsi="Times New Roman" w:cs="Times New Roman"/>
-          <w:sz w:val="24"/>
-          <w:szCs w:val="24"/>
-        </w:rPr>
-        <w:t>presentation and set a rehearsal date for preparation. I contributed by preparing and presenting the introduction, agenda and background sections (see appendix 5).</w:t>
+        <w:t xml:space="preserve">We tasked ourselves </w:t>
+      </w:r>
+      <w:r>
+        <w:rPr>
+          <w:rFonts w:ascii="Times New Roman" w:hAnsi="Times New Roman" w:cs="Times New Roman"/>
+          <w:sz w:val="24"/>
+          <w:szCs w:val="24"/>
+        </w:rPr>
+        <w:t>with</w:t>
+      </w:r>
+      <w:r>
+        <w:rPr>
+          <w:rFonts w:ascii="Times New Roman" w:hAnsi="Times New Roman" w:cs="Times New Roman"/>
+          <w:sz w:val="24"/>
+          <w:szCs w:val="24"/>
+        </w:rPr>
+        <w:t xml:space="preserve"> analyz</w:t>
+      </w:r>
+      <w:r>
+        <w:rPr>
+          <w:rFonts w:ascii="Times New Roman" w:hAnsi="Times New Roman" w:cs="Times New Roman"/>
+          <w:sz w:val="24"/>
+          <w:szCs w:val="24"/>
+        </w:rPr>
+        <w:t>ing</w:t>
+      </w:r>
+      <w:r>
+        <w:rPr>
+          <w:rFonts w:ascii="Times New Roman" w:hAnsi="Times New Roman" w:cs="Times New Roman"/>
+          <w:sz w:val="24"/>
+          <w:szCs w:val="24"/>
+        </w:rPr>
+        <w:t xml:space="preserve"> the case study, selecting a relevant theory and </w:t>
+      </w:r>
+      <w:r>
+        <w:rPr>
+          <w:rFonts w:ascii="Times New Roman" w:hAnsi="Times New Roman" w:cs="Times New Roman"/>
+          <w:sz w:val="24"/>
+          <w:szCs w:val="24"/>
+        </w:rPr>
+        <w:t>proposing</w:t>
+      </w:r>
+      <w:r>
+        <w:rPr>
+          <w:rFonts w:ascii="Times New Roman" w:hAnsi="Times New Roman" w:cs="Times New Roman"/>
+          <w:sz w:val="24"/>
+          <w:szCs w:val="24"/>
+        </w:rPr>
+        <w:t xml:space="preserve"> a suitable solution. </w:t>
+      </w:r>
+      <w:r>
+        <w:rPr>
+          <w:rFonts w:ascii="Times New Roman" w:hAnsi="Times New Roman" w:cs="Times New Roman"/>
+          <w:sz w:val="24"/>
+          <w:szCs w:val="24"/>
+        </w:rPr>
+        <w:t>Differing</w:t>
+      </w:r>
+      <w:r>
+        <w:rPr>
+          <w:rFonts w:ascii="Times New Roman" w:hAnsi="Times New Roman" w:cs="Times New Roman"/>
+          <w:sz w:val="24"/>
+          <w:szCs w:val="24"/>
+        </w:rPr>
+        <w:t xml:space="preserve"> opinions </w:t>
+      </w:r>
+      <w:r>
+        <w:rPr>
+          <w:rFonts w:ascii="Times New Roman" w:hAnsi="Times New Roman" w:cs="Times New Roman"/>
+          <w:sz w:val="24"/>
+          <w:szCs w:val="24"/>
+        </w:rPr>
+        <w:t>during</w:t>
+      </w:r>
+      <w:r>
+        <w:rPr>
+          <w:rFonts w:ascii="Times New Roman" w:hAnsi="Times New Roman" w:cs="Times New Roman"/>
+          <w:sz w:val="24"/>
+          <w:szCs w:val="24"/>
+        </w:rPr>
+        <w:t xml:space="preserve"> theory selection</w:t>
+      </w:r>
+      <w:r>
+        <w:rPr>
+          <w:rFonts w:ascii="Times New Roman" w:hAnsi="Times New Roman" w:cs="Times New Roman"/>
+          <w:sz w:val="24"/>
+          <w:szCs w:val="24"/>
+        </w:rPr>
+        <w:t xml:space="preserve"> was resolved </w:t>
+      </w:r>
+      <w:r>
+        <w:rPr>
+          <w:rFonts w:ascii="Times New Roman" w:hAnsi="Times New Roman" w:cs="Times New Roman"/>
+          <w:sz w:val="24"/>
+          <w:szCs w:val="24"/>
+        </w:rPr>
+        <w:t>with</w:t>
+      </w:r>
+      <w:r>
+        <w:rPr>
+          <w:rFonts w:ascii="Times New Roman" w:hAnsi="Times New Roman" w:cs="Times New Roman"/>
+          <w:sz w:val="24"/>
+          <w:szCs w:val="24"/>
+        </w:rPr>
+        <w:t xml:space="preserve"> group discussion and voting</w:t>
+      </w:r>
+      <w:r>
+        <w:rPr>
+          <w:rFonts w:ascii="Times New Roman" w:hAnsi="Times New Roman" w:cs="Times New Roman"/>
+          <w:sz w:val="24"/>
+          <w:szCs w:val="24"/>
+        </w:rPr>
+        <w:t>,</w:t>
+      </w:r>
+      <w:r>
+        <w:rPr>
+          <w:rFonts w:ascii="Times New Roman" w:hAnsi="Times New Roman" w:cs="Times New Roman"/>
+          <w:sz w:val="24"/>
+          <w:szCs w:val="24"/>
+        </w:rPr>
+        <w:t xml:space="preserve"> ensuring fair conflict resolution. </w:t>
+      </w:r>
+      <w:r>
+        <w:rPr>
+          <w:rFonts w:ascii="Times New Roman" w:hAnsi="Times New Roman" w:cs="Times New Roman"/>
+          <w:sz w:val="24"/>
+          <w:szCs w:val="24"/>
+        </w:rPr>
+        <w:t xml:space="preserve">This aligns well with the elements, relationships and accomplishments of the PERMA model </w:t>
+      </w:r>
+      <w:r>
+        <w:rPr>
+          <w:rFonts w:ascii="Times New Roman" w:hAnsi="Times New Roman" w:cs="Times New Roman"/>
+          <w:sz w:val="24"/>
+          <w:szCs w:val="24"/>
+        </w:rPr>
+        <w:t>(Seligman 2011)</w:t>
+      </w:r>
+      <w:r>
+        <w:rPr>
+          <w:rFonts w:ascii="Times New Roman" w:hAnsi="Times New Roman" w:cs="Times New Roman"/>
+          <w:sz w:val="24"/>
+          <w:szCs w:val="24"/>
+        </w:rPr>
+        <w:t>.</w:t>
       </w:r>
     </w:p>
     <w:p>
       <w:pPr>
         <w:rPr>
           <w:rFonts w:ascii="Times New Roman" w:hAnsi="Times New Roman" w:cs="Times New Roman"/>
+          <w:sz w:val="24"/>
+          <w:szCs w:val="24"/>
+        </w:rPr>
+      </w:pPr>
+      <w:r>
+        <w:rPr>
+          <w:rFonts w:ascii="Times New Roman" w:hAnsi="Times New Roman" w:cs="Times New Roman"/>
+          <w:sz w:val="24"/>
+          <w:szCs w:val="24"/>
+        </w:rPr>
+        <w:t>We agreed to use Canva for the group presentation and set a rehearsal date for preparation. I contributed by preparing and presenting the introduction, agenda and background sections (see appendix 5).</w:t>
+      </w:r>
+    </w:p>
+    <w:p>
+      <w:pPr>
+        <w:rPr>
+          <w:rFonts w:ascii="Times New Roman" w:hAnsi="Times New Roman" w:cs="Times New Roman"/>
           <w:b/>
           <w:bCs/>
           <w:sz w:val="24"/>
@@ -1131,6 +1168,449 @@
       <w:pPr>
         <w:rPr>
           <w:rFonts w:ascii="Times New Roman" w:hAnsi="Times New Roman" w:cs="Times New Roman"/>
+          <w:sz w:val="24"/>
+          <w:szCs w:val="24"/>
+        </w:rPr>
+      </w:pPr>
+      <w:r>
+        <w:rPr>
+          <w:rFonts w:ascii="Times New Roman" w:hAnsi="Times New Roman" w:cs="Times New Roman"/>
+          <w:sz w:val="24"/>
+          <w:szCs w:val="24"/>
+        </w:rPr>
+        <w:t>I felt excited and enthusiastic to work on our allocated task</w:t>
+      </w:r>
+      <w:r>
+        <w:rPr>
+          <w:rFonts w:ascii="Times New Roman" w:hAnsi="Times New Roman" w:cs="Times New Roman"/>
+          <w:sz w:val="24"/>
+          <w:szCs w:val="24"/>
+        </w:rPr>
+        <w:t xml:space="preserve">. </w:t>
+      </w:r>
+      <w:r>
+        <w:rPr>
+          <w:rFonts w:ascii="Times New Roman" w:hAnsi="Times New Roman" w:cs="Times New Roman"/>
+          <w:sz w:val="24"/>
+          <w:szCs w:val="24"/>
+        </w:rPr>
+        <w:t xml:space="preserve">Coupled with my </w:t>
+      </w:r>
+      <w:r>
+        <w:rPr>
+          <w:rFonts w:ascii="Times New Roman" w:hAnsi="Times New Roman" w:cs="Times New Roman"/>
+          <w:sz w:val="24"/>
+          <w:szCs w:val="24"/>
+        </w:rPr>
+        <w:t>past working experience as a data engineer in a multinational company (MNC)</w:t>
+      </w:r>
+      <w:r>
+        <w:rPr>
+          <w:rFonts w:ascii="Times New Roman" w:hAnsi="Times New Roman" w:cs="Times New Roman"/>
+          <w:sz w:val="24"/>
+          <w:szCs w:val="24"/>
+        </w:rPr>
+        <w:t xml:space="preserve"> and the</w:t>
+      </w:r>
+      <w:r>
+        <w:rPr>
+          <w:rFonts w:ascii="Times New Roman" w:hAnsi="Times New Roman" w:cs="Times New Roman"/>
+          <w:sz w:val="24"/>
+          <w:szCs w:val="24"/>
+        </w:rPr>
+        <w:t xml:space="preserve"> </w:t>
+      </w:r>
+      <w:r>
+        <w:rPr>
+          <w:rFonts w:ascii="Times New Roman" w:hAnsi="Times New Roman" w:cs="Times New Roman"/>
+          <w:sz w:val="24"/>
+          <w:szCs w:val="24"/>
+        </w:rPr>
+        <w:t>T</w:t>
+      </w:r>
+      <w:r>
+        <w:rPr>
+          <w:rFonts w:ascii="Times New Roman" w:hAnsi="Times New Roman" w:cs="Times New Roman"/>
+          <w:sz w:val="24"/>
+          <w:szCs w:val="24"/>
+        </w:rPr>
+        <w:t xml:space="preserve">eam </w:t>
+      </w:r>
+      <w:r>
+        <w:rPr>
+          <w:rFonts w:ascii="Times New Roman" w:hAnsi="Times New Roman" w:cs="Times New Roman"/>
+          <w:sz w:val="24"/>
+          <w:szCs w:val="24"/>
+        </w:rPr>
+        <w:t>E</w:t>
+      </w:r>
+      <w:r>
+        <w:rPr>
+          <w:rFonts w:ascii="Times New Roman" w:hAnsi="Times New Roman" w:cs="Times New Roman"/>
+          <w:sz w:val="24"/>
+          <w:szCs w:val="24"/>
+        </w:rPr>
+        <w:t>xpectation</w:t>
+      </w:r>
+      <w:r>
+        <w:rPr>
+          <w:rFonts w:ascii="Times New Roman" w:hAnsi="Times New Roman" w:cs="Times New Roman"/>
+          <w:sz w:val="24"/>
+          <w:szCs w:val="24"/>
+        </w:rPr>
+        <w:t>s</w:t>
+      </w:r>
+      <w:r>
+        <w:rPr>
+          <w:rFonts w:ascii="Times New Roman" w:hAnsi="Times New Roman" w:cs="Times New Roman"/>
+          <w:sz w:val="24"/>
+          <w:szCs w:val="24"/>
+        </w:rPr>
+        <w:t xml:space="preserve"> </w:t>
+      </w:r>
+      <w:r>
+        <w:rPr>
+          <w:rFonts w:ascii="Times New Roman" w:hAnsi="Times New Roman" w:cs="Times New Roman"/>
+          <w:sz w:val="24"/>
+          <w:szCs w:val="24"/>
+        </w:rPr>
+        <w:t>D</w:t>
+      </w:r>
+      <w:r>
+        <w:rPr>
+          <w:rFonts w:ascii="Times New Roman" w:hAnsi="Times New Roman" w:cs="Times New Roman"/>
+          <w:sz w:val="24"/>
+          <w:szCs w:val="24"/>
+        </w:rPr>
+        <w:t xml:space="preserve">ocument </w:t>
+      </w:r>
+      <w:r>
+        <w:rPr>
+          <w:rFonts w:ascii="Times New Roman" w:hAnsi="Times New Roman" w:cs="Times New Roman"/>
+          <w:sz w:val="24"/>
+          <w:szCs w:val="24"/>
+        </w:rPr>
+        <w:t>serving</w:t>
+      </w:r>
+      <w:r>
+        <w:rPr>
+          <w:rFonts w:ascii="Times New Roman" w:hAnsi="Times New Roman" w:cs="Times New Roman"/>
+          <w:sz w:val="24"/>
+          <w:szCs w:val="24"/>
+        </w:rPr>
+        <w:t xml:space="preserve"> as guidance</w:t>
+      </w:r>
+      <w:r>
+        <w:rPr>
+          <w:rFonts w:ascii="Times New Roman" w:hAnsi="Times New Roman" w:cs="Times New Roman"/>
+          <w:sz w:val="24"/>
+          <w:szCs w:val="24"/>
+        </w:rPr>
+        <w:t>,</w:t>
+      </w:r>
+      <w:r>
+        <w:rPr>
+          <w:rFonts w:ascii="Times New Roman" w:hAnsi="Times New Roman" w:cs="Times New Roman"/>
+          <w:sz w:val="24"/>
+          <w:szCs w:val="24"/>
+        </w:rPr>
+        <w:t xml:space="preserve"> I am confident </w:t>
+      </w:r>
+      <w:r>
+        <w:rPr>
+          <w:rFonts w:ascii="Times New Roman" w:hAnsi="Times New Roman" w:cs="Times New Roman"/>
+          <w:sz w:val="24"/>
+          <w:szCs w:val="24"/>
+        </w:rPr>
+        <w:t xml:space="preserve">that the task </w:t>
+      </w:r>
+      <w:r>
+        <w:rPr>
+          <w:rFonts w:ascii="Times New Roman" w:hAnsi="Times New Roman" w:cs="Times New Roman"/>
+          <w:sz w:val="24"/>
+          <w:szCs w:val="24"/>
+        </w:rPr>
+        <w:t>could</w:t>
+      </w:r>
+      <w:r>
+        <w:rPr>
+          <w:rFonts w:ascii="Times New Roman" w:hAnsi="Times New Roman" w:cs="Times New Roman"/>
+          <w:sz w:val="24"/>
+          <w:szCs w:val="24"/>
+        </w:rPr>
+        <w:t xml:space="preserve"> be</w:t>
+      </w:r>
+      <w:r>
+        <w:rPr>
+          <w:rFonts w:ascii="Times New Roman" w:hAnsi="Times New Roman" w:cs="Times New Roman"/>
+          <w:sz w:val="24"/>
+          <w:szCs w:val="24"/>
+        </w:rPr>
+        <w:t xml:space="preserve"> comfortably </w:t>
+      </w:r>
+      <w:r>
+        <w:rPr>
+          <w:rFonts w:ascii="Times New Roman" w:hAnsi="Times New Roman" w:cs="Times New Roman"/>
+          <w:sz w:val="24"/>
+          <w:szCs w:val="24"/>
+        </w:rPr>
+        <w:t>completed</w:t>
+      </w:r>
+      <w:r>
+        <w:rPr>
+          <w:rFonts w:ascii="Times New Roman" w:hAnsi="Times New Roman" w:cs="Times New Roman"/>
+          <w:sz w:val="24"/>
+          <w:szCs w:val="24"/>
+        </w:rPr>
+        <w:t xml:space="preserve"> with ease. </w:t>
+      </w:r>
+      <w:r>
+        <w:rPr>
+          <w:rFonts w:ascii="Times New Roman" w:hAnsi="Times New Roman" w:cs="Times New Roman"/>
+          <w:sz w:val="24"/>
+          <w:szCs w:val="24"/>
+        </w:rPr>
+        <w:t xml:space="preserve">   </w:t>
+      </w:r>
+    </w:p>
+    <w:p>
+      <w:pPr>
+        <w:rPr>
+          <w:rFonts w:ascii="Times New Roman" w:hAnsi="Times New Roman" w:cs="Times New Roman"/>
+          <w:sz w:val="24"/>
+          <w:szCs w:val="24"/>
+        </w:rPr>
+      </w:pPr>
+      <w:r>
+        <w:rPr>
+          <w:rFonts w:ascii="Times New Roman" w:hAnsi="Times New Roman" w:cs="Times New Roman"/>
+          <w:sz w:val="24"/>
+          <w:szCs w:val="24"/>
+        </w:rPr>
+        <w:t>Initially</w:t>
+      </w:r>
+      <w:r>
+        <w:rPr>
+          <w:rFonts w:ascii="Times New Roman" w:hAnsi="Times New Roman" w:cs="Times New Roman"/>
+          <w:sz w:val="24"/>
+          <w:szCs w:val="24"/>
+        </w:rPr>
+        <w:t>,</w:t>
+      </w:r>
+      <w:r>
+        <w:rPr>
+          <w:rFonts w:ascii="Times New Roman" w:hAnsi="Times New Roman" w:cs="Times New Roman"/>
+          <w:sz w:val="24"/>
+          <w:szCs w:val="24"/>
+        </w:rPr>
+        <w:t xml:space="preserve"> I felt</w:t>
+      </w:r>
+      <w:r>
+        <w:rPr>
+          <w:rFonts w:ascii="Times New Roman" w:hAnsi="Times New Roman" w:cs="Times New Roman"/>
+          <w:sz w:val="24"/>
+          <w:szCs w:val="24"/>
+        </w:rPr>
+        <w:t xml:space="preserve"> annoyed</w:t>
+      </w:r>
+      <w:r>
+        <w:rPr>
+          <w:rFonts w:ascii="Times New Roman" w:hAnsi="Times New Roman" w:cs="Times New Roman"/>
+          <w:sz w:val="24"/>
+          <w:szCs w:val="24"/>
+        </w:rPr>
+        <w:t xml:space="preserve"> </w:t>
+      </w:r>
+      <w:r>
+        <w:rPr>
+          <w:rFonts w:ascii="Times New Roman" w:hAnsi="Times New Roman" w:cs="Times New Roman"/>
+          <w:sz w:val="24"/>
+          <w:szCs w:val="24"/>
+        </w:rPr>
+        <w:t xml:space="preserve">as </w:t>
+      </w:r>
+      <w:r>
+        <w:rPr>
+          <w:rFonts w:ascii="Times New Roman" w:hAnsi="Times New Roman" w:cs="Times New Roman"/>
+          <w:sz w:val="24"/>
+          <w:szCs w:val="24"/>
+        </w:rPr>
+        <w:t xml:space="preserve">the team </w:t>
+      </w:r>
+      <w:r>
+        <w:rPr>
+          <w:rFonts w:ascii="Times New Roman" w:hAnsi="Times New Roman" w:cs="Times New Roman"/>
+          <w:sz w:val="24"/>
+          <w:szCs w:val="24"/>
+        </w:rPr>
+        <w:t xml:space="preserve">was leaning </w:t>
+      </w:r>
+      <w:r>
+        <w:rPr>
+          <w:rFonts w:ascii="Times New Roman" w:hAnsi="Times New Roman" w:cs="Times New Roman"/>
+          <w:sz w:val="24"/>
+          <w:szCs w:val="24"/>
+        </w:rPr>
+        <w:t xml:space="preserve">toward groupthink </w:t>
+      </w:r>
+      <w:r>
+        <w:rPr>
+          <w:rFonts w:ascii="Times New Roman" w:hAnsi="Times New Roman" w:cs="Times New Roman"/>
+          <w:sz w:val="24"/>
+          <w:szCs w:val="24"/>
+        </w:rPr>
+        <w:t>(</w:t>
+      </w:r>
+      <w:r>
+        <w:rPr>
+          <w:rFonts w:ascii="Times New Roman" w:hAnsi="Times New Roman" w:cs="Times New Roman"/>
+          <w:sz w:val="24"/>
+          <w:szCs w:val="24"/>
+        </w:rPr>
+        <w:t xml:space="preserve">Irving </w:t>
+      </w:r>
+      <w:r>
+        <w:rPr>
+          <w:rFonts w:ascii="Times New Roman" w:hAnsi="Times New Roman" w:cs="Times New Roman"/>
+          <w:sz w:val="24"/>
+          <w:szCs w:val="24"/>
+        </w:rPr>
+        <w:t>Janis, 1972)</w:t>
+      </w:r>
+      <w:r>
+        <w:rPr>
+          <w:rFonts w:ascii="Times New Roman" w:hAnsi="Times New Roman" w:cs="Times New Roman"/>
+          <w:sz w:val="24"/>
+          <w:szCs w:val="24"/>
+        </w:rPr>
+        <w:t xml:space="preserve"> even though we had a common goal and shared accountability. Everyone agreed easily with the team culture and my leadership style without offering alternative ideas</w:t>
+      </w:r>
+      <w:r>
+        <w:rPr>
+          <w:rFonts w:ascii="Times New Roman" w:hAnsi="Times New Roman" w:cs="Times New Roman"/>
+          <w:sz w:val="24"/>
+          <w:szCs w:val="24"/>
+        </w:rPr>
+        <w:t xml:space="preserve"> or </w:t>
+      </w:r>
+      <w:r>
+        <w:rPr>
+          <w:rFonts w:ascii="Times New Roman" w:hAnsi="Times New Roman" w:cs="Times New Roman"/>
+          <w:sz w:val="24"/>
+          <w:szCs w:val="24"/>
+        </w:rPr>
+        <w:t>new viewpoints</w:t>
+      </w:r>
+      <w:r>
+        <w:rPr>
+          <w:rFonts w:ascii="Times New Roman" w:hAnsi="Times New Roman" w:cs="Times New Roman"/>
+          <w:sz w:val="24"/>
+          <w:szCs w:val="24"/>
+        </w:rPr>
+        <w:t xml:space="preserve">. For example, I prepared and set the theme for presentation slides, everyone agreed quickly without critical evaluation. </w:t>
+      </w:r>
+      <w:r>
+        <w:rPr>
+          <w:rFonts w:ascii="Times New Roman" w:hAnsi="Times New Roman" w:cs="Times New Roman"/>
+          <w:sz w:val="24"/>
+          <w:szCs w:val="24"/>
+        </w:rPr>
+        <w:t xml:space="preserve">However, </w:t>
+      </w:r>
+      <w:r>
+        <w:rPr>
+          <w:rFonts w:ascii="Times New Roman" w:hAnsi="Times New Roman" w:cs="Times New Roman"/>
+          <w:sz w:val="24"/>
+          <w:szCs w:val="24"/>
+        </w:rPr>
+        <w:t>we were advised to change the slides to a more professional theme</w:t>
+      </w:r>
+      <w:r>
+        <w:rPr>
+          <w:rFonts w:ascii="Times New Roman" w:hAnsi="Times New Roman" w:cs="Times New Roman"/>
+          <w:sz w:val="24"/>
+          <w:szCs w:val="24"/>
+        </w:rPr>
+        <w:t xml:space="preserve"> </w:t>
+      </w:r>
+      <w:r>
+        <w:rPr>
+          <w:rFonts w:ascii="Times New Roman" w:hAnsi="Times New Roman" w:cs="Times New Roman"/>
+          <w:sz w:val="24"/>
+          <w:szCs w:val="24"/>
+        </w:rPr>
+        <w:t>during the consultation with the lecturer</w:t>
+      </w:r>
+      <w:r>
+        <w:rPr>
+          <w:rFonts w:ascii="Times New Roman" w:hAnsi="Times New Roman" w:cs="Times New Roman"/>
+          <w:sz w:val="24"/>
+          <w:szCs w:val="24"/>
+        </w:rPr>
+        <w:t>.</w:t>
+      </w:r>
+      <w:r>
+        <w:rPr>
+          <w:rFonts w:ascii="Times New Roman" w:hAnsi="Times New Roman" w:cs="Times New Roman"/>
+          <w:sz w:val="24"/>
+          <w:szCs w:val="24"/>
+        </w:rPr>
+        <w:t xml:space="preserve"> </w:t>
+      </w:r>
+    </w:p>
+    <w:p>
+      <w:pPr>
+        <w:rPr>
+          <w:rFonts w:ascii="Times New Roman" w:hAnsi="Times New Roman" w:cs="Times New Roman"/>
+          <w:sz w:val="24"/>
+          <w:szCs w:val="24"/>
+        </w:rPr>
+      </w:pPr>
+      <w:r>
+        <w:rPr>
+          <w:rFonts w:ascii="Times New Roman" w:hAnsi="Times New Roman" w:cs="Times New Roman"/>
+          <w:sz w:val="24"/>
+          <w:szCs w:val="24"/>
+        </w:rPr>
+        <w:t>As the team</w:t>
+      </w:r>
+      <w:r>
+        <w:rPr>
+          <w:rFonts w:ascii="Times New Roman" w:hAnsi="Times New Roman" w:cs="Times New Roman"/>
+          <w:sz w:val="24"/>
+          <w:szCs w:val="24"/>
+        </w:rPr>
+        <w:t xml:space="preserve"> developed</w:t>
+      </w:r>
+      <w:r>
+        <w:rPr>
+          <w:rFonts w:ascii="Times New Roman" w:hAnsi="Times New Roman" w:cs="Times New Roman"/>
+          <w:sz w:val="24"/>
+          <w:szCs w:val="24"/>
+        </w:rPr>
+        <w:t xml:space="preserve">, we started to </w:t>
+      </w:r>
+      <w:r>
+        <w:rPr>
+          <w:rFonts w:ascii="Times New Roman" w:hAnsi="Times New Roman" w:cs="Times New Roman"/>
+          <w:sz w:val="24"/>
+          <w:szCs w:val="24"/>
+        </w:rPr>
+        <w:t xml:space="preserve">share opinions and ideas on how to present during the presentation. The greatest </w:t>
+      </w:r>
+      <w:r>
+        <w:rPr>
+          <w:rFonts w:ascii="Times New Roman" w:hAnsi="Times New Roman" w:cs="Times New Roman"/>
+          <w:sz w:val="24"/>
+          <w:szCs w:val="24"/>
+        </w:rPr>
+        <w:t xml:space="preserve">team cohesion moment was during the rehearsal where we practiced presenting our part. We corrected each other’s awkwardness and provided feedback to better present ourselves. Everyone was genuinely having a good time. On the actual presentation day itself, I felt we were confident and well-synchronized. </w:t>
+      </w:r>
+    </w:p>
+    <w:p>
+      <w:pPr>
+        <w:rPr>
+          <w:rFonts w:ascii="Times New Roman" w:hAnsi="Times New Roman" w:cs="Times New Roman"/>
           <w:b/>
           <w:bCs/>
           <w:sz w:val="24"/>
@@ -1140,11 +1620,95 @@
       <w:r>
         <w:rPr>
           <w:rFonts w:ascii="Times New Roman" w:hAnsi="Times New Roman" w:cs="Times New Roman"/>
+          <w:sz w:val="24"/>
+          <w:szCs w:val="24"/>
+        </w:rPr>
+        <w:lastRenderedPageBreak/>
+        <w:t>I realized my feelings changed from frustration at the initial phase to satisfaction towards the end. The team clearly experienced different stages of</w:t>
+      </w:r>
+      <w:r>
+        <w:rPr>
+          <w:rFonts w:ascii="Times New Roman" w:hAnsi="Times New Roman" w:cs="Times New Roman"/>
+          <w:sz w:val="24"/>
+          <w:szCs w:val="24"/>
+        </w:rPr>
+        <w:t xml:space="preserve"> </w:t>
+      </w:r>
+      <w:r>
+        <w:rPr>
+          <w:rFonts w:ascii="Times New Roman" w:hAnsi="Times New Roman" w:cs="Times New Roman"/>
+          <w:sz w:val="24"/>
+          <w:szCs w:val="24"/>
+        </w:rPr>
+        <w:t xml:space="preserve">Tuckman’s model of </w:t>
+      </w:r>
+      <w:r>
+        <w:rPr>
+          <w:rFonts w:ascii="Times New Roman" w:hAnsi="Times New Roman" w:cs="Times New Roman"/>
+          <w:sz w:val="24"/>
+          <w:szCs w:val="24"/>
+        </w:rPr>
+        <w:t xml:space="preserve">group development from “Forming” to “Norming” </w:t>
+      </w:r>
+      <w:r>
+        <w:rPr>
+          <w:rFonts w:ascii="Times New Roman" w:hAnsi="Times New Roman" w:cs="Times New Roman"/>
+          <w:sz w:val="24"/>
+          <w:szCs w:val="24"/>
+        </w:rPr>
+        <w:t>to</w:t>
+      </w:r>
+      <w:r>
+        <w:rPr>
+          <w:rFonts w:ascii="Times New Roman" w:hAnsi="Times New Roman" w:cs="Times New Roman"/>
+          <w:sz w:val="24"/>
+          <w:szCs w:val="24"/>
+        </w:rPr>
+        <w:t xml:space="preserve"> “Performing” (</w:t>
+      </w:r>
+      <w:r>
+        <w:rPr>
+          <w:rFonts w:ascii="Times New Roman" w:hAnsi="Times New Roman" w:cs="Times New Roman"/>
+          <w:sz w:val="24"/>
+          <w:szCs w:val="24"/>
+        </w:rPr>
+        <w:t>Bruce Tuckman &amp; Mary Ann Jensen 1977</w:t>
+      </w:r>
+      <w:r>
+        <w:rPr>
+          <w:rFonts w:ascii="Times New Roman" w:hAnsi="Times New Roman" w:cs="Times New Roman"/>
+          <w:sz w:val="24"/>
+          <w:szCs w:val="24"/>
+        </w:rPr>
+        <w:t>)</w:t>
+      </w:r>
+      <w:r>
+        <w:rPr>
+          <w:rFonts w:ascii="Times New Roman" w:hAnsi="Times New Roman" w:cs="Times New Roman"/>
+          <w:sz w:val="24"/>
+          <w:szCs w:val="24"/>
+        </w:rPr>
+        <w:t>.</w:t>
+      </w:r>
+    </w:p>
+    <w:p>
+      <w:pPr>
+        <w:rPr>
+          <w:rFonts w:ascii="Times New Roman" w:hAnsi="Times New Roman" w:cs="Times New Roman"/>
           <w:b/>
           <w:bCs/>
           <w:sz w:val="24"/>
           <w:szCs w:val="24"/>
         </w:rPr>
+      </w:pPr>
+      <w:r>
+        <w:rPr>
+          <w:rFonts w:ascii="Times New Roman" w:hAnsi="Times New Roman" w:cs="Times New Roman"/>
+          <w:b/>
+          <w:bCs/>
+          <w:sz w:val="24"/>
+          <w:szCs w:val="24"/>
+        </w:rPr>
         <w:t>Evaluation</w:t>
       </w:r>
     </w:p>
@@ -1152,66 +1716,12 @@
       <w:pPr>
         <w:rPr>
           <w:rFonts w:ascii="Times New Roman" w:hAnsi="Times New Roman" w:cs="Times New Roman"/>
-          <w:sz w:val="24"/>
-          <w:szCs w:val="24"/>
-        </w:rPr>
-      </w:pPr>
-      <w:r>
-        <w:rPr>
-          <w:rFonts w:ascii="Times New Roman" w:hAnsi="Times New Roman" w:cs="Times New Roman"/>
-          <w:sz w:val="24"/>
-          <w:szCs w:val="24"/>
-        </w:rPr>
-        <w:t>Initially, communication was limited. In response, I applied s</w:t>
-      </w:r>
-      <w:r>
-        <w:rPr>
-          <w:rFonts w:ascii="Times New Roman" w:hAnsi="Times New Roman" w:cs="Times New Roman"/>
-          <w:sz w:val="24"/>
-          <w:szCs w:val="24"/>
-        </w:rPr>
-        <w:t xml:space="preserve">ituational </w:t>
-      </w:r>
-      <w:r>
-        <w:rPr>
-          <w:rFonts w:ascii="Times New Roman" w:hAnsi="Times New Roman" w:cs="Times New Roman"/>
-          <w:sz w:val="24"/>
-          <w:szCs w:val="24"/>
-        </w:rPr>
-        <w:t>l</w:t>
-      </w:r>
-      <w:r>
-        <w:rPr>
-          <w:rFonts w:ascii="Times New Roman" w:hAnsi="Times New Roman" w:cs="Times New Roman"/>
-          <w:sz w:val="24"/>
-          <w:szCs w:val="24"/>
-        </w:rPr>
-        <w:t>eadership</w:t>
-      </w:r>
-      <w:r>
-        <w:rPr>
-          <w:rFonts w:ascii="Times New Roman" w:hAnsi="Times New Roman" w:cs="Times New Roman"/>
-          <w:sz w:val="24"/>
-          <w:szCs w:val="24"/>
-        </w:rPr>
-        <w:t xml:space="preserve"> </w:t>
-      </w:r>
-      <w:r>
-        <w:rPr>
-          <w:rFonts w:ascii="Times New Roman" w:hAnsi="Times New Roman" w:cs="Times New Roman"/>
-          <w:sz w:val="24"/>
-          <w:szCs w:val="24"/>
-        </w:rPr>
-        <w:t>(Hersey and Blanchard 1969; 1977)</w:t>
-      </w:r>
-      <w:r>
-        <w:rPr>
-          <w:rFonts w:ascii="Times New Roman" w:hAnsi="Times New Roman" w:cs="Times New Roman"/>
-          <w:sz w:val="24"/>
-          <w:szCs w:val="24"/>
-        </w:rPr>
-        <w:t xml:space="preserve"> by initiating, providing direction and delegating tasks. As the team became more organized, my leadership approach became more participative demonstrating flexibility in leadership style. </w:t>
-      </w:r>
+          <w:b/>
+          <w:bCs/>
+          <w:sz w:val="24"/>
+          <w:szCs w:val="24"/>
+        </w:rPr>
+      </w:pPr>
     </w:p>
     <w:p>
       <w:pPr>
@@ -1226,11 +1736,111 @@
       <w:r>
         <w:rPr>
           <w:rFonts w:ascii="Times New Roman" w:hAnsi="Times New Roman" w:cs="Times New Roman"/>
+          <w:sz w:val="24"/>
+          <w:szCs w:val="24"/>
+        </w:rPr>
+        <w:t xml:space="preserve">Initially, I felt the team’s behavior reflected a deterministic approach, fully driven by extrinsic motivation </w:t>
+      </w:r>
+      <w:r>
+        <w:rPr>
+          <w:rFonts w:ascii="Times New Roman" w:hAnsi="Times New Roman" w:cs="Times New Roman"/>
+          <w:sz w:val="24"/>
+          <w:szCs w:val="24"/>
+        </w:rPr>
+        <w:t>(Deci and Ryan 1985; 2000)</w:t>
+      </w:r>
+      <w:r>
+        <w:rPr>
+          <w:rFonts w:ascii="Times New Roman" w:hAnsi="Times New Roman" w:cs="Times New Roman"/>
+          <w:sz w:val="24"/>
+          <w:szCs w:val="24"/>
+        </w:rPr>
+        <w:t xml:space="preserve">. They were motivated to complete the tasks to meet the deadline, </w:t>
+      </w:r>
+    </w:p>
+    <w:p>
+      <w:pPr>
+        <w:rPr>
+          <w:rFonts w:ascii="Times New Roman" w:hAnsi="Times New Roman" w:cs="Times New Roman"/>
+          <w:sz w:val="24"/>
+          <w:szCs w:val="24"/>
+        </w:rPr>
+      </w:pPr>
+      <w:r>
+        <w:rPr>
+          <w:rFonts w:ascii="Times New Roman" w:hAnsi="Times New Roman" w:cs="Times New Roman"/>
+          <w:sz w:val="24"/>
+          <w:szCs w:val="24"/>
+        </w:rPr>
+        <w:t>Initially, communication was limited. In response, I applied s</w:t>
+      </w:r>
+      <w:r>
+        <w:rPr>
+          <w:rFonts w:ascii="Times New Roman" w:hAnsi="Times New Roman" w:cs="Times New Roman"/>
+          <w:sz w:val="24"/>
+          <w:szCs w:val="24"/>
+        </w:rPr>
+        <w:t xml:space="preserve">ituational </w:t>
+      </w:r>
+      <w:r>
+        <w:rPr>
+          <w:rFonts w:ascii="Times New Roman" w:hAnsi="Times New Roman" w:cs="Times New Roman"/>
+          <w:sz w:val="24"/>
+          <w:szCs w:val="24"/>
+        </w:rPr>
+        <w:t>l</w:t>
+      </w:r>
+      <w:r>
+        <w:rPr>
+          <w:rFonts w:ascii="Times New Roman" w:hAnsi="Times New Roman" w:cs="Times New Roman"/>
+          <w:sz w:val="24"/>
+          <w:szCs w:val="24"/>
+        </w:rPr>
+        <w:t>eadership</w:t>
+      </w:r>
+      <w:r>
+        <w:rPr>
+          <w:rFonts w:ascii="Times New Roman" w:hAnsi="Times New Roman" w:cs="Times New Roman"/>
+          <w:sz w:val="24"/>
+          <w:szCs w:val="24"/>
+        </w:rPr>
+        <w:t xml:space="preserve"> </w:t>
+      </w:r>
+      <w:r>
+        <w:rPr>
+          <w:rFonts w:ascii="Times New Roman" w:hAnsi="Times New Roman" w:cs="Times New Roman"/>
+          <w:sz w:val="24"/>
+          <w:szCs w:val="24"/>
+        </w:rPr>
+        <w:t>(Hersey and Blanchard 1969; 1977)</w:t>
+      </w:r>
+      <w:r>
+        <w:rPr>
+          <w:rFonts w:ascii="Times New Roman" w:hAnsi="Times New Roman" w:cs="Times New Roman"/>
+          <w:sz w:val="24"/>
+          <w:szCs w:val="24"/>
+        </w:rPr>
+        <w:t xml:space="preserve"> by initiating, providing direction and delegating tasks. As the team became more organized, my leadership approach became more participative demonstrating flexibility in leadership style. </w:t>
+      </w:r>
+    </w:p>
+    <w:p>
+      <w:pPr>
+        <w:rPr>
+          <w:rFonts w:ascii="Times New Roman" w:hAnsi="Times New Roman" w:cs="Times New Roman"/>
           <w:b/>
           <w:bCs/>
           <w:sz w:val="24"/>
           <w:szCs w:val="24"/>
         </w:rPr>
+      </w:pPr>
+      <w:r>
+        <w:rPr>
+          <w:rFonts w:ascii="Times New Roman" w:hAnsi="Times New Roman" w:cs="Times New Roman"/>
+          <w:b/>
+          <w:bCs/>
+          <w:sz w:val="24"/>
+          <w:szCs w:val="24"/>
+        </w:rPr>
         <w:t>Analysis</w:t>
       </w:r>
     </w:p>
@@ -1398,6 +2008,7 @@
           <w:sz w:val="24"/>
           <w:szCs w:val="24"/>
         </w:rPr>
+        <w:lastRenderedPageBreak/>
         <w:drawing>
           <wp:inline distT="0" distB="0" distL="0" distR="0" wp14:anchorId="362CC284" wp14:editId="16F6D82F">
             <wp:extent cx="3972911" cy="3372376"/>
@@ -1682,6 +2293,7 @@
           <w:sz w:val="24"/>
           <w:szCs w:val="24"/>
         </w:rPr>
+        <w:lastRenderedPageBreak/>
         <w:drawing>
           <wp:inline distT="0" distB="0" distL="0" distR="0" wp14:anchorId="6B45869A" wp14:editId="2ADDEBF7">
             <wp:extent cx="3434963" cy="2629894"/>
@@ -3764,7 +4376,7 @@
   <w:style w:type="paragraph" w:default="1" w:styleId="Normal">
     <w:name w:val="Normal"/>
     <w:qFormat/>
-    <w:rsid w:val="00AB7999"/>
+    <w:rsid w:val="00ED0455"/>
   </w:style>
   <w:style w:type="paragraph" w:styleId="Heading1">
     <w:name w:val="heading 1"/>

--- a/MGNT110/Assessment II/Joseph Koh - Assessment 2  Reflection.docx
+++ b/MGNT110/Assessment II/Joseph Koh - Assessment 2  Reflection.docx
@@ -96,9 +96,10 @@
     <w:p>
       <w:pPr>
         <w:rPr>
-          <w:rFonts w:ascii="Times New Roman" w:hAnsi="Times New Roman" w:cs="Times New Roman"/>
-          <w:sz w:val="24"/>
-          <w:szCs w:val="24"/>
+          <w:rFonts w:ascii="Times New Roman" w:hAnsi="Times New Roman" w:cs="Times New Roman" w:hint="eastAsia"/>
+          <w:sz w:val="24"/>
+          <w:szCs w:val="24"/>
+          <w:lang w:eastAsia="ja-JP"/>
         </w:rPr>
       </w:pPr>
       <w:r>
@@ -111,11 +112,12 @@
       </w:r>
       <w:r>
         <w:rPr>
-          <w:rFonts w:ascii="Times New Roman" w:hAnsi="Times New Roman" w:cs="Times New Roman"/>
-          <w:sz w:val="24"/>
-          <w:szCs w:val="24"/>
-        </w:rPr>
-        <w:t>Joseph Koh</w:t>
+          <w:rFonts w:ascii="Times New Roman" w:hAnsi="Times New Roman" w:cs="Times New Roman" w:hint="eastAsia"/>
+          <w:sz w:val="24"/>
+          <w:szCs w:val="24"/>
+          <w:lang w:eastAsia="ja-JP"/>
+        </w:rPr>
+        <w:t>KOH EE HUI JOSEPH</w:t>
       </w:r>
     </w:p>
     <w:p>
@@ -1194,23 +1196,7 @@
           <w:sz w:val="24"/>
           <w:szCs w:val="24"/>
         </w:rPr>
-        <w:t xml:space="preserve">Coupled with my </w:t>
-      </w:r>
-      <w:r>
-        <w:rPr>
-          <w:rFonts w:ascii="Times New Roman" w:hAnsi="Times New Roman" w:cs="Times New Roman"/>
-          <w:sz w:val="24"/>
-          <w:szCs w:val="24"/>
-        </w:rPr>
-        <w:t>past working experience as a data engineer in a multinational company (MNC)</w:t>
-      </w:r>
-      <w:r>
-        <w:rPr>
-          <w:rFonts w:ascii="Times New Roman" w:hAnsi="Times New Roman" w:cs="Times New Roman"/>
-          <w:sz w:val="24"/>
-          <w:szCs w:val="24"/>
-        </w:rPr>
-        <w:t xml:space="preserve"> and the</w:t>
+        <w:t>Coupled with my past working experience as a data engineer in a multinational company (MNC) and the</w:t>
       </w:r>
       <w:r>
         <w:rPr>
@@ -1435,23 +1421,7 @@
           <w:sz w:val="24"/>
           <w:szCs w:val="24"/>
         </w:rPr>
-        <w:t xml:space="preserve">the team </w:t>
-      </w:r>
-      <w:r>
-        <w:rPr>
-          <w:rFonts w:ascii="Times New Roman" w:hAnsi="Times New Roman" w:cs="Times New Roman"/>
-          <w:sz w:val="24"/>
-          <w:szCs w:val="24"/>
-        </w:rPr>
-        <w:t xml:space="preserve">was leaning </w:t>
-      </w:r>
-      <w:r>
-        <w:rPr>
-          <w:rFonts w:ascii="Times New Roman" w:hAnsi="Times New Roman" w:cs="Times New Roman"/>
-          <w:sz w:val="24"/>
-          <w:szCs w:val="24"/>
-        </w:rPr>
-        <w:t xml:space="preserve">toward groupthink </w:t>
+        <w:t xml:space="preserve">the team was leaning toward groupthink </w:t>
       </w:r>
       <w:r>
         <w:rPr>
@@ -1491,15 +1461,7 @@
           <w:sz w:val="24"/>
           <w:szCs w:val="24"/>
         </w:rPr>
-        <w:t xml:space="preserve"> or </w:t>
-      </w:r>
-      <w:r>
-        <w:rPr>
-          <w:rFonts w:ascii="Times New Roman" w:hAnsi="Times New Roman" w:cs="Times New Roman"/>
-          <w:sz w:val="24"/>
-          <w:szCs w:val="24"/>
-        </w:rPr>
-        <w:t>new viewpoints</w:t>
+        <w:t xml:space="preserve"> or new viewpoints</w:t>
       </w:r>
       <w:r>
         <w:rPr>
@@ -1531,39 +1493,16 @@
           <w:sz w:val="24"/>
           <w:szCs w:val="24"/>
         </w:rPr>
-        <w:t xml:space="preserve"> </w:t>
-      </w:r>
-      <w:r>
-        <w:rPr>
-          <w:rFonts w:ascii="Times New Roman" w:hAnsi="Times New Roman" w:cs="Times New Roman"/>
-          <w:sz w:val="24"/>
-          <w:szCs w:val="24"/>
-        </w:rPr>
-        <w:t>during the consultation with the lecturer</w:t>
-      </w:r>
-      <w:r>
-        <w:rPr>
-          <w:rFonts w:ascii="Times New Roman" w:hAnsi="Times New Roman" w:cs="Times New Roman"/>
-          <w:sz w:val="24"/>
-          <w:szCs w:val="24"/>
-        </w:rPr>
-        <w:t>.</w:t>
-      </w:r>
-      <w:r>
-        <w:rPr>
-          <w:rFonts w:ascii="Times New Roman" w:hAnsi="Times New Roman" w:cs="Times New Roman"/>
-          <w:sz w:val="24"/>
-          <w:szCs w:val="24"/>
-        </w:rPr>
-        <w:t xml:space="preserve"> </w:t>
+        <w:t xml:space="preserve"> during the consultation with the lecturer. </w:t>
       </w:r>
     </w:p>
     <w:p>
       <w:pPr>
         <w:rPr>
-          <w:rFonts w:ascii="Times New Roman" w:hAnsi="Times New Roman" w:cs="Times New Roman"/>
-          <w:sz w:val="24"/>
-          <w:szCs w:val="24"/>
+          <w:rFonts w:ascii="Times New Roman" w:hAnsi="Times New Roman" w:cs="Times New Roman" w:hint="eastAsia"/>
+          <w:sz w:val="24"/>
+          <w:szCs w:val="24"/>
+          <w:lang w:eastAsia="ja-JP"/>
         </w:rPr>
       </w:pPr>
       <w:r>
@@ -1604,7 +1543,69 @@
           <w:sz w:val="24"/>
           <w:szCs w:val="24"/>
         </w:rPr>
-        <w:t xml:space="preserve">team cohesion moment was during the rehearsal where we practiced presenting our part. We corrected each other’s awkwardness and provided feedback to better present ourselves. Everyone was genuinely having a good time. On the actual presentation day itself, I felt we were confident and well-synchronized. </w:t>
+        <w:t xml:space="preserve">team cohesion moment was during the rehearsal where we practiced presenting our part. We corrected each other’s awkwardness and provided feedback to better present ourselves. Everyone was genuinely having a good time. On the </w:t>
+      </w:r>
+      <w:r>
+        <w:rPr>
+          <w:rFonts w:ascii="Times New Roman" w:hAnsi="Times New Roman" w:cs="Times New Roman"/>
+          <w:sz w:val="24"/>
+          <w:szCs w:val="24"/>
+        </w:rPr>
+        <w:lastRenderedPageBreak/>
+        <w:t xml:space="preserve">actual presentation day itself, I felt we were confident and </w:t>
+      </w:r>
+      <w:r>
+        <w:rPr>
+          <w:rFonts w:ascii="Times New Roman" w:hAnsi="Times New Roman" w:cs="Times New Roman"/>
+          <w:sz w:val="24"/>
+          <w:szCs w:val="24"/>
+        </w:rPr>
+        <w:t>well synchronized</w:t>
+      </w:r>
+      <w:r>
+        <w:rPr>
+          <w:rFonts w:ascii="Times New Roman" w:hAnsi="Times New Roman" w:cs="Times New Roman" w:hint="eastAsia"/>
+          <w:sz w:val="24"/>
+          <w:szCs w:val="24"/>
+          <w:lang w:eastAsia="ja-JP"/>
+        </w:rPr>
+        <w:t xml:space="preserve"> as </w:t>
+      </w:r>
+      <w:r>
+        <w:rPr>
+          <w:rFonts w:ascii="Times New Roman" w:hAnsi="Times New Roman" w:cs="Times New Roman"/>
+          <w:sz w:val="24"/>
+          <w:szCs w:val="24"/>
+          <w:lang w:eastAsia="ja-JP"/>
+        </w:rPr>
+        <w:t>we</w:t>
+      </w:r>
+      <w:r>
+        <w:rPr>
+          <w:rFonts w:ascii="Times New Roman" w:hAnsi="Times New Roman" w:cs="Times New Roman" w:hint="eastAsia"/>
+          <w:sz w:val="24"/>
+          <w:szCs w:val="24"/>
+          <w:lang w:eastAsia="ja-JP"/>
+        </w:rPr>
+        <w:t xml:space="preserve"> presented </w:t>
+      </w:r>
+      <w:r>
+        <w:rPr>
+          <w:rFonts w:ascii="Times New Roman" w:hAnsi="Times New Roman" w:cs="Times New Roman"/>
+          <w:sz w:val="24"/>
+          <w:szCs w:val="24"/>
+          <w:lang w:eastAsia="ja-JP"/>
+        </w:rPr>
+        <w:t>clearly,</w:t>
+      </w:r>
+      <w:r>
+        <w:rPr>
+          <w:rFonts w:ascii="Times New Roman" w:hAnsi="Times New Roman" w:cs="Times New Roman" w:hint="eastAsia"/>
+          <w:sz w:val="24"/>
+          <w:szCs w:val="24"/>
+          <w:lang w:eastAsia="ja-JP"/>
+        </w:rPr>
+        <w:t xml:space="preserve"> and the transition was very smooth.</w:t>
       </w:r>
     </w:p>
     <w:p>
@@ -1623,7 +1624,6 @@
           <w:sz w:val="24"/>
           <w:szCs w:val="24"/>
         </w:rPr>
-        <w:lastRenderedPageBreak/>
         <w:t>I realized my feelings changed from frustration at the initial phase to satisfaction towards the end. The team clearly experienced different stages of</w:t>
       </w:r>
       <w:r>
@@ -1716,12 +1716,638 @@
       <w:pPr>
         <w:rPr>
           <w:rFonts w:ascii="Times New Roman" w:hAnsi="Times New Roman" w:cs="Times New Roman"/>
+          <w:sz w:val="24"/>
+          <w:szCs w:val="24"/>
+          <w:lang w:eastAsia="ja-JP"/>
+        </w:rPr>
+      </w:pPr>
+      <w:r>
+        <w:rPr>
+          <w:rFonts w:ascii="Times New Roman" w:hAnsi="Times New Roman" w:cs="Times New Roman" w:hint="eastAsia"/>
+          <w:sz w:val="24"/>
+          <w:szCs w:val="24"/>
+          <w:lang w:eastAsia="ja-JP"/>
+        </w:rPr>
+        <w:t>To effective</w:t>
+      </w:r>
+      <w:r>
+        <w:rPr>
+          <w:rFonts w:ascii="Times New Roman" w:hAnsi="Times New Roman" w:cs="Times New Roman"/>
+          <w:sz w:val="24"/>
+          <w:szCs w:val="24"/>
+          <w:lang w:eastAsia="ja-JP"/>
+        </w:rPr>
+        <w:t>ly</w:t>
+      </w:r>
+      <w:r>
+        <w:rPr>
+          <w:rFonts w:ascii="Times New Roman" w:hAnsi="Times New Roman" w:cs="Times New Roman" w:hint="eastAsia"/>
+          <w:sz w:val="24"/>
+          <w:szCs w:val="24"/>
+          <w:lang w:eastAsia="ja-JP"/>
+        </w:rPr>
+        <w:t xml:space="preserve"> </w:t>
+      </w:r>
+      <w:r>
+        <w:rPr>
+          <w:rFonts w:ascii="Times New Roman" w:hAnsi="Times New Roman" w:cs="Times New Roman"/>
+          <w:sz w:val="24"/>
+          <w:szCs w:val="24"/>
+          <w:lang w:eastAsia="ja-JP"/>
+        </w:rPr>
+        <w:t>collaborate</w:t>
+      </w:r>
+      <w:r>
+        <w:rPr>
+          <w:rFonts w:ascii="Times New Roman" w:hAnsi="Times New Roman" w:cs="Times New Roman" w:hint="eastAsia"/>
+          <w:sz w:val="24"/>
+          <w:szCs w:val="24"/>
+          <w:lang w:eastAsia="ja-JP"/>
+        </w:rPr>
+        <w:t xml:space="preserve"> with my teammates, </w:t>
+      </w:r>
+      <w:r>
+        <w:rPr>
+          <w:rFonts w:ascii="Times New Roman" w:hAnsi="Times New Roman" w:cs="Times New Roman" w:hint="eastAsia"/>
+          <w:sz w:val="24"/>
+          <w:szCs w:val="24"/>
+          <w:lang w:eastAsia="ja-JP"/>
+        </w:rPr>
+        <w:t>I created a google shared drive to store all common files</w:t>
+      </w:r>
+      <w:r>
+        <w:rPr>
+          <w:rFonts w:ascii="Times New Roman" w:hAnsi="Times New Roman" w:cs="Times New Roman"/>
+          <w:sz w:val="24"/>
+          <w:szCs w:val="24"/>
+          <w:lang w:eastAsia="ja-JP"/>
+        </w:rPr>
+        <w:t xml:space="preserve"> </w:t>
+      </w:r>
+      <w:r>
+        <w:rPr>
+          <w:rFonts w:ascii="Times New Roman" w:hAnsi="Times New Roman" w:cs="Times New Roman" w:hint="eastAsia"/>
+          <w:sz w:val="24"/>
+          <w:szCs w:val="24"/>
+          <w:lang w:eastAsia="ja-JP"/>
+        </w:rPr>
+        <w:t>(see Appendix 6</w:t>
+      </w:r>
+      <w:r>
+        <w:rPr>
+          <w:rFonts w:ascii="Times New Roman" w:hAnsi="Times New Roman" w:cs="Times New Roman"/>
+          <w:sz w:val="24"/>
+          <w:szCs w:val="24"/>
+          <w:lang w:eastAsia="ja-JP"/>
+        </w:rPr>
+        <w:t xml:space="preserve">). It served as a centralized repository for the team allowing members to easily access latest updated materials preventing version control issues.    </w:t>
+      </w:r>
+    </w:p>
+    <w:p>
+      <w:pPr>
+        <w:rPr>
+          <w:rFonts w:ascii="Times New Roman" w:hAnsi="Times New Roman" w:cs="Times New Roman"/>
+          <w:sz w:val="24"/>
+          <w:szCs w:val="24"/>
+          <w:lang w:eastAsia="ja-JP"/>
+        </w:rPr>
+      </w:pPr>
+      <w:r>
+        <w:rPr>
+          <w:rFonts w:ascii="Times New Roman" w:hAnsi="Times New Roman" w:cs="Times New Roman"/>
+          <w:sz w:val="24"/>
+          <w:szCs w:val="24"/>
+          <w:lang w:eastAsia="ja-JP"/>
+        </w:rPr>
+        <w:t xml:space="preserve">My effectiveness in communicating ideas depended on the level of </w:t>
+      </w:r>
+      <w:r>
+        <w:rPr>
+          <w:rFonts w:ascii="Times New Roman" w:hAnsi="Times New Roman" w:cs="Times New Roman"/>
+          <w:sz w:val="24"/>
+          <w:szCs w:val="24"/>
+          <w:lang w:eastAsia="ja-JP"/>
+        </w:rPr>
+        <w:t>structure</w:t>
+      </w:r>
+      <w:r>
+        <w:rPr>
+          <w:rFonts w:ascii="Times New Roman" w:hAnsi="Times New Roman" w:cs="Times New Roman"/>
+          <w:sz w:val="24"/>
+          <w:szCs w:val="24"/>
+          <w:lang w:eastAsia="ja-JP"/>
+        </w:rPr>
+        <w:t xml:space="preserve"> </w:t>
+      </w:r>
+      <w:r>
+        <w:rPr>
+          <w:rFonts w:ascii="Times New Roman" w:hAnsi="Times New Roman" w:cs="Times New Roman"/>
+          <w:sz w:val="24"/>
+          <w:szCs w:val="24"/>
+          <w:lang w:eastAsia="ja-JP"/>
+        </w:rPr>
+        <w:t>within</w:t>
+      </w:r>
+      <w:r>
+        <w:rPr>
+          <w:rFonts w:ascii="Times New Roman" w:hAnsi="Times New Roman" w:cs="Times New Roman"/>
+          <w:sz w:val="24"/>
+          <w:szCs w:val="24"/>
+          <w:lang w:eastAsia="ja-JP"/>
+        </w:rPr>
+        <w:t xml:space="preserve"> the task. I was </w:t>
+      </w:r>
+      <w:r>
+        <w:rPr>
+          <w:rFonts w:ascii="Times New Roman" w:hAnsi="Times New Roman" w:cs="Times New Roman"/>
+          <w:sz w:val="24"/>
+          <w:szCs w:val="24"/>
+          <w:lang w:eastAsia="ja-JP"/>
+        </w:rPr>
+        <w:t>more assertive during structured decision-making process. For example, I was more active when</w:t>
+      </w:r>
+      <w:r>
+        <w:rPr>
+          <w:rFonts w:ascii="Times New Roman" w:hAnsi="Times New Roman" w:cs="Times New Roman"/>
+          <w:sz w:val="24"/>
+          <w:szCs w:val="24"/>
+          <w:lang w:eastAsia="ja-JP"/>
+        </w:rPr>
+        <w:t xml:space="preserve"> setting the frequency and presentation rehearsal date as I believed such </w:t>
+      </w:r>
+      <w:r>
+        <w:rPr>
+          <w:rFonts w:ascii="Times New Roman" w:hAnsi="Times New Roman" w:cs="Times New Roman"/>
+          <w:sz w:val="24"/>
+          <w:szCs w:val="24"/>
+          <w:lang w:eastAsia="ja-JP"/>
+        </w:rPr>
+        <w:t>activity affect</w:t>
+      </w:r>
+      <w:r>
+        <w:rPr>
+          <w:rFonts w:ascii="Times New Roman" w:hAnsi="Times New Roman" w:cs="Times New Roman"/>
+          <w:sz w:val="24"/>
+          <w:szCs w:val="24"/>
+          <w:lang w:eastAsia="ja-JP"/>
+        </w:rPr>
+        <w:t>ed</w:t>
+      </w:r>
+      <w:r>
+        <w:rPr>
+          <w:rFonts w:ascii="Times New Roman" w:hAnsi="Times New Roman" w:cs="Times New Roman"/>
+          <w:sz w:val="24"/>
+          <w:szCs w:val="24"/>
+          <w:lang w:eastAsia="ja-JP"/>
+        </w:rPr>
+        <w:t xml:space="preserve"> the </w:t>
+      </w:r>
+      <w:r>
+        <w:rPr>
+          <w:rFonts w:ascii="Times New Roman" w:hAnsi="Times New Roman" w:cs="Times New Roman"/>
+          <w:sz w:val="24"/>
+          <w:szCs w:val="24"/>
+          <w:lang w:eastAsia="ja-JP"/>
+        </w:rPr>
+        <w:t>project</w:t>
+      </w:r>
+      <w:r>
+        <w:rPr>
+          <w:rFonts w:ascii="Times New Roman" w:hAnsi="Times New Roman" w:cs="Times New Roman"/>
+          <w:sz w:val="24"/>
+          <w:szCs w:val="24"/>
+          <w:lang w:eastAsia="ja-JP"/>
+        </w:rPr>
+        <w:t xml:space="preserve"> timeline </w:t>
+      </w:r>
+      <w:r>
+        <w:rPr>
+          <w:rFonts w:ascii="Times New Roman" w:hAnsi="Times New Roman" w:cs="Times New Roman"/>
+          <w:sz w:val="24"/>
+          <w:szCs w:val="24"/>
+          <w:lang w:eastAsia="ja-JP"/>
+        </w:rPr>
+        <w:t xml:space="preserve">which </w:t>
+      </w:r>
+      <w:r>
+        <w:rPr>
+          <w:rFonts w:ascii="Times New Roman" w:hAnsi="Times New Roman" w:cs="Times New Roman"/>
+          <w:sz w:val="24"/>
+          <w:szCs w:val="24"/>
+          <w:lang w:eastAsia="ja-JP"/>
+        </w:rPr>
+        <w:t>require</w:t>
+      </w:r>
+      <w:r>
+        <w:rPr>
+          <w:rFonts w:ascii="Times New Roman" w:hAnsi="Times New Roman" w:cs="Times New Roman"/>
+          <w:sz w:val="24"/>
+          <w:szCs w:val="24"/>
+          <w:lang w:eastAsia="ja-JP"/>
+        </w:rPr>
+        <w:t>d</w:t>
+      </w:r>
+      <w:r>
+        <w:rPr>
+          <w:rFonts w:ascii="Times New Roman" w:hAnsi="Times New Roman" w:cs="Times New Roman"/>
+          <w:sz w:val="24"/>
+          <w:szCs w:val="24"/>
+          <w:lang w:eastAsia="ja-JP"/>
+        </w:rPr>
+        <w:t xml:space="preserve"> </w:t>
+      </w:r>
+      <w:r>
+        <w:rPr>
+          <w:rFonts w:ascii="Times New Roman" w:hAnsi="Times New Roman" w:cs="Times New Roman"/>
+          <w:sz w:val="24"/>
+          <w:szCs w:val="24"/>
+          <w:lang w:eastAsia="ja-JP"/>
+        </w:rPr>
+        <w:t>leadership</w:t>
+      </w:r>
+      <w:r>
+        <w:rPr>
+          <w:rFonts w:ascii="Times New Roman" w:hAnsi="Times New Roman" w:cs="Times New Roman"/>
+          <w:sz w:val="24"/>
+          <w:szCs w:val="24"/>
+          <w:lang w:eastAsia="ja-JP"/>
+        </w:rPr>
+        <w:t xml:space="preserve"> </w:t>
+      </w:r>
+      <w:r>
+        <w:rPr>
+          <w:rFonts w:ascii="Times New Roman" w:hAnsi="Times New Roman" w:cs="Times New Roman"/>
+          <w:sz w:val="24"/>
+          <w:szCs w:val="24"/>
+          <w:lang w:eastAsia="ja-JP"/>
+        </w:rPr>
+        <w:t>input</w:t>
+      </w:r>
+      <w:r>
+        <w:rPr>
+          <w:rFonts w:ascii="Times New Roman" w:hAnsi="Times New Roman" w:cs="Times New Roman"/>
+          <w:sz w:val="24"/>
+          <w:szCs w:val="24"/>
+          <w:lang w:eastAsia="ja-JP"/>
+        </w:rPr>
+        <w:t>.</w:t>
+      </w:r>
+      <w:r>
+        <w:rPr>
+          <w:rFonts w:ascii="Times New Roman" w:hAnsi="Times New Roman" w:cs="Times New Roman"/>
+          <w:sz w:val="24"/>
+          <w:szCs w:val="24"/>
+          <w:lang w:eastAsia="ja-JP"/>
+        </w:rPr>
+        <w:t xml:space="preserve"> In such scenario, my communication was effective in managing and setting the </w:t>
+      </w:r>
+      <w:r>
+        <w:rPr>
+          <w:rFonts w:ascii="Times New Roman" w:hAnsi="Times New Roman" w:cs="Times New Roman"/>
+          <w:sz w:val="24"/>
+          <w:szCs w:val="24"/>
+          <w:lang w:eastAsia="ja-JP"/>
+        </w:rPr>
+        <w:t>overall progress of the</w:t>
+      </w:r>
+      <w:r>
+        <w:rPr>
+          <w:rFonts w:ascii="Times New Roman" w:hAnsi="Times New Roman" w:cs="Times New Roman"/>
+          <w:sz w:val="24"/>
+          <w:szCs w:val="24"/>
+          <w:lang w:eastAsia="ja-JP"/>
+        </w:rPr>
+        <w:t xml:space="preserve"> assignment. However,</w:t>
+      </w:r>
+      <w:r>
+        <w:rPr>
+          <w:rFonts w:ascii="Times New Roman" w:hAnsi="Times New Roman" w:cs="Times New Roman"/>
+          <w:sz w:val="24"/>
+          <w:szCs w:val="24"/>
+          <w:lang w:eastAsia="ja-JP"/>
+        </w:rPr>
+        <w:t xml:space="preserve"> </w:t>
+      </w:r>
+      <w:r>
+        <w:rPr>
+          <w:rFonts w:ascii="Times New Roman" w:hAnsi="Times New Roman" w:cs="Times New Roman"/>
+          <w:sz w:val="24"/>
+          <w:szCs w:val="24"/>
+          <w:lang w:eastAsia="ja-JP"/>
+        </w:rPr>
+        <w:t>f</w:t>
+      </w:r>
+      <w:r>
+        <w:rPr>
+          <w:rFonts w:ascii="Times New Roman" w:hAnsi="Times New Roman" w:cs="Times New Roman"/>
+          <w:sz w:val="24"/>
+          <w:szCs w:val="24"/>
+          <w:lang w:eastAsia="ja-JP"/>
+        </w:rPr>
+        <w:t xml:space="preserve">or less structured discussions, I would be less active giving others the opportunity to </w:t>
+      </w:r>
+      <w:r>
+        <w:rPr>
+          <w:rFonts w:ascii="Times New Roman" w:hAnsi="Times New Roman" w:cs="Times New Roman"/>
+          <w:sz w:val="24"/>
+          <w:szCs w:val="24"/>
+          <w:lang w:eastAsia="ja-JP"/>
+        </w:rPr>
+        <w:t>contribute</w:t>
+      </w:r>
+      <w:r>
+        <w:rPr>
+          <w:rFonts w:ascii="Times New Roman" w:hAnsi="Times New Roman" w:cs="Times New Roman"/>
+          <w:sz w:val="24"/>
+          <w:szCs w:val="24"/>
+          <w:lang w:eastAsia="ja-JP"/>
+        </w:rPr>
+        <w:t xml:space="preserve"> ideas.  For example, when choosing the presentation slide</w:t>
+      </w:r>
+      <w:r>
+        <w:rPr>
+          <w:rFonts w:ascii="Times New Roman" w:hAnsi="Times New Roman" w:cs="Times New Roman"/>
+          <w:sz w:val="24"/>
+          <w:szCs w:val="24"/>
+          <w:lang w:eastAsia="ja-JP"/>
+        </w:rPr>
+        <w:t xml:space="preserve"> </w:t>
+      </w:r>
+      <w:r>
+        <w:rPr>
+          <w:rFonts w:ascii="Times New Roman" w:hAnsi="Times New Roman" w:cs="Times New Roman"/>
+          <w:sz w:val="24"/>
+          <w:szCs w:val="24"/>
+          <w:lang w:eastAsia="ja-JP"/>
+        </w:rPr>
+        <w:t xml:space="preserve">theme, I participated less and often waited for others to suggest ideas. </w:t>
+      </w:r>
+      <w:r>
+        <w:rPr>
+          <w:rFonts w:ascii="Times New Roman" w:hAnsi="Times New Roman" w:cs="Times New Roman"/>
+          <w:sz w:val="24"/>
+          <w:szCs w:val="24"/>
+          <w:lang w:eastAsia="ja-JP"/>
+        </w:rPr>
+        <w:t xml:space="preserve">This allowed higher </w:t>
+      </w:r>
+      <w:r>
+        <w:rPr>
+          <w:rFonts w:ascii="Times New Roman" w:hAnsi="Times New Roman" w:cs="Times New Roman"/>
+          <w:sz w:val="24"/>
+          <w:szCs w:val="24"/>
+          <w:lang w:eastAsia="ja-JP"/>
+        </w:rPr>
+        <w:t xml:space="preserve">team output promoting group participation. I think this approach was flexible in </w:t>
+      </w:r>
+      <w:r>
+        <w:rPr>
+          <w:rFonts w:ascii="Times New Roman" w:hAnsi="Times New Roman" w:cs="Times New Roman"/>
+          <w:sz w:val="24"/>
+          <w:szCs w:val="24"/>
+          <w:lang w:eastAsia="ja-JP"/>
+        </w:rPr>
+        <w:t xml:space="preserve">both </w:t>
+      </w:r>
+      <w:r>
+        <w:rPr>
+          <w:rFonts w:ascii="Times New Roman" w:hAnsi="Times New Roman" w:cs="Times New Roman"/>
+          <w:sz w:val="24"/>
+          <w:szCs w:val="24"/>
+          <w:lang w:eastAsia="ja-JP"/>
+        </w:rPr>
+        <w:t xml:space="preserve">managing the team and allowing </w:t>
+      </w:r>
+      <w:r>
+        <w:rPr>
+          <w:rFonts w:ascii="Times New Roman" w:hAnsi="Times New Roman" w:cs="Times New Roman"/>
+          <w:sz w:val="24"/>
+          <w:szCs w:val="24"/>
+          <w:lang w:eastAsia="ja-JP"/>
+        </w:rPr>
+        <w:t>team</w:t>
+      </w:r>
+      <w:r>
+        <w:rPr>
+          <w:rFonts w:ascii="Times New Roman" w:hAnsi="Times New Roman" w:cs="Times New Roman"/>
+          <w:sz w:val="24"/>
+          <w:szCs w:val="24"/>
+          <w:lang w:eastAsia="ja-JP"/>
+        </w:rPr>
+        <w:t xml:space="preserve"> contribution.  </w:t>
+      </w:r>
+    </w:p>
+    <w:p>
+      <w:pPr>
+        <w:rPr>
+          <w:rFonts w:ascii="Times New Roman" w:hAnsi="Times New Roman" w:cs="Times New Roman" w:hint="eastAsia"/>
+          <w:sz w:val="24"/>
+          <w:szCs w:val="24"/>
+          <w:lang w:eastAsia="ja-JP"/>
+        </w:rPr>
+      </w:pPr>
+      <w:r>
+        <w:rPr>
+          <w:rFonts w:ascii="Times New Roman" w:hAnsi="Times New Roman" w:cs="Times New Roman" w:hint="eastAsia"/>
+          <w:sz w:val="24"/>
+          <w:szCs w:val="24"/>
+          <w:lang w:eastAsia="ja-JP"/>
+        </w:rPr>
+        <w:t xml:space="preserve">As a leader, I often imagined myself as the backbone of the team consistently reminding the team of deadlines (see Appendix 4). This ensured team members would not forget and complete their task on </w:t>
+      </w:r>
+      <w:r>
+        <w:rPr>
+          <w:rFonts w:ascii="Times New Roman" w:hAnsi="Times New Roman" w:cs="Times New Roman"/>
+          <w:sz w:val="24"/>
+          <w:szCs w:val="24"/>
+          <w:lang w:eastAsia="ja-JP"/>
+        </w:rPr>
+        <w:t>time,</w:t>
+      </w:r>
+      <w:r>
+        <w:rPr>
+          <w:rFonts w:ascii="Times New Roman" w:hAnsi="Times New Roman" w:cs="Times New Roman" w:hint="eastAsia"/>
+          <w:sz w:val="24"/>
+          <w:szCs w:val="24"/>
+          <w:lang w:eastAsia="ja-JP"/>
+        </w:rPr>
+        <w:t xml:space="preserve"> potentially avoiding </w:t>
+      </w:r>
+      <w:r>
+        <w:rPr>
+          <w:rFonts w:ascii="Times New Roman" w:hAnsi="Times New Roman" w:cs="Times New Roman"/>
+          <w:sz w:val="24"/>
+          <w:szCs w:val="24"/>
+          <w:lang w:eastAsia="ja-JP"/>
+        </w:rPr>
+        <w:t>unnecessary</w:t>
+      </w:r>
+      <w:r>
+        <w:rPr>
+          <w:rFonts w:ascii="Times New Roman" w:hAnsi="Times New Roman" w:cs="Times New Roman" w:hint="eastAsia"/>
+          <w:sz w:val="24"/>
+          <w:szCs w:val="24"/>
+          <w:lang w:eastAsia="ja-JP"/>
+        </w:rPr>
+        <w:t xml:space="preserve"> conflicts that could </w:t>
+      </w:r>
+      <w:r>
+        <w:rPr>
+          <w:rFonts w:ascii="Times New Roman" w:hAnsi="Times New Roman" w:cs="Times New Roman" w:hint="eastAsia"/>
+          <w:sz w:val="24"/>
+          <w:szCs w:val="24"/>
+          <w:lang w:eastAsia="ja-JP"/>
+        </w:rPr>
+        <w:t>dampen</w:t>
+      </w:r>
+      <w:r>
+        <w:rPr>
+          <w:rFonts w:ascii="Times New Roman" w:hAnsi="Times New Roman" w:cs="Times New Roman" w:hint="eastAsia"/>
+          <w:sz w:val="24"/>
+          <w:szCs w:val="24"/>
+          <w:lang w:eastAsia="ja-JP"/>
+        </w:rPr>
+        <w:t xml:space="preserve"> team morale. </w:t>
+      </w:r>
+      <w:r>
+        <w:rPr>
+          <w:rFonts w:ascii="Times New Roman" w:hAnsi="Times New Roman" w:cs="Times New Roman" w:hint="eastAsia"/>
+          <w:sz w:val="24"/>
+          <w:szCs w:val="24"/>
+          <w:lang w:eastAsia="ja-JP"/>
+        </w:rPr>
+        <w:t xml:space="preserve">In </w:t>
+      </w:r>
+      <w:r>
+        <w:rPr>
+          <w:rFonts w:ascii="Times New Roman" w:hAnsi="Times New Roman" w:cs="Times New Roman"/>
+          <w:sz w:val="24"/>
+          <w:szCs w:val="24"/>
+          <w:lang w:eastAsia="ja-JP"/>
+        </w:rPr>
+        <w:t>addition</w:t>
+      </w:r>
+      <w:r>
+        <w:rPr>
+          <w:rFonts w:ascii="Times New Roman" w:hAnsi="Times New Roman" w:cs="Times New Roman" w:hint="eastAsia"/>
+          <w:sz w:val="24"/>
+          <w:szCs w:val="24"/>
+          <w:lang w:eastAsia="ja-JP"/>
+        </w:rPr>
+        <w:t xml:space="preserve">, I often </w:t>
+      </w:r>
+      <w:r>
+        <w:rPr>
+          <w:rFonts w:ascii="Times New Roman" w:hAnsi="Times New Roman" w:cs="Times New Roman"/>
+          <w:sz w:val="24"/>
+          <w:szCs w:val="24"/>
+          <w:lang w:eastAsia="ja-JP"/>
+        </w:rPr>
+        <w:t>assisted</w:t>
+      </w:r>
+      <w:r>
+        <w:rPr>
+          <w:rFonts w:ascii="Times New Roman" w:hAnsi="Times New Roman" w:cs="Times New Roman" w:hint="eastAsia"/>
+          <w:sz w:val="24"/>
+          <w:szCs w:val="24"/>
+          <w:lang w:eastAsia="ja-JP"/>
+        </w:rPr>
+        <w:t xml:space="preserve"> team members who </w:t>
+      </w:r>
+      <w:r>
+        <w:rPr>
+          <w:rFonts w:ascii="Times New Roman" w:hAnsi="Times New Roman" w:cs="Times New Roman"/>
+          <w:sz w:val="24"/>
+          <w:szCs w:val="24"/>
+          <w:lang w:eastAsia="ja-JP"/>
+        </w:rPr>
+        <w:t>were</w:t>
+      </w:r>
+      <w:r>
+        <w:rPr>
+          <w:rFonts w:ascii="Times New Roman" w:hAnsi="Times New Roman" w:cs="Times New Roman" w:hint="eastAsia"/>
+          <w:sz w:val="24"/>
+          <w:szCs w:val="24"/>
+          <w:lang w:eastAsia="ja-JP"/>
+        </w:rPr>
+        <w:t xml:space="preserve"> unsure of </w:t>
+      </w:r>
+      <w:r>
+        <w:rPr>
+          <w:rFonts w:ascii="Times New Roman" w:hAnsi="Times New Roman" w:cs="Times New Roman" w:hint="eastAsia"/>
+          <w:sz w:val="24"/>
+          <w:szCs w:val="24"/>
+          <w:lang w:eastAsia="ja-JP"/>
+        </w:rPr>
+        <w:t>their</w:t>
+      </w:r>
+      <w:r>
+        <w:rPr>
+          <w:rFonts w:ascii="Times New Roman" w:hAnsi="Times New Roman" w:cs="Times New Roman" w:hint="eastAsia"/>
+          <w:sz w:val="24"/>
+          <w:szCs w:val="24"/>
+          <w:lang w:eastAsia="ja-JP"/>
+        </w:rPr>
+        <w:t xml:space="preserve"> </w:t>
+      </w:r>
+      <w:r>
+        <w:rPr>
+          <w:rFonts w:ascii="Times New Roman" w:hAnsi="Times New Roman" w:cs="Times New Roman"/>
+          <w:sz w:val="24"/>
+          <w:szCs w:val="24"/>
+          <w:lang w:eastAsia="ja-JP"/>
+        </w:rPr>
+        <w:t>delegated</w:t>
+      </w:r>
+      <w:r>
+        <w:rPr>
+          <w:rFonts w:ascii="Times New Roman" w:hAnsi="Times New Roman" w:cs="Times New Roman" w:hint="eastAsia"/>
+          <w:sz w:val="24"/>
+          <w:szCs w:val="24"/>
+          <w:lang w:eastAsia="ja-JP"/>
+        </w:rPr>
+        <w:t xml:space="preserve"> task (see Appendix 7)</w:t>
+      </w:r>
+      <w:r>
+        <w:rPr>
+          <w:rFonts w:ascii="Times New Roman" w:hAnsi="Times New Roman" w:cs="Times New Roman"/>
+          <w:sz w:val="24"/>
+          <w:szCs w:val="24"/>
+          <w:lang w:eastAsia="ja-JP"/>
+        </w:rPr>
+        <w:t xml:space="preserve"> ensuring they were on track and aligned with their respective tasks. In my assigned role, I effectively created a structured and supportive team environment. </w:t>
+      </w:r>
+    </w:p>
+    <w:p>
+      <w:pPr>
+        <w:rPr>
+          <w:rFonts w:ascii="Times New Roman" w:hAnsi="Times New Roman" w:cs="Times New Roman"/>
+          <w:sz w:val="24"/>
+          <w:szCs w:val="24"/>
+          <w:lang w:eastAsia="ja-JP"/>
+        </w:rPr>
+      </w:pPr>
+    </w:p>
+    <w:p>
+      <w:pPr>
+        <w:rPr>
+          <w:rFonts w:ascii="Times New Roman" w:hAnsi="Times New Roman" w:cs="Times New Roman"/>
           <w:b/>
           <w:bCs/>
           <w:sz w:val="24"/>
           <w:szCs w:val="24"/>
         </w:rPr>
       </w:pPr>
+      <w:r>
+        <w:rPr>
+          <w:rFonts w:ascii="Times New Roman" w:hAnsi="Times New Roman" w:cs="Times New Roman"/>
+          <w:b/>
+          <w:bCs/>
+          <w:sz w:val="24"/>
+          <w:szCs w:val="24"/>
+        </w:rPr>
+        <w:br w:type="page"/>
+      </w:r>
     </w:p>
     <w:p>
       <w:pPr>
@@ -1736,26 +2362,13 @@
       <w:r>
         <w:rPr>
           <w:rFonts w:ascii="Times New Roman" w:hAnsi="Times New Roman" w:cs="Times New Roman"/>
-          <w:sz w:val="24"/>
-          <w:szCs w:val="24"/>
-        </w:rPr>
-        <w:t xml:space="preserve">Initially, I felt the team’s behavior reflected a deterministic approach, fully driven by extrinsic motivation </w:t>
-      </w:r>
-      <w:r>
-        <w:rPr>
-          <w:rFonts w:ascii="Times New Roman" w:hAnsi="Times New Roman" w:cs="Times New Roman"/>
-          <w:sz w:val="24"/>
-          <w:szCs w:val="24"/>
-        </w:rPr>
-        <w:t>(Deci and Ryan 1985; 2000)</w:t>
-      </w:r>
-      <w:r>
-        <w:rPr>
-          <w:rFonts w:ascii="Times New Roman" w:hAnsi="Times New Roman" w:cs="Times New Roman"/>
-          <w:sz w:val="24"/>
-          <w:szCs w:val="24"/>
-        </w:rPr>
-        <w:t xml:space="preserve">. They were motivated to complete the tasks to meet the deadline, </w:t>
+          <w:b/>
+          <w:bCs/>
+          <w:sz w:val="24"/>
+          <w:szCs w:val="24"/>
+        </w:rPr>
+        <w:lastRenderedPageBreak/>
+        <w:t>Analysis</w:t>
       </w:r>
     </w:p>
     <w:p>
@@ -1768,64 +2381,286 @@
       </w:pPr>
       <w:r>
         <w:rPr>
-          <w:rFonts w:ascii="Times New Roman" w:hAnsi="Times New Roman" w:cs="Times New Roman"/>
-          <w:sz w:val="24"/>
-          <w:szCs w:val="24"/>
-        </w:rPr>
-        <w:t>Initially, communication was limited. In response, I applied s</w:t>
-      </w:r>
-      <w:r>
-        <w:rPr>
-          <w:rFonts w:ascii="Times New Roman" w:hAnsi="Times New Roman" w:cs="Times New Roman"/>
-          <w:sz w:val="24"/>
-          <w:szCs w:val="24"/>
-        </w:rPr>
-        <w:t xml:space="preserve">ituational </w:t>
-      </w:r>
-      <w:r>
-        <w:rPr>
-          <w:rFonts w:ascii="Times New Roman" w:hAnsi="Times New Roman" w:cs="Times New Roman"/>
-          <w:sz w:val="24"/>
-          <w:szCs w:val="24"/>
-        </w:rPr>
-        <w:t>l</w:t>
-      </w:r>
-      <w:r>
-        <w:rPr>
-          <w:rFonts w:ascii="Times New Roman" w:hAnsi="Times New Roman" w:cs="Times New Roman"/>
-          <w:sz w:val="24"/>
-          <w:szCs w:val="24"/>
-        </w:rPr>
-        <w:t>eadership</w:t>
-      </w:r>
-      <w:r>
-        <w:rPr>
-          <w:rFonts w:ascii="Times New Roman" w:hAnsi="Times New Roman" w:cs="Times New Roman"/>
-          <w:sz w:val="24"/>
-          <w:szCs w:val="24"/>
-        </w:rPr>
-        <w:t xml:space="preserve"> </w:t>
-      </w:r>
-      <w:r>
-        <w:rPr>
-          <w:rFonts w:ascii="Times New Roman" w:hAnsi="Times New Roman" w:cs="Times New Roman"/>
-          <w:sz w:val="24"/>
-          <w:szCs w:val="24"/>
-        </w:rPr>
-        <w:t>(Hersey and Blanchard 1969; 1977)</w:t>
-      </w:r>
-      <w:r>
-        <w:rPr>
-          <w:rFonts w:ascii="Times New Roman" w:hAnsi="Times New Roman" w:cs="Times New Roman"/>
-          <w:sz w:val="24"/>
-          <w:szCs w:val="24"/>
-        </w:rPr>
-        <w:t xml:space="preserve"> by initiating, providing direction and delegating tasks. As the team became more organized, my leadership approach became more participative demonstrating flexibility in leadership style. </w:t>
+          <w:rFonts w:ascii="Times New Roman" w:hAnsi="Times New Roman" w:cs="Times New Roman" w:hint="eastAsia"/>
+          <w:sz w:val="24"/>
+          <w:szCs w:val="24"/>
+          <w:lang w:eastAsia="ja-JP"/>
+        </w:rPr>
+        <w:t>I knew that we were only a temporary team working on an assignment to complete our module, so the team</w:t>
+      </w:r>
+      <w:r>
+        <w:rPr>
+          <w:rFonts w:ascii="Times New Roman" w:hAnsi="Times New Roman" w:cs="Times New Roman"/>
+          <w:sz w:val="24"/>
+          <w:szCs w:val="24"/>
+          <w:lang w:eastAsia="ja-JP"/>
+        </w:rPr>
+        <w:t>’</w:t>
+      </w:r>
+      <w:r>
+        <w:rPr>
+          <w:rFonts w:ascii="Times New Roman" w:hAnsi="Times New Roman" w:cs="Times New Roman" w:hint="eastAsia"/>
+          <w:sz w:val="24"/>
+          <w:szCs w:val="24"/>
+          <w:lang w:eastAsia="ja-JP"/>
+        </w:rPr>
+        <w:t xml:space="preserve">s temporal stability would naturally be low as </w:t>
+      </w:r>
+      <w:r>
+        <w:rPr>
+          <w:rFonts w:ascii="Times New Roman" w:hAnsi="Times New Roman" w:cs="Times New Roman"/>
+          <w:sz w:val="24"/>
+          <w:szCs w:val="24"/>
+          <w:lang w:eastAsia="ja-JP"/>
+        </w:rPr>
+        <w:t>significant</w:t>
+      </w:r>
+      <w:r>
+        <w:rPr>
+          <w:rFonts w:ascii="Times New Roman" w:hAnsi="Times New Roman" w:cs="Times New Roman" w:hint="eastAsia"/>
+          <w:sz w:val="24"/>
+          <w:szCs w:val="24"/>
+          <w:lang w:eastAsia="ja-JP"/>
+        </w:rPr>
+        <w:t xml:space="preserve"> time</w:t>
+      </w:r>
+      <w:r>
+        <w:rPr>
+          <w:rFonts w:ascii="Times New Roman" w:hAnsi="Times New Roman" w:cs="Times New Roman"/>
+          <w:sz w:val="24"/>
+          <w:szCs w:val="24"/>
+          <w:lang w:eastAsia="ja-JP"/>
+        </w:rPr>
+        <w:t xml:space="preserve"> was required</w:t>
+      </w:r>
+      <w:r>
+        <w:rPr>
+          <w:rFonts w:ascii="Times New Roman" w:hAnsi="Times New Roman" w:cs="Times New Roman" w:hint="eastAsia"/>
+          <w:sz w:val="24"/>
+          <w:szCs w:val="24"/>
+          <w:lang w:eastAsia="ja-JP"/>
+        </w:rPr>
+        <w:t xml:space="preserve"> to foster strong bonds and build high trust. Therefore, I structured the team culture to reflect a </w:t>
+      </w:r>
+      <w:r>
+        <w:rPr>
+          <w:rFonts w:ascii="Times New Roman" w:hAnsi="Times New Roman" w:cs="Times New Roman"/>
+          <w:sz w:val="24"/>
+          <w:szCs w:val="24"/>
+        </w:rPr>
+        <w:t>deterministic approach</w:t>
+      </w:r>
+      <w:r>
+        <w:rPr>
+          <w:rFonts w:ascii="Times New Roman" w:hAnsi="Times New Roman" w:cs="Times New Roman" w:hint="eastAsia"/>
+          <w:sz w:val="24"/>
+          <w:szCs w:val="24"/>
+          <w:lang w:eastAsia="ja-JP"/>
+        </w:rPr>
+        <w:t xml:space="preserve">, mainly driven by extrinsic motivation </w:t>
+      </w:r>
+      <w:r>
+        <w:rPr>
+          <w:rFonts w:ascii="Times New Roman" w:hAnsi="Times New Roman" w:cs="Times New Roman"/>
+          <w:sz w:val="24"/>
+          <w:szCs w:val="24"/>
+        </w:rPr>
+        <w:t>(Deci and Ryan 1985; 2000)</w:t>
+      </w:r>
+      <w:r>
+        <w:rPr>
+          <w:rFonts w:ascii="Times New Roman" w:hAnsi="Times New Roman" w:cs="Times New Roman" w:hint="eastAsia"/>
+          <w:sz w:val="24"/>
+          <w:szCs w:val="24"/>
+          <w:lang w:eastAsia="ja-JP"/>
+        </w:rPr>
+        <w:t>.</w:t>
       </w:r>
     </w:p>
     <w:p>
       <w:pPr>
         <w:rPr>
+          <w:rFonts w:ascii="Times New Roman" w:hAnsi="Times New Roman" w:cs="Times New Roman" w:hint="eastAsia"/>
+          <w:sz w:val="24"/>
+          <w:szCs w:val="24"/>
+          <w:lang w:eastAsia="ja-JP"/>
+        </w:rPr>
+      </w:pPr>
+      <w:r>
+        <w:rPr>
+          <w:rFonts w:ascii="Times New Roman" w:hAnsi="Times New Roman" w:cs="Times New Roman" w:hint="eastAsia"/>
+          <w:sz w:val="24"/>
+          <w:szCs w:val="24"/>
+          <w:lang w:eastAsia="ja-JP"/>
+        </w:rPr>
+        <w:t xml:space="preserve">I also often asked team members questions such as </w:t>
+      </w:r>
+      <w:r>
+        <w:rPr>
+          <w:rFonts w:ascii="Times New Roman" w:hAnsi="Times New Roman" w:cs="Times New Roman"/>
+          <w:sz w:val="24"/>
+          <w:szCs w:val="24"/>
+          <w:lang w:eastAsia="ja-JP"/>
+        </w:rPr>
+        <w:t>“</w:t>
+      </w:r>
+      <w:r>
+        <w:rPr>
+          <w:rFonts w:ascii="Times New Roman" w:hAnsi="Times New Roman" w:cs="Times New Roman" w:hint="eastAsia"/>
+          <w:sz w:val="24"/>
+          <w:szCs w:val="24"/>
+          <w:lang w:eastAsia="ja-JP"/>
+        </w:rPr>
+        <w:t>What do you think?</w:t>
+      </w:r>
+      <w:r>
+        <w:rPr>
+          <w:rFonts w:ascii="Times New Roman" w:hAnsi="Times New Roman" w:cs="Times New Roman"/>
+          <w:sz w:val="24"/>
+          <w:szCs w:val="24"/>
+          <w:lang w:eastAsia="ja-JP"/>
+        </w:rPr>
+        <w:t>”</w:t>
+      </w:r>
+      <w:r>
+        <w:rPr>
+          <w:rFonts w:ascii="Times New Roman" w:hAnsi="Times New Roman" w:cs="Times New Roman" w:hint="eastAsia"/>
+          <w:sz w:val="24"/>
+          <w:szCs w:val="24"/>
+          <w:lang w:eastAsia="ja-JP"/>
+        </w:rPr>
+        <w:t xml:space="preserve">, </w:t>
+      </w:r>
+      <w:r>
+        <w:rPr>
+          <w:rFonts w:ascii="Times New Roman" w:hAnsi="Times New Roman" w:cs="Times New Roman"/>
+          <w:sz w:val="24"/>
+          <w:szCs w:val="24"/>
+          <w:lang w:eastAsia="ja-JP"/>
+        </w:rPr>
+        <w:t>“</w:t>
+      </w:r>
+      <w:r>
+        <w:rPr>
+          <w:rFonts w:ascii="Times New Roman" w:hAnsi="Times New Roman" w:cs="Times New Roman" w:hint="eastAsia"/>
+          <w:sz w:val="24"/>
+          <w:szCs w:val="24"/>
+          <w:lang w:eastAsia="ja-JP"/>
+        </w:rPr>
+        <w:t>Any idea?</w:t>
+      </w:r>
+      <w:r>
+        <w:rPr>
+          <w:rFonts w:ascii="Times New Roman" w:hAnsi="Times New Roman" w:cs="Times New Roman"/>
+          <w:sz w:val="24"/>
+          <w:szCs w:val="24"/>
+          <w:lang w:eastAsia="ja-JP"/>
+        </w:rPr>
+        <w:t>”</w:t>
+      </w:r>
+      <w:r>
+        <w:rPr>
+          <w:rFonts w:ascii="Times New Roman" w:hAnsi="Times New Roman" w:cs="Times New Roman" w:hint="eastAsia"/>
+          <w:sz w:val="24"/>
+          <w:szCs w:val="24"/>
+          <w:lang w:eastAsia="ja-JP"/>
+        </w:rPr>
+        <w:t xml:space="preserve"> or </w:t>
+      </w:r>
+      <w:r>
+        <w:rPr>
+          <w:rFonts w:ascii="Times New Roman" w:hAnsi="Times New Roman" w:cs="Times New Roman"/>
+          <w:sz w:val="24"/>
+          <w:szCs w:val="24"/>
+          <w:lang w:eastAsia="ja-JP"/>
+        </w:rPr>
+        <w:t>“</w:t>
+      </w:r>
+      <w:r>
+        <w:rPr>
+          <w:rFonts w:ascii="Times New Roman" w:hAnsi="Times New Roman" w:cs="Times New Roman" w:hint="eastAsia"/>
+          <w:sz w:val="24"/>
+          <w:szCs w:val="24"/>
+          <w:lang w:eastAsia="ja-JP"/>
+        </w:rPr>
+        <w:t>Any blockers?</w:t>
+      </w:r>
+      <w:r>
+        <w:rPr>
+          <w:rFonts w:ascii="Times New Roman" w:hAnsi="Times New Roman" w:cs="Times New Roman"/>
+          <w:sz w:val="24"/>
+          <w:szCs w:val="24"/>
+          <w:lang w:eastAsia="ja-JP"/>
+        </w:rPr>
+        <w:t>”</w:t>
+      </w:r>
+      <w:r>
+        <w:rPr>
+          <w:rFonts w:ascii="Times New Roman" w:hAnsi="Times New Roman" w:cs="Times New Roman" w:hint="eastAsia"/>
+          <w:sz w:val="24"/>
+          <w:szCs w:val="24"/>
+          <w:lang w:eastAsia="ja-JP"/>
+        </w:rPr>
+        <w:t xml:space="preserve"> to prompt them to participate and share their thoughts. When an </w:t>
+      </w:r>
+      <w:r>
+        <w:rPr>
+          <w:rFonts w:ascii="Times New Roman" w:hAnsi="Times New Roman" w:cs="Times New Roman"/>
+          <w:sz w:val="24"/>
+          <w:szCs w:val="24"/>
+          <w:lang w:eastAsia="ja-JP"/>
+        </w:rPr>
+        <w:t>individual’s</w:t>
+      </w:r>
+      <w:r>
+        <w:rPr>
+          <w:rFonts w:ascii="Times New Roman" w:hAnsi="Times New Roman" w:cs="Times New Roman" w:hint="eastAsia"/>
+          <w:sz w:val="24"/>
+          <w:szCs w:val="24"/>
+          <w:lang w:eastAsia="ja-JP"/>
+        </w:rPr>
+        <w:t xml:space="preserve"> opinions are heard, it creates a supportive environment which increases confidence </w:t>
+      </w:r>
+      <w:r>
+        <w:rPr>
+          <w:rFonts w:ascii="Times New Roman" w:hAnsi="Times New Roman" w:cs="Times New Roman"/>
+          <w:sz w:val="24"/>
+          <w:szCs w:val="24"/>
+          <w:lang w:eastAsia="ja-JP"/>
+        </w:rPr>
+        <w:t>and</w:t>
+      </w:r>
+      <w:r>
+        <w:rPr>
+          <w:rFonts w:ascii="Times New Roman" w:hAnsi="Times New Roman" w:cs="Times New Roman" w:hint="eastAsia"/>
+          <w:sz w:val="24"/>
+          <w:szCs w:val="24"/>
+          <w:lang w:eastAsia="ja-JP"/>
+        </w:rPr>
+        <w:t xml:space="preserve"> trust within the </w:t>
+      </w:r>
+      <w:r>
+        <w:rPr>
+          <w:rFonts w:ascii="Times New Roman" w:hAnsi="Times New Roman" w:cs="Times New Roman"/>
+          <w:sz w:val="24"/>
+          <w:szCs w:val="24"/>
+          <w:lang w:eastAsia="ja-JP"/>
+        </w:rPr>
+        <w:t>team,</w:t>
+      </w:r>
+      <w:r>
+        <w:rPr>
+          <w:rFonts w:ascii="Times New Roman" w:hAnsi="Times New Roman" w:cs="Times New Roman" w:hint="eastAsia"/>
+          <w:sz w:val="24"/>
+          <w:szCs w:val="24"/>
+          <w:lang w:eastAsia="ja-JP"/>
+        </w:rPr>
+        <w:t xml:space="preserve"> resulting in higher motivation and better performance.  </w:t>
+      </w:r>
+    </w:p>
+    <w:p>
+      <w:pPr>
+        <w:rPr>
           <w:rFonts w:ascii="Times New Roman" w:hAnsi="Times New Roman" w:cs="Times New Roman"/>
           <w:b/>
           <w:bCs/>
@@ -1833,7 +2668,9 @@
           <w:szCs w:val="24"/>
         </w:rPr>
       </w:pPr>
-      <w:r>
+    </w:p>
+    <w:p>
+      <w:pPr>
         <w:rPr>
           <w:rFonts w:ascii="Times New Roman" w:hAnsi="Times New Roman" w:cs="Times New Roman"/>
           <w:b/>
@@ -1841,8 +2678,185 @@
           <w:sz w:val="24"/>
           <w:szCs w:val="24"/>
         </w:rPr>
-        <w:t>Analysis</w:t>
-      </w:r>
+      </w:pPr>
+    </w:p>
+    <w:p>
+      <w:pPr>
+        <w:rPr>
+          <w:rFonts w:ascii="Times New Roman" w:hAnsi="Times New Roman" w:cs="Times New Roman"/>
+          <w:sz w:val="24"/>
+          <w:szCs w:val="24"/>
+          <w:lang w:eastAsia="ja-JP"/>
+        </w:rPr>
+      </w:pPr>
+      <w:r>
+        <w:rPr>
+          <w:rFonts w:ascii="Times New Roman" w:hAnsi="Times New Roman" w:cs="Times New Roman" w:hint="eastAsia"/>
+          <w:sz w:val="24"/>
+          <w:szCs w:val="24"/>
+          <w:lang w:eastAsia="ja-JP"/>
+        </w:rPr>
+        <w:t xml:space="preserve">These factors created </w:t>
+      </w:r>
+      <w:r>
+        <w:rPr>
+          <w:rFonts w:ascii="Times New Roman" w:hAnsi="Times New Roman" w:cs="Times New Roman"/>
+          <w:sz w:val="24"/>
+          <w:szCs w:val="24"/>
+          <w:lang w:eastAsia="ja-JP"/>
+        </w:rPr>
+        <w:t>internal</w:t>
+      </w:r>
+      <w:r>
+        <w:rPr>
+          <w:rFonts w:ascii="Times New Roman" w:hAnsi="Times New Roman" w:cs="Times New Roman" w:hint="eastAsia"/>
+          <w:sz w:val="24"/>
+          <w:szCs w:val="24"/>
+          <w:lang w:eastAsia="ja-JP"/>
+        </w:rPr>
+        <w:t xml:space="preserve"> pressure and motivation on oneself to produce their best </w:t>
+      </w:r>
+      <w:r>
+        <w:rPr>
+          <w:rFonts w:ascii="Times New Roman" w:hAnsi="Times New Roman" w:cs="Times New Roman"/>
+          <w:sz w:val="24"/>
+          <w:szCs w:val="24"/>
+          <w:lang w:eastAsia="ja-JP"/>
+        </w:rPr>
+        <w:t xml:space="preserve">possible </w:t>
+      </w:r>
+      <w:r>
+        <w:rPr>
+          <w:rFonts w:ascii="Times New Roman" w:hAnsi="Times New Roman" w:cs="Times New Roman" w:hint="eastAsia"/>
+          <w:sz w:val="24"/>
+          <w:szCs w:val="24"/>
+          <w:lang w:eastAsia="ja-JP"/>
+        </w:rPr>
+        <w:t xml:space="preserve">work </w:t>
+      </w:r>
+      <w:r>
+        <w:rPr>
+          <w:rFonts w:ascii="Times New Roman" w:hAnsi="Times New Roman" w:cs="Times New Roman"/>
+          <w:sz w:val="24"/>
+          <w:szCs w:val="24"/>
+          <w:lang w:eastAsia="ja-JP"/>
+        </w:rPr>
+        <w:t>to</w:t>
+      </w:r>
+      <w:r>
+        <w:rPr>
+          <w:rFonts w:ascii="Times New Roman" w:hAnsi="Times New Roman" w:cs="Times New Roman" w:hint="eastAsia"/>
+          <w:sz w:val="24"/>
+          <w:szCs w:val="24"/>
+          <w:lang w:eastAsia="ja-JP"/>
+        </w:rPr>
+        <w:t xml:space="preserve"> achieve the team</w:t>
+      </w:r>
+      <w:r>
+        <w:rPr>
+          <w:rFonts w:ascii="Times New Roman" w:hAnsi="Times New Roman" w:cs="Times New Roman"/>
+          <w:sz w:val="24"/>
+          <w:szCs w:val="24"/>
+          <w:lang w:eastAsia="ja-JP"/>
+        </w:rPr>
+        <w:t>’</w:t>
+      </w:r>
+      <w:r>
+        <w:rPr>
+          <w:rFonts w:ascii="Times New Roman" w:hAnsi="Times New Roman" w:cs="Times New Roman" w:hint="eastAsia"/>
+          <w:sz w:val="24"/>
+          <w:szCs w:val="24"/>
+          <w:lang w:eastAsia="ja-JP"/>
+        </w:rPr>
+        <w:t xml:space="preserve">s objective.  </w:t>
+      </w:r>
+    </w:p>
+    <w:p>
+      <w:pPr>
+        <w:rPr>
+          <w:rFonts w:ascii="Times New Roman" w:hAnsi="Times New Roman" w:cs="Times New Roman"/>
+          <w:b/>
+          <w:bCs/>
+          <w:sz w:val="24"/>
+          <w:szCs w:val="24"/>
+        </w:rPr>
+      </w:pPr>
+    </w:p>
+    <w:p>
+      <w:pPr>
+        <w:rPr>
+          <w:rFonts w:ascii="Times New Roman" w:hAnsi="Times New Roman" w:cs="Times New Roman"/>
+          <w:sz w:val="24"/>
+          <w:szCs w:val="24"/>
+        </w:rPr>
+      </w:pPr>
+      <w:r>
+        <w:rPr>
+          <w:rFonts w:ascii="Times New Roman" w:hAnsi="Times New Roman" w:cs="Times New Roman"/>
+          <w:sz w:val="24"/>
+          <w:szCs w:val="24"/>
+        </w:rPr>
+        <w:t>Initially, communication was limited. In response, I applied s</w:t>
+      </w:r>
+      <w:r>
+        <w:rPr>
+          <w:rFonts w:ascii="Times New Roman" w:hAnsi="Times New Roman" w:cs="Times New Roman"/>
+          <w:sz w:val="24"/>
+          <w:szCs w:val="24"/>
+        </w:rPr>
+        <w:t xml:space="preserve">ituational </w:t>
+      </w:r>
+      <w:r>
+        <w:rPr>
+          <w:rFonts w:ascii="Times New Roman" w:hAnsi="Times New Roman" w:cs="Times New Roman"/>
+          <w:sz w:val="24"/>
+          <w:szCs w:val="24"/>
+        </w:rPr>
+        <w:t>l</w:t>
+      </w:r>
+      <w:r>
+        <w:rPr>
+          <w:rFonts w:ascii="Times New Roman" w:hAnsi="Times New Roman" w:cs="Times New Roman"/>
+          <w:sz w:val="24"/>
+          <w:szCs w:val="24"/>
+        </w:rPr>
+        <w:t>eadership</w:t>
+      </w:r>
+      <w:r>
+        <w:rPr>
+          <w:rFonts w:ascii="Times New Roman" w:hAnsi="Times New Roman" w:cs="Times New Roman"/>
+          <w:sz w:val="24"/>
+          <w:szCs w:val="24"/>
+        </w:rPr>
+        <w:t xml:space="preserve"> </w:t>
+      </w:r>
+      <w:r>
+        <w:rPr>
+          <w:rFonts w:ascii="Times New Roman" w:hAnsi="Times New Roman" w:cs="Times New Roman"/>
+          <w:sz w:val="24"/>
+          <w:szCs w:val="24"/>
+        </w:rPr>
+        <w:t>(Hersey and Blanchard 1969; 1977)</w:t>
+      </w:r>
+      <w:r>
+        <w:rPr>
+          <w:rFonts w:ascii="Times New Roman" w:hAnsi="Times New Roman" w:cs="Times New Roman"/>
+          <w:sz w:val="24"/>
+          <w:szCs w:val="24"/>
+        </w:rPr>
+        <w:t xml:space="preserve"> by initiating, providing direction and delegating tasks. As the team became more organized, my leadership approach became more participative demonstrating flexibility in leadership style. </w:t>
+      </w:r>
+    </w:p>
+    <w:p>
+      <w:pPr>
+        <w:rPr>
+          <w:rFonts w:ascii="Times New Roman" w:hAnsi="Times New Roman" w:cs="Times New Roman"/>
+          <w:b/>
+          <w:bCs/>
+          <w:sz w:val="24"/>
+          <w:szCs w:val="24"/>
+        </w:rPr>
+      </w:pPr>
     </w:p>
     <w:p>
       <w:pPr>
@@ -2800,6 +3814,271 @@
                     <a:xfrm>
                       <a:off x="0" y="0"/>
                       <a:ext cx="4121896" cy="601870"/>
+                    </a:xfrm>
+                    <a:prstGeom prst="rect">
+                      <a:avLst/>
+                    </a:prstGeom>
+                  </pic:spPr>
+                </pic:pic>
+              </a:graphicData>
+            </a:graphic>
+          </wp:inline>
+        </w:drawing>
+      </w:r>
+    </w:p>
+    <w:p>
+      <w:pPr>
+        <w:rPr>
+          <w:rFonts w:ascii="Times New Roman" w:hAnsi="Times New Roman" w:cs="Times New Roman" w:hint="eastAsia"/>
+          <w:b/>
+          <w:bCs/>
+          <w:sz w:val="24"/>
+          <w:szCs w:val="24"/>
+          <w:lang w:eastAsia="ja-JP"/>
+        </w:rPr>
+      </w:pPr>
+      <w:r>
+        <w:rPr>
+          <w:rFonts w:ascii="Times New Roman" w:hAnsi="Times New Roman" w:cs="Times New Roman"/>
+          <w:b/>
+          <w:bCs/>
+          <w:sz w:val="24"/>
+          <w:szCs w:val="24"/>
+        </w:rPr>
+        <w:t xml:space="preserve">Appendix </w:t>
+      </w:r>
+      <w:r>
+        <w:rPr>
+          <w:rFonts w:ascii="Times New Roman" w:hAnsi="Times New Roman" w:cs="Times New Roman" w:hint="eastAsia"/>
+          <w:b/>
+          <w:bCs/>
+          <w:sz w:val="24"/>
+          <w:szCs w:val="24"/>
+          <w:lang w:eastAsia="ja-JP"/>
+        </w:rPr>
+        <w:t>6</w:t>
+      </w:r>
+      <w:r>
+        <w:rPr>
+          <w:rFonts w:ascii="Times New Roman" w:hAnsi="Times New Roman" w:cs="Times New Roman"/>
+          <w:b/>
+          <w:bCs/>
+          <w:sz w:val="24"/>
+          <w:szCs w:val="24"/>
+        </w:rPr>
+        <w:t>:</w:t>
+      </w:r>
+      <w:r>
+        <w:rPr>
+          <w:rFonts w:ascii="Times New Roman" w:hAnsi="Times New Roman" w:cs="Times New Roman"/>
+          <w:b/>
+          <w:bCs/>
+          <w:sz w:val="24"/>
+          <w:szCs w:val="24"/>
+        </w:rPr>
+        <w:t xml:space="preserve"> </w:t>
+      </w:r>
+      <w:r>
+        <w:rPr>
+          <w:rFonts w:ascii="Times New Roman" w:hAnsi="Times New Roman" w:cs="Times New Roman" w:hint="eastAsia"/>
+          <w:b/>
+          <w:bCs/>
+          <w:sz w:val="24"/>
+          <w:szCs w:val="24"/>
+          <w:lang w:eastAsia="ja-JP"/>
+        </w:rPr>
+        <w:t>Google Shared Drive</w:t>
+      </w:r>
+    </w:p>
+    <w:p>
+      <w:pPr>
+        <w:rPr>
+          <w:rFonts w:ascii="Times New Roman" w:hAnsi="Times New Roman" w:cs="Times New Roman"/>
+          <w:sz w:val="24"/>
+          <w:szCs w:val="24"/>
+        </w:rPr>
+      </w:pPr>
+      <w:r>
+        <w:rPr>
+          <w:rFonts w:ascii="Times New Roman" w:hAnsi="Times New Roman" w:cs="Times New Roman"/>
+          <w:noProof/>
+          <w:sz w:val="24"/>
+          <w:szCs w:val="24"/>
+        </w:rPr>
+        <w:drawing>
+          <wp:inline distT="0" distB="0" distL="0" distR="0" wp14:anchorId="59C3E2C3" wp14:editId="369965CD">
+            <wp:extent cx="4389120" cy="2056892"/>
+            <wp:effectExtent l="0" t="0" r="0" b="635"/>
+            <wp:docPr id="599753649" name="Picture 1"/>
+            <wp:cNvGraphicFramePr>
+              <a:graphicFrameLocks xmlns:a="http://schemas.openxmlformats.org/drawingml/2006/main" noChangeAspect="1"/>
+            </wp:cNvGraphicFramePr>
+            <a:graphic xmlns:a="http://schemas.openxmlformats.org/drawingml/2006/main">
+              <a:graphicData uri="http://schemas.openxmlformats.org/drawingml/2006/picture">
+                <pic:pic xmlns:pic="http://schemas.openxmlformats.org/drawingml/2006/picture">
+                  <pic:nvPicPr>
+                    <pic:cNvPr id="599753649" name="Picture 599753649"/>
+                    <pic:cNvPicPr/>
+                  </pic:nvPicPr>
+                  <pic:blipFill>
+                    <a:blip r:embed="rId17"/>
+                    <a:stretch>
+                      <a:fillRect/>
+                    </a:stretch>
+                  </pic:blipFill>
+                  <pic:spPr>
+                    <a:xfrm>
+                      <a:off x="0" y="0"/>
+                      <a:ext cx="4394574" cy="2059448"/>
+                    </a:xfrm>
+                    <a:prstGeom prst="rect">
+                      <a:avLst/>
+                    </a:prstGeom>
+                  </pic:spPr>
+                </pic:pic>
+              </a:graphicData>
+            </a:graphic>
+          </wp:inline>
+        </w:drawing>
+      </w:r>
+    </w:p>
+    <w:p>
+      <w:pPr>
+        <w:rPr>
+          <w:rFonts w:ascii="Times New Roman" w:hAnsi="Times New Roman" w:cs="Times New Roman"/>
+          <w:b/>
+          <w:bCs/>
+          <w:sz w:val="24"/>
+          <w:szCs w:val="24"/>
+        </w:rPr>
+      </w:pPr>
+      <w:r>
+        <w:rPr>
+          <w:rFonts w:ascii="Times New Roman" w:hAnsi="Times New Roman" w:cs="Times New Roman"/>
+          <w:b/>
+          <w:bCs/>
+          <w:sz w:val="24"/>
+          <w:szCs w:val="24"/>
+        </w:rPr>
+        <w:br w:type="page"/>
+      </w:r>
+    </w:p>
+    <w:p>
+      <w:pPr>
+        <w:rPr>
+          <w:rFonts w:ascii="Times New Roman" w:hAnsi="Times New Roman" w:cs="Times New Roman" w:hint="eastAsia"/>
+          <w:b/>
+          <w:bCs/>
+          <w:sz w:val="24"/>
+          <w:szCs w:val="24"/>
+          <w:lang w:eastAsia="ja-JP"/>
+        </w:rPr>
+      </w:pPr>
+      <w:r>
+        <w:rPr>
+          <w:rFonts w:ascii="Times New Roman" w:hAnsi="Times New Roman" w:cs="Times New Roman"/>
+          <w:b/>
+          <w:bCs/>
+          <w:sz w:val="24"/>
+          <w:szCs w:val="24"/>
+        </w:rPr>
+        <w:lastRenderedPageBreak/>
+        <w:t xml:space="preserve">Appendix </w:t>
+      </w:r>
+      <w:r>
+        <w:rPr>
+          <w:rFonts w:ascii="Times New Roman" w:hAnsi="Times New Roman" w:cs="Times New Roman" w:hint="eastAsia"/>
+          <w:b/>
+          <w:bCs/>
+          <w:sz w:val="24"/>
+          <w:szCs w:val="24"/>
+          <w:lang w:eastAsia="ja-JP"/>
+        </w:rPr>
+        <w:t>7</w:t>
+      </w:r>
+      <w:r>
+        <w:rPr>
+          <w:rFonts w:ascii="Times New Roman" w:hAnsi="Times New Roman" w:cs="Times New Roman"/>
+          <w:b/>
+          <w:bCs/>
+          <w:sz w:val="24"/>
+          <w:szCs w:val="24"/>
+        </w:rPr>
+        <w:t>:</w:t>
+      </w:r>
+      <w:r>
+        <w:rPr>
+          <w:rFonts w:ascii="Times New Roman" w:hAnsi="Times New Roman" w:cs="Times New Roman"/>
+          <w:b/>
+          <w:bCs/>
+          <w:sz w:val="24"/>
+          <w:szCs w:val="24"/>
+        </w:rPr>
+        <w:t xml:space="preserve"> </w:t>
+      </w:r>
+      <w:r>
+        <w:rPr>
+          <w:rFonts w:ascii="Times New Roman" w:hAnsi="Times New Roman" w:cs="Times New Roman" w:hint="eastAsia"/>
+          <w:b/>
+          <w:bCs/>
+          <w:sz w:val="24"/>
+          <w:szCs w:val="24"/>
+          <w:lang w:eastAsia="ja-JP"/>
+        </w:rPr>
+        <w:t xml:space="preserve">Team Member </w:t>
+      </w:r>
+      <w:r>
+        <w:rPr>
+          <w:rFonts w:ascii="Times New Roman" w:hAnsi="Times New Roman" w:cs="Times New Roman"/>
+          <w:b/>
+          <w:bCs/>
+          <w:sz w:val="24"/>
+          <w:szCs w:val="24"/>
+          <w:lang w:eastAsia="ja-JP"/>
+        </w:rPr>
+        <w:t>Assistance</w:t>
+      </w:r>
+    </w:p>
+    <w:p>
+      <w:pPr>
+        <w:rPr>
+          <w:rFonts w:ascii="Times New Roman" w:hAnsi="Times New Roman" w:cs="Times New Roman"/>
+          <w:sz w:val="24"/>
+          <w:szCs w:val="24"/>
+        </w:rPr>
+      </w:pPr>
+      <w:r>
+        <w:rPr>
+          <w:rFonts w:ascii="Times New Roman" w:hAnsi="Times New Roman" w:cs="Times New Roman"/>
+          <w:noProof/>
+          <w:sz w:val="24"/>
+          <w:szCs w:val="24"/>
+        </w:rPr>
+        <w:drawing>
+          <wp:inline distT="0" distB="0" distL="0" distR="0" wp14:anchorId="55A52097" wp14:editId="5B156B99">
+            <wp:extent cx="3347499" cy="3447459"/>
+            <wp:effectExtent l="0" t="0" r="5715" b="635"/>
+            <wp:docPr id="34527083" name="Picture 2"/>
+            <wp:cNvGraphicFramePr>
+              <a:graphicFrameLocks xmlns:a="http://schemas.openxmlformats.org/drawingml/2006/main" noChangeAspect="1"/>
+            </wp:cNvGraphicFramePr>
+            <a:graphic xmlns:a="http://schemas.openxmlformats.org/drawingml/2006/main">
+              <a:graphicData uri="http://schemas.openxmlformats.org/drawingml/2006/picture">
+                <pic:pic xmlns:pic="http://schemas.openxmlformats.org/drawingml/2006/picture">
+                  <pic:nvPicPr>
+                    <pic:cNvPr id="34527083" name="Picture 34527083"/>
+                    <pic:cNvPicPr/>
+                  </pic:nvPicPr>
+                  <pic:blipFill>
+                    <a:blip r:embed="rId18"/>
+                    <a:stretch>
+                      <a:fillRect/>
+                    </a:stretch>
+                  </pic:blipFill>
+                  <pic:spPr>
+                    <a:xfrm>
+                      <a:off x="0" y="0"/>
+                      <a:ext cx="3353776" cy="3453923"/>
                     </a:xfrm>
                     <a:prstGeom prst="rect">
                       <a:avLst/>
@@ -4376,7 +5655,7 @@
   <w:style w:type="paragraph" w:default="1" w:styleId="Normal">
     <w:name w:val="Normal"/>
     <w:qFormat/>
-    <w:rsid w:val="00ED0455"/>
+    <w:rsid w:val="00780F41"/>
   </w:style>
   <w:style w:type="paragraph" w:styleId="Heading1">
     <w:name w:val="heading 1"/>

--- a/MGNT110/Assessment II/Joseph Koh - Assessment 2  Reflection.docx
+++ b/MGNT110/Assessment II/Joseph Koh - Assessment 2  Reflection.docx
@@ -96,7 +96,7 @@
     <w:p>
       <w:pPr>
         <w:rPr>
-          <w:rFonts w:ascii="Times New Roman" w:hAnsi="Times New Roman" w:cs="Times New Roman" w:hint="eastAsia"/>
+          <w:rFonts w:ascii="Times New Roman" w:hAnsi="Times New Roman" w:cs="Times New Roman"/>
           <w:sz w:val="24"/>
           <w:szCs w:val="24"/>
           <w:lang w:eastAsia="ja-JP"/>
@@ -1499,7 +1499,7 @@
     <w:p>
       <w:pPr>
         <w:rPr>
-          <w:rFonts w:ascii="Times New Roman" w:hAnsi="Times New Roman" w:cs="Times New Roman" w:hint="eastAsia"/>
+          <w:rFonts w:ascii="Times New Roman" w:hAnsi="Times New Roman" w:cs="Times New Roman"/>
           <w:sz w:val="24"/>
           <w:szCs w:val="24"/>
           <w:lang w:eastAsia="ja-JP"/>
@@ -1864,7 +1864,7 @@
           <w:szCs w:val="24"/>
           <w:lang w:eastAsia="ja-JP"/>
         </w:rPr>
-        <w:t>more assertive during structured decision-making process. For example, I was more active when</w:t>
+        <w:t xml:space="preserve">more assertive </w:t>
       </w:r>
       <w:r>
         <w:rPr>
@@ -1873,6 +1873,60 @@
           <w:szCs w:val="24"/>
           <w:lang w:eastAsia="ja-JP"/>
         </w:rPr>
+        <w:t>on</w:t>
+      </w:r>
+      <w:r>
+        <w:rPr>
+          <w:rFonts w:ascii="Times New Roman" w:hAnsi="Times New Roman" w:cs="Times New Roman"/>
+          <w:sz w:val="24"/>
+          <w:szCs w:val="24"/>
+          <w:lang w:eastAsia="ja-JP"/>
+        </w:rPr>
+        <w:t xml:space="preserve"> </w:t>
+      </w:r>
+      <w:r>
+        <w:rPr>
+          <w:rFonts w:ascii="Times New Roman" w:hAnsi="Times New Roman" w:cs="Times New Roman"/>
+          <w:sz w:val="24"/>
+          <w:szCs w:val="24"/>
+          <w:lang w:eastAsia="ja-JP"/>
+        </w:rPr>
+        <w:t>imperative tasks</w:t>
+      </w:r>
+      <w:r>
+        <w:rPr>
+          <w:rFonts w:ascii="Times New Roman" w:hAnsi="Times New Roman" w:cs="Times New Roman"/>
+          <w:sz w:val="24"/>
+          <w:szCs w:val="24"/>
+          <w:lang w:eastAsia="ja-JP"/>
+        </w:rPr>
+        <w:t xml:space="preserve">. For example, I was </w:t>
+      </w:r>
+      <w:r>
+        <w:rPr>
+          <w:rFonts w:ascii="Times New Roman" w:hAnsi="Times New Roman" w:cs="Times New Roman"/>
+          <w:sz w:val="24"/>
+          <w:szCs w:val="24"/>
+          <w:lang w:eastAsia="ja-JP"/>
+        </w:rPr>
+        <w:t xml:space="preserve">vocal and </w:t>
+      </w:r>
+      <w:r>
+        <w:rPr>
+          <w:rFonts w:ascii="Times New Roman" w:hAnsi="Times New Roman" w:cs="Times New Roman"/>
+          <w:sz w:val="24"/>
+          <w:szCs w:val="24"/>
+          <w:lang w:eastAsia="ja-JP"/>
+        </w:rPr>
+        <w:t>active when</w:t>
+      </w:r>
+      <w:r>
+        <w:rPr>
+          <w:rFonts w:ascii="Times New Roman" w:hAnsi="Times New Roman" w:cs="Times New Roman"/>
+          <w:sz w:val="24"/>
+          <w:szCs w:val="24"/>
+          <w:lang w:eastAsia="ja-JP"/>
+        </w:rPr>
         <w:t xml:space="preserve"> setting the frequency and presentation rehearsal date as I believed such </w:t>
       </w:r>
       <w:r>
@@ -2080,7 +2134,7 @@
           <w:szCs w:val="24"/>
           <w:lang w:eastAsia="ja-JP"/>
         </w:rPr>
-        <w:t xml:space="preserve">theme, I participated less and often waited for others to suggest ideas. </w:t>
+        <w:t>theme, I participated less and often waited for others to suggest ideas</w:t>
       </w:r>
       <w:r>
         <w:rPr>
@@ -2089,6 +2143,24 @@
           <w:szCs w:val="24"/>
           <w:lang w:eastAsia="ja-JP"/>
         </w:rPr>
+        <w:t xml:space="preserve"> first</w:t>
+      </w:r>
+      <w:r>
+        <w:rPr>
+          <w:rFonts w:ascii="Times New Roman" w:hAnsi="Times New Roman" w:cs="Times New Roman"/>
+          <w:sz w:val="24"/>
+          <w:szCs w:val="24"/>
+          <w:lang w:eastAsia="ja-JP"/>
+        </w:rPr>
+        <w:t xml:space="preserve">. </w:t>
+      </w:r>
+      <w:r>
+        <w:rPr>
+          <w:rFonts w:ascii="Times New Roman" w:hAnsi="Times New Roman" w:cs="Times New Roman"/>
+          <w:sz w:val="24"/>
+          <w:szCs w:val="24"/>
+          <w:lang w:eastAsia="ja-JP"/>
+        </w:rPr>
         <w:t xml:space="preserve">This allowed higher </w:t>
       </w:r>
       <w:r>
@@ -2098,7 +2170,7 @@
           <w:szCs w:val="24"/>
           <w:lang w:eastAsia="ja-JP"/>
         </w:rPr>
-        <w:t xml:space="preserve">team output promoting group participation. I think this approach was flexible in </w:t>
+        <w:t xml:space="preserve">team output promoting group participation. I think this approach was </w:t>
       </w:r>
       <w:r>
         <w:rPr>
@@ -2107,6 +2179,24 @@
           <w:szCs w:val="24"/>
           <w:lang w:eastAsia="ja-JP"/>
         </w:rPr>
+        <w:t xml:space="preserve">effective and </w:t>
+      </w:r>
+      <w:r>
+        <w:rPr>
+          <w:rFonts w:ascii="Times New Roman" w:hAnsi="Times New Roman" w:cs="Times New Roman"/>
+          <w:sz w:val="24"/>
+          <w:szCs w:val="24"/>
+          <w:lang w:eastAsia="ja-JP"/>
+        </w:rPr>
+        <w:t xml:space="preserve">flexible in </w:t>
+      </w:r>
+      <w:r>
+        <w:rPr>
+          <w:rFonts w:ascii="Times New Roman" w:hAnsi="Times New Roman" w:cs="Times New Roman"/>
+          <w:sz w:val="24"/>
+          <w:szCs w:val="24"/>
+          <w:lang w:eastAsia="ja-JP"/>
+        </w:rPr>
         <w:t xml:space="preserve">both </w:t>
       </w:r>
       <w:r>
@@ -2116,7 +2206,25 @@
           <w:szCs w:val="24"/>
           <w:lang w:eastAsia="ja-JP"/>
         </w:rPr>
-        <w:t xml:space="preserve">managing the team and allowing </w:t>
+        <w:t xml:space="preserve">managing the team and </w:t>
+      </w:r>
+      <w:r>
+        <w:rPr>
+          <w:rFonts w:ascii="Times New Roman" w:hAnsi="Times New Roman" w:cs="Times New Roman"/>
+          <w:sz w:val="24"/>
+          <w:szCs w:val="24"/>
+          <w:lang w:eastAsia="ja-JP"/>
+        </w:rPr>
+        <w:t>encouraging</w:t>
+      </w:r>
+      <w:r>
+        <w:rPr>
+          <w:rFonts w:ascii="Times New Roman" w:hAnsi="Times New Roman" w:cs="Times New Roman"/>
+          <w:sz w:val="24"/>
+          <w:szCs w:val="24"/>
+          <w:lang w:eastAsia="ja-JP"/>
+        </w:rPr>
+        <w:t xml:space="preserve"> </w:t>
       </w:r>
       <w:r>
         <w:rPr>
@@ -2140,12 +2248,30 @@
     <w:p>
       <w:pPr>
         <w:rPr>
+          <w:rFonts w:ascii="Times New Roman" w:hAnsi="Times New Roman" w:cs="Times New Roman"/>
+          <w:sz w:val="24"/>
+          <w:szCs w:val="24"/>
+          <w:lang w:eastAsia="ja-JP"/>
+        </w:rPr>
+      </w:pPr>
+      <w:r>
+        <w:rPr>
           <w:rFonts w:ascii="Times New Roman" w:hAnsi="Times New Roman" w:cs="Times New Roman" w:hint="eastAsia"/>
           <w:sz w:val="24"/>
           <w:szCs w:val="24"/>
           <w:lang w:eastAsia="ja-JP"/>
         </w:rPr>
-      </w:pPr>
+        <w:t xml:space="preserve">As a leader, I often imagined myself as the backbone of the team consistently reminding the team of deadlines (see Appendix 4). This ensured team members would not forget and complete their task on </w:t>
+      </w:r>
+      <w:r>
+        <w:rPr>
+          <w:rFonts w:ascii="Times New Roman" w:hAnsi="Times New Roman" w:cs="Times New Roman"/>
+          <w:sz w:val="24"/>
+          <w:szCs w:val="24"/>
+          <w:lang w:eastAsia="ja-JP"/>
+        </w:rPr>
+        <w:t>time,</w:t>
+      </w:r>
       <w:r>
         <w:rPr>
           <w:rFonts w:ascii="Times New Roman" w:hAnsi="Times New Roman" w:cs="Times New Roman" w:hint="eastAsia"/>
@@ -2153,7 +2279,7 @@
           <w:szCs w:val="24"/>
           <w:lang w:eastAsia="ja-JP"/>
         </w:rPr>
-        <w:t xml:space="preserve">As a leader, I often imagined myself as the backbone of the team consistently reminding the team of deadlines (see Appendix 4). This ensured team members would not forget and complete their task on </w:t>
+        <w:t xml:space="preserve"> potentially avoiding </w:t>
       </w:r>
       <w:r>
         <w:rPr>
@@ -2162,7 +2288,7 @@
           <w:szCs w:val="24"/>
           <w:lang w:eastAsia="ja-JP"/>
         </w:rPr>
-        <w:t>time,</w:t>
+        <w:t>unnecessary</w:t>
       </w:r>
       <w:r>
         <w:rPr>
@@ -2171,7 +2297,7 @@
           <w:szCs w:val="24"/>
           <w:lang w:eastAsia="ja-JP"/>
         </w:rPr>
-        <w:t xml:space="preserve"> potentially avoiding </w:t>
+        <w:t xml:space="preserve"> conflicts that could </w:t>
       </w:r>
       <w:r>
         <w:rPr>
@@ -2180,16 +2306,7 @@
           <w:szCs w:val="24"/>
           <w:lang w:eastAsia="ja-JP"/>
         </w:rPr>
-        <w:t>unnecessary</w:t>
-      </w:r>
-      <w:r>
-        <w:rPr>
-          <w:rFonts w:ascii="Times New Roman" w:hAnsi="Times New Roman" w:cs="Times New Roman" w:hint="eastAsia"/>
-          <w:sz w:val="24"/>
-          <w:szCs w:val="24"/>
-          <w:lang w:eastAsia="ja-JP"/>
-        </w:rPr>
-        <w:t xml:space="preserve"> conflicts that could </w:t>
+        <w:t xml:space="preserve">otherwise </w:t>
       </w:r>
       <w:r>
         <w:rPr>
@@ -2324,14 +2441,470 @@
           <w:rFonts w:ascii="Times New Roman" w:hAnsi="Times New Roman" w:cs="Times New Roman"/>
           <w:sz w:val="24"/>
           <w:szCs w:val="24"/>
+        </w:rPr>
+      </w:pPr>
+      <w:r>
+        <w:rPr>
+          <w:rFonts w:ascii="Times New Roman" w:hAnsi="Times New Roman" w:cs="Times New Roman"/>
+          <w:sz w:val="24"/>
+          <w:szCs w:val="24"/>
           <w:lang w:eastAsia="ja-JP"/>
         </w:rPr>
-      </w:pPr>
+        <w:t xml:space="preserve">My strength lies in </w:t>
+      </w:r>
+      <w:r>
+        <w:rPr>
+          <w:rFonts w:ascii="Times New Roman" w:hAnsi="Times New Roman" w:cs="Times New Roman"/>
+          <w:sz w:val="24"/>
+          <w:szCs w:val="24"/>
+          <w:lang w:eastAsia="ja-JP"/>
+        </w:rPr>
+        <w:t xml:space="preserve">my </w:t>
+      </w:r>
+      <w:r>
+        <w:rPr>
+          <w:rFonts w:ascii="Times New Roman" w:hAnsi="Times New Roman" w:cs="Times New Roman"/>
+          <w:sz w:val="24"/>
+          <w:szCs w:val="24"/>
+          <w:lang w:eastAsia="ja-JP"/>
+        </w:rPr>
+        <w:t>ability to adapt my</w:t>
+      </w:r>
+      <w:r>
+        <w:rPr>
+          <w:rFonts w:ascii="Times New Roman" w:hAnsi="Times New Roman" w:cs="Times New Roman"/>
+          <w:sz w:val="24"/>
+          <w:szCs w:val="24"/>
+          <w:lang w:eastAsia="ja-JP"/>
+        </w:rPr>
+        <w:t xml:space="preserve"> leadership style </w:t>
+      </w:r>
+      <w:r>
+        <w:rPr>
+          <w:rFonts w:ascii="Times New Roman" w:hAnsi="Times New Roman" w:cs="Times New Roman"/>
+          <w:sz w:val="24"/>
+          <w:szCs w:val="24"/>
+          <w:lang w:eastAsia="ja-JP"/>
+        </w:rPr>
+        <w:t xml:space="preserve">to suit different situations as described in </w:t>
+      </w:r>
+      <w:r>
+        <w:rPr>
+          <w:rFonts w:ascii="Times New Roman" w:hAnsi="Times New Roman" w:cs="Times New Roman"/>
+          <w:sz w:val="24"/>
+          <w:szCs w:val="24"/>
+        </w:rPr>
+        <w:t>S</w:t>
+      </w:r>
+      <w:r>
+        <w:rPr>
+          <w:rFonts w:ascii="Times New Roman" w:hAnsi="Times New Roman" w:cs="Times New Roman"/>
+          <w:sz w:val="24"/>
+          <w:szCs w:val="24"/>
+        </w:rPr>
+        <w:t xml:space="preserve">ituational </w:t>
+      </w:r>
+      <w:r>
+        <w:rPr>
+          <w:rFonts w:ascii="Times New Roman" w:hAnsi="Times New Roman" w:cs="Times New Roman"/>
+          <w:sz w:val="24"/>
+          <w:szCs w:val="24"/>
+        </w:rPr>
+        <w:t>L</w:t>
+      </w:r>
+      <w:r>
+        <w:rPr>
+          <w:rFonts w:ascii="Times New Roman" w:hAnsi="Times New Roman" w:cs="Times New Roman"/>
+          <w:sz w:val="24"/>
+          <w:szCs w:val="24"/>
+        </w:rPr>
+        <w:t>eadership</w:t>
+      </w:r>
+      <w:r>
+        <w:rPr>
+          <w:rFonts w:ascii="Times New Roman" w:hAnsi="Times New Roman" w:cs="Times New Roman"/>
+          <w:sz w:val="24"/>
+          <w:szCs w:val="24"/>
+        </w:rPr>
+        <w:t xml:space="preserve"> theory </w:t>
+      </w:r>
+      <w:r>
+        <w:rPr>
+          <w:rFonts w:ascii="Times New Roman" w:hAnsi="Times New Roman" w:cs="Times New Roman"/>
+          <w:sz w:val="24"/>
+          <w:szCs w:val="24"/>
+        </w:rPr>
+        <w:t>(Hersey and Blanchard 1969; 1977)</w:t>
+      </w:r>
+      <w:r>
+        <w:rPr>
+          <w:rFonts w:ascii="Times New Roman" w:hAnsi="Times New Roman" w:cs="Times New Roman"/>
+          <w:sz w:val="24"/>
+          <w:szCs w:val="24"/>
+        </w:rPr>
+        <w:t xml:space="preserve">. </w:t>
+      </w:r>
+      <w:r>
+        <w:rPr>
+          <w:rFonts w:ascii="Times New Roman" w:hAnsi="Times New Roman" w:cs="Times New Roman"/>
+          <w:sz w:val="24"/>
+          <w:szCs w:val="24"/>
+        </w:rPr>
+        <w:t xml:space="preserve">At the start, </w:t>
+      </w:r>
+      <w:r>
+        <w:rPr>
+          <w:rFonts w:ascii="Times New Roman" w:hAnsi="Times New Roman" w:cs="Times New Roman"/>
+          <w:sz w:val="24"/>
+          <w:szCs w:val="24"/>
+        </w:rPr>
+        <w:t xml:space="preserve">I </w:t>
+      </w:r>
+      <w:r>
+        <w:rPr>
+          <w:rFonts w:ascii="Times New Roman" w:hAnsi="Times New Roman" w:cs="Times New Roman"/>
+          <w:sz w:val="24"/>
+          <w:szCs w:val="24"/>
+        </w:rPr>
+        <w:t xml:space="preserve">adopted a more directive approach by setting clear </w:t>
+      </w:r>
+      <w:r>
+        <w:rPr>
+          <w:rFonts w:ascii="Times New Roman" w:hAnsi="Times New Roman" w:cs="Times New Roman"/>
+          <w:sz w:val="24"/>
+          <w:szCs w:val="24"/>
+        </w:rPr>
+        <w:t>timeline</w:t>
+      </w:r>
+      <w:r>
+        <w:rPr>
+          <w:rFonts w:ascii="Times New Roman" w:hAnsi="Times New Roman" w:cs="Times New Roman"/>
+          <w:sz w:val="24"/>
+          <w:szCs w:val="24"/>
+        </w:rPr>
+        <w:t>s</w:t>
+      </w:r>
+      <w:r>
+        <w:rPr>
+          <w:rFonts w:ascii="Times New Roman" w:hAnsi="Times New Roman" w:cs="Times New Roman"/>
+          <w:sz w:val="24"/>
+          <w:szCs w:val="24"/>
+        </w:rPr>
+        <w:t xml:space="preserve"> and </w:t>
+      </w:r>
+      <w:r>
+        <w:rPr>
+          <w:rFonts w:ascii="Times New Roman" w:hAnsi="Times New Roman" w:cs="Times New Roman"/>
+          <w:sz w:val="24"/>
+          <w:szCs w:val="24"/>
+        </w:rPr>
+        <w:t>expectations</w:t>
+      </w:r>
+      <w:r>
+        <w:rPr>
+          <w:rFonts w:ascii="Times New Roman" w:hAnsi="Times New Roman" w:cs="Times New Roman"/>
+          <w:sz w:val="24"/>
+          <w:szCs w:val="24"/>
+        </w:rPr>
+        <w:t>,</w:t>
+      </w:r>
+      <w:r>
+        <w:rPr>
+          <w:rFonts w:ascii="Times New Roman" w:hAnsi="Times New Roman" w:cs="Times New Roman"/>
+          <w:sz w:val="24"/>
+          <w:szCs w:val="24"/>
+        </w:rPr>
+        <w:t xml:space="preserve"> ensuring </w:t>
+      </w:r>
+      <w:r>
+        <w:rPr>
+          <w:rFonts w:ascii="Times New Roman" w:hAnsi="Times New Roman" w:cs="Times New Roman"/>
+          <w:sz w:val="24"/>
+          <w:szCs w:val="24"/>
+        </w:rPr>
+        <w:t xml:space="preserve">the team </w:t>
+      </w:r>
+      <w:r>
+        <w:rPr>
+          <w:rFonts w:ascii="Times New Roman" w:hAnsi="Times New Roman" w:cs="Times New Roman"/>
+          <w:sz w:val="24"/>
+          <w:szCs w:val="24"/>
+        </w:rPr>
+        <w:t>was</w:t>
+      </w:r>
+      <w:r>
+        <w:rPr>
+          <w:rFonts w:ascii="Times New Roman" w:hAnsi="Times New Roman" w:cs="Times New Roman"/>
+          <w:sz w:val="24"/>
+          <w:szCs w:val="24"/>
+        </w:rPr>
+        <w:t xml:space="preserve"> aligned</w:t>
+      </w:r>
+      <w:r>
+        <w:rPr>
+          <w:rFonts w:ascii="Times New Roman" w:hAnsi="Times New Roman" w:cs="Times New Roman"/>
+          <w:sz w:val="24"/>
+          <w:szCs w:val="24"/>
+        </w:rPr>
+        <w:t>. As the team</w:t>
+      </w:r>
+      <w:r>
+        <w:rPr>
+          <w:rFonts w:ascii="Times New Roman" w:hAnsi="Times New Roman" w:cs="Times New Roman"/>
+          <w:sz w:val="24"/>
+          <w:szCs w:val="24"/>
+        </w:rPr>
+        <w:t xml:space="preserve"> became more competent</w:t>
+      </w:r>
+      <w:r>
+        <w:rPr>
+          <w:rFonts w:ascii="Times New Roman" w:hAnsi="Times New Roman" w:cs="Times New Roman"/>
+          <w:sz w:val="24"/>
+          <w:szCs w:val="24"/>
+        </w:rPr>
+        <w:t xml:space="preserve">, I </w:t>
+      </w:r>
+      <w:r>
+        <w:rPr>
+          <w:rFonts w:ascii="Times New Roman" w:hAnsi="Times New Roman" w:cs="Times New Roman"/>
+          <w:sz w:val="24"/>
+          <w:szCs w:val="24"/>
+        </w:rPr>
+        <w:t>shifted to a more supportive approach entrusting</w:t>
+      </w:r>
+      <w:r>
+        <w:rPr>
+          <w:rFonts w:ascii="Times New Roman" w:hAnsi="Times New Roman" w:cs="Times New Roman"/>
+          <w:sz w:val="24"/>
+          <w:szCs w:val="24"/>
+        </w:rPr>
+        <w:t xml:space="preserve"> them to take</w:t>
+      </w:r>
+      <w:r>
+        <w:rPr>
+          <w:rFonts w:ascii="Times New Roman" w:hAnsi="Times New Roman" w:cs="Times New Roman"/>
+          <w:sz w:val="24"/>
+          <w:szCs w:val="24"/>
+        </w:rPr>
+        <w:t xml:space="preserve"> accountability and</w:t>
+      </w:r>
+      <w:r>
+        <w:rPr>
+          <w:rFonts w:ascii="Times New Roman" w:hAnsi="Times New Roman" w:cs="Times New Roman"/>
+          <w:sz w:val="24"/>
+          <w:szCs w:val="24"/>
+        </w:rPr>
+        <w:t xml:space="preserve"> ownership</w:t>
+      </w:r>
+      <w:r>
+        <w:rPr>
+          <w:rFonts w:ascii="Times New Roman" w:hAnsi="Times New Roman" w:cs="Times New Roman"/>
+          <w:sz w:val="24"/>
+          <w:szCs w:val="24"/>
+        </w:rPr>
+        <w:t xml:space="preserve"> </w:t>
+      </w:r>
+      <w:r>
+        <w:rPr>
+          <w:rFonts w:ascii="Times New Roman" w:hAnsi="Times New Roman" w:cs="Times New Roman"/>
+          <w:sz w:val="24"/>
+          <w:szCs w:val="24"/>
+        </w:rPr>
+        <w:t>(see appendix 8)</w:t>
+      </w:r>
+      <w:r>
+        <w:rPr>
+          <w:rFonts w:ascii="Times New Roman" w:hAnsi="Times New Roman" w:cs="Times New Roman"/>
+          <w:sz w:val="24"/>
+          <w:szCs w:val="24"/>
+        </w:rPr>
+        <w:t>. This flexible approach ensured that team members did not feel micromanaged which reduce</w:t>
+      </w:r>
+      <w:r>
+        <w:rPr>
+          <w:rFonts w:ascii="Times New Roman" w:hAnsi="Times New Roman" w:cs="Times New Roman"/>
+          <w:sz w:val="24"/>
+          <w:szCs w:val="24"/>
+        </w:rPr>
+        <w:t>d</w:t>
+      </w:r>
+      <w:r>
+        <w:rPr>
+          <w:rFonts w:ascii="Times New Roman" w:hAnsi="Times New Roman" w:cs="Times New Roman"/>
+          <w:sz w:val="24"/>
+          <w:szCs w:val="24"/>
+        </w:rPr>
+        <w:t xml:space="preserve"> the risk of misunderstandings and conflict. </w:t>
+      </w:r>
     </w:p>
     <w:p>
       <w:pPr>
         <w:rPr>
           <w:rFonts w:ascii="Times New Roman" w:hAnsi="Times New Roman" w:cs="Times New Roman"/>
+          <w:sz w:val="24"/>
+          <w:szCs w:val="24"/>
+          <w:lang w:eastAsia="ja-JP"/>
+        </w:rPr>
+      </w:pPr>
+      <w:r>
+        <w:rPr>
+          <w:rFonts w:ascii="Times New Roman" w:hAnsi="Times New Roman" w:cs="Times New Roman"/>
+          <w:sz w:val="24"/>
+          <w:szCs w:val="24"/>
+          <w:lang w:eastAsia="ja-JP"/>
+        </w:rPr>
+        <w:lastRenderedPageBreak/>
+        <w:t xml:space="preserve">My area of </w:t>
+      </w:r>
+      <w:r>
+        <w:rPr>
+          <w:rFonts w:ascii="Times New Roman" w:hAnsi="Times New Roman" w:cs="Times New Roman"/>
+          <w:sz w:val="24"/>
+          <w:szCs w:val="24"/>
+          <w:lang w:eastAsia="ja-JP"/>
+        </w:rPr>
+        <w:t>struggle</w:t>
+      </w:r>
+      <w:r>
+        <w:rPr>
+          <w:rFonts w:ascii="Times New Roman" w:hAnsi="Times New Roman" w:cs="Times New Roman"/>
+          <w:sz w:val="24"/>
+          <w:szCs w:val="24"/>
+          <w:lang w:eastAsia="ja-JP"/>
+        </w:rPr>
+        <w:t xml:space="preserve"> was my level of participation in less structured discussions. As I shifted to a more supportive stance, I realized that I participated less during open-ended discussions</w:t>
+      </w:r>
+      <w:r>
+        <w:rPr>
+          <w:rFonts w:ascii="Times New Roman" w:hAnsi="Times New Roman" w:cs="Times New Roman"/>
+          <w:sz w:val="24"/>
+          <w:szCs w:val="24"/>
+          <w:lang w:eastAsia="ja-JP"/>
+        </w:rPr>
+        <w:t>,</w:t>
+      </w:r>
+      <w:r>
+        <w:rPr>
+          <w:rFonts w:ascii="Times New Roman" w:hAnsi="Times New Roman" w:cs="Times New Roman"/>
+          <w:sz w:val="24"/>
+          <w:szCs w:val="24"/>
+          <w:lang w:eastAsia="ja-JP"/>
+        </w:rPr>
+        <w:t xml:space="preserve"> such as choosing a presentation slide theme. </w:t>
+      </w:r>
+      <w:r>
+        <w:rPr>
+          <w:rFonts w:ascii="Times New Roman" w:hAnsi="Times New Roman" w:cs="Times New Roman"/>
+          <w:sz w:val="24"/>
+          <w:szCs w:val="24"/>
+          <w:lang w:eastAsia="ja-JP"/>
+        </w:rPr>
+        <w:t>I did not want to call all the shots and</w:t>
+      </w:r>
+      <w:r>
+        <w:rPr>
+          <w:rFonts w:ascii="Times New Roman" w:hAnsi="Times New Roman" w:cs="Times New Roman"/>
+          <w:sz w:val="24"/>
+          <w:szCs w:val="24"/>
+          <w:lang w:eastAsia="ja-JP"/>
+        </w:rPr>
+        <w:t xml:space="preserve"> </w:t>
+      </w:r>
+      <w:r>
+        <w:rPr>
+          <w:rFonts w:ascii="Times New Roman" w:hAnsi="Times New Roman" w:cs="Times New Roman"/>
+          <w:sz w:val="24"/>
+          <w:szCs w:val="24"/>
+          <w:lang w:eastAsia="ja-JP"/>
+        </w:rPr>
+        <w:t xml:space="preserve">encouraged </w:t>
+      </w:r>
+      <w:r>
+        <w:rPr>
+          <w:rFonts w:ascii="Times New Roman" w:hAnsi="Times New Roman" w:cs="Times New Roman"/>
+          <w:sz w:val="24"/>
+          <w:szCs w:val="24"/>
+          <w:lang w:eastAsia="ja-JP"/>
+        </w:rPr>
+        <w:t xml:space="preserve">team </w:t>
+      </w:r>
+      <w:r>
+        <w:rPr>
+          <w:rFonts w:ascii="Times New Roman" w:hAnsi="Times New Roman" w:cs="Times New Roman"/>
+          <w:sz w:val="24"/>
+          <w:szCs w:val="24"/>
+          <w:lang w:eastAsia="ja-JP"/>
+        </w:rPr>
+        <w:t xml:space="preserve">members to contribute </w:t>
+      </w:r>
+      <w:r>
+        <w:rPr>
+          <w:rFonts w:ascii="Times New Roman" w:hAnsi="Times New Roman" w:cs="Times New Roman"/>
+          <w:sz w:val="24"/>
+          <w:szCs w:val="24"/>
+          <w:lang w:eastAsia="ja-JP"/>
+        </w:rPr>
+        <w:t>to strengthen</w:t>
+      </w:r>
+      <w:r>
+        <w:rPr>
+          <w:rFonts w:ascii="Times New Roman" w:hAnsi="Times New Roman" w:cs="Times New Roman"/>
+          <w:sz w:val="24"/>
+          <w:szCs w:val="24"/>
+          <w:lang w:eastAsia="ja-JP"/>
+        </w:rPr>
+        <w:t xml:space="preserve"> team cohesion</w:t>
+      </w:r>
+      <w:r>
+        <w:rPr>
+          <w:rFonts w:ascii="Times New Roman" w:hAnsi="Times New Roman" w:cs="Times New Roman"/>
+          <w:sz w:val="24"/>
+          <w:szCs w:val="24"/>
+          <w:lang w:eastAsia="ja-JP"/>
+        </w:rPr>
+        <w:t>. However,</w:t>
+      </w:r>
+      <w:r>
+        <w:rPr>
+          <w:rFonts w:ascii="Times New Roman" w:hAnsi="Times New Roman" w:cs="Times New Roman"/>
+          <w:sz w:val="24"/>
+          <w:szCs w:val="24"/>
+          <w:lang w:eastAsia="ja-JP"/>
+        </w:rPr>
+        <w:t xml:space="preserve"> it limited my influence on discussions</w:t>
+      </w:r>
+      <w:r>
+        <w:rPr>
+          <w:rFonts w:ascii="Times New Roman" w:hAnsi="Times New Roman" w:cs="Times New Roman"/>
+          <w:sz w:val="24"/>
+          <w:szCs w:val="24"/>
+          <w:lang w:eastAsia="ja-JP"/>
+        </w:rPr>
+        <w:t xml:space="preserve"> and reduced my oversight in managing the team.</w:t>
+      </w:r>
+      <w:r>
+        <w:rPr>
+          <w:rFonts w:ascii="Times New Roman" w:hAnsi="Times New Roman" w:cs="Times New Roman"/>
+          <w:sz w:val="24"/>
+          <w:szCs w:val="24"/>
+          <w:lang w:eastAsia="ja-JP"/>
+        </w:rPr>
+        <w:t xml:space="preserve"> </w:t>
+      </w:r>
+      <w:r>
+        <w:rPr>
+          <w:rFonts w:ascii="Times New Roman" w:hAnsi="Times New Roman" w:cs="Times New Roman"/>
+          <w:sz w:val="24"/>
+          <w:szCs w:val="24"/>
+          <w:lang w:eastAsia="ja-JP"/>
+        </w:rPr>
+        <w:t xml:space="preserve">To improve, I could have suggested my ideas earlier in the discussion process while giving space for others to contribute as well.  </w:t>
+      </w:r>
+    </w:p>
+    <w:p>
+      <w:pPr>
+        <w:rPr>
+          <w:rFonts w:ascii="Times New Roman" w:hAnsi="Times New Roman" w:cs="Times New Roman"/>
           <w:b/>
           <w:bCs/>
           <w:sz w:val="24"/>
@@ -2346,20 +2919,309 @@
           <w:sz w:val="24"/>
           <w:szCs w:val="24"/>
         </w:rPr>
-        <w:br w:type="page"/>
+        <w:t>Analysis</w:t>
       </w:r>
     </w:p>
     <w:p>
       <w:pPr>
         <w:rPr>
           <w:rFonts w:ascii="Times New Roman" w:hAnsi="Times New Roman" w:cs="Times New Roman"/>
+          <w:sz w:val="24"/>
+          <w:szCs w:val="24"/>
+        </w:rPr>
+      </w:pPr>
+      <w:r>
+        <w:rPr>
+          <w:rFonts w:ascii="Times New Roman" w:hAnsi="Times New Roman" w:cs="Times New Roman" w:hint="eastAsia"/>
+          <w:sz w:val="24"/>
+          <w:szCs w:val="24"/>
+          <w:lang w:eastAsia="ja-JP"/>
+        </w:rPr>
+        <w:t>I knew that we were only a temporary team working on an assignment to complete our module, so the team</w:t>
+      </w:r>
+      <w:r>
+        <w:rPr>
+          <w:rFonts w:ascii="Times New Roman" w:hAnsi="Times New Roman" w:cs="Times New Roman"/>
+          <w:sz w:val="24"/>
+          <w:szCs w:val="24"/>
+          <w:lang w:eastAsia="ja-JP"/>
+        </w:rPr>
+        <w:t>’</w:t>
+      </w:r>
+      <w:r>
+        <w:rPr>
+          <w:rFonts w:ascii="Times New Roman" w:hAnsi="Times New Roman" w:cs="Times New Roman" w:hint="eastAsia"/>
+          <w:sz w:val="24"/>
+          <w:szCs w:val="24"/>
+          <w:lang w:eastAsia="ja-JP"/>
+        </w:rPr>
+        <w:t xml:space="preserve">s temporal stability would naturally be low as </w:t>
+      </w:r>
+      <w:r>
+        <w:rPr>
+          <w:rFonts w:ascii="Times New Roman" w:hAnsi="Times New Roman" w:cs="Times New Roman"/>
+          <w:sz w:val="24"/>
+          <w:szCs w:val="24"/>
+          <w:lang w:eastAsia="ja-JP"/>
+        </w:rPr>
+        <w:t>significant</w:t>
+      </w:r>
+      <w:r>
+        <w:rPr>
+          <w:rFonts w:ascii="Times New Roman" w:hAnsi="Times New Roman" w:cs="Times New Roman" w:hint="eastAsia"/>
+          <w:sz w:val="24"/>
+          <w:szCs w:val="24"/>
+          <w:lang w:eastAsia="ja-JP"/>
+        </w:rPr>
+        <w:t xml:space="preserve"> time</w:t>
+      </w:r>
+      <w:r>
+        <w:rPr>
+          <w:rFonts w:ascii="Times New Roman" w:hAnsi="Times New Roman" w:cs="Times New Roman"/>
+          <w:sz w:val="24"/>
+          <w:szCs w:val="24"/>
+          <w:lang w:eastAsia="ja-JP"/>
+        </w:rPr>
+        <w:t xml:space="preserve"> was required</w:t>
+      </w:r>
+      <w:r>
+        <w:rPr>
+          <w:rFonts w:ascii="Times New Roman" w:hAnsi="Times New Roman" w:cs="Times New Roman" w:hint="eastAsia"/>
+          <w:sz w:val="24"/>
+          <w:szCs w:val="24"/>
+          <w:lang w:eastAsia="ja-JP"/>
+        </w:rPr>
+        <w:t xml:space="preserve"> to foster strong bonds and build high trust. Therefore, I structured the team culture to reflect a </w:t>
+      </w:r>
+      <w:r>
+        <w:rPr>
+          <w:rFonts w:ascii="Times New Roman" w:hAnsi="Times New Roman" w:cs="Times New Roman"/>
+          <w:sz w:val="24"/>
+          <w:szCs w:val="24"/>
+        </w:rPr>
+        <w:t>deterministic approach</w:t>
+      </w:r>
+      <w:r>
+        <w:rPr>
+          <w:rFonts w:ascii="Times New Roman" w:hAnsi="Times New Roman" w:cs="Times New Roman" w:hint="eastAsia"/>
+          <w:sz w:val="24"/>
+          <w:szCs w:val="24"/>
+          <w:lang w:eastAsia="ja-JP"/>
+        </w:rPr>
+        <w:t xml:space="preserve">, mainly driven by extrinsic motivation </w:t>
+      </w:r>
+      <w:r>
+        <w:rPr>
+          <w:rFonts w:ascii="Times New Roman" w:hAnsi="Times New Roman" w:cs="Times New Roman"/>
+          <w:sz w:val="24"/>
+          <w:szCs w:val="24"/>
+        </w:rPr>
+        <w:t>(Deci and Ryan 1985; 2000)</w:t>
+      </w:r>
+      <w:r>
+        <w:rPr>
+          <w:rFonts w:ascii="Times New Roman" w:hAnsi="Times New Roman" w:cs="Times New Roman" w:hint="eastAsia"/>
+          <w:sz w:val="24"/>
+          <w:szCs w:val="24"/>
+          <w:lang w:eastAsia="ja-JP"/>
+        </w:rPr>
+        <w:t>.</w:t>
+      </w:r>
+    </w:p>
+    <w:p>
+      <w:pPr>
+        <w:rPr>
+          <w:rFonts w:ascii="Times New Roman" w:hAnsi="Times New Roman" w:cs="Times New Roman"/>
+          <w:sz w:val="24"/>
+          <w:szCs w:val="24"/>
+          <w:lang w:eastAsia="ja-JP"/>
+        </w:rPr>
+      </w:pPr>
+      <w:r>
+        <w:rPr>
+          <w:rFonts w:ascii="Times New Roman" w:hAnsi="Times New Roman" w:cs="Times New Roman" w:hint="eastAsia"/>
+          <w:sz w:val="24"/>
+          <w:szCs w:val="24"/>
+          <w:lang w:eastAsia="ja-JP"/>
+        </w:rPr>
+        <w:t xml:space="preserve">I also often asked team members questions such as </w:t>
+      </w:r>
+      <w:r>
+        <w:rPr>
+          <w:rFonts w:ascii="Times New Roman" w:hAnsi="Times New Roman" w:cs="Times New Roman"/>
+          <w:sz w:val="24"/>
+          <w:szCs w:val="24"/>
+          <w:lang w:eastAsia="ja-JP"/>
+        </w:rPr>
+        <w:t>“</w:t>
+      </w:r>
+      <w:r>
+        <w:rPr>
+          <w:rFonts w:ascii="Times New Roman" w:hAnsi="Times New Roman" w:cs="Times New Roman" w:hint="eastAsia"/>
+          <w:sz w:val="24"/>
+          <w:szCs w:val="24"/>
+          <w:lang w:eastAsia="ja-JP"/>
+        </w:rPr>
+        <w:t>What do you think?</w:t>
+      </w:r>
+      <w:r>
+        <w:rPr>
+          <w:rFonts w:ascii="Times New Roman" w:hAnsi="Times New Roman" w:cs="Times New Roman"/>
+          <w:sz w:val="24"/>
+          <w:szCs w:val="24"/>
+          <w:lang w:eastAsia="ja-JP"/>
+        </w:rPr>
+        <w:t>”</w:t>
+      </w:r>
+      <w:r>
+        <w:rPr>
+          <w:rFonts w:ascii="Times New Roman" w:hAnsi="Times New Roman" w:cs="Times New Roman" w:hint="eastAsia"/>
+          <w:sz w:val="24"/>
+          <w:szCs w:val="24"/>
+          <w:lang w:eastAsia="ja-JP"/>
+        </w:rPr>
+        <w:t xml:space="preserve">, </w:t>
+      </w:r>
+      <w:r>
+        <w:rPr>
+          <w:rFonts w:ascii="Times New Roman" w:hAnsi="Times New Roman" w:cs="Times New Roman"/>
+          <w:sz w:val="24"/>
+          <w:szCs w:val="24"/>
+          <w:lang w:eastAsia="ja-JP"/>
+        </w:rPr>
+        <w:t>“</w:t>
+      </w:r>
+      <w:r>
+        <w:rPr>
+          <w:rFonts w:ascii="Times New Roman" w:hAnsi="Times New Roman" w:cs="Times New Roman" w:hint="eastAsia"/>
+          <w:sz w:val="24"/>
+          <w:szCs w:val="24"/>
+          <w:lang w:eastAsia="ja-JP"/>
+        </w:rPr>
+        <w:t>Any idea?</w:t>
+      </w:r>
+      <w:r>
+        <w:rPr>
+          <w:rFonts w:ascii="Times New Roman" w:hAnsi="Times New Roman" w:cs="Times New Roman"/>
+          <w:sz w:val="24"/>
+          <w:szCs w:val="24"/>
+          <w:lang w:eastAsia="ja-JP"/>
+        </w:rPr>
+        <w:t>”</w:t>
+      </w:r>
+      <w:r>
+        <w:rPr>
+          <w:rFonts w:ascii="Times New Roman" w:hAnsi="Times New Roman" w:cs="Times New Roman" w:hint="eastAsia"/>
+          <w:sz w:val="24"/>
+          <w:szCs w:val="24"/>
+          <w:lang w:eastAsia="ja-JP"/>
+        </w:rPr>
+        <w:t xml:space="preserve"> or </w:t>
+      </w:r>
+      <w:r>
+        <w:rPr>
+          <w:rFonts w:ascii="Times New Roman" w:hAnsi="Times New Roman" w:cs="Times New Roman"/>
+          <w:sz w:val="24"/>
+          <w:szCs w:val="24"/>
+          <w:lang w:eastAsia="ja-JP"/>
+        </w:rPr>
+        <w:t>“</w:t>
+      </w:r>
+      <w:r>
+        <w:rPr>
+          <w:rFonts w:ascii="Times New Roman" w:hAnsi="Times New Roman" w:cs="Times New Roman" w:hint="eastAsia"/>
+          <w:sz w:val="24"/>
+          <w:szCs w:val="24"/>
+          <w:lang w:eastAsia="ja-JP"/>
+        </w:rPr>
+        <w:t>Any blockers?</w:t>
+      </w:r>
+      <w:r>
+        <w:rPr>
+          <w:rFonts w:ascii="Times New Roman" w:hAnsi="Times New Roman" w:cs="Times New Roman"/>
+          <w:sz w:val="24"/>
+          <w:szCs w:val="24"/>
+          <w:lang w:eastAsia="ja-JP"/>
+        </w:rPr>
+        <w:t>”</w:t>
+      </w:r>
+      <w:r>
+        <w:rPr>
+          <w:rFonts w:ascii="Times New Roman" w:hAnsi="Times New Roman" w:cs="Times New Roman" w:hint="eastAsia"/>
+          <w:sz w:val="24"/>
+          <w:szCs w:val="24"/>
+          <w:lang w:eastAsia="ja-JP"/>
+        </w:rPr>
+        <w:t xml:space="preserve"> to prompt them to participate and share their thoughts. When an </w:t>
+      </w:r>
+      <w:r>
+        <w:rPr>
+          <w:rFonts w:ascii="Times New Roman" w:hAnsi="Times New Roman" w:cs="Times New Roman"/>
+          <w:sz w:val="24"/>
+          <w:szCs w:val="24"/>
+          <w:lang w:eastAsia="ja-JP"/>
+        </w:rPr>
+        <w:t>individual’s</w:t>
+      </w:r>
+      <w:r>
+        <w:rPr>
+          <w:rFonts w:ascii="Times New Roman" w:hAnsi="Times New Roman" w:cs="Times New Roman" w:hint="eastAsia"/>
+          <w:sz w:val="24"/>
+          <w:szCs w:val="24"/>
+          <w:lang w:eastAsia="ja-JP"/>
+        </w:rPr>
+        <w:t xml:space="preserve"> opinions are heard, it creates a supportive environment which increases confidence </w:t>
+      </w:r>
+      <w:r>
+        <w:rPr>
+          <w:rFonts w:ascii="Times New Roman" w:hAnsi="Times New Roman" w:cs="Times New Roman"/>
+          <w:sz w:val="24"/>
+          <w:szCs w:val="24"/>
+          <w:lang w:eastAsia="ja-JP"/>
+        </w:rPr>
+        <w:t>and</w:t>
+      </w:r>
+      <w:r>
+        <w:rPr>
+          <w:rFonts w:ascii="Times New Roman" w:hAnsi="Times New Roman" w:cs="Times New Roman" w:hint="eastAsia"/>
+          <w:sz w:val="24"/>
+          <w:szCs w:val="24"/>
+          <w:lang w:eastAsia="ja-JP"/>
+        </w:rPr>
+        <w:t xml:space="preserve"> trust within the </w:t>
+      </w:r>
+      <w:r>
+        <w:rPr>
+          <w:rFonts w:ascii="Times New Roman" w:hAnsi="Times New Roman" w:cs="Times New Roman"/>
+          <w:sz w:val="24"/>
+          <w:szCs w:val="24"/>
+          <w:lang w:eastAsia="ja-JP"/>
+        </w:rPr>
+        <w:t>team,</w:t>
+      </w:r>
+      <w:r>
+        <w:rPr>
+          <w:rFonts w:ascii="Times New Roman" w:hAnsi="Times New Roman" w:cs="Times New Roman" w:hint="eastAsia"/>
+          <w:sz w:val="24"/>
+          <w:szCs w:val="24"/>
+          <w:lang w:eastAsia="ja-JP"/>
+        </w:rPr>
+        <w:t xml:space="preserve"> resulting in higher motivation and better performance.  </w:t>
+      </w:r>
+    </w:p>
+    <w:p>
+      <w:pPr>
+        <w:rPr>
+          <w:rFonts w:ascii="Times New Roman" w:hAnsi="Times New Roman" w:cs="Times New Roman"/>
           <w:b/>
           <w:bCs/>
           <w:sz w:val="24"/>
           <w:szCs w:val="24"/>
         </w:rPr>
       </w:pPr>
-      <w:r>
+    </w:p>
+    <w:p>
+      <w:pPr>
         <w:rPr>
           <w:rFonts w:ascii="Times New Roman" w:hAnsi="Times New Roman" w:cs="Times New Roman"/>
           <w:b/>
@@ -2367,9 +3229,7 @@
           <w:sz w:val="24"/>
           <w:szCs w:val="24"/>
         </w:rPr>
-        <w:lastRenderedPageBreak/>
-        <w:t>Analysis</w:t>
-      </w:r>
+      </w:pPr>
     </w:p>
     <w:p>
       <w:pPr>
@@ -2377,6 +3237,7 @@
           <w:rFonts w:ascii="Times New Roman" w:hAnsi="Times New Roman" w:cs="Times New Roman"/>
           <w:sz w:val="24"/>
           <w:szCs w:val="24"/>
+          <w:lang w:eastAsia="ja-JP"/>
         </w:rPr>
       </w:pPr>
       <w:r>
@@ -2386,7 +3247,7 @@
           <w:szCs w:val="24"/>
           <w:lang w:eastAsia="ja-JP"/>
         </w:rPr>
-        <w:t>I knew that we were only a temporary team working on an assignment to complete our module, so the team</w:t>
+        <w:t xml:space="preserve">These factors created </w:t>
       </w:r>
       <w:r>
         <w:rPr>
@@ -2395,6 +3256,60 @@
           <w:szCs w:val="24"/>
           <w:lang w:eastAsia="ja-JP"/>
         </w:rPr>
+        <w:t>internal</w:t>
+      </w:r>
+      <w:r>
+        <w:rPr>
+          <w:rFonts w:ascii="Times New Roman" w:hAnsi="Times New Roman" w:cs="Times New Roman" w:hint="eastAsia"/>
+          <w:sz w:val="24"/>
+          <w:szCs w:val="24"/>
+          <w:lang w:eastAsia="ja-JP"/>
+        </w:rPr>
+        <w:t xml:space="preserve"> pressure and motivation on oneself to produce their best </w:t>
+      </w:r>
+      <w:r>
+        <w:rPr>
+          <w:rFonts w:ascii="Times New Roman" w:hAnsi="Times New Roman" w:cs="Times New Roman"/>
+          <w:sz w:val="24"/>
+          <w:szCs w:val="24"/>
+          <w:lang w:eastAsia="ja-JP"/>
+        </w:rPr>
+        <w:t xml:space="preserve">possible </w:t>
+      </w:r>
+      <w:r>
+        <w:rPr>
+          <w:rFonts w:ascii="Times New Roman" w:hAnsi="Times New Roman" w:cs="Times New Roman" w:hint="eastAsia"/>
+          <w:sz w:val="24"/>
+          <w:szCs w:val="24"/>
+          <w:lang w:eastAsia="ja-JP"/>
+        </w:rPr>
+        <w:t xml:space="preserve">work </w:t>
+      </w:r>
+      <w:r>
+        <w:rPr>
+          <w:rFonts w:ascii="Times New Roman" w:hAnsi="Times New Roman" w:cs="Times New Roman"/>
+          <w:sz w:val="24"/>
+          <w:szCs w:val="24"/>
+          <w:lang w:eastAsia="ja-JP"/>
+        </w:rPr>
+        <w:t>to</w:t>
+      </w:r>
+      <w:r>
+        <w:rPr>
+          <w:rFonts w:ascii="Times New Roman" w:hAnsi="Times New Roman" w:cs="Times New Roman" w:hint="eastAsia"/>
+          <w:sz w:val="24"/>
+          <w:szCs w:val="24"/>
+          <w:lang w:eastAsia="ja-JP"/>
+        </w:rPr>
+        <w:t xml:space="preserve"> achieve the team</w:t>
+      </w:r>
+      <w:r>
+        <w:rPr>
+          <w:rFonts w:ascii="Times New Roman" w:hAnsi="Times New Roman" w:cs="Times New Roman"/>
+          <w:sz w:val="24"/>
+          <w:szCs w:val="24"/>
+          <w:lang w:eastAsia="ja-JP"/>
+        </w:rPr>
         <w:t>’</w:t>
       </w:r>
       <w:r>
@@ -2404,264 +3319,89 @@
           <w:szCs w:val="24"/>
           <w:lang w:eastAsia="ja-JP"/>
         </w:rPr>
-        <w:t xml:space="preserve">s temporal stability would naturally be low as </w:t>
-      </w:r>
-      <w:r>
-        <w:rPr>
-          <w:rFonts w:ascii="Times New Roman" w:hAnsi="Times New Roman" w:cs="Times New Roman"/>
-          <w:sz w:val="24"/>
-          <w:szCs w:val="24"/>
-          <w:lang w:eastAsia="ja-JP"/>
-        </w:rPr>
-        <w:t>significant</w:t>
-      </w:r>
-      <w:r>
-        <w:rPr>
-          <w:rFonts w:ascii="Times New Roman" w:hAnsi="Times New Roman" w:cs="Times New Roman" w:hint="eastAsia"/>
-          <w:sz w:val="24"/>
-          <w:szCs w:val="24"/>
-          <w:lang w:eastAsia="ja-JP"/>
-        </w:rPr>
-        <w:t xml:space="preserve"> time</w:t>
-      </w:r>
-      <w:r>
-        <w:rPr>
-          <w:rFonts w:ascii="Times New Roman" w:hAnsi="Times New Roman" w:cs="Times New Roman"/>
-          <w:sz w:val="24"/>
-          <w:szCs w:val="24"/>
-          <w:lang w:eastAsia="ja-JP"/>
-        </w:rPr>
-        <w:t xml:space="preserve"> was required</w:t>
-      </w:r>
-      <w:r>
-        <w:rPr>
-          <w:rFonts w:ascii="Times New Roman" w:hAnsi="Times New Roman" w:cs="Times New Roman" w:hint="eastAsia"/>
-          <w:sz w:val="24"/>
-          <w:szCs w:val="24"/>
-          <w:lang w:eastAsia="ja-JP"/>
-        </w:rPr>
-        <w:t xml:space="preserve"> to foster strong bonds and build high trust. Therefore, I structured the team culture to reflect a </w:t>
-      </w:r>
-      <w:r>
-        <w:rPr>
-          <w:rFonts w:ascii="Times New Roman" w:hAnsi="Times New Roman" w:cs="Times New Roman"/>
-          <w:sz w:val="24"/>
-          <w:szCs w:val="24"/>
-        </w:rPr>
-        <w:t>deterministic approach</w:t>
-      </w:r>
-      <w:r>
-        <w:rPr>
-          <w:rFonts w:ascii="Times New Roman" w:hAnsi="Times New Roman" w:cs="Times New Roman" w:hint="eastAsia"/>
-          <w:sz w:val="24"/>
-          <w:szCs w:val="24"/>
-          <w:lang w:eastAsia="ja-JP"/>
-        </w:rPr>
-        <w:t xml:space="preserve">, mainly driven by extrinsic motivation </w:t>
-      </w:r>
-      <w:r>
-        <w:rPr>
-          <w:rFonts w:ascii="Times New Roman" w:hAnsi="Times New Roman" w:cs="Times New Roman"/>
-          <w:sz w:val="24"/>
-          <w:szCs w:val="24"/>
-        </w:rPr>
-        <w:t>(Deci and Ryan 1985; 2000)</w:t>
-      </w:r>
-      <w:r>
-        <w:rPr>
-          <w:rFonts w:ascii="Times New Roman" w:hAnsi="Times New Roman" w:cs="Times New Roman" w:hint="eastAsia"/>
-          <w:sz w:val="24"/>
-          <w:szCs w:val="24"/>
-          <w:lang w:eastAsia="ja-JP"/>
-        </w:rPr>
-        <w:t>.</w:t>
+        <w:t xml:space="preserve">s objective.  </w:t>
       </w:r>
     </w:p>
     <w:p>
       <w:pPr>
         <w:rPr>
-          <w:rFonts w:ascii="Times New Roman" w:hAnsi="Times New Roman" w:cs="Times New Roman" w:hint="eastAsia"/>
-          <w:sz w:val="24"/>
-          <w:szCs w:val="24"/>
-          <w:lang w:eastAsia="ja-JP"/>
-        </w:rPr>
-      </w:pPr>
-      <w:r>
-        <w:rPr>
-          <w:rFonts w:ascii="Times New Roman" w:hAnsi="Times New Roman" w:cs="Times New Roman" w:hint="eastAsia"/>
-          <w:sz w:val="24"/>
-          <w:szCs w:val="24"/>
-          <w:lang w:eastAsia="ja-JP"/>
-        </w:rPr>
-        <w:t xml:space="preserve">I also often asked team members questions such as </w:t>
-      </w:r>
-      <w:r>
-        <w:rPr>
-          <w:rFonts w:ascii="Times New Roman" w:hAnsi="Times New Roman" w:cs="Times New Roman"/>
-          <w:sz w:val="24"/>
-          <w:szCs w:val="24"/>
-          <w:lang w:eastAsia="ja-JP"/>
-        </w:rPr>
-        <w:t>“</w:t>
-      </w:r>
-      <w:r>
-        <w:rPr>
-          <w:rFonts w:ascii="Times New Roman" w:hAnsi="Times New Roman" w:cs="Times New Roman" w:hint="eastAsia"/>
-          <w:sz w:val="24"/>
-          <w:szCs w:val="24"/>
-          <w:lang w:eastAsia="ja-JP"/>
-        </w:rPr>
-        <w:t>What do you think?</w:t>
-      </w:r>
-      <w:r>
-        <w:rPr>
-          <w:rFonts w:ascii="Times New Roman" w:hAnsi="Times New Roman" w:cs="Times New Roman"/>
-          <w:sz w:val="24"/>
-          <w:szCs w:val="24"/>
-          <w:lang w:eastAsia="ja-JP"/>
-        </w:rPr>
-        <w:t>”</w:t>
-      </w:r>
-      <w:r>
-        <w:rPr>
-          <w:rFonts w:ascii="Times New Roman" w:hAnsi="Times New Roman" w:cs="Times New Roman" w:hint="eastAsia"/>
-          <w:sz w:val="24"/>
-          <w:szCs w:val="24"/>
-          <w:lang w:eastAsia="ja-JP"/>
-        </w:rPr>
-        <w:t xml:space="preserve">, </w:t>
-      </w:r>
-      <w:r>
-        <w:rPr>
-          <w:rFonts w:ascii="Times New Roman" w:hAnsi="Times New Roman" w:cs="Times New Roman"/>
-          <w:sz w:val="24"/>
-          <w:szCs w:val="24"/>
-          <w:lang w:eastAsia="ja-JP"/>
-        </w:rPr>
-        <w:t>“</w:t>
-      </w:r>
-      <w:r>
-        <w:rPr>
-          <w:rFonts w:ascii="Times New Roman" w:hAnsi="Times New Roman" w:cs="Times New Roman" w:hint="eastAsia"/>
-          <w:sz w:val="24"/>
-          <w:szCs w:val="24"/>
-          <w:lang w:eastAsia="ja-JP"/>
-        </w:rPr>
-        <w:t>Any idea?</w:t>
-      </w:r>
-      <w:r>
-        <w:rPr>
-          <w:rFonts w:ascii="Times New Roman" w:hAnsi="Times New Roman" w:cs="Times New Roman"/>
-          <w:sz w:val="24"/>
-          <w:szCs w:val="24"/>
-          <w:lang w:eastAsia="ja-JP"/>
-        </w:rPr>
-        <w:t>”</w:t>
-      </w:r>
-      <w:r>
-        <w:rPr>
-          <w:rFonts w:ascii="Times New Roman" w:hAnsi="Times New Roman" w:cs="Times New Roman" w:hint="eastAsia"/>
-          <w:sz w:val="24"/>
-          <w:szCs w:val="24"/>
-          <w:lang w:eastAsia="ja-JP"/>
-        </w:rPr>
-        <w:t xml:space="preserve"> or </w:t>
-      </w:r>
-      <w:r>
-        <w:rPr>
-          <w:rFonts w:ascii="Times New Roman" w:hAnsi="Times New Roman" w:cs="Times New Roman"/>
-          <w:sz w:val="24"/>
-          <w:szCs w:val="24"/>
-          <w:lang w:eastAsia="ja-JP"/>
-        </w:rPr>
-        <w:t>“</w:t>
-      </w:r>
-      <w:r>
-        <w:rPr>
-          <w:rFonts w:ascii="Times New Roman" w:hAnsi="Times New Roman" w:cs="Times New Roman" w:hint="eastAsia"/>
-          <w:sz w:val="24"/>
-          <w:szCs w:val="24"/>
-          <w:lang w:eastAsia="ja-JP"/>
-        </w:rPr>
-        <w:t>Any blockers?</w:t>
-      </w:r>
-      <w:r>
-        <w:rPr>
-          <w:rFonts w:ascii="Times New Roman" w:hAnsi="Times New Roman" w:cs="Times New Roman"/>
-          <w:sz w:val="24"/>
-          <w:szCs w:val="24"/>
-          <w:lang w:eastAsia="ja-JP"/>
-        </w:rPr>
-        <w:t>”</w:t>
-      </w:r>
-      <w:r>
-        <w:rPr>
-          <w:rFonts w:ascii="Times New Roman" w:hAnsi="Times New Roman" w:cs="Times New Roman" w:hint="eastAsia"/>
-          <w:sz w:val="24"/>
-          <w:szCs w:val="24"/>
-          <w:lang w:eastAsia="ja-JP"/>
-        </w:rPr>
-        <w:t xml:space="preserve"> to prompt them to participate and share their thoughts. When an </w:t>
-      </w:r>
-      <w:r>
-        <w:rPr>
-          <w:rFonts w:ascii="Times New Roman" w:hAnsi="Times New Roman" w:cs="Times New Roman"/>
-          <w:sz w:val="24"/>
-          <w:szCs w:val="24"/>
-          <w:lang w:eastAsia="ja-JP"/>
-        </w:rPr>
-        <w:t>individual’s</w:t>
-      </w:r>
-      <w:r>
-        <w:rPr>
-          <w:rFonts w:ascii="Times New Roman" w:hAnsi="Times New Roman" w:cs="Times New Roman" w:hint="eastAsia"/>
-          <w:sz w:val="24"/>
-          <w:szCs w:val="24"/>
-          <w:lang w:eastAsia="ja-JP"/>
-        </w:rPr>
-        <w:t xml:space="preserve"> opinions are heard, it creates a supportive environment which increases confidence </w:t>
-      </w:r>
-      <w:r>
-        <w:rPr>
-          <w:rFonts w:ascii="Times New Roman" w:hAnsi="Times New Roman" w:cs="Times New Roman"/>
-          <w:sz w:val="24"/>
-          <w:szCs w:val="24"/>
-          <w:lang w:eastAsia="ja-JP"/>
-        </w:rPr>
-        <w:t>and</w:t>
-      </w:r>
-      <w:r>
-        <w:rPr>
-          <w:rFonts w:ascii="Times New Roman" w:hAnsi="Times New Roman" w:cs="Times New Roman" w:hint="eastAsia"/>
-          <w:sz w:val="24"/>
-          <w:szCs w:val="24"/>
-          <w:lang w:eastAsia="ja-JP"/>
-        </w:rPr>
-        <w:t xml:space="preserve"> trust within the </w:t>
-      </w:r>
-      <w:r>
-        <w:rPr>
-          <w:rFonts w:ascii="Times New Roman" w:hAnsi="Times New Roman" w:cs="Times New Roman"/>
-          <w:sz w:val="24"/>
-          <w:szCs w:val="24"/>
-          <w:lang w:eastAsia="ja-JP"/>
-        </w:rPr>
-        <w:t>team,</w:t>
-      </w:r>
-      <w:r>
-        <w:rPr>
-          <w:rFonts w:ascii="Times New Roman" w:hAnsi="Times New Roman" w:cs="Times New Roman" w:hint="eastAsia"/>
-          <w:sz w:val="24"/>
-          <w:szCs w:val="24"/>
-          <w:lang w:eastAsia="ja-JP"/>
-        </w:rPr>
-        <w:t xml:space="preserve"> resulting in higher motivation and better performance.  </w:t>
-      </w:r>
+          <w:rFonts w:ascii="Times New Roman" w:hAnsi="Times New Roman" w:cs="Times New Roman"/>
+          <w:b/>
+          <w:bCs/>
+          <w:sz w:val="24"/>
+          <w:szCs w:val="24"/>
+        </w:rPr>
+      </w:pPr>
     </w:p>
     <w:p>
       <w:pPr>
         <w:rPr>
           <w:rFonts w:ascii="Times New Roman" w:hAnsi="Times New Roman" w:cs="Times New Roman"/>
+          <w:sz w:val="24"/>
+          <w:szCs w:val="24"/>
+        </w:rPr>
+      </w:pPr>
+      <w:r>
+        <w:rPr>
+          <w:rFonts w:ascii="Times New Roman" w:hAnsi="Times New Roman" w:cs="Times New Roman"/>
+          <w:sz w:val="24"/>
+          <w:szCs w:val="24"/>
+        </w:rPr>
+        <w:t>Initially, communication was limited. In response, I applied s</w:t>
+      </w:r>
+      <w:r>
+        <w:rPr>
+          <w:rFonts w:ascii="Times New Roman" w:hAnsi="Times New Roman" w:cs="Times New Roman"/>
+          <w:sz w:val="24"/>
+          <w:szCs w:val="24"/>
+        </w:rPr>
+        <w:t xml:space="preserve">ituational </w:t>
+      </w:r>
+      <w:r>
+        <w:rPr>
+          <w:rFonts w:ascii="Times New Roman" w:hAnsi="Times New Roman" w:cs="Times New Roman"/>
+          <w:sz w:val="24"/>
+          <w:szCs w:val="24"/>
+        </w:rPr>
+        <w:t>l</w:t>
+      </w:r>
+      <w:r>
+        <w:rPr>
+          <w:rFonts w:ascii="Times New Roman" w:hAnsi="Times New Roman" w:cs="Times New Roman"/>
+          <w:sz w:val="24"/>
+          <w:szCs w:val="24"/>
+        </w:rPr>
+        <w:t>eadership</w:t>
+      </w:r>
+      <w:r>
+        <w:rPr>
+          <w:rFonts w:ascii="Times New Roman" w:hAnsi="Times New Roman" w:cs="Times New Roman"/>
+          <w:sz w:val="24"/>
+          <w:szCs w:val="24"/>
+        </w:rPr>
+        <w:t xml:space="preserve"> </w:t>
+      </w:r>
+      <w:r>
+        <w:rPr>
+          <w:rFonts w:ascii="Times New Roman" w:hAnsi="Times New Roman" w:cs="Times New Roman"/>
+          <w:sz w:val="24"/>
+          <w:szCs w:val="24"/>
+        </w:rPr>
+        <w:t>(Hersey and Blanchard 1969; 1977)</w:t>
+      </w:r>
+      <w:r>
+        <w:rPr>
+          <w:rFonts w:ascii="Times New Roman" w:hAnsi="Times New Roman" w:cs="Times New Roman"/>
+          <w:sz w:val="24"/>
+          <w:szCs w:val="24"/>
+        </w:rPr>
+        <w:t xml:space="preserve"> by initiating, providing direction and delegating tasks. As the team became more organized, my leadership approach became more participative demonstrating flexibility in leadership style. </w:t>
+      </w:r>
+    </w:p>
+    <w:p>
+      <w:pPr>
+        <w:rPr>
+          <w:rFonts w:ascii="Times New Roman" w:hAnsi="Times New Roman" w:cs="Times New Roman"/>
           <w:b/>
           <w:bCs/>
           <w:sz w:val="24"/>
@@ -2679,338 +3419,149 @@
           <w:szCs w:val="24"/>
         </w:rPr>
       </w:pPr>
+      <w:r>
+        <w:rPr>
+          <w:rFonts w:ascii="Times New Roman" w:hAnsi="Times New Roman" w:cs="Times New Roman"/>
+          <w:b/>
+          <w:bCs/>
+          <w:sz w:val="24"/>
+          <w:szCs w:val="24"/>
+        </w:rPr>
+        <w:t xml:space="preserve">Conclusion </w:t>
+      </w:r>
     </w:p>
     <w:p>
       <w:pPr>
         <w:rPr>
           <w:rFonts w:ascii="Times New Roman" w:hAnsi="Times New Roman" w:cs="Times New Roman"/>
-          <w:sz w:val="24"/>
-          <w:szCs w:val="24"/>
-          <w:lang w:eastAsia="ja-JP"/>
-        </w:rPr>
-      </w:pPr>
-      <w:r>
-        <w:rPr>
-          <w:rFonts w:ascii="Times New Roman" w:hAnsi="Times New Roman" w:cs="Times New Roman" w:hint="eastAsia"/>
-          <w:sz w:val="24"/>
-          <w:szCs w:val="24"/>
-          <w:lang w:eastAsia="ja-JP"/>
-        </w:rPr>
-        <w:t xml:space="preserve">These factors created </w:t>
-      </w:r>
-      <w:r>
-        <w:rPr>
-          <w:rFonts w:ascii="Times New Roman" w:hAnsi="Times New Roman" w:cs="Times New Roman"/>
-          <w:sz w:val="24"/>
-          <w:szCs w:val="24"/>
-          <w:lang w:eastAsia="ja-JP"/>
-        </w:rPr>
-        <w:t>internal</w:t>
-      </w:r>
-      <w:r>
-        <w:rPr>
-          <w:rFonts w:ascii="Times New Roman" w:hAnsi="Times New Roman" w:cs="Times New Roman" w:hint="eastAsia"/>
-          <w:sz w:val="24"/>
-          <w:szCs w:val="24"/>
-          <w:lang w:eastAsia="ja-JP"/>
-        </w:rPr>
-        <w:t xml:space="preserve"> pressure and motivation on oneself to produce their best </w:t>
-      </w:r>
-      <w:r>
-        <w:rPr>
-          <w:rFonts w:ascii="Times New Roman" w:hAnsi="Times New Roman" w:cs="Times New Roman"/>
-          <w:sz w:val="24"/>
-          <w:szCs w:val="24"/>
-          <w:lang w:eastAsia="ja-JP"/>
-        </w:rPr>
-        <w:t xml:space="preserve">possible </w:t>
-      </w:r>
-      <w:r>
-        <w:rPr>
-          <w:rFonts w:ascii="Times New Roman" w:hAnsi="Times New Roman" w:cs="Times New Roman" w:hint="eastAsia"/>
-          <w:sz w:val="24"/>
-          <w:szCs w:val="24"/>
-          <w:lang w:eastAsia="ja-JP"/>
-        </w:rPr>
-        <w:t xml:space="preserve">work </w:t>
-      </w:r>
-      <w:r>
-        <w:rPr>
-          <w:rFonts w:ascii="Times New Roman" w:hAnsi="Times New Roman" w:cs="Times New Roman"/>
-          <w:sz w:val="24"/>
-          <w:szCs w:val="24"/>
-          <w:lang w:eastAsia="ja-JP"/>
-        </w:rPr>
-        <w:t>to</w:t>
-      </w:r>
-      <w:r>
-        <w:rPr>
-          <w:rFonts w:ascii="Times New Roman" w:hAnsi="Times New Roman" w:cs="Times New Roman" w:hint="eastAsia"/>
-          <w:sz w:val="24"/>
-          <w:szCs w:val="24"/>
-          <w:lang w:eastAsia="ja-JP"/>
-        </w:rPr>
-        <w:t xml:space="preserve"> achieve the team</w:t>
-      </w:r>
-      <w:r>
-        <w:rPr>
-          <w:rFonts w:ascii="Times New Roman" w:hAnsi="Times New Roman" w:cs="Times New Roman"/>
-          <w:sz w:val="24"/>
-          <w:szCs w:val="24"/>
-          <w:lang w:eastAsia="ja-JP"/>
-        </w:rPr>
-        <w:t>’</w:t>
-      </w:r>
-      <w:r>
-        <w:rPr>
-          <w:rFonts w:ascii="Times New Roman" w:hAnsi="Times New Roman" w:cs="Times New Roman" w:hint="eastAsia"/>
-          <w:sz w:val="24"/>
-          <w:szCs w:val="24"/>
-          <w:lang w:eastAsia="ja-JP"/>
-        </w:rPr>
-        <w:t xml:space="preserve">s objective.  </w:t>
+          <w:b/>
+          <w:bCs/>
+          <w:sz w:val="24"/>
+          <w:szCs w:val="24"/>
+        </w:rPr>
+      </w:pPr>
+      <w:r>
+        <w:rPr>
+          <w:rFonts w:ascii="Times New Roman" w:hAnsi="Times New Roman" w:cs="Times New Roman"/>
+          <w:b/>
+          <w:bCs/>
+          <w:sz w:val="24"/>
+          <w:szCs w:val="24"/>
+        </w:rPr>
+        <w:t>Action Plan</w:t>
       </w:r>
     </w:p>
     <w:p>
       <w:pPr>
         <w:rPr>
           <w:rFonts w:ascii="Times New Roman" w:hAnsi="Times New Roman" w:cs="Times New Roman"/>
+          <w:sz w:val="24"/>
+          <w:szCs w:val="24"/>
+        </w:rPr>
+      </w:pPr>
+    </w:p>
+    <w:p>
+      <w:pPr>
+        <w:rPr>
+          <w:rFonts w:ascii="Times New Roman" w:hAnsi="Times New Roman" w:cs="Times New Roman"/>
+          <w:sz w:val="24"/>
+          <w:szCs w:val="24"/>
+        </w:rPr>
+      </w:pPr>
+    </w:p>
+    <w:p>
+      <w:pPr>
+        <w:rPr>
+          <w:rFonts w:ascii="Times New Roman" w:hAnsi="Times New Roman" w:cs="Times New Roman"/>
+          <w:sz w:val="24"/>
+          <w:szCs w:val="24"/>
+        </w:rPr>
+      </w:pPr>
+    </w:p>
+    <w:p>
+      <w:pPr>
+        <w:rPr>
+          <w:rFonts w:ascii="Times New Roman" w:hAnsi="Times New Roman" w:cs="Times New Roman"/>
+          <w:sz w:val="24"/>
+          <w:szCs w:val="24"/>
+        </w:rPr>
+      </w:pPr>
+    </w:p>
+    <w:p>
+      <w:pPr>
+        <w:rPr>
+          <w:rFonts w:ascii="Times New Roman" w:hAnsi="Times New Roman" w:cs="Times New Roman"/>
+          <w:sz w:val="24"/>
+          <w:szCs w:val="24"/>
+        </w:rPr>
+      </w:pPr>
+    </w:p>
+    <w:p>
+      <w:pPr>
+        <w:rPr>
+          <w:rFonts w:ascii="Times New Roman" w:hAnsi="Times New Roman" w:cs="Times New Roman"/>
           <w:b/>
           <w:bCs/>
           <w:sz w:val="24"/>
           <w:szCs w:val="24"/>
         </w:rPr>
       </w:pPr>
+      <w:r>
+        <w:rPr>
+          <w:rFonts w:ascii="Times New Roman" w:hAnsi="Times New Roman" w:cs="Times New Roman"/>
+          <w:b/>
+          <w:bCs/>
+          <w:sz w:val="24"/>
+          <w:szCs w:val="24"/>
+        </w:rPr>
+        <w:t>Appendices</w:t>
+      </w:r>
     </w:p>
     <w:p>
       <w:pPr>
         <w:rPr>
           <w:rFonts w:ascii="Times New Roman" w:hAnsi="Times New Roman" w:cs="Times New Roman"/>
-          <w:sz w:val="24"/>
-          <w:szCs w:val="24"/>
-        </w:rPr>
-      </w:pPr>
-      <w:r>
-        <w:rPr>
-          <w:rFonts w:ascii="Times New Roman" w:hAnsi="Times New Roman" w:cs="Times New Roman"/>
-          <w:sz w:val="24"/>
-          <w:szCs w:val="24"/>
-        </w:rPr>
-        <w:t>Initially, communication was limited. In response, I applied s</w:t>
-      </w:r>
-      <w:r>
-        <w:rPr>
-          <w:rFonts w:ascii="Times New Roman" w:hAnsi="Times New Roman" w:cs="Times New Roman"/>
-          <w:sz w:val="24"/>
-          <w:szCs w:val="24"/>
-        </w:rPr>
-        <w:t xml:space="preserve">ituational </w:t>
-      </w:r>
-      <w:r>
-        <w:rPr>
-          <w:rFonts w:ascii="Times New Roman" w:hAnsi="Times New Roman" w:cs="Times New Roman"/>
-          <w:sz w:val="24"/>
-          <w:szCs w:val="24"/>
-        </w:rPr>
-        <w:t>l</w:t>
-      </w:r>
-      <w:r>
-        <w:rPr>
-          <w:rFonts w:ascii="Times New Roman" w:hAnsi="Times New Roman" w:cs="Times New Roman"/>
-          <w:sz w:val="24"/>
-          <w:szCs w:val="24"/>
-        </w:rPr>
-        <w:t>eadership</w:t>
-      </w:r>
-      <w:r>
-        <w:rPr>
-          <w:rFonts w:ascii="Times New Roman" w:hAnsi="Times New Roman" w:cs="Times New Roman"/>
-          <w:sz w:val="24"/>
-          <w:szCs w:val="24"/>
-        </w:rPr>
-        <w:t xml:space="preserve"> </w:t>
-      </w:r>
-      <w:r>
-        <w:rPr>
-          <w:rFonts w:ascii="Times New Roman" w:hAnsi="Times New Roman" w:cs="Times New Roman"/>
-          <w:sz w:val="24"/>
-          <w:szCs w:val="24"/>
-        </w:rPr>
-        <w:t>(Hersey and Blanchard 1969; 1977)</w:t>
-      </w:r>
-      <w:r>
-        <w:rPr>
-          <w:rFonts w:ascii="Times New Roman" w:hAnsi="Times New Roman" w:cs="Times New Roman"/>
-          <w:sz w:val="24"/>
-          <w:szCs w:val="24"/>
-        </w:rPr>
-        <w:t xml:space="preserve"> by initiating, providing direction and delegating tasks. As the team became more organized, my leadership approach became more participative demonstrating flexibility in leadership style. </w:t>
+          <w:b/>
+          <w:bCs/>
+          <w:sz w:val="24"/>
+          <w:szCs w:val="24"/>
+        </w:rPr>
+      </w:pPr>
+      <w:r>
+        <w:rPr>
+          <w:rFonts w:ascii="Times New Roman" w:hAnsi="Times New Roman" w:cs="Times New Roman"/>
+          <w:b/>
+          <w:bCs/>
+          <w:sz w:val="24"/>
+          <w:szCs w:val="24"/>
+        </w:rPr>
+        <w:t xml:space="preserve">Appendix </w:t>
+      </w:r>
+      <w:r>
+        <w:rPr>
+          <w:rFonts w:ascii="Times New Roman" w:hAnsi="Times New Roman" w:cs="Times New Roman"/>
+          <w:b/>
+          <w:bCs/>
+          <w:sz w:val="24"/>
+          <w:szCs w:val="24"/>
+        </w:rPr>
+        <w:t>1</w:t>
+      </w:r>
+      <w:r>
+        <w:rPr>
+          <w:rFonts w:ascii="Times New Roman" w:hAnsi="Times New Roman" w:cs="Times New Roman"/>
+          <w:b/>
+          <w:bCs/>
+          <w:sz w:val="24"/>
+          <w:szCs w:val="24"/>
+        </w:rPr>
+        <w:t xml:space="preserve">: Team Expectations Document </w:t>
       </w:r>
     </w:p>
     <w:p>
       <w:pPr>
         <w:rPr>
           <w:rFonts w:ascii="Times New Roman" w:hAnsi="Times New Roman" w:cs="Times New Roman"/>
-          <w:b/>
-          <w:bCs/>
-          <w:sz w:val="24"/>
-          <w:szCs w:val="24"/>
-        </w:rPr>
-      </w:pPr>
-    </w:p>
-    <w:p>
-      <w:pPr>
-        <w:rPr>
-          <w:rFonts w:ascii="Times New Roman" w:hAnsi="Times New Roman" w:cs="Times New Roman"/>
-          <w:b/>
-          <w:bCs/>
-          <w:sz w:val="24"/>
-          <w:szCs w:val="24"/>
-        </w:rPr>
-      </w:pPr>
-      <w:r>
-        <w:rPr>
-          <w:rFonts w:ascii="Times New Roman" w:hAnsi="Times New Roman" w:cs="Times New Roman"/>
-          <w:b/>
-          <w:bCs/>
-          <w:sz w:val="24"/>
-          <w:szCs w:val="24"/>
-        </w:rPr>
-        <w:t xml:space="preserve">Conclusion </w:t>
-      </w:r>
-    </w:p>
-    <w:p>
-      <w:pPr>
-        <w:rPr>
-          <w:rFonts w:ascii="Times New Roman" w:hAnsi="Times New Roman" w:cs="Times New Roman"/>
-          <w:b/>
-          <w:bCs/>
-          <w:sz w:val="24"/>
-          <w:szCs w:val="24"/>
-        </w:rPr>
-      </w:pPr>
-      <w:r>
-        <w:rPr>
-          <w:rFonts w:ascii="Times New Roman" w:hAnsi="Times New Roman" w:cs="Times New Roman"/>
-          <w:b/>
-          <w:bCs/>
-          <w:sz w:val="24"/>
-          <w:szCs w:val="24"/>
-        </w:rPr>
-        <w:t>Action Plan</w:t>
-      </w:r>
-    </w:p>
-    <w:p>
-      <w:pPr>
-        <w:rPr>
-          <w:rFonts w:ascii="Times New Roman" w:hAnsi="Times New Roman" w:cs="Times New Roman"/>
-          <w:sz w:val="24"/>
-          <w:szCs w:val="24"/>
-        </w:rPr>
-      </w:pPr>
-    </w:p>
-    <w:p>
-      <w:pPr>
-        <w:rPr>
-          <w:rFonts w:ascii="Times New Roman" w:hAnsi="Times New Roman" w:cs="Times New Roman"/>
-          <w:sz w:val="24"/>
-          <w:szCs w:val="24"/>
-        </w:rPr>
-      </w:pPr>
-    </w:p>
-    <w:p>
-      <w:pPr>
-        <w:rPr>
-          <w:rFonts w:ascii="Times New Roman" w:hAnsi="Times New Roman" w:cs="Times New Roman"/>
-          <w:sz w:val="24"/>
-          <w:szCs w:val="24"/>
-        </w:rPr>
-      </w:pPr>
-    </w:p>
-    <w:p>
-      <w:pPr>
-        <w:rPr>
-          <w:rFonts w:ascii="Times New Roman" w:hAnsi="Times New Roman" w:cs="Times New Roman"/>
-          <w:sz w:val="24"/>
-          <w:szCs w:val="24"/>
-        </w:rPr>
-      </w:pPr>
-    </w:p>
-    <w:p>
-      <w:pPr>
-        <w:rPr>
-          <w:rFonts w:ascii="Times New Roman" w:hAnsi="Times New Roman" w:cs="Times New Roman"/>
-          <w:sz w:val="24"/>
-          <w:szCs w:val="24"/>
-        </w:rPr>
-      </w:pPr>
-    </w:p>
-    <w:p>
-      <w:pPr>
-        <w:rPr>
-          <w:rFonts w:ascii="Times New Roman" w:hAnsi="Times New Roman" w:cs="Times New Roman"/>
-          <w:b/>
-          <w:bCs/>
-          <w:sz w:val="24"/>
-          <w:szCs w:val="24"/>
-        </w:rPr>
-      </w:pPr>
-      <w:r>
-        <w:rPr>
-          <w:rFonts w:ascii="Times New Roman" w:hAnsi="Times New Roman" w:cs="Times New Roman"/>
-          <w:b/>
-          <w:bCs/>
-          <w:sz w:val="24"/>
-          <w:szCs w:val="24"/>
-        </w:rPr>
-        <w:t>Appendices</w:t>
-      </w:r>
-    </w:p>
-    <w:p>
-      <w:pPr>
-        <w:rPr>
-          <w:rFonts w:ascii="Times New Roman" w:hAnsi="Times New Roman" w:cs="Times New Roman"/>
-          <w:b/>
-          <w:bCs/>
-          <w:sz w:val="24"/>
-          <w:szCs w:val="24"/>
-        </w:rPr>
-      </w:pPr>
-      <w:r>
-        <w:rPr>
-          <w:rFonts w:ascii="Times New Roman" w:hAnsi="Times New Roman" w:cs="Times New Roman"/>
-          <w:b/>
-          <w:bCs/>
-          <w:sz w:val="24"/>
-          <w:szCs w:val="24"/>
-        </w:rPr>
-        <w:t xml:space="preserve">Appendix </w:t>
-      </w:r>
-      <w:r>
-        <w:rPr>
-          <w:rFonts w:ascii="Times New Roman" w:hAnsi="Times New Roman" w:cs="Times New Roman"/>
-          <w:b/>
-          <w:bCs/>
-          <w:sz w:val="24"/>
-          <w:szCs w:val="24"/>
-        </w:rPr>
-        <w:t>1</w:t>
-      </w:r>
-      <w:r>
-        <w:rPr>
-          <w:rFonts w:ascii="Times New Roman" w:hAnsi="Times New Roman" w:cs="Times New Roman"/>
-          <w:b/>
-          <w:bCs/>
-          <w:sz w:val="24"/>
-          <w:szCs w:val="24"/>
-        </w:rPr>
-        <w:t xml:space="preserve">: Team Expectations Document </w:t>
-      </w:r>
-    </w:p>
-    <w:p>
-      <w:pPr>
-        <w:rPr>
-          <w:rFonts w:ascii="Times New Roman" w:hAnsi="Times New Roman" w:cs="Times New Roman"/>
           <w:sz w:val="24"/>
           <w:szCs w:val="24"/>
         </w:rPr>
@@ -3022,7 +3573,6 @@
           <w:sz w:val="24"/>
           <w:szCs w:val="24"/>
         </w:rPr>
-        <w:lastRenderedPageBreak/>
         <w:drawing>
           <wp:inline distT="0" distB="0" distL="0" distR="0" wp14:anchorId="362CC284" wp14:editId="16F6D82F">
             <wp:extent cx="3972911" cy="3372376"/>
@@ -3307,7 +3857,6 @@
           <w:sz w:val="24"/>
           <w:szCs w:val="24"/>
         </w:rPr>
-        <w:lastRenderedPageBreak/>
         <w:drawing>
           <wp:inline distT="0" distB="0" distL="0" distR="0" wp14:anchorId="6B45869A" wp14:editId="2ADDEBF7">
             <wp:extent cx="3434963" cy="2629894"/>
@@ -3563,6 +4112,7 @@
           <w:sz w:val="24"/>
           <w:szCs w:val="24"/>
         </w:rPr>
+        <w:lastRenderedPageBreak/>
         <w:drawing>
           <wp:inline distT="0" distB="0" distL="0" distR="0" wp14:anchorId="1378512C" wp14:editId="5343E801">
             <wp:extent cx="2786621" cy="2568271"/>
@@ -3615,7 +4165,6 @@
           <w:sz w:val="24"/>
           <w:szCs w:val="24"/>
         </w:rPr>
-        <w:lastRenderedPageBreak/>
         <w:drawing>
           <wp:inline distT="0" distB="0" distL="0" distR="0" wp14:anchorId="558D1A81" wp14:editId="1D1DA49B">
             <wp:extent cx="3136932" cy="1296063"/>
@@ -3829,7 +4378,7 @@
     <w:p>
       <w:pPr>
         <w:rPr>
-          <w:rFonts w:ascii="Times New Roman" w:hAnsi="Times New Roman" w:cs="Times New Roman" w:hint="eastAsia"/>
+          <w:rFonts w:ascii="Times New Roman" w:hAnsi="Times New Roman" w:cs="Times New Roman"/>
           <w:b/>
           <w:bCs/>
           <w:sz w:val="24"/>
@@ -3966,7 +4515,7 @@
     <w:p>
       <w:pPr>
         <w:rPr>
-          <w:rFonts w:ascii="Times New Roman" w:hAnsi="Times New Roman" w:cs="Times New Roman" w:hint="eastAsia"/>
+          <w:rFonts w:ascii="Times New Roman" w:hAnsi="Times New Roman" w:cs="Times New Roman"/>
           <w:b/>
           <w:bCs/>
           <w:sz w:val="24"/>
@@ -4079,6 +4628,143 @@
                     <a:xfrm>
                       <a:off x="0" y="0"/>
                       <a:ext cx="3353776" cy="3453923"/>
+                    </a:xfrm>
+                    <a:prstGeom prst="rect">
+                      <a:avLst/>
+                    </a:prstGeom>
+                  </pic:spPr>
+                </pic:pic>
+              </a:graphicData>
+            </a:graphic>
+          </wp:inline>
+        </w:drawing>
+      </w:r>
+    </w:p>
+    <w:p>
+      <w:pPr>
+        <w:rPr>
+          <w:rFonts w:ascii="Times New Roman" w:hAnsi="Times New Roman" w:cs="Times New Roman"/>
+          <w:sz w:val="24"/>
+          <w:szCs w:val="24"/>
+        </w:rPr>
+      </w:pPr>
+      <w:r>
+        <w:rPr>
+          <w:rFonts w:ascii="Times New Roman" w:hAnsi="Times New Roman" w:cs="Times New Roman"/>
+          <w:sz w:val="24"/>
+          <w:szCs w:val="24"/>
+        </w:rPr>
+        <w:br w:type="page"/>
+      </w:r>
+    </w:p>
+    <w:p>
+      <w:pPr>
+        <w:rPr>
+          <w:rFonts w:ascii="Times New Roman" w:hAnsi="Times New Roman" w:cs="Times New Roman"/>
+          <w:sz w:val="24"/>
+          <w:szCs w:val="24"/>
+        </w:rPr>
+      </w:pPr>
+      <w:r>
+        <w:rPr>
+          <w:rFonts w:ascii="Times New Roman" w:hAnsi="Times New Roman" w:cs="Times New Roman"/>
+          <w:sz w:val="24"/>
+          <w:szCs w:val="24"/>
+        </w:rPr>
+        <w:lastRenderedPageBreak/>
+        <w:t xml:space="preserve">Appendix 8: </w:t>
+      </w:r>
+      <w:r>
+        <w:rPr>
+          <w:rFonts w:ascii="Times New Roman" w:hAnsi="Times New Roman" w:cs="Times New Roman"/>
+          <w:sz w:val="24"/>
+          <w:szCs w:val="24"/>
+        </w:rPr>
+        <w:t>Entrust</w:t>
+      </w:r>
+      <w:r>
+        <w:rPr>
+          <w:rFonts w:ascii="Times New Roman" w:hAnsi="Times New Roman" w:cs="Times New Roman"/>
+          <w:sz w:val="24"/>
+          <w:szCs w:val="24"/>
+        </w:rPr>
+        <w:t xml:space="preserve"> Team’s </w:t>
+      </w:r>
+      <w:r>
+        <w:rPr>
+          <w:rFonts w:ascii="Times New Roman" w:hAnsi="Times New Roman" w:cs="Times New Roman"/>
+          <w:sz w:val="24"/>
+          <w:szCs w:val="24"/>
+        </w:rPr>
+        <w:t xml:space="preserve">Accountability </w:t>
+      </w:r>
+      <w:proofErr w:type="gramStart"/>
+      <w:r>
+        <w:rPr>
+          <w:rFonts w:ascii="Times New Roman" w:hAnsi="Times New Roman" w:cs="Times New Roman"/>
+          <w:sz w:val="24"/>
+          <w:szCs w:val="24"/>
+        </w:rPr>
+        <w:t>And</w:t>
+      </w:r>
+      <w:proofErr w:type="gramEnd"/>
+      <w:r>
+        <w:rPr>
+          <w:rFonts w:ascii="Times New Roman" w:hAnsi="Times New Roman" w:cs="Times New Roman"/>
+          <w:sz w:val="24"/>
+          <w:szCs w:val="24"/>
+        </w:rPr>
+        <w:t xml:space="preserve"> </w:t>
+      </w:r>
+      <w:r>
+        <w:rPr>
+          <w:rFonts w:ascii="Times New Roman" w:hAnsi="Times New Roman" w:cs="Times New Roman"/>
+          <w:sz w:val="24"/>
+          <w:szCs w:val="24"/>
+        </w:rPr>
+        <w:t>Ownership</w:t>
+      </w:r>
+    </w:p>
+    <w:p>
+      <w:pPr>
+        <w:rPr>
+          <w:rFonts w:ascii="Times New Roman" w:hAnsi="Times New Roman" w:cs="Times New Roman"/>
+          <w:sz w:val="24"/>
+          <w:szCs w:val="24"/>
+        </w:rPr>
+      </w:pPr>
+      <w:r>
+        <w:rPr>
+          <w:rFonts w:ascii="Times New Roman" w:hAnsi="Times New Roman" w:cs="Times New Roman"/>
+          <w:noProof/>
+          <w:sz w:val="24"/>
+          <w:szCs w:val="24"/>
+        </w:rPr>
+        <w:drawing>
+          <wp:inline distT="0" distB="0" distL="0" distR="0" wp14:anchorId="72C442F2" wp14:editId="45C3A07E">
+            <wp:extent cx="3491746" cy="2755812"/>
+            <wp:effectExtent l="0" t="0" r="1270" b="635"/>
+            <wp:docPr id="2104069277" name="Picture 2"/>
+            <wp:cNvGraphicFramePr>
+              <a:graphicFrameLocks xmlns:a="http://schemas.openxmlformats.org/drawingml/2006/main" noChangeAspect="1"/>
+            </wp:cNvGraphicFramePr>
+            <a:graphic xmlns:a="http://schemas.openxmlformats.org/drawingml/2006/main">
+              <a:graphicData uri="http://schemas.openxmlformats.org/drawingml/2006/picture">
+                <pic:pic xmlns:pic="http://schemas.openxmlformats.org/drawingml/2006/picture">
+                  <pic:nvPicPr>
+                    <pic:cNvPr id="2104069277" name="Picture 2104069277"/>
+                    <pic:cNvPicPr/>
+                  </pic:nvPicPr>
+                  <pic:blipFill>
+                    <a:blip r:embed="rId19"/>
+                    <a:stretch>
+                      <a:fillRect/>
+                    </a:stretch>
+                  </pic:blipFill>
+                  <pic:spPr>
+                    <a:xfrm>
+                      <a:off x="0" y="0"/>
+                      <a:ext cx="3503968" cy="2765458"/>
                     </a:xfrm>
                     <a:prstGeom prst="rect">
                       <a:avLst/>
@@ -14787,7 +15473,7 @@
       </w:tcPr>
     </w:tblStylePr>
   </w:style>
-  <w:style w:type="table" w:styleId="ColorfulShading">
+  <w:style w:type="table" w:styleId="ColourfulShading">
     <w:name w:val="Colorful Shading"/>
     <w:basedOn w:val="TableNormal"/>
     <w:uiPriority w:val="71"/>
@@ -14902,7 +15588,7 @@
       </w:rPr>
     </w:tblStylePr>
   </w:style>
-  <w:style w:type="table" w:styleId="ColorfulShading-Accent1">
+  <w:style w:type="table" w:styleId="ColourfulShadingAccent1">
     <w:name w:val="Colorful Shading Accent 1"/>
     <w:basedOn w:val="TableNormal"/>
     <w:uiPriority w:val="71"/>
@@ -15017,7 +15703,7 @@
       </w:rPr>
     </w:tblStylePr>
   </w:style>
-  <w:style w:type="table" w:styleId="ColorfulShading-Accent2">
+  <w:style w:type="table" w:styleId="ColourfulShadingAccent2">
     <w:name w:val="Colorful Shading Accent 2"/>
     <w:basedOn w:val="TableNormal"/>
     <w:uiPriority w:val="71"/>
@@ -15132,7 +15818,7 @@
       </w:rPr>
     </w:tblStylePr>
   </w:style>
-  <w:style w:type="table" w:styleId="ColorfulShading-Accent3">
+  <w:style w:type="table" w:styleId="ColourfulShadingAccent3">
     <w:name w:val="Colorful Shading Accent 3"/>
     <w:basedOn w:val="TableNormal"/>
     <w:uiPriority w:val="71"/>
@@ -15237,7 +15923,7 @@
       </w:tcPr>
     </w:tblStylePr>
   </w:style>
-  <w:style w:type="table" w:styleId="ColorfulShading-Accent4">
+  <w:style w:type="table" w:styleId="ColourfulShadingAccent4">
     <w:name w:val="Colorful Shading Accent 4"/>
     <w:basedOn w:val="TableNormal"/>
     <w:uiPriority w:val="71"/>
@@ -15352,7 +16038,7 @@
       </w:rPr>
     </w:tblStylePr>
   </w:style>
-  <w:style w:type="table" w:styleId="ColorfulShading-Accent5">
+  <w:style w:type="table" w:styleId="ColourfulShadingAccent5">
     <w:name w:val="Colorful Shading Accent 5"/>
     <w:basedOn w:val="TableNormal"/>
     <w:uiPriority w:val="71"/>
@@ -15467,7 +16153,7 @@
       </w:rPr>
     </w:tblStylePr>
   </w:style>
-  <w:style w:type="table" w:styleId="ColorfulShading-Accent6">
+  <w:style w:type="table" w:styleId="ColourfulShadingAccent6">
     <w:name w:val="Colorful Shading Accent 6"/>
     <w:basedOn w:val="TableNormal"/>
     <w:uiPriority w:val="71"/>
@@ -15582,7 +16268,7 @@
       </w:rPr>
     </w:tblStylePr>
   </w:style>
-  <w:style w:type="table" w:styleId="ColorfulList">
+  <w:style w:type="table" w:styleId="ColourfulList">
     <w:name w:val="Colorful List"/>
     <w:basedOn w:val="TableNormal"/>
     <w:uiPriority w:val="72"/>
@@ -15661,7 +16347,7 @@
       </w:tcPr>
     </w:tblStylePr>
   </w:style>
-  <w:style w:type="table" w:styleId="ColorfulList-Accent1">
+  <w:style w:type="table" w:styleId="ColourfulListAccent1">
     <w:name w:val="Colorful List Accent 1"/>
     <w:basedOn w:val="TableNormal"/>
     <w:uiPriority w:val="72"/>
@@ -15740,7 +16426,7 @@
       </w:tcPr>
     </w:tblStylePr>
   </w:style>
-  <w:style w:type="table" w:styleId="ColorfulList-Accent2">
+  <w:style w:type="table" w:styleId="ColourfulListAccent2">
     <w:name w:val="Colorful List Accent 2"/>
     <w:basedOn w:val="TableNormal"/>
     <w:uiPriority w:val="72"/>
@@ -15819,7 +16505,7 @@
       </w:tcPr>
     </w:tblStylePr>
   </w:style>
-  <w:style w:type="table" w:styleId="ColorfulList-Accent3">
+  <w:style w:type="table" w:styleId="ColourfulListAccent3">
     <w:name w:val="Colorful List Accent 3"/>
     <w:basedOn w:val="TableNormal"/>
     <w:uiPriority w:val="72"/>
@@ -15898,7 +16584,7 @@
       </w:tcPr>
     </w:tblStylePr>
   </w:style>
-  <w:style w:type="table" w:styleId="ColorfulList-Accent4">
+  <w:style w:type="table" w:styleId="ColourfulListAccent4">
     <w:name w:val="Colorful List Accent 4"/>
     <w:basedOn w:val="TableNormal"/>
     <w:uiPriority w:val="72"/>
@@ -15977,7 +16663,7 @@
       </w:tcPr>
     </w:tblStylePr>
   </w:style>
-  <w:style w:type="table" w:styleId="ColorfulList-Accent5">
+  <w:style w:type="table" w:styleId="ColourfulListAccent5">
     <w:name w:val="Colorful List Accent 5"/>
     <w:basedOn w:val="TableNormal"/>
     <w:uiPriority w:val="72"/>
@@ -16056,7 +16742,7 @@
       </w:tcPr>
     </w:tblStylePr>
   </w:style>
-  <w:style w:type="table" w:styleId="ColorfulList-Accent6">
+  <w:style w:type="table" w:styleId="ColourfulListAccent6">
     <w:name w:val="Colorful List Accent 6"/>
     <w:basedOn w:val="TableNormal"/>
     <w:uiPriority w:val="72"/>
@@ -16135,7 +16821,7 @@
       </w:tcPr>
     </w:tblStylePr>
   </w:style>
-  <w:style w:type="table" w:styleId="ColorfulGrid">
+  <w:style w:type="table" w:styleId="ColourfulGrid">
     <w:name w:val="Colorful Grid"/>
     <w:basedOn w:val="TableNormal"/>
     <w:uiPriority w:val="73"/>
@@ -16208,7 +16894,7 @@
       </w:tcPr>
     </w:tblStylePr>
   </w:style>
-  <w:style w:type="table" w:styleId="ColorfulGrid-Accent1">
+  <w:style w:type="table" w:styleId="ColourfulGridAccent1">
     <w:name w:val="Colorful Grid Accent 1"/>
     <w:basedOn w:val="TableNormal"/>
     <w:uiPriority w:val="73"/>
@@ -16281,7 +16967,7 @@
       </w:tcPr>
     </w:tblStylePr>
   </w:style>
-  <w:style w:type="table" w:styleId="ColorfulGrid-Accent2">
+  <w:style w:type="table" w:styleId="ColourfulGridAccent2">
     <w:name w:val="Colorful Grid Accent 2"/>
     <w:basedOn w:val="TableNormal"/>
     <w:uiPriority w:val="73"/>
@@ -16354,7 +17040,7 @@
       </w:tcPr>
     </w:tblStylePr>
   </w:style>
-  <w:style w:type="table" w:styleId="ColorfulGrid-Accent3">
+  <w:style w:type="table" w:styleId="ColourfulGridAccent3">
     <w:name w:val="Colorful Grid Accent 3"/>
     <w:basedOn w:val="TableNormal"/>
     <w:uiPriority w:val="73"/>
@@ -16427,7 +17113,7 @@
       </w:tcPr>
     </w:tblStylePr>
   </w:style>
-  <w:style w:type="table" w:styleId="ColorfulGrid-Accent4">
+  <w:style w:type="table" w:styleId="ColourfulGridAccent4">
     <w:name w:val="Colorful Grid Accent 4"/>
     <w:basedOn w:val="TableNormal"/>
     <w:uiPriority w:val="73"/>
@@ -16500,7 +17186,7 @@
       </w:tcPr>
     </w:tblStylePr>
   </w:style>
-  <w:style w:type="table" w:styleId="ColorfulGrid-Accent5">
+  <w:style w:type="table" w:styleId="ColourfulGridAccent5">
     <w:name w:val="Colorful Grid Accent 5"/>
     <w:basedOn w:val="TableNormal"/>
     <w:uiPriority w:val="73"/>
@@ -16573,7 +17259,7 @@
       </w:tcPr>
     </w:tblStylePr>
   </w:style>
-  <w:style w:type="table" w:styleId="ColorfulGrid-Accent6">
+  <w:style w:type="table" w:styleId="ColourfulGridAccent6">
     <w:name w:val="Colorful Grid Accent 6"/>
     <w:basedOn w:val="TableNormal"/>
     <w:uiPriority w:val="73"/>

--- a/MGNT110/Assessment II/Joseph Koh - Assessment 2  Reflection.docx
+++ b/MGNT110/Assessment II/Joseph Koh - Assessment 2  Reflection.docx
@@ -1142,7 +1142,15 @@
           <w:sz w:val="24"/>
           <w:szCs w:val="24"/>
         </w:rPr>
-        <w:t>We agreed to use Canva for the group presentation and set a rehearsal date for preparation. I contributed by preparing and presenting the introduction, agenda and background sections (see appendix 5).</w:t>
+        <w:t>We agreed to use Canva for the group presentation and set a rehearsal date for preparation. I contributed by preparing and presenting the introduction, agenda and background sections</w:t>
+      </w:r>
+      <w:r>
+        <w:rPr>
+          <w:rFonts w:ascii="Times New Roman" w:hAnsi="Times New Roman" w:cs="Times New Roman"/>
+          <w:sz w:val="24"/>
+          <w:szCs w:val="24"/>
+        </w:rPr>
+        <w:t>.</w:t>
       </w:r>
     </w:p>
     <w:p>
@@ -1308,7 +1316,23 @@
           <w:sz w:val="24"/>
           <w:szCs w:val="24"/>
         </w:rPr>
-        <w:t xml:space="preserve">that the task </w:t>
+        <w:t xml:space="preserve">that the </w:t>
+      </w:r>
+      <w:r>
+        <w:rPr>
+          <w:rFonts w:ascii="Times New Roman" w:hAnsi="Times New Roman" w:cs="Times New Roman"/>
+          <w:sz w:val="24"/>
+          <w:szCs w:val="24"/>
+        </w:rPr>
+        <w:t>team</w:t>
+      </w:r>
+      <w:r>
+        <w:rPr>
+          <w:rFonts w:ascii="Times New Roman" w:hAnsi="Times New Roman" w:cs="Times New Roman"/>
+          <w:sz w:val="24"/>
+          <w:szCs w:val="24"/>
+        </w:rPr>
+        <w:t xml:space="preserve"> </w:t>
       </w:r>
       <w:r>
         <w:rPr>
@@ -1324,31 +1348,23 @@
           <w:sz w:val="24"/>
           <w:szCs w:val="24"/>
         </w:rPr>
-        <w:t xml:space="preserve"> be</w:t>
-      </w:r>
-      <w:r>
-        <w:rPr>
-          <w:rFonts w:ascii="Times New Roman" w:hAnsi="Times New Roman" w:cs="Times New Roman"/>
-          <w:sz w:val="24"/>
-          <w:szCs w:val="24"/>
-        </w:rPr>
-        <w:t xml:space="preserve"> comfortably </w:t>
-      </w:r>
-      <w:r>
-        <w:rPr>
-          <w:rFonts w:ascii="Times New Roman" w:hAnsi="Times New Roman" w:cs="Times New Roman"/>
-          <w:sz w:val="24"/>
-          <w:szCs w:val="24"/>
-        </w:rPr>
-        <w:t>completed</w:t>
-      </w:r>
-      <w:r>
-        <w:rPr>
-          <w:rFonts w:ascii="Times New Roman" w:hAnsi="Times New Roman" w:cs="Times New Roman"/>
-          <w:sz w:val="24"/>
-          <w:szCs w:val="24"/>
-        </w:rPr>
-        <w:t xml:space="preserve"> with ease. </w:t>
+        <w:t xml:space="preserve"> </w:t>
+      </w:r>
+      <w:r>
+        <w:rPr>
+          <w:rFonts w:ascii="Times New Roman" w:hAnsi="Times New Roman" w:cs="Times New Roman"/>
+          <w:sz w:val="24"/>
+          <w:szCs w:val="24"/>
+        </w:rPr>
+        <w:t>operate smoothly</w:t>
+      </w:r>
+      <w:r>
+        <w:rPr>
+          <w:rFonts w:ascii="Times New Roman" w:hAnsi="Times New Roman" w:cs="Times New Roman"/>
+          <w:sz w:val="24"/>
+          <w:szCs w:val="24"/>
+        </w:rPr>
+        <w:t xml:space="preserve">. </w:t>
       </w:r>
       <w:r>
         <w:rPr>
@@ -1373,7 +1389,7 @@
           <w:sz w:val="24"/>
           <w:szCs w:val="24"/>
         </w:rPr>
-        <w:t>Initially</w:t>
+        <w:t>However</w:t>
       </w:r>
       <w:r>
         <w:rPr>
@@ -1421,7 +1437,23 @@
           <w:sz w:val="24"/>
           <w:szCs w:val="24"/>
         </w:rPr>
-        <w:t xml:space="preserve">the team was leaning toward groupthink </w:t>
+        <w:t xml:space="preserve">the team </w:t>
+      </w:r>
+      <w:r>
+        <w:rPr>
+          <w:rFonts w:ascii="Times New Roman" w:hAnsi="Times New Roman" w:cs="Times New Roman"/>
+          <w:sz w:val="24"/>
+          <w:szCs w:val="24"/>
+        </w:rPr>
+        <w:t xml:space="preserve">initially </w:t>
+      </w:r>
+      <w:r>
+        <w:rPr>
+          <w:rFonts w:ascii="Times New Roman" w:hAnsi="Times New Roman" w:cs="Times New Roman"/>
+          <w:sz w:val="24"/>
+          <w:szCs w:val="24"/>
+        </w:rPr>
+        <w:t xml:space="preserve">was leaning toward groupthink </w:t>
       </w:r>
       <w:r>
         <w:rPr>
@@ -1469,31 +1501,97 @@
           <w:sz w:val="24"/>
           <w:szCs w:val="24"/>
         </w:rPr>
-        <w:t xml:space="preserve">. For example, I prepared and set the theme for presentation slides, everyone agreed quickly without critical evaluation. </w:t>
-      </w:r>
-      <w:r>
-        <w:rPr>
-          <w:rFonts w:ascii="Times New Roman" w:hAnsi="Times New Roman" w:cs="Times New Roman"/>
-          <w:sz w:val="24"/>
-          <w:szCs w:val="24"/>
-        </w:rPr>
-        <w:t xml:space="preserve">However, </w:t>
-      </w:r>
-      <w:r>
-        <w:rPr>
-          <w:rFonts w:ascii="Times New Roman" w:hAnsi="Times New Roman" w:cs="Times New Roman"/>
-          <w:sz w:val="24"/>
-          <w:szCs w:val="24"/>
-        </w:rPr>
-        <w:t>we were advised to change the slides to a more professional theme</w:t>
-      </w:r>
-      <w:r>
-        <w:rPr>
-          <w:rFonts w:ascii="Times New Roman" w:hAnsi="Times New Roman" w:cs="Times New Roman"/>
-          <w:sz w:val="24"/>
-          <w:szCs w:val="24"/>
-        </w:rPr>
-        <w:t xml:space="preserve"> during the consultation with the lecturer. </w:t>
+        <w:t xml:space="preserve">. For example, I </w:t>
+      </w:r>
+      <w:r>
+        <w:rPr>
+          <w:rFonts w:ascii="Times New Roman" w:hAnsi="Times New Roman" w:cs="Times New Roman"/>
+          <w:sz w:val="24"/>
+          <w:szCs w:val="24"/>
+        </w:rPr>
+        <w:t>thought our presentation date was 15</w:t>
+      </w:r>
+      <w:r>
+        <w:rPr>
+          <w:rFonts w:ascii="Times New Roman" w:hAnsi="Times New Roman" w:cs="Times New Roman"/>
+          <w:sz w:val="24"/>
+          <w:szCs w:val="24"/>
+          <w:vertAlign w:val="superscript"/>
+        </w:rPr>
+        <w:t>th</w:t>
+      </w:r>
+      <w:r>
+        <w:rPr>
+          <w:rFonts w:ascii="Times New Roman" w:hAnsi="Times New Roman" w:cs="Times New Roman"/>
+          <w:sz w:val="24"/>
+          <w:szCs w:val="24"/>
+        </w:rPr>
+        <w:t xml:space="preserve"> May, and everyone just agreed without </w:t>
+      </w:r>
+      <w:r>
+        <w:rPr>
+          <w:rFonts w:ascii="Times New Roman" w:hAnsi="Times New Roman" w:cs="Times New Roman"/>
+          <w:sz w:val="24"/>
+          <w:szCs w:val="24"/>
+        </w:rPr>
+        <w:t xml:space="preserve">doing any </w:t>
+      </w:r>
+      <w:r>
+        <w:rPr>
+          <w:rFonts w:ascii="Times New Roman" w:hAnsi="Times New Roman" w:cs="Times New Roman"/>
+          <w:sz w:val="24"/>
+          <w:szCs w:val="24"/>
+        </w:rPr>
+        <w:t>fact checking. Later, I found out that the actual presentation date was 8</w:t>
+      </w:r>
+      <w:r>
+        <w:rPr>
+          <w:rFonts w:ascii="Times New Roman" w:hAnsi="Times New Roman" w:cs="Times New Roman"/>
+          <w:sz w:val="24"/>
+          <w:szCs w:val="24"/>
+          <w:vertAlign w:val="superscript"/>
+        </w:rPr>
+        <w:t>th</w:t>
+      </w:r>
+      <w:r>
+        <w:rPr>
+          <w:rFonts w:ascii="Times New Roman" w:hAnsi="Times New Roman" w:cs="Times New Roman"/>
+          <w:sz w:val="24"/>
+          <w:szCs w:val="24"/>
+        </w:rPr>
+        <w:t xml:space="preserve"> May instead</w:t>
+      </w:r>
+      <w:r>
+        <w:rPr>
+          <w:rFonts w:ascii="Times New Roman" w:hAnsi="Times New Roman" w:cs="Times New Roman"/>
+          <w:sz w:val="24"/>
+          <w:szCs w:val="24"/>
+        </w:rPr>
+        <w:t xml:space="preserve">. </w:t>
+      </w:r>
+      <w:r>
+        <w:rPr>
+          <w:rFonts w:ascii="Times New Roman" w:hAnsi="Times New Roman" w:cs="Times New Roman"/>
+          <w:sz w:val="24"/>
+          <w:szCs w:val="24"/>
+        </w:rPr>
+        <w:t>As a result, it caused panic and confusion within the team</w:t>
+      </w:r>
+      <w:r>
+        <w:rPr>
+          <w:rFonts w:ascii="Times New Roman" w:hAnsi="Times New Roman" w:cs="Times New Roman"/>
+          <w:sz w:val="24"/>
+          <w:szCs w:val="24"/>
+        </w:rPr>
+        <w:t xml:space="preserve"> </w:t>
+      </w:r>
+      <w:r>
+        <w:rPr>
+          <w:rFonts w:ascii="Times New Roman" w:hAnsi="Times New Roman" w:cs="Times New Roman"/>
+          <w:sz w:val="24"/>
+          <w:szCs w:val="24"/>
+        </w:rPr>
+        <w:t>(see Appendix 5).</w:t>
       </w:r>
     </w:p>
     <w:p>
@@ -1624,7 +1722,23 @@
           <w:sz w:val="24"/>
           <w:szCs w:val="24"/>
         </w:rPr>
-        <w:t>I realized my feelings changed from frustration at the initial phase to satisfaction towards the end. The team clearly experienced different stages of</w:t>
+        <w:t xml:space="preserve">I realized my feelings </w:t>
+      </w:r>
+      <w:r>
+        <w:rPr>
+          <w:rFonts w:ascii="Times New Roman" w:hAnsi="Times New Roman" w:cs="Times New Roman"/>
+          <w:sz w:val="24"/>
+          <w:szCs w:val="24"/>
+        </w:rPr>
+        <w:t xml:space="preserve">on the team </w:t>
+      </w:r>
+      <w:r>
+        <w:rPr>
+          <w:rFonts w:ascii="Times New Roman" w:hAnsi="Times New Roman" w:cs="Times New Roman"/>
+          <w:sz w:val="24"/>
+          <w:szCs w:val="24"/>
+        </w:rPr>
+        <w:t>changed from frustration at the initial phase to satisfaction towards the end. The team clearly experienced different stages of</w:t>
       </w:r>
       <w:r>
         <w:rPr>
@@ -1791,7 +1905,16 @@
           <w:szCs w:val="24"/>
           <w:lang w:eastAsia="ja-JP"/>
         </w:rPr>
-        <w:t>(see Appendix 6</w:t>
+        <w:t xml:space="preserve">(see Appendix </w:t>
+      </w:r>
+      <w:r>
+        <w:rPr>
+          <w:rFonts w:ascii="Times New Roman" w:hAnsi="Times New Roman" w:cs="Times New Roman"/>
+          <w:sz w:val="24"/>
+          <w:szCs w:val="24"/>
+          <w:lang w:eastAsia="ja-JP"/>
+        </w:rPr>
+        <w:t>7</w:t>
       </w:r>
       <w:r>
         <w:rPr>
@@ -2116,7 +2239,7 @@
           <w:szCs w:val="24"/>
           <w:lang w:eastAsia="ja-JP"/>
         </w:rPr>
-        <w:t xml:space="preserve"> ideas.  For example, when choosing the presentation slide</w:t>
+        <w:t xml:space="preserve"> ideas. For example, when choosing the presentation slide</w:t>
       </w:r>
       <w:r>
         <w:rPr>
@@ -2171,6 +2294,15 @@
           <w:lang w:eastAsia="ja-JP"/>
         </w:rPr>
         <w:t xml:space="preserve">team output promoting group participation. I think this approach was </w:t>
+      </w:r>
+      <w:r>
+        <w:rPr>
+          <w:rFonts w:ascii="Times New Roman" w:hAnsi="Times New Roman" w:cs="Times New Roman"/>
+          <w:sz w:val="24"/>
+          <w:szCs w:val="24"/>
+          <w:lang w:eastAsia="ja-JP"/>
+        </w:rPr>
+        <w:t xml:space="preserve">largely </w:t>
       </w:r>
       <w:r>
         <w:rPr>
@@ -2261,7 +2393,7 @@
           <w:szCs w:val="24"/>
           <w:lang w:eastAsia="ja-JP"/>
         </w:rPr>
-        <w:t xml:space="preserve">As a leader, I often imagined myself as the backbone of the team consistently reminding the team of deadlines (see Appendix 4). This ensured team members would not forget and complete their task on </w:t>
+        <w:t xml:space="preserve">As a leader, I </w:t>
       </w:r>
       <w:r>
         <w:rPr>
@@ -2270,7 +2402,16 @@
           <w:szCs w:val="24"/>
           <w:lang w:eastAsia="ja-JP"/>
         </w:rPr>
-        <w:t>time,</w:t>
+        <w:t xml:space="preserve">felt accountable for ensuring the team </w:t>
+      </w:r>
+      <w:r>
+        <w:rPr>
+          <w:rFonts w:ascii="Times New Roman" w:hAnsi="Times New Roman" w:cs="Times New Roman"/>
+          <w:sz w:val="24"/>
+          <w:szCs w:val="24"/>
+          <w:lang w:eastAsia="ja-JP"/>
+        </w:rPr>
+        <w:t>was well organized</w:t>
       </w:r>
       <w:r>
         <w:rPr>
@@ -2279,6 +2420,42 @@
           <w:szCs w:val="24"/>
           <w:lang w:eastAsia="ja-JP"/>
         </w:rPr>
+        <w:t xml:space="preserve">. </w:t>
+      </w:r>
+      <w:r>
+        <w:rPr>
+          <w:rFonts w:ascii="Times New Roman" w:hAnsi="Times New Roman" w:cs="Times New Roman"/>
+          <w:sz w:val="24"/>
+          <w:szCs w:val="24"/>
+          <w:lang w:eastAsia="ja-JP"/>
+        </w:rPr>
+        <w:t>I</w:t>
+      </w:r>
+      <w:r>
+        <w:rPr>
+          <w:rFonts w:ascii="Times New Roman" w:hAnsi="Times New Roman" w:cs="Times New Roman" w:hint="eastAsia"/>
+          <w:sz w:val="24"/>
+          <w:szCs w:val="24"/>
+          <w:lang w:eastAsia="ja-JP"/>
+        </w:rPr>
+        <w:t xml:space="preserve"> </w:t>
+      </w:r>
+      <w:r>
+        <w:rPr>
+          <w:rFonts w:ascii="Times New Roman" w:hAnsi="Times New Roman" w:cs="Times New Roman"/>
+          <w:sz w:val="24"/>
+          <w:szCs w:val="24"/>
+          <w:lang w:eastAsia="ja-JP"/>
+        </w:rPr>
+        <w:t>reminded team members on deadlines,</w:t>
+      </w:r>
+      <w:r>
+        <w:rPr>
+          <w:rFonts w:ascii="Times New Roman" w:hAnsi="Times New Roman" w:cs="Times New Roman" w:hint="eastAsia"/>
+          <w:sz w:val="24"/>
+          <w:szCs w:val="24"/>
+          <w:lang w:eastAsia="ja-JP"/>
+        </w:rPr>
         <w:t xml:space="preserve"> potentially avoiding </w:t>
       </w:r>
       <w:r>
@@ -2324,7 +2501,16 @@
           <w:szCs w:val="24"/>
           <w:lang w:eastAsia="ja-JP"/>
         </w:rPr>
-        <w:t xml:space="preserve"> team morale. </w:t>
+        <w:t xml:space="preserve"> team morale</w:t>
+      </w:r>
+      <w:r>
+        <w:rPr>
+          <w:rFonts w:ascii="Times New Roman" w:hAnsi="Times New Roman" w:cs="Times New Roman"/>
+          <w:sz w:val="24"/>
+          <w:szCs w:val="24"/>
+          <w:lang w:eastAsia="ja-JP"/>
+        </w:rPr>
+        <w:t xml:space="preserve"> </w:t>
       </w:r>
       <w:r>
         <w:rPr>
@@ -2333,6 +2519,24 @@
           <w:szCs w:val="24"/>
           <w:lang w:eastAsia="ja-JP"/>
         </w:rPr>
+        <w:t>(see Appendix 4)</w:t>
+      </w:r>
+      <w:r>
+        <w:rPr>
+          <w:rFonts w:ascii="Times New Roman" w:hAnsi="Times New Roman" w:cs="Times New Roman" w:hint="eastAsia"/>
+          <w:sz w:val="24"/>
+          <w:szCs w:val="24"/>
+          <w:lang w:eastAsia="ja-JP"/>
+        </w:rPr>
+        <w:t xml:space="preserve">. </w:t>
+      </w:r>
+      <w:r>
+        <w:rPr>
+          <w:rFonts w:ascii="Times New Roman" w:hAnsi="Times New Roman" w:cs="Times New Roman" w:hint="eastAsia"/>
+          <w:sz w:val="24"/>
+          <w:szCs w:val="24"/>
+          <w:lang w:eastAsia="ja-JP"/>
+        </w:rPr>
         <w:t xml:space="preserve">In </w:t>
       </w:r>
       <w:r>
@@ -2351,7 +2555,7 @@
           <w:szCs w:val="24"/>
           <w:lang w:eastAsia="ja-JP"/>
         </w:rPr>
-        <w:t xml:space="preserve">, I often </w:t>
+        <w:t xml:space="preserve">, I </w:t>
       </w:r>
       <w:r>
         <w:rPr>
@@ -2414,7 +2618,7 @@
           <w:szCs w:val="24"/>
           <w:lang w:eastAsia="ja-JP"/>
         </w:rPr>
-        <w:t>delegated</w:t>
+        <w:t>work</w:t>
       </w:r>
       <w:r>
         <w:rPr>
@@ -2423,7 +2627,25 @@
           <w:szCs w:val="24"/>
           <w:lang w:eastAsia="ja-JP"/>
         </w:rPr>
-        <w:t xml:space="preserve"> task (see Appendix 7)</w:t>
+        <w:t xml:space="preserve"> (see Appendix </w:t>
+      </w:r>
+      <w:r>
+        <w:rPr>
+          <w:rFonts w:ascii="Times New Roman" w:hAnsi="Times New Roman" w:cs="Times New Roman"/>
+          <w:sz w:val="24"/>
+          <w:szCs w:val="24"/>
+          <w:lang w:eastAsia="ja-JP"/>
+        </w:rPr>
+        <w:t>8</w:t>
+      </w:r>
+      <w:r>
+        <w:rPr>
+          <w:rFonts w:ascii="Times New Roman" w:hAnsi="Times New Roman" w:cs="Times New Roman" w:hint="eastAsia"/>
+          <w:sz w:val="24"/>
+          <w:szCs w:val="24"/>
+          <w:lang w:eastAsia="ja-JP"/>
+        </w:rPr>
+        <w:t>)</w:t>
       </w:r>
       <w:r>
         <w:rPr>
@@ -2710,7 +2932,23 @@
           <w:sz w:val="24"/>
           <w:szCs w:val="24"/>
         </w:rPr>
-        <w:t>(see appendix 8)</w:t>
+        <w:t xml:space="preserve">(see appendix </w:t>
+      </w:r>
+      <w:r>
+        <w:rPr>
+          <w:rFonts w:ascii="Times New Roman" w:hAnsi="Times New Roman" w:cs="Times New Roman"/>
+          <w:sz w:val="24"/>
+          <w:szCs w:val="24"/>
+        </w:rPr>
+        <w:t>9</w:t>
+      </w:r>
+      <w:r>
+        <w:rPr>
+          <w:rFonts w:ascii="Times New Roman" w:hAnsi="Times New Roman" w:cs="Times New Roman"/>
+          <w:sz w:val="24"/>
+          <w:szCs w:val="24"/>
+        </w:rPr>
+        <w:t>)</w:t>
       </w:r>
       <w:r>
         <w:rPr>
@@ -2734,7 +2972,23 @@
           <w:sz w:val="24"/>
           <w:szCs w:val="24"/>
         </w:rPr>
-        <w:t xml:space="preserve"> the risk of misunderstandings and conflict. </w:t>
+        <w:t xml:space="preserve"> the risk of misunderstanding</w:t>
+      </w:r>
+      <w:r>
+        <w:rPr>
+          <w:rFonts w:ascii="Times New Roman" w:hAnsi="Times New Roman" w:cs="Times New Roman"/>
+          <w:sz w:val="24"/>
+          <w:szCs w:val="24"/>
+        </w:rPr>
+        <w:t>s</w:t>
+      </w:r>
+      <w:r>
+        <w:rPr>
+          <w:rFonts w:ascii="Times New Roman" w:hAnsi="Times New Roman" w:cs="Times New Roman"/>
+          <w:sz w:val="24"/>
+          <w:szCs w:val="24"/>
+        </w:rPr>
+        <w:t xml:space="preserve">. </w:t>
       </w:r>
     </w:p>
     <w:p>
@@ -2753,8 +3007,53 @@
           <w:szCs w:val="24"/>
           <w:lang w:eastAsia="ja-JP"/>
         </w:rPr>
+        <w:t xml:space="preserve">My area of </w:t>
+      </w:r>
+      <w:r>
+        <w:rPr>
+          <w:rFonts w:ascii="Times New Roman" w:hAnsi="Times New Roman" w:cs="Times New Roman"/>
+          <w:sz w:val="24"/>
+          <w:szCs w:val="24"/>
+          <w:lang w:eastAsia="ja-JP"/>
+        </w:rPr>
+        <w:t>struggle</w:t>
+      </w:r>
+      <w:r>
+        <w:rPr>
+          <w:rFonts w:ascii="Times New Roman" w:hAnsi="Times New Roman" w:cs="Times New Roman"/>
+          <w:sz w:val="24"/>
+          <w:szCs w:val="24"/>
+          <w:lang w:eastAsia="ja-JP"/>
+        </w:rPr>
+        <w:t xml:space="preserve"> was my level of participation in less structured discussions</w:t>
+      </w:r>
+      <w:r>
+        <w:rPr>
+          <w:rFonts w:ascii="Times New Roman" w:hAnsi="Times New Roman" w:cs="Times New Roman"/>
+          <w:sz w:val="24"/>
+          <w:szCs w:val="24"/>
+          <w:lang w:eastAsia="ja-JP"/>
+        </w:rPr>
+        <w:t>. I wanted to balance authority and encourage shared contribution and hence</w:t>
+      </w:r>
+      <w:r>
+        <w:rPr>
+          <w:rFonts w:ascii="Times New Roman" w:hAnsi="Times New Roman" w:cs="Times New Roman"/>
+          <w:sz w:val="24"/>
+          <w:szCs w:val="24"/>
+          <w:lang w:eastAsia="ja-JP"/>
+        </w:rPr>
+        <w:t xml:space="preserve"> participated less during </w:t>
+      </w:r>
+      <w:r>
+        <w:rPr>
+          <w:rFonts w:ascii="Times New Roman" w:hAnsi="Times New Roman" w:cs="Times New Roman"/>
+          <w:sz w:val="24"/>
+          <w:szCs w:val="24"/>
+          <w:lang w:eastAsia="ja-JP"/>
+        </w:rPr>
         <w:lastRenderedPageBreak/>
-        <w:t xml:space="preserve">My area of </w:t>
+        <w:t>open-ended discussions</w:t>
       </w:r>
       <w:r>
         <w:rPr>
@@ -2763,7 +3062,7 @@
           <w:szCs w:val="24"/>
           <w:lang w:eastAsia="ja-JP"/>
         </w:rPr>
-        <w:t>struggle</w:t>
+        <w:t>,</w:t>
       </w:r>
       <w:r>
         <w:rPr>
@@ -2772,7 +3071,7 @@
           <w:szCs w:val="24"/>
           <w:lang w:eastAsia="ja-JP"/>
         </w:rPr>
-        <w:t xml:space="preserve"> was my level of participation in less structured discussions. As I shifted to a more supportive stance, I realized that I participated less during open-ended discussions</w:t>
+        <w:t xml:space="preserve"> such as choosing a presentation slide theme</w:t>
       </w:r>
       <w:r>
         <w:rPr>
@@ -2781,7 +3080,7 @@
           <w:szCs w:val="24"/>
           <w:lang w:eastAsia="ja-JP"/>
         </w:rPr>
-        <w:t>,</w:t>
+        <w:t xml:space="preserve">. </w:t>
       </w:r>
       <w:r>
         <w:rPr>
@@ -2790,79 +3089,7 @@
           <w:szCs w:val="24"/>
           <w:lang w:eastAsia="ja-JP"/>
         </w:rPr>
-        <w:t xml:space="preserve"> such as choosing a presentation slide theme. </w:t>
-      </w:r>
-      <w:r>
-        <w:rPr>
-          <w:rFonts w:ascii="Times New Roman" w:hAnsi="Times New Roman" w:cs="Times New Roman"/>
-          <w:sz w:val="24"/>
-          <w:szCs w:val="24"/>
-          <w:lang w:eastAsia="ja-JP"/>
-        </w:rPr>
-        <w:t>I did not want to call all the shots and</w:t>
-      </w:r>
-      <w:r>
-        <w:rPr>
-          <w:rFonts w:ascii="Times New Roman" w:hAnsi="Times New Roman" w:cs="Times New Roman"/>
-          <w:sz w:val="24"/>
-          <w:szCs w:val="24"/>
-          <w:lang w:eastAsia="ja-JP"/>
-        </w:rPr>
-        <w:t xml:space="preserve"> </w:t>
-      </w:r>
-      <w:r>
-        <w:rPr>
-          <w:rFonts w:ascii="Times New Roman" w:hAnsi="Times New Roman" w:cs="Times New Roman"/>
-          <w:sz w:val="24"/>
-          <w:szCs w:val="24"/>
-          <w:lang w:eastAsia="ja-JP"/>
-        </w:rPr>
-        <w:t xml:space="preserve">encouraged </w:t>
-      </w:r>
-      <w:r>
-        <w:rPr>
-          <w:rFonts w:ascii="Times New Roman" w:hAnsi="Times New Roman" w:cs="Times New Roman"/>
-          <w:sz w:val="24"/>
-          <w:szCs w:val="24"/>
-          <w:lang w:eastAsia="ja-JP"/>
-        </w:rPr>
-        <w:t xml:space="preserve">team </w:t>
-      </w:r>
-      <w:r>
-        <w:rPr>
-          <w:rFonts w:ascii="Times New Roman" w:hAnsi="Times New Roman" w:cs="Times New Roman"/>
-          <w:sz w:val="24"/>
-          <w:szCs w:val="24"/>
-          <w:lang w:eastAsia="ja-JP"/>
-        </w:rPr>
-        <w:t xml:space="preserve">members to contribute </w:t>
-      </w:r>
-      <w:r>
-        <w:rPr>
-          <w:rFonts w:ascii="Times New Roman" w:hAnsi="Times New Roman" w:cs="Times New Roman"/>
-          <w:sz w:val="24"/>
-          <w:szCs w:val="24"/>
-          <w:lang w:eastAsia="ja-JP"/>
-        </w:rPr>
-        <w:t>to strengthen</w:t>
-      </w:r>
-      <w:r>
-        <w:rPr>
-          <w:rFonts w:ascii="Times New Roman" w:hAnsi="Times New Roman" w:cs="Times New Roman"/>
-          <w:sz w:val="24"/>
-          <w:szCs w:val="24"/>
-          <w:lang w:eastAsia="ja-JP"/>
-        </w:rPr>
-        <w:t xml:space="preserve"> team cohesion</w:t>
-      </w:r>
-      <w:r>
-        <w:rPr>
-          <w:rFonts w:ascii="Times New Roman" w:hAnsi="Times New Roman" w:cs="Times New Roman"/>
-          <w:sz w:val="24"/>
-          <w:szCs w:val="24"/>
-          <w:lang w:eastAsia="ja-JP"/>
-        </w:rPr>
-        <w:t>. However,</w:t>
+        <w:t>However,</w:t>
       </w:r>
       <w:r>
         <w:rPr>
@@ -2921,6 +3148,18 @@
         </w:rPr>
         <w:t>Analysis</w:t>
       </w:r>
+    </w:p>
+    <w:p>
+      <w:pPr>
+        <w:rPr>
+          <w:rFonts w:ascii="Times New Roman" w:hAnsi="Times New Roman" w:cs="Times New Roman"/>
+          <w:b/>
+          <w:bCs/>
+          <w:sz w:val="24"/>
+          <w:szCs w:val="24"/>
+          <w:lang w:eastAsia="ja-JP"/>
+        </w:rPr>
+      </w:pPr>
     </w:p>
     <w:p>
       <w:pPr>
@@ -3759,9 +3998,7 @@
           <w:szCs w:val="24"/>
         </w:rPr>
       </w:pPr>
-    </w:p>
-    <w:p>
-      <w:pPr>
+      <w:r>
         <w:rPr>
           <w:rFonts w:ascii="Times New Roman" w:hAnsi="Times New Roman" w:cs="Times New Roman"/>
           <w:b/>
@@ -3769,26 +4006,7 @@
           <w:sz w:val="24"/>
           <w:szCs w:val="24"/>
         </w:rPr>
-      </w:pPr>
-    </w:p>
-    <w:p>
-      <w:pPr>
-        <w:rPr>
-          <w:rFonts w:ascii="Times New Roman" w:hAnsi="Times New Roman" w:cs="Times New Roman"/>
-          <w:b/>
-          <w:bCs/>
-          <w:sz w:val="24"/>
-          <w:szCs w:val="24"/>
-        </w:rPr>
-      </w:pPr>
-      <w:r>
-        <w:rPr>
-          <w:rFonts w:ascii="Times New Roman" w:hAnsi="Times New Roman" w:cs="Times New Roman"/>
-          <w:b/>
-          <w:bCs/>
-          <w:sz w:val="24"/>
-          <w:szCs w:val="24"/>
-        </w:rPr>
+        <w:lastRenderedPageBreak/>
         <w:t xml:space="preserve">Appendix </w:t>
       </w:r>
       <w:r>
@@ -4112,7 +4330,6 @@
           <w:sz w:val="24"/>
           <w:szCs w:val="24"/>
         </w:rPr>
-        <w:lastRenderedPageBreak/>
         <w:drawing>
           <wp:inline distT="0" distB="0" distL="0" distR="0" wp14:anchorId="1378512C" wp14:editId="5343E801">
             <wp:extent cx="2786621" cy="2568271"/>
@@ -4154,6 +4371,90 @@
       <w:pPr>
         <w:rPr>
           <w:rFonts w:ascii="Times New Roman" w:hAnsi="Times New Roman" w:cs="Times New Roman"/>
+          <w:b/>
+          <w:bCs/>
+          <w:sz w:val="24"/>
+          <w:szCs w:val="24"/>
+        </w:rPr>
+      </w:pPr>
+    </w:p>
+    <w:p>
+      <w:pPr>
+        <w:rPr>
+          <w:rFonts w:ascii="Times New Roman" w:hAnsi="Times New Roman" w:cs="Times New Roman"/>
+          <w:b/>
+          <w:bCs/>
+          <w:sz w:val="24"/>
+          <w:szCs w:val="24"/>
+        </w:rPr>
+      </w:pPr>
+    </w:p>
+    <w:p>
+      <w:pPr>
+        <w:rPr>
+          <w:rFonts w:ascii="Times New Roman" w:hAnsi="Times New Roman" w:cs="Times New Roman"/>
+          <w:b/>
+          <w:bCs/>
+          <w:sz w:val="24"/>
+          <w:szCs w:val="24"/>
+        </w:rPr>
+      </w:pPr>
+      <w:r>
+        <w:rPr>
+          <w:rFonts w:ascii="Times New Roman" w:hAnsi="Times New Roman" w:cs="Times New Roman"/>
+          <w:b/>
+          <w:bCs/>
+          <w:sz w:val="24"/>
+          <w:szCs w:val="24"/>
+        </w:rPr>
+        <w:lastRenderedPageBreak/>
+        <w:t xml:space="preserve">Appendix </w:t>
+      </w:r>
+      <w:r>
+        <w:rPr>
+          <w:rFonts w:ascii="Times New Roman" w:hAnsi="Times New Roman" w:cs="Times New Roman"/>
+          <w:b/>
+          <w:bCs/>
+          <w:sz w:val="24"/>
+          <w:szCs w:val="24"/>
+        </w:rPr>
+        <w:t>5</w:t>
+      </w:r>
+      <w:r>
+        <w:rPr>
+          <w:rFonts w:ascii="Times New Roman" w:hAnsi="Times New Roman" w:cs="Times New Roman"/>
+          <w:b/>
+          <w:bCs/>
+          <w:sz w:val="24"/>
+          <w:szCs w:val="24"/>
+        </w:rPr>
+        <w:t>:</w:t>
+      </w:r>
+      <w:r>
+        <w:rPr>
+          <w:rFonts w:ascii="Times New Roman" w:hAnsi="Times New Roman" w:cs="Times New Roman"/>
+          <w:b/>
+          <w:bCs/>
+          <w:sz w:val="24"/>
+          <w:szCs w:val="24"/>
+        </w:rPr>
+        <w:t xml:space="preserve"> </w:t>
+      </w:r>
+      <w:r>
+        <w:rPr>
+          <w:rFonts w:ascii="Times New Roman" w:hAnsi="Times New Roman" w:cs="Times New Roman"/>
+          <w:b/>
+          <w:bCs/>
+          <w:sz w:val="24"/>
+          <w:szCs w:val="24"/>
+        </w:rPr>
+        <w:t>Wrong Presentation Date</w:t>
+      </w:r>
+    </w:p>
+    <w:p>
+      <w:pPr>
+        <w:rPr>
+          <w:rFonts w:ascii="Times New Roman" w:hAnsi="Times New Roman" w:cs="Times New Roman"/>
           <w:sz w:val="24"/>
           <w:szCs w:val="24"/>
         </w:rPr>
@@ -4213,23 +4514,112 @@
       <w:r>
         <w:rPr>
           <w:rFonts w:ascii="Times New Roman" w:hAnsi="Times New Roman" w:cs="Times New Roman"/>
-          <w:sz w:val="24"/>
-          <w:szCs w:val="24"/>
-        </w:rPr>
-        <w:br w:type="page"/>
+          <w:noProof/>
+          <w:sz w:val="24"/>
+          <w:szCs w:val="24"/>
+        </w:rPr>
+        <w:drawing>
+          <wp:inline distT="0" distB="0" distL="0" distR="0" wp14:anchorId="411449B2" wp14:editId="20BBFF7F">
+            <wp:extent cx="3136900" cy="2524406"/>
+            <wp:effectExtent l="0" t="0" r="0" b="3175"/>
+            <wp:docPr id="1461765449" name="Picture 4"/>
+            <wp:cNvGraphicFramePr>
+              <a:graphicFrameLocks xmlns:a="http://schemas.openxmlformats.org/drawingml/2006/main" noChangeAspect="1"/>
+            </wp:cNvGraphicFramePr>
+            <a:graphic xmlns:a="http://schemas.openxmlformats.org/drawingml/2006/main">
+              <a:graphicData uri="http://schemas.openxmlformats.org/drawingml/2006/picture">
+                <pic:pic xmlns:pic="http://schemas.openxmlformats.org/drawingml/2006/picture">
+                  <pic:nvPicPr>
+                    <pic:cNvPr id="1461765449" name="Picture 1461765449"/>
+                    <pic:cNvPicPr/>
+                  </pic:nvPicPr>
+                  <pic:blipFill>
+                    <a:blip r:embed="rId15"/>
+                    <a:stretch>
+                      <a:fillRect/>
+                    </a:stretch>
+                  </pic:blipFill>
+                  <pic:spPr>
+                    <a:xfrm>
+                      <a:off x="0" y="0"/>
+                      <a:ext cx="3149819" cy="2534802"/>
+                    </a:xfrm>
+                    <a:prstGeom prst="rect">
+                      <a:avLst/>
+                    </a:prstGeom>
+                  </pic:spPr>
+                </pic:pic>
+              </a:graphicData>
+            </a:graphic>
+          </wp:inline>
+        </w:drawing>
       </w:r>
     </w:p>
     <w:p>
       <w:pPr>
         <w:rPr>
           <w:rFonts w:ascii="Times New Roman" w:hAnsi="Times New Roman" w:cs="Times New Roman"/>
+          <w:sz w:val="24"/>
+          <w:szCs w:val="24"/>
+        </w:rPr>
+      </w:pPr>
+      <w:r>
+        <w:rPr>
+          <w:rFonts w:ascii="Times New Roman" w:hAnsi="Times New Roman" w:cs="Times New Roman"/>
+          <w:noProof/>
+          <w:sz w:val="24"/>
+          <w:szCs w:val="24"/>
+        </w:rPr>
+        <w:drawing>
+          <wp:inline distT="0" distB="0" distL="0" distR="0" wp14:anchorId="243BF652" wp14:editId="5D75B1D4">
+            <wp:extent cx="3524111" cy="2580677"/>
+            <wp:effectExtent l="0" t="0" r="0" b="0"/>
+            <wp:docPr id="2037942043" name="Picture 5"/>
+            <wp:cNvGraphicFramePr>
+              <a:graphicFrameLocks xmlns:a="http://schemas.openxmlformats.org/drawingml/2006/main" noChangeAspect="1"/>
+            </wp:cNvGraphicFramePr>
+            <a:graphic xmlns:a="http://schemas.openxmlformats.org/drawingml/2006/main">
+              <a:graphicData uri="http://schemas.openxmlformats.org/drawingml/2006/picture">
+                <pic:pic xmlns:pic="http://schemas.openxmlformats.org/drawingml/2006/picture">
+                  <pic:nvPicPr>
+                    <pic:cNvPr id="2037942043" name="Picture 2037942043"/>
+                    <pic:cNvPicPr/>
+                  </pic:nvPicPr>
+                  <pic:blipFill>
+                    <a:blip r:embed="rId16"/>
+                    <a:stretch>
+                      <a:fillRect/>
+                    </a:stretch>
+                  </pic:blipFill>
+                  <pic:spPr>
+                    <a:xfrm>
+                      <a:off x="0" y="0"/>
+                      <a:ext cx="3536923" cy="2590059"/>
+                    </a:xfrm>
+                    <a:prstGeom prst="rect">
+                      <a:avLst/>
+                    </a:prstGeom>
+                  </pic:spPr>
+                </pic:pic>
+              </a:graphicData>
+            </a:graphic>
+          </wp:inline>
+        </w:drawing>
+      </w:r>
+    </w:p>
+    <w:p>
+      <w:pPr>
+        <w:rPr>
+          <w:rFonts w:ascii="Times New Roman" w:hAnsi="Times New Roman" w:cs="Times New Roman"/>
           <w:b/>
           <w:bCs/>
           <w:sz w:val="24"/>
           <w:szCs w:val="24"/>
         </w:rPr>
       </w:pPr>
-      <w:r>
+    </w:p>
+    <w:p>
+      <w:pPr>
         <w:rPr>
           <w:rFonts w:ascii="Times New Roman" w:hAnsi="Times New Roman" w:cs="Times New Roman"/>
           <w:b/>
@@ -4237,6 +4627,37 @@
           <w:sz w:val="24"/>
           <w:szCs w:val="24"/>
         </w:rPr>
+      </w:pPr>
+    </w:p>
+    <w:p>
+      <w:pPr>
+        <w:rPr>
+          <w:rFonts w:ascii="Times New Roman" w:hAnsi="Times New Roman" w:cs="Times New Roman"/>
+          <w:b/>
+          <w:bCs/>
+          <w:sz w:val="24"/>
+          <w:szCs w:val="24"/>
+        </w:rPr>
+      </w:pPr>
+    </w:p>
+    <w:p>
+      <w:pPr>
+        <w:rPr>
+          <w:rFonts w:ascii="Times New Roman" w:hAnsi="Times New Roman" w:cs="Times New Roman"/>
+          <w:b/>
+          <w:bCs/>
+          <w:sz w:val="24"/>
+          <w:szCs w:val="24"/>
+        </w:rPr>
+      </w:pPr>
+      <w:r>
+        <w:rPr>
+          <w:rFonts w:ascii="Times New Roman" w:hAnsi="Times New Roman" w:cs="Times New Roman"/>
+          <w:b/>
+          <w:bCs/>
+          <w:sz w:val="24"/>
+          <w:szCs w:val="24"/>
+        </w:rPr>
         <w:lastRenderedPageBreak/>
         <w:t xml:space="preserve">Appendix </w:t>
       </w:r>
@@ -4248,7 +4669,7 @@
           <w:sz w:val="24"/>
           <w:szCs w:val="24"/>
         </w:rPr>
-        <w:t>5</w:t>
+        <w:t>6</w:t>
       </w:r>
       <w:r>
         <w:rPr>
@@ -4302,7 +4723,7 @@
                     <pic:cNvPicPr/>
                   </pic:nvPicPr>
                   <pic:blipFill>
-                    <a:blip r:embed="rId15"/>
+                    <a:blip r:embed="rId17"/>
                     <a:stretch>
                       <a:fillRect/>
                     </a:stretch>
@@ -4339,10 +4760,10 @@
           <w:szCs w:val="24"/>
         </w:rPr>
         <w:drawing>
-          <wp:inline distT="0" distB="0" distL="0" distR="0" wp14:anchorId="09785108" wp14:editId="049F63BF">
-            <wp:extent cx="4094922" cy="597931"/>
-            <wp:effectExtent l="0" t="0" r="1270" b="0"/>
-            <wp:docPr id="588759314" name="Picture 4"/>
+          <wp:inline distT="0" distB="0" distL="0" distR="0" wp14:anchorId="27DDBDA8" wp14:editId="0BB00EBE">
+            <wp:extent cx="3724345" cy="575463"/>
+            <wp:effectExtent l="0" t="0" r="0" b="0"/>
+            <wp:docPr id="606273660" name="Picture 3"/>
             <wp:cNvGraphicFramePr>
               <a:graphicFrameLocks xmlns:a="http://schemas.openxmlformats.org/drawingml/2006/main" noChangeAspect="1"/>
             </wp:cNvGraphicFramePr>
@@ -4350,11 +4771,11 @@
               <a:graphicData uri="http://schemas.openxmlformats.org/drawingml/2006/picture">
                 <pic:pic xmlns:pic="http://schemas.openxmlformats.org/drawingml/2006/picture">
                   <pic:nvPicPr>
-                    <pic:cNvPr id="588759314" name="Picture 588759314"/>
+                    <pic:cNvPr id="606273660" name="Picture 606273660"/>
                     <pic:cNvPicPr/>
                   </pic:nvPicPr>
                   <pic:blipFill>
-                    <a:blip r:embed="rId16"/>
+                    <a:blip r:embed="rId18"/>
                     <a:stretch>
                       <a:fillRect/>
                     </a:stretch>
@@ -4362,7 +4783,7 @@
                   <pic:spPr>
                     <a:xfrm>
                       <a:off x="0" y="0"/>
-                      <a:ext cx="4121896" cy="601870"/>
+                      <a:ext cx="3794940" cy="586371"/>
                     </a:xfrm>
                     <a:prstGeom prst="rect">
                       <a:avLst/>
@@ -4398,14 +4819,14 @@
       </w:r>
       <w:r>
         <w:rPr>
-          <w:rFonts w:ascii="Times New Roman" w:hAnsi="Times New Roman" w:cs="Times New Roman" w:hint="eastAsia"/>
+          <w:rFonts w:ascii="Times New Roman" w:hAnsi="Times New Roman" w:cs="Times New Roman"/>
           <w:b/>
           <w:bCs/>
           <w:sz w:val="24"/>
           <w:szCs w:val="24"/>
           <w:lang w:eastAsia="ja-JP"/>
         </w:rPr>
-        <w:t>6</w:t>
+        <w:t>7</w:t>
       </w:r>
       <w:r>
         <w:rPr>
@@ -4470,7 +4891,7 @@
                     <pic:cNvPicPr/>
                   </pic:nvPicPr>
                   <pic:blipFill>
-                    <a:blip r:embed="rId17"/>
+                    <a:blip r:embed="rId19"/>
                     <a:stretch>
                       <a:fillRect/>
                     </a:stretch>
@@ -4536,14 +4957,14 @@
       </w:r>
       <w:r>
         <w:rPr>
-          <w:rFonts w:ascii="Times New Roman" w:hAnsi="Times New Roman" w:cs="Times New Roman" w:hint="eastAsia"/>
+          <w:rFonts w:ascii="Times New Roman" w:hAnsi="Times New Roman" w:cs="Times New Roman"/>
           <w:b/>
           <w:bCs/>
           <w:sz w:val="24"/>
           <w:szCs w:val="24"/>
           <w:lang w:eastAsia="ja-JP"/>
         </w:rPr>
-        <w:t>7</w:t>
+        <w:t>8</w:t>
       </w:r>
       <w:r>
         <w:rPr>
@@ -4619,7 +5040,7 @@
                     <pic:cNvPicPr/>
                   </pic:nvPicPr>
                   <pic:blipFill>
-                    <a:blip r:embed="rId18"/>
+                    <a:blip r:embed="rId20"/>
                     <a:stretch>
                       <a:fillRect/>
                     </a:stretch>
@@ -4654,25 +5075,23 @@
           <w:sz w:val="24"/>
           <w:szCs w:val="24"/>
         </w:rPr>
-        <w:br w:type="page"/>
-      </w:r>
-    </w:p>
-    <w:p>
-      <w:pPr>
-        <w:rPr>
-          <w:rFonts w:ascii="Times New Roman" w:hAnsi="Times New Roman" w:cs="Times New Roman"/>
-          <w:sz w:val="24"/>
-          <w:szCs w:val="24"/>
-        </w:rPr>
-      </w:pPr>
-      <w:r>
-        <w:rPr>
-          <w:rFonts w:ascii="Times New Roman" w:hAnsi="Times New Roman" w:cs="Times New Roman"/>
-          <w:sz w:val="24"/>
-          <w:szCs w:val="24"/>
-        </w:rPr>
-        <w:lastRenderedPageBreak/>
-        <w:t xml:space="preserve">Appendix 8: </w:t>
+        <w:t xml:space="preserve">Appendix </w:t>
+      </w:r>
+      <w:r>
+        <w:rPr>
+          <w:rFonts w:ascii="Times New Roman" w:hAnsi="Times New Roman" w:cs="Times New Roman"/>
+          <w:sz w:val="24"/>
+          <w:szCs w:val="24"/>
+        </w:rPr>
+        <w:t>9</w:t>
+      </w:r>
+      <w:r>
+        <w:rPr>
+          <w:rFonts w:ascii="Times New Roman" w:hAnsi="Times New Roman" w:cs="Times New Roman"/>
+          <w:sz w:val="24"/>
+          <w:szCs w:val="24"/>
+        </w:rPr>
+        <w:t xml:space="preserve">: </w:t>
       </w:r>
       <w:r>
         <w:rPr>
@@ -4698,16 +5117,14 @@
         </w:rPr>
         <w:t xml:space="preserve">Accountability </w:t>
       </w:r>
-      <w:proofErr w:type="gramStart"/>
-      <w:r>
-        <w:rPr>
-          <w:rFonts w:ascii="Times New Roman" w:hAnsi="Times New Roman" w:cs="Times New Roman"/>
-          <w:sz w:val="24"/>
-          <w:szCs w:val="24"/>
-        </w:rPr>
-        <w:t>And</w:t>
-      </w:r>
-      <w:proofErr w:type="gramEnd"/>
+      <w:r>
+        <w:rPr>
+          <w:rFonts w:ascii="Times New Roman" w:hAnsi="Times New Roman" w:cs="Times New Roman"/>
+          <w:sz w:val="24"/>
+          <w:szCs w:val="24"/>
+        </w:rPr>
+        <w:t>and</w:t>
+      </w:r>
       <w:r>
         <w:rPr>
           <w:rFonts w:ascii="Times New Roman" w:hAnsi="Times New Roman" w:cs="Times New Roman"/>
@@ -4756,7 +5173,7 @@
                     <pic:cNvPicPr/>
                   </pic:nvPicPr>
                   <pic:blipFill>
-                    <a:blip r:embed="rId19"/>
+                    <a:blip r:embed="rId21"/>
                     <a:stretch>
                       <a:fillRect/>
                     </a:stretch>

--- a/MGNT110/Assessment II/Joseph Koh - Assessment 2  Reflection.docx
+++ b/MGNT110/Assessment II/Joseph Koh - Assessment 2  Reflection.docx
@@ -169,6 +169,14 @@
         </w:rPr>
         <w:t xml:space="preserve">Tutorial day/time: </w:t>
       </w:r>
+      <w:r>
+        <w:rPr>
+          <w:rFonts w:ascii="Times New Roman" w:hAnsi="Times New Roman" w:cs="Times New Roman"/>
+          <w:sz w:val="24"/>
+          <w:szCs w:val="24"/>
+        </w:rPr>
+        <w:t>T01</w:t>
+      </w:r>
     </w:p>
     <w:p>
       <w:pPr>
@@ -1109,23 +1117,16 @@
           <w:sz w:val="24"/>
           <w:szCs w:val="24"/>
         </w:rPr>
-        <w:t xml:space="preserve">This aligns well with the elements, relationships and accomplishments of the PERMA model </w:t>
-      </w:r>
-      <w:r>
-        <w:rPr>
-          <w:rFonts w:ascii="Times New Roman" w:hAnsi="Times New Roman" w:cs="Times New Roman"/>
-          <w:sz w:val="24"/>
-          <w:szCs w:val="24"/>
-        </w:rPr>
-        <w:t>(Seligman 2011)</w:t>
-      </w:r>
-      <w:r>
-        <w:rPr>
-          <w:rFonts w:ascii="Times New Roman" w:hAnsi="Times New Roman" w:cs="Times New Roman"/>
-          <w:sz w:val="24"/>
-          <w:szCs w:val="24"/>
-        </w:rPr>
-        <w:t>.</w:t>
+        <w:t xml:space="preserve">This aligns well with the elements, relationships and accomplishments of the </w:t>
+      </w:r>
+      <w:r>
+        <w:rPr>
+          <w:rFonts w:ascii="Times New Roman" w:hAnsi="Times New Roman" w:cs="Times New Roman"/>
+          <w:sz w:val="24"/>
+          <w:szCs w:val="24"/>
+          <w:highlight w:val="yellow"/>
+        </w:rPr>
+        <w:t>PERMA model (Seligman 2011).</w:t>
       </w:r>
     </w:p>
     <w:p>
@@ -1453,31 +1454,16 @@
           <w:sz w:val="24"/>
           <w:szCs w:val="24"/>
         </w:rPr>
-        <w:t xml:space="preserve">was leaning toward groupthink </w:t>
-      </w:r>
-      <w:r>
-        <w:rPr>
-          <w:rFonts w:ascii="Times New Roman" w:hAnsi="Times New Roman" w:cs="Times New Roman"/>
-          <w:sz w:val="24"/>
-          <w:szCs w:val="24"/>
-        </w:rPr>
-        <w:t>(</w:t>
-      </w:r>
-      <w:r>
-        <w:rPr>
-          <w:rFonts w:ascii="Times New Roman" w:hAnsi="Times New Roman" w:cs="Times New Roman"/>
-          <w:sz w:val="24"/>
-          <w:szCs w:val="24"/>
-        </w:rPr>
-        <w:t xml:space="preserve">Irving </w:t>
-      </w:r>
-      <w:r>
-        <w:rPr>
-          <w:rFonts w:ascii="Times New Roman" w:hAnsi="Times New Roman" w:cs="Times New Roman"/>
-          <w:sz w:val="24"/>
-          <w:szCs w:val="24"/>
-        </w:rPr>
-        <w:t>Janis, 1972)</w:t>
+        <w:t xml:space="preserve">was leaning toward </w:t>
+      </w:r>
+      <w:r>
+        <w:rPr>
+          <w:rFonts w:ascii="Times New Roman" w:hAnsi="Times New Roman" w:cs="Times New Roman"/>
+          <w:sz w:val="24"/>
+          <w:szCs w:val="24"/>
+          <w:highlight w:val="yellow"/>
+        </w:rPr>
+        <w:t>groupthink (Irving Janis, 1972)</w:t>
       </w:r>
       <w:r>
         <w:rPr>
@@ -1583,15 +1569,7 @@
           <w:sz w:val="24"/>
           <w:szCs w:val="24"/>
         </w:rPr>
-        <w:t xml:space="preserve"> </w:t>
-      </w:r>
-      <w:r>
-        <w:rPr>
-          <w:rFonts w:ascii="Times New Roman" w:hAnsi="Times New Roman" w:cs="Times New Roman"/>
-          <w:sz w:val="24"/>
-          <w:szCs w:val="24"/>
-        </w:rPr>
-        <w:t>(see Appendix 5).</w:t>
+        <w:t xml:space="preserve"> (see Appendix 5).</w:t>
       </w:r>
     </w:p>
     <w:p>
@@ -1753,6 +1731,7 @@
           <w:rFonts w:ascii="Times New Roman" w:hAnsi="Times New Roman" w:cs="Times New Roman"/>
           <w:sz w:val="24"/>
           <w:szCs w:val="24"/>
+          <w:highlight w:val="yellow"/>
         </w:rPr>
         <w:t xml:space="preserve">Tuckman’s model of </w:t>
       </w:r>
@@ -1761,6 +1740,7 @@
           <w:rFonts w:ascii="Times New Roman" w:hAnsi="Times New Roman" w:cs="Times New Roman"/>
           <w:sz w:val="24"/>
           <w:szCs w:val="24"/>
+          <w:highlight w:val="yellow"/>
         </w:rPr>
         <w:t xml:space="preserve">group development from “Forming” to “Norming” </w:t>
       </w:r>
@@ -1769,6 +1749,7 @@
           <w:rFonts w:ascii="Times New Roman" w:hAnsi="Times New Roman" w:cs="Times New Roman"/>
           <w:sz w:val="24"/>
           <w:szCs w:val="24"/>
+          <w:highlight w:val="yellow"/>
         </w:rPr>
         <w:t>to</w:t>
       </w:r>
@@ -1777,6 +1758,7 @@
           <w:rFonts w:ascii="Times New Roman" w:hAnsi="Times New Roman" w:cs="Times New Roman"/>
           <w:sz w:val="24"/>
           <w:szCs w:val="24"/>
+          <w:highlight w:val="yellow"/>
         </w:rPr>
         <w:t xml:space="preserve"> “Performing” (</w:t>
       </w:r>
@@ -1785,6 +1767,7 @@
           <w:rFonts w:ascii="Times New Roman" w:hAnsi="Times New Roman" w:cs="Times New Roman"/>
           <w:sz w:val="24"/>
           <w:szCs w:val="24"/>
+          <w:highlight w:val="yellow"/>
         </w:rPr>
         <w:t>Bruce Tuckman &amp; Mary Ann Jensen 1977</w:t>
       </w:r>
@@ -1793,6 +1776,7 @@
           <w:rFonts w:ascii="Times New Roman" w:hAnsi="Times New Roman" w:cs="Times New Roman"/>
           <w:sz w:val="24"/>
           <w:szCs w:val="24"/>
+          <w:highlight w:val="yellow"/>
         </w:rPr>
         <w:t>)</w:t>
       </w:r>
@@ -1801,6 +1785,7 @@
           <w:rFonts w:ascii="Times New Roman" w:hAnsi="Times New Roman" w:cs="Times New Roman"/>
           <w:sz w:val="24"/>
           <w:szCs w:val="24"/>
+          <w:highlight w:val="yellow"/>
         </w:rPr>
         <w:t>.</w:t>
       </w:r>
@@ -2715,6 +2700,7 @@
           <w:rFonts w:ascii="Times New Roman" w:hAnsi="Times New Roman" w:cs="Times New Roman"/>
           <w:sz w:val="24"/>
           <w:szCs w:val="24"/>
+          <w:highlight w:val="yellow"/>
         </w:rPr>
         <w:t>S</w:t>
       </w:r>
@@ -2723,6 +2709,7 @@
           <w:rFonts w:ascii="Times New Roman" w:hAnsi="Times New Roman" w:cs="Times New Roman"/>
           <w:sz w:val="24"/>
           <w:szCs w:val="24"/>
+          <w:highlight w:val="yellow"/>
         </w:rPr>
         <w:t xml:space="preserve">ituational </w:t>
       </w:r>
@@ -2731,6 +2718,7 @@
           <w:rFonts w:ascii="Times New Roman" w:hAnsi="Times New Roman" w:cs="Times New Roman"/>
           <w:sz w:val="24"/>
           <w:szCs w:val="24"/>
+          <w:highlight w:val="yellow"/>
         </w:rPr>
         <w:t>L</w:t>
       </w:r>
@@ -2739,6 +2727,7 @@
           <w:rFonts w:ascii="Times New Roman" w:hAnsi="Times New Roman" w:cs="Times New Roman"/>
           <w:sz w:val="24"/>
           <w:szCs w:val="24"/>
+          <w:highlight w:val="yellow"/>
         </w:rPr>
         <w:t>eadership</w:t>
       </w:r>
@@ -2747,6 +2736,7 @@
           <w:rFonts w:ascii="Times New Roman" w:hAnsi="Times New Roman" w:cs="Times New Roman"/>
           <w:sz w:val="24"/>
           <w:szCs w:val="24"/>
+          <w:highlight w:val="yellow"/>
         </w:rPr>
         <w:t xml:space="preserve"> theory </w:t>
       </w:r>
@@ -2755,6 +2745,7 @@
           <w:rFonts w:ascii="Times New Roman" w:hAnsi="Times New Roman" w:cs="Times New Roman"/>
           <w:sz w:val="24"/>
           <w:szCs w:val="24"/>
+          <w:highlight w:val="yellow"/>
         </w:rPr>
         <w:t>(Hersey and Blanchard 1969; 1977)</w:t>
       </w:r>
@@ -2763,8 +2754,17 @@
           <w:rFonts w:ascii="Times New Roman" w:hAnsi="Times New Roman" w:cs="Times New Roman"/>
           <w:sz w:val="24"/>
           <w:szCs w:val="24"/>
-        </w:rPr>
-        <w:t xml:space="preserve">. </w:t>
+          <w:highlight w:val="yellow"/>
+        </w:rPr>
+        <w:t>.</w:t>
+      </w:r>
+      <w:r>
+        <w:rPr>
+          <w:rFonts w:ascii="Times New Roman" w:hAnsi="Times New Roman" w:cs="Times New Roman"/>
+          <w:sz w:val="24"/>
+          <w:szCs w:val="24"/>
+        </w:rPr>
+        <w:t xml:space="preserve"> </w:t>
       </w:r>
       <w:r>
         <w:rPr>
@@ -15890,7 +15890,7 @@
       </w:tcPr>
     </w:tblStylePr>
   </w:style>
-  <w:style w:type="table" w:styleId="ColourfulShading">
+  <w:style w:type="table" w:styleId="ColorfulShading">
     <w:name w:val="Colorful Shading"/>
     <w:basedOn w:val="TableNormal"/>
     <w:uiPriority w:val="71"/>
@@ -16005,7 +16005,7 @@
       </w:rPr>
     </w:tblStylePr>
   </w:style>
-  <w:style w:type="table" w:styleId="ColourfulShadingAccent1">
+  <w:style w:type="table" w:styleId="ColorfulShading-Accent1">
     <w:name w:val="Colorful Shading Accent 1"/>
     <w:basedOn w:val="TableNormal"/>
     <w:uiPriority w:val="71"/>
@@ -16120,7 +16120,7 @@
       </w:rPr>
     </w:tblStylePr>
   </w:style>
-  <w:style w:type="table" w:styleId="ColourfulShadingAccent2">
+  <w:style w:type="table" w:styleId="ColorfulShading-Accent2">
     <w:name w:val="Colorful Shading Accent 2"/>
     <w:basedOn w:val="TableNormal"/>
     <w:uiPriority w:val="71"/>
@@ -16235,7 +16235,7 @@
       </w:rPr>
     </w:tblStylePr>
   </w:style>
-  <w:style w:type="table" w:styleId="ColourfulShadingAccent3">
+  <w:style w:type="table" w:styleId="ColorfulShading-Accent3">
     <w:name w:val="Colorful Shading Accent 3"/>
     <w:basedOn w:val="TableNormal"/>
     <w:uiPriority w:val="71"/>
@@ -16340,7 +16340,7 @@
       </w:tcPr>
     </w:tblStylePr>
   </w:style>
-  <w:style w:type="table" w:styleId="ColourfulShadingAccent4">
+  <w:style w:type="table" w:styleId="ColorfulShading-Accent4">
     <w:name w:val="Colorful Shading Accent 4"/>
     <w:basedOn w:val="TableNormal"/>
     <w:uiPriority w:val="71"/>
@@ -16455,7 +16455,7 @@
       </w:rPr>
     </w:tblStylePr>
   </w:style>
-  <w:style w:type="table" w:styleId="ColourfulShadingAccent5">
+  <w:style w:type="table" w:styleId="ColorfulShading-Accent5">
     <w:name w:val="Colorful Shading Accent 5"/>
     <w:basedOn w:val="TableNormal"/>
     <w:uiPriority w:val="71"/>
@@ -16570,7 +16570,7 @@
       </w:rPr>
     </w:tblStylePr>
   </w:style>
-  <w:style w:type="table" w:styleId="ColourfulShadingAccent6">
+  <w:style w:type="table" w:styleId="ColorfulShading-Accent6">
     <w:name w:val="Colorful Shading Accent 6"/>
     <w:basedOn w:val="TableNormal"/>
     <w:uiPriority w:val="71"/>
@@ -16685,7 +16685,7 @@
       </w:rPr>
     </w:tblStylePr>
   </w:style>
-  <w:style w:type="table" w:styleId="ColourfulList">
+  <w:style w:type="table" w:styleId="ColorfulList">
     <w:name w:val="Colorful List"/>
     <w:basedOn w:val="TableNormal"/>
     <w:uiPriority w:val="72"/>
@@ -16764,7 +16764,7 @@
       </w:tcPr>
     </w:tblStylePr>
   </w:style>
-  <w:style w:type="table" w:styleId="ColourfulListAccent1">
+  <w:style w:type="table" w:styleId="ColorfulList-Accent1">
     <w:name w:val="Colorful List Accent 1"/>
     <w:basedOn w:val="TableNormal"/>
     <w:uiPriority w:val="72"/>
@@ -16843,7 +16843,7 @@
       </w:tcPr>
     </w:tblStylePr>
   </w:style>
-  <w:style w:type="table" w:styleId="ColourfulListAccent2">
+  <w:style w:type="table" w:styleId="ColorfulList-Accent2">
     <w:name w:val="Colorful List Accent 2"/>
     <w:basedOn w:val="TableNormal"/>
     <w:uiPriority w:val="72"/>
@@ -16922,7 +16922,7 @@
       </w:tcPr>
     </w:tblStylePr>
   </w:style>
-  <w:style w:type="table" w:styleId="ColourfulListAccent3">
+  <w:style w:type="table" w:styleId="ColorfulList-Accent3">
     <w:name w:val="Colorful List Accent 3"/>
     <w:basedOn w:val="TableNormal"/>
     <w:uiPriority w:val="72"/>
@@ -17001,7 +17001,7 @@
       </w:tcPr>
     </w:tblStylePr>
   </w:style>
-  <w:style w:type="table" w:styleId="ColourfulListAccent4">
+  <w:style w:type="table" w:styleId="ColorfulList-Accent4">
     <w:name w:val="Colorful List Accent 4"/>
     <w:basedOn w:val="TableNormal"/>
     <w:uiPriority w:val="72"/>
@@ -17080,7 +17080,7 @@
       </w:tcPr>
     </w:tblStylePr>
   </w:style>
-  <w:style w:type="table" w:styleId="ColourfulListAccent5">
+  <w:style w:type="table" w:styleId="ColorfulList-Accent5">
     <w:name w:val="Colorful List Accent 5"/>
     <w:basedOn w:val="TableNormal"/>
     <w:uiPriority w:val="72"/>
@@ -17159,7 +17159,7 @@
       </w:tcPr>
     </w:tblStylePr>
   </w:style>
-  <w:style w:type="table" w:styleId="ColourfulListAccent6">
+  <w:style w:type="table" w:styleId="ColorfulList-Accent6">
     <w:name w:val="Colorful List Accent 6"/>
     <w:basedOn w:val="TableNormal"/>
     <w:uiPriority w:val="72"/>
@@ -17238,7 +17238,7 @@
       </w:tcPr>
     </w:tblStylePr>
   </w:style>
-  <w:style w:type="table" w:styleId="ColourfulGrid">
+  <w:style w:type="table" w:styleId="ColorfulGrid">
     <w:name w:val="Colorful Grid"/>
     <w:basedOn w:val="TableNormal"/>
     <w:uiPriority w:val="73"/>
@@ -17311,7 +17311,7 @@
       </w:tcPr>
     </w:tblStylePr>
   </w:style>
-  <w:style w:type="table" w:styleId="ColourfulGridAccent1">
+  <w:style w:type="table" w:styleId="ColorfulGrid-Accent1">
     <w:name w:val="Colorful Grid Accent 1"/>
     <w:basedOn w:val="TableNormal"/>
     <w:uiPriority w:val="73"/>
@@ -17384,7 +17384,7 @@
       </w:tcPr>
     </w:tblStylePr>
   </w:style>
-  <w:style w:type="table" w:styleId="ColourfulGridAccent2">
+  <w:style w:type="table" w:styleId="ColorfulGrid-Accent2">
     <w:name w:val="Colorful Grid Accent 2"/>
     <w:basedOn w:val="TableNormal"/>
     <w:uiPriority w:val="73"/>
@@ -17457,7 +17457,7 @@
       </w:tcPr>
     </w:tblStylePr>
   </w:style>
-  <w:style w:type="table" w:styleId="ColourfulGridAccent3">
+  <w:style w:type="table" w:styleId="ColorfulGrid-Accent3">
     <w:name w:val="Colorful Grid Accent 3"/>
     <w:basedOn w:val="TableNormal"/>
     <w:uiPriority w:val="73"/>
@@ -17530,7 +17530,7 @@
       </w:tcPr>
     </w:tblStylePr>
   </w:style>
-  <w:style w:type="table" w:styleId="ColourfulGridAccent4">
+  <w:style w:type="table" w:styleId="ColorfulGrid-Accent4">
     <w:name w:val="Colorful Grid Accent 4"/>
     <w:basedOn w:val="TableNormal"/>
     <w:uiPriority w:val="73"/>
@@ -17603,7 +17603,7 @@
       </w:tcPr>
     </w:tblStylePr>
   </w:style>
-  <w:style w:type="table" w:styleId="ColourfulGridAccent5">
+  <w:style w:type="table" w:styleId="ColorfulGrid-Accent5">
     <w:name w:val="Colorful Grid Accent 5"/>
     <w:basedOn w:val="TableNormal"/>
     <w:uiPriority w:val="73"/>
@@ -17676,7 +17676,7 @@
       </w:tcPr>
     </w:tblStylePr>
   </w:style>
-  <w:style w:type="table" w:styleId="ColourfulGridAccent6">
+  <w:style w:type="table" w:styleId="ColorfulGrid-Accent6">
     <w:name w:val="Colorful Grid Accent 6"/>
     <w:basedOn w:val="TableNormal"/>
     <w:uiPriority w:val="73"/>

--- a/MGNT110/Assessment II/Joseph Koh - Assessment 2  Reflection.docx
+++ b/MGNT110/Assessment II/Joseph Koh - Assessment 2  Reflection.docx
@@ -2738,7 +2738,25 @@
           <w:szCs w:val="24"/>
           <w:highlight w:val="yellow"/>
         </w:rPr>
-        <w:t xml:space="preserve"> theory </w:t>
+        <w:t xml:space="preserve"> </w:t>
+      </w:r>
+      <w:r>
+        <w:rPr>
+          <w:rFonts w:ascii="Times New Roman" w:hAnsi="Times New Roman" w:cs="Times New Roman"/>
+          <w:sz w:val="24"/>
+          <w:szCs w:val="24"/>
+          <w:highlight w:val="yellow"/>
+        </w:rPr>
+        <w:t>T</w:t>
+      </w:r>
+      <w:r>
+        <w:rPr>
+          <w:rFonts w:ascii="Times New Roman" w:hAnsi="Times New Roman" w:cs="Times New Roman"/>
+          <w:sz w:val="24"/>
+          <w:szCs w:val="24"/>
+          <w:highlight w:val="yellow"/>
+        </w:rPr>
+        <w:t xml:space="preserve">heory </w:t>
       </w:r>
       <w:r>
         <w:rPr>
@@ -3153,13 +3171,837 @@
       <w:pPr>
         <w:rPr>
           <w:rFonts w:ascii="Times New Roman" w:hAnsi="Times New Roman" w:cs="Times New Roman"/>
+          <w:sz w:val="24"/>
+          <w:szCs w:val="24"/>
+          <w:lang w:eastAsia="ja-JP"/>
+        </w:rPr>
+      </w:pPr>
+      <w:r>
+        <w:rPr>
+          <w:rFonts w:ascii="Times New Roman" w:hAnsi="Times New Roman" w:cs="Times New Roman"/>
+          <w:sz w:val="24"/>
+          <w:szCs w:val="24"/>
+          <w:lang w:eastAsia="ja-JP"/>
+        </w:rPr>
+        <w:t xml:space="preserve">One significant challenge experienced during the assignment was the effect of groupthink when everyone agreed with me on the </w:t>
+      </w:r>
+      <w:r>
+        <w:rPr>
+          <w:rFonts w:ascii="Times New Roman" w:hAnsi="Times New Roman" w:cs="Times New Roman"/>
+          <w:sz w:val="24"/>
+          <w:szCs w:val="24"/>
+          <w:lang w:eastAsia="ja-JP"/>
+        </w:rPr>
+        <w:t xml:space="preserve">wrong </w:t>
+      </w:r>
+      <w:r>
+        <w:rPr>
+          <w:rFonts w:ascii="Times New Roman" w:hAnsi="Times New Roman" w:cs="Times New Roman"/>
+          <w:sz w:val="24"/>
+          <w:szCs w:val="24"/>
+          <w:lang w:eastAsia="ja-JP"/>
+        </w:rPr>
+        <w:t>presentation date (15</w:t>
+      </w:r>
+      <w:r>
+        <w:rPr>
+          <w:rFonts w:ascii="Times New Roman" w:hAnsi="Times New Roman" w:cs="Times New Roman"/>
+          <w:sz w:val="24"/>
+          <w:szCs w:val="24"/>
+          <w:vertAlign w:val="superscript"/>
+          <w:lang w:eastAsia="ja-JP"/>
+        </w:rPr>
+        <w:t>th</w:t>
+      </w:r>
+      <w:r>
+        <w:rPr>
+          <w:rFonts w:ascii="Times New Roman" w:hAnsi="Times New Roman" w:cs="Times New Roman"/>
+          <w:sz w:val="24"/>
+          <w:szCs w:val="24"/>
+          <w:lang w:eastAsia="ja-JP"/>
+        </w:rPr>
+        <w:t xml:space="preserve"> May) which turned out to be a week earlier (8</w:t>
+      </w:r>
+      <w:r>
+        <w:rPr>
+          <w:rFonts w:ascii="Times New Roman" w:hAnsi="Times New Roman" w:cs="Times New Roman"/>
+          <w:sz w:val="24"/>
+          <w:szCs w:val="24"/>
+          <w:vertAlign w:val="superscript"/>
+          <w:lang w:eastAsia="ja-JP"/>
+        </w:rPr>
+        <w:t>th</w:t>
+      </w:r>
+      <w:r>
+        <w:rPr>
+          <w:rFonts w:ascii="Times New Roman" w:hAnsi="Times New Roman" w:cs="Times New Roman"/>
+          <w:sz w:val="24"/>
+          <w:szCs w:val="24"/>
+          <w:lang w:eastAsia="ja-JP"/>
+        </w:rPr>
+        <w:t xml:space="preserve"> May). This resulted in panic and confusion within the team and significantly affected the team’s preparation timeline. </w:t>
+      </w:r>
+    </w:p>
+    <w:p>
+      <w:pPr>
+        <w:rPr>
+          <w:rFonts w:ascii="Times New Roman" w:hAnsi="Times New Roman" w:cs="Times New Roman"/>
+          <w:sz w:val="24"/>
+          <w:szCs w:val="24"/>
+        </w:rPr>
+      </w:pPr>
+      <w:r>
+        <w:rPr>
+          <w:rFonts w:ascii="Times New Roman" w:hAnsi="Times New Roman" w:cs="Times New Roman"/>
+          <w:sz w:val="24"/>
+          <w:szCs w:val="24"/>
+          <w:lang w:eastAsia="ja-JP"/>
+        </w:rPr>
+        <w:t xml:space="preserve">This situation can be analyzed using </w:t>
+      </w:r>
+      <w:r>
+        <w:rPr>
+          <w:rFonts w:ascii="Times New Roman" w:hAnsi="Times New Roman" w:cs="Times New Roman"/>
+          <w:sz w:val="24"/>
+          <w:szCs w:val="24"/>
+          <w:highlight w:val="yellow"/>
+        </w:rPr>
+        <w:t xml:space="preserve">Situational Leadership </w:t>
+      </w:r>
+      <w:r>
+        <w:rPr>
+          <w:rFonts w:ascii="Times New Roman" w:hAnsi="Times New Roman" w:cs="Times New Roman"/>
+          <w:sz w:val="24"/>
+          <w:szCs w:val="24"/>
+          <w:highlight w:val="yellow"/>
+        </w:rPr>
+        <w:t>T</w:t>
+      </w:r>
+      <w:r>
+        <w:rPr>
+          <w:rFonts w:ascii="Times New Roman" w:hAnsi="Times New Roman" w:cs="Times New Roman"/>
+          <w:sz w:val="24"/>
+          <w:szCs w:val="24"/>
+          <w:highlight w:val="yellow"/>
+        </w:rPr>
+        <w:t>heory (Hersey and Blanchard 1969; 1977).</w:t>
+      </w:r>
+      <w:r>
+        <w:rPr>
+          <w:rFonts w:ascii="Times New Roman" w:hAnsi="Times New Roman" w:cs="Times New Roman"/>
+          <w:sz w:val="24"/>
+          <w:szCs w:val="24"/>
+        </w:rPr>
+        <w:t xml:space="preserve"> It suggests that leaders should </w:t>
+      </w:r>
+      <w:r>
+        <w:rPr>
+          <w:rFonts w:ascii="Times New Roman" w:hAnsi="Times New Roman" w:cs="Times New Roman"/>
+          <w:sz w:val="24"/>
+          <w:szCs w:val="24"/>
+        </w:rPr>
+        <w:t>match</w:t>
+      </w:r>
+      <w:r>
+        <w:rPr>
+          <w:rFonts w:ascii="Times New Roman" w:hAnsi="Times New Roman" w:cs="Times New Roman"/>
+          <w:sz w:val="24"/>
+          <w:szCs w:val="24"/>
+        </w:rPr>
+        <w:t xml:space="preserve"> their leadership style according to </w:t>
+      </w:r>
+      <w:r>
+        <w:rPr>
+          <w:rFonts w:ascii="Times New Roman" w:hAnsi="Times New Roman" w:cs="Times New Roman"/>
+          <w:sz w:val="24"/>
+          <w:szCs w:val="24"/>
+        </w:rPr>
+        <w:t xml:space="preserve">the team members’ level of competency. </w:t>
+      </w:r>
+      <w:r>
+        <w:rPr>
+          <w:rFonts w:ascii="Times New Roman" w:hAnsi="Times New Roman" w:cs="Times New Roman"/>
+          <w:sz w:val="24"/>
+          <w:szCs w:val="24"/>
+        </w:rPr>
+        <w:t>The level of competency is graded from the lowest of D1 (Inexperienced but motivated) to the highest of D4 (Skilled and independent) while the leadership style is graded from the lowest of S1 (Directing) to the highest of S4 (Delegating).</w:t>
+      </w:r>
+      <w:r>
+        <w:rPr>
+          <w:rFonts w:ascii="Times New Roman" w:hAnsi="Times New Roman" w:cs="Times New Roman"/>
+          <w:sz w:val="24"/>
+          <w:szCs w:val="24"/>
+        </w:rPr>
+        <w:t xml:space="preserve"> </w:t>
+      </w:r>
+      <w:r>
+        <w:rPr>
+          <w:rFonts w:ascii="Times New Roman" w:hAnsi="Times New Roman" w:cs="Times New Roman"/>
+          <w:sz w:val="24"/>
+          <w:szCs w:val="24"/>
+        </w:rPr>
+        <w:t xml:space="preserve">As the </w:t>
+      </w:r>
+      <w:r>
+        <w:rPr>
+          <w:rFonts w:ascii="Times New Roman" w:hAnsi="Times New Roman" w:cs="Times New Roman"/>
+          <w:sz w:val="24"/>
+          <w:szCs w:val="24"/>
+        </w:rPr>
+        <w:t>grade</w:t>
+      </w:r>
+      <w:r>
+        <w:rPr>
+          <w:rFonts w:ascii="Times New Roman" w:hAnsi="Times New Roman" w:cs="Times New Roman"/>
+          <w:sz w:val="24"/>
+          <w:szCs w:val="24"/>
+        </w:rPr>
+        <w:t xml:space="preserve"> increases, the level of competency increases, and the leadership style becomes less directive and more supportive. However, </w:t>
+      </w:r>
+      <w:r>
+        <w:rPr>
+          <w:rFonts w:ascii="Times New Roman" w:hAnsi="Times New Roman" w:cs="Times New Roman"/>
+          <w:sz w:val="24"/>
+          <w:szCs w:val="24"/>
+        </w:rPr>
+        <w:t xml:space="preserve">situational leadership may contribute to groupthink at early stages as team members prioritize harmony and agreement over </w:t>
+      </w:r>
+      <w:r>
+        <w:rPr>
+          <w:rFonts w:ascii="Times New Roman" w:hAnsi="Times New Roman" w:cs="Times New Roman"/>
+          <w:sz w:val="24"/>
+          <w:szCs w:val="24"/>
+        </w:rPr>
+        <w:t>diversity of perspective</w:t>
+      </w:r>
+      <w:r>
+        <w:rPr>
+          <w:rFonts w:ascii="Times New Roman" w:hAnsi="Times New Roman" w:cs="Times New Roman"/>
+          <w:sz w:val="24"/>
+          <w:szCs w:val="24"/>
+        </w:rPr>
+        <w:t xml:space="preserve">. </w:t>
+      </w:r>
+    </w:p>
+    <w:p>
+      <w:pPr>
+        <w:rPr>
+          <w:rFonts w:ascii="Times New Roman" w:hAnsi="Times New Roman" w:cs="Times New Roman"/>
+          <w:sz w:val="24"/>
+          <w:szCs w:val="24"/>
+          <w:lang w:eastAsia="ja-JP"/>
+        </w:rPr>
+      </w:pPr>
+      <w:r>
+        <w:rPr>
+          <w:rFonts w:ascii="Times New Roman" w:hAnsi="Times New Roman" w:cs="Times New Roman"/>
+          <w:sz w:val="24"/>
+          <w:szCs w:val="24"/>
+          <w:lang w:eastAsia="ja-JP"/>
+        </w:rPr>
+        <w:t>As the team culture was developing, I adopted a directive leadership approach</w:t>
+      </w:r>
+      <w:r>
+        <w:rPr>
+          <w:rFonts w:ascii="Times New Roman" w:hAnsi="Times New Roman" w:cs="Times New Roman"/>
+          <w:sz w:val="24"/>
+          <w:szCs w:val="24"/>
+          <w:lang w:eastAsia="ja-JP"/>
+        </w:rPr>
+        <w:t xml:space="preserve"> (S1)</w:t>
+      </w:r>
+      <w:r>
+        <w:rPr>
+          <w:rFonts w:ascii="Times New Roman" w:hAnsi="Times New Roman" w:cs="Times New Roman"/>
+          <w:sz w:val="24"/>
+          <w:szCs w:val="24"/>
+          <w:lang w:eastAsia="ja-JP"/>
+        </w:rPr>
+        <w:t xml:space="preserve"> by giving</w:t>
+      </w:r>
+      <w:r>
+        <w:rPr>
+          <w:rFonts w:ascii="Times New Roman" w:hAnsi="Times New Roman" w:cs="Times New Roman"/>
+          <w:sz w:val="24"/>
+          <w:szCs w:val="24"/>
+          <w:lang w:eastAsia="ja-JP"/>
+        </w:rPr>
+        <w:t xml:space="preserve"> instructions and setting deadlines</w:t>
+      </w:r>
+      <w:r>
+        <w:rPr>
+          <w:rFonts w:ascii="Times New Roman" w:hAnsi="Times New Roman" w:cs="Times New Roman"/>
+          <w:sz w:val="24"/>
+          <w:szCs w:val="24"/>
+          <w:lang w:eastAsia="ja-JP"/>
+        </w:rPr>
+        <w:t xml:space="preserve"> </w:t>
+      </w:r>
+      <w:r>
+        <w:rPr>
+          <w:rFonts w:ascii="Times New Roman" w:hAnsi="Times New Roman" w:cs="Times New Roman"/>
+          <w:sz w:val="24"/>
+          <w:szCs w:val="24"/>
+          <w:lang w:eastAsia="ja-JP"/>
+        </w:rPr>
+        <w:t>to build the team structure</w:t>
+      </w:r>
+      <w:r>
+        <w:rPr>
+          <w:rFonts w:ascii="Times New Roman" w:hAnsi="Times New Roman" w:cs="Times New Roman"/>
+          <w:sz w:val="24"/>
+          <w:szCs w:val="24"/>
+          <w:lang w:eastAsia="ja-JP"/>
+        </w:rPr>
+        <w:t xml:space="preserve"> (D1)</w:t>
+      </w:r>
+      <w:r>
+        <w:rPr>
+          <w:rFonts w:ascii="Times New Roman" w:hAnsi="Times New Roman" w:cs="Times New Roman"/>
+          <w:sz w:val="24"/>
+          <w:szCs w:val="24"/>
+          <w:lang w:eastAsia="ja-JP"/>
+        </w:rPr>
+        <w:t>. This helped</w:t>
+      </w:r>
+      <w:r>
+        <w:rPr>
+          <w:rFonts w:ascii="Times New Roman" w:hAnsi="Times New Roman" w:cs="Times New Roman"/>
+          <w:sz w:val="24"/>
+          <w:szCs w:val="24"/>
+          <w:lang w:eastAsia="ja-JP"/>
+        </w:rPr>
+        <w:t xml:space="preserve"> </w:t>
+      </w:r>
+      <w:r>
+        <w:rPr>
+          <w:rFonts w:ascii="Times New Roman" w:hAnsi="Times New Roman" w:cs="Times New Roman"/>
+          <w:sz w:val="24"/>
+          <w:szCs w:val="24"/>
+          <w:lang w:eastAsia="ja-JP"/>
+        </w:rPr>
+        <w:t>igniting</w:t>
+      </w:r>
+      <w:r>
+        <w:rPr>
+          <w:rFonts w:ascii="Times New Roman" w:hAnsi="Times New Roman" w:cs="Times New Roman"/>
+          <w:sz w:val="24"/>
+          <w:szCs w:val="24"/>
+          <w:lang w:eastAsia="ja-JP"/>
+        </w:rPr>
+        <w:t xml:space="preserve"> momentum, alignment and confidence within the team. </w:t>
+      </w:r>
+      <w:r>
+        <w:rPr>
+          <w:rFonts w:ascii="Times New Roman" w:hAnsi="Times New Roman" w:cs="Times New Roman"/>
+          <w:sz w:val="24"/>
+          <w:szCs w:val="24"/>
+          <w:lang w:eastAsia="ja-JP"/>
+        </w:rPr>
+        <w:t xml:space="preserve">However, </w:t>
+      </w:r>
+      <w:r>
+        <w:rPr>
+          <w:rFonts w:ascii="Times New Roman" w:hAnsi="Times New Roman" w:cs="Times New Roman"/>
+          <w:sz w:val="24"/>
+          <w:szCs w:val="24"/>
+          <w:lang w:eastAsia="ja-JP"/>
+        </w:rPr>
+        <w:t xml:space="preserve">it also unintentionally created passive agreement with limited critical thinking. </w:t>
+      </w:r>
+      <w:r>
+        <w:rPr>
+          <w:rFonts w:ascii="Times New Roman" w:hAnsi="Times New Roman" w:cs="Times New Roman"/>
+          <w:sz w:val="24"/>
+          <w:szCs w:val="24"/>
+          <w:lang w:eastAsia="ja-JP"/>
+        </w:rPr>
+        <w:t xml:space="preserve">This caused </w:t>
+      </w:r>
+      <w:r>
+        <w:rPr>
+          <w:rFonts w:ascii="Times New Roman" w:hAnsi="Times New Roman" w:cs="Times New Roman"/>
+          <w:sz w:val="24"/>
+          <w:szCs w:val="24"/>
+          <w:lang w:eastAsia="ja-JP"/>
+        </w:rPr>
+        <w:t xml:space="preserve">the team </w:t>
+      </w:r>
+      <w:r>
+        <w:rPr>
+          <w:rFonts w:ascii="Times New Roman" w:hAnsi="Times New Roman" w:cs="Times New Roman"/>
+          <w:sz w:val="24"/>
+          <w:szCs w:val="24"/>
+          <w:lang w:eastAsia="ja-JP"/>
+        </w:rPr>
+        <w:t>to overlook</w:t>
+      </w:r>
+      <w:r>
+        <w:rPr>
+          <w:rFonts w:ascii="Times New Roman" w:hAnsi="Times New Roman" w:cs="Times New Roman"/>
+          <w:sz w:val="24"/>
+          <w:szCs w:val="24"/>
+          <w:lang w:eastAsia="ja-JP"/>
+        </w:rPr>
+        <w:t xml:space="preserve"> important details such as the </w:t>
+      </w:r>
+      <w:r>
+        <w:rPr>
+          <w:rFonts w:ascii="Times New Roman" w:hAnsi="Times New Roman" w:cs="Times New Roman"/>
+          <w:sz w:val="24"/>
+          <w:szCs w:val="24"/>
+          <w:lang w:eastAsia="ja-JP"/>
+        </w:rPr>
+        <w:t xml:space="preserve">actual </w:t>
+      </w:r>
+      <w:r>
+        <w:rPr>
+          <w:rFonts w:ascii="Times New Roman" w:hAnsi="Times New Roman" w:cs="Times New Roman"/>
+          <w:sz w:val="24"/>
+          <w:szCs w:val="24"/>
+          <w:lang w:eastAsia="ja-JP"/>
+        </w:rPr>
+        <w:t>presentation dat</w:t>
+      </w:r>
+      <w:r>
+        <w:rPr>
+          <w:rFonts w:ascii="Times New Roman" w:hAnsi="Times New Roman" w:cs="Times New Roman"/>
+          <w:sz w:val="24"/>
+          <w:szCs w:val="24"/>
+          <w:lang w:eastAsia="ja-JP"/>
+        </w:rPr>
+        <w:t>e</w:t>
+      </w:r>
+      <w:r>
+        <w:rPr>
+          <w:rFonts w:ascii="Times New Roman" w:hAnsi="Times New Roman" w:cs="Times New Roman"/>
+          <w:sz w:val="24"/>
+          <w:szCs w:val="24"/>
+          <w:lang w:eastAsia="ja-JP"/>
+        </w:rPr>
+        <w:t>.</w:t>
+      </w:r>
+      <w:r>
+        <w:rPr>
+          <w:rFonts w:ascii="Times New Roman" w:hAnsi="Times New Roman" w:cs="Times New Roman"/>
+          <w:sz w:val="24"/>
+          <w:szCs w:val="24"/>
+          <w:lang w:eastAsia="ja-JP"/>
+        </w:rPr>
+        <w:t xml:space="preserve"> </w:t>
+      </w:r>
+      <w:r>
+        <w:rPr>
+          <w:rFonts w:ascii="Times New Roman" w:hAnsi="Times New Roman" w:cs="Times New Roman"/>
+          <w:sz w:val="24"/>
+          <w:szCs w:val="24"/>
+          <w:lang w:eastAsia="ja-JP"/>
+        </w:rPr>
+        <w:t>As mentione</w:t>
+      </w:r>
+      <w:r>
+        <w:rPr>
+          <w:rFonts w:ascii="Times New Roman" w:hAnsi="Times New Roman" w:cs="Times New Roman"/>
+          <w:sz w:val="24"/>
+          <w:szCs w:val="24"/>
+          <w:lang w:eastAsia="ja-JP"/>
+        </w:rPr>
+        <w:t>d</w:t>
+      </w:r>
+      <w:r>
+        <w:rPr>
+          <w:rFonts w:ascii="Times New Roman" w:hAnsi="Times New Roman" w:cs="Times New Roman"/>
+          <w:sz w:val="24"/>
+          <w:szCs w:val="24"/>
+          <w:lang w:eastAsia="ja-JP"/>
+        </w:rPr>
+        <w:t xml:space="preserve">, the team did not verify the presentation date and </w:t>
+      </w:r>
+      <w:r>
+        <w:rPr>
+          <w:rFonts w:ascii="Times New Roman" w:hAnsi="Times New Roman" w:cs="Times New Roman"/>
+          <w:sz w:val="24"/>
+          <w:szCs w:val="24"/>
+          <w:lang w:eastAsia="ja-JP"/>
+        </w:rPr>
+        <w:t>simply</w:t>
+      </w:r>
+      <w:r>
+        <w:rPr>
+          <w:rFonts w:ascii="Times New Roman" w:hAnsi="Times New Roman" w:cs="Times New Roman"/>
+          <w:sz w:val="24"/>
+          <w:szCs w:val="24"/>
+          <w:lang w:eastAsia="ja-JP"/>
+        </w:rPr>
+        <w:t xml:space="preserve"> agreed with me, I then later found out that the actual presentation date was a week earlier. </w:t>
+      </w:r>
+      <w:r>
+        <w:rPr>
+          <w:rFonts w:ascii="Times New Roman" w:hAnsi="Times New Roman" w:cs="Times New Roman"/>
+          <w:sz w:val="24"/>
+          <w:szCs w:val="24"/>
+          <w:lang w:eastAsia="ja-JP"/>
+        </w:rPr>
+        <w:t>As a result, we had to change our initial plans and rush our rehearsal and planning</w:t>
+      </w:r>
+      <w:r>
+        <w:rPr>
+          <w:rFonts w:ascii="Times New Roman" w:hAnsi="Times New Roman" w:cs="Times New Roman"/>
+          <w:sz w:val="24"/>
+          <w:szCs w:val="24"/>
+          <w:lang w:eastAsia="ja-JP"/>
+        </w:rPr>
+        <w:t xml:space="preserve"> (see Appendix 10)</w:t>
+      </w:r>
+      <w:r>
+        <w:rPr>
+          <w:rFonts w:ascii="Times New Roman" w:hAnsi="Times New Roman" w:cs="Times New Roman"/>
+          <w:sz w:val="24"/>
+          <w:szCs w:val="24"/>
+          <w:lang w:eastAsia="ja-JP"/>
+        </w:rPr>
+        <w:t xml:space="preserve"> </w:t>
+      </w:r>
+      <w:r>
+        <w:rPr>
+          <w:rFonts w:ascii="Times New Roman" w:hAnsi="Times New Roman" w:cs="Times New Roman"/>
+          <w:sz w:val="24"/>
+          <w:szCs w:val="24"/>
+          <w:lang w:eastAsia="ja-JP"/>
+        </w:rPr>
+        <w:t>resulting</w:t>
+      </w:r>
+      <w:r>
+        <w:rPr>
+          <w:rFonts w:ascii="Times New Roman" w:hAnsi="Times New Roman" w:cs="Times New Roman"/>
+          <w:sz w:val="24"/>
+          <w:szCs w:val="24"/>
+          <w:lang w:eastAsia="ja-JP"/>
+        </w:rPr>
+        <w:t xml:space="preserve"> </w:t>
+      </w:r>
+      <w:r>
+        <w:rPr>
+          <w:rFonts w:ascii="Times New Roman" w:hAnsi="Times New Roman" w:cs="Times New Roman"/>
+          <w:sz w:val="24"/>
+          <w:szCs w:val="24"/>
+          <w:lang w:eastAsia="ja-JP"/>
+        </w:rPr>
+        <w:t>in</w:t>
+      </w:r>
+      <w:r>
+        <w:rPr>
+          <w:rFonts w:ascii="Times New Roman" w:hAnsi="Times New Roman" w:cs="Times New Roman"/>
+          <w:sz w:val="24"/>
+          <w:szCs w:val="24"/>
+          <w:lang w:eastAsia="ja-JP"/>
+        </w:rPr>
+        <w:t xml:space="preserve"> </w:t>
+      </w:r>
+      <w:r>
+        <w:rPr>
+          <w:rFonts w:ascii="Times New Roman" w:hAnsi="Times New Roman" w:cs="Times New Roman"/>
+          <w:sz w:val="24"/>
+          <w:szCs w:val="24"/>
+          <w:lang w:eastAsia="ja-JP"/>
+        </w:rPr>
+        <w:t>less</w:t>
+      </w:r>
+      <w:r>
+        <w:rPr>
+          <w:rFonts w:ascii="Times New Roman" w:hAnsi="Times New Roman" w:cs="Times New Roman"/>
+          <w:sz w:val="24"/>
+          <w:szCs w:val="24"/>
+          <w:lang w:eastAsia="ja-JP"/>
+        </w:rPr>
+        <w:t xml:space="preserve"> time to prepare. If</w:t>
+      </w:r>
+      <w:r>
+        <w:rPr>
+          <w:rFonts w:ascii="Times New Roman" w:hAnsi="Times New Roman" w:cs="Times New Roman"/>
+          <w:sz w:val="24"/>
+          <w:szCs w:val="24"/>
+          <w:lang w:eastAsia="ja-JP"/>
+        </w:rPr>
+        <w:t xml:space="preserve"> I</w:t>
+      </w:r>
+      <w:r>
+        <w:rPr>
+          <w:rFonts w:ascii="Times New Roman" w:hAnsi="Times New Roman" w:cs="Times New Roman"/>
+          <w:sz w:val="24"/>
+          <w:szCs w:val="24"/>
+          <w:lang w:eastAsia="ja-JP"/>
+        </w:rPr>
+        <w:t xml:space="preserve"> had</w:t>
+      </w:r>
+      <w:r>
+        <w:rPr>
+          <w:rFonts w:ascii="Times New Roman" w:hAnsi="Times New Roman" w:cs="Times New Roman"/>
+          <w:sz w:val="24"/>
+          <w:szCs w:val="24"/>
+          <w:lang w:eastAsia="ja-JP"/>
+        </w:rPr>
+        <w:t xml:space="preserve"> not discovered the wrong date, </w:t>
+      </w:r>
+      <w:r>
+        <w:rPr>
+          <w:rFonts w:ascii="Times New Roman" w:hAnsi="Times New Roman" w:cs="Times New Roman"/>
+          <w:sz w:val="24"/>
+          <w:szCs w:val="24"/>
+          <w:lang w:eastAsia="ja-JP"/>
+        </w:rPr>
+        <w:t xml:space="preserve">my team and I would have gotten an F on the </w:t>
+      </w:r>
+      <w:r>
+        <w:rPr>
+          <w:rFonts w:ascii="Times New Roman" w:hAnsi="Times New Roman" w:cs="Times New Roman"/>
+          <w:sz w:val="24"/>
+          <w:szCs w:val="24"/>
+          <w:lang w:eastAsia="ja-JP"/>
+        </w:rPr>
+        <w:t>assignment</w:t>
+      </w:r>
+      <w:r>
+        <w:rPr>
+          <w:rFonts w:ascii="Times New Roman" w:hAnsi="Times New Roman" w:cs="Times New Roman"/>
+          <w:sz w:val="24"/>
+          <w:szCs w:val="24"/>
+          <w:lang w:eastAsia="ja-JP"/>
+        </w:rPr>
+        <w:t xml:space="preserve"> due to no-show. </w:t>
+      </w:r>
+    </w:p>
+    <w:p>
+      <w:r>
+        <w:rPr>
+          <w:rFonts w:ascii="Times New Roman" w:hAnsi="Times New Roman" w:cs="Times New Roman"/>
+          <w:sz w:val="24"/>
+          <w:szCs w:val="24"/>
+          <w:lang w:eastAsia="ja-JP"/>
+        </w:rPr>
+        <w:t xml:space="preserve">To resolve this </w:t>
+      </w:r>
+      <w:r>
+        <w:rPr>
+          <w:rFonts w:ascii="Times New Roman" w:hAnsi="Times New Roman" w:cs="Times New Roman"/>
+          <w:sz w:val="24"/>
+          <w:szCs w:val="24"/>
+          <w:lang w:eastAsia="ja-JP"/>
+        </w:rPr>
+        <w:t>setback</w:t>
+      </w:r>
+      <w:r>
+        <w:rPr>
+          <w:rFonts w:ascii="Times New Roman" w:hAnsi="Times New Roman" w:cs="Times New Roman"/>
+          <w:sz w:val="24"/>
+          <w:szCs w:val="24"/>
+          <w:lang w:eastAsia="ja-JP"/>
+        </w:rPr>
+        <w:t xml:space="preserve">, </w:t>
+      </w:r>
+      <w:r>
+        <w:rPr>
+          <w:rFonts w:ascii="Times New Roman" w:hAnsi="Times New Roman" w:cs="Times New Roman"/>
+          <w:sz w:val="24"/>
+          <w:szCs w:val="24"/>
+          <w:lang w:eastAsia="ja-JP"/>
+        </w:rPr>
+        <w:t>I then adjusted my approach to be more supportive</w:t>
+      </w:r>
+      <w:r>
+        <w:rPr>
+          <w:rFonts w:ascii="Times New Roman" w:hAnsi="Times New Roman" w:cs="Times New Roman"/>
+          <w:sz w:val="24"/>
+          <w:szCs w:val="24"/>
+          <w:lang w:eastAsia="ja-JP"/>
+        </w:rPr>
+        <w:t xml:space="preserve"> (S3)</w:t>
+      </w:r>
+      <w:r>
+        <w:rPr>
+          <w:rFonts w:ascii="Times New Roman" w:hAnsi="Times New Roman" w:cs="Times New Roman"/>
+          <w:sz w:val="24"/>
+          <w:szCs w:val="24"/>
+          <w:lang w:eastAsia="ja-JP"/>
+        </w:rPr>
+        <w:t xml:space="preserve"> encouraging more participation and shared accountability</w:t>
+      </w:r>
+      <w:r>
+        <w:rPr>
+          <w:rFonts w:ascii="Times New Roman" w:hAnsi="Times New Roman" w:cs="Times New Roman"/>
+          <w:sz w:val="24"/>
+          <w:szCs w:val="24"/>
+          <w:lang w:eastAsia="ja-JP"/>
+        </w:rPr>
+        <w:t>.</w:t>
+      </w:r>
+      <w:r>
+        <w:rPr>
+          <w:rFonts w:ascii="Times New Roman" w:hAnsi="Times New Roman" w:cs="Times New Roman"/>
+          <w:sz w:val="24"/>
+          <w:szCs w:val="24"/>
+          <w:lang w:eastAsia="ja-JP"/>
+        </w:rPr>
+        <w:t xml:space="preserve"> </w:t>
+      </w:r>
+      <w:r>
+        <w:rPr>
+          <w:rFonts w:ascii="Times New Roman" w:hAnsi="Times New Roman" w:cs="Times New Roman"/>
+          <w:sz w:val="24"/>
+          <w:szCs w:val="24"/>
+          <w:lang w:eastAsia="ja-JP"/>
+        </w:rPr>
+        <w:t xml:space="preserve">During rehearsal, team members became more proactive in </w:t>
+      </w:r>
+      <w:r>
+        <w:rPr>
+          <w:rFonts w:ascii="Times New Roman" w:hAnsi="Times New Roman" w:cs="Times New Roman"/>
+          <w:sz w:val="24"/>
+          <w:szCs w:val="24"/>
+          <w:lang w:eastAsia="ja-JP"/>
+        </w:rPr>
+        <w:t xml:space="preserve">contributing </w:t>
+      </w:r>
+      <w:r>
+        <w:rPr>
+          <w:rFonts w:ascii="Times New Roman" w:hAnsi="Times New Roman" w:cs="Times New Roman"/>
+          <w:sz w:val="24"/>
+          <w:szCs w:val="24"/>
+          <w:lang w:eastAsia="ja-JP"/>
+        </w:rPr>
+        <w:t>ideas and feedback on presentation</w:t>
+      </w:r>
+      <w:r>
+        <w:rPr>
+          <w:rFonts w:ascii="Times New Roman" w:hAnsi="Times New Roman" w:cs="Times New Roman"/>
+          <w:sz w:val="24"/>
+          <w:szCs w:val="24"/>
+          <w:lang w:eastAsia="ja-JP"/>
+        </w:rPr>
+        <w:t xml:space="preserve"> planning</w:t>
+      </w:r>
+      <w:r>
+        <w:rPr>
+          <w:rFonts w:ascii="Times New Roman" w:hAnsi="Times New Roman" w:cs="Times New Roman"/>
+          <w:sz w:val="24"/>
+          <w:szCs w:val="24"/>
+          <w:lang w:eastAsia="ja-JP"/>
+        </w:rPr>
+        <w:t xml:space="preserve"> such as</w:t>
+      </w:r>
+      <w:r>
+        <w:rPr>
+          <w:rFonts w:ascii="Times New Roman" w:hAnsi="Times New Roman" w:cs="Times New Roman"/>
+          <w:sz w:val="24"/>
+          <w:szCs w:val="24"/>
+          <w:lang w:eastAsia="ja-JP"/>
+        </w:rPr>
+        <w:t xml:space="preserve"> </w:t>
+      </w:r>
+      <w:r>
+        <w:rPr>
+          <w:rFonts w:ascii="Times New Roman" w:hAnsi="Times New Roman" w:cs="Times New Roman"/>
+          <w:sz w:val="24"/>
+          <w:szCs w:val="24"/>
+          <w:lang w:eastAsia="ja-JP"/>
+        </w:rPr>
+        <w:t>providing</w:t>
+      </w:r>
+      <w:r>
+        <w:rPr>
+          <w:rFonts w:ascii="Times New Roman" w:hAnsi="Times New Roman" w:cs="Times New Roman"/>
+          <w:sz w:val="24"/>
+          <w:szCs w:val="24"/>
+          <w:lang w:eastAsia="ja-JP"/>
+        </w:rPr>
+        <w:t xml:space="preserve"> suggestions for slide improvement</w:t>
+      </w:r>
+      <w:r>
+        <w:rPr>
+          <w:rFonts w:ascii="Times New Roman" w:hAnsi="Times New Roman" w:cs="Times New Roman"/>
+          <w:sz w:val="24"/>
+          <w:szCs w:val="24"/>
+          <w:lang w:eastAsia="ja-JP"/>
+        </w:rPr>
+        <w:t xml:space="preserve"> (see Appendix 1</w:t>
+      </w:r>
+      <w:r>
+        <w:rPr>
+          <w:rFonts w:ascii="Times New Roman" w:hAnsi="Times New Roman" w:cs="Times New Roman"/>
+          <w:sz w:val="24"/>
+          <w:szCs w:val="24"/>
+          <w:lang w:eastAsia="ja-JP"/>
+        </w:rPr>
+        <w:t>1</w:t>
+      </w:r>
+      <w:r>
+        <w:rPr>
+          <w:rFonts w:ascii="Times New Roman" w:hAnsi="Times New Roman" w:cs="Times New Roman"/>
+          <w:sz w:val="24"/>
+          <w:szCs w:val="24"/>
+          <w:lang w:eastAsia="ja-JP"/>
+        </w:rPr>
+        <w:t xml:space="preserve">). </w:t>
+      </w:r>
+      <w:r>
+        <w:rPr>
+          <w:rFonts w:ascii="Times New Roman" w:hAnsi="Times New Roman" w:cs="Times New Roman"/>
+          <w:sz w:val="24"/>
+          <w:szCs w:val="24"/>
+          <w:lang w:eastAsia="ja-JP"/>
+        </w:rPr>
+        <w:t xml:space="preserve">Hence, </w:t>
+      </w:r>
+      <w:r>
+        <w:rPr>
+          <w:rFonts w:ascii="Times New Roman" w:hAnsi="Times New Roman" w:cs="Times New Roman"/>
+          <w:sz w:val="24"/>
+          <w:szCs w:val="24"/>
+          <w:lang w:eastAsia="ja-JP"/>
+        </w:rPr>
+        <w:t>by adjusting the level of leadership style from S1 to S3, the level of competency is significantly influenced from D1 to D3 (</w:t>
+      </w:r>
+      <w:r>
+        <w:t>C</w:t>
+      </w:r>
+      <w:r>
+        <w:t>ompetent but needing support or encouragement</w:t>
+      </w:r>
+      <w:r>
+        <w:t xml:space="preserve">). This improved teamwork, accountability and preparedness for the presentation. </w:t>
+      </w:r>
+    </w:p>
+    <w:p>
+      <w:pPr>
+        <w:rPr>
+          <w:rFonts w:ascii="Times New Roman" w:hAnsi="Times New Roman" w:cs="Times New Roman"/>
+          <w:sz w:val="24"/>
+          <w:szCs w:val="24"/>
+          <w:lang w:eastAsia="ja-JP"/>
+        </w:rPr>
+      </w:pPr>
+    </w:p>
+    <w:p>
+      <w:pPr>
+        <w:rPr>
+          <w:rFonts w:ascii="Times New Roman" w:hAnsi="Times New Roman" w:cs="Times New Roman"/>
           <w:b/>
           <w:bCs/>
           <w:sz w:val="24"/>
           <w:szCs w:val="24"/>
-          <w:lang w:eastAsia="ja-JP"/>
-        </w:rPr>
-      </w:pPr>
+        </w:rPr>
+      </w:pPr>
+      <w:r>
+        <w:rPr>
+          <w:rFonts w:ascii="Times New Roman" w:hAnsi="Times New Roman" w:cs="Times New Roman"/>
+          <w:b/>
+          <w:bCs/>
+          <w:sz w:val="24"/>
+          <w:szCs w:val="24"/>
+        </w:rPr>
+        <w:lastRenderedPageBreak/>
+        <w:t xml:space="preserve">Conclusion </w:t>
+      </w:r>
     </w:p>
     <w:p>
       <w:pPr>
@@ -3171,100 +4013,171 @@
       </w:pPr>
       <w:r>
         <w:rPr>
-          <w:rFonts w:ascii="Times New Roman" w:hAnsi="Times New Roman" w:cs="Times New Roman" w:hint="eastAsia"/>
-          <w:sz w:val="24"/>
-          <w:szCs w:val="24"/>
-          <w:lang w:eastAsia="ja-JP"/>
-        </w:rPr>
-        <w:t>I knew that we were only a temporary team working on an assignment to complete our module, so the team</w:t>
-      </w:r>
-      <w:r>
-        <w:rPr>
-          <w:rFonts w:ascii="Times New Roman" w:hAnsi="Times New Roman" w:cs="Times New Roman"/>
-          <w:sz w:val="24"/>
-          <w:szCs w:val="24"/>
-          <w:lang w:eastAsia="ja-JP"/>
-        </w:rPr>
-        <w:t>’</w:t>
-      </w:r>
-      <w:r>
-        <w:rPr>
-          <w:rFonts w:ascii="Times New Roman" w:hAnsi="Times New Roman" w:cs="Times New Roman" w:hint="eastAsia"/>
-          <w:sz w:val="24"/>
-          <w:szCs w:val="24"/>
-          <w:lang w:eastAsia="ja-JP"/>
-        </w:rPr>
-        <w:t xml:space="preserve">s temporal stability would naturally be low as </w:t>
-      </w:r>
-      <w:r>
-        <w:rPr>
-          <w:rFonts w:ascii="Times New Roman" w:hAnsi="Times New Roman" w:cs="Times New Roman"/>
-          <w:sz w:val="24"/>
-          <w:szCs w:val="24"/>
-          <w:lang w:eastAsia="ja-JP"/>
-        </w:rPr>
-        <w:t>significant</w:t>
-      </w:r>
-      <w:r>
-        <w:rPr>
-          <w:rFonts w:ascii="Times New Roman" w:hAnsi="Times New Roman" w:cs="Times New Roman" w:hint="eastAsia"/>
-          <w:sz w:val="24"/>
-          <w:szCs w:val="24"/>
-          <w:lang w:eastAsia="ja-JP"/>
-        </w:rPr>
-        <w:t xml:space="preserve"> time</w:t>
-      </w:r>
-      <w:r>
-        <w:rPr>
-          <w:rFonts w:ascii="Times New Roman" w:hAnsi="Times New Roman" w:cs="Times New Roman"/>
-          <w:sz w:val="24"/>
-          <w:szCs w:val="24"/>
-          <w:lang w:eastAsia="ja-JP"/>
-        </w:rPr>
-        <w:t xml:space="preserve"> was required</w:t>
-      </w:r>
-      <w:r>
-        <w:rPr>
-          <w:rFonts w:ascii="Times New Roman" w:hAnsi="Times New Roman" w:cs="Times New Roman" w:hint="eastAsia"/>
-          <w:sz w:val="24"/>
-          <w:szCs w:val="24"/>
-          <w:lang w:eastAsia="ja-JP"/>
-        </w:rPr>
-        <w:t xml:space="preserve"> to foster strong bonds and build high trust. Therefore, I structured the team culture to reflect a </w:t>
-      </w:r>
-      <w:r>
-        <w:rPr>
-          <w:rFonts w:ascii="Times New Roman" w:hAnsi="Times New Roman" w:cs="Times New Roman"/>
-          <w:sz w:val="24"/>
-          <w:szCs w:val="24"/>
-        </w:rPr>
-        <w:t>deterministic approach</w:t>
-      </w:r>
-      <w:r>
-        <w:rPr>
-          <w:rFonts w:ascii="Times New Roman" w:hAnsi="Times New Roman" w:cs="Times New Roman" w:hint="eastAsia"/>
-          <w:sz w:val="24"/>
-          <w:szCs w:val="24"/>
-          <w:lang w:eastAsia="ja-JP"/>
-        </w:rPr>
-        <w:t xml:space="preserve">, mainly driven by extrinsic motivation </w:t>
-      </w:r>
-      <w:r>
-        <w:rPr>
-          <w:rFonts w:ascii="Times New Roman" w:hAnsi="Times New Roman" w:cs="Times New Roman"/>
-          <w:sz w:val="24"/>
-          <w:szCs w:val="24"/>
-        </w:rPr>
-        <w:t>(Deci and Ryan 1985; 2000)</w:t>
-      </w:r>
-      <w:r>
-        <w:rPr>
-          <w:rFonts w:ascii="Times New Roman" w:hAnsi="Times New Roman" w:cs="Times New Roman" w:hint="eastAsia"/>
-          <w:sz w:val="24"/>
-          <w:szCs w:val="24"/>
-          <w:lang w:eastAsia="ja-JP"/>
-        </w:rPr>
-        <w:t>.</w:t>
+          <w:rFonts w:ascii="Times New Roman" w:hAnsi="Times New Roman" w:cs="Times New Roman"/>
+          <w:sz w:val="24"/>
+          <w:szCs w:val="24"/>
+        </w:rPr>
+        <w:t xml:space="preserve">In conclusion, leadership is crucial in </w:t>
+      </w:r>
+      <w:r>
+        <w:rPr>
+          <w:rFonts w:ascii="Times New Roman" w:hAnsi="Times New Roman" w:cs="Times New Roman"/>
+          <w:sz w:val="24"/>
+          <w:szCs w:val="24"/>
+        </w:rPr>
+        <w:t>building the</w:t>
+      </w:r>
+      <w:r>
+        <w:rPr>
+          <w:rFonts w:ascii="Times New Roman" w:hAnsi="Times New Roman" w:cs="Times New Roman"/>
+          <w:sz w:val="24"/>
+          <w:szCs w:val="24"/>
+        </w:rPr>
+        <w:t xml:space="preserve"> </w:t>
+      </w:r>
+      <w:r>
+        <w:rPr>
+          <w:rFonts w:ascii="Times New Roman" w:hAnsi="Times New Roman" w:cs="Times New Roman"/>
+          <w:sz w:val="24"/>
+          <w:szCs w:val="24"/>
+        </w:rPr>
+        <w:t>foundation</w:t>
+      </w:r>
+      <w:r>
+        <w:rPr>
+          <w:rFonts w:ascii="Times New Roman" w:hAnsi="Times New Roman" w:cs="Times New Roman"/>
+          <w:sz w:val="24"/>
+          <w:szCs w:val="24"/>
+        </w:rPr>
+        <w:t xml:space="preserve"> of </w:t>
+      </w:r>
+      <w:r>
+        <w:rPr>
+          <w:rFonts w:ascii="Times New Roman" w:hAnsi="Times New Roman" w:cs="Times New Roman"/>
+          <w:sz w:val="24"/>
+          <w:szCs w:val="24"/>
+        </w:rPr>
+        <w:t>a</w:t>
+      </w:r>
+      <w:r>
+        <w:rPr>
+          <w:rFonts w:ascii="Times New Roman" w:hAnsi="Times New Roman" w:cs="Times New Roman"/>
+          <w:sz w:val="24"/>
+          <w:szCs w:val="24"/>
+        </w:rPr>
+        <w:t xml:space="preserve"> team. </w:t>
+      </w:r>
+      <w:r>
+        <w:rPr>
+          <w:rFonts w:ascii="Times New Roman" w:hAnsi="Times New Roman" w:cs="Times New Roman"/>
+          <w:sz w:val="24"/>
+          <w:szCs w:val="24"/>
+        </w:rPr>
+        <w:t xml:space="preserve">Only with a strong foundation, </w:t>
+      </w:r>
+      <w:r>
+        <w:rPr>
+          <w:rFonts w:ascii="Times New Roman" w:hAnsi="Times New Roman" w:cs="Times New Roman"/>
+          <w:sz w:val="24"/>
+          <w:szCs w:val="24"/>
+        </w:rPr>
+        <w:t>will the team be</w:t>
+      </w:r>
+      <w:r>
+        <w:rPr>
+          <w:rFonts w:ascii="Times New Roman" w:hAnsi="Times New Roman" w:cs="Times New Roman"/>
+          <w:sz w:val="24"/>
+          <w:szCs w:val="24"/>
+        </w:rPr>
+        <w:t xml:space="preserve"> stable, reliable and well collaborated. </w:t>
+      </w:r>
+      <w:r>
+        <w:rPr>
+          <w:rFonts w:ascii="Times New Roman" w:hAnsi="Times New Roman" w:cs="Times New Roman"/>
+          <w:sz w:val="24"/>
+          <w:szCs w:val="24"/>
+        </w:rPr>
+        <w:t xml:space="preserve">Once the </w:t>
+      </w:r>
+      <w:r>
+        <w:rPr>
+          <w:rFonts w:ascii="Times New Roman" w:hAnsi="Times New Roman" w:cs="Times New Roman"/>
+          <w:sz w:val="24"/>
+          <w:szCs w:val="24"/>
+        </w:rPr>
+        <w:t xml:space="preserve">foundation </w:t>
+      </w:r>
+      <w:r>
+        <w:rPr>
+          <w:rFonts w:ascii="Times New Roman" w:hAnsi="Times New Roman" w:cs="Times New Roman"/>
+          <w:sz w:val="24"/>
+          <w:szCs w:val="24"/>
+        </w:rPr>
+        <w:t xml:space="preserve">is established, team </w:t>
+      </w:r>
+      <w:r>
+        <w:rPr>
+          <w:rFonts w:ascii="Times New Roman" w:hAnsi="Times New Roman" w:cs="Times New Roman"/>
+          <w:sz w:val="24"/>
+          <w:szCs w:val="24"/>
+        </w:rPr>
+        <w:t>contribution</w:t>
+      </w:r>
+      <w:r>
+        <w:rPr>
+          <w:rFonts w:ascii="Times New Roman" w:hAnsi="Times New Roman" w:cs="Times New Roman"/>
+          <w:sz w:val="24"/>
+          <w:szCs w:val="24"/>
+        </w:rPr>
+        <w:t xml:space="preserve"> comes into play.</w:t>
+      </w:r>
+      <w:r>
+        <w:rPr>
+          <w:rFonts w:ascii="Times New Roman" w:hAnsi="Times New Roman" w:cs="Times New Roman"/>
+          <w:sz w:val="24"/>
+          <w:szCs w:val="24"/>
+        </w:rPr>
+        <w:t xml:space="preserve"> A supportive environment with </w:t>
+      </w:r>
+      <w:r>
+        <w:rPr>
+          <w:rFonts w:ascii="Times New Roman" w:hAnsi="Times New Roman" w:cs="Times New Roman"/>
+          <w:sz w:val="24"/>
+          <w:szCs w:val="24"/>
+        </w:rPr>
+        <w:t xml:space="preserve">a </w:t>
+      </w:r>
+      <w:r>
+        <w:rPr>
+          <w:rFonts w:ascii="Times New Roman" w:hAnsi="Times New Roman" w:cs="Times New Roman"/>
+          <w:sz w:val="24"/>
+          <w:szCs w:val="24"/>
+        </w:rPr>
+        <w:t xml:space="preserve">less directive approach will </w:t>
+      </w:r>
+      <w:r>
+        <w:rPr>
+          <w:rFonts w:ascii="Times New Roman" w:hAnsi="Times New Roman" w:cs="Times New Roman"/>
+          <w:sz w:val="24"/>
+          <w:szCs w:val="24"/>
+        </w:rPr>
+        <w:t xml:space="preserve">minimize groupthink and encourage participation in creativity, brainstorming and idea generation. Finally, peak performance is achieved when </w:t>
+      </w:r>
+      <w:r>
+        <w:rPr>
+          <w:rFonts w:ascii="Times New Roman" w:hAnsi="Times New Roman" w:cs="Times New Roman"/>
+          <w:sz w:val="24"/>
+          <w:szCs w:val="24"/>
+        </w:rPr>
+        <w:t xml:space="preserve">the </w:t>
+      </w:r>
+      <w:r>
+        <w:rPr>
+          <w:rFonts w:ascii="Times New Roman" w:hAnsi="Times New Roman" w:cs="Times New Roman"/>
+          <w:sz w:val="24"/>
+          <w:szCs w:val="24"/>
+        </w:rPr>
+        <w:t xml:space="preserve">team demonstrates strong team coordination and effective teamwork.  </w:t>
       </w:r>
     </w:p>
     <w:p>
@@ -3273,534 +4186,238 @@
           <w:rFonts w:ascii="Times New Roman" w:hAnsi="Times New Roman" w:cs="Times New Roman"/>
           <w:sz w:val="24"/>
           <w:szCs w:val="24"/>
-          <w:lang w:eastAsia="ja-JP"/>
-        </w:rPr>
-      </w:pPr>
-      <w:r>
-        <w:rPr>
-          <w:rFonts w:ascii="Times New Roman" w:hAnsi="Times New Roman" w:cs="Times New Roman" w:hint="eastAsia"/>
-          <w:sz w:val="24"/>
-          <w:szCs w:val="24"/>
-          <w:lang w:eastAsia="ja-JP"/>
-        </w:rPr>
-        <w:t xml:space="preserve">I also often asked team members questions such as </w:t>
-      </w:r>
-      <w:r>
-        <w:rPr>
-          <w:rFonts w:ascii="Times New Roman" w:hAnsi="Times New Roman" w:cs="Times New Roman"/>
-          <w:sz w:val="24"/>
-          <w:szCs w:val="24"/>
-          <w:lang w:eastAsia="ja-JP"/>
-        </w:rPr>
-        <w:t>“</w:t>
-      </w:r>
-      <w:r>
-        <w:rPr>
-          <w:rFonts w:ascii="Times New Roman" w:hAnsi="Times New Roman" w:cs="Times New Roman" w:hint="eastAsia"/>
-          <w:sz w:val="24"/>
-          <w:szCs w:val="24"/>
-          <w:lang w:eastAsia="ja-JP"/>
-        </w:rPr>
-        <w:t>What do you think?</w:t>
-      </w:r>
-      <w:r>
-        <w:rPr>
-          <w:rFonts w:ascii="Times New Roman" w:hAnsi="Times New Roman" w:cs="Times New Roman"/>
-          <w:sz w:val="24"/>
-          <w:szCs w:val="24"/>
-          <w:lang w:eastAsia="ja-JP"/>
-        </w:rPr>
-        <w:t>”</w:t>
-      </w:r>
-      <w:r>
-        <w:rPr>
-          <w:rFonts w:ascii="Times New Roman" w:hAnsi="Times New Roman" w:cs="Times New Roman" w:hint="eastAsia"/>
-          <w:sz w:val="24"/>
-          <w:szCs w:val="24"/>
-          <w:lang w:eastAsia="ja-JP"/>
-        </w:rPr>
-        <w:t xml:space="preserve">, </w:t>
-      </w:r>
-      <w:r>
-        <w:rPr>
-          <w:rFonts w:ascii="Times New Roman" w:hAnsi="Times New Roman" w:cs="Times New Roman"/>
-          <w:sz w:val="24"/>
-          <w:szCs w:val="24"/>
-          <w:lang w:eastAsia="ja-JP"/>
-        </w:rPr>
-        <w:t>“</w:t>
-      </w:r>
-      <w:r>
-        <w:rPr>
-          <w:rFonts w:ascii="Times New Roman" w:hAnsi="Times New Roman" w:cs="Times New Roman" w:hint="eastAsia"/>
-          <w:sz w:val="24"/>
-          <w:szCs w:val="24"/>
-          <w:lang w:eastAsia="ja-JP"/>
-        </w:rPr>
-        <w:t>Any idea?</w:t>
-      </w:r>
-      <w:r>
-        <w:rPr>
-          <w:rFonts w:ascii="Times New Roman" w:hAnsi="Times New Roman" w:cs="Times New Roman"/>
-          <w:sz w:val="24"/>
-          <w:szCs w:val="24"/>
-          <w:lang w:eastAsia="ja-JP"/>
-        </w:rPr>
-        <w:t>”</w:t>
-      </w:r>
-      <w:r>
-        <w:rPr>
-          <w:rFonts w:ascii="Times New Roman" w:hAnsi="Times New Roman" w:cs="Times New Roman" w:hint="eastAsia"/>
-          <w:sz w:val="24"/>
-          <w:szCs w:val="24"/>
-          <w:lang w:eastAsia="ja-JP"/>
-        </w:rPr>
-        <w:t xml:space="preserve"> or </w:t>
-      </w:r>
-      <w:r>
-        <w:rPr>
-          <w:rFonts w:ascii="Times New Roman" w:hAnsi="Times New Roman" w:cs="Times New Roman"/>
-          <w:sz w:val="24"/>
-          <w:szCs w:val="24"/>
-          <w:lang w:eastAsia="ja-JP"/>
-        </w:rPr>
-        <w:t>“</w:t>
-      </w:r>
-      <w:r>
-        <w:rPr>
-          <w:rFonts w:ascii="Times New Roman" w:hAnsi="Times New Roman" w:cs="Times New Roman" w:hint="eastAsia"/>
-          <w:sz w:val="24"/>
-          <w:szCs w:val="24"/>
-          <w:lang w:eastAsia="ja-JP"/>
-        </w:rPr>
-        <w:t>Any blockers?</w:t>
-      </w:r>
-      <w:r>
-        <w:rPr>
-          <w:rFonts w:ascii="Times New Roman" w:hAnsi="Times New Roman" w:cs="Times New Roman"/>
-          <w:sz w:val="24"/>
-          <w:szCs w:val="24"/>
-          <w:lang w:eastAsia="ja-JP"/>
-        </w:rPr>
-        <w:t>”</w:t>
-      </w:r>
-      <w:r>
-        <w:rPr>
-          <w:rFonts w:ascii="Times New Roman" w:hAnsi="Times New Roman" w:cs="Times New Roman" w:hint="eastAsia"/>
-          <w:sz w:val="24"/>
-          <w:szCs w:val="24"/>
-          <w:lang w:eastAsia="ja-JP"/>
-        </w:rPr>
-        <w:t xml:space="preserve"> to prompt them to participate and share their thoughts. When an </w:t>
-      </w:r>
-      <w:r>
-        <w:rPr>
-          <w:rFonts w:ascii="Times New Roman" w:hAnsi="Times New Roman" w:cs="Times New Roman"/>
-          <w:sz w:val="24"/>
-          <w:szCs w:val="24"/>
-          <w:lang w:eastAsia="ja-JP"/>
-        </w:rPr>
-        <w:t>individual’s</w:t>
-      </w:r>
-      <w:r>
-        <w:rPr>
-          <w:rFonts w:ascii="Times New Roman" w:hAnsi="Times New Roman" w:cs="Times New Roman" w:hint="eastAsia"/>
-          <w:sz w:val="24"/>
-          <w:szCs w:val="24"/>
-          <w:lang w:eastAsia="ja-JP"/>
-        </w:rPr>
-        <w:t xml:space="preserve"> opinions are heard, it creates a supportive environment which increases confidence </w:t>
-      </w:r>
-      <w:r>
-        <w:rPr>
-          <w:rFonts w:ascii="Times New Roman" w:hAnsi="Times New Roman" w:cs="Times New Roman"/>
-          <w:sz w:val="24"/>
-          <w:szCs w:val="24"/>
-          <w:lang w:eastAsia="ja-JP"/>
-        </w:rPr>
-        <w:t>and</w:t>
-      </w:r>
-      <w:r>
-        <w:rPr>
-          <w:rFonts w:ascii="Times New Roman" w:hAnsi="Times New Roman" w:cs="Times New Roman" w:hint="eastAsia"/>
-          <w:sz w:val="24"/>
-          <w:szCs w:val="24"/>
-          <w:lang w:eastAsia="ja-JP"/>
-        </w:rPr>
-        <w:t xml:space="preserve"> trust within the </w:t>
-      </w:r>
-      <w:r>
-        <w:rPr>
-          <w:rFonts w:ascii="Times New Roman" w:hAnsi="Times New Roman" w:cs="Times New Roman"/>
-          <w:sz w:val="24"/>
-          <w:szCs w:val="24"/>
-          <w:lang w:eastAsia="ja-JP"/>
-        </w:rPr>
-        <w:t>team,</w:t>
-      </w:r>
-      <w:r>
-        <w:rPr>
-          <w:rFonts w:ascii="Times New Roman" w:hAnsi="Times New Roman" w:cs="Times New Roman" w:hint="eastAsia"/>
-          <w:sz w:val="24"/>
-          <w:szCs w:val="24"/>
-          <w:lang w:eastAsia="ja-JP"/>
-        </w:rPr>
-        <w:t xml:space="preserve"> resulting in higher motivation and better performance.  </w:t>
+        </w:rPr>
+      </w:pPr>
+      <w:r>
+        <w:rPr>
+          <w:rFonts w:ascii="Times New Roman" w:hAnsi="Times New Roman" w:cs="Times New Roman"/>
+          <w:sz w:val="24"/>
+          <w:szCs w:val="24"/>
+        </w:rPr>
+        <w:t xml:space="preserve">I have learned </w:t>
+      </w:r>
+      <w:r>
+        <w:rPr>
+          <w:rFonts w:ascii="Times New Roman" w:hAnsi="Times New Roman" w:cs="Times New Roman"/>
+          <w:sz w:val="24"/>
+          <w:szCs w:val="24"/>
+        </w:rPr>
+        <w:t xml:space="preserve">that relying too </w:t>
+      </w:r>
+      <w:r>
+        <w:rPr>
+          <w:rFonts w:ascii="Times New Roman" w:hAnsi="Times New Roman" w:cs="Times New Roman"/>
+          <w:sz w:val="24"/>
+          <w:szCs w:val="24"/>
+        </w:rPr>
+        <w:t>heavily</w:t>
+      </w:r>
+      <w:r>
+        <w:rPr>
+          <w:rFonts w:ascii="Times New Roman" w:hAnsi="Times New Roman" w:cs="Times New Roman"/>
+          <w:sz w:val="24"/>
+          <w:szCs w:val="24"/>
+        </w:rPr>
+        <w:t xml:space="preserve"> on myself to manage the team can cause severe setbacks</w:t>
+      </w:r>
+      <w:r>
+        <w:rPr>
+          <w:rFonts w:ascii="Times New Roman" w:hAnsi="Times New Roman" w:cs="Times New Roman"/>
+          <w:sz w:val="24"/>
+          <w:szCs w:val="24"/>
+        </w:rPr>
+        <w:t xml:space="preserve"> as it reduces shared accountability and ownership within the team</w:t>
+      </w:r>
+      <w:r>
+        <w:rPr>
+          <w:rFonts w:ascii="Times New Roman" w:hAnsi="Times New Roman" w:cs="Times New Roman"/>
+          <w:sz w:val="24"/>
+          <w:szCs w:val="24"/>
+        </w:rPr>
+        <w:t>. A leader can also make mistakes, and it is important to encourage the team to offer different</w:t>
+      </w:r>
+      <w:r>
+        <w:rPr>
+          <w:rFonts w:ascii="Times New Roman" w:hAnsi="Times New Roman" w:cs="Times New Roman"/>
+          <w:sz w:val="24"/>
+          <w:szCs w:val="24"/>
+        </w:rPr>
+        <w:t xml:space="preserve"> </w:t>
+      </w:r>
+      <w:r>
+        <w:rPr>
+          <w:rFonts w:ascii="Times New Roman" w:hAnsi="Times New Roman" w:cs="Times New Roman"/>
+          <w:sz w:val="24"/>
+          <w:szCs w:val="24"/>
+        </w:rPr>
+        <w:t xml:space="preserve">perspectives and </w:t>
+      </w:r>
+      <w:r>
+        <w:rPr>
+          <w:rFonts w:ascii="Times New Roman" w:hAnsi="Times New Roman" w:cs="Times New Roman"/>
+          <w:sz w:val="24"/>
+          <w:szCs w:val="24"/>
+        </w:rPr>
+        <w:t xml:space="preserve">actively challenge ideas to improve decision making and prevent inaccurate assumptions. </w:t>
       </w:r>
     </w:p>
     <w:p>
       <w:pPr>
         <w:rPr>
           <w:rFonts w:ascii="Times New Roman" w:hAnsi="Times New Roman" w:cs="Times New Roman"/>
+          <w:sz w:val="24"/>
+          <w:szCs w:val="24"/>
+        </w:rPr>
+      </w:pPr>
+      <w:r>
+        <w:rPr>
+          <w:rFonts w:ascii="Times New Roman" w:hAnsi="Times New Roman" w:cs="Times New Roman"/>
+          <w:sz w:val="24"/>
+          <w:szCs w:val="24"/>
+        </w:rPr>
+        <w:t xml:space="preserve">In future team assignments, I would assign roles to team members such as coordinator, evaluator and </w:t>
+      </w:r>
+      <w:r>
+        <w:rPr>
+          <w:rFonts w:ascii="Times New Roman" w:hAnsi="Times New Roman" w:cs="Times New Roman"/>
+          <w:sz w:val="24"/>
+          <w:szCs w:val="24"/>
+        </w:rPr>
+        <w:t xml:space="preserve">implementer to help better manage the team. Role assignment ensures responsibility and accountability among team members enforcing shared interdependence within the team. Each role complements the others, maximizing performance and reducing vulnerabilities in the team.  </w:t>
+      </w:r>
+    </w:p>
+    <w:p>
+      <w:pPr>
+        <w:rPr>
+          <w:rFonts w:ascii="Times New Roman" w:hAnsi="Times New Roman" w:cs="Times New Roman"/>
           <w:b/>
           <w:bCs/>
           <w:sz w:val="24"/>
           <w:szCs w:val="24"/>
         </w:rPr>
       </w:pPr>
+      <w:r>
+        <w:rPr>
+          <w:rFonts w:ascii="Times New Roman" w:hAnsi="Times New Roman" w:cs="Times New Roman"/>
+          <w:b/>
+          <w:bCs/>
+          <w:sz w:val="24"/>
+          <w:szCs w:val="24"/>
+        </w:rPr>
+        <w:t>Action Plan</w:t>
+      </w:r>
     </w:p>
     <w:p>
       <w:pPr>
         <w:rPr>
           <w:rFonts w:ascii="Times New Roman" w:hAnsi="Times New Roman" w:cs="Times New Roman"/>
+          <w:sz w:val="24"/>
+          <w:szCs w:val="24"/>
+        </w:rPr>
+      </w:pPr>
+    </w:p>
+    <w:p>
+      <w:pPr>
+        <w:rPr>
+          <w:rFonts w:ascii="Times New Roman" w:hAnsi="Times New Roman" w:cs="Times New Roman"/>
+          <w:sz w:val="24"/>
+          <w:szCs w:val="24"/>
+        </w:rPr>
+      </w:pPr>
+    </w:p>
+    <w:p>
+      <w:pPr>
+        <w:rPr>
+          <w:rFonts w:ascii="Times New Roman" w:hAnsi="Times New Roman" w:cs="Times New Roman"/>
+          <w:sz w:val="24"/>
+          <w:szCs w:val="24"/>
+        </w:rPr>
+      </w:pPr>
+    </w:p>
+    <w:p>
+      <w:pPr>
+        <w:rPr>
+          <w:rFonts w:ascii="Times New Roman" w:hAnsi="Times New Roman" w:cs="Times New Roman"/>
+          <w:sz w:val="24"/>
+          <w:szCs w:val="24"/>
+        </w:rPr>
+      </w:pPr>
+    </w:p>
+    <w:p>
+      <w:pPr>
+        <w:rPr>
+          <w:rFonts w:ascii="Times New Roman" w:hAnsi="Times New Roman" w:cs="Times New Roman"/>
+          <w:sz w:val="24"/>
+          <w:szCs w:val="24"/>
+        </w:rPr>
+      </w:pPr>
+    </w:p>
+    <w:p>
+      <w:pPr>
+        <w:rPr>
+          <w:rFonts w:ascii="Times New Roman" w:hAnsi="Times New Roman" w:cs="Times New Roman"/>
           <w:b/>
           <w:bCs/>
           <w:sz w:val="24"/>
           <w:szCs w:val="24"/>
         </w:rPr>
       </w:pPr>
+      <w:r>
+        <w:rPr>
+          <w:rFonts w:ascii="Times New Roman" w:hAnsi="Times New Roman" w:cs="Times New Roman"/>
+          <w:b/>
+          <w:bCs/>
+          <w:sz w:val="24"/>
+          <w:szCs w:val="24"/>
+        </w:rPr>
+        <w:t>Appendices</w:t>
+      </w:r>
     </w:p>
     <w:p>
       <w:pPr>
         <w:rPr>
           <w:rFonts w:ascii="Times New Roman" w:hAnsi="Times New Roman" w:cs="Times New Roman"/>
-          <w:sz w:val="24"/>
-          <w:szCs w:val="24"/>
-          <w:lang w:eastAsia="ja-JP"/>
-        </w:rPr>
-      </w:pPr>
-      <w:r>
-        <w:rPr>
-          <w:rFonts w:ascii="Times New Roman" w:hAnsi="Times New Roman" w:cs="Times New Roman" w:hint="eastAsia"/>
-          <w:sz w:val="24"/>
-          <w:szCs w:val="24"/>
-          <w:lang w:eastAsia="ja-JP"/>
-        </w:rPr>
-        <w:t xml:space="preserve">These factors created </w:t>
-      </w:r>
-      <w:r>
-        <w:rPr>
-          <w:rFonts w:ascii="Times New Roman" w:hAnsi="Times New Roman" w:cs="Times New Roman"/>
-          <w:sz w:val="24"/>
-          <w:szCs w:val="24"/>
-          <w:lang w:eastAsia="ja-JP"/>
-        </w:rPr>
-        <w:t>internal</w:t>
-      </w:r>
-      <w:r>
-        <w:rPr>
-          <w:rFonts w:ascii="Times New Roman" w:hAnsi="Times New Roman" w:cs="Times New Roman" w:hint="eastAsia"/>
-          <w:sz w:val="24"/>
-          <w:szCs w:val="24"/>
-          <w:lang w:eastAsia="ja-JP"/>
-        </w:rPr>
-        <w:t xml:space="preserve"> pressure and motivation on oneself to produce their best </w:t>
-      </w:r>
-      <w:r>
-        <w:rPr>
-          <w:rFonts w:ascii="Times New Roman" w:hAnsi="Times New Roman" w:cs="Times New Roman"/>
-          <w:sz w:val="24"/>
-          <w:szCs w:val="24"/>
-          <w:lang w:eastAsia="ja-JP"/>
-        </w:rPr>
-        <w:t xml:space="preserve">possible </w:t>
-      </w:r>
-      <w:r>
-        <w:rPr>
-          <w:rFonts w:ascii="Times New Roman" w:hAnsi="Times New Roman" w:cs="Times New Roman" w:hint="eastAsia"/>
-          <w:sz w:val="24"/>
-          <w:szCs w:val="24"/>
-          <w:lang w:eastAsia="ja-JP"/>
-        </w:rPr>
-        <w:t xml:space="preserve">work </w:t>
-      </w:r>
-      <w:r>
-        <w:rPr>
-          <w:rFonts w:ascii="Times New Roman" w:hAnsi="Times New Roman" w:cs="Times New Roman"/>
-          <w:sz w:val="24"/>
-          <w:szCs w:val="24"/>
-          <w:lang w:eastAsia="ja-JP"/>
-        </w:rPr>
-        <w:t>to</w:t>
-      </w:r>
-      <w:r>
-        <w:rPr>
-          <w:rFonts w:ascii="Times New Roman" w:hAnsi="Times New Roman" w:cs="Times New Roman" w:hint="eastAsia"/>
-          <w:sz w:val="24"/>
-          <w:szCs w:val="24"/>
-          <w:lang w:eastAsia="ja-JP"/>
-        </w:rPr>
-        <w:t xml:space="preserve"> achieve the team</w:t>
-      </w:r>
-      <w:r>
-        <w:rPr>
-          <w:rFonts w:ascii="Times New Roman" w:hAnsi="Times New Roman" w:cs="Times New Roman"/>
-          <w:sz w:val="24"/>
-          <w:szCs w:val="24"/>
-          <w:lang w:eastAsia="ja-JP"/>
-        </w:rPr>
-        <w:t>’</w:t>
-      </w:r>
-      <w:r>
-        <w:rPr>
-          <w:rFonts w:ascii="Times New Roman" w:hAnsi="Times New Roman" w:cs="Times New Roman" w:hint="eastAsia"/>
-          <w:sz w:val="24"/>
-          <w:szCs w:val="24"/>
-          <w:lang w:eastAsia="ja-JP"/>
-        </w:rPr>
-        <w:t xml:space="preserve">s objective.  </w:t>
+          <w:b/>
+          <w:bCs/>
+          <w:sz w:val="24"/>
+          <w:szCs w:val="24"/>
+        </w:rPr>
+      </w:pPr>
+      <w:r>
+        <w:rPr>
+          <w:rFonts w:ascii="Times New Roman" w:hAnsi="Times New Roman" w:cs="Times New Roman"/>
+          <w:b/>
+          <w:bCs/>
+          <w:sz w:val="24"/>
+          <w:szCs w:val="24"/>
+        </w:rPr>
+        <w:t xml:space="preserve">Appendix </w:t>
+      </w:r>
+      <w:r>
+        <w:rPr>
+          <w:rFonts w:ascii="Times New Roman" w:hAnsi="Times New Roman" w:cs="Times New Roman"/>
+          <w:b/>
+          <w:bCs/>
+          <w:sz w:val="24"/>
+          <w:szCs w:val="24"/>
+        </w:rPr>
+        <w:t>1</w:t>
+      </w:r>
+      <w:r>
+        <w:rPr>
+          <w:rFonts w:ascii="Times New Roman" w:hAnsi="Times New Roman" w:cs="Times New Roman"/>
+          <w:b/>
+          <w:bCs/>
+          <w:sz w:val="24"/>
+          <w:szCs w:val="24"/>
+        </w:rPr>
+        <w:t xml:space="preserve">: Team Expectations Document </w:t>
       </w:r>
     </w:p>
     <w:p>
       <w:pPr>
         <w:rPr>
           <w:rFonts w:ascii="Times New Roman" w:hAnsi="Times New Roman" w:cs="Times New Roman"/>
-          <w:b/>
-          <w:bCs/>
-          <w:sz w:val="24"/>
-          <w:szCs w:val="24"/>
-        </w:rPr>
-      </w:pPr>
-    </w:p>
-    <w:p>
-      <w:pPr>
-        <w:rPr>
-          <w:rFonts w:ascii="Times New Roman" w:hAnsi="Times New Roman" w:cs="Times New Roman"/>
-          <w:sz w:val="24"/>
-          <w:szCs w:val="24"/>
-        </w:rPr>
-      </w:pPr>
-      <w:r>
-        <w:rPr>
-          <w:rFonts w:ascii="Times New Roman" w:hAnsi="Times New Roman" w:cs="Times New Roman"/>
-          <w:sz w:val="24"/>
-          <w:szCs w:val="24"/>
-        </w:rPr>
-        <w:t>Initially, communication was limited. In response, I applied s</w:t>
-      </w:r>
-      <w:r>
-        <w:rPr>
-          <w:rFonts w:ascii="Times New Roman" w:hAnsi="Times New Roman" w:cs="Times New Roman"/>
-          <w:sz w:val="24"/>
-          <w:szCs w:val="24"/>
-        </w:rPr>
-        <w:t xml:space="preserve">ituational </w:t>
-      </w:r>
-      <w:r>
-        <w:rPr>
-          <w:rFonts w:ascii="Times New Roman" w:hAnsi="Times New Roman" w:cs="Times New Roman"/>
-          <w:sz w:val="24"/>
-          <w:szCs w:val="24"/>
-        </w:rPr>
-        <w:t>l</w:t>
-      </w:r>
-      <w:r>
-        <w:rPr>
-          <w:rFonts w:ascii="Times New Roman" w:hAnsi="Times New Roman" w:cs="Times New Roman"/>
-          <w:sz w:val="24"/>
-          <w:szCs w:val="24"/>
-        </w:rPr>
-        <w:t>eadership</w:t>
-      </w:r>
-      <w:r>
-        <w:rPr>
-          <w:rFonts w:ascii="Times New Roman" w:hAnsi="Times New Roman" w:cs="Times New Roman"/>
-          <w:sz w:val="24"/>
-          <w:szCs w:val="24"/>
-        </w:rPr>
-        <w:t xml:space="preserve"> </w:t>
-      </w:r>
-      <w:r>
-        <w:rPr>
-          <w:rFonts w:ascii="Times New Roman" w:hAnsi="Times New Roman" w:cs="Times New Roman"/>
-          <w:sz w:val="24"/>
-          <w:szCs w:val="24"/>
-        </w:rPr>
-        <w:t>(Hersey and Blanchard 1969; 1977)</w:t>
-      </w:r>
-      <w:r>
-        <w:rPr>
-          <w:rFonts w:ascii="Times New Roman" w:hAnsi="Times New Roman" w:cs="Times New Roman"/>
-          <w:sz w:val="24"/>
-          <w:szCs w:val="24"/>
-        </w:rPr>
-        <w:t xml:space="preserve"> by initiating, providing direction and delegating tasks. As the team became more organized, my leadership approach became more participative demonstrating flexibility in leadership style. </w:t>
-      </w:r>
-    </w:p>
-    <w:p>
-      <w:pPr>
-        <w:rPr>
-          <w:rFonts w:ascii="Times New Roman" w:hAnsi="Times New Roman" w:cs="Times New Roman"/>
-          <w:b/>
-          <w:bCs/>
-          <w:sz w:val="24"/>
-          <w:szCs w:val="24"/>
-        </w:rPr>
-      </w:pPr>
-    </w:p>
-    <w:p>
-      <w:pPr>
-        <w:rPr>
-          <w:rFonts w:ascii="Times New Roman" w:hAnsi="Times New Roman" w:cs="Times New Roman"/>
-          <w:b/>
-          <w:bCs/>
-          <w:sz w:val="24"/>
-          <w:szCs w:val="24"/>
-        </w:rPr>
-      </w:pPr>
-      <w:r>
-        <w:rPr>
-          <w:rFonts w:ascii="Times New Roman" w:hAnsi="Times New Roman" w:cs="Times New Roman"/>
-          <w:b/>
-          <w:bCs/>
-          <w:sz w:val="24"/>
-          <w:szCs w:val="24"/>
-        </w:rPr>
-        <w:t xml:space="preserve">Conclusion </w:t>
-      </w:r>
-    </w:p>
-    <w:p>
-      <w:pPr>
-        <w:rPr>
-          <w:rFonts w:ascii="Times New Roman" w:hAnsi="Times New Roman" w:cs="Times New Roman"/>
-          <w:b/>
-          <w:bCs/>
-          <w:sz w:val="24"/>
-          <w:szCs w:val="24"/>
-        </w:rPr>
-      </w:pPr>
-      <w:r>
-        <w:rPr>
-          <w:rFonts w:ascii="Times New Roman" w:hAnsi="Times New Roman" w:cs="Times New Roman"/>
-          <w:b/>
-          <w:bCs/>
-          <w:sz w:val="24"/>
-          <w:szCs w:val="24"/>
-        </w:rPr>
-        <w:t>Action Plan</w:t>
-      </w:r>
-    </w:p>
-    <w:p>
-      <w:pPr>
-        <w:rPr>
-          <w:rFonts w:ascii="Times New Roman" w:hAnsi="Times New Roman" w:cs="Times New Roman"/>
-          <w:sz w:val="24"/>
-          <w:szCs w:val="24"/>
-        </w:rPr>
-      </w:pPr>
-    </w:p>
-    <w:p>
-      <w:pPr>
-        <w:rPr>
-          <w:rFonts w:ascii="Times New Roman" w:hAnsi="Times New Roman" w:cs="Times New Roman"/>
-          <w:sz w:val="24"/>
-          <w:szCs w:val="24"/>
-        </w:rPr>
-      </w:pPr>
-    </w:p>
-    <w:p>
-      <w:pPr>
-        <w:rPr>
-          <w:rFonts w:ascii="Times New Roman" w:hAnsi="Times New Roman" w:cs="Times New Roman"/>
-          <w:sz w:val="24"/>
-          <w:szCs w:val="24"/>
-        </w:rPr>
-      </w:pPr>
-    </w:p>
-    <w:p>
-      <w:pPr>
-        <w:rPr>
-          <w:rFonts w:ascii="Times New Roman" w:hAnsi="Times New Roman" w:cs="Times New Roman"/>
-          <w:sz w:val="24"/>
-          <w:szCs w:val="24"/>
-        </w:rPr>
-      </w:pPr>
-    </w:p>
-    <w:p>
-      <w:pPr>
-        <w:rPr>
-          <w:rFonts w:ascii="Times New Roman" w:hAnsi="Times New Roman" w:cs="Times New Roman"/>
-          <w:sz w:val="24"/>
-          <w:szCs w:val="24"/>
-        </w:rPr>
-      </w:pPr>
-    </w:p>
-    <w:p>
-      <w:pPr>
-        <w:rPr>
-          <w:rFonts w:ascii="Times New Roman" w:hAnsi="Times New Roman" w:cs="Times New Roman"/>
-          <w:b/>
-          <w:bCs/>
-          <w:sz w:val="24"/>
-          <w:szCs w:val="24"/>
-        </w:rPr>
-      </w:pPr>
-      <w:r>
-        <w:rPr>
-          <w:rFonts w:ascii="Times New Roman" w:hAnsi="Times New Roman" w:cs="Times New Roman"/>
-          <w:b/>
-          <w:bCs/>
-          <w:sz w:val="24"/>
-          <w:szCs w:val="24"/>
-        </w:rPr>
-        <w:t>Appendices</w:t>
-      </w:r>
-    </w:p>
-    <w:p>
-      <w:pPr>
-        <w:rPr>
-          <w:rFonts w:ascii="Times New Roman" w:hAnsi="Times New Roman" w:cs="Times New Roman"/>
-          <w:b/>
-          <w:bCs/>
-          <w:sz w:val="24"/>
-          <w:szCs w:val="24"/>
-        </w:rPr>
-      </w:pPr>
-      <w:r>
-        <w:rPr>
-          <w:rFonts w:ascii="Times New Roman" w:hAnsi="Times New Roman" w:cs="Times New Roman"/>
-          <w:b/>
-          <w:bCs/>
-          <w:sz w:val="24"/>
-          <w:szCs w:val="24"/>
-        </w:rPr>
-        <w:t xml:space="preserve">Appendix </w:t>
-      </w:r>
-      <w:r>
-        <w:rPr>
-          <w:rFonts w:ascii="Times New Roman" w:hAnsi="Times New Roman" w:cs="Times New Roman"/>
-          <w:b/>
-          <w:bCs/>
-          <w:sz w:val="24"/>
-          <w:szCs w:val="24"/>
-        </w:rPr>
-        <w:t>1</w:t>
-      </w:r>
-      <w:r>
-        <w:rPr>
-          <w:rFonts w:ascii="Times New Roman" w:hAnsi="Times New Roman" w:cs="Times New Roman"/>
-          <w:b/>
-          <w:bCs/>
-          <w:sz w:val="24"/>
-          <w:szCs w:val="24"/>
-        </w:rPr>
-        <w:t xml:space="preserve">: Team Expectations Document </w:t>
-      </w:r>
-    </w:p>
-    <w:p>
-      <w:pPr>
-        <w:rPr>
-          <w:rFonts w:ascii="Times New Roman" w:hAnsi="Times New Roman" w:cs="Times New Roman"/>
           <w:sz w:val="24"/>
           <w:szCs w:val="24"/>
         </w:rPr>
@@ -3812,6 +4429,7 @@
           <w:sz w:val="24"/>
           <w:szCs w:val="24"/>
         </w:rPr>
+        <w:lastRenderedPageBreak/>
         <w:drawing>
           <wp:inline distT="0" distB="0" distL="0" distR="0" wp14:anchorId="362CC284" wp14:editId="16F6D82F">
             <wp:extent cx="3972911" cy="3372376"/>
@@ -4006,7 +4624,6 @@
           <w:sz w:val="24"/>
           <w:szCs w:val="24"/>
         </w:rPr>
-        <w:lastRenderedPageBreak/>
         <w:t xml:space="preserve">Appendix </w:t>
       </w:r>
       <w:r>
@@ -4075,6 +4692,7 @@
           <w:sz w:val="24"/>
           <w:szCs w:val="24"/>
         </w:rPr>
+        <w:lastRenderedPageBreak/>
         <w:drawing>
           <wp:inline distT="0" distB="0" distL="0" distR="0" wp14:anchorId="6B45869A" wp14:editId="2ADDEBF7">
             <wp:extent cx="3434963" cy="2629894"/>
@@ -4407,7 +5025,6 @@
           <w:sz w:val="24"/>
           <w:szCs w:val="24"/>
         </w:rPr>
-        <w:lastRenderedPageBreak/>
         <w:t xml:space="preserve">Appendix </w:t>
       </w:r>
       <w:r>
@@ -4466,6 +5083,7 @@
           <w:sz w:val="24"/>
           <w:szCs w:val="24"/>
         </w:rPr>
+        <w:lastRenderedPageBreak/>
         <w:drawing>
           <wp:inline distT="0" distB="0" distL="0" distR="0" wp14:anchorId="558D1A81" wp14:editId="1D1DA49B">
             <wp:extent cx="3136932" cy="1296063"/>
@@ -4658,7 +5276,6 @@
           <w:sz w:val="24"/>
           <w:szCs w:val="24"/>
         </w:rPr>
-        <w:lastRenderedPageBreak/>
         <w:t xml:space="preserve">Appendix </w:t>
       </w:r>
       <w:r>
@@ -4707,6 +5324,7 @@
           <w:sz w:val="24"/>
           <w:szCs w:val="24"/>
         </w:rPr>
+        <w:lastRenderedPageBreak/>
         <w:drawing>
           <wp:inline distT="0" distB="0" distL="0" distR="0" wp14:anchorId="7BC570A0" wp14:editId="4CEFC30A">
             <wp:extent cx="3665551" cy="3523789"/>
@@ -5193,6 +5811,197 @@
           </wp:inline>
         </w:drawing>
       </w:r>
+    </w:p>
+    <w:p>
+      <w:pPr>
+        <w:rPr>
+          <w:rFonts w:ascii="Times New Roman" w:hAnsi="Times New Roman" w:cs="Times New Roman"/>
+          <w:sz w:val="24"/>
+          <w:szCs w:val="24"/>
+        </w:rPr>
+      </w:pPr>
+    </w:p>
+    <w:p>
+      <w:pPr>
+        <w:rPr>
+          <w:rFonts w:ascii="Times New Roman" w:hAnsi="Times New Roman" w:cs="Times New Roman"/>
+          <w:sz w:val="24"/>
+          <w:szCs w:val="24"/>
+        </w:rPr>
+      </w:pPr>
+    </w:p>
+    <w:p>
+      <w:pPr>
+        <w:rPr>
+          <w:rFonts w:ascii="Times New Roman" w:hAnsi="Times New Roman" w:cs="Times New Roman"/>
+          <w:sz w:val="24"/>
+          <w:szCs w:val="24"/>
+        </w:rPr>
+      </w:pPr>
+    </w:p>
+    <w:p>
+      <w:pPr>
+        <w:rPr>
+          <w:rFonts w:ascii="Times New Roman" w:hAnsi="Times New Roman" w:cs="Times New Roman"/>
+          <w:sz w:val="24"/>
+          <w:szCs w:val="24"/>
+        </w:rPr>
+      </w:pPr>
+      <w:r>
+        <w:rPr>
+          <w:rFonts w:ascii="Times New Roman" w:hAnsi="Times New Roman" w:cs="Times New Roman"/>
+          <w:sz w:val="24"/>
+          <w:szCs w:val="24"/>
+        </w:rPr>
+        <w:lastRenderedPageBreak/>
+        <w:t>Appendix 10: Change of Plans</w:t>
+      </w:r>
+    </w:p>
+    <w:p>
+      <w:pPr>
+        <w:rPr>
+          <w:rFonts w:ascii="Times New Roman" w:hAnsi="Times New Roman" w:cs="Times New Roman"/>
+          <w:sz w:val="24"/>
+          <w:szCs w:val="24"/>
+        </w:rPr>
+      </w:pPr>
+      <w:r>
+        <w:rPr>
+          <w:rFonts w:ascii="Times New Roman" w:hAnsi="Times New Roman" w:cs="Times New Roman"/>
+          <w:noProof/>
+          <w:sz w:val="24"/>
+          <w:szCs w:val="24"/>
+        </w:rPr>
+        <w:drawing>
+          <wp:inline distT="0" distB="0" distL="0" distR="0" wp14:anchorId="70E7D4B5" wp14:editId="65DB1CA1">
+            <wp:extent cx="3490739" cy="3125505"/>
+            <wp:effectExtent l="0" t="0" r="1905" b="0"/>
+            <wp:docPr id="193341486" name="Picture 2"/>
+            <wp:cNvGraphicFramePr>
+              <a:graphicFrameLocks xmlns:a="http://schemas.openxmlformats.org/drawingml/2006/main" noChangeAspect="1"/>
+            </wp:cNvGraphicFramePr>
+            <a:graphic xmlns:a="http://schemas.openxmlformats.org/drawingml/2006/main">
+              <a:graphicData uri="http://schemas.openxmlformats.org/drawingml/2006/picture">
+                <pic:pic xmlns:pic="http://schemas.openxmlformats.org/drawingml/2006/picture">
+                  <pic:nvPicPr>
+                    <pic:cNvPr id="193341486" name="Picture 193341486"/>
+                    <pic:cNvPicPr/>
+                  </pic:nvPicPr>
+                  <pic:blipFill>
+                    <a:blip r:embed="rId22"/>
+                    <a:stretch>
+                      <a:fillRect/>
+                    </a:stretch>
+                  </pic:blipFill>
+                  <pic:spPr>
+                    <a:xfrm>
+                      <a:off x="0" y="0"/>
+                      <a:ext cx="3515447" cy="3147628"/>
+                    </a:xfrm>
+                    <a:prstGeom prst="rect">
+                      <a:avLst/>
+                    </a:prstGeom>
+                  </pic:spPr>
+                </pic:pic>
+              </a:graphicData>
+            </a:graphic>
+          </wp:inline>
+        </w:drawing>
+      </w:r>
+    </w:p>
+    <w:p>
+      <w:pPr>
+        <w:rPr>
+          <w:rFonts w:ascii="Times New Roman" w:hAnsi="Times New Roman" w:cs="Times New Roman"/>
+          <w:sz w:val="24"/>
+          <w:szCs w:val="24"/>
+        </w:rPr>
+      </w:pPr>
+      <w:r>
+        <w:rPr>
+          <w:rFonts w:ascii="Times New Roman" w:hAnsi="Times New Roman" w:cs="Times New Roman"/>
+          <w:sz w:val="24"/>
+          <w:szCs w:val="24"/>
+        </w:rPr>
+        <w:t>Appendix 1</w:t>
+      </w:r>
+      <w:r>
+        <w:rPr>
+          <w:rFonts w:ascii="Times New Roman" w:hAnsi="Times New Roman" w:cs="Times New Roman"/>
+          <w:sz w:val="24"/>
+          <w:szCs w:val="24"/>
+        </w:rPr>
+        <w:t>1</w:t>
+      </w:r>
+      <w:r>
+        <w:rPr>
+          <w:rFonts w:ascii="Times New Roman" w:hAnsi="Times New Roman" w:cs="Times New Roman"/>
+          <w:sz w:val="24"/>
+          <w:szCs w:val="24"/>
+        </w:rPr>
+        <w:t xml:space="preserve">: Team’s proactivity </w:t>
+      </w:r>
+    </w:p>
+    <w:p>
+      <w:pPr>
+        <w:rPr>
+          <w:rFonts w:ascii="Times New Roman" w:hAnsi="Times New Roman" w:cs="Times New Roman"/>
+          <w:sz w:val="24"/>
+          <w:szCs w:val="24"/>
+        </w:rPr>
+      </w:pPr>
+      <w:r>
+        <w:rPr>
+          <w:rFonts w:ascii="Times New Roman" w:hAnsi="Times New Roman" w:cs="Times New Roman"/>
+          <w:noProof/>
+          <w:sz w:val="24"/>
+          <w:szCs w:val="24"/>
+        </w:rPr>
+        <w:drawing>
+          <wp:inline distT="0" distB="0" distL="0" distR="0" wp14:anchorId="486F73E9" wp14:editId="571604DD">
+            <wp:extent cx="3576265" cy="2669781"/>
+            <wp:effectExtent l="0" t="0" r="5715" b="0"/>
+            <wp:docPr id="173056685" name="Picture 1"/>
+            <wp:cNvGraphicFramePr>
+              <a:graphicFrameLocks xmlns:a="http://schemas.openxmlformats.org/drawingml/2006/main" noChangeAspect="1"/>
+            </wp:cNvGraphicFramePr>
+            <a:graphic xmlns:a="http://schemas.openxmlformats.org/drawingml/2006/main">
+              <a:graphicData uri="http://schemas.openxmlformats.org/drawingml/2006/picture">
+                <pic:pic xmlns:pic="http://schemas.openxmlformats.org/drawingml/2006/picture">
+                  <pic:nvPicPr>
+                    <pic:cNvPr id="173056685" name="Picture 173056685"/>
+                    <pic:cNvPicPr/>
+                  </pic:nvPicPr>
+                  <pic:blipFill>
+                    <a:blip r:embed="rId23"/>
+                    <a:stretch>
+                      <a:fillRect/>
+                    </a:stretch>
+                  </pic:blipFill>
+                  <pic:spPr>
+                    <a:xfrm>
+                      <a:off x="0" y="0"/>
+                      <a:ext cx="3586973" cy="2677775"/>
+                    </a:xfrm>
+                    <a:prstGeom prst="rect">
+                      <a:avLst/>
+                    </a:prstGeom>
+                  </pic:spPr>
+                </pic:pic>
+              </a:graphicData>
+            </a:graphic>
+          </wp:inline>
+        </w:drawing>
+      </w:r>
+    </w:p>
+    <w:p>
+      <w:pPr>
+        <w:rPr>
+          <w:rFonts w:ascii="Times New Roman" w:hAnsi="Times New Roman" w:cs="Times New Roman"/>
+          <w:sz w:val="24"/>
+          <w:szCs w:val="24"/>
+        </w:rPr>
+      </w:pPr>
     </w:p>
     <w:sectPr>
       <w:pgSz w:w="12240" w:h="15840"/>
@@ -15890,7 +16699,7 @@
       </w:tcPr>
     </w:tblStylePr>
   </w:style>
-  <w:style w:type="table" w:styleId="ColorfulShading">
+  <w:style w:type="table" w:styleId="ColourfulShading">
     <w:name w:val="Colorful Shading"/>
     <w:basedOn w:val="TableNormal"/>
     <w:uiPriority w:val="71"/>
@@ -16005,7 +16814,7 @@
       </w:rPr>
     </w:tblStylePr>
   </w:style>
-  <w:style w:type="table" w:styleId="ColorfulShading-Accent1">
+  <w:style w:type="table" w:styleId="ColourfulShadingAccent1">
     <w:name w:val="Colorful Shading Accent 1"/>
     <w:basedOn w:val="TableNormal"/>
     <w:uiPriority w:val="71"/>
@@ -16120,7 +16929,7 @@
       </w:rPr>
     </w:tblStylePr>
   </w:style>
-  <w:style w:type="table" w:styleId="ColorfulShading-Accent2">
+  <w:style w:type="table" w:styleId="ColourfulShadingAccent2">
     <w:name w:val="Colorful Shading Accent 2"/>
     <w:basedOn w:val="TableNormal"/>
     <w:uiPriority w:val="71"/>
@@ -16235,7 +17044,7 @@
       </w:rPr>
     </w:tblStylePr>
   </w:style>
-  <w:style w:type="table" w:styleId="ColorfulShading-Accent3">
+  <w:style w:type="table" w:styleId="ColourfulShadingAccent3">
     <w:name w:val="Colorful Shading Accent 3"/>
     <w:basedOn w:val="TableNormal"/>
     <w:uiPriority w:val="71"/>
@@ -16340,7 +17149,7 @@
       </w:tcPr>
     </w:tblStylePr>
   </w:style>
-  <w:style w:type="table" w:styleId="ColorfulShading-Accent4">
+  <w:style w:type="table" w:styleId="ColourfulShadingAccent4">
     <w:name w:val="Colorful Shading Accent 4"/>
     <w:basedOn w:val="TableNormal"/>
     <w:uiPriority w:val="71"/>
@@ -16455,7 +17264,7 @@
       </w:rPr>
     </w:tblStylePr>
   </w:style>
-  <w:style w:type="table" w:styleId="ColorfulShading-Accent5">
+  <w:style w:type="table" w:styleId="ColourfulShadingAccent5">
     <w:name w:val="Colorful Shading Accent 5"/>
     <w:basedOn w:val="TableNormal"/>
     <w:uiPriority w:val="71"/>
@@ -16570,7 +17379,7 @@
       </w:rPr>
     </w:tblStylePr>
   </w:style>
-  <w:style w:type="table" w:styleId="ColorfulShading-Accent6">
+  <w:style w:type="table" w:styleId="ColourfulShadingAccent6">
     <w:name w:val="Colorful Shading Accent 6"/>
     <w:basedOn w:val="TableNormal"/>
     <w:uiPriority w:val="71"/>
@@ -16685,7 +17494,7 @@
       </w:rPr>
     </w:tblStylePr>
   </w:style>
-  <w:style w:type="table" w:styleId="ColorfulList">
+  <w:style w:type="table" w:styleId="ColourfulList">
     <w:name w:val="Colorful List"/>
     <w:basedOn w:val="TableNormal"/>
     <w:uiPriority w:val="72"/>
@@ -16764,7 +17573,7 @@
       </w:tcPr>
     </w:tblStylePr>
   </w:style>
-  <w:style w:type="table" w:styleId="ColorfulList-Accent1">
+  <w:style w:type="table" w:styleId="ColourfulListAccent1">
     <w:name w:val="Colorful List Accent 1"/>
     <w:basedOn w:val="TableNormal"/>
     <w:uiPriority w:val="72"/>
@@ -16843,7 +17652,7 @@
       </w:tcPr>
     </w:tblStylePr>
   </w:style>
-  <w:style w:type="table" w:styleId="ColorfulList-Accent2">
+  <w:style w:type="table" w:styleId="ColourfulListAccent2">
     <w:name w:val="Colorful List Accent 2"/>
     <w:basedOn w:val="TableNormal"/>
     <w:uiPriority w:val="72"/>
@@ -16922,7 +17731,7 @@
       </w:tcPr>
     </w:tblStylePr>
   </w:style>
-  <w:style w:type="table" w:styleId="ColorfulList-Accent3">
+  <w:style w:type="table" w:styleId="ColourfulListAccent3">
     <w:name w:val="Colorful List Accent 3"/>
     <w:basedOn w:val="TableNormal"/>
     <w:uiPriority w:val="72"/>
@@ -17001,7 +17810,7 @@
       </w:tcPr>
     </w:tblStylePr>
   </w:style>
-  <w:style w:type="table" w:styleId="ColorfulList-Accent4">
+  <w:style w:type="table" w:styleId="ColourfulListAccent4">
     <w:name w:val="Colorful List Accent 4"/>
     <w:basedOn w:val="TableNormal"/>
     <w:uiPriority w:val="72"/>
@@ -17080,7 +17889,7 @@
       </w:tcPr>
     </w:tblStylePr>
   </w:style>
-  <w:style w:type="table" w:styleId="ColorfulList-Accent5">
+  <w:style w:type="table" w:styleId="ColourfulListAccent5">
     <w:name w:val="Colorful List Accent 5"/>
     <w:basedOn w:val="TableNormal"/>
     <w:uiPriority w:val="72"/>
@@ -17159,7 +17968,7 @@
       </w:tcPr>
     </w:tblStylePr>
   </w:style>
-  <w:style w:type="table" w:styleId="ColorfulList-Accent6">
+  <w:style w:type="table" w:styleId="ColourfulListAccent6">
     <w:name w:val="Colorful List Accent 6"/>
     <w:basedOn w:val="TableNormal"/>
     <w:uiPriority w:val="72"/>
@@ -17238,7 +18047,7 @@
       </w:tcPr>
     </w:tblStylePr>
   </w:style>
-  <w:style w:type="table" w:styleId="ColorfulGrid">
+  <w:style w:type="table" w:styleId="ColourfulGrid">
     <w:name w:val="Colorful Grid"/>
     <w:basedOn w:val="TableNormal"/>
     <w:uiPriority w:val="73"/>
@@ -17311,7 +18120,7 @@
       </w:tcPr>
     </w:tblStylePr>
   </w:style>
-  <w:style w:type="table" w:styleId="ColorfulGrid-Accent1">
+  <w:style w:type="table" w:styleId="ColourfulGridAccent1">
     <w:name w:val="Colorful Grid Accent 1"/>
     <w:basedOn w:val="TableNormal"/>
     <w:uiPriority w:val="73"/>
@@ -17384,7 +18193,7 @@
       </w:tcPr>
     </w:tblStylePr>
   </w:style>
-  <w:style w:type="table" w:styleId="ColorfulGrid-Accent2">
+  <w:style w:type="table" w:styleId="ColourfulGridAccent2">
     <w:name w:val="Colorful Grid Accent 2"/>
     <w:basedOn w:val="TableNormal"/>
     <w:uiPriority w:val="73"/>
@@ -17457,7 +18266,7 @@
       </w:tcPr>
     </w:tblStylePr>
   </w:style>
-  <w:style w:type="table" w:styleId="ColorfulGrid-Accent3">
+  <w:style w:type="table" w:styleId="ColourfulGridAccent3">
     <w:name w:val="Colorful Grid Accent 3"/>
     <w:basedOn w:val="TableNormal"/>
     <w:uiPriority w:val="73"/>
@@ -17530,7 +18339,7 @@
       </w:tcPr>
     </w:tblStylePr>
   </w:style>
-  <w:style w:type="table" w:styleId="ColorfulGrid-Accent4">
+  <w:style w:type="table" w:styleId="ColourfulGridAccent4">
     <w:name w:val="Colorful Grid Accent 4"/>
     <w:basedOn w:val="TableNormal"/>
     <w:uiPriority w:val="73"/>
@@ -17603,7 +18412,7 @@
       </w:tcPr>
     </w:tblStylePr>
   </w:style>
-  <w:style w:type="table" w:styleId="ColorfulGrid-Accent5">
+  <w:style w:type="table" w:styleId="ColourfulGridAccent5">
     <w:name w:val="Colorful Grid Accent 5"/>
     <w:basedOn w:val="TableNormal"/>
     <w:uiPriority w:val="73"/>
@@ -17676,7 +18485,7 @@
       </w:tcPr>
     </w:tblStylePr>
   </w:style>
-  <w:style w:type="table" w:styleId="ColorfulGrid-Accent6">
+  <w:style w:type="table" w:styleId="ColourfulGridAccent6">
     <w:name w:val="Colorful Grid Accent 6"/>
     <w:basedOn w:val="TableNormal"/>
     <w:uiPriority w:val="73"/>

--- a/MGNT110/Assessment II/Joseph Koh - Assessment 2  Reflection.docx
+++ b/MGNT110/Assessment II/Joseph Koh - Assessment 2  Reflection.docx
@@ -3201,7 +3201,25 @@
           <w:szCs w:val="24"/>
           <w:lang w:eastAsia="ja-JP"/>
         </w:rPr>
-        <w:t>presentation date (15</w:t>
+        <w:t xml:space="preserve">presentation date </w:t>
+      </w:r>
+      <w:r>
+        <w:rPr>
+          <w:rFonts w:ascii="Times New Roman" w:hAnsi="Times New Roman" w:cs="Times New Roman"/>
+          <w:sz w:val="24"/>
+          <w:szCs w:val="24"/>
+          <w:lang w:eastAsia="ja-JP"/>
+        </w:rPr>
+        <w:t xml:space="preserve">of </w:t>
+      </w:r>
+      <w:r>
+        <w:rPr>
+          <w:rFonts w:ascii="Times New Roman" w:hAnsi="Times New Roman" w:cs="Times New Roman"/>
+          <w:sz w:val="24"/>
+          <w:szCs w:val="24"/>
+          <w:lang w:eastAsia="ja-JP"/>
+        </w:rPr>
+        <w:t>15</w:t>
       </w:r>
       <w:r>
         <w:rPr>
@@ -3220,7 +3238,25 @@
           <w:szCs w:val="24"/>
           <w:lang w:eastAsia="ja-JP"/>
         </w:rPr>
-        <w:t xml:space="preserve"> May) which turned out to be a week earlier (8</w:t>
+        <w:t xml:space="preserve"> May which turned out to be a week earlier </w:t>
+      </w:r>
+      <w:r>
+        <w:rPr>
+          <w:rFonts w:ascii="Times New Roman" w:hAnsi="Times New Roman" w:cs="Times New Roman"/>
+          <w:sz w:val="24"/>
+          <w:szCs w:val="24"/>
+          <w:lang w:eastAsia="ja-JP"/>
+        </w:rPr>
+        <w:t xml:space="preserve">on </w:t>
+      </w:r>
+      <w:r>
+        <w:rPr>
+          <w:rFonts w:ascii="Times New Roman" w:hAnsi="Times New Roman" w:cs="Times New Roman"/>
+          <w:sz w:val="24"/>
+          <w:szCs w:val="24"/>
+          <w:lang w:eastAsia="ja-JP"/>
+        </w:rPr>
+        <w:t>8</w:t>
       </w:r>
       <w:r>
         <w:rPr>
@@ -3239,7 +3275,7 @@
           <w:szCs w:val="24"/>
           <w:lang w:eastAsia="ja-JP"/>
         </w:rPr>
-        <w:t xml:space="preserve"> May). This resulted in panic and confusion within the team and significantly affected the team’s preparation timeline. </w:t>
+        <w:t xml:space="preserve"> May. This resulted in panic and confusion within the team and significantly affected the team’s preparation timeline. </w:t>
       </w:r>
     </w:p>
     <w:p>
@@ -3750,7 +3786,43 @@
           <w:szCs w:val="24"/>
           <w:lang w:eastAsia="ja-JP"/>
         </w:rPr>
-        <w:t xml:space="preserve">my team and I would have gotten an F on the </w:t>
+        <w:t>my team and I would have gotten a</w:t>
+      </w:r>
+      <w:r>
+        <w:rPr>
+          <w:rFonts w:ascii="Times New Roman" w:hAnsi="Times New Roman" w:cs="Times New Roman"/>
+          <w:sz w:val="24"/>
+          <w:szCs w:val="24"/>
+          <w:lang w:eastAsia="ja-JP"/>
+        </w:rPr>
+        <w:t>n</w:t>
+      </w:r>
+      <w:r>
+        <w:rPr>
+          <w:rFonts w:ascii="Times New Roman" w:hAnsi="Times New Roman" w:cs="Times New Roman"/>
+          <w:sz w:val="24"/>
+          <w:szCs w:val="24"/>
+          <w:lang w:eastAsia="ja-JP"/>
+        </w:rPr>
+        <w:t xml:space="preserve"> F </w:t>
+      </w:r>
+      <w:r>
+        <w:rPr>
+          <w:rFonts w:ascii="Times New Roman" w:hAnsi="Times New Roman" w:cs="Times New Roman"/>
+          <w:sz w:val="24"/>
+          <w:szCs w:val="24"/>
+          <w:lang w:eastAsia="ja-JP"/>
+        </w:rPr>
+        <w:t>for</w:t>
+      </w:r>
+      <w:r>
+        <w:rPr>
+          <w:rFonts w:ascii="Times New Roman" w:hAnsi="Times New Roman" w:cs="Times New Roman"/>
+          <w:sz w:val="24"/>
+          <w:szCs w:val="24"/>
+          <w:lang w:eastAsia="ja-JP"/>
+        </w:rPr>
+        <w:t xml:space="preserve"> the </w:t>
       </w:r>
       <w:r>
         <w:rPr>
@@ -3962,13 +4034,7 @@
         <w:t>by adjusting the level of leadership style from S1 to S3, the level of competency is significantly influenced from D1 to D3 (</w:t>
       </w:r>
       <w:r>
-        <w:t>C</w:t>
-      </w:r>
-      <w:r>
-        <w:t>ompetent but needing support or encouragement</w:t>
-      </w:r>
-      <w:r>
-        <w:t xml:space="preserve">). This improved teamwork, accountability and preparedness for the presentation. </w:t>
+        <w:t xml:space="preserve">Competent but needing support or encouragement). This improved teamwork, accountability and preparedness for the presentation. </w:t>
       </w:r>
     </w:p>
     <w:p>
@@ -4234,7 +4300,23 @@
           <w:sz w:val="24"/>
           <w:szCs w:val="24"/>
         </w:rPr>
-        <w:t>. A leader can also make mistakes, and it is important to encourage the team to offer different</w:t>
+        <w:t xml:space="preserve">. A leader can also make mistakes, </w:t>
+      </w:r>
+      <w:r>
+        <w:rPr>
+          <w:rFonts w:ascii="Times New Roman" w:hAnsi="Times New Roman" w:cs="Times New Roman"/>
+          <w:sz w:val="24"/>
+          <w:szCs w:val="24"/>
+        </w:rPr>
+        <w:t>so</w:t>
+      </w:r>
+      <w:r>
+        <w:rPr>
+          <w:rFonts w:ascii="Times New Roman" w:hAnsi="Times New Roman" w:cs="Times New Roman"/>
+          <w:sz w:val="24"/>
+          <w:szCs w:val="24"/>
+        </w:rPr>
+        <w:t xml:space="preserve"> it is important to encourage the team to offer different</w:t>
       </w:r>
       <w:r>
         <w:rPr>
@@ -4258,7 +4340,39 @@
           <w:sz w:val="24"/>
           <w:szCs w:val="24"/>
         </w:rPr>
-        <w:t xml:space="preserve">actively challenge ideas to improve decision making and prevent inaccurate assumptions. </w:t>
+        <w:t xml:space="preserve">actively challenge ideas to improve decision making </w:t>
+      </w:r>
+      <w:r>
+        <w:rPr>
+          <w:rFonts w:ascii="Times New Roman" w:hAnsi="Times New Roman" w:cs="Times New Roman"/>
+          <w:sz w:val="24"/>
+          <w:szCs w:val="24"/>
+        </w:rPr>
+        <w:t>which</w:t>
+      </w:r>
+      <w:r>
+        <w:rPr>
+          <w:rFonts w:ascii="Times New Roman" w:hAnsi="Times New Roman" w:cs="Times New Roman"/>
+          <w:sz w:val="24"/>
+          <w:szCs w:val="24"/>
+        </w:rPr>
+        <w:t xml:space="preserve"> prevent</w:t>
+      </w:r>
+      <w:r>
+        <w:rPr>
+          <w:rFonts w:ascii="Times New Roman" w:hAnsi="Times New Roman" w:cs="Times New Roman"/>
+          <w:sz w:val="24"/>
+          <w:szCs w:val="24"/>
+        </w:rPr>
+        <w:t>s</w:t>
+      </w:r>
+      <w:r>
+        <w:rPr>
+          <w:rFonts w:ascii="Times New Roman" w:hAnsi="Times New Roman" w:cs="Times New Roman"/>
+          <w:sz w:val="24"/>
+          <w:szCs w:val="24"/>
+        </w:rPr>
+        <w:t xml:space="preserve"> inaccurate assumptions. </w:t>
       </w:r>
     </w:p>
     <w:p>
@@ -4315,6 +4429,38 @@
           <w:szCs w:val="24"/>
         </w:rPr>
       </w:pPr>
+      <w:r>
+        <w:rPr>
+          <w:rFonts w:ascii="Times New Roman" w:hAnsi="Times New Roman" w:cs="Times New Roman"/>
+          <w:sz w:val="24"/>
+          <w:szCs w:val="24"/>
+        </w:rPr>
+        <w:t xml:space="preserve">To better manage future group assignments, I will apply </w:t>
+      </w:r>
+      <w:r>
+        <w:rPr>
+          <w:rFonts w:ascii="Times New Roman" w:hAnsi="Times New Roman" w:cs="Times New Roman"/>
+          <w:sz w:val="24"/>
+          <w:szCs w:val="24"/>
+        </w:rPr>
+        <w:t>Situational Leadership Theory</w:t>
+      </w:r>
+      <w:r>
+        <w:rPr>
+          <w:rFonts w:ascii="Times New Roman" w:hAnsi="Times New Roman" w:cs="Times New Roman"/>
+          <w:sz w:val="24"/>
+          <w:szCs w:val="24"/>
+        </w:rPr>
+        <w:t xml:space="preserve"> more strategically by gauging team’s level of competency. </w:t>
+      </w:r>
+      <w:r>
+        <w:rPr>
+          <w:rFonts w:ascii="Times New Roman" w:hAnsi="Times New Roman" w:cs="Times New Roman"/>
+          <w:sz w:val="24"/>
+          <w:szCs w:val="24"/>
+        </w:rPr>
+        <w:t>I will transition quickly to a more supportive approach once the team demonstrates increasing competency and confidence. The following SMART goals outline the specific actions I will take.</w:t>
+      </w:r>
     </w:p>
     <w:p>
       <w:pPr>
@@ -4324,6 +4470,14 @@
           <w:szCs w:val="24"/>
         </w:rPr>
       </w:pPr>
+      <w:r>
+        <w:rPr>
+          <w:rFonts w:ascii="Times New Roman" w:hAnsi="Times New Roman" w:cs="Times New Roman"/>
+          <w:sz w:val="24"/>
+          <w:szCs w:val="24"/>
+        </w:rPr>
+        <w:t>Specific:</w:t>
+      </w:r>
     </w:p>
     <w:p>
       <w:pPr>
@@ -4333,6 +4487,14 @@
           <w:szCs w:val="24"/>
         </w:rPr>
       </w:pPr>
+      <w:r>
+        <w:rPr>
+          <w:rFonts w:ascii="Times New Roman" w:hAnsi="Times New Roman" w:cs="Times New Roman"/>
+          <w:sz w:val="24"/>
+          <w:szCs w:val="24"/>
+        </w:rPr>
+        <w:t>In future assignments, I will assign roles to team members to verify information’s accuracy such as deadlines, presentation date, assignment requirements and specifications.</w:t>
+      </w:r>
     </w:p>
     <w:p>
       <w:pPr>
@@ -4342,6 +4504,14 @@
           <w:szCs w:val="24"/>
         </w:rPr>
       </w:pPr>
+      <w:r>
+        <w:rPr>
+          <w:rFonts w:ascii="Times New Roman" w:hAnsi="Times New Roman" w:cs="Times New Roman"/>
+          <w:sz w:val="24"/>
+          <w:szCs w:val="24"/>
+        </w:rPr>
+        <w:t>Measurable:</w:t>
+      </w:r>
     </w:p>
     <w:p>
       <w:pPr>
@@ -4351,11 +4521,187 @@
           <w:szCs w:val="24"/>
         </w:rPr>
       </w:pPr>
+      <w:r>
+        <w:rPr>
+          <w:rFonts w:ascii="Times New Roman" w:hAnsi="Times New Roman" w:cs="Times New Roman"/>
+          <w:sz w:val="24"/>
+          <w:szCs w:val="24"/>
+        </w:rPr>
+        <w:t xml:space="preserve">Team members will verify the accuracy of the information by screenshots as proof and </w:t>
+      </w:r>
+      <w:r>
+        <w:rPr>
+          <w:rFonts w:ascii="Times New Roman" w:hAnsi="Times New Roman" w:cs="Times New Roman"/>
+          <w:sz w:val="24"/>
+          <w:szCs w:val="24"/>
+        </w:rPr>
+        <w:t>document it</w:t>
+      </w:r>
+      <w:r>
+        <w:rPr>
+          <w:rFonts w:ascii="Times New Roman" w:hAnsi="Times New Roman" w:cs="Times New Roman"/>
+          <w:sz w:val="24"/>
+          <w:szCs w:val="24"/>
+        </w:rPr>
+        <w:t xml:space="preserve"> in meeting minutes notes.</w:t>
+      </w:r>
     </w:p>
     <w:p>
       <w:pPr>
         <w:rPr>
           <w:rFonts w:ascii="Times New Roman" w:hAnsi="Times New Roman" w:cs="Times New Roman"/>
+          <w:sz w:val="24"/>
+          <w:szCs w:val="24"/>
+        </w:rPr>
+      </w:pPr>
+      <w:r>
+        <w:rPr>
+          <w:rFonts w:ascii="Times New Roman" w:hAnsi="Times New Roman" w:cs="Times New Roman"/>
+          <w:sz w:val="24"/>
+          <w:szCs w:val="24"/>
+        </w:rPr>
+        <w:t>Achievable:</w:t>
+      </w:r>
+    </w:p>
+    <w:p>
+      <w:pPr>
+        <w:rPr>
+          <w:rFonts w:ascii="Times New Roman" w:hAnsi="Times New Roman" w:cs="Times New Roman"/>
+          <w:sz w:val="24"/>
+          <w:szCs w:val="24"/>
+        </w:rPr>
+      </w:pPr>
+      <w:r>
+        <w:rPr>
+          <w:rFonts w:ascii="Times New Roman" w:hAnsi="Times New Roman" w:cs="Times New Roman"/>
+          <w:sz w:val="24"/>
+          <w:szCs w:val="24"/>
+        </w:rPr>
+        <w:t>This can be implemented during</w:t>
+      </w:r>
+      <w:r>
+        <w:rPr>
+          <w:rFonts w:ascii="Times New Roman" w:hAnsi="Times New Roman" w:cs="Times New Roman"/>
+          <w:sz w:val="24"/>
+          <w:szCs w:val="24"/>
+        </w:rPr>
+        <w:t xml:space="preserve"> task delegation</w:t>
+      </w:r>
+      <w:r>
+        <w:rPr>
+          <w:rFonts w:ascii="Times New Roman" w:hAnsi="Times New Roman" w:cs="Times New Roman"/>
+          <w:sz w:val="24"/>
+          <w:szCs w:val="24"/>
+        </w:rPr>
+        <w:t xml:space="preserve"> </w:t>
+      </w:r>
+      <w:r>
+        <w:rPr>
+          <w:rFonts w:ascii="Times New Roman" w:hAnsi="Times New Roman" w:cs="Times New Roman"/>
+          <w:sz w:val="24"/>
+          <w:szCs w:val="24"/>
+        </w:rPr>
+        <w:t xml:space="preserve">and verification during </w:t>
+      </w:r>
+      <w:r>
+        <w:rPr>
+          <w:rFonts w:ascii="Times New Roman" w:hAnsi="Times New Roman" w:cs="Times New Roman"/>
+          <w:sz w:val="24"/>
+          <w:szCs w:val="24"/>
+        </w:rPr>
+        <w:t>meeting minutes</w:t>
+      </w:r>
+      <w:r>
+        <w:rPr>
+          <w:rFonts w:ascii="Times New Roman" w:hAnsi="Times New Roman" w:cs="Times New Roman"/>
+          <w:sz w:val="24"/>
+          <w:szCs w:val="24"/>
+        </w:rPr>
+        <w:t xml:space="preserve">. </w:t>
+      </w:r>
+    </w:p>
+    <w:p>
+      <w:pPr>
+        <w:rPr>
+          <w:rFonts w:ascii="Times New Roman" w:hAnsi="Times New Roman" w:cs="Times New Roman"/>
+          <w:sz w:val="24"/>
+          <w:szCs w:val="24"/>
+        </w:rPr>
+      </w:pPr>
+    </w:p>
+    <w:p>
+      <w:pPr>
+        <w:rPr>
+          <w:rFonts w:ascii="Times New Roman" w:hAnsi="Times New Roman" w:cs="Times New Roman"/>
+          <w:sz w:val="24"/>
+          <w:szCs w:val="24"/>
+        </w:rPr>
+      </w:pPr>
+      <w:r>
+        <w:rPr>
+          <w:rFonts w:ascii="Times New Roman" w:hAnsi="Times New Roman" w:cs="Times New Roman"/>
+          <w:sz w:val="24"/>
+          <w:szCs w:val="24"/>
+        </w:rPr>
+        <w:lastRenderedPageBreak/>
+        <w:t>Relevant:</w:t>
+      </w:r>
+    </w:p>
+    <w:p>
+      <w:pPr>
+        <w:rPr>
+          <w:rFonts w:ascii="Times New Roman" w:hAnsi="Times New Roman" w:cs="Times New Roman"/>
+          <w:sz w:val="24"/>
+          <w:szCs w:val="24"/>
+        </w:rPr>
+      </w:pPr>
+      <w:r>
+        <w:rPr>
+          <w:rFonts w:ascii="Times New Roman" w:hAnsi="Times New Roman" w:cs="Times New Roman"/>
+          <w:sz w:val="24"/>
+          <w:szCs w:val="24"/>
+        </w:rPr>
+        <w:t xml:space="preserve">This addresses over reliance on the leader’s decisions and minimize the effect of groupthink during early stages of team development. </w:t>
+      </w:r>
+    </w:p>
+    <w:p>
+      <w:pPr>
+        <w:rPr>
+          <w:rFonts w:ascii="Times New Roman" w:hAnsi="Times New Roman" w:cs="Times New Roman"/>
+          <w:sz w:val="24"/>
+          <w:szCs w:val="24"/>
+        </w:rPr>
+      </w:pPr>
+      <w:r>
+        <w:rPr>
+          <w:rFonts w:ascii="Times New Roman" w:hAnsi="Times New Roman" w:cs="Times New Roman"/>
+          <w:sz w:val="24"/>
+          <w:szCs w:val="24"/>
+        </w:rPr>
+        <w:t>Time-bound:</w:t>
+      </w:r>
+    </w:p>
+    <w:p>
+      <w:pPr>
+        <w:rPr>
+          <w:rFonts w:ascii="Times New Roman" w:hAnsi="Times New Roman" w:cs="Times New Roman"/>
+          <w:sz w:val="24"/>
+          <w:szCs w:val="24"/>
+        </w:rPr>
+      </w:pPr>
+      <w:r>
+        <w:rPr>
+          <w:rFonts w:ascii="Times New Roman" w:hAnsi="Times New Roman" w:cs="Times New Roman"/>
+          <w:sz w:val="24"/>
+          <w:szCs w:val="24"/>
+        </w:rPr>
+        <w:t xml:space="preserve">This process will be implemented at the start of team formation and be reviewed every stand-up meeting. </w:t>
+      </w:r>
+    </w:p>
+    <w:p>
+      <w:pPr>
+        <w:rPr>
+          <w:rFonts w:ascii="Times New Roman" w:hAnsi="Times New Roman" w:cs="Times New Roman"/>
           <w:b/>
           <w:bCs/>
           <w:sz w:val="24"/>
@@ -4370,10 +4716,44 @@
           <w:sz w:val="24"/>
           <w:szCs w:val="24"/>
         </w:rPr>
-        <w:t>Appendices</w:t>
+        <w:t>References</w:t>
       </w:r>
     </w:p>
     <w:p>
+      <w:r>
+        <w:t xml:space="preserve">Clegg, S, </w:t>
+      </w:r>
+      <w:proofErr w:type="spellStart"/>
+      <w:r>
+        <w:t>Pit</w:t>
+      </w:r>
+      <w:r>
+        <w:t>sis</w:t>
+      </w:r>
+      <w:proofErr w:type="spellEnd"/>
+      <w:r>
+        <w:t xml:space="preserve">, T &amp; Mount, M 2022, An Introduction to Theory and Practice, 6th </w:t>
+      </w:r>
+      <w:proofErr w:type="spellStart"/>
+      <w:r>
+        <w:t>edn</w:t>
+      </w:r>
+      <w:proofErr w:type="spellEnd"/>
+      <w:r>
+        <w:t>, Sage, Los Angeles.</w:t>
+      </w:r>
+    </w:p>
+    <w:p>
+      <w:r>
+        <w:t xml:space="preserve">Gibbs, G 1988, Learning by doing: a guide to teaching and learning methods, Further Education Unit, Oxford Polytechnic, Oxford. </w:t>
+      </w:r>
+    </w:p>
+    <w:p>
+      <w:r>
+        <w:t xml:space="preserve">Martin, J 1992, Culture in Organizations: Three Perspectives, New York, Oxford University Press. </w:t>
+      </w:r>
+    </w:p>
+    <w:p>
       <w:pPr>
         <w:rPr>
           <w:rFonts w:ascii="Times New Roman" w:hAnsi="Times New Roman" w:cs="Times New Roman"/>
@@ -4384,6 +4764,9 @@
         </w:rPr>
       </w:pPr>
       <w:r>
+        <w:t>Schein, E 1997, Organizational Culture and Leadership, San Francisco, Jossey-Bass</w:t>
+      </w:r>
+      <w:r>
         <w:rPr>
           <w:rFonts w:ascii="Times New Roman" w:hAnsi="Times New Roman" w:cs="Times New Roman"/>
           <w:b/>
@@ -4391,9 +4774,11 @@
           <w:sz w:val="24"/>
           <w:szCs w:val="24"/>
         </w:rPr>
-        <w:t xml:space="preserve">Appendix </w:t>
-      </w:r>
-      <w:r>
+        <w:t xml:space="preserve"> </w:t>
+      </w:r>
+    </w:p>
+    <w:p>
+      <w:pPr>
         <w:rPr>
           <w:rFonts w:ascii="Times New Roman" w:hAnsi="Times New Roman" w:cs="Times New Roman"/>
           <w:b/>
@@ -4401,8 +4786,7 @@
           <w:sz w:val="24"/>
           <w:szCs w:val="24"/>
         </w:rPr>
-        <w:t>1</w:t>
-      </w:r>
+      </w:pPr>
       <w:r>
         <w:rPr>
           <w:rFonts w:ascii="Times New Roman" w:hAnsi="Times New Roman" w:cs="Times New Roman"/>
@@ -4411,13 +4795,54 @@
           <w:sz w:val="24"/>
           <w:szCs w:val="24"/>
         </w:rPr>
-        <w:t xml:space="preserve">: Team Expectations Document </w:t>
+        <w:t>Appendices</w:t>
       </w:r>
     </w:p>
     <w:p>
       <w:pPr>
         <w:rPr>
           <w:rFonts w:ascii="Times New Roman" w:hAnsi="Times New Roman" w:cs="Times New Roman"/>
+          <w:b/>
+          <w:bCs/>
+          <w:sz w:val="24"/>
+          <w:szCs w:val="24"/>
+        </w:rPr>
+      </w:pPr>
+      <w:r>
+        <w:rPr>
+          <w:rFonts w:ascii="Times New Roman" w:hAnsi="Times New Roman" w:cs="Times New Roman"/>
+          <w:b/>
+          <w:bCs/>
+          <w:sz w:val="24"/>
+          <w:szCs w:val="24"/>
+        </w:rPr>
+        <w:t xml:space="preserve">Appendix </w:t>
+      </w:r>
+      <w:r>
+        <w:rPr>
+          <w:rFonts w:ascii="Times New Roman" w:hAnsi="Times New Roman" w:cs="Times New Roman"/>
+          <w:b/>
+          <w:bCs/>
+          <w:sz w:val="24"/>
+          <w:szCs w:val="24"/>
+        </w:rPr>
+        <w:t>1</w:t>
+      </w:r>
+      <w:r>
+        <w:rPr>
+          <w:rFonts w:ascii="Times New Roman" w:hAnsi="Times New Roman" w:cs="Times New Roman"/>
+          <w:b/>
+          <w:bCs/>
+          <w:sz w:val="24"/>
+          <w:szCs w:val="24"/>
+        </w:rPr>
+        <w:t xml:space="preserve">: Team Expectations Document </w:t>
+      </w:r>
+    </w:p>
+    <w:p>
+      <w:pPr>
+        <w:rPr>
+          <w:rFonts w:ascii="Times New Roman" w:hAnsi="Times New Roman" w:cs="Times New Roman"/>
           <w:sz w:val="24"/>
           <w:szCs w:val="24"/>
         </w:rPr>
@@ -4429,7 +4854,6 @@
           <w:sz w:val="24"/>
           <w:szCs w:val="24"/>
         </w:rPr>
-        <w:lastRenderedPageBreak/>
         <w:drawing>
           <wp:inline distT="0" distB="0" distL="0" distR="0" wp14:anchorId="362CC284" wp14:editId="16F6D82F">
             <wp:extent cx="3972911" cy="3372376"/>
@@ -4485,6 +4909,7 @@
           <w:sz w:val="24"/>
           <w:szCs w:val="24"/>
         </w:rPr>
+        <w:lastRenderedPageBreak/>
         <w:t xml:space="preserve">Appendix </w:t>
       </w:r>
       <w:r>
@@ -4594,93 +5019,71 @@
           <w:szCs w:val="24"/>
         </w:rPr>
       </w:pPr>
+      <w:r>
+        <w:rPr>
+          <w:rFonts w:ascii="Times New Roman" w:hAnsi="Times New Roman" w:cs="Times New Roman"/>
+          <w:b/>
+          <w:bCs/>
+          <w:sz w:val="24"/>
+          <w:szCs w:val="24"/>
+        </w:rPr>
+        <w:t xml:space="preserve">Appendix </w:t>
+      </w:r>
+      <w:r>
+        <w:rPr>
+          <w:rFonts w:ascii="Times New Roman" w:hAnsi="Times New Roman" w:cs="Times New Roman"/>
+          <w:b/>
+          <w:bCs/>
+          <w:sz w:val="24"/>
+          <w:szCs w:val="24"/>
+        </w:rPr>
+        <w:t>3</w:t>
+      </w:r>
+      <w:r>
+        <w:rPr>
+          <w:rFonts w:ascii="Times New Roman" w:hAnsi="Times New Roman" w:cs="Times New Roman"/>
+          <w:b/>
+          <w:bCs/>
+          <w:sz w:val="24"/>
+          <w:szCs w:val="24"/>
+        </w:rPr>
+        <w:t xml:space="preserve">: </w:t>
+      </w:r>
+      <w:r>
+        <w:rPr>
+          <w:rFonts w:ascii="Times New Roman" w:hAnsi="Times New Roman" w:cs="Times New Roman"/>
+          <w:b/>
+          <w:bCs/>
+          <w:sz w:val="24"/>
+          <w:szCs w:val="24"/>
+        </w:rPr>
+        <w:t>Task</w:t>
+      </w:r>
+      <w:r>
+        <w:rPr>
+          <w:rFonts w:ascii="Times New Roman" w:hAnsi="Times New Roman" w:cs="Times New Roman"/>
+          <w:b/>
+          <w:bCs/>
+          <w:sz w:val="24"/>
+          <w:szCs w:val="24"/>
+        </w:rPr>
+        <w:t xml:space="preserve"> Allocation</w:t>
+      </w:r>
+      <w:r>
+        <w:rPr>
+          <w:rFonts w:ascii="Times New Roman" w:hAnsi="Times New Roman" w:cs="Times New Roman"/>
+          <w:b/>
+          <w:bCs/>
+          <w:sz w:val="24"/>
+          <w:szCs w:val="24"/>
+        </w:rPr>
+        <w:t xml:space="preserve"> </w:t>
+      </w:r>
     </w:p>
     <w:p>
       <w:pPr>
         <w:rPr>
           <w:rFonts w:ascii="Times New Roman" w:hAnsi="Times New Roman" w:cs="Times New Roman"/>
-          <w:b/>
-          <w:bCs/>
-          <w:sz w:val="24"/>
-          <w:szCs w:val="24"/>
-        </w:rPr>
-      </w:pPr>
-    </w:p>
-    <w:p>
-      <w:pPr>
-        <w:rPr>
-          <w:rFonts w:ascii="Times New Roman" w:hAnsi="Times New Roman" w:cs="Times New Roman"/>
-          <w:b/>
-          <w:bCs/>
-          <w:sz w:val="24"/>
-          <w:szCs w:val="24"/>
-        </w:rPr>
-      </w:pPr>
-      <w:r>
-        <w:rPr>
-          <w:rFonts w:ascii="Times New Roman" w:hAnsi="Times New Roman" w:cs="Times New Roman"/>
-          <w:b/>
-          <w:bCs/>
-          <w:sz w:val="24"/>
-          <w:szCs w:val="24"/>
-        </w:rPr>
-        <w:t xml:space="preserve">Appendix </w:t>
-      </w:r>
-      <w:r>
-        <w:rPr>
-          <w:rFonts w:ascii="Times New Roman" w:hAnsi="Times New Roman" w:cs="Times New Roman"/>
-          <w:b/>
-          <w:bCs/>
-          <w:sz w:val="24"/>
-          <w:szCs w:val="24"/>
-        </w:rPr>
-        <w:t>3</w:t>
-      </w:r>
-      <w:r>
-        <w:rPr>
-          <w:rFonts w:ascii="Times New Roman" w:hAnsi="Times New Roman" w:cs="Times New Roman"/>
-          <w:b/>
-          <w:bCs/>
-          <w:sz w:val="24"/>
-          <w:szCs w:val="24"/>
-        </w:rPr>
-        <w:t xml:space="preserve">: </w:t>
-      </w:r>
-      <w:r>
-        <w:rPr>
-          <w:rFonts w:ascii="Times New Roman" w:hAnsi="Times New Roman" w:cs="Times New Roman"/>
-          <w:b/>
-          <w:bCs/>
-          <w:sz w:val="24"/>
-          <w:szCs w:val="24"/>
-        </w:rPr>
-        <w:t>Task</w:t>
-      </w:r>
-      <w:r>
-        <w:rPr>
-          <w:rFonts w:ascii="Times New Roman" w:hAnsi="Times New Roman" w:cs="Times New Roman"/>
-          <w:b/>
-          <w:bCs/>
-          <w:sz w:val="24"/>
-          <w:szCs w:val="24"/>
-        </w:rPr>
-        <w:t xml:space="preserve"> Allocation</w:t>
-      </w:r>
-      <w:r>
-        <w:rPr>
-          <w:rFonts w:ascii="Times New Roman" w:hAnsi="Times New Roman" w:cs="Times New Roman"/>
-          <w:b/>
-          <w:bCs/>
-          <w:sz w:val="24"/>
-          <w:szCs w:val="24"/>
-        </w:rPr>
-        <w:t xml:space="preserve"> </w:t>
-      </w:r>
-    </w:p>
-    <w:p>
-      <w:pPr>
-        <w:rPr>
-          <w:rFonts w:ascii="Times New Roman" w:hAnsi="Times New Roman" w:cs="Times New Roman"/>
           <w:sz w:val="24"/>
           <w:szCs w:val="24"/>
         </w:rPr>
@@ -4692,7 +5095,6 @@
           <w:sz w:val="24"/>
           <w:szCs w:val="24"/>
         </w:rPr>
-        <w:lastRenderedPageBreak/>
         <w:drawing>
           <wp:inline distT="0" distB="0" distL="0" distR="0" wp14:anchorId="6B45869A" wp14:editId="2ADDEBF7">
             <wp:extent cx="3434963" cy="2629894"/>
@@ -4948,6 +5350,7 @@
           <w:sz w:val="24"/>
           <w:szCs w:val="24"/>
         </w:rPr>
+        <w:lastRenderedPageBreak/>
         <w:drawing>
           <wp:inline distT="0" distB="0" distL="0" distR="0" wp14:anchorId="1378512C" wp14:editId="5343E801">
             <wp:extent cx="2786621" cy="2568271"/>
@@ -4995,83 +5398,61 @@
           <w:szCs w:val="24"/>
         </w:rPr>
       </w:pPr>
+      <w:r>
+        <w:rPr>
+          <w:rFonts w:ascii="Times New Roman" w:hAnsi="Times New Roman" w:cs="Times New Roman"/>
+          <w:b/>
+          <w:bCs/>
+          <w:sz w:val="24"/>
+          <w:szCs w:val="24"/>
+        </w:rPr>
+        <w:t xml:space="preserve">Appendix </w:t>
+      </w:r>
+      <w:r>
+        <w:rPr>
+          <w:rFonts w:ascii="Times New Roman" w:hAnsi="Times New Roman" w:cs="Times New Roman"/>
+          <w:b/>
+          <w:bCs/>
+          <w:sz w:val="24"/>
+          <w:szCs w:val="24"/>
+        </w:rPr>
+        <w:t>5</w:t>
+      </w:r>
+      <w:r>
+        <w:rPr>
+          <w:rFonts w:ascii="Times New Roman" w:hAnsi="Times New Roman" w:cs="Times New Roman"/>
+          <w:b/>
+          <w:bCs/>
+          <w:sz w:val="24"/>
+          <w:szCs w:val="24"/>
+        </w:rPr>
+        <w:t>:</w:t>
+      </w:r>
+      <w:r>
+        <w:rPr>
+          <w:rFonts w:ascii="Times New Roman" w:hAnsi="Times New Roman" w:cs="Times New Roman"/>
+          <w:b/>
+          <w:bCs/>
+          <w:sz w:val="24"/>
+          <w:szCs w:val="24"/>
+        </w:rPr>
+        <w:t xml:space="preserve"> </w:t>
+      </w:r>
+      <w:r>
+        <w:rPr>
+          <w:rFonts w:ascii="Times New Roman" w:hAnsi="Times New Roman" w:cs="Times New Roman"/>
+          <w:b/>
+          <w:bCs/>
+          <w:sz w:val="24"/>
+          <w:szCs w:val="24"/>
+        </w:rPr>
+        <w:t>Wrong Presentation Date</w:t>
+      </w:r>
     </w:p>
     <w:p>
       <w:pPr>
         <w:rPr>
           <w:rFonts w:ascii="Times New Roman" w:hAnsi="Times New Roman" w:cs="Times New Roman"/>
-          <w:b/>
-          <w:bCs/>
-          <w:sz w:val="24"/>
-          <w:szCs w:val="24"/>
-        </w:rPr>
-      </w:pPr>
-    </w:p>
-    <w:p>
-      <w:pPr>
-        <w:rPr>
-          <w:rFonts w:ascii="Times New Roman" w:hAnsi="Times New Roman" w:cs="Times New Roman"/>
-          <w:b/>
-          <w:bCs/>
-          <w:sz w:val="24"/>
-          <w:szCs w:val="24"/>
-        </w:rPr>
-      </w:pPr>
-      <w:r>
-        <w:rPr>
-          <w:rFonts w:ascii="Times New Roman" w:hAnsi="Times New Roman" w:cs="Times New Roman"/>
-          <w:b/>
-          <w:bCs/>
-          <w:sz w:val="24"/>
-          <w:szCs w:val="24"/>
-        </w:rPr>
-        <w:t xml:space="preserve">Appendix </w:t>
-      </w:r>
-      <w:r>
-        <w:rPr>
-          <w:rFonts w:ascii="Times New Roman" w:hAnsi="Times New Roman" w:cs="Times New Roman"/>
-          <w:b/>
-          <w:bCs/>
-          <w:sz w:val="24"/>
-          <w:szCs w:val="24"/>
-        </w:rPr>
-        <w:t>5</w:t>
-      </w:r>
-      <w:r>
-        <w:rPr>
-          <w:rFonts w:ascii="Times New Roman" w:hAnsi="Times New Roman" w:cs="Times New Roman"/>
-          <w:b/>
-          <w:bCs/>
-          <w:sz w:val="24"/>
-          <w:szCs w:val="24"/>
-        </w:rPr>
-        <w:t>:</w:t>
-      </w:r>
-      <w:r>
-        <w:rPr>
-          <w:rFonts w:ascii="Times New Roman" w:hAnsi="Times New Roman" w:cs="Times New Roman"/>
-          <w:b/>
-          <w:bCs/>
-          <w:sz w:val="24"/>
-          <w:szCs w:val="24"/>
-        </w:rPr>
-        <w:t xml:space="preserve"> </w:t>
-      </w:r>
-      <w:r>
-        <w:rPr>
-          <w:rFonts w:ascii="Times New Roman" w:hAnsi="Times New Roman" w:cs="Times New Roman"/>
-          <w:b/>
-          <w:bCs/>
-          <w:sz w:val="24"/>
-          <w:szCs w:val="24"/>
-        </w:rPr>
-        <w:t>Wrong Presentation Date</w:t>
-      </w:r>
-    </w:p>
-    <w:p>
-      <w:pPr>
-        <w:rPr>
-          <w:rFonts w:ascii="Times New Roman" w:hAnsi="Times New Roman" w:cs="Times New Roman"/>
           <w:sz w:val="24"/>
           <w:szCs w:val="24"/>
         </w:rPr>
@@ -5083,7 +5464,6 @@
           <w:sz w:val="24"/>
           <w:szCs w:val="24"/>
         </w:rPr>
-        <w:lastRenderedPageBreak/>
         <w:drawing>
           <wp:inline distT="0" distB="0" distL="0" distR="0" wp14:anchorId="558D1A81" wp14:editId="1D1DA49B">
             <wp:extent cx="3136932" cy="1296063"/>
@@ -5188,10 +5568,11 @@
           <w:sz w:val="24"/>
           <w:szCs w:val="24"/>
         </w:rPr>
+        <w:lastRenderedPageBreak/>
         <w:drawing>
-          <wp:inline distT="0" distB="0" distL="0" distR="0" wp14:anchorId="243BF652" wp14:editId="5D75B1D4">
-            <wp:extent cx="3524111" cy="2580677"/>
-            <wp:effectExtent l="0" t="0" r="0" b="0"/>
+          <wp:inline distT="0" distB="0" distL="0" distR="0" wp14:anchorId="243BF652" wp14:editId="539F0641">
+            <wp:extent cx="3275937" cy="2398942"/>
+            <wp:effectExtent l="0" t="0" r="1270" b="1905"/>
             <wp:docPr id="2037942043" name="Picture 5"/>
             <wp:cNvGraphicFramePr>
               <a:graphicFrameLocks xmlns:a="http://schemas.openxmlformats.org/drawingml/2006/main" noChangeAspect="1"/>
@@ -5212,7 +5593,7 @@
                   <pic:spPr>
                     <a:xfrm>
                       <a:off x="0" y="0"/>
-                      <a:ext cx="3536923" cy="2590059"/>
+                      <a:ext cx="3296882" cy="2414279"/>
                     </a:xfrm>
                     <a:prstGeom prst="rect">
                       <a:avLst/>
@@ -5235,84 +5616,51 @@
           <w:szCs w:val="24"/>
         </w:rPr>
       </w:pPr>
+      <w:r>
+        <w:rPr>
+          <w:rFonts w:ascii="Times New Roman" w:hAnsi="Times New Roman" w:cs="Times New Roman"/>
+          <w:b/>
+          <w:bCs/>
+          <w:sz w:val="24"/>
+          <w:szCs w:val="24"/>
+        </w:rPr>
+        <w:t xml:space="preserve">Appendix </w:t>
+      </w:r>
+      <w:r>
+        <w:rPr>
+          <w:rFonts w:ascii="Times New Roman" w:hAnsi="Times New Roman" w:cs="Times New Roman"/>
+          <w:b/>
+          <w:bCs/>
+          <w:sz w:val="24"/>
+          <w:szCs w:val="24"/>
+        </w:rPr>
+        <w:t>6</w:t>
+      </w:r>
+      <w:r>
+        <w:rPr>
+          <w:rFonts w:ascii="Times New Roman" w:hAnsi="Times New Roman" w:cs="Times New Roman"/>
+          <w:b/>
+          <w:bCs/>
+          <w:sz w:val="24"/>
+          <w:szCs w:val="24"/>
+        </w:rPr>
+        <w:t xml:space="preserve">: </w:t>
+      </w:r>
+      <w:r>
+        <w:rPr>
+          <w:rFonts w:ascii="Times New Roman" w:hAnsi="Times New Roman" w:cs="Times New Roman"/>
+          <w:b/>
+          <w:bCs/>
+          <w:sz w:val="24"/>
+          <w:szCs w:val="24"/>
+        </w:rPr>
+        <w:t>Allocated task and rehearsal date</w:t>
+      </w:r>
     </w:p>
     <w:p>
       <w:pPr>
         <w:rPr>
           <w:rFonts w:ascii="Times New Roman" w:hAnsi="Times New Roman" w:cs="Times New Roman"/>
-          <w:b/>
-          <w:bCs/>
-          <w:sz w:val="24"/>
-          <w:szCs w:val="24"/>
-        </w:rPr>
-      </w:pPr>
-    </w:p>
-    <w:p>
-      <w:pPr>
-        <w:rPr>
-          <w:rFonts w:ascii="Times New Roman" w:hAnsi="Times New Roman" w:cs="Times New Roman"/>
-          <w:b/>
-          <w:bCs/>
-          <w:sz w:val="24"/>
-          <w:szCs w:val="24"/>
-        </w:rPr>
-      </w:pPr>
-    </w:p>
-    <w:p>
-      <w:pPr>
-        <w:rPr>
-          <w:rFonts w:ascii="Times New Roman" w:hAnsi="Times New Roman" w:cs="Times New Roman"/>
-          <w:b/>
-          <w:bCs/>
-          <w:sz w:val="24"/>
-          <w:szCs w:val="24"/>
-        </w:rPr>
-      </w:pPr>
-      <w:r>
-        <w:rPr>
-          <w:rFonts w:ascii="Times New Roman" w:hAnsi="Times New Roman" w:cs="Times New Roman"/>
-          <w:b/>
-          <w:bCs/>
-          <w:sz w:val="24"/>
-          <w:szCs w:val="24"/>
-        </w:rPr>
-        <w:t xml:space="preserve">Appendix </w:t>
-      </w:r>
-      <w:r>
-        <w:rPr>
-          <w:rFonts w:ascii="Times New Roman" w:hAnsi="Times New Roman" w:cs="Times New Roman"/>
-          <w:b/>
-          <w:bCs/>
-          <w:sz w:val="24"/>
-          <w:szCs w:val="24"/>
-        </w:rPr>
-        <w:t>6</w:t>
-      </w:r>
-      <w:r>
-        <w:rPr>
-          <w:rFonts w:ascii="Times New Roman" w:hAnsi="Times New Roman" w:cs="Times New Roman"/>
-          <w:b/>
-          <w:bCs/>
-          <w:sz w:val="24"/>
-          <w:szCs w:val="24"/>
-        </w:rPr>
-        <w:t xml:space="preserve">: </w:t>
-      </w:r>
-      <w:r>
-        <w:rPr>
-          <w:rFonts w:ascii="Times New Roman" w:hAnsi="Times New Roman" w:cs="Times New Roman"/>
-          <w:b/>
-          <w:bCs/>
-          <w:sz w:val="24"/>
-          <w:szCs w:val="24"/>
-        </w:rPr>
-        <w:t>Allocated task and rehearsal date</w:t>
-      </w:r>
-    </w:p>
-    <w:p>
-      <w:pPr>
-        <w:rPr>
-          <w:rFonts w:ascii="Times New Roman" w:hAnsi="Times New Roman" w:cs="Times New Roman"/>
           <w:sz w:val="24"/>
           <w:szCs w:val="24"/>
         </w:rPr>
@@ -5324,7 +5672,6 @@
           <w:sz w:val="24"/>
           <w:szCs w:val="24"/>
         </w:rPr>
-        <w:lastRenderedPageBreak/>
         <w:drawing>
           <wp:inline distT="0" distB="0" distL="0" distR="0" wp14:anchorId="7BC570A0" wp14:editId="4CEFC30A">
             <wp:extent cx="3665551" cy="3523789"/>
@@ -5422,10 +5769,11 @@
           <w:bCs/>
           <w:sz w:val="24"/>
           <w:szCs w:val="24"/>
-          <w:lang w:eastAsia="ja-JP"/>
-        </w:rPr>
-      </w:pPr>
-      <w:r>
+        </w:rPr>
+      </w:pPr>
+    </w:p>
+    <w:p>
+      <w:pPr>
         <w:rPr>
           <w:rFonts w:ascii="Times New Roman" w:hAnsi="Times New Roman" w:cs="Times New Roman"/>
           <w:b/>
@@ -5433,6 +5781,39 @@
           <w:sz w:val="24"/>
           <w:szCs w:val="24"/>
         </w:rPr>
+      </w:pPr>
+    </w:p>
+    <w:p>
+      <w:pPr>
+        <w:rPr>
+          <w:rFonts w:ascii="Times New Roman" w:hAnsi="Times New Roman" w:cs="Times New Roman"/>
+          <w:b/>
+          <w:bCs/>
+          <w:sz w:val="24"/>
+          <w:szCs w:val="24"/>
+        </w:rPr>
+      </w:pPr>
+    </w:p>
+    <w:p>
+      <w:pPr>
+        <w:rPr>
+          <w:rFonts w:ascii="Times New Roman" w:hAnsi="Times New Roman" w:cs="Times New Roman"/>
+          <w:b/>
+          <w:bCs/>
+          <w:sz w:val="24"/>
+          <w:szCs w:val="24"/>
+          <w:lang w:eastAsia="ja-JP"/>
+        </w:rPr>
+      </w:pPr>
+      <w:r>
+        <w:rPr>
+          <w:rFonts w:ascii="Times New Roman" w:hAnsi="Times New Roman" w:cs="Times New Roman"/>
+          <w:b/>
+          <w:bCs/>
+          <w:sz w:val="24"/>
+          <w:szCs w:val="24"/>
+        </w:rPr>
+        <w:lastRenderedPageBreak/>
         <w:t xml:space="preserve">Appendix </w:t>
       </w:r>
       <w:r>
@@ -5548,29 +5929,6 @@
           <w:sz w:val="24"/>
           <w:szCs w:val="24"/>
         </w:rPr>
-        <w:br w:type="page"/>
-      </w:r>
-    </w:p>
-    <w:p>
-      <w:pPr>
-        <w:rPr>
-          <w:rFonts w:ascii="Times New Roman" w:hAnsi="Times New Roman" w:cs="Times New Roman"/>
-          <w:b/>
-          <w:bCs/>
-          <w:sz w:val="24"/>
-          <w:szCs w:val="24"/>
-          <w:lang w:eastAsia="ja-JP"/>
-        </w:rPr>
-      </w:pPr>
-      <w:r>
-        <w:rPr>
-          <w:rFonts w:ascii="Times New Roman" w:hAnsi="Times New Roman" w:cs="Times New Roman"/>
-          <w:b/>
-          <w:bCs/>
-          <w:sz w:val="24"/>
-          <w:szCs w:val="24"/>
-        </w:rPr>
-        <w:lastRenderedPageBreak/>
         <w:t xml:space="preserve">Appendix </w:t>
       </w:r>
       <w:r>
@@ -5687,12 +6045,58 @@
           <w:szCs w:val="24"/>
         </w:rPr>
       </w:pPr>
-      <w:r>
-        <w:rPr>
-          <w:rFonts w:ascii="Times New Roman" w:hAnsi="Times New Roman" w:cs="Times New Roman"/>
-          <w:sz w:val="24"/>
-          <w:szCs w:val="24"/>
-        </w:rPr>
+    </w:p>
+    <w:p>
+      <w:pPr>
+        <w:rPr>
+          <w:rFonts w:ascii="Times New Roman" w:hAnsi="Times New Roman" w:cs="Times New Roman"/>
+          <w:sz w:val="24"/>
+          <w:szCs w:val="24"/>
+        </w:rPr>
+      </w:pPr>
+    </w:p>
+    <w:p>
+      <w:pPr>
+        <w:rPr>
+          <w:rFonts w:ascii="Times New Roman" w:hAnsi="Times New Roman" w:cs="Times New Roman"/>
+          <w:sz w:val="24"/>
+          <w:szCs w:val="24"/>
+        </w:rPr>
+      </w:pPr>
+    </w:p>
+    <w:p>
+      <w:pPr>
+        <w:rPr>
+          <w:rFonts w:ascii="Times New Roman" w:hAnsi="Times New Roman" w:cs="Times New Roman"/>
+          <w:sz w:val="24"/>
+          <w:szCs w:val="24"/>
+        </w:rPr>
+      </w:pPr>
+    </w:p>
+    <w:p>
+      <w:pPr>
+        <w:rPr>
+          <w:rFonts w:ascii="Times New Roman" w:hAnsi="Times New Roman" w:cs="Times New Roman"/>
+          <w:sz w:val="24"/>
+          <w:szCs w:val="24"/>
+        </w:rPr>
+      </w:pPr>
+    </w:p>
+    <w:p>
+      <w:pPr>
+        <w:rPr>
+          <w:rFonts w:ascii="Times New Roman" w:hAnsi="Times New Roman" w:cs="Times New Roman"/>
+          <w:sz w:val="24"/>
+          <w:szCs w:val="24"/>
+        </w:rPr>
+      </w:pPr>
+      <w:r>
+        <w:rPr>
+          <w:rFonts w:ascii="Times New Roman" w:hAnsi="Times New Roman" w:cs="Times New Roman"/>
+          <w:sz w:val="24"/>
+          <w:szCs w:val="24"/>
+        </w:rPr>
+        <w:lastRenderedPageBreak/>
         <w:t xml:space="preserve">Appendix </w:t>
       </w:r>
       <w:r>
@@ -5820,40 +6224,12 @@
           <w:szCs w:val="24"/>
         </w:rPr>
       </w:pPr>
-    </w:p>
-    <w:p>
-      <w:pPr>
-        <w:rPr>
-          <w:rFonts w:ascii="Times New Roman" w:hAnsi="Times New Roman" w:cs="Times New Roman"/>
-          <w:sz w:val="24"/>
-          <w:szCs w:val="24"/>
-        </w:rPr>
-      </w:pPr>
-    </w:p>
-    <w:p>
-      <w:pPr>
-        <w:rPr>
-          <w:rFonts w:ascii="Times New Roman" w:hAnsi="Times New Roman" w:cs="Times New Roman"/>
-          <w:sz w:val="24"/>
-          <w:szCs w:val="24"/>
-        </w:rPr>
-      </w:pPr>
-    </w:p>
-    <w:p>
-      <w:pPr>
-        <w:rPr>
-          <w:rFonts w:ascii="Times New Roman" w:hAnsi="Times New Roman" w:cs="Times New Roman"/>
-          <w:sz w:val="24"/>
-          <w:szCs w:val="24"/>
-        </w:rPr>
-      </w:pPr>
-      <w:r>
-        <w:rPr>
-          <w:rFonts w:ascii="Times New Roman" w:hAnsi="Times New Roman" w:cs="Times New Roman"/>
-          <w:sz w:val="24"/>
-          <w:szCs w:val="24"/>
-        </w:rPr>
-        <w:lastRenderedPageBreak/>
+      <w:r>
+        <w:rPr>
+          <w:rFonts w:ascii="Times New Roman" w:hAnsi="Times New Roman" w:cs="Times New Roman"/>
+          <w:sz w:val="24"/>
+          <w:szCs w:val="24"/>
+        </w:rPr>
         <w:t>Appendix 10: Change of Plans</w:t>
       </w:r>
     </w:p>
@@ -5917,12 +6293,49 @@
           <w:szCs w:val="24"/>
         </w:rPr>
       </w:pPr>
-      <w:r>
-        <w:rPr>
-          <w:rFonts w:ascii="Times New Roman" w:hAnsi="Times New Roman" w:cs="Times New Roman"/>
-          <w:sz w:val="24"/>
-          <w:szCs w:val="24"/>
-        </w:rPr>
+    </w:p>
+    <w:p>
+      <w:pPr>
+        <w:rPr>
+          <w:rFonts w:ascii="Times New Roman" w:hAnsi="Times New Roman" w:cs="Times New Roman"/>
+          <w:sz w:val="24"/>
+          <w:szCs w:val="24"/>
+        </w:rPr>
+      </w:pPr>
+    </w:p>
+    <w:p>
+      <w:pPr>
+        <w:rPr>
+          <w:rFonts w:ascii="Times New Roman" w:hAnsi="Times New Roman" w:cs="Times New Roman"/>
+          <w:sz w:val="24"/>
+          <w:szCs w:val="24"/>
+        </w:rPr>
+      </w:pPr>
+    </w:p>
+    <w:p>
+      <w:pPr>
+        <w:rPr>
+          <w:rFonts w:ascii="Times New Roman" w:hAnsi="Times New Roman" w:cs="Times New Roman"/>
+          <w:sz w:val="24"/>
+          <w:szCs w:val="24"/>
+        </w:rPr>
+      </w:pPr>
+    </w:p>
+    <w:p>
+      <w:pPr>
+        <w:rPr>
+          <w:rFonts w:ascii="Times New Roman" w:hAnsi="Times New Roman" w:cs="Times New Roman"/>
+          <w:sz w:val="24"/>
+          <w:szCs w:val="24"/>
+        </w:rPr>
+      </w:pPr>
+      <w:r>
+        <w:rPr>
+          <w:rFonts w:ascii="Times New Roman" w:hAnsi="Times New Roman" w:cs="Times New Roman"/>
+          <w:sz w:val="24"/>
+          <w:szCs w:val="24"/>
+        </w:rPr>
+        <w:lastRenderedPageBreak/>
         <w:t>Appendix 1</w:t>
       </w:r>
       <w:r>
@@ -7781,7 +8194,6 @@
   <w:style w:type="character" w:default="1" w:styleId="DefaultParagraphFont">
     <w:name w:val="Default Paragraph Font"/>
     <w:uiPriority w:val="1"/>
-    <w:semiHidden/>
     <w:unhideWhenUsed/>
   </w:style>
   <w:style w:type="table" w:default="1" w:styleId="TableNormal">
@@ -16699,7 +17111,7 @@
       </w:tcPr>
     </w:tblStylePr>
   </w:style>
-  <w:style w:type="table" w:styleId="ColourfulShading">
+  <w:style w:type="table" w:styleId="ColorfulShading">
     <w:name w:val="Colorful Shading"/>
     <w:basedOn w:val="TableNormal"/>
     <w:uiPriority w:val="71"/>
@@ -16814,7 +17226,7 @@
       </w:rPr>
     </w:tblStylePr>
   </w:style>
-  <w:style w:type="table" w:styleId="ColourfulShadingAccent1">
+  <w:style w:type="table" w:styleId="ColorfulShading-Accent1">
     <w:name w:val="Colorful Shading Accent 1"/>
     <w:basedOn w:val="TableNormal"/>
     <w:uiPriority w:val="71"/>
@@ -16929,7 +17341,7 @@
       </w:rPr>
     </w:tblStylePr>
   </w:style>
-  <w:style w:type="table" w:styleId="ColourfulShadingAccent2">
+  <w:style w:type="table" w:styleId="ColorfulShading-Accent2">
     <w:name w:val="Colorful Shading Accent 2"/>
     <w:basedOn w:val="TableNormal"/>
     <w:uiPriority w:val="71"/>
@@ -17044,7 +17456,7 @@
       </w:rPr>
     </w:tblStylePr>
   </w:style>
-  <w:style w:type="table" w:styleId="ColourfulShadingAccent3">
+  <w:style w:type="table" w:styleId="ColorfulShading-Accent3">
     <w:name w:val="Colorful Shading Accent 3"/>
     <w:basedOn w:val="TableNormal"/>
     <w:uiPriority w:val="71"/>
@@ -17149,7 +17561,7 @@
       </w:tcPr>
     </w:tblStylePr>
   </w:style>
-  <w:style w:type="table" w:styleId="ColourfulShadingAccent4">
+  <w:style w:type="table" w:styleId="ColorfulShading-Accent4">
     <w:name w:val="Colorful Shading Accent 4"/>
     <w:basedOn w:val="TableNormal"/>
     <w:uiPriority w:val="71"/>
@@ -17264,7 +17676,7 @@
       </w:rPr>
     </w:tblStylePr>
   </w:style>
-  <w:style w:type="table" w:styleId="ColourfulShadingAccent5">
+  <w:style w:type="table" w:styleId="ColorfulShading-Accent5">
     <w:name w:val="Colorful Shading Accent 5"/>
     <w:basedOn w:val="TableNormal"/>
     <w:uiPriority w:val="71"/>
@@ -17379,7 +17791,7 @@
       </w:rPr>
     </w:tblStylePr>
   </w:style>
-  <w:style w:type="table" w:styleId="ColourfulShadingAccent6">
+  <w:style w:type="table" w:styleId="ColorfulShading-Accent6">
     <w:name w:val="Colorful Shading Accent 6"/>
     <w:basedOn w:val="TableNormal"/>
     <w:uiPriority w:val="71"/>
@@ -17494,7 +17906,7 @@
       </w:rPr>
     </w:tblStylePr>
   </w:style>
-  <w:style w:type="table" w:styleId="ColourfulList">
+  <w:style w:type="table" w:styleId="ColorfulList">
     <w:name w:val="Colorful List"/>
     <w:basedOn w:val="TableNormal"/>
     <w:uiPriority w:val="72"/>
@@ -17573,7 +17985,7 @@
       </w:tcPr>
     </w:tblStylePr>
   </w:style>
-  <w:style w:type="table" w:styleId="ColourfulListAccent1">
+  <w:style w:type="table" w:styleId="ColorfulList-Accent1">
     <w:name w:val="Colorful List Accent 1"/>
     <w:basedOn w:val="TableNormal"/>
     <w:uiPriority w:val="72"/>
@@ -17652,7 +18064,7 @@
       </w:tcPr>
     </w:tblStylePr>
   </w:style>
-  <w:style w:type="table" w:styleId="ColourfulListAccent2">
+  <w:style w:type="table" w:styleId="ColorfulList-Accent2">
     <w:name w:val="Colorful List Accent 2"/>
     <w:basedOn w:val="TableNormal"/>
     <w:uiPriority w:val="72"/>
@@ -17731,7 +18143,7 @@
       </w:tcPr>
     </w:tblStylePr>
   </w:style>
-  <w:style w:type="table" w:styleId="ColourfulListAccent3">
+  <w:style w:type="table" w:styleId="ColorfulList-Accent3">
     <w:name w:val="Colorful List Accent 3"/>
     <w:basedOn w:val="TableNormal"/>
     <w:uiPriority w:val="72"/>
@@ -17810,7 +18222,7 @@
       </w:tcPr>
     </w:tblStylePr>
   </w:style>
-  <w:style w:type="table" w:styleId="ColourfulListAccent4">
+  <w:style w:type="table" w:styleId="ColorfulList-Accent4">
     <w:name w:val="Colorful List Accent 4"/>
     <w:basedOn w:val="TableNormal"/>
     <w:uiPriority w:val="72"/>
@@ -17889,7 +18301,7 @@
       </w:tcPr>
     </w:tblStylePr>
   </w:style>
-  <w:style w:type="table" w:styleId="ColourfulListAccent5">
+  <w:style w:type="table" w:styleId="ColorfulList-Accent5">
     <w:name w:val="Colorful List Accent 5"/>
     <w:basedOn w:val="TableNormal"/>
     <w:uiPriority w:val="72"/>
@@ -17968,7 +18380,7 @@
       </w:tcPr>
     </w:tblStylePr>
   </w:style>
-  <w:style w:type="table" w:styleId="ColourfulListAccent6">
+  <w:style w:type="table" w:styleId="ColorfulList-Accent6">
     <w:name w:val="Colorful List Accent 6"/>
     <w:basedOn w:val="TableNormal"/>
     <w:uiPriority w:val="72"/>
@@ -18047,7 +18459,7 @@
       </w:tcPr>
     </w:tblStylePr>
   </w:style>
-  <w:style w:type="table" w:styleId="ColourfulGrid">
+  <w:style w:type="table" w:styleId="ColorfulGrid">
     <w:name w:val="Colorful Grid"/>
     <w:basedOn w:val="TableNormal"/>
     <w:uiPriority w:val="73"/>
@@ -18120,7 +18532,7 @@
       </w:tcPr>
     </w:tblStylePr>
   </w:style>
-  <w:style w:type="table" w:styleId="ColourfulGridAccent1">
+  <w:style w:type="table" w:styleId="ColorfulGrid-Accent1">
     <w:name w:val="Colorful Grid Accent 1"/>
     <w:basedOn w:val="TableNormal"/>
     <w:uiPriority w:val="73"/>
@@ -18193,7 +18605,7 @@
       </w:tcPr>
     </w:tblStylePr>
   </w:style>
-  <w:style w:type="table" w:styleId="ColourfulGridAccent2">
+  <w:style w:type="table" w:styleId="ColorfulGrid-Accent2">
     <w:name w:val="Colorful Grid Accent 2"/>
     <w:basedOn w:val="TableNormal"/>
     <w:uiPriority w:val="73"/>
@@ -18266,7 +18678,7 @@
       </w:tcPr>
     </w:tblStylePr>
   </w:style>
-  <w:style w:type="table" w:styleId="ColourfulGridAccent3">
+  <w:style w:type="table" w:styleId="ColorfulGrid-Accent3">
     <w:name w:val="Colorful Grid Accent 3"/>
     <w:basedOn w:val="TableNormal"/>
     <w:uiPriority w:val="73"/>
@@ -18339,7 +18751,7 @@
       </w:tcPr>
     </w:tblStylePr>
   </w:style>
-  <w:style w:type="table" w:styleId="ColourfulGridAccent4">
+  <w:style w:type="table" w:styleId="ColorfulGrid-Accent4">
     <w:name w:val="Colorful Grid Accent 4"/>
     <w:basedOn w:val="TableNormal"/>
     <w:uiPriority w:val="73"/>
@@ -18412,7 +18824,7 @@
       </w:tcPr>
     </w:tblStylePr>
   </w:style>
-  <w:style w:type="table" w:styleId="ColourfulGridAccent5">
+  <w:style w:type="table" w:styleId="ColorfulGrid-Accent5">
     <w:name w:val="Colorful Grid Accent 5"/>
     <w:basedOn w:val="TableNormal"/>
     <w:uiPriority w:val="73"/>
@@ -18485,7 +18897,7 @@
       </w:tcPr>
     </w:tblStylePr>
   </w:style>
-  <w:style w:type="table" w:styleId="ColourfulGridAccent6">
+  <w:style w:type="table" w:styleId="ColorfulGrid-Accent6">
     <w:name w:val="Colorful Grid Accent 6"/>
     <w:basedOn w:val="TableNormal"/>
     <w:uiPriority w:val="73"/>

--- a/MGNT110/Assessment II/Joseph Koh - Assessment 2  Reflection.docx
+++ b/MGNT110/Assessment II/Joseph Koh - Assessment 2  Reflection.docx
@@ -7,15 +7,15 @@
         <w:jc w:val="center"/>
         <w:rPr>
           <w:rFonts w:ascii="Times New Roman" w:hAnsi="Times New Roman" w:cs="Times New Roman"/>
-          <w:sz w:val="24"/>
-          <w:szCs w:val="24"/>
-        </w:rPr>
-      </w:pPr>
-      <w:r>
-        <w:rPr>
-          <w:rFonts w:ascii="Times New Roman" w:hAnsi="Times New Roman" w:cs="Times New Roman"/>
-          <w:sz w:val="24"/>
-          <w:szCs w:val="24"/>
+          <w:sz w:val="20"/>
+          <w:szCs w:val="20"/>
+        </w:rPr>
+      </w:pPr>
+      <w:r>
+        <w:rPr>
+          <w:rFonts w:ascii="Times New Roman" w:hAnsi="Times New Roman" w:cs="Times New Roman"/>
+          <w:sz w:val="20"/>
+          <w:szCs w:val="20"/>
         </w:rPr>
         <w:t>University of Wollongong</w:t>
       </w:r>
@@ -25,39 +25,39 @@
         <w:jc w:val="center"/>
         <w:rPr>
           <w:rFonts w:ascii="Times New Roman" w:hAnsi="Times New Roman" w:cs="Times New Roman"/>
-          <w:sz w:val="24"/>
-          <w:szCs w:val="24"/>
-        </w:rPr>
-      </w:pPr>
-      <w:r>
-        <w:rPr>
-          <w:rFonts w:ascii="Times New Roman" w:hAnsi="Times New Roman" w:cs="Times New Roman"/>
-          <w:sz w:val="24"/>
-          <w:szCs w:val="24"/>
+          <w:sz w:val="20"/>
+          <w:szCs w:val="20"/>
+        </w:rPr>
+      </w:pPr>
+      <w:r>
+        <w:rPr>
+          <w:rFonts w:ascii="Times New Roman" w:hAnsi="Times New Roman" w:cs="Times New Roman"/>
+          <w:sz w:val="20"/>
+          <w:szCs w:val="20"/>
         </w:rPr>
         <w:t>MGNT110: Introduction to Management</w:t>
       </w:r>
       <w:r>
         <w:rPr>
           <w:rFonts w:ascii="Times New Roman" w:hAnsi="Times New Roman" w:cs="Times New Roman"/>
-          <w:sz w:val="24"/>
-          <w:szCs w:val="24"/>
+          <w:sz w:val="20"/>
+          <w:szCs w:val="20"/>
         </w:rPr>
         <w:br/>
       </w:r>
       <w:r>
         <w:rPr>
           <w:rFonts w:ascii="Times New Roman" w:hAnsi="Times New Roman" w:cs="Times New Roman"/>
-          <w:sz w:val="24"/>
-          <w:szCs w:val="24"/>
+          <w:sz w:val="20"/>
+          <w:szCs w:val="20"/>
         </w:rPr>
         <w:t>MGNT208: Introduction to Management for Professionals</w:t>
       </w:r>
       <w:r>
         <w:rPr>
           <w:rFonts w:ascii="Times New Roman" w:hAnsi="Times New Roman" w:cs="Times New Roman"/>
-          <w:sz w:val="24"/>
-          <w:szCs w:val="24"/>
+          <w:sz w:val="20"/>
+          <w:szCs w:val="20"/>
         </w:rPr>
         <w:br/>
       </w:r>
@@ -68,8 +68,8 @@
           <w:rFonts w:ascii="Times New Roman" w:hAnsi="Times New Roman" w:cs="Times New Roman"/>
           <w:b/>
           <w:bCs/>
-          <w:sz w:val="24"/>
-          <w:szCs w:val="24"/>
+          <w:sz w:val="20"/>
+          <w:szCs w:val="20"/>
         </w:rPr>
       </w:pPr>
       <w:r>
@@ -77,8 +77,8 @@
           <w:rFonts w:ascii="Times New Roman" w:hAnsi="Times New Roman" w:cs="Times New Roman"/>
           <w:b/>
           <w:bCs/>
-          <w:sz w:val="24"/>
-          <w:szCs w:val="24"/>
+          <w:sz w:val="20"/>
+          <w:szCs w:val="20"/>
         </w:rPr>
         <w:t>ASSESSMENT COVER SHEET</w:t>
       </w:r>
@@ -87,8 +87,8 @@
           <w:rFonts w:ascii="Times New Roman" w:hAnsi="Times New Roman" w:cs="Times New Roman"/>
           <w:b/>
           <w:bCs/>
-          <w:sz w:val="24"/>
-          <w:szCs w:val="24"/>
+          <w:sz w:val="20"/>
+          <w:szCs w:val="20"/>
         </w:rPr>
         <w:br/>
       </w:r>
@@ -97,24 +97,24 @@
       <w:pPr>
         <w:rPr>
           <w:rFonts w:ascii="Times New Roman" w:hAnsi="Times New Roman" w:cs="Times New Roman"/>
-          <w:sz w:val="24"/>
-          <w:szCs w:val="24"/>
-          <w:lang w:eastAsia="ja-JP"/>
-        </w:rPr>
-      </w:pPr>
-      <w:r>
-        <w:rPr>
-          <w:rFonts w:ascii="Times New Roman" w:hAnsi="Times New Roman" w:cs="Times New Roman"/>
-          <w:sz w:val="24"/>
-          <w:szCs w:val="24"/>
+          <w:sz w:val="20"/>
+          <w:szCs w:val="20"/>
+          <w:lang w:eastAsia="ja-JP"/>
+        </w:rPr>
+      </w:pPr>
+      <w:r>
+        <w:rPr>
+          <w:rFonts w:ascii="Times New Roman" w:hAnsi="Times New Roman" w:cs="Times New Roman"/>
+          <w:sz w:val="20"/>
+          <w:szCs w:val="20"/>
         </w:rPr>
         <w:t xml:space="preserve">Student name: </w:t>
       </w:r>
       <w:r>
         <w:rPr>
-          <w:rFonts w:ascii="Times New Roman" w:hAnsi="Times New Roman" w:cs="Times New Roman" w:hint="eastAsia"/>
-          <w:sz w:val="24"/>
-          <w:szCs w:val="24"/>
+          <w:rFonts w:ascii="Times New Roman" w:hAnsi="Times New Roman" w:cs="Times New Roman"/>
+          <w:sz w:val="20"/>
+          <w:szCs w:val="20"/>
           <w:lang w:eastAsia="ja-JP"/>
         </w:rPr>
         <w:t>KOH EE HUI JOSEPH</w:t>
@@ -124,56 +124,48 @@
       <w:pPr>
         <w:rPr>
           <w:rFonts w:ascii="Times New Roman" w:hAnsi="Times New Roman" w:cs="Times New Roman"/>
-          <w:sz w:val="24"/>
-          <w:szCs w:val="24"/>
-        </w:rPr>
-      </w:pPr>
-      <w:r>
-        <w:rPr>
-          <w:rFonts w:ascii="Times New Roman" w:hAnsi="Times New Roman" w:cs="Times New Roman"/>
-          <w:sz w:val="24"/>
-          <w:szCs w:val="24"/>
+          <w:sz w:val="20"/>
+          <w:szCs w:val="20"/>
+        </w:rPr>
+      </w:pPr>
+      <w:r>
+        <w:rPr>
+          <w:rFonts w:ascii="Times New Roman" w:hAnsi="Times New Roman" w:cs="Times New Roman"/>
+          <w:sz w:val="20"/>
+          <w:szCs w:val="20"/>
         </w:rPr>
         <w:t>Student number:</w:t>
       </w:r>
       <w:r>
         <w:rPr>
           <w:rFonts w:ascii="Times New Roman" w:hAnsi="Times New Roman" w:cs="Times New Roman"/>
-          <w:sz w:val="24"/>
-          <w:szCs w:val="24"/>
-        </w:rPr>
-        <w:t xml:space="preserve"> </w:t>
-      </w:r>
-      <w:r>
-        <w:rPr>
-          <w:rFonts w:ascii="Times New Roman" w:hAnsi="Times New Roman" w:cs="Times New Roman"/>
-          <w:sz w:val="24"/>
-          <w:szCs w:val="24"/>
-        </w:rPr>
-        <w:t>1441309</w:t>
+          <w:sz w:val="20"/>
+          <w:szCs w:val="20"/>
+        </w:rPr>
+        <w:t xml:space="preserve"> 1441309</w:t>
       </w:r>
     </w:p>
     <w:p>
       <w:pPr>
         <w:rPr>
           <w:rFonts w:ascii="Times New Roman" w:hAnsi="Times New Roman" w:cs="Times New Roman"/>
-          <w:sz w:val="24"/>
-          <w:szCs w:val="24"/>
-        </w:rPr>
-      </w:pPr>
-      <w:r>
-        <w:rPr>
-          <w:rFonts w:ascii="Times New Roman" w:hAnsi="Times New Roman" w:cs="Times New Roman"/>
-          <w:sz w:val="24"/>
-          <w:szCs w:val="24"/>
+          <w:sz w:val="20"/>
+          <w:szCs w:val="20"/>
+        </w:rPr>
+      </w:pPr>
+      <w:r>
+        <w:rPr>
+          <w:rFonts w:ascii="Times New Roman" w:hAnsi="Times New Roman" w:cs="Times New Roman"/>
+          <w:sz w:val="20"/>
+          <w:szCs w:val="20"/>
         </w:rPr>
         <w:t xml:space="preserve">Tutorial day/time: </w:t>
       </w:r>
       <w:r>
         <w:rPr>
           <w:rFonts w:ascii="Times New Roman" w:hAnsi="Times New Roman" w:cs="Times New Roman"/>
-          <w:sz w:val="24"/>
-          <w:szCs w:val="24"/>
+          <w:sz w:val="20"/>
+          <w:szCs w:val="20"/>
         </w:rPr>
         <w:t>T01</w:t>
       </w:r>
@@ -182,23 +174,23 @@
       <w:pPr>
         <w:rPr>
           <w:rFonts w:ascii="Times New Roman" w:hAnsi="Times New Roman" w:cs="Times New Roman"/>
-          <w:sz w:val="24"/>
-          <w:szCs w:val="24"/>
-        </w:rPr>
-      </w:pPr>
-      <w:r>
-        <w:rPr>
-          <w:rFonts w:ascii="Times New Roman" w:hAnsi="Times New Roman" w:cs="Times New Roman"/>
-          <w:sz w:val="24"/>
-          <w:szCs w:val="24"/>
+          <w:sz w:val="20"/>
+          <w:szCs w:val="20"/>
+        </w:rPr>
+      </w:pPr>
+      <w:r>
+        <w:rPr>
+          <w:rFonts w:ascii="Times New Roman" w:hAnsi="Times New Roman" w:cs="Times New Roman"/>
+          <w:sz w:val="20"/>
+          <w:szCs w:val="20"/>
         </w:rPr>
         <w:t xml:space="preserve">Tutor name: </w:t>
       </w:r>
       <w:r>
         <w:rPr>
           <w:rFonts w:ascii="Times New Roman" w:hAnsi="Times New Roman" w:cs="Times New Roman"/>
-          <w:sz w:val="24"/>
-          <w:szCs w:val="24"/>
+          <w:sz w:val="20"/>
+          <w:szCs w:val="20"/>
         </w:rPr>
         <w:t>Ms. Jesslyn Lau</w:t>
       </w:r>
@@ -207,23 +199,23 @@
       <w:pPr>
         <w:rPr>
           <w:rFonts w:ascii="Times New Roman" w:hAnsi="Times New Roman" w:cs="Times New Roman"/>
-          <w:sz w:val="24"/>
-          <w:szCs w:val="24"/>
-        </w:rPr>
-      </w:pPr>
-      <w:r>
-        <w:rPr>
-          <w:rFonts w:ascii="Times New Roman" w:hAnsi="Times New Roman" w:cs="Times New Roman"/>
-          <w:sz w:val="24"/>
-          <w:szCs w:val="24"/>
+          <w:sz w:val="20"/>
+          <w:szCs w:val="20"/>
+        </w:rPr>
+      </w:pPr>
+      <w:r>
+        <w:rPr>
+          <w:rFonts w:ascii="Times New Roman" w:hAnsi="Times New Roman" w:cs="Times New Roman"/>
+          <w:sz w:val="20"/>
+          <w:szCs w:val="20"/>
         </w:rPr>
         <w:t>Assessment number:</w:t>
       </w:r>
       <w:r>
         <w:rPr>
           <w:rFonts w:ascii="Times New Roman" w:hAnsi="Times New Roman" w:cs="Times New Roman"/>
-          <w:sz w:val="24"/>
-          <w:szCs w:val="24"/>
+          <w:sz w:val="20"/>
+          <w:szCs w:val="20"/>
         </w:rPr>
         <w:t xml:space="preserve"> Assessment 2, Part B, Reflection</w:t>
       </w:r>
@@ -232,15 +224,15 @@
       <w:pPr>
         <w:rPr>
           <w:rFonts w:ascii="Times New Roman" w:hAnsi="Times New Roman" w:cs="Times New Roman"/>
-          <w:sz w:val="24"/>
-          <w:szCs w:val="24"/>
-        </w:rPr>
-      </w:pPr>
-      <w:r>
-        <w:rPr>
-          <w:rFonts w:ascii="Times New Roman" w:hAnsi="Times New Roman" w:cs="Times New Roman"/>
-          <w:sz w:val="24"/>
-          <w:szCs w:val="24"/>
+          <w:sz w:val="20"/>
+          <w:szCs w:val="20"/>
+        </w:rPr>
+      </w:pPr>
+      <w:r>
+        <w:rPr>
+          <w:rFonts w:ascii="Times New Roman" w:hAnsi="Times New Roman" w:cs="Times New Roman"/>
+          <w:sz w:val="20"/>
+          <w:szCs w:val="20"/>
         </w:rPr>
         <w:br/>
         <w:t>STUDENT DECLARATION</w:t>
@@ -248,8 +240,8 @@
       <w:r>
         <w:rPr>
           <w:rFonts w:ascii="Times New Roman" w:hAnsi="Times New Roman" w:cs="Times New Roman"/>
-          <w:sz w:val="24"/>
-          <w:szCs w:val="24"/>
+          <w:sz w:val="20"/>
+          <w:szCs w:val="20"/>
         </w:rPr>
         <w:br/>
       </w:r>
@@ -258,15 +250,15 @@
       <w:pPr>
         <w:rPr>
           <w:rFonts w:ascii="Times New Roman" w:hAnsi="Times New Roman" w:cs="Times New Roman"/>
-          <w:sz w:val="24"/>
-          <w:szCs w:val="24"/>
-        </w:rPr>
-      </w:pPr>
-      <w:r>
-        <w:rPr>
-          <w:rFonts w:ascii="Times New Roman" w:hAnsi="Times New Roman" w:cs="Times New Roman"/>
-          <w:sz w:val="24"/>
-          <w:szCs w:val="24"/>
+          <w:sz w:val="20"/>
+          <w:szCs w:val="20"/>
+        </w:rPr>
+      </w:pPr>
+      <w:r>
+        <w:rPr>
+          <w:rFonts w:ascii="Times New Roman" w:hAnsi="Times New Roman" w:cs="Times New Roman"/>
+          <w:sz w:val="20"/>
+          <w:szCs w:val="20"/>
         </w:rPr>
         <w:t xml:space="preserve">I declare that this assessment is entirely my own work and has not been submitted for assessment in any other subject or course. This work complies with the University of Wollongong's Academic Integrity Policy. </w:t>
       </w:r>
@@ -276,25 +268,25 @@
         <w:rPr>
           <w:rFonts w:ascii="Times New Roman" w:hAnsi="Times New Roman" w:cs="Times New Roman"/>
           <w:color w:val="00B0F0"/>
-          <w:sz w:val="40"/>
-          <w:szCs w:val="40"/>
-        </w:rPr>
-      </w:pPr>
-      <w:r>
-        <w:rPr>
-          <w:rFonts w:ascii="Times New Roman" w:hAnsi="Times New Roman" w:cs="Times New Roman"/>
-          <w:sz w:val="24"/>
-          <w:szCs w:val="24"/>
+          <w:sz w:val="20"/>
+          <w:szCs w:val="20"/>
+        </w:rPr>
+      </w:pPr>
+      <w:r>
+        <w:rPr>
+          <w:rFonts w:ascii="Times New Roman" w:hAnsi="Times New Roman" w:cs="Times New Roman"/>
+          <w:sz w:val="20"/>
+          <w:szCs w:val="20"/>
         </w:rPr>
         <w:br/>
         <w:t xml:space="preserve">Signature: </w:t>
       </w:r>
       <w:r>
         <w:rPr>
-          <w:rFonts w:ascii="Freestyle Script" w:hAnsi="Freestyle Script" w:cs="Times New Roman"/>
+          <w:rFonts w:ascii="Times New Roman" w:hAnsi="Times New Roman" w:cs="Times New Roman"/>
           <w:color w:val="00B0F0"/>
-          <w:sz w:val="40"/>
-          <w:szCs w:val="40"/>
+          <w:sz w:val="20"/>
+          <w:szCs w:val="20"/>
         </w:rPr>
         <w:t>Joseph Koh</w:t>
       </w:r>
@@ -303,15 +295,15 @@
       <w:pPr>
         <w:rPr>
           <w:rFonts w:ascii="Times New Roman" w:hAnsi="Times New Roman" w:cs="Times New Roman"/>
-          <w:sz w:val="24"/>
-          <w:szCs w:val="24"/>
-        </w:rPr>
-      </w:pPr>
-      <w:r>
-        <w:rPr>
-          <w:rFonts w:ascii="Times New Roman" w:hAnsi="Times New Roman" w:cs="Times New Roman"/>
-          <w:sz w:val="24"/>
-          <w:szCs w:val="24"/>
+          <w:sz w:val="20"/>
+          <w:szCs w:val="20"/>
+        </w:rPr>
+      </w:pPr>
+      <w:r>
+        <w:rPr>
+          <w:rFonts w:ascii="Times New Roman" w:hAnsi="Times New Roman" w:cs="Times New Roman"/>
+          <w:sz w:val="20"/>
+          <w:szCs w:val="20"/>
         </w:rPr>
         <w:t xml:space="preserve">Date: </w:t>
       </w:r>
@@ -320,15 +312,15 @@
       <w:pPr>
         <w:rPr>
           <w:rFonts w:ascii="Times New Roman" w:hAnsi="Times New Roman" w:cs="Times New Roman"/>
-          <w:sz w:val="24"/>
-          <w:szCs w:val="24"/>
-        </w:rPr>
-      </w:pPr>
-      <w:r>
-        <w:rPr>
-          <w:rFonts w:ascii="Times New Roman" w:hAnsi="Times New Roman" w:cs="Times New Roman"/>
-          <w:sz w:val="24"/>
-          <w:szCs w:val="24"/>
+          <w:sz w:val="20"/>
+          <w:szCs w:val="20"/>
+        </w:rPr>
+      </w:pPr>
+      <w:r>
+        <w:rPr>
+          <w:rFonts w:ascii="Times New Roman" w:hAnsi="Times New Roman" w:cs="Times New Roman"/>
+          <w:sz w:val="20"/>
+          <w:szCs w:val="20"/>
         </w:rPr>
         <w:br w:type="page"/>
       </w:r>
@@ -339,8 +331,8 @@
           <w:rFonts w:ascii="Times New Roman" w:hAnsi="Times New Roman" w:cs="Times New Roman"/>
           <w:b/>
           <w:bCs/>
-          <w:sz w:val="24"/>
-          <w:szCs w:val="24"/>
+          <w:sz w:val="20"/>
+          <w:szCs w:val="20"/>
         </w:rPr>
       </w:pPr>
       <w:r>
@@ -348,8 +340,8 @@
           <w:rFonts w:ascii="Times New Roman" w:hAnsi="Times New Roman" w:cs="Times New Roman"/>
           <w:b/>
           <w:bCs/>
-          <w:sz w:val="24"/>
-          <w:szCs w:val="24"/>
+          <w:sz w:val="20"/>
+          <w:szCs w:val="20"/>
         </w:rPr>
         <w:lastRenderedPageBreak/>
         <w:t>Description</w:t>
@@ -359,199 +351,199 @@
       <w:pPr>
         <w:rPr>
           <w:rFonts w:ascii="Times New Roman" w:hAnsi="Times New Roman" w:cs="Times New Roman"/>
-          <w:sz w:val="24"/>
-          <w:szCs w:val="24"/>
-        </w:rPr>
-      </w:pPr>
-      <w:r>
-        <w:rPr>
-          <w:rFonts w:ascii="Times New Roman" w:hAnsi="Times New Roman" w:cs="Times New Roman"/>
-          <w:sz w:val="24"/>
-          <w:szCs w:val="24"/>
+          <w:sz w:val="20"/>
+          <w:szCs w:val="20"/>
+        </w:rPr>
+      </w:pPr>
+      <w:r>
+        <w:rPr>
+          <w:rFonts w:ascii="Times New Roman" w:hAnsi="Times New Roman" w:cs="Times New Roman"/>
+          <w:sz w:val="20"/>
+          <w:szCs w:val="20"/>
         </w:rPr>
         <w:t xml:space="preserve">Our team </w:t>
       </w:r>
       <w:r>
         <w:rPr>
           <w:rFonts w:ascii="Times New Roman" w:hAnsi="Times New Roman" w:cs="Times New Roman"/>
-          <w:sz w:val="24"/>
-          <w:szCs w:val="24"/>
+          <w:sz w:val="20"/>
+          <w:szCs w:val="20"/>
         </w:rPr>
         <w:t>was</w:t>
       </w:r>
       <w:r>
         <w:rPr>
           <w:rFonts w:ascii="Times New Roman" w:hAnsi="Times New Roman" w:cs="Times New Roman"/>
-          <w:sz w:val="24"/>
-          <w:szCs w:val="24"/>
+          <w:sz w:val="20"/>
+          <w:szCs w:val="20"/>
         </w:rPr>
         <w:t xml:space="preserve"> </w:t>
       </w:r>
       <w:r>
         <w:rPr>
           <w:rFonts w:ascii="Times New Roman" w:hAnsi="Times New Roman" w:cs="Times New Roman"/>
-          <w:sz w:val="24"/>
-          <w:szCs w:val="24"/>
+          <w:sz w:val="20"/>
+          <w:szCs w:val="20"/>
         </w:rPr>
         <w:t>formed</w:t>
       </w:r>
       <w:r>
         <w:rPr>
           <w:rFonts w:ascii="Times New Roman" w:hAnsi="Times New Roman" w:cs="Times New Roman"/>
-          <w:sz w:val="24"/>
-          <w:szCs w:val="24"/>
+          <w:sz w:val="20"/>
+          <w:szCs w:val="20"/>
         </w:rPr>
         <w:t xml:space="preserve"> </w:t>
       </w:r>
       <w:r>
         <w:rPr>
           <w:rFonts w:ascii="Times New Roman" w:hAnsi="Times New Roman" w:cs="Times New Roman"/>
-          <w:sz w:val="24"/>
-          <w:szCs w:val="24"/>
+          <w:sz w:val="20"/>
+          <w:szCs w:val="20"/>
         </w:rPr>
         <w:t>through the creation of a</w:t>
       </w:r>
       <w:r>
         <w:rPr>
           <w:rFonts w:ascii="Times New Roman" w:hAnsi="Times New Roman" w:cs="Times New Roman"/>
-          <w:sz w:val="24"/>
-          <w:szCs w:val="24"/>
+          <w:sz w:val="20"/>
+          <w:szCs w:val="20"/>
         </w:rPr>
         <w:t xml:space="preserve"> Team Expectations Document. We </w:t>
       </w:r>
       <w:r>
         <w:rPr>
           <w:rFonts w:ascii="Times New Roman" w:hAnsi="Times New Roman" w:cs="Times New Roman"/>
-          <w:sz w:val="24"/>
-          <w:szCs w:val="24"/>
+          <w:sz w:val="20"/>
+          <w:szCs w:val="20"/>
         </w:rPr>
         <w:t xml:space="preserve">set clear guidelines and </w:t>
       </w:r>
       <w:r>
         <w:rPr>
           <w:rFonts w:ascii="Times New Roman" w:hAnsi="Times New Roman" w:cs="Times New Roman"/>
-          <w:sz w:val="24"/>
-          <w:szCs w:val="24"/>
+          <w:sz w:val="20"/>
+          <w:szCs w:val="20"/>
         </w:rPr>
         <w:t>aimed for</w:t>
       </w:r>
       <w:r>
         <w:rPr>
           <w:rFonts w:ascii="Times New Roman" w:hAnsi="Times New Roman" w:cs="Times New Roman"/>
-          <w:sz w:val="24"/>
-          <w:szCs w:val="24"/>
+          <w:sz w:val="20"/>
+          <w:szCs w:val="20"/>
         </w:rPr>
         <w:t xml:space="preserve"> a </w:t>
       </w:r>
       <w:r>
         <w:rPr>
           <w:rFonts w:ascii="Times New Roman" w:hAnsi="Times New Roman" w:cs="Times New Roman"/>
-          <w:sz w:val="24"/>
-          <w:szCs w:val="24"/>
+          <w:sz w:val="20"/>
+          <w:szCs w:val="20"/>
         </w:rPr>
         <w:t>h</w:t>
       </w:r>
       <w:r>
         <w:rPr>
           <w:rFonts w:ascii="Times New Roman" w:hAnsi="Times New Roman" w:cs="Times New Roman"/>
-          <w:sz w:val="24"/>
-          <w:szCs w:val="24"/>
+          <w:sz w:val="20"/>
+          <w:szCs w:val="20"/>
         </w:rPr>
         <w:t xml:space="preserve">igh </w:t>
       </w:r>
       <w:r>
         <w:rPr>
           <w:rFonts w:ascii="Times New Roman" w:hAnsi="Times New Roman" w:cs="Times New Roman"/>
-          <w:sz w:val="24"/>
-          <w:szCs w:val="24"/>
+          <w:sz w:val="20"/>
+          <w:szCs w:val="20"/>
         </w:rPr>
         <w:t>d</w:t>
       </w:r>
       <w:r>
         <w:rPr>
           <w:rFonts w:ascii="Times New Roman" w:hAnsi="Times New Roman" w:cs="Times New Roman"/>
-          <w:sz w:val="24"/>
-          <w:szCs w:val="24"/>
+          <w:sz w:val="20"/>
+          <w:szCs w:val="20"/>
         </w:rPr>
         <w:t xml:space="preserve">istinction </w:t>
       </w:r>
       <w:r>
         <w:rPr>
           <w:rFonts w:ascii="Times New Roman" w:hAnsi="Times New Roman" w:cs="Times New Roman"/>
-          <w:sz w:val="24"/>
-          <w:szCs w:val="24"/>
+          <w:sz w:val="20"/>
+          <w:szCs w:val="20"/>
         </w:rPr>
         <w:t xml:space="preserve">(see Appendix </w:t>
       </w:r>
       <w:r>
         <w:rPr>
           <w:rFonts w:ascii="Times New Roman" w:hAnsi="Times New Roman" w:cs="Times New Roman"/>
-          <w:sz w:val="24"/>
-          <w:szCs w:val="24"/>
+          <w:sz w:val="20"/>
+          <w:szCs w:val="20"/>
         </w:rPr>
         <w:t>1</w:t>
       </w:r>
       <w:r>
         <w:rPr>
           <w:rFonts w:ascii="Times New Roman" w:hAnsi="Times New Roman" w:cs="Times New Roman"/>
-          <w:sz w:val="24"/>
-          <w:szCs w:val="24"/>
+          <w:sz w:val="20"/>
+          <w:szCs w:val="20"/>
         </w:rPr>
         <w:t xml:space="preserve">). </w:t>
       </w:r>
       <w:r>
         <w:rPr>
           <w:rFonts w:ascii="Times New Roman" w:hAnsi="Times New Roman" w:cs="Times New Roman"/>
-          <w:sz w:val="24"/>
-          <w:szCs w:val="24"/>
+          <w:sz w:val="20"/>
+          <w:szCs w:val="20"/>
         </w:rPr>
         <w:t>This</w:t>
       </w:r>
       <w:r>
         <w:rPr>
           <w:rFonts w:ascii="Times New Roman" w:hAnsi="Times New Roman" w:cs="Times New Roman"/>
-          <w:sz w:val="24"/>
-          <w:szCs w:val="24"/>
+          <w:sz w:val="20"/>
+          <w:szCs w:val="20"/>
         </w:rPr>
         <w:t xml:space="preserve"> </w:t>
       </w:r>
       <w:r>
         <w:rPr>
           <w:rFonts w:ascii="Times New Roman" w:hAnsi="Times New Roman" w:cs="Times New Roman"/>
-          <w:sz w:val="24"/>
-          <w:szCs w:val="24"/>
+          <w:sz w:val="20"/>
+          <w:szCs w:val="20"/>
         </w:rPr>
         <w:t>created a psychological contract</w:t>
       </w:r>
       <w:r>
         <w:rPr>
           <w:rFonts w:ascii="Times New Roman" w:hAnsi="Times New Roman" w:cs="Times New Roman"/>
-          <w:sz w:val="24"/>
-          <w:szCs w:val="24"/>
+          <w:sz w:val="20"/>
+          <w:szCs w:val="20"/>
         </w:rPr>
         <w:t xml:space="preserve">, </w:t>
       </w:r>
       <w:r>
         <w:rPr>
           <w:rFonts w:ascii="Times New Roman" w:hAnsi="Times New Roman" w:cs="Times New Roman"/>
-          <w:sz w:val="24"/>
-          <w:szCs w:val="24"/>
+          <w:sz w:val="20"/>
+          <w:szCs w:val="20"/>
         </w:rPr>
         <w:t>shared</w:t>
       </w:r>
       <w:r>
         <w:rPr>
           <w:rFonts w:ascii="Times New Roman" w:hAnsi="Times New Roman" w:cs="Times New Roman"/>
-          <w:sz w:val="24"/>
-          <w:szCs w:val="24"/>
+          <w:sz w:val="20"/>
+          <w:szCs w:val="20"/>
         </w:rPr>
         <w:t xml:space="preserve"> responsibility and accountability</w:t>
       </w:r>
       <w:r>
         <w:rPr>
           <w:rFonts w:ascii="Times New Roman" w:hAnsi="Times New Roman" w:cs="Times New Roman"/>
-          <w:sz w:val="24"/>
-          <w:szCs w:val="24"/>
+          <w:sz w:val="20"/>
+          <w:szCs w:val="20"/>
         </w:rPr>
         <w:t xml:space="preserve"> among the team.</w:t>
       </w:r>
@@ -560,199 +552,199 @@
       <w:pPr>
         <w:rPr>
           <w:rFonts w:ascii="Times New Roman" w:hAnsi="Times New Roman" w:cs="Times New Roman"/>
-          <w:sz w:val="24"/>
-          <w:szCs w:val="24"/>
-        </w:rPr>
-      </w:pPr>
-      <w:r>
-        <w:rPr>
-          <w:rFonts w:ascii="Times New Roman" w:hAnsi="Times New Roman" w:cs="Times New Roman"/>
-          <w:sz w:val="24"/>
-          <w:szCs w:val="24"/>
+          <w:sz w:val="20"/>
+          <w:szCs w:val="20"/>
+        </w:rPr>
+      </w:pPr>
+      <w:r>
+        <w:rPr>
+          <w:rFonts w:ascii="Times New Roman" w:hAnsi="Times New Roman" w:cs="Times New Roman"/>
+          <w:sz w:val="20"/>
+          <w:szCs w:val="20"/>
         </w:rPr>
         <w:t>Although</w:t>
       </w:r>
       <w:r>
         <w:rPr>
           <w:rFonts w:ascii="Times New Roman" w:hAnsi="Times New Roman" w:cs="Times New Roman"/>
-          <w:sz w:val="24"/>
-          <w:szCs w:val="24"/>
+          <w:sz w:val="20"/>
+          <w:szCs w:val="20"/>
         </w:rPr>
         <w:t xml:space="preserve"> </w:t>
       </w:r>
       <w:r>
         <w:rPr>
           <w:rFonts w:ascii="Times New Roman" w:hAnsi="Times New Roman" w:cs="Times New Roman"/>
-          <w:sz w:val="24"/>
-          <w:szCs w:val="24"/>
+          <w:sz w:val="20"/>
+          <w:szCs w:val="20"/>
         </w:rPr>
         <w:t>expectations</w:t>
       </w:r>
       <w:r>
         <w:rPr>
           <w:rFonts w:ascii="Times New Roman" w:hAnsi="Times New Roman" w:cs="Times New Roman"/>
-          <w:sz w:val="24"/>
-          <w:szCs w:val="24"/>
+          <w:sz w:val="20"/>
+          <w:szCs w:val="20"/>
         </w:rPr>
         <w:t xml:space="preserve">, </w:t>
       </w:r>
       <w:r>
         <w:rPr>
           <w:rFonts w:ascii="Times New Roman" w:hAnsi="Times New Roman" w:cs="Times New Roman"/>
-          <w:sz w:val="24"/>
-          <w:szCs w:val="24"/>
+          <w:sz w:val="20"/>
+          <w:szCs w:val="20"/>
         </w:rPr>
         <w:t xml:space="preserve">rules and </w:t>
       </w:r>
       <w:r>
         <w:rPr>
           <w:rFonts w:ascii="Times New Roman" w:hAnsi="Times New Roman" w:cs="Times New Roman"/>
-          <w:sz w:val="24"/>
-          <w:szCs w:val="24"/>
+          <w:sz w:val="20"/>
+          <w:szCs w:val="20"/>
         </w:rPr>
         <w:t xml:space="preserve">a </w:t>
       </w:r>
       <w:r>
         <w:rPr>
           <w:rFonts w:ascii="Times New Roman" w:hAnsi="Times New Roman" w:cs="Times New Roman"/>
-          <w:sz w:val="24"/>
-          <w:szCs w:val="24"/>
+          <w:sz w:val="20"/>
+          <w:szCs w:val="20"/>
         </w:rPr>
         <w:t>group cha</w:t>
       </w:r>
       <w:r>
         <w:rPr>
           <w:rFonts w:ascii="Times New Roman" w:hAnsi="Times New Roman" w:cs="Times New Roman"/>
-          <w:sz w:val="24"/>
-          <w:szCs w:val="24"/>
+          <w:sz w:val="20"/>
+          <w:szCs w:val="20"/>
         </w:rPr>
         <w:t>t</w:t>
       </w:r>
       <w:r>
         <w:rPr>
           <w:rFonts w:ascii="Times New Roman" w:hAnsi="Times New Roman" w:cs="Times New Roman"/>
-          <w:sz w:val="24"/>
-          <w:szCs w:val="24"/>
+          <w:sz w:val="20"/>
+          <w:szCs w:val="20"/>
         </w:rPr>
         <w:t xml:space="preserve"> were established</w:t>
       </w:r>
       <w:r>
         <w:rPr>
           <w:rFonts w:ascii="Times New Roman" w:hAnsi="Times New Roman" w:cs="Times New Roman"/>
-          <w:sz w:val="24"/>
-          <w:szCs w:val="24"/>
+          <w:sz w:val="20"/>
+          <w:szCs w:val="20"/>
         </w:rPr>
         <w:t xml:space="preserve">, communication </w:t>
       </w:r>
       <w:r>
         <w:rPr>
           <w:rFonts w:ascii="Times New Roman" w:hAnsi="Times New Roman" w:cs="Times New Roman"/>
-          <w:sz w:val="24"/>
-          <w:szCs w:val="24"/>
+          <w:sz w:val="20"/>
+          <w:szCs w:val="20"/>
         </w:rPr>
         <w:t>was limited</w:t>
       </w:r>
       <w:r>
         <w:rPr>
           <w:rFonts w:ascii="Times New Roman" w:hAnsi="Times New Roman" w:cs="Times New Roman"/>
-          <w:sz w:val="24"/>
-          <w:szCs w:val="24"/>
+          <w:sz w:val="20"/>
+          <w:szCs w:val="20"/>
         </w:rPr>
         <w:t xml:space="preserve">. </w:t>
       </w:r>
       <w:r>
         <w:rPr>
           <w:rFonts w:ascii="Times New Roman" w:hAnsi="Times New Roman" w:cs="Times New Roman"/>
-          <w:sz w:val="24"/>
-          <w:szCs w:val="24"/>
+          <w:sz w:val="20"/>
+          <w:szCs w:val="20"/>
         </w:rPr>
         <w:t xml:space="preserve">To address this </w:t>
       </w:r>
       <w:r>
         <w:rPr>
           <w:rFonts w:ascii="Times New Roman" w:hAnsi="Times New Roman" w:cs="Times New Roman"/>
-          <w:sz w:val="24"/>
-          <w:szCs w:val="24"/>
+          <w:sz w:val="20"/>
+          <w:szCs w:val="20"/>
         </w:rPr>
         <w:t>issue</w:t>
       </w:r>
       <w:r>
         <w:rPr>
           <w:rFonts w:ascii="Times New Roman" w:hAnsi="Times New Roman" w:cs="Times New Roman"/>
-          <w:sz w:val="24"/>
-          <w:szCs w:val="24"/>
+          <w:sz w:val="20"/>
+          <w:szCs w:val="20"/>
         </w:rPr>
         <w:t xml:space="preserve">, I </w:t>
       </w:r>
       <w:r>
         <w:rPr>
           <w:rFonts w:ascii="Times New Roman" w:hAnsi="Times New Roman" w:cs="Times New Roman"/>
-          <w:sz w:val="24"/>
-          <w:szCs w:val="24"/>
+          <w:sz w:val="20"/>
+          <w:szCs w:val="20"/>
         </w:rPr>
         <w:t>initiated</w:t>
       </w:r>
       <w:r>
         <w:rPr>
           <w:rFonts w:ascii="Times New Roman" w:hAnsi="Times New Roman" w:cs="Times New Roman"/>
-          <w:sz w:val="24"/>
-          <w:szCs w:val="24"/>
+          <w:sz w:val="20"/>
+          <w:szCs w:val="20"/>
         </w:rPr>
         <w:t xml:space="preserve"> a meeting after the lecture </w:t>
       </w:r>
       <w:r>
         <w:rPr>
           <w:rFonts w:ascii="Times New Roman" w:hAnsi="Times New Roman" w:cs="Times New Roman"/>
-          <w:sz w:val="24"/>
-          <w:szCs w:val="24"/>
+          <w:sz w:val="20"/>
+          <w:szCs w:val="20"/>
         </w:rPr>
         <w:t xml:space="preserve">(see Appendix </w:t>
       </w:r>
       <w:r>
         <w:rPr>
           <w:rFonts w:ascii="Times New Roman" w:hAnsi="Times New Roman" w:cs="Times New Roman"/>
-          <w:sz w:val="24"/>
-          <w:szCs w:val="24"/>
+          <w:sz w:val="20"/>
+          <w:szCs w:val="20"/>
         </w:rPr>
         <w:t>2) and</w:t>
       </w:r>
       <w:r>
         <w:rPr>
           <w:rFonts w:ascii="Times New Roman" w:hAnsi="Times New Roman" w:cs="Times New Roman"/>
-          <w:sz w:val="24"/>
-          <w:szCs w:val="24"/>
+          <w:sz w:val="20"/>
+          <w:szCs w:val="20"/>
         </w:rPr>
         <w:t xml:space="preserve"> took </w:t>
       </w:r>
       <w:r>
         <w:rPr>
           <w:rFonts w:ascii="Times New Roman" w:hAnsi="Times New Roman" w:cs="Times New Roman"/>
-          <w:sz w:val="24"/>
-          <w:szCs w:val="24"/>
+          <w:sz w:val="20"/>
+          <w:szCs w:val="20"/>
         </w:rPr>
         <w:t xml:space="preserve">on </w:t>
       </w:r>
       <w:r>
         <w:rPr>
           <w:rFonts w:ascii="Times New Roman" w:hAnsi="Times New Roman" w:cs="Times New Roman"/>
-          <w:sz w:val="24"/>
-          <w:szCs w:val="24"/>
+          <w:sz w:val="20"/>
+          <w:szCs w:val="20"/>
         </w:rPr>
         <w:t xml:space="preserve">the role </w:t>
       </w:r>
       <w:r>
         <w:rPr>
           <w:rFonts w:ascii="Times New Roman" w:hAnsi="Times New Roman" w:cs="Times New Roman"/>
-          <w:sz w:val="24"/>
-          <w:szCs w:val="24"/>
+          <w:sz w:val="20"/>
+          <w:szCs w:val="20"/>
         </w:rPr>
         <w:t>of</w:t>
       </w:r>
       <w:r>
         <w:rPr>
           <w:rFonts w:ascii="Times New Roman" w:hAnsi="Times New Roman" w:cs="Times New Roman"/>
-          <w:sz w:val="24"/>
-          <w:szCs w:val="24"/>
+          <w:sz w:val="20"/>
+          <w:szCs w:val="20"/>
         </w:rPr>
         <w:t xml:space="preserve"> group leader.</w:t>
       </w:r>
@@ -761,167 +753,167 @@
       <w:pPr>
         <w:rPr>
           <w:rFonts w:ascii="Times New Roman" w:hAnsi="Times New Roman" w:cs="Times New Roman"/>
-          <w:sz w:val="24"/>
-          <w:szCs w:val="24"/>
-        </w:rPr>
-      </w:pPr>
-      <w:r>
-        <w:rPr>
-          <w:rFonts w:ascii="Times New Roman" w:hAnsi="Times New Roman" w:cs="Times New Roman"/>
-          <w:sz w:val="24"/>
-          <w:szCs w:val="24"/>
+          <w:sz w:val="20"/>
+          <w:szCs w:val="20"/>
+        </w:rPr>
+      </w:pPr>
+      <w:r>
+        <w:rPr>
+          <w:rFonts w:ascii="Times New Roman" w:hAnsi="Times New Roman" w:cs="Times New Roman"/>
+          <w:sz w:val="20"/>
+          <w:szCs w:val="20"/>
         </w:rPr>
         <w:t>During the meeting</w:t>
       </w:r>
       <w:r>
         <w:rPr>
           <w:rFonts w:ascii="Times New Roman" w:hAnsi="Times New Roman" w:cs="Times New Roman"/>
-          <w:sz w:val="24"/>
-          <w:szCs w:val="24"/>
+          <w:sz w:val="20"/>
+          <w:szCs w:val="20"/>
         </w:rPr>
         <w:t xml:space="preserve">, </w:t>
       </w:r>
       <w:r>
         <w:rPr>
           <w:rFonts w:ascii="Times New Roman" w:hAnsi="Times New Roman" w:cs="Times New Roman"/>
-          <w:sz w:val="24"/>
-          <w:szCs w:val="24"/>
+          <w:sz w:val="20"/>
+          <w:szCs w:val="20"/>
         </w:rPr>
         <w:t>I allowed</w:t>
       </w:r>
       <w:r>
         <w:rPr>
           <w:rFonts w:ascii="Times New Roman" w:hAnsi="Times New Roman" w:cs="Times New Roman"/>
-          <w:sz w:val="24"/>
-          <w:szCs w:val="24"/>
+          <w:sz w:val="20"/>
+          <w:szCs w:val="20"/>
         </w:rPr>
         <w:t xml:space="preserve"> our team</w:t>
       </w:r>
       <w:r>
         <w:rPr>
           <w:rFonts w:ascii="Times New Roman" w:hAnsi="Times New Roman" w:cs="Times New Roman"/>
-          <w:sz w:val="24"/>
-          <w:szCs w:val="24"/>
+          <w:sz w:val="20"/>
+          <w:szCs w:val="20"/>
         </w:rPr>
         <w:t xml:space="preserve"> to</w:t>
       </w:r>
       <w:r>
         <w:rPr>
           <w:rFonts w:ascii="Times New Roman" w:hAnsi="Times New Roman" w:cs="Times New Roman"/>
-          <w:sz w:val="24"/>
-          <w:szCs w:val="24"/>
+          <w:sz w:val="20"/>
+          <w:szCs w:val="20"/>
         </w:rPr>
         <w:t xml:space="preserve"> </w:t>
       </w:r>
       <w:r>
         <w:rPr>
           <w:rFonts w:ascii="Times New Roman" w:hAnsi="Times New Roman" w:cs="Times New Roman"/>
-          <w:sz w:val="24"/>
-          <w:szCs w:val="24"/>
+          <w:sz w:val="20"/>
+          <w:szCs w:val="20"/>
         </w:rPr>
         <w:t>divide</w:t>
       </w:r>
       <w:r>
         <w:rPr>
           <w:rFonts w:ascii="Times New Roman" w:hAnsi="Times New Roman" w:cs="Times New Roman"/>
-          <w:sz w:val="24"/>
-          <w:szCs w:val="24"/>
+          <w:sz w:val="20"/>
+          <w:szCs w:val="20"/>
         </w:rPr>
         <w:t xml:space="preserve"> task</w:t>
       </w:r>
       <w:r>
         <w:rPr>
           <w:rFonts w:ascii="Times New Roman" w:hAnsi="Times New Roman" w:cs="Times New Roman"/>
-          <w:sz w:val="24"/>
-          <w:szCs w:val="24"/>
+          <w:sz w:val="20"/>
+          <w:szCs w:val="20"/>
         </w:rPr>
         <w:t xml:space="preserve">s among </w:t>
       </w:r>
       <w:r>
         <w:rPr>
           <w:rFonts w:ascii="Times New Roman" w:hAnsi="Times New Roman" w:cs="Times New Roman"/>
-          <w:sz w:val="24"/>
-          <w:szCs w:val="24"/>
+          <w:sz w:val="20"/>
+          <w:szCs w:val="20"/>
         </w:rPr>
         <w:t>ourselves</w:t>
       </w:r>
       <w:r>
         <w:rPr>
           <w:rFonts w:ascii="Times New Roman" w:hAnsi="Times New Roman" w:cs="Times New Roman"/>
-          <w:sz w:val="24"/>
-          <w:szCs w:val="24"/>
+          <w:sz w:val="20"/>
+          <w:szCs w:val="20"/>
         </w:rPr>
         <w:t xml:space="preserve"> </w:t>
       </w:r>
       <w:r>
         <w:rPr>
           <w:rFonts w:ascii="Times New Roman" w:hAnsi="Times New Roman" w:cs="Times New Roman"/>
-          <w:sz w:val="24"/>
-          <w:szCs w:val="24"/>
+          <w:sz w:val="20"/>
+          <w:szCs w:val="20"/>
         </w:rPr>
         <w:t xml:space="preserve">(see Appendix </w:t>
       </w:r>
       <w:r>
         <w:rPr>
           <w:rFonts w:ascii="Times New Roman" w:hAnsi="Times New Roman" w:cs="Times New Roman"/>
-          <w:sz w:val="24"/>
-          <w:szCs w:val="24"/>
+          <w:sz w:val="20"/>
+          <w:szCs w:val="20"/>
         </w:rPr>
         <w:t>3</w:t>
       </w:r>
       <w:r>
         <w:rPr>
           <w:rFonts w:ascii="Times New Roman" w:hAnsi="Times New Roman" w:cs="Times New Roman"/>
-          <w:sz w:val="24"/>
-          <w:szCs w:val="24"/>
+          <w:sz w:val="20"/>
+          <w:szCs w:val="20"/>
         </w:rPr>
         <w:t>)</w:t>
       </w:r>
       <w:r>
         <w:rPr>
           <w:rFonts w:ascii="Times New Roman" w:hAnsi="Times New Roman" w:cs="Times New Roman"/>
-          <w:sz w:val="24"/>
-          <w:szCs w:val="24"/>
+          <w:sz w:val="20"/>
+          <w:szCs w:val="20"/>
         </w:rPr>
         <w:t xml:space="preserve"> </w:t>
       </w:r>
       <w:r>
         <w:rPr>
           <w:rFonts w:ascii="Times New Roman" w:hAnsi="Times New Roman" w:cs="Times New Roman"/>
-          <w:sz w:val="24"/>
-          <w:szCs w:val="24"/>
+          <w:sz w:val="20"/>
+          <w:szCs w:val="20"/>
         </w:rPr>
         <w:t>encouraging</w:t>
       </w:r>
       <w:r>
         <w:rPr>
           <w:rFonts w:ascii="Times New Roman" w:hAnsi="Times New Roman" w:cs="Times New Roman"/>
-          <w:sz w:val="24"/>
-          <w:szCs w:val="24"/>
+          <w:sz w:val="20"/>
+          <w:szCs w:val="20"/>
         </w:rPr>
         <w:t xml:space="preserve"> equality and team cohesion</w:t>
       </w:r>
       <w:r>
         <w:rPr>
           <w:rFonts w:ascii="Times New Roman" w:hAnsi="Times New Roman" w:cs="Times New Roman"/>
-          <w:sz w:val="24"/>
-          <w:szCs w:val="24"/>
+          <w:sz w:val="20"/>
+          <w:szCs w:val="20"/>
         </w:rPr>
         <w:t>,</w:t>
       </w:r>
       <w:r>
         <w:rPr>
           <w:rFonts w:ascii="Times New Roman" w:hAnsi="Times New Roman" w:cs="Times New Roman"/>
-          <w:sz w:val="24"/>
-          <w:szCs w:val="24"/>
+          <w:sz w:val="20"/>
+          <w:szCs w:val="20"/>
         </w:rPr>
         <w:t xml:space="preserve"> which </w:t>
       </w:r>
       <w:r>
         <w:rPr>
           <w:rFonts w:ascii="Times New Roman" w:hAnsi="Times New Roman" w:cs="Times New Roman"/>
-          <w:sz w:val="24"/>
-          <w:szCs w:val="24"/>
+          <w:sz w:val="20"/>
+          <w:szCs w:val="20"/>
         </w:rPr>
         <w:t>promoted positive psychology.</w:t>
       </w:r>
@@ -930,47 +922,47 @@
       <w:pPr>
         <w:rPr>
           <w:rFonts w:ascii="Times New Roman" w:hAnsi="Times New Roman" w:cs="Times New Roman"/>
-          <w:sz w:val="24"/>
-          <w:szCs w:val="24"/>
-        </w:rPr>
-      </w:pPr>
-      <w:r>
-        <w:rPr>
-          <w:rFonts w:ascii="Times New Roman" w:hAnsi="Times New Roman" w:cs="Times New Roman"/>
-          <w:sz w:val="24"/>
-          <w:szCs w:val="24"/>
+          <w:sz w:val="20"/>
+          <w:szCs w:val="20"/>
+        </w:rPr>
+      </w:pPr>
+      <w:r>
+        <w:rPr>
+          <w:rFonts w:ascii="Times New Roman" w:hAnsi="Times New Roman" w:cs="Times New Roman"/>
+          <w:sz w:val="20"/>
+          <w:szCs w:val="20"/>
         </w:rPr>
         <w:t>Our team culture included deadlines in the meeting minutes under action item</w:t>
       </w:r>
       <w:r>
         <w:rPr>
           <w:rFonts w:ascii="Times New Roman" w:hAnsi="Times New Roman" w:cs="Times New Roman"/>
-          <w:sz w:val="24"/>
-          <w:szCs w:val="24"/>
+          <w:sz w:val="20"/>
+          <w:szCs w:val="20"/>
         </w:rPr>
         <w:t>s</w:t>
       </w:r>
       <w:r>
         <w:rPr>
           <w:rFonts w:ascii="Times New Roman" w:hAnsi="Times New Roman" w:cs="Times New Roman"/>
-          <w:sz w:val="24"/>
-          <w:szCs w:val="24"/>
+          <w:sz w:val="20"/>
+          <w:szCs w:val="20"/>
         </w:rPr>
         <w:t>, and I regularly sen</w:t>
       </w:r>
       <w:r>
         <w:rPr>
           <w:rFonts w:ascii="Times New Roman" w:hAnsi="Times New Roman" w:cs="Times New Roman"/>
-          <w:sz w:val="24"/>
-          <w:szCs w:val="24"/>
+          <w:sz w:val="20"/>
+          <w:szCs w:val="20"/>
         </w:rPr>
         <w:t>t</w:t>
       </w:r>
       <w:r>
         <w:rPr>
           <w:rFonts w:ascii="Times New Roman" w:hAnsi="Times New Roman" w:cs="Times New Roman"/>
-          <w:sz w:val="24"/>
-          <w:szCs w:val="24"/>
+          <w:sz w:val="20"/>
+          <w:szCs w:val="20"/>
         </w:rPr>
         <w:t xml:space="preserve"> reminders to ensure all tasks were completed on time (see Appendix 4).</w:t>
       </w:r>
@@ -979,151 +971,151 @@
       <w:pPr>
         <w:rPr>
           <w:rFonts w:ascii="Times New Roman" w:hAnsi="Times New Roman" w:cs="Times New Roman"/>
-          <w:sz w:val="24"/>
-          <w:szCs w:val="24"/>
-        </w:rPr>
-      </w:pPr>
-      <w:r>
-        <w:rPr>
-          <w:rFonts w:ascii="Times New Roman" w:hAnsi="Times New Roman" w:cs="Times New Roman"/>
-          <w:sz w:val="24"/>
-          <w:szCs w:val="24"/>
+          <w:sz w:val="20"/>
+          <w:szCs w:val="20"/>
+        </w:rPr>
+      </w:pPr>
+      <w:r>
+        <w:rPr>
+          <w:rFonts w:ascii="Times New Roman" w:hAnsi="Times New Roman" w:cs="Times New Roman"/>
+          <w:sz w:val="20"/>
+          <w:szCs w:val="20"/>
         </w:rPr>
         <w:t xml:space="preserve">We tasked ourselves </w:t>
       </w:r>
       <w:r>
         <w:rPr>
           <w:rFonts w:ascii="Times New Roman" w:hAnsi="Times New Roman" w:cs="Times New Roman"/>
-          <w:sz w:val="24"/>
-          <w:szCs w:val="24"/>
+          <w:sz w:val="20"/>
+          <w:szCs w:val="20"/>
         </w:rPr>
         <w:t>with</w:t>
       </w:r>
       <w:r>
         <w:rPr>
           <w:rFonts w:ascii="Times New Roman" w:hAnsi="Times New Roman" w:cs="Times New Roman"/>
-          <w:sz w:val="24"/>
-          <w:szCs w:val="24"/>
+          <w:sz w:val="20"/>
+          <w:szCs w:val="20"/>
         </w:rPr>
         <w:t xml:space="preserve"> analyz</w:t>
       </w:r>
       <w:r>
         <w:rPr>
           <w:rFonts w:ascii="Times New Roman" w:hAnsi="Times New Roman" w:cs="Times New Roman"/>
-          <w:sz w:val="24"/>
-          <w:szCs w:val="24"/>
+          <w:sz w:val="20"/>
+          <w:szCs w:val="20"/>
         </w:rPr>
         <w:t>ing</w:t>
       </w:r>
       <w:r>
         <w:rPr>
           <w:rFonts w:ascii="Times New Roman" w:hAnsi="Times New Roman" w:cs="Times New Roman"/>
-          <w:sz w:val="24"/>
-          <w:szCs w:val="24"/>
+          <w:sz w:val="20"/>
+          <w:szCs w:val="20"/>
         </w:rPr>
         <w:t xml:space="preserve"> the case study, selecting a relevant theory and </w:t>
       </w:r>
       <w:r>
         <w:rPr>
           <w:rFonts w:ascii="Times New Roman" w:hAnsi="Times New Roman" w:cs="Times New Roman"/>
-          <w:sz w:val="24"/>
-          <w:szCs w:val="24"/>
+          <w:sz w:val="20"/>
+          <w:szCs w:val="20"/>
         </w:rPr>
         <w:t>proposing</w:t>
       </w:r>
       <w:r>
         <w:rPr>
           <w:rFonts w:ascii="Times New Roman" w:hAnsi="Times New Roman" w:cs="Times New Roman"/>
-          <w:sz w:val="24"/>
-          <w:szCs w:val="24"/>
+          <w:sz w:val="20"/>
+          <w:szCs w:val="20"/>
         </w:rPr>
         <w:t xml:space="preserve"> a suitable solution. </w:t>
       </w:r>
       <w:r>
         <w:rPr>
           <w:rFonts w:ascii="Times New Roman" w:hAnsi="Times New Roman" w:cs="Times New Roman"/>
-          <w:sz w:val="24"/>
-          <w:szCs w:val="24"/>
+          <w:sz w:val="20"/>
+          <w:szCs w:val="20"/>
         </w:rPr>
         <w:t>Differing</w:t>
       </w:r>
       <w:r>
         <w:rPr>
           <w:rFonts w:ascii="Times New Roman" w:hAnsi="Times New Roman" w:cs="Times New Roman"/>
-          <w:sz w:val="24"/>
-          <w:szCs w:val="24"/>
+          <w:sz w:val="20"/>
+          <w:szCs w:val="20"/>
         </w:rPr>
         <w:t xml:space="preserve"> opinions </w:t>
       </w:r>
       <w:r>
         <w:rPr>
           <w:rFonts w:ascii="Times New Roman" w:hAnsi="Times New Roman" w:cs="Times New Roman"/>
-          <w:sz w:val="24"/>
-          <w:szCs w:val="24"/>
+          <w:sz w:val="20"/>
+          <w:szCs w:val="20"/>
         </w:rPr>
         <w:t>during</w:t>
       </w:r>
       <w:r>
         <w:rPr>
           <w:rFonts w:ascii="Times New Roman" w:hAnsi="Times New Roman" w:cs="Times New Roman"/>
-          <w:sz w:val="24"/>
-          <w:szCs w:val="24"/>
+          <w:sz w:val="20"/>
+          <w:szCs w:val="20"/>
         </w:rPr>
         <w:t xml:space="preserve"> theory selection</w:t>
       </w:r>
       <w:r>
         <w:rPr>
           <w:rFonts w:ascii="Times New Roman" w:hAnsi="Times New Roman" w:cs="Times New Roman"/>
-          <w:sz w:val="24"/>
-          <w:szCs w:val="24"/>
+          <w:sz w:val="20"/>
+          <w:szCs w:val="20"/>
         </w:rPr>
         <w:t xml:space="preserve"> was resolved </w:t>
       </w:r>
       <w:r>
         <w:rPr>
           <w:rFonts w:ascii="Times New Roman" w:hAnsi="Times New Roman" w:cs="Times New Roman"/>
-          <w:sz w:val="24"/>
-          <w:szCs w:val="24"/>
+          <w:sz w:val="20"/>
+          <w:szCs w:val="20"/>
         </w:rPr>
         <w:t>with</w:t>
       </w:r>
       <w:r>
         <w:rPr>
           <w:rFonts w:ascii="Times New Roman" w:hAnsi="Times New Roman" w:cs="Times New Roman"/>
-          <w:sz w:val="24"/>
-          <w:szCs w:val="24"/>
+          <w:sz w:val="20"/>
+          <w:szCs w:val="20"/>
         </w:rPr>
         <w:t xml:space="preserve"> group discussion and voting</w:t>
       </w:r>
       <w:r>
         <w:rPr>
           <w:rFonts w:ascii="Times New Roman" w:hAnsi="Times New Roman" w:cs="Times New Roman"/>
-          <w:sz w:val="24"/>
-          <w:szCs w:val="24"/>
+          <w:sz w:val="20"/>
+          <w:szCs w:val="20"/>
         </w:rPr>
         <w:t>,</w:t>
       </w:r>
       <w:r>
         <w:rPr>
           <w:rFonts w:ascii="Times New Roman" w:hAnsi="Times New Roman" w:cs="Times New Roman"/>
-          <w:sz w:val="24"/>
-          <w:szCs w:val="24"/>
+          <w:sz w:val="20"/>
+          <w:szCs w:val="20"/>
         </w:rPr>
         <w:t xml:space="preserve"> ensuring fair conflict resolution. </w:t>
       </w:r>
       <w:r>
         <w:rPr>
           <w:rFonts w:ascii="Times New Roman" w:hAnsi="Times New Roman" w:cs="Times New Roman"/>
-          <w:sz w:val="24"/>
-          <w:szCs w:val="24"/>
+          <w:sz w:val="20"/>
+          <w:szCs w:val="20"/>
         </w:rPr>
         <w:t xml:space="preserve">This aligns well with the elements, relationships and accomplishments of the </w:t>
       </w:r>
       <w:r>
         <w:rPr>
           <w:rFonts w:ascii="Times New Roman" w:hAnsi="Times New Roman" w:cs="Times New Roman"/>
-          <w:sz w:val="24"/>
-          <w:szCs w:val="24"/>
+          <w:sz w:val="20"/>
+          <w:szCs w:val="20"/>
           <w:highlight w:val="yellow"/>
         </w:rPr>
         <w:t>PERMA model (Seligman 2011).</w:t>
@@ -1133,23 +1125,23 @@
       <w:pPr>
         <w:rPr>
           <w:rFonts w:ascii="Times New Roman" w:hAnsi="Times New Roman" w:cs="Times New Roman"/>
-          <w:sz w:val="24"/>
-          <w:szCs w:val="24"/>
-        </w:rPr>
-      </w:pPr>
-      <w:r>
-        <w:rPr>
-          <w:rFonts w:ascii="Times New Roman" w:hAnsi="Times New Roman" w:cs="Times New Roman"/>
-          <w:sz w:val="24"/>
-          <w:szCs w:val="24"/>
+          <w:sz w:val="20"/>
+          <w:szCs w:val="20"/>
+        </w:rPr>
+      </w:pPr>
+      <w:r>
+        <w:rPr>
+          <w:rFonts w:ascii="Times New Roman" w:hAnsi="Times New Roman" w:cs="Times New Roman"/>
+          <w:sz w:val="20"/>
+          <w:szCs w:val="20"/>
         </w:rPr>
         <w:t>We agreed to use Canva for the group presentation and set a rehearsal date for preparation. I contributed by preparing and presenting the introduction, agenda and background sections</w:t>
       </w:r>
       <w:r>
         <w:rPr>
           <w:rFonts w:ascii="Times New Roman" w:hAnsi="Times New Roman" w:cs="Times New Roman"/>
-          <w:sz w:val="24"/>
-          <w:szCs w:val="24"/>
+          <w:sz w:val="20"/>
+          <w:szCs w:val="20"/>
         </w:rPr>
         <w:t>.</w:t>
       </w:r>
@@ -1160,8 +1152,8 @@
           <w:rFonts w:ascii="Times New Roman" w:hAnsi="Times New Roman" w:cs="Times New Roman"/>
           <w:b/>
           <w:bCs/>
-          <w:sz w:val="24"/>
-          <w:szCs w:val="24"/>
+          <w:sz w:val="20"/>
+          <w:szCs w:val="20"/>
         </w:rPr>
       </w:pPr>
       <w:r>
@@ -1169,8 +1161,8 @@
           <w:rFonts w:ascii="Times New Roman" w:hAnsi="Times New Roman" w:cs="Times New Roman"/>
           <w:b/>
           <w:bCs/>
-          <w:sz w:val="24"/>
-          <w:szCs w:val="24"/>
+          <w:sz w:val="20"/>
+          <w:szCs w:val="20"/>
         </w:rPr>
         <w:t>Feelings</w:t>
       </w:r>
@@ -1179,199 +1171,199 @@
       <w:pPr>
         <w:rPr>
           <w:rFonts w:ascii="Times New Roman" w:hAnsi="Times New Roman" w:cs="Times New Roman"/>
-          <w:sz w:val="24"/>
-          <w:szCs w:val="24"/>
-        </w:rPr>
-      </w:pPr>
-      <w:r>
-        <w:rPr>
-          <w:rFonts w:ascii="Times New Roman" w:hAnsi="Times New Roman" w:cs="Times New Roman"/>
-          <w:sz w:val="24"/>
-          <w:szCs w:val="24"/>
+          <w:sz w:val="20"/>
+          <w:szCs w:val="20"/>
+        </w:rPr>
+      </w:pPr>
+      <w:r>
+        <w:rPr>
+          <w:rFonts w:ascii="Times New Roman" w:hAnsi="Times New Roman" w:cs="Times New Roman"/>
+          <w:sz w:val="20"/>
+          <w:szCs w:val="20"/>
         </w:rPr>
         <w:t>I felt excited and enthusiastic to work on our allocated task</w:t>
       </w:r>
       <w:r>
         <w:rPr>
           <w:rFonts w:ascii="Times New Roman" w:hAnsi="Times New Roman" w:cs="Times New Roman"/>
-          <w:sz w:val="24"/>
-          <w:szCs w:val="24"/>
+          <w:sz w:val="20"/>
+          <w:szCs w:val="20"/>
         </w:rPr>
         <w:t xml:space="preserve">. </w:t>
       </w:r>
       <w:r>
         <w:rPr>
           <w:rFonts w:ascii="Times New Roman" w:hAnsi="Times New Roman" w:cs="Times New Roman"/>
-          <w:sz w:val="24"/>
-          <w:szCs w:val="24"/>
+          <w:sz w:val="20"/>
+          <w:szCs w:val="20"/>
         </w:rPr>
         <w:t>Coupled with my past working experience as a data engineer in a multinational company (MNC) and the</w:t>
       </w:r>
       <w:r>
         <w:rPr>
           <w:rFonts w:ascii="Times New Roman" w:hAnsi="Times New Roman" w:cs="Times New Roman"/>
-          <w:sz w:val="24"/>
-          <w:szCs w:val="24"/>
+          <w:sz w:val="20"/>
+          <w:szCs w:val="20"/>
         </w:rPr>
         <w:t xml:space="preserve"> </w:t>
       </w:r>
       <w:r>
         <w:rPr>
           <w:rFonts w:ascii="Times New Roman" w:hAnsi="Times New Roman" w:cs="Times New Roman"/>
-          <w:sz w:val="24"/>
-          <w:szCs w:val="24"/>
+          <w:sz w:val="20"/>
+          <w:szCs w:val="20"/>
         </w:rPr>
         <w:t>T</w:t>
       </w:r>
       <w:r>
         <w:rPr>
           <w:rFonts w:ascii="Times New Roman" w:hAnsi="Times New Roman" w:cs="Times New Roman"/>
-          <w:sz w:val="24"/>
-          <w:szCs w:val="24"/>
+          <w:sz w:val="20"/>
+          <w:szCs w:val="20"/>
         </w:rPr>
         <w:t xml:space="preserve">eam </w:t>
       </w:r>
       <w:r>
         <w:rPr>
           <w:rFonts w:ascii="Times New Roman" w:hAnsi="Times New Roman" w:cs="Times New Roman"/>
-          <w:sz w:val="24"/>
-          <w:szCs w:val="24"/>
+          <w:sz w:val="20"/>
+          <w:szCs w:val="20"/>
         </w:rPr>
         <w:t>E</w:t>
       </w:r>
       <w:r>
         <w:rPr>
           <w:rFonts w:ascii="Times New Roman" w:hAnsi="Times New Roman" w:cs="Times New Roman"/>
-          <w:sz w:val="24"/>
-          <w:szCs w:val="24"/>
+          <w:sz w:val="20"/>
+          <w:szCs w:val="20"/>
         </w:rPr>
         <w:t>xpectation</w:t>
       </w:r>
       <w:r>
         <w:rPr>
           <w:rFonts w:ascii="Times New Roman" w:hAnsi="Times New Roman" w:cs="Times New Roman"/>
-          <w:sz w:val="24"/>
-          <w:szCs w:val="24"/>
+          <w:sz w:val="20"/>
+          <w:szCs w:val="20"/>
         </w:rPr>
         <w:t>s</w:t>
       </w:r>
       <w:r>
         <w:rPr>
           <w:rFonts w:ascii="Times New Roman" w:hAnsi="Times New Roman" w:cs="Times New Roman"/>
-          <w:sz w:val="24"/>
-          <w:szCs w:val="24"/>
+          <w:sz w:val="20"/>
+          <w:szCs w:val="20"/>
         </w:rPr>
         <w:t xml:space="preserve"> </w:t>
       </w:r>
       <w:r>
         <w:rPr>
           <w:rFonts w:ascii="Times New Roman" w:hAnsi="Times New Roman" w:cs="Times New Roman"/>
-          <w:sz w:val="24"/>
-          <w:szCs w:val="24"/>
+          <w:sz w:val="20"/>
+          <w:szCs w:val="20"/>
         </w:rPr>
         <w:t>D</w:t>
       </w:r>
       <w:r>
         <w:rPr>
           <w:rFonts w:ascii="Times New Roman" w:hAnsi="Times New Roman" w:cs="Times New Roman"/>
-          <w:sz w:val="24"/>
-          <w:szCs w:val="24"/>
+          <w:sz w:val="20"/>
+          <w:szCs w:val="20"/>
         </w:rPr>
         <w:t xml:space="preserve">ocument </w:t>
       </w:r>
       <w:r>
         <w:rPr>
           <w:rFonts w:ascii="Times New Roman" w:hAnsi="Times New Roman" w:cs="Times New Roman"/>
-          <w:sz w:val="24"/>
-          <w:szCs w:val="24"/>
+          <w:sz w:val="20"/>
+          <w:szCs w:val="20"/>
         </w:rPr>
         <w:t>serving</w:t>
       </w:r>
       <w:r>
         <w:rPr>
           <w:rFonts w:ascii="Times New Roman" w:hAnsi="Times New Roman" w:cs="Times New Roman"/>
-          <w:sz w:val="24"/>
-          <w:szCs w:val="24"/>
+          <w:sz w:val="20"/>
+          <w:szCs w:val="20"/>
         </w:rPr>
         <w:t xml:space="preserve"> as guidance</w:t>
       </w:r>
       <w:r>
         <w:rPr>
           <w:rFonts w:ascii="Times New Roman" w:hAnsi="Times New Roman" w:cs="Times New Roman"/>
-          <w:sz w:val="24"/>
-          <w:szCs w:val="24"/>
+          <w:sz w:val="20"/>
+          <w:szCs w:val="20"/>
         </w:rPr>
         <w:t>,</w:t>
       </w:r>
       <w:r>
         <w:rPr>
           <w:rFonts w:ascii="Times New Roman" w:hAnsi="Times New Roman" w:cs="Times New Roman"/>
-          <w:sz w:val="24"/>
-          <w:szCs w:val="24"/>
+          <w:sz w:val="20"/>
+          <w:szCs w:val="20"/>
         </w:rPr>
         <w:t xml:space="preserve"> I am confident </w:t>
       </w:r>
       <w:r>
         <w:rPr>
           <w:rFonts w:ascii="Times New Roman" w:hAnsi="Times New Roman" w:cs="Times New Roman"/>
-          <w:sz w:val="24"/>
-          <w:szCs w:val="24"/>
+          <w:sz w:val="20"/>
+          <w:szCs w:val="20"/>
         </w:rPr>
         <w:t xml:space="preserve">that the </w:t>
       </w:r>
       <w:r>
         <w:rPr>
           <w:rFonts w:ascii="Times New Roman" w:hAnsi="Times New Roman" w:cs="Times New Roman"/>
-          <w:sz w:val="24"/>
-          <w:szCs w:val="24"/>
+          <w:sz w:val="20"/>
+          <w:szCs w:val="20"/>
         </w:rPr>
         <w:t>team</w:t>
       </w:r>
       <w:r>
         <w:rPr>
           <w:rFonts w:ascii="Times New Roman" w:hAnsi="Times New Roman" w:cs="Times New Roman"/>
-          <w:sz w:val="24"/>
-          <w:szCs w:val="24"/>
+          <w:sz w:val="20"/>
+          <w:szCs w:val="20"/>
         </w:rPr>
         <w:t xml:space="preserve"> </w:t>
       </w:r>
       <w:r>
         <w:rPr>
           <w:rFonts w:ascii="Times New Roman" w:hAnsi="Times New Roman" w:cs="Times New Roman"/>
-          <w:sz w:val="24"/>
-          <w:szCs w:val="24"/>
+          <w:sz w:val="20"/>
+          <w:szCs w:val="20"/>
         </w:rPr>
         <w:t>could</w:t>
       </w:r>
       <w:r>
         <w:rPr>
           <w:rFonts w:ascii="Times New Roman" w:hAnsi="Times New Roman" w:cs="Times New Roman"/>
-          <w:sz w:val="24"/>
-          <w:szCs w:val="24"/>
+          <w:sz w:val="20"/>
+          <w:szCs w:val="20"/>
         </w:rPr>
         <w:t xml:space="preserve"> </w:t>
       </w:r>
       <w:r>
         <w:rPr>
           <w:rFonts w:ascii="Times New Roman" w:hAnsi="Times New Roman" w:cs="Times New Roman"/>
-          <w:sz w:val="24"/>
-          <w:szCs w:val="24"/>
+          <w:sz w:val="20"/>
+          <w:szCs w:val="20"/>
         </w:rPr>
         <w:t>operate smoothly</w:t>
       </w:r>
       <w:r>
         <w:rPr>
           <w:rFonts w:ascii="Times New Roman" w:hAnsi="Times New Roman" w:cs="Times New Roman"/>
-          <w:sz w:val="24"/>
-          <w:szCs w:val="24"/>
+          <w:sz w:val="20"/>
+          <w:szCs w:val="20"/>
         </w:rPr>
         <w:t xml:space="preserve">. </w:t>
       </w:r>
       <w:r>
         <w:rPr>
           <w:rFonts w:ascii="Times New Roman" w:hAnsi="Times New Roman" w:cs="Times New Roman"/>
-          <w:sz w:val="24"/>
-          <w:szCs w:val="24"/>
+          <w:sz w:val="20"/>
+          <w:szCs w:val="20"/>
         </w:rPr>
         <w:t xml:space="preserve">   </w:t>
       </w:r>
@@ -1380,87 +1372,87 @@
       <w:pPr>
         <w:rPr>
           <w:rFonts w:ascii="Times New Roman" w:hAnsi="Times New Roman" w:cs="Times New Roman"/>
-          <w:sz w:val="24"/>
-          <w:szCs w:val="24"/>
-        </w:rPr>
-      </w:pPr>
-      <w:r>
-        <w:rPr>
-          <w:rFonts w:ascii="Times New Roman" w:hAnsi="Times New Roman" w:cs="Times New Roman"/>
-          <w:sz w:val="24"/>
-          <w:szCs w:val="24"/>
+          <w:sz w:val="20"/>
+          <w:szCs w:val="20"/>
+        </w:rPr>
+      </w:pPr>
+      <w:r>
+        <w:rPr>
+          <w:rFonts w:ascii="Times New Roman" w:hAnsi="Times New Roman" w:cs="Times New Roman"/>
+          <w:sz w:val="20"/>
+          <w:szCs w:val="20"/>
         </w:rPr>
         <w:t>However</w:t>
       </w:r>
       <w:r>
         <w:rPr>
           <w:rFonts w:ascii="Times New Roman" w:hAnsi="Times New Roman" w:cs="Times New Roman"/>
-          <w:sz w:val="24"/>
-          <w:szCs w:val="24"/>
+          <w:sz w:val="20"/>
+          <w:szCs w:val="20"/>
         </w:rPr>
         <w:t>,</w:t>
       </w:r>
       <w:r>
         <w:rPr>
           <w:rFonts w:ascii="Times New Roman" w:hAnsi="Times New Roman" w:cs="Times New Roman"/>
-          <w:sz w:val="24"/>
-          <w:szCs w:val="24"/>
+          <w:sz w:val="20"/>
+          <w:szCs w:val="20"/>
         </w:rPr>
         <w:t xml:space="preserve"> I felt</w:t>
       </w:r>
       <w:r>
         <w:rPr>
           <w:rFonts w:ascii="Times New Roman" w:hAnsi="Times New Roman" w:cs="Times New Roman"/>
-          <w:sz w:val="24"/>
-          <w:szCs w:val="24"/>
+          <w:sz w:val="20"/>
+          <w:szCs w:val="20"/>
         </w:rPr>
         <w:t xml:space="preserve"> annoyed</w:t>
       </w:r>
       <w:r>
         <w:rPr>
           <w:rFonts w:ascii="Times New Roman" w:hAnsi="Times New Roman" w:cs="Times New Roman"/>
-          <w:sz w:val="24"/>
-          <w:szCs w:val="24"/>
+          <w:sz w:val="20"/>
+          <w:szCs w:val="20"/>
         </w:rPr>
         <w:t xml:space="preserve"> </w:t>
       </w:r>
       <w:r>
         <w:rPr>
           <w:rFonts w:ascii="Times New Roman" w:hAnsi="Times New Roman" w:cs="Times New Roman"/>
-          <w:sz w:val="24"/>
-          <w:szCs w:val="24"/>
+          <w:sz w:val="20"/>
+          <w:szCs w:val="20"/>
         </w:rPr>
         <w:t xml:space="preserve">as </w:t>
       </w:r>
       <w:r>
         <w:rPr>
           <w:rFonts w:ascii="Times New Roman" w:hAnsi="Times New Roman" w:cs="Times New Roman"/>
-          <w:sz w:val="24"/>
-          <w:szCs w:val="24"/>
+          <w:sz w:val="20"/>
+          <w:szCs w:val="20"/>
         </w:rPr>
         <w:t xml:space="preserve">the team </w:t>
       </w:r>
       <w:r>
         <w:rPr>
           <w:rFonts w:ascii="Times New Roman" w:hAnsi="Times New Roman" w:cs="Times New Roman"/>
-          <w:sz w:val="24"/>
-          <w:szCs w:val="24"/>
+          <w:sz w:val="20"/>
+          <w:szCs w:val="20"/>
         </w:rPr>
         <w:t xml:space="preserve">initially </w:t>
       </w:r>
       <w:r>
         <w:rPr>
           <w:rFonts w:ascii="Times New Roman" w:hAnsi="Times New Roman" w:cs="Times New Roman"/>
-          <w:sz w:val="24"/>
-          <w:szCs w:val="24"/>
+          <w:sz w:val="20"/>
+          <w:szCs w:val="20"/>
         </w:rPr>
         <w:t xml:space="preserve">was leaning toward </w:t>
       </w:r>
       <w:r>
         <w:rPr>
           <w:rFonts w:ascii="Times New Roman" w:hAnsi="Times New Roman" w:cs="Times New Roman"/>
-          <w:sz w:val="24"/>
-          <w:szCs w:val="24"/>
+          <w:sz w:val="20"/>
+          <w:szCs w:val="20"/>
           <w:highlight w:val="yellow"/>
         </w:rPr>
         <w:t>groupthink (Irving Janis, 1972)</w:t>
@@ -1468,40 +1460,40 @@
       <w:r>
         <w:rPr>
           <w:rFonts w:ascii="Times New Roman" w:hAnsi="Times New Roman" w:cs="Times New Roman"/>
-          <w:sz w:val="24"/>
-          <w:szCs w:val="24"/>
+          <w:sz w:val="20"/>
+          <w:szCs w:val="20"/>
         </w:rPr>
         <w:t xml:space="preserve"> even though we had a common goal and shared accountability. Everyone agreed easily with the team culture and my leadership style without offering alternative ideas</w:t>
       </w:r>
       <w:r>
         <w:rPr>
           <w:rFonts w:ascii="Times New Roman" w:hAnsi="Times New Roman" w:cs="Times New Roman"/>
-          <w:sz w:val="24"/>
-          <w:szCs w:val="24"/>
+          <w:sz w:val="20"/>
+          <w:szCs w:val="20"/>
         </w:rPr>
         <w:t xml:space="preserve"> or new viewpoints</w:t>
       </w:r>
       <w:r>
         <w:rPr>
           <w:rFonts w:ascii="Times New Roman" w:hAnsi="Times New Roman" w:cs="Times New Roman"/>
-          <w:sz w:val="24"/>
-          <w:szCs w:val="24"/>
+          <w:sz w:val="20"/>
+          <w:szCs w:val="20"/>
         </w:rPr>
         <w:t xml:space="preserve">. For example, I </w:t>
       </w:r>
       <w:r>
         <w:rPr>
           <w:rFonts w:ascii="Times New Roman" w:hAnsi="Times New Roman" w:cs="Times New Roman"/>
-          <w:sz w:val="24"/>
-          <w:szCs w:val="24"/>
+          <w:sz w:val="20"/>
+          <w:szCs w:val="20"/>
         </w:rPr>
         <w:t>thought our presentation date was 15</w:t>
       </w:r>
       <w:r>
         <w:rPr>
           <w:rFonts w:ascii="Times New Roman" w:hAnsi="Times New Roman" w:cs="Times New Roman"/>
-          <w:sz w:val="24"/>
-          <w:szCs w:val="24"/>
+          <w:sz w:val="20"/>
+          <w:szCs w:val="20"/>
           <w:vertAlign w:val="superscript"/>
         </w:rPr>
         <w:t>th</w:t>
@@ -1509,32 +1501,32 @@
       <w:r>
         <w:rPr>
           <w:rFonts w:ascii="Times New Roman" w:hAnsi="Times New Roman" w:cs="Times New Roman"/>
-          <w:sz w:val="24"/>
-          <w:szCs w:val="24"/>
+          <w:sz w:val="20"/>
+          <w:szCs w:val="20"/>
         </w:rPr>
         <w:t xml:space="preserve"> May, and everyone just agreed without </w:t>
       </w:r>
       <w:r>
         <w:rPr>
           <w:rFonts w:ascii="Times New Roman" w:hAnsi="Times New Roman" w:cs="Times New Roman"/>
-          <w:sz w:val="24"/>
-          <w:szCs w:val="24"/>
+          <w:sz w:val="20"/>
+          <w:szCs w:val="20"/>
         </w:rPr>
         <w:t xml:space="preserve">doing any </w:t>
       </w:r>
       <w:r>
         <w:rPr>
           <w:rFonts w:ascii="Times New Roman" w:hAnsi="Times New Roman" w:cs="Times New Roman"/>
-          <w:sz w:val="24"/>
-          <w:szCs w:val="24"/>
+          <w:sz w:val="20"/>
+          <w:szCs w:val="20"/>
         </w:rPr>
         <w:t>fact checking. Later, I found out that the actual presentation date was 8</w:t>
       </w:r>
       <w:r>
         <w:rPr>
           <w:rFonts w:ascii="Times New Roman" w:hAnsi="Times New Roman" w:cs="Times New Roman"/>
-          <w:sz w:val="24"/>
-          <w:szCs w:val="24"/>
+          <w:sz w:val="20"/>
+          <w:szCs w:val="20"/>
           <w:vertAlign w:val="superscript"/>
         </w:rPr>
         <w:t>th</w:t>
@@ -1542,32 +1534,32 @@
       <w:r>
         <w:rPr>
           <w:rFonts w:ascii="Times New Roman" w:hAnsi="Times New Roman" w:cs="Times New Roman"/>
-          <w:sz w:val="24"/>
-          <w:szCs w:val="24"/>
+          <w:sz w:val="20"/>
+          <w:szCs w:val="20"/>
         </w:rPr>
         <w:t xml:space="preserve"> May instead</w:t>
       </w:r>
       <w:r>
         <w:rPr>
           <w:rFonts w:ascii="Times New Roman" w:hAnsi="Times New Roman" w:cs="Times New Roman"/>
-          <w:sz w:val="24"/>
-          <w:szCs w:val="24"/>
+          <w:sz w:val="20"/>
+          <w:szCs w:val="20"/>
         </w:rPr>
         <w:t xml:space="preserve">. </w:t>
       </w:r>
       <w:r>
         <w:rPr>
           <w:rFonts w:ascii="Times New Roman" w:hAnsi="Times New Roman" w:cs="Times New Roman"/>
-          <w:sz w:val="24"/>
-          <w:szCs w:val="24"/>
+          <w:sz w:val="20"/>
+          <w:szCs w:val="20"/>
         </w:rPr>
         <w:t>As a result, it caused panic and confusion within the team</w:t>
       </w:r>
       <w:r>
         <w:rPr>
           <w:rFonts w:ascii="Times New Roman" w:hAnsi="Times New Roman" w:cs="Times New Roman"/>
-          <w:sz w:val="24"/>
-          <w:szCs w:val="24"/>
+          <w:sz w:val="20"/>
+          <w:szCs w:val="20"/>
         </w:rPr>
         <w:t xml:space="preserve"> (see Appendix 5).</w:t>
       </w:r>
@@ -1576,73 +1568,64 @@
       <w:pPr>
         <w:rPr>
           <w:rFonts w:ascii="Times New Roman" w:hAnsi="Times New Roman" w:cs="Times New Roman"/>
-          <w:sz w:val="24"/>
-          <w:szCs w:val="24"/>
-          <w:lang w:eastAsia="ja-JP"/>
-        </w:rPr>
-      </w:pPr>
-      <w:r>
-        <w:rPr>
-          <w:rFonts w:ascii="Times New Roman" w:hAnsi="Times New Roman" w:cs="Times New Roman"/>
-          <w:sz w:val="24"/>
-          <w:szCs w:val="24"/>
+          <w:sz w:val="20"/>
+          <w:szCs w:val="20"/>
+          <w:lang w:eastAsia="ja-JP"/>
+        </w:rPr>
+      </w:pPr>
+      <w:r>
+        <w:rPr>
+          <w:rFonts w:ascii="Times New Roman" w:hAnsi="Times New Roman" w:cs="Times New Roman"/>
+          <w:sz w:val="20"/>
+          <w:szCs w:val="20"/>
         </w:rPr>
         <w:t>As the team</w:t>
       </w:r>
       <w:r>
         <w:rPr>
           <w:rFonts w:ascii="Times New Roman" w:hAnsi="Times New Roman" w:cs="Times New Roman"/>
-          <w:sz w:val="24"/>
-          <w:szCs w:val="24"/>
+          <w:sz w:val="20"/>
+          <w:szCs w:val="20"/>
         </w:rPr>
         <w:t xml:space="preserve"> developed</w:t>
       </w:r>
       <w:r>
         <w:rPr>
           <w:rFonts w:ascii="Times New Roman" w:hAnsi="Times New Roman" w:cs="Times New Roman"/>
-          <w:sz w:val="24"/>
-          <w:szCs w:val="24"/>
+          <w:sz w:val="20"/>
+          <w:szCs w:val="20"/>
         </w:rPr>
         <w:t xml:space="preserve">, we started to </w:t>
       </w:r>
       <w:r>
         <w:rPr>
           <w:rFonts w:ascii="Times New Roman" w:hAnsi="Times New Roman" w:cs="Times New Roman"/>
-          <w:sz w:val="24"/>
-          <w:szCs w:val="24"/>
+          <w:sz w:val="20"/>
+          <w:szCs w:val="20"/>
         </w:rPr>
         <w:t xml:space="preserve">share opinions and ideas on how to present during the presentation. The greatest </w:t>
       </w:r>
       <w:r>
         <w:rPr>
           <w:rFonts w:ascii="Times New Roman" w:hAnsi="Times New Roman" w:cs="Times New Roman"/>
-          <w:sz w:val="24"/>
-          <w:szCs w:val="24"/>
-        </w:rPr>
-        <w:t xml:space="preserve">team cohesion moment was during the rehearsal where we practiced presenting our part. We corrected each other’s awkwardness and provided feedback to better present ourselves. Everyone was genuinely having a good time. On the </w:t>
-      </w:r>
-      <w:r>
-        <w:rPr>
-          <w:rFonts w:ascii="Times New Roman" w:hAnsi="Times New Roman" w:cs="Times New Roman"/>
-          <w:sz w:val="24"/>
-          <w:szCs w:val="24"/>
-        </w:rPr>
-        <w:lastRenderedPageBreak/>
-        <w:t xml:space="preserve">actual presentation day itself, I felt we were confident and </w:t>
-      </w:r>
-      <w:r>
-        <w:rPr>
-          <w:rFonts w:ascii="Times New Roman" w:hAnsi="Times New Roman" w:cs="Times New Roman"/>
-          <w:sz w:val="24"/>
-          <w:szCs w:val="24"/>
+          <w:sz w:val="20"/>
+          <w:szCs w:val="20"/>
+        </w:rPr>
+        <w:t xml:space="preserve">team cohesion moment was during the rehearsal where we practiced presenting our part. We corrected each other’s awkwardness and provided feedback to better present ourselves. Everyone was genuinely having a good time. On the actual presentation day itself, I felt we were confident and </w:t>
+      </w:r>
+      <w:r>
+        <w:rPr>
+          <w:rFonts w:ascii="Times New Roman" w:hAnsi="Times New Roman" w:cs="Times New Roman"/>
+          <w:sz w:val="20"/>
+          <w:szCs w:val="20"/>
         </w:rPr>
         <w:t>well synchronized</w:t>
       </w:r>
       <w:r>
         <w:rPr>
-          <w:rFonts w:ascii="Times New Roman" w:hAnsi="Times New Roman" w:cs="Times New Roman" w:hint="eastAsia"/>
-          <w:sz w:val="24"/>
-          <w:szCs w:val="24"/>
+          <w:rFonts w:ascii="Times New Roman" w:hAnsi="Times New Roman" w:cs="Times New Roman"/>
+          <w:sz w:val="20"/>
+          <w:szCs w:val="20"/>
           <w:lang w:eastAsia="ja-JP"/>
         </w:rPr>
         <w:t xml:space="preserve"> as </w:t>
@@ -1650,17 +1633,17 @@
       <w:r>
         <w:rPr>
           <w:rFonts w:ascii="Times New Roman" w:hAnsi="Times New Roman" w:cs="Times New Roman"/>
-          <w:sz w:val="24"/>
-          <w:szCs w:val="24"/>
+          <w:sz w:val="20"/>
+          <w:szCs w:val="20"/>
           <w:lang w:eastAsia="ja-JP"/>
         </w:rPr>
         <w:t>we</w:t>
       </w:r>
       <w:r>
         <w:rPr>
-          <w:rFonts w:ascii="Times New Roman" w:hAnsi="Times New Roman" w:cs="Times New Roman" w:hint="eastAsia"/>
-          <w:sz w:val="24"/>
-          <w:szCs w:val="24"/>
+          <w:rFonts w:ascii="Times New Roman" w:hAnsi="Times New Roman" w:cs="Times New Roman"/>
+          <w:sz w:val="20"/>
+          <w:szCs w:val="20"/>
           <w:lang w:eastAsia="ja-JP"/>
         </w:rPr>
         <w:t xml:space="preserve"> presented </w:t>
@@ -1668,17 +1651,17 @@
       <w:r>
         <w:rPr>
           <w:rFonts w:ascii="Times New Roman" w:hAnsi="Times New Roman" w:cs="Times New Roman"/>
-          <w:sz w:val="24"/>
-          <w:szCs w:val="24"/>
+          <w:sz w:val="20"/>
+          <w:szCs w:val="20"/>
           <w:lang w:eastAsia="ja-JP"/>
         </w:rPr>
         <w:t>clearly,</w:t>
       </w:r>
       <w:r>
         <w:rPr>
-          <w:rFonts w:ascii="Times New Roman" w:hAnsi="Times New Roman" w:cs="Times New Roman" w:hint="eastAsia"/>
-          <w:sz w:val="24"/>
-          <w:szCs w:val="24"/>
+          <w:rFonts w:ascii="Times New Roman" w:hAnsi="Times New Roman" w:cs="Times New Roman"/>
+          <w:sz w:val="20"/>
+          <w:szCs w:val="20"/>
           <w:lang w:eastAsia="ja-JP"/>
         </w:rPr>
         <w:t xml:space="preserve"> and the transition was very smooth.</w:t>
@@ -1690,47 +1673,47 @@
           <w:rFonts w:ascii="Times New Roman" w:hAnsi="Times New Roman" w:cs="Times New Roman"/>
           <w:b/>
           <w:bCs/>
-          <w:sz w:val="24"/>
-          <w:szCs w:val="24"/>
-        </w:rPr>
-      </w:pPr>
-      <w:r>
-        <w:rPr>
-          <w:rFonts w:ascii="Times New Roman" w:hAnsi="Times New Roman" w:cs="Times New Roman"/>
-          <w:sz w:val="24"/>
-          <w:szCs w:val="24"/>
+          <w:sz w:val="20"/>
+          <w:szCs w:val="20"/>
+        </w:rPr>
+      </w:pPr>
+      <w:r>
+        <w:rPr>
+          <w:rFonts w:ascii="Times New Roman" w:hAnsi="Times New Roman" w:cs="Times New Roman"/>
+          <w:sz w:val="20"/>
+          <w:szCs w:val="20"/>
         </w:rPr>
         <w:t xml:space="preserve">I realized my feelings </w:t>
       </w:r>
       <w:r>
         <w:rPr>
           <w:rFonts w:ascii="Times New Roman" w:hAnsi="Times New Roman" w:cs="Times New Roman"/>
-          <w:sz w:val="24"/>
-          <w:szCs w:val="24"/>
+          <w:sz w:val="20"/>
+          <w:szCs w:val="20"/>
         </w:rPr>
         <w:t xml:space="preserve">on the team </w:t>
       </w:r>
       <w:r>
         <w:rPr>
           <w:rFonts w:ascii="Times New Roman" w:hAnsi="Times New Roman" w:cs="Times New Roman"/>
-          <w:sz w:val="24"/>
-          <w:szCs w:val="24"/>
+          <w:sz w:val="20"/>
+          <w:szCs w:val="20"/>
         </w:rPr>
         <w:t>changed from frustration at the initial phase to satisfaction towards the end. The team clearly experienced different stages of</w:t>
       </w:r>
       <w:r>
         <w:rPr>
           <w:rFonts w:ascii="Times New Roman" w:hAnsi="Times New Roman" w:cs="Times New Roman"/>
-          <w:sz w:val="24"/>
-          <w:szCs w:val="24"/>
+          <w:sz w:val="20"/>
+          <w:szCs w:val="20"/>
         </w:rPr>
         <w:t xml:space="preserve"> </w:t>
       </w:r>
       <w:r>
         <w:rPr>
           <w:rFonts w:ascii="Times New Roman" w:hAnsi="Times New Roman" w:cs="Times New Roman"/>
-          <w:sz w:val="24"/>
-          <w:szCs w:val="24"/>
+          <w:sz w:val="20"/>
+          <w:szCs w:val="20"/>
           <w:highlight w:val="yellow"/>
         </w:rPr>
         <w:t xml:space="preserve">Tuckman’s model of </w:t>
@@ -1738,8 +1721,8 @@
       <w:r>
         <w:rPr>
           <w:rFonts w:ascii="Times New Roman" w:hAnsi="Times New Roman" w:cs="Times New Roman"/>
-          <w:sz w:val="24"/>
-          <w:szCs w:val="24"/>
+          <w:sz w:val="20"/>
+          <w:szCs w:val="20"/>
           <w:highlight w:val="yellow"/>
         </w:rPr>
         <w:t xml:space="preserve">group development from “Forming” to “Norming” </w:t>
@@ -1747,8 +1730,8 @@
       <w:r>
         <w:rPr>
           <w:rFonts w:ascii="Times New Roman" w:hAnsi="Times New Roman" w:cs="Times New Roman"/>
-          <w:sz w:val="24"/>
-          <w:szCs w:val="24"/>
+          <w:sz w:val="20"/>
+          <w:szCs w:val="20"/>
           <w:highlight w:val="yellow"/>
         </w:rPr>
         <w:t>to</w:t>
@@ -1756,8 +1739,8 @@
       <w:r>
         <w:rPr>
           <w:rFonts w:ascii="Times New Roman" w:hAnsi="Times New Roman" w:cs="Times New Roman"/>
-          <w:sz w:val="24"/>
-          <w:szCs w:val="24"/>
+          <w:sz w:val="20"/>
+          <w:szCs w:val="20"/>
           <w:highlight w:val="yellow"/>
         </w:rPr>
         <w:t xml:space="preserve"> “Performing” (</w:t>
@@ -1765,8 +1748,8 @@
       <w:r>
         <w:rPr>
           <w:rFonts w:ascii="Times New Roman" w:hAnsi="Times New Roman" w:cs="Times New Roman"/>
-          <w:sz w:val="24"/>
-          <w:szCs w:val="24"/>
+          <w:sz w:val="20"/>
+          <w:szCs w:val="20"/>
           <w:highlight w:val="yellow"/>
         </w:rPr>
         <w:t>Bruce Tuckman &amp; Mary Ann Jensen 1977</w:t>
@@ -1774,8 +1757,8 @@
       <w:r>
         <w:rPr>
           <w:rFonts w:ascii="Times New Roman" w:hAnsi="Times New Roman" w:cs="Times New Roman"/>
-          <w:sz w:val="24"/>
-          <w:szCs w:val="24"/>
+          <w:sz w:val="20"/>
+          <w:szCs w:val="20"/>
           <w:highlight w:val="yellow"/>
         </w:rPr>
         <w:t>)</w:t>
@@ -1783,8 +1766,8 @@
       <w:r>
         <w:rPr>
           <w:rFonts w:ascii="Times New Roman" w:hAnsi="Times New Roman" w:cs="Times New Roman"/>
-          <w:sz w:val="24"/>
-          <w:szCs w:val="24"/>
+          <w:sz w:val="20"/>
+          <w:szCs w:val="20"/>
           <w:highlight w:val="yellow"/>
         </w:rPr>
         <w:t>.</w:t>
@@ -1796,8 +1779,8 @@
           <w:rFonts w:ascii="Times New Roman" w:hAnsi="Times New Roman" w:cs="Times New Roman"/>
           <w:b/>
           <w:bCs/>
-          <w:sz w:val="24"/>
-          <w:szCs w:val="24"/>
+          <w:sz w:val="20"/>
+          <w:szCs w:val="20"/>
         </w:rPr>
       </w:pPr>
       <w:r>
@@ -1805,8 +1788,8 @@
           <w:rFonts w:ascii="Times New Roman" w:hAnsi="Times New Roman" w:cs="Times New Roman"/>
           <w:b/>
           <w:bCs/>
-          <w:sz w:val="24"/>
-          <w:szCs w:val="24"/>
+          <w:sz w:val="20"/>
+          <w:szCs w:val="20"/>
         </w:rPr>
         <w:t>Evaluation</w:t>
       </w:r>
@@ -1815,16 +1798,16 @@
       <w:pPr>
         <w:rPr>
           <w:rFonts w:ascii="Times New Roman" w:hAnsi="Times New Roman" w:cs="Times New Roman"/>
-          <w:sz w:val="24"/>
-          <w:szCs w:val="24"/>
-          <w:lang w:eastAsia="ja-JP"/>
-        </w:rPr>
-      </w:pPr>
-      <w:r>
-        <w:rPr>
-          <w:rFonts w:ascii="Times New Roman" w:hAnsi="Times New Roman" w:cs="Times New Roman" w:hint="eastAsia"/>
-          <w:sz w:val="24"/>
-          <w:szCs w:val="24"/>
+          <w:sz w:val="20"/>
+          <w:szCs w:val="20"/>
+          <w:lang w:eastAsia="ja-JP"/>
+        </w:rPr>
+      </w:pPr>
+      <w:r>
+        <w:rPr>
+          <w:rFonts w:ascii="Times New Roman" w:hAnsi="Times New Roman" w:cs="Times New Roman"/>
+          <w:sz w:val="20"/>
+          <w:szCs w:val="20"/>
           <w:lang w:eastAsia="ja-JP"/>
         </w:rPr>
         <w:t>To effective</w:t>
@@ -1832,17 +1815,17 @@
       <w:r>
         <w:rPr>
           <w:rFonts w:ascii="Times New Roman" w:hAnsi="Times New Roman" w:cs="Times New Roman"/>
-          <w:sz w:val="24"/>
-          <w:szCs w:val="24"/>
+          <w:sz w:val="20"/>
+          <w:szCs w:val="20"/>
           <w:lang w:eastAsia="ja-JP"/>
         </w:rPr>
         <w:t>ly</w:t>
       </w:r>
       <w:r>
         <w:rPr>
-          <w:rFonts w:ascii="Times New Roman" w:hAnsi="Times New Roman" w:cs="Times New Roman" w:hint="eastAsia"/>
-          <w:sz w:val="24"/>
-          <w:szCs w:val="24"/>
+          <w:rFonts w:ascii="Times New Roman" w:hAnsi="Times New Roman" w:cs="Times New Roman"/>
+          <w:sz w:val="20"/>
+          <w:szCs w:val="20"/>
           <w:lang w:eastAsia="ja-JP"/>
         </w:rPr>
         <w:t xml:space="preserve"> </w:t>
@@ -1850,26 +1833,26 @@
       <w:r>
         <w:rPr>
           <w:rFonts w:ascii="Times New Roman" w:hAnsi="Times New Roman" w:cs="Times New Roman"/>
-          <w:sz w:val="24"/>
-          <w:szCs w:val="24"/>
+          <w:sz w:val="20"/>
+          <w:szCs w:val="20"/>
           <w:lang w:eastAsia="ja-JP"/>
         </w:rPr>
         <w:t>collaborate</w:t>
       </w:r>
       <w:r>
         <w:rPr>
-          <w:rFonts w:ascii="Times New Roman" w:hAnsi="Times New Roman" w:cs="Times New Roman" w:hint="eastAsia"/>
-          <w:sz w:val="24"/>
-          <w:szCs w:val="24"/>
+          <w:rFonts w:ascii="Times New Roman" w:hAnsi="Times New Roman" w:cs="Times New Roman"/>
+          <w:sz w:val="20"/>
+          <w:szCs w:val="20"/>
           <w:lang w:eastAsia="ja-JP"/>
         </w:rPr>
         <w:t xml:space="preserve"> with my teammates, </w:t>
       </w:r>
       <w:r>
         <w:rPr>
-          <w:rFonts w:ascii="Times New Roman" w:hAnsi="Times New Roman" w:cs="Times New Roman" w:hint="eastAsia"/>
-          <w:sz w:val="24"/>
-          <w:szCs w:val="24"/>
+          <w:rFonts w:ascii="Times New Roman" w:hAnsi="Times New Roman" w:cs="Times New Roman"/>
+          <w:sz w:val="20"/>
+          <w:szCs w:val="20"/>
           <w:lang w:eastAsia="ja-JP"/>
         </w:rPr>
         <w:t>I created a google shared drive to store all common files</w:t>
@@ -1877,17 +1860,17 @@
       <w:r>
         <w:rPr>
           <w:rFonts w:ascii="Times New Roman" w:hAnsi="Times New Roman" w:cs="Times New Roman"/>
-          <w:sz w:val="24"/>
-          <w:szCs w:val="24"/>
+          <w:sz w:val="20"/>
+          <w:szCs w:val="20"/>
           <w:lang w:eastAsia="ja-JP"/>
         </w:rPr>
         <w:t xml:space="preserve"> </w:t>
       </w:r>
       <w:r>
         <w:rPr>
-          <w:rFonts w:ascii="Times New Roman" w:hAnsi="Times New Roman" w:cs="Times New Roman" w:hint="eastAsia"/>
-          <w:sz w:val="24"/>
-          <w:szCs w:val="24"/>
+          <w:rFonts w:ascii="Times New Roman" w:hAnsi="Times New Roman" w:cs="Times New Roman"/>
+          <w:sz w:val="20"/>
+          <w:szCs w:val="20"/>
           <w:lang w:eastAsia="ja-JP"/>
         </w:rPr>
         <w:t xml:space="preserve">(see Appendix </w:t>
@@ -1895,8 +1878,8 @@
       <w:r>
         <w:rPr>
           <w:rFonts w:ascii="Times New Roman" w:hAnsi="Times New Roman" w:cs="Times New Roman"/>
-          <w:sz w:val="24"/>
-          <w:szCs w:val="24"/>
+          <w:sz w:val="20"/>
+          <w:szCs w:val="20"/>
           <w:lang w:eastAsia="ja-JP"/>
         </w:rPr>
         <w:t>7</w:t>
@@ -1904,8 +1887,8 @@
       <w:r>
         <w:rPr>
           <w:rFonts w:ascii="Times New Roman" w:hAnsi="Times New Roman" w:cs="Times New Roman"/>
-          <w:sz w:val="24"/>
-          <w:szCs w:val="24"/>
+          <w:sz w:val="20"/>
+          <w:szCs w:val="20"/>
           <w:lang w:eastAsia="ja-JP"/>
         </w:rPr>
         <w:t xml:space="preserve">). It served as a centralized repository for the team allowing members to easily access latest updated materials preventing version control issues.    </w:t>
@@ -1915,25 +1898,26 @@
       <w:pPr>
         <w:rPr>
           <w:rFonts w:ascii="Times New Roman" w:hAnsi="Times New Roman" w:cs="Times New Roman"/>
-          <w:sz w:val="24"/>
-          <w:szCs w:val="24"/>
-          <w:lang w:eastAsia="ja-JP"/>
-        </w:rPr>
-      </w:pPr>
-      <w:r>
-        <w:rPr>
-          <w:rFonts w:ascii="Times New Roman" w:hAnsi="Times New Roman" w:cs="Times New Roman"/>
-          <w:sz w:val="24"/>
-          <w:szCs w:val="24"/>
-          <w:lang w:eastAsia="ja-JP"/>
-        </w:rPr>
+          <w:sz w:val="20"/>
+          <w:szCs w:val="20"/>
+          <w:lang w:eastAsia="ja-JP"/>
+        </w:rPr>
+      </w:pPr>
+      <w:r>
+        <w:rPr>
+          <w:rFonts w:ascii="Times New Roman" w:hAnsi="Times New Roman" w:cs="Times New Roman"/>
+          <w:sz w:val="20"/>
+          <w:szCs w:val="20"/>
+          <w:lang w:eastAsia="ja-JP"/>
+        </w:rPr>
+        <w:lastRenderedPageBreak/>
         <w:t xml:space="preserve">My effectiveness in communicating ideas depended on the level of </w:t>
       </w:r>
       <w:r>
         <w:rPr>
           <w:rFonts w:ascii="Times New Roman" w:hAnsi="Times New Roman" w:cs="Times New Roman"/>
-          <w:sz w:val="24"/>
-          <w:szCs w:val="24"/>
+          <w:sz w:val="20"/>
+          <w:szCs w:val="20"/>
           <w:lang w:eastAsia="ja-JP"/>
         </w:rPr>
         <w:t>structure</w:t>
@@ -1941,8 +1925,8 @@
       <w:r>
         <w:rPr>
           <w:rFonts w:ascii="Times New Roman" w:hAnsi="Times New Roman" w:cs="Times New Roman"/>
-          <w:sz w:val="24"/>
-          <w:szCs w:val="24"/>
+          <w:sz w:val="20"/>
+          <w:szCs w:val="20"/>
           <w:lang w:eastAsia="ja-JP"/>
         </w:rPr>
         <w:t xml:space="preserve"> </w:t>
@@ -1950,8 +1934,8 @@
       <w:r>
         <w:rPr>
           <w:rFonts w:ascii="Times New Roman" w:hAnsi="Times New Roman" w:cs="Times New Roman"/>
-          <w:sz w:val="24"/>
-          <w:szCs w:val="24"/>
+          <w:sz w:val="20"/>
+          <w:szCs w:val="20"/>
           <w:lang w:eastAsia="ja-JP"/>
         </w:rPr>
         <w:t>within</w:t>
@@ -1959,8 +1943,8 @@
       <w:r>
         <w:rPr>
           <w:rFonts w:ascii="Times New Roman" w:hAnsi="Times New Roman" w:cs="Times New Roman"/>
-          <w:sz w:val="24"/>
-          <w:szCs w:val="24"/>
+          <w:sz w:val="20"/>
+          <w:szCs w:val="20"/>
           <w:lang w:eastAsia="ja-JP"/>
         </w:rPr>
         <w:t xml:space="preserve"> the task. I was </w:t>
@@ -1968,8 +1952,8 @@
       <w:r>
         <w:rPr>
           <w:rFonts w:ascii="Times New Roman" w:hAnsi="Times New Roman" w:cs="Times New Roman"/>
-          <w:sz w:val="24"/>
-          <w:szCs w:val="24"/>
+          <w:sz w:val="20"/>
+          <w:szCs w:val="20"/>
           <w:lang w:eastAsia="ja-JP"/>
         </w:rPr>
         <w:t xml:space="preserve">more assertive </w:t>
@@ -1977,8 +1961,8 @@
       <w:r>
         <w:rPr>
           <w:rFonts w:ascii="Times New Roman" w:hAnsi="Times New Roman" w:cs="Times New Roman"/>
-          <w:sz w:val="24"/>
-          <w:szCs w:val="24"/>
+          <w:sz w:val="20"/>
+          <w:szCs w:val="20"/>
           <w:lang w:eastAsia="ja-JP"/>
         </w:rPr>
         <w:t>on</w:t>
@@ -1986,8 +1970,8 @@
       <w:r>
         <w:rPr>
           <w:rFonts w:ascii="Times New Roman" w:hAnsi="Times New Roman" w:cs="Times New Roman"/>
-          <w:sz w:val="24"/>
-          <w:szCs w:val="24"/>
+          <w:sz w:val="20"/>
+          <w:szCs w:val="20"/>
           <w:lang w:eastAsia="ja-JP"/>
         </w:rPr>
         <w:t xml:space="preserve"> </w:t>
@@ -1995,8 +1979,8 @@
       <w:r>
         <w:rPr>
           <w:rFonts w:ascii="Times New Roman" w:hAnsi="Times New Roman" w:cs="Times New Roman"/>
-          <w:sz w:val="24"/>
-          <w:szCs w:val="24"/>
+          <w:sz w:val="20"/>
+          <w:szCs w:val="20"/>
           <w:lang w:eastAsia="ja-JP"/>
         </w:rPr>
         <w:t>imperative tasks</w:t>
@@ -2004,8 +1988,8 @@
       <w:r>
         <w:rPr>
           <w:rFonts w:ascii="Times New Roman" w:hAnsi="Times New Roman" w:cs="Times New Roman"/>
-          <w:sz w:val="24"/>
-          <w:szCs w:val="24"/>
+          <w:sz w:val="20"/>
+          <w:szCs w:val="20"/>
           <w:lang w:eastAsia="ja-JP"/>
         </w:rPr>
         <w:t xml:space="preserve">. For example, I was </w:t>
@@ -2013,8 +1997,8 @@
       <w:r>
         <w:rPr>
           <w:rFonts w:ascii="Times New Roman" w:hAnsi="Times New Roman" w:cs="Times New Roman"/>
-          <w:sz w:val="24"/>
-          <w:szCs w:val="24"/>
+          <w:sz w:val="20"/>
+          <w:szCs w:val="20"/>
           <w:lang w:eastAsia="ja-JP"/>
         </w:rPr>
         <w:t xml:space="preserve">vocal and </w:t>
@@ -2022,8 +2006,8 @@
       <w:r>
         <w:rPr>
           <w:rFonts w:ascii="Times New Roman" w:hAnsi="Times New Roman" w:cs="Times New Roman"/>
-          <w:sz w:val="24"/>
-          <w:szCs w:val="24"/>
+          <w:sz w:val="20"/>
+          <w:szCs w:val="20"/>
           <w:lang w:eastAsia="ja-JP"/>
         </w:rPr>
         <w:t>active when</w:t>
@@ -2031,8 +2015,8 @@
       <w:r>
         <w:rPr>
           <w:rFonts w:ascii="Times New Roman" w:hAnsi="Times New Roman" w:cs="Times New Roman"/>
-          <w:sz w:val="24"/>
-          <w:szCs w:val="24"/>
+          <w:sz w:val="20"/>
+          <w:szCs w:val="20"/>
           <w:lang w:eastAsia="ja-JP"/>
         </w:rPr>
         <w:t xml:space="preserve"> setting the frequency and presentation rehearsal date as I believed such </w:t>
@@ -2040,8 +2024,8 @@
       <w:r>
         <w:rPr>
           <w:rFonts w:ascii="Times New Roman" w:hAnsi="Times New Roman" w:cs="Times New Roman"/>
-          <w:sz w:val="24"/>
-          <w:szCs w:val="24"/>
+          <w:sz w:val="20"/>
+          <w:szCs w:val="20"/>
           <w:lang w:eastAsia="ja-JP"/>
         </w:rPr>
         <w:t>activity affect</w:t>
@@ -2049,8 +2033,8 @@
       <w:r>
         <w:rPr>
           <w:rFonts w:ascii="Times New Roman" w:hAnsi="Times New Roman" w:cs="Times New Roman"/>
-          <w:sz w:val="24"/>
-          <w:szCs w:val="24"/>
+          <w:sz w:val="20"/>
+          <w:szCs w:val="20"/>
           <w:lang w:eastAsia="ja-JP"/>
         </w:rPr>
         <w:t>ed</w:t>
@@ -2058,8 +2042,8 @@
       <w:r>
         <w:rPr>
           <w:rFonts w:ascii="Times New Roman" w:hAnsi="Times New Roman" w:cs="Times New Roman"/>
-          <w:sz w:val="24"/>
-          <w:szCs w:val="24"/>
+          <w:sz w:val="20"/>
+          <w:szCs w:val="20"/>
           <w:lang w:eastAsia="ja-JP"/>
         </w:rPr>
         <w:t xml:space="preserve"> the </w:t>
@@ -2067,8 +2051,8 @@
       <w:r>
         <w:rPr>
           <w:rFonts w:ascii="Times New Roman" w:hAnsi="Times New Roman" w:cs="Times New Roman"/>
-          <w:sz w:val="24"/>
-          <w:szCs w:val="24"/>
+          <w:sz w:val="20"/>
+          <w:szCs w:val="20"/>
           <w:lang w:eastAsia="ja-JP"/>
         </w:rPr>
         <w:t>project</w:t>
@@ -2076,8 +2060,8 @@
       <w:r>
         <w:rPr>
           <w:rFonts w:ascii="Times New Roman" w:hAnsi="Times New Roman" w:cs="Times New Roman"/>
-          <w:sz w:val="24"/>
-          <w:szCs w:val="24"/>
+          <w:sz w:val="20"/>
+          <w:szCs w:val="20"/>
           <w:lang w:eastAsia="ja-JP"/>
         </w:rPr>
         <w:t xml:space="preserve"> timeline </w:t>
@@ -2085,8 +2069,8 @@
       <w:r>
         <w:rPr>
           <w:rFonts w:ascii="Times New Roman" w:hAnsi="Times New Roman" w:cs="Times New Roman"/>
-          <w:sz w:val="24"/>
-          <w:szCs w:val="24"/>
+          <w:sz w:val="20"/>
+          <w:szCs w:val="20"/>
           <w:lang w:eastAsia="ja-JP"/>
         </w:rPr>
         <w:t xml:space="preserve">which </w:t>
@@ -2094,8 +2078,8 @@
       <w:r>
         <w:rPr>
           <w:rFonts w:ascii="Times New Roman" w:hAnsi="Times New Roman" w:cs="Times New Roman"/>
-          <w:sz w:val="24"/>
-          <w:szCs w:val="24"/>
+          <w:sz w:val="20"/>
+          <w:szCs w:val="20"/>
           <w:lang w:eastAsia="ja-JP"/>
         </w:rPr>
         <w:t>require</w:t>
@@ -2103,8 +2087,8 @@
       <w:r>
         <w:rPr>
           <w:rFonts w:ascii="Times New Roman" w:hAnsi="Times New Roman" w:cs="Times New Roman"/>
-          <w:sz w:val="24"/>
-          <w:szCs w:val="24"/>
+          <w:sz w:val="20"/>
+          <w:szCs w:val="20"/>
           <w:lang w:eastAsia="ja-JP"/>
         </w:rPr>
         <w:t>d</w:t>
@@ -2112,8 +2096,8 @@
       <w:r>
         <w:rPr>
           <w:rFonts w:ascii="Times New Roman" w:hAnsi="Times New Roman" w:cs="Times New Roman"/>
-          <w:sz w:val="24"/>
-          <w:szCs w:val="24"/>
+          <w:sz w:val="20"/>
+          <w:szCs w:val="20"/>
           <w:lang w:eastAsia="ja-JP"/>
         </w:rPr>
         <w:t xml:space="preserve"> </w:t>
@@ -2121,8 +2105,8 @@
       <w:r>
         <w:rPr>
           <w:rFonts w:ascii="Times New Roman" w:hAnsi="Times New Roman" w:cs="Times New Roman"/>
-          <w:sz w:val="24"/>
-          <w:szCs w:val="24"/>
+          <w:sz w:val="20"/>
+          <w:szCs w:val="20"/>
           <w:lang w:eastAsia="ja-JP"/>
         </w:rPr>
         <w:t>leadership</w:t>
@@ -2130,8 +2114,8 @@
       <w:r>
         <w:rPr>
           <w:rFonts w:ascii="Times New Roman" w:hAnsi="Times New Roman" w:cs="Times New Roman"/>
-          <w:sz w:val="24"/>
-          <w:szCs w:val="24"/>
+          <w:sz w:val="20"/>
+          <w:szCs w:val="20"/>
           <w:lang w:eastAsia="ja-JP"/>
         </w:rPr>
         <w:t xml:space="preserve"> </w:t>
@@ -2139,8 +2123,8 @@
       <w:r>
         <w:rPr>
           <w:rFonts w:ascii="Times New Roman" w:hAnsi="Times New Roman" w:cs="Times New Roman"/>
-          <w:sz w:val="24"/>
-          <w:szCs w:val="24"/>
+          <w:sz w:val="20"/>
+          <w:szCs w:val="20"/>
           <w:lang w:eastAsia="ja-JP"/>
         </w:rPr>
         <w:t>input</w:t>
@@ -2148,8 +2132,8 @@
       <w:r>
         <w:rPr>
           <w:rFonts w:ascii="Times New Roman" w:hAnsi="Times New Roman" w:cs="Times New Roman"/>
-          <w:sz w:val="24"/>
-          <w:szCs w:val="24"/>
+          <w:sz w:val="20"/>
+          <w:szCs w:val="20"/>
           <w:lang w:eastAsia="ja-JP"/>
         </w:rPr>
         <w:t>.</w:t>
@@ -2157,8 +2141,8 @@
       <w:r>
         <w:rPr>
           <w:rFonts w:ascii="Times New Roman" w:hAnsi="Times New Roman" w:cs="Times New Roman"/>
-          <w:sz w:val="24"/>
-          <w:szCs w:val="24"/>
+          <w:sz w:val="20"/>
+          <w:szCs w:val="20"/>
           <w:lang w:eastAsia="ja-JP"/>
         </w:rPr>
         <w:t xml:space="preserve"> In such scenario, my communication was effective in managing and setting the </w:t>
@@ -2166,8 +2150,8 @@
       <w:r>
         <w:rPr>
           <w:rFonts w:ascii="Times New Roman" w:hAnsi="Times New Roman" w:cs="Times New Roman"/>
-          <w:sz w:val="24"/>
-          <w:szCs w:val="24"/>
+          <w:sz w:val="20"/>
+          <w:szCs w:val="20"/>
           <w:lang w:eastAsia="ja-JP"/>
         </w:rPr>
         <w:t>overall progress of the</w:t>
@@ -2175,8 +2159,8 @@
       <w:r>
         <w:rPr>
           <w:rFonts w:ascii="Times New Roman" w:hAnsi="Times New Roman" w:cs="Times New Roman"/>
-          <w:sz w:val="24"/>
-          <w:szCs w:val="24"/>
+          <w:sz w:val="20"/>
+          <w:szCs w:val="20"/>
           <w:lang w:eastAsia="ja-JP"/>
         </w:rPr>
         <w:t xml:space="preserve"> assignment. However,</w:t>
@@ -2184,8 +2168,8 @@
       <w:r>
         <w:rPr>
           <w:rFonts w:ascii="Times New Roman" w:hAnsi="Times New Roman" w:cs="Times New Roman"/>
-          <w:sz w:val="24"/>
-          <w:szCs w:val="24"/>
+          <w:sz w:val="20"/>
+          <w:szCs w:val="20"/>
           <w:lang w:eastAsia="ja-JP"/>
         </w:rPr>
         <w:t xml:space="preserve"> </w:t>
@@ -2193,8 +2177,8 @@
       <w:r>
         <w:rPr>
           <w:rFonts w:ascii="Times New Roman" w:hAnsi="Times New Roman" w:cs="Times New Roman"/>
-          <w:sz w:val="24"/>
-          <w:szCs w:val="24"/>
+          <w:sz w:val="20"/>
+          <w:szCs w:val="20"/>
           <w:lang w:eastAsia="ja-JP"/>
         </w:rPr>
         <w:t>f</w:t>
@@ -2202,8 +2186,8 @@
       <w:r>
         <w:rPr>
           <w:rFonts w:ascii="Times New Roman" w:hAnsi="Times New Roman" w:cs="Times New Roman"/>
-          <w:sz w:val="24"/>
-          <w:szCs w:val="24"/>
+          <w:sz w:val="20"/>
+          <w:szCs w:val="20"/>
           <w:lang w:eastAsia="ja-JP"/>
         </w:rPr>
         <w:t xml:space="preserve">or less structured discussions, I would be less active giving others the opportunity to </w:t>
@@ -2211,8 +2195,8 @@
       <w:r>
         <w:rPr>
           <w:rFonts w:ascii="Times New Roman" w:hAnsi="Times New Roman" w:cs="Times New Roman"/>
-          <w:sz w:val="24"/>
-          <w:szCs w:val="24"/>
+          <w:sz w:val="20"/>
+          <w:szCs w:val="20"/>
           <w:lang w:eastAsia="ja-JP"/>
         </w:rPr>
         <w:t>contribute</w:t>
@@ -2220,8 +2204,8 @@
       <w:r>
         <w:rPr>
           <w:rFonts w:ascii="Times New Roman" w:hAnsi="Times New Roman" w:cs="Times New Roman"/>
-          <w:sz w:val="24"/>
-          <w:szCs w:val="24"/>
+          <w:sz w:val="20"/>
+          <w:szCs w:val="20"/>
           <w:lang w:eastAsia="ja-JP"/>
         </w:rPr>
         <w:t xml:space="preserve"> ideas. For example, when choosing the presentation slide</w:t>
@@ -2229,8 +2213,8 @@
       <w:r>
         <w:rPr>
           <w:rFonts w:ascii="Times New Roman" w:hAnsi="Times New Roman" w:cs="Times New Roman"/>
-          <w:sz w:val="24"/>
-          <w:szCs w:val="24"/>
+          <w:sz w:val="20"/>
+          <w:szCs w:val="20"/>
           <w:lang w:eastAsia="ja-JP"/>
         </w:rPr>
         <w:t xml:space="preserve"> </w:t>
@@ -2238,8 +2222,8 @@
       <w:r>
         <w:rPr>
           <w:rFonts w:ascii="Times New Roman" w:hAnsi="Times New Roman" w:cs="Times New Roman"/>
-          <w:sz w:val="24"/>
-          <w:szCs w:val="24"/>
+          <w:sz w:val="20"/>
+          <w:szCs w:val="20"/>
           <w:lang w:eastAsia="ja-JP"/>
         </w:rPr>
         <w:t>theme, I participated less and often waited for others to suggest ideas</w:t>
@@ -2247,8 +2231,8 @@
       <w:r>
         <w:rPr>
           <w:rFonts w:ascii="Times New Roman" w:hAnsi="Times New Roman" w:cs="Times New Roman"/>
-          <w:sz w:val="24"/>
-          <w:szCs w:val="24"/>
+          <w:sz w:val="20"/>
+          <w:szCs w:val="20"/>
           <w:lang w:eastAsia="ja-JP"/>
         </w:rPr>
         <w:t xml:space="preserve"> first</w:t>
@@ -2256,8 +2240,8 @@
       <w:r>
         <w:rPr>
           <w:rFonts w:ascii="Times New Roman" w:hAnsi="Times New Roman" w:cs="Times New Roman"/>
-          <w:sz w:val="24"/>
-          <w:szCs w:val="24"/>
+          <w:sz w:val="20"/>
+          <w:szCs w:val="20"/>
           <w:lang w:eastAsia="ja-JP"/>
         </w:rPr>
         <w:t xml:space="preserve">. </w:t>
@@ -2265,8 +2249,8 @@
       <w:r>
         <w:rPr>
           <w:rFonts w:ascii="Times New Roman" w:hAnsi="Times New Roman" w:cs="Times New Roman"/>
-          <w:sz w:val="24"/>
-          <w:szCs w:val="24"/>
+          <w:sz w:val="20"/>
+          <w:szCs w:val="20"/>
           <w:lang w:eastAsia="ja-JP"/>
         </w:rPr>
         <w:t xml:space="preserve">This allowed higher </w:t>
@@ -2274,8 +2258,8 @@
       <w:r>
         <w:rPr>
           <w:rFonts w:ascii="Times New Roman" w:hAnsi="Times New Roman" w:cs="Times New Roman"/>
-          <w:sz w:val="24"/>
-          <w:szCs w:val="24"/>
+          <w:sz w:val="20"/>
+          <w:szCs w:val="20"/>
           <w:lang w:eastAsia="ja-JP"/>
         </w:rPr>
         <w:t xml:space="preserve">team output promoting group participation. I think this approach was </w:t>
@@ -2283,8 +2267,8 @@
       <w:r>
         <w:rPr>
           <w:rFonts w:ascii="Times New Roman" w:hAnsi="Times New Roman" w:cs="Times New Roman"/>
-          <w:sz w:val="24"/>
-          <w:szCs w:val="24"/>
+          <w:sz w:val="20"/>
+          <w:szCs w:val="20"/>
           <w:lang w:eastAsia="ja-JP"/>
         </w:rPr>
         <w:t xml:space="preserve">largely </w:t>
@@ -2292,8 +2276,8 @@
       <w:r>
         <w:rPr>
           <w:rFonts w:ascii="Times New Roman" w:hAnsi="Times New Roman" w:cs="Times New Roman"/>
-          <w:sz w:val="24"/>
-          <w:szCs w:val="24"/>
+          <w:sz w:val="20"/>
+          <w:szCs w:val="20"/>
           <w:lang w:eastAsia="ja-JP"/>
         </w:rPr>
         <w:t xml:space="preserve">effective and </w:t>
@@ -2301,8 +2285,8 @@
       <w:r>
         <w:rPr>
           <w:rFonts w:ascii="Times New Roman" w:hAnsi="Times New Roman" w:cs="Times New Roman"/>
-          <w:sz w:val="24"/>
-          <w:szCs w:val="24"/>
+          <w:sz w:val="20"/>
+          <w:szCs w:val="20"/>
           <w:lang w:eastAsia="ja-JP"/>
         </w:rPr>
         <w:t xml:space="preserve">flexible in </w:t>
@@ -2310,8 +2294,8 @@
       <w:r>
         <w:rPr>
           <w:rFonts w:ascii="Times New Roman" w:hAnsi="Times New Roman" w:cs="Times New Roman"/>
-          <w:sz w:val="24"/>
-          <w:szCs w:val="24"/>
+          <w:sz w:val="20"/>
+          <w:szCs w:val="20"/>
           <w:lang w:eastAsia="ja-JP"/>
         </w:rPr>
         <w:t xml:space="preserve">both </w:t>
@@ -2319,8 +2303,8 @@
       <w:r>
         <w:rPr>
           <w:rFonts w:ascii="Times New Roman" w:hAnsi="Times New Roman" w:cs="Times New Roman"/>
-          <w:sz w:val="24"/>
-          <w:szCs w:val="24"/>
+          <w:sz w:val="20"/>
+          <w:szCs w:val="20"/>
           <w:lang w:eastAsia="ja-JP"/>
         </w:rPr>
         <w:t xml:space="preserve">managing the team and </w:t>
@@ -2328,8 +2312,8 @@
       <w:r>
         <w:rPr>
           <w:rFonts w:ascii="Times New Roman" w:hAnsi="Times New Roman" w:cs="Times New Roman"/>
-          <w:sz w:val="24"/>
-          <w:szCs w:val="24"/>
+          <w:sz w:val="20"/>
+          <w:szCs w:val="20"/>
           <w:lang w:eastAsia="ja-JP"/>
         </w:rPr>
         <w:t>encouraging</w:t>
@@ -2337,8 +2321,8 @@
       <w:r>
         <w:rPr>
           <w:rFonts w:ascii="Times New Roman" w:hAnsi="Times New Roman" w:cs="Times New Roman"/>
-          <w:sz w:val="24"/>
-          <w:szCs w:val="24"/>
+          <w:sz w:val="20"/>
+          <w:szCs w:val="20"/>
           <w:lang w:eastAsia="ja-JP"/>
         </w:rPr>
         <w:t xml:space="preserve"> </w:t>
@@ -2346,8 +2330,8 @@
       <w:r>
         <w:rPr>
           <w:rFonts w:ascii="Times New Roman" w:hAnsi="Times New Roman" w:cs="Times New Roman"/>
-          <w:sz w:val="24"/>
-          <w:szCs w:val="24"/>
+          <w:sz w:val="20"/>
+          <w:szCs w:val="20"/>
           <w:lang w:eastAsia="ja-JP"/>
         </w:rPr>
         <w:t>team</w:t>
@@ -2355,8 +2339,8 @@
       <w:r>
         <w:rPr>
           <w:rFonts w:ascii="Times New Roman" w:hAnsi="Times New Roman" w:cs="Times New Roman"/>
-          <w:sz w:val="24"/>
-          <w:szCs w:val="24"/>
+          <w:sz w:val="20"/>
+          <w:szCs w:val="20"/>
           <w:lang w:eastAsia="ja-JP"/>
         </w:rPr>
         <w:t xml:space="preserve"> contribution.  </w:t>
@@ -2366,16 +2350,16 @@
       <w:pPr>
         <w:rPr>
           <w:rFonts w:ascii="Times New Roman" w:hAnsi="Times New Roman" w:cs="Times New Roman"/>
-          <w:sz w:val="24"/>
-          <w:szCs w:val="24"/>
-          <w:lang w:eastAsia="ja-JP"/>
-        </w:rPr>
-      </w:pPr>
-      <w:r>
-        <w:rPr>
-          <w:rFonts w:ascii="Times New Roman" w:hAnsi="Times New Roman" w:cs="Times New Roman" w:hint="eastAsia"/>
-          <w:sz w:val="24"/>
-          <w:szCs w:val="24"/>
+          <w:sz w:val="20"/>
+          <w:szCs w:val="20"/>
+          <w:lang w:eastAsia="ja-JP"/>
+        </w:rPr>
+      </w:pPr>
+      <w:r>
+        <w:rPr>
+          <w:rFonts w:ascii="Times New Roman" w:hAnsi="Times New Roman" w:cs="Times New Roman"/>
+          <w:sz w:val="20"/>
+          <w:szCs w:val="20"/>
           <w:lang w:eastAsia="ja-JP"/>
         </w:rPr>
         <w:t xml:space="preserve">As a leader, I </w:t>
@@ -2383,8 +2367,8 @@
       <w:r>
         <w:rPr>
           <w:rFonts w:ascii="Times New Roman" w:hAnsi="Times New Roman" w:cs="Times New Roman"/>
-          <w:sz w:val="24"/>
-          <w:szCs w:val="24"/>
+          <w:sz w:val="20"/>
+          <w:szCs w:val="20"/>
           <w:lang w:eastAsia="ja-JP"/>
         </w:rPr>
         <w:t xml:space="preserve">felt accountable for ensuring the team </w:t>
@@ -2392,17 +2376,17 @@
       <w:r>
         <w:rPr>
           <w:rFonts w:ascii="Times New Roman" w:hAnsi="Times New Roman" w:cs="Times New Roman"/>
-          <w:sz w:val="24"/>
-          <w:szCs w:val="24"/>
+          <w:sz w:val="20"/>
+          <w:szCs w:val="20"/>
           <w:lang w:eastAsia="ja-JP"/>
         </w:rPr>
         <w:t>was well organized</w:t>
       </w:r>
       <w:r>
         <w:rPr>
-          <w:rFonts w:ascii="Times New Roman" w:hAnsi="Times New Roman" w:cs="Times New Roman" w:hint="eastAsia"/>
-          <w:sz w:val="24"/>
-          <w:szCs w:val="24"/>
+          <w:rFonts w:ascii="Times New Roman" w:hAnsi="Times New Roman" w:cs="Times New Roman"/>
+          <w:sz w:val="20"/>
+          <w:szCs w:val="20"/>
           <w:lang w:eastAsia="ja-JP"/>
         </w:rPr>
         <w:t xml:space="preserve">. </w:t>
@@ -2410,17 +2394,17 @@
       <w:r>
         <w:rPr>
           <w:rFonts w:ascii="Times New Roman" w:hAnsi="Times New Roman" w:cs="Times New Roman"/>
-          <w:sz w:val="24"/>
-          <w:szCs w:val="24"/>
+          <w:sz w:val="20"/>
+          <w:szCs w:val="20"/>
           <w:lang w:eastAsia="ja-JP"/>
         </w:rPr>
         <w:t>I</w:t>
       </w:r>
       <w:r>
         <w:rPr>
-          <w:rFonts w:ascii="Times New Roman" w:hAnsi="Times New Roman" w:cs="Times New Roman" w:hint="eastAsia"/>
-          <w:sz w:val="24"/>
-          <w:szCs w:val="24"/>
+          <w:rFonts w:ascii="Times New Roman" w:hAnsi="Times New Roman" w:cs="Times New Roman"/>
+          <w:sz w:val="20"/>
+          <w:szCs w:val="20"/>
           <w:lang w:eastAsia="ja-JP"/>
         </w:rPr>
         <w:t xml:space="preserve"> </w:t>
@@ -2428,62 +2412,44 @@
       <w:r>
         <w:rPr>
           <w:rFonts w:ascii="Times New Roman" w:hAnsi="Times New Roman" w:cs="Times New Roman"/>
-          <w:sz w:val="24"/>
-          <w:szCs w:val="24"/>
+          <w:sz w:val="20"/>
+          <w:szCs w:val="20"/>
           <w:lang w:eastAsia="ja-JP"/>
         </w:rPr>
         <w:t>reminded team members on deadlines,</w:t>
       </w:r>
       <w:r>
         <w:rPr>
-          <w:rFonts w:ascii="Times New Roman" w:hAnsi="Times New Roman" w:cs="Times New Roman" w:hint="eastAsia"/>
-          <w:sz w:val="24"/>
-          <w:szCs w:val="24"/>
-          <w:lang w:eastAsia="ja-JP"/>
-        </w:rPr>
-        <w:t xml:space="preserve"> potentially avoiding </w:t>
-      </w:r>
-      <w:r>
-        <w:rPr>
-          <w:rFonts w:ascii="Times New Roman" w:hAnsi="Times New Roman" w:cs="Times New Roman"/>
-          <w:sz w:val="24"/>
-          <w:szCs w:val="24"/>
-          <w:lang w:eastAsia="ja-JP"/>
-        </w:rPr>
-        <w:t>unnecessary</w:t>
-      </w:r>
-      <w:r>
-        <w:rPr>
-          <w:rFonts w:ascii="Times New Roman" w:hAnsi="Times New Roman" w:cs="Times New Roman" w:hint="eastAsia"/>
-          <w:sz w:val="24"/>
-          <w:szCs w:val="24"/>
-          <w:lang w:eastAsia="ja-JP"/>
-        </w:rPr>
-        <w:t xml:space="preserve"> conflicts that could </w:t>
-      </w:r>
-      <w:r>
-        <w:rPr>
-          <w:rFonts w:ascii="Times New Roman" w:hAnsi="Times New Roman" w:cs="Times New Roman"/>
-          <w:sz w:val="24"/>
-          <w:szCs w:val="24"/>
+          <w:rFonts w:ascii="Times New Roman" w:hAnsi="Times New Roman" w:cs="Times New Roman"/>
+          <w:sz w:val="20"/>
+          <w:szCs w:val="20"/>
+          <w:lang w:eastAsia="ja-JP"/>
+        </w:rPr>
+        <w:t xml:space="preserve"> potentially avoiding unnecessary conflicts that could </w:t>
+      </w:r>
+      <w:r>
+        <w:rPr>
+          <w:rFonts w:ascii="Times New Roman" w:hAnsi="Times New Roman" w:cs="Times New Roman"/>
+          <w:sz w:val="20"/>
+          <w:szCs w:val="20"/>
           <w:lang w:eastAsia="ja-JP"/>
         </w:rPr>
         <w:t xml:space="preserve">otherwise </w:t>
       </w:r>
       <w:r>
         <w:rPr>
-          <w:rFonts w:ascii="Times New Roman" w:hAnsi="Times New Roman" w:cs="Times New Roman" w:hint="eastAsia"/>
-          <w:sz w:val="24"/>
-          <w:szCs w:val="24"/>
+          <w:rFonts w:ascii="Times New Roman" w:hAnsi="Times New Roman" w:cs="Times New Roman"/>
+          <w:sz w:val="20"/>
+          <w:szCs w:val="20"/>
           <w:lang w:eastAsia="ja-JP"/>
         </w:rPr>
         <w:t>dampen</w:t>
       </w:r>
       <w:r>
         <w:rPr>
-          <w:rFonts w:ascii="Times New Roman" w:hAnsi="Times New Roman" w:cs="Times New Roman" w:hint="eastAsia"/>
-          <w:sz w:val="24"/>
-          <w:szCs w:val="24"/>
+          <w:rFonts w:ascii="Times New Roman" w:hAnsi="Times New Roman" w:cs="Times New Roman"/>
+          <w:sz w:val="20"/>
+          <w:szCs w:val="20"/>
           <w:lang w:eastAsia="ja-JP"/>
         </w:rPr>
         <w:t xml:space="preserve"> team morale</w:t>
@@ -2491,125 +2457,98 @@
       <w:r>
         <w:rPr>
           <w:rFonts w:ascii="Times New Roman" w:hAnsi="Times New Roman" w:cs="Times New Roman"/>
-          <w:sz w:val="24"/>
-          <w:szCs w:val="24"/>
+          <w:sz w:val="20"/>
+          <w:szCs w:val="20"/>
+          <w:lang w:eastAsia="ja-JP"/>
+        </w:rPr>
+        <w:t xml:space="preserve"> (see Appendix 4)</w:t>
+      </w:r>
+      <w:r>
+        <w:rPr>
+          <w:rFonts w:ascii="Times New Roman" w:hAnsi="Times New Roman" w:cs="Times New Roman"/>
+          <w:sz w:val="20"/>
+          <w:szCs w:val="20"/>
+          <w:lang w:eastAsia="ja-JP"/>
+        </w:rPr>
+        <w:t xml:space="preserve">. </w:t>
+      </w:r>
+      <w:r>
+        <w:rPr>
+          <w:rFonts w:ascii="Times New Roman" w:hAnsi="Times New Roman" w:cs="Times New Roman"/>
+          <w:sz w:val="20"/>
+          <w:szCs w:val="20"/>
+          <w:lang w:eastAsia="ja-JP"/>
+        </w:rPr>
+        <w:t xml:space="preserve">In addition, I </w:t>
+      </w:r>
+      <w:r>
+        <w:rPr>
+          <w:rFonts w:ascii="Times New Roman" w:hAnsi="Times New Roman" w:cs="Times New Roman"/>
+          <w:sz w:val="20"/>
+          <w:szCs w:val="20"/>
+          <w:lang w:eastAsia="ja-JP"/>
+        </w:rPr>
+        <w:t>assisted</w:t>
+      </w:r>
+      <w:r>
+        <w:rPr>
+          <w:rFonts w:ascii="Times New Roman" w:hAnsi="Times New Roman" w:cs="Times New Roman"/>
+          <w:sz w:val="20"/>
+          <w:szCs w:val="20"/>
+          <w:lang w:eastAsia="ja-JP"/>
+        </w:rPr>
+        <w:t xml:space="preserve"> team members who </w:t>
+      </w:r>
+      <w:r>
+        <w:rPr>
+          <w:rFonts w:ascii="Times New Roman" w:hAnsi="Times New Roman" w:cs="Times New Roman"/>
+          <w:sz w:val="20"/>
+          <w:szCs w:val="20"/>
+          <w:lang w:eastAsia="ja-JP"/>
+        </w:rPr>
+        <w:t>were</w:t>
+      </w:r>
+      <w:r>
+        <w:rPr>
+          <w:rFonts w:ascii="Times New Roman" w:hAnsi="Times New Roman" w:cs="Times New Roman"/>
+          <w:sz w:val="20"/>
+          <w:szCs w:val="20"/>
+          <w:lang w:eastAsia="ja-JP"/>
+        </w:rPr>
+        <w:t xml:space="preserve"> unsure of </w:t>
+      </w:r>
+      <w:r>
+        <w:rPr>
+          <w:rFonts w:ascii="Times New Roman" w:hAnsi="Times New Roman" w:cs="Times New Roman"/>
+          <w:sz w:val="20"/>
+          <w:szCs w:val="20"/>
+          <w:lang w:eastAsia="ja-JP"/>
+        </w:rPr>
+        <w:t>their</w:t>
+      </w:r>
+      <w:r>
+        <w:rPr>
+          <w:rFonts w:ascii="Times New Roman" w:hAnsi="Times New Roman" w:cs="Times New Roman"/>
+          <w:sz w:val="20"/>
+          <w:szCs w:val="20"/>
           <w:lang w:eastAsia="ja-JP"/>
         </w:rPr>
         <w:t xml:space="preserve"> </w:t>
       </w:r>
       <w:r>
         <w:rPr>
-          <w:rFonts w:ascii="Times New Roman" w:hAnsi="Times New Roman" w:cs="Times New Roman" w:hint="eastAsia"/>
-          <w:sz w:val="24"/>
-          <w:szCs w:val="24"/>
-          <w:lang w:eastAsia="ja-JP"/>
-        </w:rPr>
-        <w:t>(see Appendix 4)</w:t>
-      </w:r>
-      <w:r>
-        <w:rPr>
-          <w:rFonts w:ascii="Times New Roman" w:hAnsi="Times New Roman" w:cs="Times New Roman" w:hint="eastAsia"/>
-          <w:sz w:val="24"/>
-          <w:szCs w:val="24"/>
-          <w:lang w:eastAsia="ja-JP"/>
-        </w:rPr>
-        <w:t xml:space="preserve">. </w:t>
-      </w:r>
-      <w:r>
-        <w:rPr>
-          <w:rFonts w:ascii="Times New Roman" w:hAnsi="Times New Roman" w:cs="Times New Roman" w:hint="eastAsia"/>
-          <w:sz w:val="24"/>
-          <w:szCs w:val="24"/>
-          <w:lang w:eastAsia="ja-JP"/>
-        </w:rPr>
-        <w:t xml:space="preserve">In </w:t>
-      </w:r>
-      <w:r>
-        <w:rPr>
-          <w:rFonts w:ascii="Times New Roman" w:hAnsi="Times New Roman" w:cs="Times New Roman"/>
-          <w:sz w:val="24"/>
-          <w:szCs w:val="24"/>
-          <w:lang w:eastAsia="ja-JP"/>
-        </w:rPr>
-        <w:t>addition</w:t>
-      </w:r>
-      <w:r>
-        <w:rPr>
-          <w:rFonts w:ascii="Times New Roman" w:hAnsi="Times New Roman" w:cs="Times New Roman" w:hint="eastAsia"/>
-          <w:sz w:val="24"/>
-          <w:szCs w:val="24"/>
-          <w:lang w:eastAsia="ja-JP"/>
-        </w:rPr>
-        <w:t xml:space="preserve">, I </w:t>
-      </w:r>
-      <w:r>
-        <w:rPr>
-          <w:rFonts w:ascii="Times New Roman" w:hAnsi="Times New Roman" w:cs="Times New Roman"/>
-          <w:sz w:val="24"/>
-          <w:szCs w:val="24"/>
-          <w:lang w:eastAsia="ja-JP"/>
-        </w:rPr>
-        <w:t>assisted</w:t>
-      </w:r>
-      <w:r>
-        <w:rPr>
-          <w:rFonts w:ascii="Times New Roman" w:hAnsi="Times New Roman" w:cs="Times New Roman" w:hint="eastAsia"/>
-          <w:sz w:val="24"/>
-          <w:szCs w:val="24"/>
-          <w:lang w:eastAsia="ja-JP"/>
-        </w:rPr>
-        <w:t xml:space="preserve"> team members who </w:t>
-      </w:r>
-      <w:r>
-        <w:rPr>
-          <w:rFonts w:ascii="Times New Roman" w:hAnsi="Times New Roman" w:cs="Times New Roman"/>
-          <w:sz w:val="24"/>
-          <w:szCs w:val="24"/>
-          <w:lang w:eastAsia="ja-JP"/>
-        </w:rPr>
-        <w:t>were</w:t>
-      </w:r>
-      <w:r>
-        <w:rPr>
-          <w:rFonts w:ascii="Times New Roman" w:hAnsi="Times New Roman" w:cs="Times New Roman" w:hint="eastAsia"/>
-          <w:sz w:val="24"/>
-          <w:szCs w:val="24"/>
-          <w:lang w:eastAsia="ja-JP"/>
-        </w:rPr>
-        <w:t xml:space="preserve"> unsure of </w:t>
-      </w:r>
-      <w:r>
-        <w:rPr>
-          <w:rFonts w:ascii="Times New Roman" w:hAnsi="Times New Roman" w:cs="Times New Roman" w:hint="eastAsia"/>
-          <w:sz w:val="24"/>
-          <w:szCs w:val="24"/>
-          <w:lang w:eastAsia="ja-JP"/>
-        </w:rPr>
-        <w:t>their</w:t>
-      </w:r>
-      <w:r>
-        <w:rPr>
-          <w:rFonts w:ascii="Times New Roman" w:hAnsi="Times New Roman" w:cs="Times New Roman" w:hint="eastAsia"/>
-          <w:sz w:val="24"/>
-          <w:szCs w:val="24"/>
-          <w:lang w:eastAsia="ja-JP"/>
-        </w:rPr>
-        <w:t xml:space="preserve"> </w:t>
-      </w:r>
-      <w:r>
-        <w:rPr>
-          <w:rFonts w:ascii="Times New Roman" w:hAnsi="Times New Roman" w:cs="Times New Roman"/>
-          <w:sz w:val="24"/>
-          <w:szCs w:val="24"/>
+          <w:rFonts w:ascii="Times New Roman" w:hAnsi="Times New Roman" w:cs="Times New Roman"/>
+          <w:sz w:val="20"/>
+          <w:szCs w:val="20"/>
           <w:lang w:eastAsia="ja-JP"/>
         </w:rPr>
         <w:t>work</w:t>
       </w:r>
       <w:r>
         <w:rPr>
-          <w:rFonts w:ascii="Times New Roman" w:hAnsi="Times New Roman" w:cs="Times New Roman" w:hint="eastAsia"/>
-          <w:sz w:val="24"/>
-          <w:szCs w:val="24"/>
+          <w:rFonts w:ascii="Times New Roman" w:hAnsi="Times New Roman" w:cs="Times New Roman"/>
+          <w:sz w:val="20"/>
+          <w:szCs w:val="20"/>
           <w:lang w:eastAsia="ja-JP"/>
         </w:rPr>
         <w:t xml:space="preserve"> (see Appendix </w:t>
@@ -2617,17 +2556,17 @@
       <w:r>
         <w:rPr>
           <w:rFonts w:ascii="Times New Roman" w:hAnsi="Times New Roman" w:cs="Times New Roman"/>
-          <w:sz w:val="24"/>
-          <w:szCs w:val="24"/>
+          <w:sz w:val="20"/>
+          <w:szCs w:val="20"/>
           <w:lang w:eastAsia="ja-JP"/>
         </w:rPr>
         <w:t>8</w:t>
       </w:r>
       <w:r>
         <w:rPr>
-          <w:rFonts w:ascii="Times New Roman" w:hAnsi="Times New Roman" w:cs="Times New Roman" w:hint="eastAsia"/>
-          <w:sz w:val="24"/>
-          <w:szCs w:val="24"/>
+          <w:rFonts w:ascii="Times New Roman" w:hAnsi="Times New Roman" w:cs="Times New Roman"/>
+          <w:sz w:val="20"/>
+          <w:szCs w:val="20"/>
           <w:lang w:eastAsia="ja-JP"/>
         </w:rPr>
         <w:t>)</w:t>
@@ -2635,8 +2574,8 @@
       <w:r>
         <w:rPr>
           <w:rFonts w:ascii="Times New Roman" w:hAnsi="Times New Roman" w:cs="Times New Roman"/>
-          <w:sz w:val="24"/>
-          <w:szCs w:val="24"/>
+          <w:sz w:val="20"/>
+          <w:szCs w:val="20"/>
           <w:lang w:eastAsia="ja-JP"/>
         </w:rPr>
         <w:t xml:space="preserve"> ensuring they were on track and aligned with their respective tasks. In my assigned role, I effectively created a structured and supportive team environment. </w:t>
@@ -2646,15 +2585,15 @@
       <w:pPr>
         <w:rPr>
           <w:rFonts w:ascii="Times New Roman" w:hAnsi="Times New Roman" w:cs="Times New Roman"/>
-          <w:sz w:val="24"/>
-          <w:szCs w:val="24"/>
-        </w:rPr>
-      </w:pPr>
-      <w:r>
-        <w:rPr>
-          <w:rFonts w:ascii="Times New Roman" w:hAnsi="Times New Roman" w:cs="Times New Roman"/>
-          <w:sz w:val="24"/>
-          <w:szCs w:val="24"/>
+          <w:sz w:val="20"/>
+          <w:szCs w:val="20"/>
+        </w:rPr>
+      </w:pPr>
+      <w:r>
+        <w:rPr>
+          <w:rFonts w:ascii="Times New Roman" w:hAnsi="Times New Roman" w:cs="Times New Roman"/>
+          <w:sz w:val="20"/>
+          <w:szCs w:val="20"/>
           <w:lang w:eastAsia="ja-JP"/>
         </w:rPr>
         <w:t xml:space="preserve">My strength lies in </w:t>
@@ -2662,8 +2601,8 @@
       <w:r>
         <w:rPr>
           <w:rFonts w:ascii="Times New Roman" w:hAnsi="Times New Roman" w:cs="Times New Roman"/>
-          <w:sz w:val="24"/>
-          <w:szCs w:val="24"/>
+          <w:sz w:val="20"/>
+          <w:szCs w:val="20"/>
           <w:lang w:eastAsia="ja-JP"/>
         </w:rPr>
         <w:t xml:space="preserve">my </w:t>
@@ -2671,8 +2610,8 @@
       <w:r>
         <w:rPr>
           <w:rFonts w:ascii="Times New Roman" w:hAnsi="Times New Roman" w:cs="Times New Roman"/>
-          <w:sz w:val="24"/>
-          <w:szCs w:val="24"/>
+          <w:sz w:val="20"/>
+          <w:szCs w:val="20"/>
           <w:lang w:eastAsia="ja-JP"/>
         </w:rPr>
         <w:t>ability to adapt my</w:t>
@@ -2680,8 +2619,8 @@
       <w:r>
         <w:rPr>
           <w:rFonts w:ascii="Times New Roman" w:hAnsi="Times New Roman" w:cs="Times New Roman"/>
-          <w:sz w:val="24"/>
-          <w:szCs w:val="24"/>
+          <w:sz w:val="20"/>
+          <w:szCs w:val="20"/>
           <w:lang w:eastAsia="ja-JP"/>
         </w:rPr>
         <w:t xml:space="preserve"> leadership style </w:t>
@@ -2689,8 +2628,8 @@
       <w:r>
         <w:rPr>
           <w:rFonts w:ascii="Times New Roman" w:hAnsi="Times New Roman" w:cs="Times New Roman"/>
-          <w:sz w:val="24"/>
-          <w:szCs w:val="24"/>
+          <w:sz w:val="20"/>
+          <w:szCs w:val="20"/>
           <w:lang w:eastAsia="ja-JP"/>
         </w:rPr>
         <w:t xml:space="preserve">to suit different situations as described in </w:t>
@@ -2698,8 +2637,8 @@
       <w:r>
         <w:rPr>
           <w:rFonts w:ascii="Times New Roman" w:hAnsi="Times New Roman" w:cs="Times New Roman"/>
-          <w:sz w:val="24"/>
-          <w:szCs w:val="24"/>
+          <w:sz w:val="20"/>
+          <w:szCs w:val="20"/>
           <w:highlight w:val="yellow"/>
         </w:rPr>
         <w:t>S</w:t>
@@ -2707,8 +2646,8 @@
       <w:r>
         <w:rPr>
           <w:rFonts w:ascii="Times New Roman" w:hAnsi="Times New Roman" w:cs="Times New Roman"/>
-          <w:sz w:val="24"/>
-          <w:szCs w:val="24"/>
+          <w:sz w:val="20"/>
+          <w:szCs w:val="20"/>
           <w:highlight w:val="yellow"/>
         </w:rPr>
         <w:t xml:space="preserve">ituational </w:t>
@@ -2716,8 +2655,8 @@
       <w:r>
         <w:rPr>
           <w:rFonts w:ascii="Times New Roman" w:hAnsi="Times New Roman" w:cs="Times New Roman"/>
-          <w:sz w:val="24"/>
-          <w:szCs w:val="24"/>
+          <w:sz w:val="20"/>
+          <w:szCs w:val="20"/>
           <w:highlight w:val="yellow"/>
         </w:rPr>
         <w:t>L</w:t>
@@ -2725,8 +2664,8 @@
       <w:r>
         <w:rPr>
           <w:rFonts w:ascii="Times New Roman" w:hAnsi="Times New Roman" w:cs="Times New Roman"/>
-          <w:sz w:val="24"/>
-          <w:szCs w:val="24"/>
+          <w:sz w:val="20"/>
+          <w:szCs w:val="20"/>
           <w:highlight w:val="yellow"/>
         </w:rPr>
         <w:t>eadership</w:t>
@@ -2734,8 +2673,8 @@
       <w:r>
         <w:rPr>
           <w:rFonts w:ascii="Times New Roman" w:hAnsi="Times New Roman" w:cs="Times New Roman"/>
-          <w:sz w:val="24"/>
-          <w:szCs w:val="24"/>
+          <w:sz w:val="20"/>
+          <w:szCs w:val="20"/>
           <w:highlight w:val="yellow"/>
         </w:rPr>
         <w:t xml:space="preserve"> </w:t>
@@ -2743,8 +2682,8 @@
       <w:r>
         <w:rPr>
           <w:rFonts w:ascii="Times New Roman" w:hAnsi="Times New Roman" w:cs="Times New Roman"/>
-          <w:sz w:val="24"/>
-          <w:szCs w:val="24"/>
+          <w:sz w:val="20"/>
+          <w:szCs w:val="20"/>
           <w:highlight w:val="yellow"/>
         </w:rPr>
         <w:t>T</w:t>
@@ -2752,8 +2691,8 @@
       <w:r>
         <w:rPr>
           <w:rFonts w:ascii="Times New Roman" w:hAnsi="Times New Roman" w:cs="Times New Roman"/>
-          <w:sz w:val="24"/>
-          <w:szCs w:val="24"/>
+          <w:sz w:val="20"/>
+          <w:szCs w:val="20"/>
           <w:highlight w:val="yellow"/>
         </w:rPr>
         <w:t xml:space="preserve">heory </w:t>
@@ -2761,8 +2700,8 @@
       <w:r>
         <w:rPr>
           <w:rFonts w:ascii="Times New Roman" w:hAnsi="Times New Roman" w:cs="Times New Roman"/>
-          <w:sz w:val="24"/>
-          <w:szCs w:val="24"/>
+          <w:sz w:val="20"/>
+          <w:szCs w:val="20"/>
           <w:highlight w:val="yellow"/>
         </w:rPr>
         <w:t>(Hersey and Blanchard 1969; 1977)</w:t>
@@ -2770,8 +2709,8 @@
       <w:r>
         <w:rPr>
           <w:rFonts w:ascii="Times New Roman" w:hAnsi="Times New Roman" w:cs="Times New Roman"/>
-          <w:sz w:val="24"/>
-          <w:szCs w:val="24"/>
+          <w:sz w:val="20"/>
+          <w:szCs w:val="20"/>
           <w:highlight w:val="yellow"/>
         </w:rPr>
         <w:t>.</w:t>
@@ -2779,232 +2718,232 @@
       <w:r>
         <w:rPr>
           <w:rFonts w:ascii="Times New Roman" w:hAnsi="Times New Roman" w:cs="Times New Roman"/>
-          <w:sz w:val="24"/>
-          <w:szCs w:val="24"/>
+          <w:sz w:val="20"/>
+          <w:szCs w:val="20"/>
         </w:rPr>
         <w:t xml:space="preserve"> </w:t>
       </w:r>
       <w:r>
         <w:rPr>
           <w:rFonts w:ascii="Times New Roman" w:hAnsi="Times New Roman" w:cs="Times New Roman"/>
-          <w:sz w:val="24"/>
-          <w:szCs w:val="24"/>
+          <w:sz w:val="20"/>
+          <w:szCs w:val="20"/>
         </w:rPr>
         <w:t xml:space="preserve">At the start, </w:t>
       </w:r>
       <w:r>
         <w:rPr>
           <w:rFonts w:ascii="Times New Roman" w:hAnsi="Times New Roman" w:cs="Times New Roman"/>
-          <w:sz w:val="24"/>
-          <w:szCs w:val="24"/>
+          <w:sz w:val="20"/>
+          <w:szCs w:val="20"/>
         </w:rPr>
         <w:t xml:space="preserve">I </w:t>
       </w:r>
       <w:r>
         <w:rPr>
           <w:rFonts w:ascii="Times New Roman" w:hAnsi="Times New Roman" w:cs="Times New Roman"/>
-          <w:sz w:val="24"/>
-          <w:szCs w:val="24"/>
+          <w:sz w:val="20"/>
+          <w:szCs w:val="20"/>
         </w:rPr>
         <w:t xml:space="preserve">adopted a more directive approach by setting clear </w:t>
       </w:r>
       <w:r>
         <w:rPr>
           <w:rFonts w:ascii="Times New Roman" w:hAnsi="Times New Roman" w:cs="Times New Roman"/>
-          <w:sz w:val="24"/>
-          <w:szCs w:val="24"/>
+          <w:sz w:val="20"/>
+          <w:szCs w:val="20"/>
         </w:rPr>
         <w:t>timeline</w:t>
       </w:r>
       <w:r>
         <w:rPr>
           <w:rFonts w:ascii="Times New Roman" w:hAnsi="Times New Roman" w:cs="Times New Roman"/>
-          <w:sz w:val="24"/>
-          <w:szCs w:val="24"/>
+          <w:sz w:val="20"/>
+          <w:szCs w:val="20"/>
         </w:rPr>
         <w:t>s</w:t>
       </w:r>
       <w:r>
         <w:rPr>
           <w:rFonts w:ascii="Times New Roman" w:hAnsi="Times New Roman" w:cs="Times New Roman"/>
-          <w:sz w:val="24"/>
-          <w:szCs w:val="24"/>
+          <w:sz w:val="20"/>
+          <w:szCs w:val="20"/>
         </w:rPr>
         <w:t xml:space="preserve"> and </w:t>
       </w:r>
       <w:r>
         <w:rPr>
           <w:rFonts w:ascii="Times New Roman" w:hAnsi="Times New Roman" w:cs="Times New Roman"/>
-          <w:sz w:val="24"/>
-          <w:szCs w:val="24"/>
+          <w:sz w:val="20"/>
+          <w:szCs w:val="20"/>
         </w:rPr>
         <w:t>expectations</w:t>
       </w:r>
       <w:r>
         <w:rPr>
           <w:rFonts w:ascii="Times New Roman" w:hAnsi="Times New Roman" w:cs="Times New Roman"/>
-          <w:sz w:val="24"/>
-          <w:szCs w:val="24"/>
+          <w:sz w:val="20"/>
+          <w:szCs w:val="20"/>
         </w:rPr>
         <w:t>,</w:t>
       </w:r>
       <w:r>
         <w:rPr>
           <w:rFonts w:ascii="Times New Roman" w:hAnsi="Times New Roman" w:cs="Times New Roman"/>
-          <w:sz w:val="24"/>
-          <w:szCs w:val="24"/>
+          <w:sz w:val="20"/>
+          <w:szCs w:val="20"/>
         </w:rPr>
         <w:t xml:space="preserve"> ensuring </w:t>
       </w:r>
       <w:r>
         <w:rPr>
           <w:rFonts w:ascii="Times New Roman" w:hAnsi="Times New Roman" w:cs="Times New Roman"/>
-          <w:sz w:val="24"/>
-          <w:szCs w:val="24"/>
+          <w:sz w:val="20"/>
+          <w:szCs w:val="20"/>
         </w:rPr>
         <w:t xml:space="preserve">the team </w:t>
       </w:r>
       <w:r>
         <w:rPr>
           <w:rFonts w:ascii="Times New Roman" w:hAnsi="Times New Roman" w:cs="Times New Roman"/>
-          <w:sz w:val="24"/>
-          <w:szCs w:val="24"/>
+          <w:sz w:val="20"/>
+          <w:szCs w:val="20"/>
         </w:rPr>
         <w:t>was</w:t>
       </w:r>
       <w:r>
         <w:rPr>
           <w:rFonts w:ascii="Times New Roman" w:hAnsi="Times New Roman" w:cs="Times New Roman"/>
-          <w:sz w:val="24"/>
-          <w:szCs w:val="24"/>
+          <w:sz w:val="20"/>
+          <w:szCs w:val="20"/>
         </w:rPr>
         <w:t xml:space="preserve"> aligned</w:t>
       </w:r>
       <w:r>
         <w:rPr>
           <w:rFonts w:ascii="Times New Roman" w:hAnsi="Times New Roman" w:cs="Times New Roman"/>
-          <w:sz w:val="24"/>
-          <w:szCs w:val="24"/>
+          <w:sz w:val="20"/>
+          <w:szCs w:val="20"/>
         </w:rPr>
         <w:t>. As the team</w:t>
       </w:r>
       <w:r>
         <w:rPr>
           <w:rFonts w:ascii="Times New Roman" w:hAnsi="Times New Roman" w:cs="Times New Roman"/>
-          <w:sz w:val="24"/>
-          <w:szCs w:val="24"/>
+          <w:sz w:val="20"/>
+          <w:szCs w:val="20"/>
         </w:rPr>
         <w:t xml:space="preserve"> became more competent</w:t>
       </w:r>
       <w:r>
         <w:rPr>
           <w:rFonts w:ascii="Times New Roman" w:hAnsi="Times New Roman" w:cs="Times New Roman"/>
-          <w:sz w:val="24"/>
-          <w:szCs w:val="24"/>
+          <w:sz w:val="20"/>
+          <w:szCs w:val="20"/>
         </w:rPr>
         <w:t xml:space="preserve">, I </w:t>
       </w:r>
       <w:r>
         <w:rPr>
           <w:rFonts w:ascii="Times New Roman" w:hAnsi="Times New Roman" w:cs="Times New Roman"/>
-          <w:sz w:val="24"/>
-          <w:szCs w:val="24"/>
+          <w:sz w:val="20"/>
+          <w:szCs w:val="20"/>
         </w:rPr>
         <w:t>shifted to a more supportive approach entrusting</w:t>
       </w:r>
       <w:r>
         <w:rPr>
           <w:rFonts w:ascii="Times New Roman" w:hAnsi="Times New Roman" w:cs="Times New Roman"/>
-          <w:sz w:val="24"/>
-          <w:szCs w:val="24"/>
+          <w:sz w:val="20"/>
+          <w:szCs w:val="20"/>
         </w:rPr>
         <w:t xml:space="preserve"> them to take</w:t>
       </w:r>
       <w:r>
         <w:rPr>
           <w:rFonts w:ascii="Times New Roman" w:hAnsi="Times New Roman" w:cs="Times New Roman"/>
-          <w:sz w:val="24"/>
-          <w:szCs w:val="24"/>
+          <w:sz w:val="20"/>
+          <w:szCs w:val="20"/>
         </w:rPr>
         <w:t xml:space="preserve"> accountability and</w:t>
       </w:r>
       <w:r>
         <w:rPr>
           <w:rFonts w:ascii="Times New Roman" w:hAnsi="Times New Roman" w:cs="Times New Roman"/>
-          <w:sz w:val="24"/>
-          <w:szCs w:val="24"/>
+          <w:sz w:val="20"/>
+          <w:szCs w:val="20"/>
         </w:rPr>
         <w:t xml:space="preserve"> ownership</w:t>
       </w:r>
       <w:r>
         <w:rPr>
           <w:rFonts w:ascii="Times New Roman" w:hAnsi="Times New Roman" w:cs="Times New Roman"/>
-          <w:sz w:val="24"/>
-          <w:szCs w:val="24"/>
+          <w:sz w:val="20"/>
+          <w:szCs w:val="20"/>
         </w:rPr>
         <w:t xml:space="preserve"> </w:t>
       </w:r>
       <w:r>
         <w:rPr>
           <w:rFonts w:ascii="Times New Roman" w:hAnsi="Times New Roman" w:cs="Times New Roman"/>
-          <w:sz w:val="24"/>
-          <w:szCs w:val="24"/>
+          <w:sz w:val="20"/>
+          <w:szCs w:val="20"/>
         </w:rPr>
         <w:t xml:space="preserve">(see appendix </w:t>
       </w:r>
       <w:r>
         <w:rPr>
           <w:rFonts w:ascii="Times New Roman" w:hAnsi="Times New Roman" w:cs="Times New Roman"/>
-          <w:sz w:val="24"/>
-          <w:szCs w:val="24"/>
+          <w:sz w:val="20"/>
+          <w:szCs w:val="20"/>
         </w:rPr>
         <w:t>9</w:t>
       </w:r>
       <w:r>
         <w:rPr>
           <w:rFonts w:ascii="Times New Roman" w:hAnsi="Times New Roman" w:cs="Times New Roman"/>
-          <w:sz w:val="24"/>
-          <w:szCs w:val="24"/>
+          <w:sz w:val="20"/>
+          <w:szCs w:val="20"/>
         </w:rPr>
         <w:t>)</w:t>
       </w:r>
       <w:r>
         <w:rPr>
           <w:rFonts w:ascii="Times New Roman" w:hAnsi="Times New Roman" w:cs="Times New Roman"/>
-          <w:sz w:val="24"/>
-          <w:szCs w:val="24"/>
+          <w:sz w:val="20"/>
+          <w:szCs w:val="20"/>
         </w:rPr>
         <w:t>. This flexible approach ensured that team members did not feel micromanaged which reduce</w:t>
       </w:r>
       <w:r>
         <w:rPr>
           <w:rFonts w:ascii="Times New Roman" w:hAnsi="Times New Roman" w:cs="Times New Roman"/>
-          <w:sz w:val="24"/>
-          <w:szCs w:val="24"/>
+          <w:sz w:val="20"/>
+          <w:szCs w:val="20"/>
         </w:rPr>
         <w:t>d</w:t>
       </w:r>
       <w:r>
         <w:rPr>
           <w:rFonts w:ascii="Times New Roman" w:hAnsi="Times New Roman" w:cs="Times New Roman"/>
-          <w:sz w:val="24"/>
-          <w:szCs w:val="24"/>
+          <w:sz w:val="20"/>
+          <w:szCs w:val="20"/>
         </w:rPr>
         <w:t xml:space="preserve"> the risk of misunderstanding</w:t>
       </w:r>
       <w:r>
         <w:rPr>
           <w:rFonts w:ascii="Times New Roman" w:hAnsi="Times New Roman" w:cs="Times New Roman"/>
-          <w:sz w:val="24"/>
-          <w:szCs w:val="24"/>
+          <w:sz w:val="20"/>
+          <w:szCs w:val="20"/>
         </w:rPr>
         <w:t>s</w:t>
       </w:r>
       <w:r>
         <w:rPr>
           <w:rFonts w:ascii="Times New Roman" w:hAnsi="Times New Roman" w:cs="Times New Roman"/>
-          <w:sz w:val="24"/>
-          <w:szCs w:val="24"/>
+          <w:sz w:val="20"/>
+          <w:szCs w:val="20"/>
         </w:rPr>
         <w:t xml:space="preserve">. </w:t>
       </w:r>
@@ -3013,16 +2952,16 @@
       <w:pPr>
         <w:rPr>
           <w:rFonts w:ascii="Times New Roman" w:hAnsi="Times New Roman" w:cs="Times New Roman"/>
-          <w:sz w:val="24"/>
-          <w:szCs w:val="24"/>
-          <w:lang w:eastAsia="ja-JP"/>
-        </w:rPr>
-      </w:pPr>
-      <w:r>
-        <w:rPr>
-          <w:rFonts w:ascii="Times New Roman" w:hAnsi="Times New Roman" w:cs="Times New Roman"/>
-          <w:sz w:val="24"/>
-          <w:szCs w:val="24"/>
+          <w:sz w:val="20"/>
+          <w:szCs w:val="20"/>
+          <w:lang w:eastAsia="ja-JP"/>
+        </w:rPr>
+      </w:pPr>
+      <w:r>
+        <w:rPr>
+          <w:rFonts w:ascii="Times New Roman" w:hAnsi="Times New Roman" w:cs="Times New Roman"/>
+          <w:sz w:val="20"/>
+          <w:szCs w:val="20"/>
           <w:lang w:eastAsia="ja-JP"/>
         </w:rPr>
         <w:t xml:space="preserve">My area of </w:t>
@@ -3030,8 +2969,8 @@
       <w:r>
         <w:rPr>
           <w:rFonts w:ascii="Times New Roman" w:hAnsi="Times New Roman" w:cs="Times New Roman"/>
-          <w:sz w:val="24"/>
-          <w:szCs w:val="24"/>
+          <w:sz w:val="20"/>
+          <w:szCs w:val="20"/>
           <w:lang w:eastAsia="ja-JP"/>
         </w:rPr>
         <w:t>struggle</w:t>
@@ -3039,8 +2978,8 @@
       <w:r>
         <w:rPr>
           <w:rFonts w:ascii="Times New Roman" w:hAnsi="Times New Roman" w:cs="Times New Roman"/>
-          <w:sz w:val="24"/>
-          <w:szCs w:val="24"/>
+          <w:sz w:val="20"/>
+          <w:szCs w:val="20"/>
           <w:lang w:eastAsia="ja-JP"/>
         </w:rPr>
         <w:t xml:space="preserve"> was my level of participation in less structured discussions</w:t>
@@ -3048,8 +2987,8 @@
       <w:r>
         <w:rPr>
           <w:rFonts w:ascii="Times New Roman" w:hAnsi="Times New Roman" w:cs="Times New Roman"/>
-          <w:sz w:val="24"/>
-          <w:szCs w:val="24"/>
+          <w:sz w:val="20"/>
+          <w:szCs w:val="20"/>
           <w:lang w:eastAsia="ja-JP"/>
         </w:rPr>
         <w:t>. I wanted to balance authority and encourage shared contribution and hence</w:t>
@@ -3057,27 +2996,17 @@
       <w:r>
         <w:rPr>
           <w:rFonts w:ascii="Times New Roman" w:hAnsi="Times New Roman" w:cs="Times New Roman"/>
-          <w:sz w:val="24"/>
-          <w:szCs w:val="24"/>
-          <w:lang w:eastAsia="ja-JP"/>
-        </w:rPr>
-        <w:t xml:space="preserve"> participated less during </w:t>
-      </w:r>
-      <w:r>
-        <w:rPr>
-          <w:rFonts w:ascii="Times New Roman" w:hAnsi="Times New Roman" w:cs="Times New Roman"/>
-          <w:sz w:val="24"/>
-          <w:szCs w:val="24"/>
-          <w:lang w:eastAsia="ja-JP"/>
-        </w:rPr>
-        <w:lastRenderedPageBreak/>
-        <w:t>open-ended discussions</w:t>
-      </w:r>
-      <w:r>
-        <w:rPr>
-          <w:rFonts w:ascii="Times New Roman" w:hAnsi="Times New Roman" w:cs="Times New Roman"/>
-          <w:sz w:val="24"/>
-          <w:szCs w:val="24"/>
+          <w:sz w:val="20"/>
+          <w:szCs w:val="20"/>
+          <w:lang w:eastAsia="ja-JP"/>
+        </w:rPr>
+        <w:t xml:space="preserve"> participated less during open-ended discussions</w:t>
+      </w:r>
+      <w:r>
+        <w:rPr>
+          <w:rFonts w:ascii="Times New Roman" w:hAnsi="Times New Roman" w:cs="Times New Roman"/>
+          <w:sz w:val="20"/>
+          <w:szCs w:val="20"/>
           <w:lang w:eastAsia="ja-JP"/>
         </w:rPr>
         <w:t>,</w:t>
@@ -3085,8 +3014,8 @@
       <w:r>
         <w:rPr>
           <w:rFonts w:ascii="Times New Roman" w:hAnsi="Times New Roman" w:cs="Times New Roman"/>
-          <w:sz w:val="24"/>
-          <w:szCs w:val="24"/>
+          <w:sz w:val="20"/>
+          <w:szCs w:val="20"/>
           <w:lang w:eastAsia="ja-JP"/>
         </w:rPr>
         <w:t xml:space="preserve"> such as choosing a presentation slide theme</w:t>
@@ -3094,8 +3023,8 @@
       <w:r>
         <w:rPr>
           <w:rFonts w:ascii="Times New Roman" w:hAnsi="Times New Roman" w:cs="Times New Roman"/>
-          <w:sz w:val="24"/>
-          <w:szCs w:val="24"/>
+          <w:sz w:val="20"/>
+          <w:szCs w:val="20"/>
           <w:lang w:eastAsia="ja-JP"/>
         </w:rPr>
         <w:t xml:space="preserve">. </w:t>
@@ -3103,8 +3032,8 @@
       <w:r>
         <w:rPr>
           <w:rFonts w:ascii="Times New Roman" w:hAnsi="Times New Roman" w:cs="Times New Roman"/>
-          <w:sz w:val="24"/>
-          <w:szCs w:val="24"/>
+          <w:sz w:val="20"/>
+          <w:szCs w:val="20"/>
           <w:lang w:eastAsia="ja-JP"/>
         </w:rPr>
         <w:t>However,</w:t>
@@ -3112,8 +3041,8 @@
       <w:r>
         <w:rPr>
           <w:rFonts w:ascii="Times New Roman" w:hAnsi="Times New Roman" w:cs="Times New Roman"/>
-          <w:sz w:val="24"/>
-          <w:szCs w:val="24"/>
+          <w:sz w:val="20"/>
+          <w:szCs w:val="20"/>
           <w:lang w:eastAsia="ja-JP"/>
         </w:rPr>
         <w:t xml:space="preserve"> it limited my influence on discussions</w:t>
@@ -3121,8 +3050,8 @@
       <w:r>
         <w:rPr>
           <w:rFonts w:ascii="Times New Roman" w:hAnsi="Times New Roman" w:cs="Times New Roman"/>
-          <w:sz w:val="24"/>
-          <w:szCs w:val="24"/>
+          <w:sz w:val="20"/>
+          <w:szCs w:val="20"/>
           <w:lang w:eastAsia="ja-JP"/>
         </w:rPr>
         <w:t xml:space="preserve"> and reduced my oversight in managing the team.</w:t>
@@ -3130,8 +3059,8 @@
       <w:r>
         <w:rPr>
           <w:rFonts w:ascii="Times New Roman" w:hAnsi="Times New Roman" w:cs="Times New Roman"/>
-          <w:sz w:val="24"/>
-          <w:szCs w:val="24"/>
+          <w:sz w:val="20"/>
+          <w:szCs w:val="20"/>
           <w:lang w:eastAsia="ja-JP"/>
         </w:rPr>
         <w:t xml:space="preserve"> </w:t>
@@ -3139,8 +3068,8 @@
       <w:r>
         <w:rPr>
           <w:rFonts w:ascii="Times New Roman" w:hAnsi="Times New Roman" w:cs="Times New Roman"/>
-          <w:sz w:val="24"/>
-          <w:szCs w:val="24"/>
+          <w:sz w:val="20"/>
+          <w:szCs w:val="20"/>
           <w:lang w:eastAsia="ja-JP"/>
         </w:rPr>
         <w:t xml:space="preserve">To improve, I could have suggested my ideas earlier in the discussion process while giving space for others to contribute as well.  </w:t>
@@ -3152,8 +3081,8 @@
           <w:rFonts w:ascii="Times New Roman" w:hAnsi="Times New Roman" w:cs="Times New Roman"/>
           <w:b/>
           <w:bCs/>
-          <w:sz w:val="24"/>
-          <w:szCs w:val="24"/>
+          <w:sz w:val="20"/>
+          <w:szCs w:val="20"/>
         </w:rPr>
       </w:pPr>
       <w:r>
@@ -3161,8 +3090,8 @@
           <w:rFonts w:ascii="Times New Roman" w:hAnsi="Times New Roman" w:cs="Times New Roman"/>
           <w:b/>
           <w:bCs/>
-          <w:sz w:val="24"/>
-          <w:szCs w:val="24"/>
+          <w:sz w:val="20"/>
+          <w:szCs w:val="20"/>
         </w:rPr>
         <w:t>Analysis</w:t>
       </w:r>
@@ -3171,16 +3100,16 @@
       <w:pPr>
         <w:rPr>
           <w:rFonts w:ascii="Times New Roman" w:hAnsi="Times New Roman" w:cs="Times New Roman"/>
-          <w:sz w:val="24"/>
-          <w:szCs w:val="24"/>
-          <w:lang w:eastAsia="ja-JP"/>
-        </w:rPr>
-      </w:pPr>
-      <w:r>
-        <w:rPr>
-          <w:rFonts w:ascii="Times New Roman" w:hAnsi="Times New Roman" w:cs="Times New Roman"/>
-          <w:sz w:val="24"/>
-          <w:szCs w:val="24"/>
+          <w:sz w:val="20"/>
+          <w:szCs w:val="20"/>
+          <w:lang w:eastAsia="ja-JP"/>
+        </w:rPr>
+      </w:pPr>
+      <w:r>
+        <w:rPr>
+          <w:rFonts w:ascii="Times New Roman" w:hAnsi="Times New Roman" w:cs="Times New Roman"/>
+          <w:sz w:val="20"/>
+          <w:szCs w:val="20"/>
           <w:lang w:eastAsia="ja-JP"/>
         </w:rPr>
         <w:t xml:space="preserve">One significant challenge experienced during the assignment was the effect of groupthink when everyone agreed with me on the </w:t>
@@ -3188,8 +3117,8 @@
       <w:r>
         <w:rPr>
           <w:rFonts w:ascii="Times New Roman" w:hAnsi="Times New Roman" w:cs="Times New Roman"/>
-          <w:sz w:val="24"/>
-          <w:szCs w:val="24"/>
+          <w:sz w:val="20"/>
+          <w:szCs w:val="20"/>
           <w:lang w:eastAsia="ja-JP"/>
         </w:rPr>
         <w:t xml:space="preserve">wrong </w:t>
@@ -3197,8 +3126,8 @@
       <w:r>
         <w:rPr>
           <w:rFonts w:ascii="Times New Roman" w:hAnsi="Times New Roman" w:cs="Times New Roman"/>
-          <w:sz w:val="24"/>
-          <w:szCs w:val="24"/>
+          <w:sz w:val="20"/>
+          <w:szCs w:val="20"/>
           <w:lang w:eastAsia="ja-JP"/>
         </w:rPr>
         <w:t xml:space="preserve">presentation date </w:t>
@@ -3206,8 +3135,8 @@
       <w:r>
         <w:rPr>
           <w:rFonts w:ascii="Times New Roman" w:hAnsi="Times New Roman" w:cs="Times New Roman"/>
-          <w:sz w:val="24"/>
-          <w:szCs w:val="24"/>
+          <w:sz w:val="20"/>
+          <w:szCs w:val="20"/>
           <w:lang w:eastAsia="ja-JP"/>
         </w:rPr>
         <w:t xml:space="preserve">of </w:t>
@@ -3215,8 +3144,8 @@
       <w:r>
         <w:rPr>
           <w:rFonts w:ascii="Times New Roman" w:hAnsi="Times New Roman" w:cs="Times New Roman"/>
-          <w:sz w:val="24"/>
-          <w:szCs w:val="24"/>
+          <w:sz w:val="20"/>
+          <w:szCs w:val="20"/>
           <w:lang w:eastAsia="ja-JP"/>
         </w:rPr>
         <w:t>15</w:t>
@@ -3224,8 +3153,8 @@
       <w:r>
         <w:rPr>
           <w:rFonts w:ascii="Times New Roman" w:hAnsi="Times New Roman" w:cs="Times New Roman"/>
-          <w:sz w:val="24"/>
-          <w:szCs w:val="24"/>
+          <w:sz w:val="20"/>
+          <w:szCs w:val="20"/>
           <w:vertAlign w:val="superscript"/>
           <w:lang w:eastAsia="ja-JP"/>
         </w:rPr>
@@ -3234,8 +3163,8 @@
       <w:r>
         <w:rPr>
           <w:rFonts w:ascii="Times New Roman" w:hAnsi="Times New Roman" w:cs="Times New Roman"/>
-          <w:sz w:val="24"/>
-          <w:szCs w:val="24"/>
+          <w:sz w:val="20"/>
+          <w:szCs w:val="20"/>
           <w:lang w:eastAsia="ja-JP"/>
         </w:rPr>
         <w:t xml:space="preserve"> May which turned out to be a week earlier </w:t>
@@ -3243,8 +3172,8 @@
       <w:r>
         <w:rPr>
           <w:rFonts w:ascii="Times New Roman" w:hAnsi="Times New Roman" w:cs="Times New Roman"/>
-          <w:sz w:val="24"/>
-          <w:szCs w:val="24"/>
+          <w:sz w:val="20"/>
+          <w:szCs w:val="20"/>
           <w:lang w:eastAsia="ja-JP"/>
         </w:rPr>
         <w:t xml:space="preserve">on </w:t>
@@ -3252,8 +3181,8 @@
       <w:r>
         <w:rPr>
           <w:rFonts w:ascii="Times New Roman" w:hAnsi="Times New Roman" w:cs="Times New Roman"/>
-          <w:sz w:val="24"/>
-          <w:szCs w:val="24"/>
+          <w:sz w:val="20"/>
+          <w:szCs w:val="20"/>
           <w:lang w:eastAsia="ja-JP"/>
         </w:rPr>
         <w:t>8</w:t>
@@ -3261,8 +3190,8 @@
       <w:r>
         <w:rPr>
           <w:rFonts w:ascii="Times New Roman" w:hAnsi="Times New Roman" w:cs="Times New Roman"/>
-          <w:sz w:val="24"/>
-          <w:szCs w:val="24"/>
+          <w:sz w:val="20"/>
+          <w:szCs w:val="20"/>
           <w:vertAlign w:val="superscript"/>
           <w:lang w:eastAsia="ja-JP"/>
         </w:rPr>
@@ -3271,8 +3200,8 @@
       <w:r>
         <w:rPr>
           <w:rFonts w:ascii="Times New Roman" w:hAnsi="Times New Roman" w:cs="Times New Roman"/>
-          <w:sz w:val="24"/>
-          <w:szCs w:val="24"/>
+          <w:sz w:val="20"/>
+          <w:szCs w:val="20"/>
           <w:lang w:eastAsia="ja-JP"/>
         </w:rPr>
         <w:t xml:space="preserve"> May. This resulted in panic and confusion within the team and significantly affected the team’s preparation timeline. </w:t>
@@ -3282,15 +3211,15 @@
       <w:pPr>
         <w:rPr>
           <w:rFonts w:ascii="Times New Roman" w:hAnsi="Times New Roman" w:cs="Times New Roman"/>
-          <w:sz w:val="24"/>
-          <w:szCs w:val="24"/>
-        </w:rPr>
-      </w:pPr>
-      <w:r>
-        <w:rPr>
-          <w:rFonts w:ascii="Times New Roman" w:hAnsi="Times New Roman" w:cs="Times New Roman"/>
-          <w:sz w:val="24"/>
-          <w:szCs w:val="24"/>
+          <w:sz w:val="20"/>
+          <w:szCs w:val="20"/>
+        </w:rPr>
+      </w:pPr>
+      <w:r>
+        <w:rPr>
+          <w:rFonts w:ascii="Times New Roman" w:hAnsi="Times New Roman" w:cs="Times New Roman"/>
+          <w:sz w:val="20"/>
+          <w:szCs w:val="20"/>
           <w:lang w:eastAsia="ja-JP"/>
         </w:rPr>
         <w:t xml:space="preserve">This situation can be analyzed using </w:t>
@@ -3298,123 +3227,105 @@
       <w:r>
         <w:rPr>
           <w:rFonts w:ascii="Times New Roman" w:hAnsi="Times New Roman" w:cs="Times New Roman"/>
-          <w:sz w:val="24"/>
-          <w:szCs w:val="24"/>
+          <w:sz w:val="20"/>
+          <w:szCs w:val="20"/>
           <w:highlight w:val="yellow"/>
         </w:rPr>
-        <w:t xml:space="preserve">Situational Leadership </w:t>
-      </w:r>
-      <w:r>
-        <w:rPr>
-          <w:rFonts w:ascii="Times New Roman" w:hAnsi="Times New Roman" w:cs="Times New Roman"/>
-          <w:sz w:val="24"/>
-          <w:szCs w:val="24"/>
-          <w:highlight w:val="yellow"/>
-        </w:rPr>
-        <w:t>T</w:t>
-      </w:r>
-      <w:r>
-        <w:rPr>
-          <w:rFonts w:ascii="Times New Roman" w:hAnsi="Times New Roman" w:cs="Times New Roman"/>
-          <w:sz w:val="24"/>
-          <w:szCs w:val="24"/>
-          <w:highlight w:val="yellow"/>
-        </w:rPr>
-        <w:t>heory (Hersey and Blanchard 1969; 1977).</w:t>
-      </w:r>
-      <w:r>
-        <w:rPr>
-          <w:rFonts w:ascii="Times New Roman" w:hAnsi="Times New Roman" w:cs="Times New Roman"/>
-          <w:sz w:val="24"/>
-          <w:szCs w:val="24"/>
+        <w:t>Situational Leadership Theory (Hersey and Blanchard 1969; 1977).</w:t>
+      </w:r>
+      <w:r>
+        <w:rPr>
+          <w:rFonts w:ascii="Times New Roman" w:hAnsi="Times New Roman" w:cs="Times New Roman"/>
+          <w:sz w:val="20"/>
+          <w:szCs w:val="20"/>
         </w:rPr>
         <w:t xml:space="preserve"> It suggests that leaders should </w:t>
       </w:r>
       <w:r>
         <w:rPr>
           <w:rFonts w:ascii="Times New Roman" w:hAnsi="Times New Roman" w:cs="Times New Roman"/>
-          <w:sz w:val="24"/>
-          <w:szCs w:val="24"/>
+          <w:sz w:val="20"/>
+          <w:szCs w:val="20"/>
         </w:rPr>
         <w:t>match</w:t>
       </w:r>
       <w:r>
         <w:rPr>
           <w:rFonts w:ascii="Times New Roman" w:hAnsi="Times New Roman" w:cs="Times New Roman"/>
-          <w:sz w:val="24"/>
-          <w:szCs w:val="24"/>
+          <w:sz w:val="20"/>
+          <w:szCs w:val="20"/>
         </w:rPr>
         <w:t xml:space="preserve"> their leadership style according to </w:t>
       </w:r>
       <w:r>
         <w:rPr>
           <w:rFonts w:ascii="Times New Roman" w:hAnsi="Times New Roman" w:cs="Times New Roman"/>
-          <w:sz w:val="24"/>
-          <w:szCs w:val="24"/>
+          <w:sz w:val="20"/>
+          <w:szCs w:val="20"/>
         </w:rPr>
         <w:t xml:space="preserve">the team members’ level of competency. </w:t>
       </w:r>
       <w:r>
         <w:rPr>
           <w:rFonts w:ascii="Times New Roman" w:hAnsi="Times New Roman" w:cs="Times New Roman"/>
-          <w:sz w:val="24"/>
-          <w:szCs w:val="24"/>
+          <w:sz w:val="20"/>
+          <w:szCs w:val="20"/>
         </w:rPr>
         <w:t>The level of competency is graded from the lowest of D1 (Inexperienced but motivated) to the highest of D4 (Skilled and independent) while the leadership style is graded from the lowest of S1 (Directing) to the highest of S4 (Delegating).</w:t>
       </w:r>
       <w:r>
         <w:rPr>
           <w:rFonts w:ascii="Times New Roman" w:hAnsi="Times New Roman" w:cs="Times New Roman"/>
-          <w:sz w:val="24"/>
-          <w:szCs w:val="24"/>
+          <w:sz w:val="20"/>
+          <w:szCs w:val="20"/>
         </w:rPr>
         <w:t xml:space="preserve"> </w:t>
       </w:r>
       <w:r>
         <w:rPr>
           <w:rFonts w:ascii="Times New Roman" w:hAnsi="Times New Roman" w:cs="Times New Roman"/>
-          <w:sz w:val="24"/>
-          <w:szCs w:val="24"/>
+          <w:sz w:val="20"/>
+          <w:szCs w:val="20"/>
         </w:rPr>
         <w:t xml:space="preserve">As the </w:t>
       </w:r>
       <w:r>
         <w:rPr>
           <w:rFonts w:ascii="Times New Roman" w:hAnsi="Times New Roman" w:cs="Times New Roman"/>
-          <w:sz w:val="24"/>
-          <w:szCs w:val="24"/>
+          <w:sz w:val="20"/>
+          <w:szCs w:val="20"/>
         </w:rPr>
         <w:t>grade</w:t>
       </w:r>
       <w:r>
         <w:rPr>
           <w:rFonts w:ascii="Times New Roman" w:hAnsi="Times New Roman" w:cs="Times New Roman"/>
-          <w:sz w:val="24"/>
-          <w:szCs w:val="24"/>
+          <w:sz w:val="20"/>
+          <w:szCs w:val="20"/>
         </w:rPr>
         <w:t xml:space="preserve"> increases, the level of competency increases, and the leadership style becomes less directive and more supportive. However, </w:t>
       </w:r>
       <w:r>
         <w:rPr>
           <w:rFonts w:ascii="Times New Roman" w:hAnsi="Times New Roman" w:cs="Times New Roman"/>
-          <w:sz w:val="24"/>
-          <w:szCs w:val="24"/>
+          <w:sz w:val="20"/>
+          <w:szCs w:val="20"/>
         </w:rPr>
         <w:t xml:space="preserve">situational leadership may contribute to groupthink at early stages as team members prioritize harmony and agreement over </w:t>
       </w:r>
       <w:r>
         <w:rPr>
           <w:rFonts w:ascii="Times New Roman" w:hAnsi="Times New Roman" w:cs="Times New Roman"/>
-          <w:sz w:val="24"/>
-          <w:szCs w:val="24"/>
+          <w:sz w:val="20"/>
+          <w:szCs w:val="20"/>
         </w:rPr>
         <w:t>diversity of perspective</w:t>
       </w:r>
       <w:r>
         <w:rPr>
           <w:rFonts w:ascii="Times New Roman" w:hAnsi="Times New Roman" w:cs="Times New Roman"/>
-          <w:sz w:val="24"/>
-          <w:szCs w:val="24"/>
+          <w:sz w:val="20"/>
+          <w:szCs w:val="20"/>
         </w:rPr>
         <w:t xml:space="preserve">. </w:t>
       </w:r>
@@ -3423,16 +3334,16 @@
       <w:pPr>
         <w:rPr>
           <w:rFonts w:ascii="Times New Roman" w:hAnsi="Times New Roman" w:cs="Times New Roman"/>
-          <w:sz w:val="24"/>
-          <w:szCs w:val="24"/>
-          <w:lang w:eastAsia="ja-JP"/>
-        </w:rPr>
-      </w:pPr>
-      <w:r>
-        <w:rPr>
-          <w:rFonts w:ascii="Times New Roman" w:hAnsi="Times New Roman" w:cs="Times New Roman"/>
-          <w:sz w:val="24"/>
-          <w:szCs w:val="24"/>
+          <w:sz w:val="20"/>
+          <w:szCs w:val="20"/>
+          <w:lang w:eastAsia="ja-JP"/>
+        </w:rPr>
+      </w:pPr>
+      <w:r>
+        <w:rPr>
+          <w:rFonts w:ascii="Times New Roman" w:hAnsi="Times New Roman" w:cs="Times New Roman"/>
+          <w:sz w:val="20"/>
+          <w:szCs w:val="20"/>
           <w:lang w:eastAsia="ja-JP"/>
         </w:rPr>
         <w:t>As the team culture was developing, I adopted a directive leadership approach</w:t>
@@ -3440,8 +3351,8 @@
       <w:r>
         <w:rPr>
           <w:rFonts w:ascii="Times New Roman" w:hAnsi="Times New Roman" w:cs="Times New Roman"/>
-          <w:sz w:val="24"/>
-          <w:szCs w:val="24"/>
+          <w:sz w:val="20"/>
+          <w:szCs w:val="20"/>
           <w:lang w:eastAsia="ja-JP"/>
         </w:rPr>
         <w:t xml:space="preserve"> (S1)</w:t>
@@ -3449,8 +3360,8 @@
       <w:r>
         <w:rPr>
           <w:rFonts w:ascii="Times New Roman" w:hAnsi="Times New Roman" w:cs="Times New Roman"/>
-          <w:sz w:val="24"/>
-          <w:szCs w:val="24"/>
+          <w:sz w:val="20"/>
+          <w:szCs w:val="20"/>
           <w:lang w:eastAsia="ja-JP"/>
         </w:rPr>
         <w:t xml:space="preserve"> by giving</w:t>
@@ -3458,8 +3369,8 @@
       <w:r>
         <w:rPr>
           <w:rFonts w:ascii="Times New Roman" w:hAnsi="Times New Roman" w:cs="Times New Roman"/>
-          <w:sz w:val="24"/>
-          <w:szCs w:val="24"/>
+          <w:sz w:val="20"/>
+          <w:szCs w:val="20"/>
           <w:lang w:eastAsia="ja-JP"/>
         </w:rPr>
         <w:t xml:space="preserve"> instructions and setting deadlines</w:t>
@@ -3467,8 +3378,8 @@
       <w:r>
         <w:rPr>
           <w:rFonts w:ascii="Times New Roman" w:hAnsi="Times New Roman" w:cs="Times New Roman"/>
-          <w:sz w:val="24"/>
-          <w:szCs w:val="24"/>
+          <w:sz w:val="20"/>
+          <w:szCs w:val="20"/>
           <w:lang w:eastAsia="ja-JP"/>
         </w:rPr>
         <w:t xml:space="preserve"> </w:t>
@@ -3476,8 +3387,8 @@
       <w:r>
         <w:rPr>
           <w:rFonts w:ascii="Times New Roman" w:hAnsi="Times New Roman" w:cs="Times New Roman"/>
-          <w:sz w:val="24"/>
-          <w:szCs w:val="24"/>
+          <w:sz w:val="20"/>
+          <w:szCs w:val="20"/>
           <w:lang w:eastAsia="ja-JP"/>
         </w:rPr>
         <w:t>to build the team structure</w:t>
@@ -3485,8 +3396,8 @@
       <w:r>
         <w:rPr>
           <w:rFonts w:ascii="Times New Roman" w:hAnsi="Times New Roman" w:cs="Times New Roman"/>
-          <w:sz w:val="24"/>
-          <w:szCs w:val="24"/>
+          <w:sz w:val="20"/>
+          <w:szCs w:val="20"/>
           <w:lang w:eastAsia="ja-JP"/>
         </w:rPr>
         <w:t xml:space="preserve"> (D1)</w:t>
@@ -3494,8 +3405,8 @@
       <w:r>
         <w:rPr>
           <w:rFonts w:ascii="Times New Roman" w:hAnsi="Times New Roman" w:cs="Times New Roman"/>
-          <w:sz w:val="24"/>
-          <w:szCs w:val="24"/>
+          <w:sz w:val="20"/>
+          <w:szCs w:val="20"/>
           <w:lang w:eastAsia="ja-JP"/>
         </w:rPr>
         <w:t>. This helped</w:t>
@@ -3503,8 +3414,8 @@
       <w:r>
         <w:rPr>
           <w:rFonts w:ascii="Times New Roman" w:hAnsi="Times New Roman" w:cs="Times New Roman"/>
-          <w:sz w:val="24"/>
-          <w:szCs w:val="24"/>
+          <w:sz w:val="20"/>
+          <w:szCs w:val="20"/>
           <w:lang w:eastAsia="ja-JP"/>
         </w:rPr>
         <w:t xml:space="preserve"> </w:t>
@@ -3512,8 +3423,8 @@
       <w:r>
         <w:rPr>
           <w:rFonts w:ascii="Times New Roman" w:hAnsi="Times New Roman" w:cs="Times New Roman"/>
-          <w:sz w:val="24"/>
-          <w:szCs w:val="24"/>
+          <w:sz w:val="20"/>
+          <w:szCs w:val="20"/>
           <w:lang w:eastAsia="ja-JP"/>
         </w:rPr>
         <w:t>igniting</w:t>
@@ -3521,8 +3432,8 @@
       <w:r>
         <w:rPr>
           <w:rFonts w:ascii="Times New Roman" w:hAnsi="Times New Roman" w:cs="Times New Roman"/>
-          <w:sz w:val="24"/>
-          <w:szCs w:val="24"/>
+          <w:sz w:val="20"/>
+          <w:szCs w:val="20"/>
           <w:lang w:eastAsia="ja-JP"/>
         </w:rPr>
         <w:t xml:space="preserve"> momentum, alignment and confidence within the team. </w:t>
@@ -3530,8 +3441,8 @@
       <w:r>
         <w:rPr>
           <w:rFonts w:ascii="Times New Roman" w:hAnsi="Times New Roman" w:cs="Times New Roman"/>
-          <w:sz w:val="24"/>
-          <w:szCs w:val="24"/>
+          <w:sz w:val="20"/>
+          <w:szCs w:val="20"/>
           <w:lang w:eastAsia="ja-JP"/>
         </w:rPr>
         <w:t xml:space="preserve">However, </w:t>
@@ -3539,8 +3450,8 @@
       <w:r>
         <w:rPr>
           <w:rFonts w:ascii="Times New Roman" w:hAnsi="Times New Roman" w:cs="Times New Roman"/>
-          <w:sz w:val="24"/>
-          <w:szCs w:val="24"/>
+          <w:sz w:val="20"/>
+          <w:szCs w:val="20"/>
           <w:lang w:eastAsia="ja-JP"/>
         </w:rPr>
         <w:t xml:space="preserve">it also unintentionally created passive agreement with limited critical thinking. </w:t>
@@ -3548,8 +3459,8 @@
       <w:r>
         <w:rPr>
           <w:rFonts w:ascii="Times New Roman" w:hAnsi="Times New Roman" w:cs="Times New Roman"/>
-          <w:sz w:val="24"/>
-          <w:szCs w:val="24"/>
+          <w:sz w:val="20"/>
+          <w:szCs w:val="20"/>
           <w:lang w:eastAsia="ja-JP"/>
         </w:rPr>
         <w:t xml:space="preserve">This caused </w:t>
@@ -3557,8 +3468,8 @@
       <w:r>
         <w:rPr>
           <w:rFonts w:ascii="Times New Roman" w:hAnsi="Times New Roman" w:cs="Times New Roman"/>
-          <w:sz w:val="24"/>
-          <w:szCs w:val="24"/>
+          <w:sz w:val="20"/>
+          <w:szCs w:val="20"/>
           <w:lang w:eastAsia="ja-JP"/>
         </w:rPr>
         <w:t xml:space="preserve">the team </w:t>
@@ -3566,8 +3477,8 @@
       <w:r>
         <w:rPr>
           <w:rFonts w:ascii="Times New Roman" w:hAnsi="Times New Roman" w:cs="Times New Roman"/>
-          <w:sz w:val="24"/>
-          <w:szCs w:val="24"/>
+          <w:sz w:val="20"/>
+          <w:szCs w:val="20"/>
           <w:lang w:eastAsia="ja-JP"/>
         </w:rPr>
         <w:t>to overlook</w:t>
@@ -3575,8 +3486,8 @@
       <w:r>
         <w:rPr>
           <w:rFonts w:ascii="Times New Roman" w:hAnsi="Times New Roman" w:cs="Times New Roman"/>
-          <w:sz w:val="24"/>
-          <w:szCs w:val="24"/>
+          <w:sz w:val="20"/>
+          <w:szCs w:val="20"/>
           <w:lang w:eastAsia="ja-JP"/>
         </w:rPr>
         <w:t xml:space="preserve"> important details such as the </w:t>
@@ -3584,8 +3495,8 @@
       <w:r>
         <w:rPr>
           <w:rFonts w:ascii="Times New Roman" w:hAnsi="Times New Roman" w:cs="Times New Roman"/>
-          <w:sz w:val="24"/>
-          <w:szCs w:val="24"/>
+          <w:sz w:val="20"/>
+          <w:szCs w:val="20"/>
           <w:lang w:eastAsia="ja-JP"/>
         </w:rPr>
         <w:t xml:space="preserve">actual </w:t>
@@ -3593,8 +3504,8 @@
       <w:r>
         <w:rPr>
           <w:rFonts w:ascii="Times New Roman" w:hAnsi="Times New Roman" w:cs="Times New Roman"/>
-          <w:sz w:val="24"/>
-          <w:szCs w:val="24"/>
+          <w:sz w:val="20"/>
+          <w:szCs w:val="20"/>
           <w:lang w:eastAsia="ja-JP"/>
         </w:rPr>
         <w:t>presentation dat</w:t>
@@ -3602,8 +3513,8 @@
       <w:r>
         <w:rPr>
           <w:rFonts w:ascii="Times New Roman" w:hAnsi="Times New Roman" w:cs="Times New Roman"/>
-          <w:sz w:val="24"/>
-          <w:szCs w:val="24"/>
+          <w:sz w:val="20"/>
+          <w:szCs w:val="20"/>
           <w:lang w:eastAsia="ja-JP"/>
         </w:rPr>
         <w:t>e</w:t>
@@ -3611,8 +3522,8 @@
       <w:r>
         <w:rPr>
           <w:rFonts w:ascii="Times New Roman" w:hAnsi="Times New Roman" w:cs="Times New Roman"/>
-          <w:sz w:val="24"/>
-          <w:szCs w:val="24"/>
+          <w:sz w:val="20"/>
+          <w:szCs w:val="20"/>
           <w:lang w:eastAsia="ja-JP"/>
         </w:rPr>
         <w:t>.</w:t>
@@ -3620,8 +3531,8 @@
       <w:r>
         <w:rPr>
           <w:rFonts w:ascii="Times New Roman" w:hAnsi="Times New Roman" w:cs="Times New Roman"/>
-          <w:sz w:val="24"/>
-          <w:szCs w:val="24"/>
+          <w:sz w:val="20"/>
+          <w:szCs w:val="20"/>
           <w:lang w:eastAsia="ja-JP"/>
         </w:rPr>
         <w:t xml:space="preserve"> </w:t>
@@ -3629,8 +3540,8 @@
       <w:r>
         <w:rPr>
           <w:rFonts w:ascii="Times New Roman" w:hAnsi="Times New Roman" w:cs="Times New Roman"/>
-          <w:sz w:val="24"/>
-          <w:szCs w:val="24"/>
+          <w:sz w:val="20"/>
+          <w:szCs w:val="20"/>
           <w:lang w:eastAsia="ja-JP"/>
         </w:rPr>
         <w:t>As mentione</w:t>
@@ -3638,8 +3549,8 @@
       <w:r>
         <w:rPr>
           <w:rFonts w:ascii="Times New Roman" w:hAnsi="Times New Roman" w:cs="Times New Roman"/>
-          <w:sz w:val="24"/>
-          <w:szCs w:val="24"/>
+          <w:sz w:val="20"/>
+          <w:szCs w:val="20"/>
           <w:lang w:eastAsia="ja-JP"/>
         </w:rPr>
         <w:t>d</w:t>
@@ -3647,8 +3558,8 @@
       <w:r>
         <w:rPr>
           <w:rFonts w:ascii="Times New Roman" w:hAnsi="Times New Roman" w:cs="Times New Roman"/>
-          <w:sz w:val="24"/>
-          <w:szCs w:val="24"/>
+          <w:sz w:val="20"/>
+          <w:szCs w:val="20"/>
           <w:lang w:eastAsia="ja-JP"/>
         </w:rPr>
         <w:t xml:space="preserve">, the team did not verify the presentation date and </w:t>
@@ -3656,8 +3567,8 @@
       <w:r>
         <w:rPr>
           <w:rFonts w:ascii="Times New Roman" w:hAnsi="Times New Roman" w:cs="Times New Roman"/>
-          <w:sz w:val="24"/>
-          <w:szCs w:val="24"/>
+          <w:sz w:val="20"/>
+          <w:szCs w:val="20"/>
           <w:lang w:eastAsia="ja-JP"/>
         </w:rPr>
         <w:t>simply</w:t>
@@ -3665,17 +3576,27 @@
       <w:r>
         <w:rPr>
           <w:rFonts w:ascii="Times New Roman" w:hAnsi="Times New Roman" w:cs="Times New Roman"/>
-          <w:sz w:val="24"/>
-          <w:szCs w:val="24"/>
-          <w:lang w:eastAsia="ja-JP"/>
-        </w:rPr>
-        <w:t xml:space="preserve"> agreed with me, I then later found out that the actual presentation date was a week earlier. </w:t>
-      </w:r>
-      <w:r>
-        <w:rPr>
-          <w:rFonts w:ascii="Times New Roman" w:hAnsi="Times New Roman" w:cs="Times New Roman"/>
-          <w:sz w:val="24"/>
-          <w:szCs w:val="24"/>
+          <w:sz w:val="20"/>
+          <w:szCs w:val="20"/>
+          <w:lang w:eastAsia="ja-JP"/>
+        </w:rPr>
+        <w:t xml:space="preserve"> agreed with me, I then later found out </w:t>
+      </w:r>
+      <w:r>
+        <w:rPr>
+          <w:rFonts w:ascii="Times New Roman" w:hAnsi="Times New Roman" w:cs="Times New Roman"/>
+          <w:sz w:val="20"/>
+          <w:szCs w:val="20"/>
+          <w:lang w:eastAsia="ja-JP"/>
+        </w:rPr>
+        <w:lastRenderedPageBreak/>
+        <w:t xml:space="preserve">that the actual presentation date was a week earlier. </w:t>
+      </w:r>
+      <w:r>
+        <w:rPr>
+          <w:rFonts w:ascii="Times New Roman" w:hAnsi="Times New Roman" w:cs="Times New Roman"/>
+          <w:sz w:val="20"/>
+          <w:szCs w:val="20"/>
           <w:lang w:eastAsia="ja-JP"/>
         </w:rPr>
         <w:t>As a result, we had to change our initial plans and rush our rehearsal and planning</w:t>
@@ -3683,8 +3604,8 @@
       <w:r>
         <w:rPr>
           <w:rFonts w:ascii="Times New Roman" w:hAnsi="Times New Roman" w:cs="Times New Roman"/>
-          <w:sz w:val="24"/>
-          <w:szCs w:val="24"/>
+          <w:sz w:val="20"/>
+          <w:szCs w:val="20"/>
           <w:lang w:eastAsia="ja-JP"/>
         </w:rPr>
         <w:t xml:space="preserve"> (see Appendix 10)</w:t>
@@ -3692,8 +3613,8 @@
       <w:r>
         <w:rPr>
           <w:rFonts w:ascii="Times New Roman" w:hAnsi="Times New Roman" w:cs="Times New Roman"/>
-          <w:sz w:val="24"/>
-          <w:szCs w:val="24"/>
+          <w:sz w:val="20"/>
+          <w:szCs w:val="20"/>
           <w:lang w:eastAsia="ja-JP"/>
         </w:rPr>
         <w:t xml:space="preserve"> </w:t>
@@ -3701,8 +3622,8 @@
       <w:r>
         <w:rPr>
           <w:rFonts w:ascii="Times New Roman" w:hAnsi="Times New Roman" w:cs="Times New Roman"/>
-          <w:sz w:val="24"/>
-          <w:szCs w:val="24"/>
+          <w:sz w:val="20"/>
+          <w:szCs w:val="20"/>
           <w:lang w:eastAsia="ja-JP"/>
         </w:rPr>
         <w:t>resulting</w:t>
@@ -3710,8 +3631,8 @@
       <w:r>
         <w:rPr>
           <w:rFonts w:ascii="Times New Roman" w:hAnsi="Times New Roman" w:cs="Times New Roman"/>
-          <w:sz w:val="24"/>
-          <w:szCs w:val="24"/>
+          <w:sz w:val="20"/>
+          <w:szCs w:val="20"/>
           <w:lang w:eastAsia="ja-JP"/>
         </w:rPr>
         <w:t xml:space="preserve"> </w:t>
@@ -3719,8 +3640,8 @@
       <w:r>
         <w:rPr>
           <w:rFonts w:ascii="Times New Roman" w:hAnsi="Times New Roman" w:cs="Times New Roman"/>
-          <w:sz w:val="24"/>
-          <w:szCs w:val="24"/>
+          <w:sz w:val="20"/>
+          <w:szCs w:val="20"/>
           <w:lang w:eastAsia="ja-JP"/>
         </w:rPr>
         <w:t>in</w:t>
@@ -3728,8 +3649,8 @@
       <w:r>
         <w:rPr>
           <w:rFonts w:ascii="Times New Roman" w:hAnsi="Times New Roman" w:cs="Times New Roman"/>
-          <w:sz w:val="24"/>
-          <w:szCs w:val="24"/>
+          <w:sz w:val="20"/>
+          <w:szCs w:val="20"/>
           <w:lang w:eastAsia="ja-JP"/>
         </w:rPr>
         <w:t xml:space="preserve"> </w:t>
@@ -3737,8 +3658,8 @@
       <w:r>
         <w:rPr>
           <w:rFonts w:ascii="Times New Roman" w:hAnsi="Times New Roman" w:cs="Times New Roman"/>
-          <w:sz w:val="24"/>
-          <w:szCs w:val="24"/>
+          <w:sz w:val="20"/>
+          <w:szCs w:val="20"/>
           <w:lang w:eastAsia="ja-JP"/>
         </w:rPr>
         <w:t>less</w:t>
@@ -3746,8 +3667,8 @@
       <w:r>
         <w:rPr>
           <w:rFonts w:ascii="Times New Roman" w:hAnsi="Times New Roman" w:cs="Times New Roman"/>
-          <w:sz w:val="24"/>
-          <w:szCs w:val="24"/>
+          <w:sz w:val="20"/>
+          <w:szCs w:val="20"/>
           <w:lang w:eastAsia="ja-JP"/>
         </w:rPr>
         <w:t xml:space="preserve"> time to prepare. If</w:t>
@@ -3755,8 +3676,8 @@
       <w:r>
         <w:rPr>
           <w:rFonts w:ascii="Times New Roman" w:hAnsi="Times New Roman" w:cs="Times New Roman"/>
-          <w:sz w:val="24"/>
-          <w:szCs w:val="24"/>
+          <w:sz w:val="20"/>
+          <w:szCs w:val="20"/>
           <w:lang w:eastAsia="ja-JP"/>
         </w:rPr>
         <w:t xml:space="preserve"> I</w:t>
@@ -3764,8 +3685,8 @@
       <w:r>
         <w:rPr>
           <w:rFonts w:ascii="Times New Roman" w:hAnsi="Times New Roman" w:cs="Times New Roman"/>
-          <w:sz w:val="24"/>
-          <w:szCs w:val="24"/>
+          <w:sz w:val="20"/>
+          <w:szCs w:val="20"/>
           <w:lang w:eastAsia="ja-JP"/>
         </w:rPr>
         <w:t xml:space="preserve"> had</w:t>
@@ -3773,8 +3694,8 @@
       <w:r>
         <w:rPr>
           <w:rFonts w:ascii="Times New Roman" w:hAnsi="Times New Roman" w:cs="Times New Roman"/>
-          <w:sz w:val="24"/>
-          <w:szCs w:val="24"/>
+          <w:sz w:val="20"/>
+          <w:szCs w:val="20"/>
           <w:lang w:eastAsia="ja-JP"/>
         </w:rPr>
         <w:t xml:space="preserve"> not discovered the wrong date, </w:t>
@@ -3782,8 +3703,8 @@
       <w:r>
         <w:rPr>
           <w:rFonts w:ascii="Times New Roman" w:hAnsi="Times New Roman" w:cs="Times New Roman"/>
-          <w:sz w:val="24"/>
-          <w:szCs w:val="24"/>
+          <w:sz w:val="20"/>
+          <w:szCs w:val="20"/>
           <w:lang w:eastAsia="ja-JP"/>
         </w:rPr>
         <w:t>my team and I would have gotten a</w:t>
@@ -3791,8 +3712,8 @@
       <w:r>
         <w:rPr>
           <w:rFonts w:ascii="Times New Roman" w:hAnsi="Times New Roman" w:cs="Times New Roman"/>
-          <w:sz w:val="24"/>
-          <w:szCs w:val="24"/>
+          <w:sz w:val="20"/>
+          <w:szCs w:val="20"/>
           <w:lang w:eastAsia="ja-JP"/>
         </w:rPr>
         <w:t>n</w:t>
@@ -3800,8 +3721,8 @@
       <w:r>
         <w:rPr>
           <w:rFonts w:ascii="Times New Roman" w:hAnsi="Times New Roman" w:cs="Times New Roman"/>
-          <w:sz w:val="24"/>
-          <w:szCs w:val="24"/>
+          <w:sz w:val="20"/>
+          <w:szCs w:val="20"/>
           <w:lang w:eastAsia="ja-JP"/>
         </w:rPr>
         <w:t xml:space="preserve"> F </w:t>
@@ -3809,8 +3730,8 @@
       <w:r>
         <w:rPr>
           <w:rFonts w:ascii="Times New Roman" w:hAnsi="Times New Roman" w:cs="Times New Roman"/>
-          <w:sz w:val="24"/>
-          <w:szCs w:val="24"/>
+          <w:sz w:val="20"/>
+          <w:szCs w:val="20"/>
           <w:lang w:eastAsia="ja-JP"/>
         </w:rPr>
         <w:t>for</w:t>
@@ -3818,8 +3739,8 @@
       <w:r>
         <w:rPr>
           <w:rFonts w:ascii="Times New Roman" w:hAnsi="Times New Roman" w:cs="Times New Roman"/>
-          <w:sz w:val="24"/>
-          <w:szCs w:val="24"/>
+          <w:sz w:val="20"/>
+          <w:szCs w:val="20"/>
           <w:lang w:eastAsia="ja-JP"/>
         </w:rPr>
         <w:t xml:space="preserve"> the </w:t>
@@ -3827,8 +3748,8 @@
       <w:r>
         <w:rPr>
           <w:rFonts w:ascii="Times New Roman" w:hAnsi="Times New Roman" w:cs="Times New Roman"/>
-          <w:sz w:val="24"/>
-          <w:szCs w:val="24"/>
+          <w:sz w:val="20"/>
+          <w:szCs w:val="20"/>
           <w:lang w:eastAsia="ja-JP"/>
         </w:rPr>
         <w:t>assignment</w:t>
@@ -3836,19 +3757,26 @@
       <w:r>
         <w:rPr>
           <w:rFonts w:ascii="Times New Roman" w:hAnsi="Times New Roman" w:cs="Times New Roman"/>
-          <w:sz w:val="24"/>
-          <w:szCs w:val="24"/>
+          <w:sz w:val="20"/>
+          <w:szCs w:val="20"/>
           <w:lang w:eastAsia="ja-JP"/>
         </w:rPr>
         <w:t xml:space="preserve"> due to no-show. </w:t>
       </w:r>
     </w:p>
     <w:p>
-      <w:r>
-        <w:rPr>
-          <w:rFonts w:ascii="Times New Roman" w:hAnsi="Times New Roman" w:cs="Times New Roman"/>
-          <w:sz w:val="24"/>
-          <w:szCs w:val="24"/>
+      <w:pPr>
+        <w:rPr>
+          <w:rFonts w:ascii="Times New Roman" w:hAnsi="Times New Roman" w:cs="Times New Roman"/>
+          <w:sz w:val="20"/>
+          <w:szCs w:val="20"/>
+        </w:rPr>
+      </w:pPr>
+      <w:r>
+        <w:rPr>
+          <w:rFonts w:ascii="Times New Roman" w:hAnsi="Times New Roman" w:cs="Times New Roman"/>
+          <w:sz w:val="20"/>
+          <w:szCs w:val="20"/>
           <w:lang w:eastAsia="ja-JP"/>
         </w:rPr>
         <w:t xml:space="preserve">To resolve this </w:t>
@@ -3856,8 +3784,8 @@
       <w:r>
         <w:rPr>
           <w:rFonts w:ascii="Times New Roman" w:hAnsi="Times New Roman" w:cs="Times New Roman"/>
-          <w:sz w:val="24"/>
-          <w:szCs w:val="24"/>
+          <w:sz w:val="20"/>
+          <w:szCs w:val="20"/>
           <w:lang w:eastAsia="ja-JP"/>
         </w:rPr>
         <w:t>setback</w:t>
@@ -3865,8 +3793,8 @@
       <w:r>
         <w:rPr>
           <w:rFonts w:ascii="Times New Roman" w:hAnsi="Times New Roman" w:cs="Times New Roman"/>
-          <w:sz w:val="24"/>
-          <w:szCs w:val="24"/>
+          <w:sz w:val="20"/>
+          <w:szCs w:val="20"/>
           <w:lang w:eastAsia="ja-JP"/>
         </w:rPr>
         <w:t xml:space="preserve">, </w:t>
@@ -3874,8 +3802,8 @@
       <w:r>
         <w:rPr>
           <w:rFonts w:ascii="Times New Roman" w:hAnsi="Times New Roman" w:cs="Times New Roman"/>
-          <w:sz w:val="24"/>
-          <w:szCs w:val="24"/>
+          <w:sz w:val="20"/>
+          <w:szCs w:val="20"/>
           <w:lang w:eastAsia="ja-JP"/>
         </w:rPr>
         <w:t>I then adjusted my approach to be more supportive</w:t>
@@ -3883,8 +3811,8 @@
       <w:r>
         <w:rPr>
           <w:rFonts w:ascii="Times New Roman" w:hAnsi="Times New Roman" w:cs="Times New Roman"/>
-          <w:sz w:val="24"/>
-          <w:szCs w:val="24"/>
+          <w:sz w:val="20"/>
+          <w:szCs w:val="20"/>
           <w:lang w:eastAsia="ja-JP"/>
         </w:rPr>
         <w:t xml:space="preserve"> (S3)</w:t>
@@ -3892,8 +3820,8 @@
       <w:r>
         <w:rPr>
           <w:rFonts w:ascii="Times New Roman" w:hAnsi="Times New Roman" w:cs="Times New Roman"/>
-          <w:sz w:val="24"/>
-          <w:szCs w:val="24"/>
+          <w:sz w:val="20"/>
+          <w:szCs w:val="20"/>
           <w:lang w:eastAsia="ja-JP"/>
         </w:rPr>
         <w:t xml:space="preserve"> encouraging more participation and shared accountability</w:t>
@@ -3901,8 +3829,8 @@
       <w:r>
         <w:rPr>
           <w:rFonts w:ascii="Times New Roman" w:hAnsi="Times New Roman" w:cs="Times New Roman"/>
-          <w:sz w:val="24"/>
-          <w:szCs w:val="24"/>
+          <w:sz w:val="20"/>
+          <w:szCs w:val="20"/>
           <w:lang w:eastAsia="ja-JP"/>
         </w:rPr>
         <w:t>.</w:t>
@@ -3910,8 +3838,8 @@
       <w:r>
         <w:rPr>
           <w:rFonts w:ascii="Times New Roman" w:hAnsi="Times New Roman" w:cs="Times New Roman"/>
-          <w:sz w:val="24"/>
-          <w:szCs w:val="24"/>
+          <w:sz w:val="20"/>
+          <w:szCs w:val="20"/>
           <w:lang w:eastAsia="ja-JP"/>
         </w:rPr>
         <w:t xml:space="preserve"> </w:t>
@@ -3919,8 +3847,8 @@
       <w:r>
         <w:rPr>
           <w:rFonts w:ascii="Times New Roman" w:hAnsi="Times New Roman" w:cs="Times New Roman"/>
-          <w:sz w:val="24"/>
-          <w:szCs w:val="24"/>
+          <w:sz w:val="20"/>
+          <w:szCs w:val="20"/>
           <w:lang w:eastAsia="ja-JP"/>
         </w:rPr>
         <w:t xml:space="preserve">During rehearsal, team members became more proactive in </w:t>
@@ -3928,8 +3856,8 @@
       <w:r>
         <w:rPr>
           <w:rFonts w:ascii="Times New Roman" w:hAnsi="Times New Roman" w:cs="Times New Roman"/>
-          <w:sz w:val="24"/>
-          <w:szCs w:val="24"/>
+          <w:sz w:val="20"/>
+          <w:szCs w:val="20"/>
           <w:lang w:eastAsia="ja-JP"/>
         </w:rPr>
         <w:t xml:space="preserve">contributing </w:t>
@@ -3937,8 +3865,8 @@
       <w:r>
         <w:rPr>
           <w:rFonts w:ascii="Times New Roman" w:hAnsi="Times New Roman" w:cs="Times New Roman"/>
-          <w:sz w:val="24"/>
-          <w:szCs w:val="24"/>
+          <w:sz w:val="20"/>
+          <w:szCs w:val="20"/>
           <w:lang w:eastAsia="ja-JP"/>
         </w:rPr>
         <w:t>ideas and feedback on presentation</w:t>
@@ -3946,8 +3874,8 @@
       <w:r>
         <w:rPr>
           <w:rFonts w:ascii="Times New Roman" w:hAnsi="Times New Roman" w:cs="Times New Roman"/>
-          <w:sz w:val="24"/>
-          <w:szCs w:val="24"/>
+          <w:sz w:val="20"/>
+          <w:szCs w:val="20"/>
           <w:lang w:eastAsia="ja-JP"/>
         </w:rPr>
         <w:t xml:space="preserve"> planning</w:t>
@@ -3955,8 +3883,8 @@
       <w:r>
         <w:rPr>
           <w:rFonts w:ascii="Times New Roman" w:hAnsi="Times New Roman" w:cs="Times New Roman"/>
-          <w:sz w:val="24"/>
-          <w:szCs w:val="24"/>
+          <w:sz w:val="20"/>
+          <w:szCs w:val="20"/>
           <w:lang w:eastAsia="ja-JP"/>
         </w:rPr>
         <w:t xml:space="preserve"> such as</w:t>
@@ -3964,8 +3892,8 @@
       <w:r>
         <w:rPr>
           <w:rFonts w:ascii="Times New Roman" w:hAnsi="Times New Roman" w:cs="Times New Roman"/>
-          <w:sz w:val="24"/>
-          <w:szCs w:val="24"/>
+          <w:sz w:val="20"/>
+          <w:szCs w:val="20"/>
           <w:lang w:eastAsia="ja-JP"/>
         </w:rPr>
         <w:t xml:space="preserve"> </w:t>
@@ -3973,8 +3901,8 @@
       <w:r>
         <w:rPr>
           <w:rFonts w:ascii="Times New Roman" w:hAnsi="Times New Roman" w:cs="Times New Roman"/>
-          <w:sz w:val="24"/>
-          <w:szCs w:val="24"/>
+          <w:sz w:val="20"/>
+          <w:szCs w:val="20"/>
           <w:lang w:eastAsia="ja-JP"/>
         </w:rPr>
         <w:t>providing</w:t>
@@ -3982,8 +3910,8 @@
       <w:r>
         <w:rPr>
           <w:rFonts w:ascii="Times New Roman" w:hAnsi="Times New Roman" w:cs="Times New Roman"/>
-          <w:sz w:val="24"/>
-          <w:szCs w:val="24"/>
+          <w:sz w:val="20"/>
+          <w:szCs w:val="20"/>
           <w:lang w:eastAsia="ja-JP"/>
         </w:rPr>
         <w:t xml:space="preserve"> suggestions for slide improvement</w:t>
@@ -3991,8 +3919,8 @@
       <w:r>
         <w:rPr>
           <w:rFonts w:ascii="Times New Roman" w:hAnsi="Times New Roman" w:cs="Times New Roman"/>
-          <w:sz w:val="24"/>
-          <w:szCs w:val="24"/>
+          <w:sz w:val="20"/>
+          <w:szCs w:val="20"/>
           <w:lang w:eastAsia="ja-JP"/>
         </w:rPr>
         <w:t xml:space="preserve"> (see Appendix 1</w:t>
@@ -4000,8 +3928,8 @@
       <w:r>
         <w:rPr>
           <w:rFonts w:ascii="Times New Roman" w:hAnsi="Times New Roman" w:cs="Times New Roman"/>
-          <w:sz w:val="24"/>
-          <w:szCs w:val="24"/>
+          <w:sz w:val="20"/>
+          <w:szCs w:val="20"/>
           <w:lang w:eastAsia="ja-JP"/>
         </w:rPr>
         <w:t>1</w:t>
@@ -4009,8 +3937,8 @@
       <w:r>
         <w:rPr>
           <w:rFonts w:ascii="Times New Roman" w:hAnsi="Times New Roman" w:cs="Times New Roman"/>
-          <w:sz w:val="24"/>
-          <w:szCs w:val="24"/>
+          <w:sz w:val="20"/>
+          <w:szCs w:val="20"/>
           <w:lang w:eastAsia="ja-JP"/>
         </w:rPr>
         <w:t xml:space="preserve">). </w:t>
@@ -4018,8 +3946,8 @@
       <w:r>
         <w:rPr>
           <w:rFonts w:ascii="Times New Roman" w:hAnsi="Times New Roman" w:cs="Times New Roman"/>
-          <w:sz w:val="24"/>
-          <w:szCs w:val="24"/>
+          <w:sz w:val="20"/>
+          <w:szCs w:val="20"/>
           <w:lang w:eastAsia="ja-JP"/>
         </w:rPr>
         <w:t xml:space="preserve">Hence, </w:t>
@@ -4027,13 +3955,18 @@
       <w:r>
         <w:rPr>
           <w:rFonts w:ascii="Times New Roman" w:hAnsi="Times New Roman" w:cs="Times New Roman"/>
-          <w:sz w:val="24"/>
-          <w:szCs w:val="24"/>
+          <w:sz w:val="20"/>
+          <w:szCs w:val="20"/>
           <w:lang w:eastAsia="ja-JP"/>
         </w:rPr>
         <w:t>by adjusting the level of leadership style from S1 to S3, the level of competency is significantly influenced from D1 to D3 (</w:t>
       </w:r>
       <w:r>
+        <w:rPr>
+          <w:rFonts w:ascii="Times New Roman" w:hAnsi="Times New Roman" w:cs="Times New Roman"/>
+          <w:sz w:val="20"/>
+          <w:szCs w:val="20"/>
+        </w:rPr>
         <w:t xml:space="preserve">Competent but needing support or encouragement). This improved teamwork, accountability and preparedness for the presentation. </w:t>
       </w:r>
     </w:p>
@@ -4041,8 +3974,8 @@
       <w:pPr>
         <w:rPr>
           <w:rFonts w:ascii="Times New Roman" w:hAnsi="Times New Roman" w:cs="Times New Roman"/>
-          <w:sz w:val="24"/>
-          <w:szCs w:val="24"/>
+          <w:sz w:val="20"/>
+          <w:szCs w:val="20"/>
           <w:lang w:eastAsia="ja-JP"/>
         </w:rPr>
       </w:pPr>
@@ -4053,8 +3986,8 @@
           <w:rFonts w:ascii="Times New Roman" w:hAnsi="Times New Roman" w:cs="Times New Roman"/>
           <w:b/>
           <w:bCs/>
-          <w:sz w:val="24"/>
-          <w:szCs w:val="24"/>
+          <w:sz w:val="20"/>
+          <w:szCs w:val="20"/>
         </w:rPr>
       </w:pPr>
       <w:r>
@@ -4062,10 +3995,9 @@
           <w:rFonts w:ascii="Times New Roman" w:hAnsi="Times New Roman" w:cs="Times New Roman"/>
           <w:b/>
           <w:bCs/>
-          <w:sz w:val="24"/>
-          <w:szCs w:val="24"/>
-        </w:rPr>
-        <w:lastRenderedPageBreak/>
+          <w:sz w:val="20"/>
+          <w:szCs w:val="20"/>
+        </w:rPr>
         <w:t xml:space="preserve">Conclusion </w:t>
       </w:r>
     </w:p>
@@ -4073,175 +4005,175 @@
       <w:pPr>
         <w:rPr>
           <w:rFonts w:ascii="Times New Roman" w:hAnsi="Times New Roman" w:cs="Times New Roman"/>
-          <w:sz w:val="24"/>
-          <w:szCs w:val="24"/>
-        </w:rPr>
-      </w:pPr>
-      <w:r>
-        <w:rPr>
-          <w:rFonts w:ascii="Times New Roman" w:hAnsi="Times New Roman" w:cs="Times New Roman"/>
-          <w:sz w:val="24"/>
-          <w:szCs w:val="24"/>
+          <w:sz w:val="20"/>
+          <w:szCs w:val="20"/>
+        </w:rPr>
+      </w:pPr>
+      <w:r>
+        <w:rPr>
+          <w:rFonts w:ascii="Times New Roman" w:hAnsi="Times New Roman" w:cs="Times New Roman"/>
+          <w:sz w:val="20"/>
+          <w:szCs w:val="20"/>
         </w:rPr>
         <w:t xml:space="preserve">In conclusion, leadership is crucial in </w:t>
       </w:r>
       <w:r>
         <w:rPr>
           <w:rFonts w:ascii="Times New Roman" w:hAnsi="Times New Roman" w:cs="Times New Roman"/>
-          <w:sz w:val="24"/>
-          <w:szCs w:val="24"/>
+          <w:sz w:val="20"/>
+          <w:szCs w:val="20"/>
         </w:rPr>
         <w:t>building the</w:t>
       </w:r>
       <w:r>
         <w:rPr>
           <w:rFonts w:ascii="Times New Roman" w:hAnsi="Times New Roman" w:cs="Times New Roman"/>
-          <w:sz w:val="24"/>
-          <w:szCs w:val="24"/>
+          <w:sz w:val="20"/>
+          <w:szCs w:val="20"/>
         </w:rPr>
         <w:t xml:space="preserve"> </w:t>
       </w:r>
       <w:r>
         <w:rPr>
           <w:rFonts w:ascii="Times New Roman" w:hAnsi="Times New Roman" w:cs="Times New Roman"/>
-          <w:sz w:val="24"/>
-          <w:szCs w:val="24"/>
+          <w:sz w:val="20"/>
+          <w:szCs w:val="20"/>
         </w:rPr>
         <w:t>foundation</w:t>
       </w:r>
       <w:r>
         <w:rPr>
           <w:rFonts w:ascii="Times New Roman" w:hAnsi="Times New Roman" w:cs="Times New Roman"/>
-          <w:sz w:val="24"/>
-          <w:szCs w:val="24"/>
+          <w:sz w:val="20"/>
+          <w:szCs w:val="20"/>
         </w:rPr>
         <w:t xml:space="preserve"> of </w:t>
       </w:r>
       <w:r>
         <w:rPr>
           <w:rFonts w:ascii="Times New Roman" w:hAnsi="Times New Roman" w:cs="Times New Roman"/>
-          <w:sz w:val="24"/>
-          <w:szCs w:val="24"/>
+          <w:sz w:val="20"/>
+          <w:szCs w:val="20"/>
         </w:rPr>
         <w:t>a</w:t>
       </w:r>
       <w:r>
         <w:rPr>
           <w:rFonts w:ascii="Times New Roman" w:hAnsi="Times New Roman" w:cs="Times New Roman"/>
-          <w:sz w:val="24"/>
-          <w:szCs w:val="24"/>
+          <w:sz w:val="20"/>
+          <w:szCs w:val="20"/>
         </w:rPr>
         <w:t xml:space="preserve"> team. </w:t>
       </w:r>
       <w:r>
         <w:rPr>
           <w:rFonts w:ascii="Times New Roman" w:hAnsi="Times New Roman" w:cs="Times New Roman"/>
-          <w:sz w:val="24"/>
-          <w:szCs w:val="24"/>
+          <w:sz w:val="20"/>
+          <w:szCs w:val="20"/>
         </w:rPr>
         <w:t xml:space="preserve">Only with a strong foundation, </w:t>
       </w:r>
       <w:r>
         <w:rPr>
           <w:rFonts w:ascii="Times New Roman" w:hAnsi="Times New Roman" w:cs="Times New Roman"/>
-          <w:sz w:val="24"/>
-          <w:szCs w:val="24"/>
+          <w:sz w:val="20"/>
+          <w:szCs w:val="20"/>
         </w:rPr>
         <w:t>will the team be</w:t>
       </w:r>
       <w:r>
         <w:rPr>
           <w:rFonts w:ascii="Times New Roman" w:hAnsi="Times New Roman" w:cs="Times New Roman"/>
-          <w:sz w:val="24"/>
-          <w:szCs w:val="24"/>
+          <w:sz w:val="20"/>
+          <w:szCs w:val="20"/>
         </w:rPr>
         <w:t xml:space="preserve"> stable, reliable and well collaborated. </w:t>
       </w:r>
       <w:r>
         <w:rPr>
           <w:rFonts w:ascii="Times New Roman" w:hAnsi="Times New Roman" w:cs="Times New Roman"/>
-          <w:sz w:val="24"/>
-          <w:szCs w:val="24"/>
+          <w:sz w:val="20"/>
+          <w:szCs w:val="20"/>
         </w:rPr>
         <w:t xml:space="preserve">Once the </w:t>
       </w:r>
       <w:r>
         <w:rPr>
           <w:rFonts w:ascii="Times New Roman" w:hAnsi="Times New Roman" w:cs="Times New Roman"/>
-          <w:sz w:val="24"/>
-          <w:szCs w:val="24"/>
+          <w:sz w:val="20"/>
+          <w:szCs w:val="20"/>
         </w:rPr>
         <w:t xml:space="preserve">foundation </w:t>
       </w:r>
       <w:r>
         <w:rPr>
           <w:rFonts w:ascii="Times New Roman" w:hAnsi="Times New Roman" w:cs="Times New Roman"/>
-          <w:sz w:val="24"/>
-          <w:szCs w:val="24"/>
+          <w:sz w:val="20"/>
+          <w:szCs w:val="20"/>
         </w:rPr>
         <w:t xml:space="preserve">is established, team </w:t>
       </w:r>
       <w:r>
         <w:rPr>
           <w:rFonts w:ascii="Times New Roman" w:hAnsi="Times New Roman" w:cs="Times New Roman"/>
-          <w:sz w:val="24"/>
-          <w:szCs w:val="24"/>
+          <w:sz w:val="20"/>
+          <w:szCs w:val="20"/>
         </w:rPr>
         <w:t>contribution</w:t>
       </w:r>
       <w:r>
         <w:rPr>
           <w:rFonts w:ascii="Times New Roman" w:hAnsi="Times New Roman" w:cs="Times New Roman"/>
-          <w:sz w:val="24"/>
-          <w:szCs w:val="24"/>
+          <w:sz w:val="20"/>
+          <w:szCs w:val="20"/>
         </w:rPr>
         <w:t xml:space="preserve"> comes into play.</w:t>
       </w:r>
       <w:r>
         <w:rPr>
           <w:rFonts w:ascii="Times New Roman" w:hAnsi="Times New Roman" w:cs="Times New Roman"/>
-          <w:sz w:val="24"/>
-          <w:szCs w:val="24"/>
+          <w:sz w:val="20"/>
+          <w:szCs w:val="20"/>
         </w:rPr>
         <w:t xml:space="preserve"> A supportive environment with </w:t>
       </w:r>
       <w:r>
         <w:rPr>
           <w:rFonts w:ascii="Times New Roman" w:hAnsi="Times New Roman" w:cs="Times New Roman"/>
-          <w:sz w:val="24"/>
-          <w:szCs w:val="24"/>
+          <w:sz w:val="20"/>
+          <w:szCs w:val="20"/>
         </w:rPr>
         <w:t xml:space="preserve">a </w:t>
       </w:r>
       <w:r>
         <w:rPr>
           <w:rFonts w:ascii="Times New Roman" w:hAnsi="Times New Roman" w:cs="Times New Roman"/>
-          <w:sz w:val="24"/>
-          <w:szCs w:val="24"/>
+          <w:sz w:val="20"/>
+          <w:szCs w:val="20"/>
         </w:rPr>
         <w:t xml:space="preserve">less directive approach will </w:t>
       </w:r>
       <w:r>
         <w:rPr>
           <w:rFonts w:ascii="Times New Roman" w:hAnsi="Times New Roman" w:cs="Times New Roman"/>
-          <w:sz w:val="24"/>
-          <w:szCs w:val="24"/>
+          <w:sz w:val="20"/>
+          <w:szCs w:val="20"/>
         </w:rPr>
         <w:t xml:space="preserve">minimize groupthink and encourage participation in creativity, brainstorming and idea generation. Finally, peak performance is achieved when </w:t>
       </w:r>
       <w:r>
         <w:rPr>
           <w:rFonts w:ascii="Times New Roman" w:hAnsi="Times New Roman" w:cs="Times New Roman"/>
-          <w:sz w:val="24"/>
-          <w:szCs w:val="24"/>
+          <w:sz w:val="20"/>
+          <w:szCs w:val="20"/>
         </w:rPr>
         <w:t xml:space="preserve">the </w:t>
       </w:r>
       <w:r>
         <w:rPr>
           <w:rFonts w:ascii="Times New Roman" w:hAnsi="Times New Roman" w:cs="Times New Roman"/>
-          <w:sz w:val="24"/>
-          <w:szCs w:val="24"/>
+          <w:sz w:val="20"/>
+          <w:szCs w:val="20"/>
         </w:rPr>
         <w:t xml:space="preserve">team demonstrates strong team coordination and effective teamwork.  </w:t>
       </w:r>
@@ -4250,127 +4182,127 @@
       <w:pPr>
         <w:rPr>
           <w:rFonts w:ascii="Times New Roman" w:hAnsi="Times New Roman" w:cs="Times New Roman"/>
-          <w:sz w:val="24"/>
-          <w:szCs w:val="24"/>
-        </w:rPr>
-      </w:pPr>
-      <w:r>
-        <w:rPr>
-          <w:rFonts w:ascii="Times New Roman" w:hAnsi="Times New Roman" w:cs="Times New Roman"/>
-          <w:sz w:val="24"/>
-          <w:szCs w:val="24"/>
+          <w:sz w:val="20"/>
+          <w:szCs w:val="20"/>
+        </w:rPr>
+      </w:pPr>
+      <w:r>
+        <w:rPr>
+          <w:rFonts w:ascii="Times New Roman" w:hAnsi="Times New Roman" w:cs="Times New Roman"/>
+          <w:sz w:val="20"/>
+          <w:szCs w:val="20"/>
         </w:rPr>
         <w:t xml:space="preserve">I have learned </w:t>
       </w:r>
       <w:r>
         <w:rPr>
           <w:rFonts w:ascii="Times New Roman" w:hAnsi="Times New Roman" w:cs="Times New Roman"/>
-          <w:sz w:val="24"/>
-          <w:szCs w:val="24"/>
+          <w:sz w:val="20"/>
+          <w:szCs w:val="20"/>
         </w:rPr>
         <w:t xml:space="preserve">that relying too </w:t>
       </w:r>
       <w:r>
         <w:rPr>
           <w:rFonts w:ascii="Times New Roman" w:hAnsi="Times New Roman" w:cs="Times New Roman"/>
-          <w:sz w:val="24"/>
-          <w:szCs w:val="24"/>
+          <w:sz w:val="20"/>
+          <w:szCs w:val="20"/>
         </w:rPr>
         <w:t>heavily</w:t>
       </w:r>
       <w:r>
         <w:rPr>
           <w:rFonts w:ascii="Times New Roman" w:hAnsi="Times New Roman" w:cs="Times New Roman"/>
-          <w:sz w:val="24"/>
-          <w:szCs w:val="24"/>
+          <w:sz w:val="20"/>
+          <w:szCs w:val="20"/>
         </w:rPr>
         <w:t xml:space="preserve"> on myself to manage the team can cause severe setbacks</w:t>
       </w:r>
       <w:r>
         <w:rPr>
           <w:rFonts w:ascii="Times New Roman" w:hAnsi="Times New Roman" w:cs="Times New Roman"/>
-          <w:sz w:val="24"/>
-          <w:szCs w:val="24"/>
+          <w:sz w:val="20"/>
+          <w:szCs w:val="20"/>
         </w:rPr>
         <w:t xml:space="preserve"> as it reduces shared accountability and ownership within the team</w:t>
       </w:r>
       <w:r>
         <w:rPr>
           <w:rFonts w:ascii="Times New Roman" w:hAnsi="Times New Roman" w:cs="Times New Roman"/>
-          <w:sz w:val="24"/>
-          <w:szCs w:val="24"/>
+          <w:sz w:val="20"/>
+          <w:szCs w:val="20"/>
         </w:rPr>
         <w:t xml:space="preserve">. A leader can also make mistakes, </w:t>
       </w:r>
       <w:r>
         <w:rPr>
           <w:rFonts w:ascii="Times New Roman" w:hAnsi="Times New Roman" w:cs="Times New Roman"/>
-          <w:sz w:val="24"/>
-          <w:szCs w:val="24"/>
+          <w:sz w:val="20"/>
+          <w:szCs w:val="20"/>
         </w:rPr>
         <w:t>so</w:t>
       </w:r>
       <w:r>
         <w:rPr>
           <w:rFonts w:ascii="Times New Roman" w:hAnsi="Times New Roman" w:cs="Times New Roman"/>
-          <w:sz w:val="24"/>
-          <w:szCs w:val="24"/>
+          <w:sz w:val="20"/>
+          <w:szCs w:val="20"/>
         </w:rPr>
         <w:t xml:space="preserve"> it is important to encourage the team to offer different</w:t>
       </w:r>
       <w:r>
         <w:rPr>
           <w:rFonts w:ascii="Times New Roman" w:hAnsi="Times New Roman" w:cs="Times New Roman"/>
-          <w:sz w:val="24"/>
-          <w:szCs w:val="24"/>
+          <w:sz w:val="20"/>
+          <w:szCs w:val="20"/>
         </w:rPr>
         <w:t xml:space="preserve"> </w:t>
       </w:r>
       <w:r>
         <w:rPr>
           <w:rFonts w:ascii="Times New Roman" w:hAnsi="Times New Roman" w:cs="Times New Roman"/>
-          <w:sz w:val="24"/>
-          <w:szCs w:val="24"/>
+          <w:sz w:val="20"/>
+          <w:szCs w:val="20"/>
         </w:rPr>
         <w:t xml:space="preserve">perspectives and </w:t>
       </w:r>
       <w:r>
         <w:rPr>
           <w:rFonts w:ascii="Times New Roman" w:hAnsi="Times New Roman" w:cs="Times New Roman"/>
-          <w:sz w:val="24"/>
-          <w:szCs w:val="24"/>
+          <w:sz w:val="20"/>
+          <w:szCs w:val="20"/>
         </w:rPr>
         <w:t xml:space="preserve">actively challenge ideas to improve decision making </w:t>
       </w:r>
       <w:r>
         <w:rPr>
           <w:rFonts w:ascii="Times New Roman" w:hAnsi="Times New Roman" w:cs="Times New Roman"/>
-          <w:sz w:val="24"/>
-          <w:szCs w:val="24"/>
+          <w:sz w:val="20"/>
+          <w:szCs w:val="20"/>
         </w:rPr>
         <w:t>which</w:t>
       </w:r>
       <w:r>
         <w:rPr>
           <w:rFonts w:ascii="Times New Roman" w:hAnsi="Times New Roman" w:cs="Times New Roman"/>
-          <w:sz w:val="24"/>
-          <w:szCs w:val="24"/>
+          <w:sz w:val="20"/>
+          <w:szCs w:val="20"/>
         </w:rPr>
         <w:t xml:space="preserve"> prevent</w:t>
       </w:r>
       <w:r>
         <w:rPr>
           <w:rFonts w:ascii="Times New Roman" w:hAnsi="Times New Roman" w:cs="Times New Roman"/>
-          <w:sz w:val="24"/>
-          <w:szCs w:val="24"/>
+          <w:sz w:val="20"/>
+          <w:szCs w:val="20"/>
         </w:rPr>
         <w:t>s</w:t>
       </w:r>
       <w:r>
         <w:rPr>
           <w:rFonts w:ascii="Times New Roman" w:hAnsi="Times New Roman" w:cs="Times New Roman"/>
-          <w:sz w:val="24"/>
-          <w:szCs w:val="24"/>
+          <w:sz w:val="20"/>
+          <w:szCs w:val="20"/>
         </w:rPr>
         <w:t xml:space="preserve"> inaccurate assumptions. </w:t>
       </w:r>
@@ -4379,23 +4311,23 @@
       <w:pPr>
         <w:rPr>
           <w:rFonts w:ascii="Times New Roman" w:hAnsi="Times New Roman" w:cs="Times New Roman"/>
-          <w:sz w:val="24"/>
-          <w:szCs w:val="24"/>
-        </w:rPr>
-      </w:pPr>
-      <w:r>
-        <w:rPr>
-          <w:rFonts w:ascii="Times New Roman" w:hAnsi="Times New Roman" w:cs="Times New Roman"/>
-          <w:sz w:val="24"/>
-          <w:szCs w:val="24"/>
+          <w:sz w:val="20"/>
+          <w:szCs w:val="20"/>
+        </w:rPr>
+      </w:pPr>
+      <w:r>
+        <w:rPr>
+          <w:rFonts w:ascii="Times New Roman" w:hAnsi="Times New Roman" w:cs="Times New Roman"/>
+          <w:sz w:val="20"/>
+          <w:szCs w:val="20"/>
         </w:rPr>
         <w:t xml:space="preserve">In future team assignments, I would assign roles to team members such as coordinator, evaluator and </w:t>
       </w:r>
       <w:r>
         <w:rPr>
           <w:rFonts w:ascii="Times New Roman" w:hAnsi="Times New Roman" w:cs="Times New Roman"/>
-          <w:sz w:val="24"/>
-          <w:szCs w:val="24"/>
+          <w:sz w:val="20"/>
+          <w:szCs w:val="20"/>
         </w:rPr>
         <w:t xml:space="preserve">implementer to help better manage the team. Role assignment ensures responsibility and accountability among team members enforcing shared interdependence within the team. Each role complements the others, maximizing performance and reducing vulnerabilities in the team.  </w:t>
       </w:r>
@@ -4406,8 +4338,8 @@
           <w:rFonts w:ascii="Times New Roman" w:hAnsi="Times New Roman" w:cs="Times New Roman"/>
           <w:b/>
           <w:bCs/>
-          <w:sz w:val="24"/>
-          <w:szCs w:val="24"/>
+          <w:sz w:val="20"/>
+          <w:szCs w:val="20"/>
         </w:rPr>
       </w:pPr>
       <w:r>
@@ -4415,8 +4347,8 @@
           <w:rFonts w:ascii="Times New Roman" w:hAnsi="Times New Roman" w:cs="Times New Roman"/>
           <w:b/>
           <w:bCs/>
-          <w:sz w:val="24"/>
-          <w:szCs w:val="24"/>
+          <w:sz w:val="20"/>
+          <w:szCs w:val="20"/>
         </w:rPr>
         <w:t>Action Plan</w:t>
       </w:r>
@@ -4425,39 +4357,23 @@
       <w:pPr>
         <w:rPr>
           <w:rFonts w:ascii="Times New Roman" w:hAnsi="Times New Roman" w:cs="Times New Roman"/>
-          <w:sz w:val="24"/>
-          <w:szCs w:val="24"/>
-        </w:rPr>
-      </w:pPr>
-      <w:r>
-        <w:rPr>
-          <w:rFonts w:ascii="Times New Roman" w:hAnsi="Times New Roman" w:cs="Times New Roman"/>
-          <w:sz w:val="24"/>
-          <w:szCs w:val="24"/>
-        </w:rPr>
-        <w:t xml:space="preserve">To better manage future group assignments, I will apply </w:t>
-      </w:r>
-      <w:r>
-        <w:rPr>
-          <w:rFonts w:ascii="Times New Roman" w:hAnsi="Times New Roman" w:cs="Times New Roman"/>
-          <w:sz w:val="24"/>
-          <w:szCs w:val="24"/>
-        </w:rPr>
-        <w:t>Situational Leadership Theory</w:t>
-      </w:r>
-      <w:r>
-        <w:rPr>
-          <w:rFonts w:ascii="Times New Roman" w:hAnsi="Times New Roman" w:cs="Times New Roman"/>
-          <w:sz w:val="24"/>
-          <w:szCs w:val="24"/>
-        </w:rPr>
-        <w:t xml:space="preserve"> more strategically by gauging team’s level of competency. </w:t>
-      </w:r>
-      <w:r>
-        <w:rPr>
-          <w:rFonts w:ascii="Times New Roman" w:hAnsi="Times New Roman" w:cs="Times New Roman"/>
-          <w:sz w:val="24"/>
-          <w:szCs w:val="24"/>
+          <w:sz w:val="20"/>
+          <w:szCs w:val="20"/>
+        </w:rPr>
+      </w:pPr>
+      <w:r>
+        <w:rPr>
+          <w:rFonts w:ascii="Times New Roman" w:hAnsi="Times New Roman" w:cs="Times New Roman"/>
+          <w:sz w:val="20"/>
+          <w:szCs w:val="20"/>
+        </w:rPr>
+        <w:t xml:space="preserve">To better manage future group assignments, I will apply Situational Leadership Theory more strategically by gauging team’s level of competency. </w:t>
+      </w:r>
+      <w:r>
+        <w:rPr>
+          <w:rFonts w:ascii="Times New Roman" w:hAnsi="Times New Roman" w:cs="Times New Roman"/>
+          <w:sz w:val="20"/>
+          <w:szCs w:val="20"/>
         </w:rPr>
         <w:t>I will transition quickly to a more supportive approach once the team demonstrates increasing competency and confidence. The following SMART goals outline the specific actions I will take.</w:t>
       </w:r>
@@ -4466,15 +4382,15 @@
       <w:pPr>
         <w:rPr>
           <w:rFonts w:ascii="Times New Roman" w:hAnsi="Times New Roman" w:cs="Times New Roman"/>
-          <w:sz w:val="24"/>
-          <w:szCs w:val="24"/>
-        </w:rPr>
-      </w:pPr>
-      <w:r>
-        <w:rPr>
-          <w:rFonts w:ascii="Times New Roman" w:hAnsi="Times New Roman" w:cs="Times New Roman"/>
-          <w:sz w:val="24"/>
-          <w:szCs w:val="24"/>
+          <w:sz w:val="20"/>
+          <w:szCs w:val="20"/>
+        </w:rPr>
+      </w:pPr>
+      <w:r>
+        <w:rPr>
+          <w:rFonts w:ascii="Times New Roman" w:hAnsi="Times New Roman" w:cs="Times New Roman"/>
+          <w:sz w:val="20"/>
+          <w:szCs w:val="20"/>
         </w:rPr>
         <w:t>Specific:</w:t>
       </w:r>
@@ -4483,15 +4399,15 @@
       <w:pPr>
         <w:rPr>
           <w:rFonts w:ascii="Times New Roman" w:hAnsi="Times New Roman" w:cs="Times New Roman"/>
-          <w:sz w:val="24"/>
-          <w:szCs w:val="24"/>
-        </w:rPr>
-      </w:pPr>
-      <w:r>
-        <w:rPr>
-          <w:rFonts w:ascii="Times New Roman" w:hAnsi="Times New Roman" w:cs="Times New Roman"/>
-          <w:sz w:val="24"/>
-          <w:szCs w:val="24"/>
+          <w:sz w:val="20"/>
+          <w:szCs w:val="20"/>
+        </w:rPr>
+      </w:pPr>
+      <w:r>
+        <w:rPr>
+          <w:rFonts w:ascii="Times New Roman" w:hAnsi="Times New Roman" w:cs="Times New Roman"/>
+          <w:sz w:val="20"/>
+          <w:szCs w:val="20"/>
         </w:rPr>
         <w:t>In future assignments, I will assign roles to team members to verify information’s accuracy such as deadlines, presentation date, assignment requirements and specifications.</w:t>
       </w:r>
@@ -4500,15 +4416,15 @@
       <w:pPr>
         <w:rPr>
           <w:rFonts w:ascii="Times New Roman" w:hAnsi="Times New Roman" w:cs="Times New Roman"/>
-          <w:sz w:val="24"/>
-          <w:szCs w:val="24"/>
-        </w:rPr>
-      </w:pPr>
-      <w:r>
-        <w:rPr>
-          <w:rFonts w:ascii="Times New Roman" w:hAnsi="Times New Roman" w:cs="Times New Roman"/>
-          <w:sz w:val="24"/>
-          <w:szCs w:val="24"/>
+          <w:sz w:val="20"/>
+          <w:szCs w:val="20"/>
+        </w:rPr>
+      </w:pPr>
+      <w:r>
+        <w:rPr>
+          <w:rFonts w:ascii="Times New Roman" w:hAnsi="Times New Roman" w:cs="Times New Roman"/>
+          <w:sz w:val="20"/>
+          <w:szCs w:val="20"/>
         </w:rPr>
         <w:t>Measurable:</w:t>
       </w:r>
@@ -4517,31 +4433,31 @@
       <w:pPr>
         <w:rPr>
           <w:rFonts w:ascii="Times New Roman" w:hAnsi="Times New Roman" w:cs="Times New Roman"/>
-          <w:sz w:val="24"/>
-          <w:szCs w:val="24"/>
-        </w:rPr>
-      </w:pPr>
-      <w:r>
-        <w:rPr>
-          <w:rFonts w:ascii="Times New Roman" w:hAnsi="Times New Roman" w:cs="Times New Roman"/>
-          <w:sz w:val="24"/>
-          <w:szCs w:val="24"/>
+          <w:sz w:val="20"/>
+          <w:szCs w:val="20"/>
+        </w:rPr>
+      </w:pPr>
+      <w:r>
+        <w:rPr>
+          <w:rFonts w:ascii="Times New Roman" w:hAnsi="Times New Roman" w:cs="Times New Roman"/>
+          <w:sz w:val="20"/>
+          <w:szCs w:val="20"/>
         </w:rPr>
         <w:t xml:space="preserve">Team members will verify the accuracy of the information by screenshots as proof and </w:t>
       </w:r>
       <w:r>
         <w:rPr>
           <w:rFonts w:ascii="Times New Roman" w:hAnsi="Times New Roman" w:cs="Times New Roman"/>
-          <w:sz w:val="24"/>
-          <w:szCs w:val="24"/>
+          <w:sz w:val="20"/>
+          <w:szCs w:val="20"/>
         </w:rPr>
         <w:t>document it</w:t>
       </w:r>
       <w:r>
         <w:rPr>
           <w:rFonts w:ascii="Times New Roman" w:hAnsi="Times New Roman" w:cs="Times New Roman"/>
-          <w:sz w:val="24"/>
-          <w:szCs w:val="24"/>
+          <w:sz w:val="20"/>
+          <w:szCs w:val="20"/>
         </w:rPr>
         <w:t xml:space="preserve"> in meeting minutes notes.</w:t>
       </w:r>
@@ -4550,15 +4466,15 @@
       <w:pPr>
         <w:rPr>
           <w:rFonts w:ascii="Times New Roman" w:hAnsi="Times New Roman" w:cs="Times New Roman"/>
-          <w:sz w:val="24"/>
-          <w:szCs w:val="24"/>
-        </w:rPr>
-      </w:pPr>
-      <w:r>
-        <w:rPr>
-          <w:rFonts w:ascii="Times New Roman" w:hAnsi="Times New Roman" w:cs="Times New Roman"/>
-          <w:sz w:val="24"/>
-          <w:szCs w:val="24"/>
+          <w:sz w:val="20"/>
+          <w:szCs w:val="20"/>
+        </w:rPr>
+      </w:pPr>
+      <w:r>
+        <w:rPr>
+          <w:rFonts w:ascii="Times New Roman" w:hAnsi="Times New Roman" w:cs="Times New Roman"/>
+          <w:sz w:val="20"/>
+          <w:szCs w:val="20"/>
         </w:rPr>
         <w:t>Achievable:</w:t>
       </w:r>
@@ -4567,55 +4483,55 @@
       <w:pPr>
         <w:rPr>
           <w:rFonts w:ascii="Times New Roman" w:hAnsi="Times New Roman" w:cs="Times New Roman"/>
-          <w:sz w:val="24"/>
-          <w:szCs w:val="24"/>
-        </w:rPr>
-      </w:pPr>
-      <w:r>
-        <w:rPr>
-          <w:rFonts w:ascii="Times New Roman" w:hAnsi="Times New Roman" w:cs="Times New Roman"/>
-          <w:sz w:val="24"/>
-          <w:szCs w:val="24"/>
+          <w:sz w:val="20"/>
+          <w:szCs w:val="20"/>
+        </w:rPr>
+      </w:pPr>
+      <w:r>
+        <w:rPr>
+          <w:rFonts w:ascii="Times New Roman" w:hAnsi="Times New Roman" w:cs="Times New Roman"/>
+          <w:sz w:val="20"/>
+          <w:szCs w:val="20"/>
         </w:rPr>
         <w:t>This can be implemented during</w:t>
       </w:r>
       <w:r>
         <w:rPr>
           <w:rFonts w:ascii="Times New Roman" w:hAnsi="Times New Roman" w:cs="Times New Roman"/>
-          <w:sz w:val="24"/>
-          <w:szCs w:val="24"/>
+          <w:sz w:val="20"/>
+          <w:szCs w:val="20"/>
         </w:rPr>
         <w:t xml:space="preserve"> task delegation</w:t>
       </w:r>
       <w:r>
         <w:rPr>
           <w:rFonts w:ascii="Times New Roman" w:hAnsi="Times New Roman" w:cs="Times New Roman"/>
-          <w:sz w:val="24"/>
-          <w:szCs w:val="24"/>
+          <w:sz w:val="20"/>
+          <w:szCs w:val="20"/>
         </w:rPr>
         <w:t xml:space="preserve"> </w:t>
       </w:r>
       <w:r>
         <w:rPr>
           <w:rFonts w:ascii="Times New Roman" w:hAnsi="Times New Roman" w:cs="Times New Roman"/>
-          <w:sz w:val="24"/>
-          <w:szCs w:val="24"/>
+          <w:sz w:val="20"/>
+          <w:szCs w:val="20"/>
         </w:rPr>
         <w:t xml:space="preserve">and verification during </w:t>
       </w:r>
       <w:r>
         <w:rPr>
           <w:rFonts w:ascii="Times New Roman" w:hAnsi="Times New Roman" w:cs="Times New Roman"/>
-          <w:sz w:val="24"/>
-          <w:szCs w:val="24"/>
+          <w:sz w:val="20"/>
+          <w:szCs w:val="20"/>
         </w:rPr>
         <w:t>meeting minutes</w:t>
       </w:r>
       <w:r>
         <w:rPr>
           <w:rFonts w:ascii="Times New Roman" w:hAnsi="Times New Roman" w:cs="Times New Roman"/>
-          <w:sz w:val="24"/>
-          <w:szCs w:val="24"/>
+          <w:sz w:val="20"/>
+          <w:szCs w:val="20"/>
         </w:rPr>
         <w:t xml:space="preserve">. </w:t>
       </w:r>
@@ -4624,8 +4540,8 @@
       <w:pPr>
         <w:rPr>
           <w:rFonts w:ascii="Times New Roman" w:hAnsi="Times New Roman" w:cs="Times New Roman"/>
-          <w:sz w:val="24"/>
-          <w:szCs w:val="24"/>
+          <w:sz w:val="20"/>
+          <w:szCs w:val="20"/>
         </w:rPr>
       </w:pPr>
     </w:p>
@@ -4633,17 +4549,16 @@
       <w:pPr>
         <w:rPr>
           <w:rFonts w:ascii="Times New Roman" w:hAnsi="Times New Roman" w:cs="Times New Roman"/>
-          <w:sz w:val="24"/>
-          <w:szCs w:val="24"/>
-        </w:rPr>
-      </w:pPr>
-      <w:r>
-        <w:rPr>
-          <w:rFonts w:ascii="Times New Roman" w:hAnsi="Times New Roman" w:cs="Times New Roman"/>
-          <w:sz w:val="24"/>
-          <w:szCs w:val="24"/>
-        </w:rPr>
-        <w:lastRenderedPageBreak/>
+          <w:sz w:val="20"/>
+          <w:szCs w:val="20"/>
+        </w:rPr>
+      </w:pPr>
+      <w:r>
+        <w:rPr>
+          <w:rFonts w:ascii="Times New Roman" w:hAnsi="Times New Roman" w:cs="Times New Roman"/>
+          <w:sz w:val="20"/>
+          <w:szCs w:val="20"/>
+        </w:rPr>
         <w:t>Relevant:</w:t>
       </w:r>
     </w:p>
@@ -4651,15 +4566,15 @@
       <w:pPr>
         <w:rPr>
           <w:rFonts w:ascii="Times New Roman" w:hAnsi="Times New Roman" w:cs="Times New Roman"/>
-          <w:sz w:val="24"/>
-          <w:szCs w:val="24"/>
-        </w:rPr>
-      </w:pPr>
-      <w:r>
-        <w:rPr>
-          <w:rFonts w:ascii="Times New Roman" w:hAnsi="Times New Roman" w:cs="Times New Roman"/>
-          <w:sz w:val="24"/>
-          <w:szCs w:val="24"/>
+          <w:sz w:val="20"/>
+          <w:szCs w:val="20"/>
+        </w:rPr>
+      </w:pPr>
+      <w:r>
+        <w:rPr>
+          <w:rFonts w:ascii="Times New Roman" w:hAnsi="Times New Roman" w:cs="Times New Roman"/>
+          <w:sz w:val="20"/>
+          <w:szCs w:val="20"/>
         </w:rPr>
         <w:t xml:space="preserve">This addresses over reliance on the leader’s decisions and minimize the effect of groupthink during early stages of team development. </w:t>
       </w:r>
@@ -4668,15 +4583,15 @@
       <w:pPr>
         <w:rPr>
           <w:rFonts w:ascii="Times New Roman" w:hAnsi="Times New Roman" w:cs="Times New Roman"/>
-          <w:sz w:val="24"/>
-          <w:szCs w:val="24"/>
-        </w:rPr>
-      </w:pPr>
-      <w:r>
-        <w:rPr>
-          <w:rFonts w:ascii="Times New Roman" w:hAnsi="Times New Roman" w:cs="Times New Roman"/>
-          <w:sz w:val="24"/>
-          <w:szCs w:val="24"/>
+          <w:sz w:val="20"/>
+          <w:szCs w:val="20"/>
+        </w:rPr>
+      </w:pPr>
+      <w:r>
+        <w:rPr>
+          <w:rFonts w:ascii="Times New Roman" w:hAnsi="Times New Roman" w:cs="Times New Roman"/>
+          <w:sz w:val="20"/>
+          <w:szCs w:val="20"/>
         </w:rPr>
         <w:t>Time-bound:</w:t>
       </w:r>
@@ -4685,15 +4600,15 @@
       <w:pPr>
         <w:rPr>
           <w:rFonts w:ascii="Times New Roman" w:hAnsi="Times New Roman" w:cs="Times New Roman"/>
-          <w:sz w:val="24"/>
-          <w:szCs w:val="24"/>
-        </w:rPr>
-      </w:pPr>
-      <w:r>
-        <w:rPr>
-          <w:rFonts w:ascii="Times New Roman" w:hAnsi="Times New Roman" w:cs="Times New Roman"/>
-          <w:sz w:val="24"/>
-          <w:szCs w:val="24"/>
+          <w:sz w:val="20"/>
+          <w:szCs w:val="20"/>
+        </w:rPr>
+      </w:pPr>
+      <w:r>
+        <w:rPr>
+          <w:rFonts w:ascii="Times New Roman" w:hAnsi="Times New Roman" w:cs="Times New Roman"/>
+          <w:sz w:val="20"/>
+          <w:szCs w:val="20"/>
         </w:rPr>
         <w:t xml:space="preserve">This process will be implemented at the start of team formation and be reviewed every stand-up meeting. </w:t>
       </w:r>
@@ -4704,8 +4619,8 @@
           <w:rFonts w:ascii="Times New Roman" w:hAnsi="Times New Roman" w:cs="Times New Roman"/>
           <w:b/>
           <w:bCs/>
-          <w:sz w:val="24"/>
-          <w:szCs w:val="24"/>
+          <w:sz w:val="20"/>
+          <w:szCs w:val="20"/>
         </w:rPr>
       </w:pPr>
       <w:r>
@@ -4713,69 +4628,338 @@
           <w:rFonts w:ascii="Times New Roman" w:hAnsi="Times New Roman" w:cs="Times New Roman"/>
           <w:b/>
           <w:bCs/>
-          <w:sz w:val="24"/>
-          <w:szCs w:val="24"/>
+          <w:sz w:val="20"/>
+          <w:szCs w:val="20"/>
         </w:rPr>
         <w:t>References</w:t>
       </w:r>
     </w:p>
     <w:p>
-      <w:r>
-        <w:t xml:space="preserve">Clegg, S, </w:t>
-      </w:r>
-      <w:proofErr w:type="spellStart"/>
-      <w:r>
-        <w:t>Pit</w:t>
-      </w:r>
-      <w:r>
-        <w:t>sis</w:t>
-      </w:r>
-      <w:proofErr w:type="spellEnd"/>
-      <w:r>
-        <w:t xml:space="preserve">, T &amp; Mount, M 2022, An Introduction to Theory and Practice, 6th </w:t>
-      </w:r>
-      <w:proofErr w:type="spellStart"/>
-      <w:r>
-        <w:t>edn</w:t>
-      </w:r>
-      <w:proofErr w:type="spellEnd"/>
-      <w:r>
-        <w:t>, Sage, Los Angeles.</w:t>
+      <w:pPr>
+        <w:spacing w:before="100" w:beforeAutospacing="1" w:after="100" w:afterAutospacing="1" w:line="240" w:lineRule="auto"/>
+        <w:rPr>
+          <w:rFonts w:ascii="Times New Roman" w:eastAsia="Times New Roman" w:hAnsi="Times New Roman" w:cs="Times New Roman"/>
+          <w:sz w:val="20"/>
+          <w:szCs w:val="20"/>
+          <w:lang w:val="en-SG" w:eastAsia="ja-JP"/>
+        </w:rPr>
+      </w:pPr>
+      <w:r>
+        <w:rPr>
+          <w:rFonts w:ascii="Times New Roman" w:eastAsia="Times New Roman" w:hAnsi="Times New Roman" w:cs="Times New Roman"/>
+          <w:sz w:val="20"/>
+          <w:szCs w:val="20"/>
+          <w:lang w:val="en-SG" w:eastAsia="ja-JP"/>
+        </w:rPr>
+        <w:t xml:space="preserve">Bonebright, DA 2010, ‘40 years of storming: a historical review of Tuckman’s model of small group development’, </w:t>
+      </w:r>
+      <w:r>
+        <w:rPr>
+          <w:rFonts w:ascii="Times New Roman" w:eastAsia="Times New Roman" w:hAnsi="Times New Roman" w:cs="Times New Roman"/>
+          <w:i/>
+          <w:iCs/>
+          <w:sz w:val="20"/>
+          <w:szCs w:val="20"/>
+          <w:lang w:val="en-SG" w:eastAsia="ja-JP"/>
+        </w:rPr>
+        <w:t>Human Resource Development International</w:t>
+      </w:r>
+      <w:r>
+        <w:rPr>
+          <w:rFonts w:ascii="Times New Roman" w:eastAsia="Times New Roman" w:hAnsi="Times New Roman" w:cs="Times New Roman"/>
+          <w:sz w:val="20"/>
+          <w:szCs w:val="20"/>
+          <w:lang w:val="en-SG" w:eastAsia="ja-JP"/>
+        </w:rPr>
+        <w:t>, vol. 13, no. 1, pp. 111–120.</w:t>
       </w:r>
     </w:p>
     <w:p>
-      <w:r>
-        <w:t xml:space="preserve">Gibbs, G 1988, Learning by doing: a guide to teaching and learning methods, Further Education Unit, Oxford Polytechnic, Oxford. </w:t>
+      <w:pPr>
+        <w:spacing w:before="100" w:beforeAutospacing="1" w:after="100" w:afterAutospacing="1" w:line="240" w:lineRule="auto"/>
+        <w:rPr>
+          <w:rFonts w:ascii="Times New Roman" w:eastAsia="Times New Roman" w:hAnsi="Times New Roman" w:cs="Times New Roman"/>
+          <w:sz w:val="20"/>
+          <w:szCs w:val="20"/>
+          <w:lang w:val="en-SG" w:eastAsia="ja-JP"/>
+        </w:rPr>
+      </w:pPr>
+      <w:r>
+        <w:rPr>
+          <w:rFonts w:ascii="Times New Roman" w:eastAsia="Times New Roman" w:hAnsi="Times New Roman" w:cs="Times New Roman"/>
+          <w:sz w:val="20"/>
+          <w:szCs w:val="20"/>
+          <w:lang w:val="en-SG" w:eastAsia="ja-JP"/>
+        </w:rPr>
+        <w:t xml:space="preserve">Hart, P 1991, ‘Irving L. Janis’ Victims of Groupthink’, </w:t>
+      </w:r>
+      <w:r>
+        <w:rPr>
+          <w:rFonts w:ascii="Times New Roman" w:eastAsia="Times New Roman" w:hAnsi="Times New Roman" w:cs="Times New Roman"/>
+          <w:i/>
+          <w:iCs/>
+          <w:sz w:val="20"/>
+          <w:szCs w:val="20"/>
+          <w:lang w:val="en-SG" w:eastAsia="ja-JP"/>
+        </w:rPr>
+        <w:t>Political Psychology</w:t>
+      </w:r>
+      <w:r>
+        <w:rPr>
+          <w:rFonts w:ascii="Times New Roman" w:eastAsia="Times New Roman" w:hAnsi="Times New Roman" w:cs="Times New Roman"/>
+          <w:sz w:val="20"/>
+          <w:szCs w:val="20"/>
+          <w:lang w:val="en-SG" w:eastAsia="ja-JP"/>
+        </w:rPr>
+        <w:t>, vol. 12, no. 2, pp. 247–278.</w:t>
       </w:r>
     </w:p>
     <w:p>
-      <w:r>
-        <w:t xml:space="preserve">Martin, J 1992, Culture in Organizations: Three Perspectives, New York, Oxford University Press. </w:t>
+      <w:pPr>
+        <w:spacing w:before="100" w:beforeAutospacing="1" w:after="100" w:afterAutospacing="1" w:line="240" w:lineRule="auto"/>
+        <w:rPr>
+          <w:rFonts w:ascii="Times New Roman" w:eastAsia="Times New Roman" w:hAnsi="Times New Roman" w:cs="Times New Roman"/>
+          <w:sz w:val="20"/>
+          <w:szCs w:val="20"/>
+          <w:lang w:val="en-SG" w:eastAsia="ja-JP"/>
+        </w:rPr>
+      </w:pPr>
+      <w:r>
+        <w:rPr>
+          <w:rFonts w:ascii="Times New Roman" w:eastAsia="Times New Roman" w:hAnsi="Times New Roman" w:cs="Times New Roman"/>
+          <w:sz w:val="20"/>
+          <w:szCs w:val="20"/>
+          <w:lang w:val="en-SG" w:eastAsia="ja-JP"/>
+        </w:rPr>
+        <w:t xml:space="preserve">Hersey, P &amp; Blanchard, KH 1977, </w:t>
+      </w:r>
+      <w:r>
+        <w:rPr>
+          <w:rFonts w:ascii="Times New Roman" w:eastAsia="Times New Roman" w:hAnsi="Times New Roman" w:cs="Times New Roman"/>
+          <w:i/>
+          <w:iCs/>
+          <w:sz w:val="20"/>
+          <w:szCs w:val="20"/>
+          <w:lang w:val="en-SG" w:eastAsia="ja-JP"/>
+        </w:rPr>
+        <w:t xml:space="preserve">Management of organizational </w:t>
+      </w:r>
+      <w:proofErr w:type="spellStart"/>
+      <w:r>
+        <w:rPr>
+          <w:rFonts w:ascii="Times New Roman" w:eastAsia="Times New Roman" w:hAnsi="Times New Roman" w:cs="Times New Roman"/>
+          <w:i/>
+          <w:iCs/>
+          <w:sz w:val="20"/>
+          <w:szCs w:val="20"/>
+          <w:lang w:val="en-SG" w:eastAsia="ja-JP"/>
+        </w:rPr>
+        <w:t>behavior</w:t>
+      </w:r>
+      <w:proofErr w:type="spellEnd"/>
+      <w:r>
+        <w:rPr>
+          <w:rFonts w:ascii="Times New Roman" w:eastAsia="Times New Roman" w:hAnsi="Times New Roman" w:cs="Times New Roman"/>
+          <w:i/>
+          <w:iCs/>
+          <w:sz w:val="20"/>
+          <w:szCs w:val="20"/>
+          <w:lang w:val="en-SG" w:eastAsia="ja-JP"/>
+        </w:rPr>
+        <w:t>: utilizing human resources</w:t>
+      </w:r>
+      <w:r>
+        <w:rPr>
+          <w:rFonts w:ascii="Times New Roman" w:eastAsia="Times New Roman" w:hAnsi="Times New Roman" w:cs="Times New Roman"/>
+          <w:sz w:val="20"/>
+          <w:szCs w:val="20"/>
+          <w:lang w:val="en-SG" w:eastAsia="ja-JP"/>
+        </w:rPr>
+        <w:t xml:space="preserve">, 3rd </w:t>
+      </w:r>
+      <w:proofErr w:type="spellStart"/>
+      <w:r>
+        <w:rPr>
+          <w:rFonts w:ascii="Times New Roman" w:eastAsia="Times New Roman" w:hAnsi="Times New Roman" w:cs="Times New Roman"/>
+          <w:sz w:val="20"/>
+          <w:szCs w:val="20"/>
+          <w:lang w:val="en-SG" w:eastAsia="ja-JP"/>
+        </w:rPr>
+        <w:t>edn</w:t>
+      </w:r>
+      <w:proofErr w:type="spellEnd"/>
+      <w:r>
+        <w:rPr>
+          <w:rFonts w:ascii="Times New Roman" w:eastAsia="Times New Roman" w:hAnsi="Times New Roman" w:cs="Times New Roman"/>
+          <w:sz w:val="20"/>
+          <w:szCs w:val="20"/>
+          <w:lang w:val="en-SG" w:eastAsia="ja-JP"/>
+        </w:rPr>
+        <w:t>, Prentice-Hall, New Jersey.</w:t>
       </w:r>
     </w:p>
     <w:p>
       <w:pPr>
+        <w:spacing w:before="100" w:beforeAutospacing="1" w:after="100" w:afterAutospacing="1" w:line="240" w:lineRule="auto"/>
+        <w:rPr>
+          <w:rFonts w:ascii="Times New Roman" w:eastAsia="Times New Roman" w:hAnsi="Times New Roman" w:cs="Times New Roman"/>
+          <w:sz w:val="20"/>
+          <w:szCs w:val="20"/>
+          <w:lang w:val="en-SG" w:eastAsia="ja-JP"/>
+        </w:rPr>
+      </w:pPr>
+      <w:r>
+        <w:rPr>
+          <w:rFonts w:ascii="Times New Roman" w:eastAsia="Times New Roman" w:hAnsi="Times New Roman" w:cs="Times New Roman"/>
+          <w:sz w:val="20"/>
+          <w:szCs w:val="20"/>
+          <w:lang w:val="en-SG" w:eastAsia="ja-JP"/>
+        </w:rPr>
+        <w:t xml:space="preserve">Kovich, MK, Simpson, VL, Foli, KJ, Hass, Z &amp; Phillips, RG 2023, ‘Application of the PERMA Model of Well-being in Undergraduate Students’, </w:t>
+      </w:r>
+      <w:r>
+        <w:rPr>
+          <w:rFonts w:ascii="Times New Roman" w:eastAsia="Times New Roman" w:hAnsi="Times New Roman" w:cs="Times New Roman"/>
+          <w:i/>
+          <w:iCs/>
+          <w:sz w:val="20"/>
+          <w:szCs w:val="20"/>
+          <w:lang w:val="en-SG" w:eastAsia="ja-JP"/>
+        </w:rPr>
+        <w:t>International Journal of Community Well-Being</w:t>
+      </w:r>
+      <w:r>
+        <w:rPr>
+          <w:rFonts w:ascii="Times New Roman" w:eastAsia="Times New Roman" w:hAnsi="Times New Roman" w:cs="Times New Roman"/>
+          <w:sz w:val="20"/>
+          <w:szCs w:val="20"/>
+          <w:lang w:val="en-SG" w:eastAsia="ja-JP"/>
+        </w:rPr>
+        <w:t>, vol. 6, no. 1, pp. 1–20.</w:t>
+      </w:r>
+    </w:p>
+    <w:p>
+      <w:pPr>
+        <w:spacing w:before="100" w:beforeAutospacing="1" w:after="100" w:afterAutospacing="1" w:line="240" w:lineRule="auto"/>
+        <w:rPr>
+          <w:rFonts w:ascii="Times New Roman" w:eastAsia="Times New Roman" w:hAnsi="Times New Roman" w:cs="Times New Roman"/>
+          <w:sz w:val="20"/>
+          <w:szCs w:val="20"/>
+          <w:lang w:val="en-SG" w:eastAsia="ja-JP"/>
+        </w:rPr>
+      </w:pPr>
+      <w:r>
+        <w:rPr>
+          <w:rFonts w:ascii="Times New Roman" w:eastAsia="Times New Roman" w:hAnsi="Times New Roman" w:cs="Times New Roman"/>
+          <w:sz w:val="20"/>
+          <w:szCs w:val="20"/>
+          <w:lang w:val="en-SG" w:eastAsia="ja-JP"/>
+        </w:rPr>
+        <w:t xml:space="preserve">Northouse, PG 2026, </w:t>
+      </w:r>
+      <w:r>
+        <w:rPr>
+          <w:rFonts w:ascii="Times New Roman" w:eastAsia="Times New Roman" w:hAnsi="Times New Roman" w:cs="Times New Roman"/>
+          <w:i/>
+          <w:iCs/>
+          <w:sz w:val="20"/>
+          <w:szCs w:val="20"/>
+          <w:lang w:val="en-SG" w:eastAsia="ja-JP"/>
+        </w:rPr>
+        <w:t>Leadership: theory and practice</w:t>
+      </w:r>
+      <w:r>
+        <w:rPr>
+          <w:rFonts w:ascii="Times New Roman" w:eastAsia="Times New Roman" w:hAnsi="Times New Roman" w:cs="Times New Roman"/>
+          <w:sz w:val="20"/>
+          <w:szCs w:val="20"/>
+          <w:lang w:val="en-SG" w:eastAsia="ja-JP"/>
+        </w:rPr>
+        <w:t xml:space="preserve">, 10th </w:t>
+      </w:r>
+      <w:proofErr w:type="spellStart"/>
+      <w:r>
+        <w:rPr>
+          <w:rFonts w:ascii="Times New Roman" w:eastAsia="Times New Roman" w:hAnsi="Times New Roman" w:cs="Times New Roman"/>
+          <w:sz w:val="20"/>
+          <w:szCs w:val="20"/>
+          <w:lang w:val="en-SG" w:eastAsia="ja-JP"/>
+        </w:rPr>
+        <w:t>edn</w:t>
+      </w:r>
+      <w:proofErr w:type="spellEnd"/>
+      <w:r>
+        <w:rPr>
+          <w:rFonts w:ascii="Times New Roman" w:eastAsia="Times New Roman" w:hAnsi="Times New Roman" w:cs="Times New Roman"/>
+          <w:sz w:val="20"/>
+          <w:szCs w:val="20"/>
+          <w:lang w:val="en-SG" w:eastAsia="ja-JP"/>
+        </w:rPr>
+        <w:t>, Sage Publications, Thousand Oaks, CA.</w:t>
+      </w:r>
+    </w:p>
+    <w:p>
+      <w:pPr>
+        <w:spacing w:before="100" w:beforeAutospacing="1" w:after="100" w:afterAutospacing="1" w:line="240" w:lineRule="auto"/>
+        <w:rPr>
+          <w:rFonts w:ascii="Times New Roman" w:eastAsia="Times New Roman" w:hAnsi="Times New Roman" w:cs="Times New Roman"/>
+          <w:sz w:val="20"/>
+          <w:szCs w:val="20"/>
+          <w:lang w:val="en-SG" w:eastAsia="ja-JP"/>
+        </w:rPr>
+      </w:pPr>
+      <w:r>
+        <w:rPr>
+          <w:rFonts w:ascii="Times New Roman" w:eastAsia="Times New Roman" w:hAnsi="Times New Roman" w:cs="Times New Roman"/>
+          <w:sz w:val="20"/>
+          <w:szCs w:val="20"/>
+          <w:lang w:val="en-SG" w:eastAsia="ja-JP"/>
+        </w:rPr>
+        <w:t xml:space="preserve">Seligman, MEP 2011, </w:t>
+      </w:r>
+      <w:r>
+        <w:rPr>
+          <w:rFonts w:ascii="Times New Roman" w:eastAsia="Times New Roman" w:hAnsi="Times New Roman" w:cs="Times New Roman"/>
+          <w:i/>
+          <w:iCs/>
+          <w:sz w:val="20"/>
+          <w:szCs w:val="20"/>
+          <w:lang w:val="en-SG" w:eastAsia="ja-JP"/>
+        </w:rPr>
+        <w:t>Flourish: a visionary new understanding of happiness and well-being</w:t>
+      </w:r>
+      <w:r>
+        <w:rPr>
+          <w:rFonts w:ascii="Times New Roman" w:eastAsia="Times New Roman" w:hAnsi="Times New Roman" w:cs="Times New Roman"/>
+          <w:sz w:val="20"/>
+          <w:szCs w:val="20"/>
+          <w:lang w:val="en-SG" w:eastAsia="ja-JP"/>
+        </w:rPr>
+        <w:t>, Free Press, New York.</w:t>
+      </w:r>
+    </w:p>
+    <w:p>
+      <w:pPr>
         <w:rPr>
           <w:rFonts w:ascii="Times New Roman" w:hAnsi="Times New Roman" w:cs="Times New Roman"/>
           <w:b/>
           <w:bCs/>
-          <w:sz w:val="24"/>
-          <w:szCs w:val="24"/>
-        </w:rPr>
-      </w:pPr>
-      <w:r>
-        <w:t>Schein, E 1997, Organizational Culture and Leadership, San Francisco, Jossey-Bass</w:t>
-      </w:r>
-      <w:r>
+          <w:sz w:val="20"/>
+          <w:szCs w:val="20"/>
+          <w:lang w:val="en-SG"/>
+        </w:rPr>
+      </w:pPr>
+    </w:p>
+    <w:p>
+      <w:pPr>
         <w:rPr>
           <w:rFonts w:ascii="Times New Roman" w:hAnsi="Times New Roman" w:cs="Times New Roman"/>
           <w:b/>
           <w:bCs/>
-          <w:sz w:val="24"/>
-          <w:szCs w:val="24"/>
-        </w:rPr>
-        <w:t xml:space="preserve"> </w:t>
-      </w:r>
+          <w:sz w:val="20"/>
+          <w:szCs w:val="20"/>
+        </w:rPr>
+      </w:pPr>
     </w:p>
     <w:p>
       <w:pPr>
@@ -4783,20 +4967,21 @@
           <w:rFonts w:ascii="Times New Roman" w:hAnsi="Times New Roman" w:cs="Times New Roman"/>
           <w:b/>
           <w:bCs/>
-          <w:sz w:val="24"/>
-          <w:szCs w:val="24"/>
-        </w:rPr>
-      </w:pPr>
-      <w:r>
+          <w:sz w:val="20"/>
+          <w:szCs w:val="20"/>
+        </w:rPr>
+      </w:pPr>
+    </w:p>
+    <w:p>
+      <w:pPr>
         <w:rPr>
           <w:rFonts w:ascii="Times New Roman" w:hAnsi="Times New Roman" w:cs="Times New Roman"/>
           <w:b/>
           <w:bCs/>
-          <w:sz w:val="24"/>
-          <w:szCs w:val="24"/>
-        </w:rPr>
-        <w:t>Appendices</w:t>
-      </w:r>
+          <w:sz w:val="20"/>
+          <w:szCs w:val="20"/>
+        </w:rPr>
+      </w:pPr>
     </w:p>
     <w:p>
       <w:pPr>
@@ -4804,55 +4989,154 @@
           <w:rFonts w:ascii="Times New Roman" w:hAnsi="Times New Roman" w:cs="Times New Roman"/>
           <w:b/>
           <w:bCs/>
-          <w:sz w:val="24"/>
-          <w:szCs w:val="24"/>
-        </w:rPr>
-      </w:pPr>
-      <w:r>
+          <w:sz w:val="20"/>
+          <w:szCs w:val="20"/>
+        </w:rPr>
+      </w:pPr>
+    </w:p>
+    <w:p>
+      <w:pPr>
         <w:rPr>
           <w:rFonts w:ascii="Times New Roman" w:hAnsi="Times New Roman" w:cs="Times New Roman"/>
           <w:b/>
           <w:bCs/>
-          <w:sz w:val="24"/>
-          <w:szCs w:val="24"/>
-        </w:rPr>
-        <w:t xml:space="preserve">Appendix </w:t>
-      </w:r>
-      <w:r>
+          <w:sz w:val="20"/>
+          <w:szCs w:val="20"/>
+        </w:rPr>
+      </w:pPr>
+    </w:p>
+    <w:p>
+      <w:pPr>
         <w:rPr>
           <w:rFonts w:ascii="Times New Roman" w:hAnsi="Times New Roman" w:cs="Times New Roman"/>
           <w:b/>
           <w:bCs/>
-          <w:sz w:val="24"/>
-          <w:szCs w:val="24"/>
-        </w:rPr>
-        <w:t>1</w:t>
-      </w:r>
-      <w:r>
+          <w:sz w:val="20"/>
+          <w:szCs w:val="20"/>
+        </w:rPr>
+      </w:pPr>
+    </w:p>
+    <w:p>
+      <w:pPr>
         <w:rPr>
           <w:rFonts w:ascii="Times New Roman" w:hAnsi="Times New Roman" w:cs="Times New Roman"/>
           <w:b/>
           <w:bCs/>
-          <w:sz w:val="24"/>
-          <w:szCs w:val="24"/>
-        </w:rPr>
-        <w:t xml:space="preserve">: Team Expectations Document </w:t>
-      </w:r>
+          <w:sz w:val="20"/>
+          <w:szCs w:val="20"/>
+        </w:rPr>
+      </w:pPr>
     </w:p>
     <w:p>
       <w:pPr>
         <w:rPr>
           <w:rFonts w:ascii="Times New Roman" w:hAnsi="Times New Roman" w:cs="Times New Roman"/>
-          <w:sz w:val="24"/>
-          <w:szCs w:val="24"/>
+          <w:b/>
+          <w:bCs/>
+          <w:sz w:val="20"/>
+          <w:szCs w:val="20"/>
+        </w:rPr>
+      </w:pPr>
+    </w:p>
+    <w:p>
+      <w:pPr>
+        <w:rPr>
+          <w:rFonts w:ascii="Times New Roman" w:hAnsi="Times New Roman" w:cs="Times New Roman"/>
+          <w:b/>
+          <w:bCs/>
+          <w:sz w:val="20"/>
+          <w:szCs w:val="20"/>
+        </w:rPr>
+      </w:pPr>
+    </w:p>
+    <w:p>
+      <w:pPr>
+        <w:rPr>
+          <w:rFonts w:ascii="Times New Roman" w:hAnsi="Times New Roman" w:cs="Times New Roman"/>
+          <w:b/>
+          <w:bCs/>
+          <w:sz w:val="20"/>
+          <w:szCs w:val="20"/>
+        </w:rPr>
+      </w:pPr>
+    </w:p>
+    <w:p>
+      <w:pPr>
+        <w:rPr>
+          <w:rFonts w:ascii="Times New Roman" w:hAnsi="Times New Roman" w:cs="Times New Roman"/>
+          <w:b/>
+          <w:bCs/>
+          <w:sz w:val="20"/>
+          <w:szCs w:val="20"/>
+        </w:rPr>
+      </w:pPr>
+      <w:r>
+        <w:rPr>
+          <w:rFonts w:ascii="Times New Roman" w:hAnsi="Times New Roman" w:cs="Times New Roman"/>
+          <w:b/>
+          <w:bCs/>
+          <w:sz w:val="20"/>
+          <w:szCs w:val="20"/>
+        </w:rPr>
+        <w:t>Appendices</w:t>
+      </w:r>
+    </w:p>
+    <w:p>
+      <w:pPr>
+        <w:rPr>
+          <w:rFonts w:ascii="Times New Roman" w:hAnsi="Times New Roman" w:cs="Times New Roman"/>
+          <w:b/>
+          <w:bCs/>
+          <w:sz w:val="20"/>
+          <w:szCs w:val="20"/>
+        </w:rPr>
+      </w:pPr>
+      <w:r>
+        <w:rPr>
+          <w:rFonts w:ascii="Times New Roman" w:hAnsi="Times New Roman" w:cs="Times New Roman"/>
+          <w:b/>
+          <w:bCs/>
+          <w:sz w:val="20"/>
+          <w:szCs w:val="20"/>
+        </w:rPr>
+        <w:lastRenderedPageBreak/>
+        <w:t xml:space="preserve">Appendix </w:t>
+      </w:r>
+      <w:r>
+        <w:rPr>
+          <w:rFonts w:ascii="Times New Roman" w:hAnsi="Times New Roman" w:cs="Times New Roman"/>
+          <w:b/>
+          <w:bCs/>
+          <w:sz w:val="20"/>
+          <w:szCs w:val="20"/>
+        </w:rPr>
+        <w:t>1</w:t>
+      </w:r>
+      <w:r>
+        <w:rPr>
+          <w:rFonts w:ascii="Times New Roman" w:hAnsi="Times New Roman" w:cs="Times New Roman"/>
+          <w:b/>
+          <w:bCs/>
+          <w:sz w:val="20"/>
+          <w:szCs w:val="20"/>
+        </w:rPr>
+        <w:t xml:space="preserve">: Team Expectations Document </w:t>
+      </w:r>
+    </w:p>
+    <w:p>
+      <w:pPr>
+        <w:rPr>
+          <w:rFonts w:ascii="Times New Roman" w:hAnsi="Times New Roman" w:cs="Times New Roman"/>
+          <w:sz w:val="20"/>
+          <w:szCs w:val="20"/>
         </w:rPr>
       </w:pPr>
       <w:r>
         <w:rPr>
           <w:rFonts w:ascii="Times New Roman" w:hAnsi="Times New Roman" w:cs="Times New Roman"/>
           <w:noProof/>
-          <w:sz w:val="24"/>
-          <w:szCs w:val="24"/>
+          <w:sz w:val="20"/>
+          <w:szCs w:val="20"/>
         </w:rPr>
         <w:drawing>
           <wp:inline distT="0" distB="0" distL="0" distR="0" wp14:anchorId="362CC284" wp14:editId="16F6D82F">
@@ -4897,8 +5181,8 @@
           <w:rFonts w:ascii="Times New Roman" w:hAnsi="Times New Roman" w:cs="Times New Roman"/>
           <w:b/>
           <w:bCs/>
-          <w:sz w:val="24"/>
-          <w:szCs w:val="24"/>
+          <w:sz w:val="20"/>
+          <w:szCs w:val="20"/>
         </w:rPr>
       </w:pPr>
       <w:r>
@@ -4906,10 +5190,9 @@
           <w:rFonts w:ascii="Times New Roman" w:hAnsi="Times New Roman" w:cs="Times New Roman"/>
           <w:b/>
           <w:bCs/>
-          <w:sz w:val="24"/>
-          <w:szCs w:val="24"/>
-        </w:rPr>
-        <w:lastRenderedPageBreak/>
+          <w:sz w:val="20"/>
+          <w:szCs w:val="20"/>
+        </w:rPr>
         <w:t xml:space="preserve">Appendix </w:t>
       </w:r>
       <w:r>
@@ -4917,8 +5200,8 @@
           <w:rFonts w:ascii="Times New Roman" w:hAnsi="Times New Roman" w:cs="Times New Roman"/>
           <w:b/>
           <w:bCs/>
-          <w:sz w:val="24"/>
-          <w:szCs w:val="24"/>
+          <w:sz w:val="20"/>
+          <w:szCs w:val="20"/>
         </w:rPr>
         <w:t>2</w:t>
       </w:r>
@@ -4927,8 +5210,8 @@
           <w:rFonts w:ascii="Times New Roman" w:hAnsi="Times New Roman" w:cs="Times New Roman"/>
           <w:b/>
           <w:bCs/>
-          <w:sz w:val="24"/>
-          <w:szCs w:val="24"/>
+          <w:sz w:val="20"/>
+          <w:szCs w:val="20"/>
         </w:rPr>
         <w:t xml:space="preserve">: </w:t>
       </w:r>
@@ -4937,8 +5220,8 @@
           <w:rFonts w:ascii="Times New Roman" w:hAnsi="Times New Roman" w:cs="Times New Roman"/>
           <w:b/>
           <w:bCs/>
-          <w:sz w:val="24"/>
-          <w:szCs w:val="24"/>
+          <w:sz w:val="20"/>
+          <w:szCs w:val="20"/>
         </w:rPr>
         <w:t>Meeting Initiation</w:t>
       </w:r>
@@ -4947,8 +5230,8 @@
           <w:rFonts w:ascii="Times New Roman" w:hAnsi="Times New Roman" w:cs="Times New Roman"/>
           <w:b/>
           <w:bCs/>
-          <w:sz w:val="24"/>
-          <w:szCs w:val="24"/>
+          <w:sz w:val="20"/>
+          <w:szCs w:val="20"/>
         </w:rPr>
         <w:t xml:space="preserve"> Message</w:t>
       </w:r>
@@ -4959,8 +5242,8 @@
           <w:rFonts w:ascii="Times New Roman" w:hAnsi="Times New Roman" w:cs="Times New Roman"/>
           <w:b/>
           <w:bCs/>
-          <w:sz w:val="24"/>
-          <w:szCs w:val="24"/>
+          <w:sz w:val="20"/>
+          <w:szCs w:val="20"/>
         </w:rPr>
       </w:pPr>
       <w:r>
@@ -4969,8 +5252,8 @@
           <w:b/>
           <w:bCs/>
           <w:noProof/>
-          <w:sz w:val="24"/>
-          <w:szCs w:val="24"/>
+          <w:sz w:val="20"/>
+          <w:szCs w:val="20"/>
         </w:rPr>
         <w:drawing>
           <wp:inline distT="0" distB="0" distL="0" distR="0" wp14:anchorId="03D4B185" wp14:editId="1BC9B38F">
@@ -5015,8 +5298,8 @@
           <w:rFonts w:ascii="Times New Roman" w:hAnsi="Times New Roman" w:cs="Times New Roman"/>
           <w:b/>
           <w:bCs/>
-          <w:sz w:val="24"/>
-          <w:szCs w:val="24"/>
+          <w:sz w:val="20"/>
+          <w:szCs w:val="20"/>
         </w:rPr>
       </w:pPr>
       <w:r>
@@ -5024,8 +5307,8 @@
           <w:rFonts w:ascii="Times New Roman" w:hAnsi="Times New Roman" w:cs="Times New Roman"/>
           <w:b/>
           <w:bCs/>
-          <w:sz w:val="24"/>
-          <w:szCs w:val="24"/>
+          <w:sz w:val="20"/>
+          <w:szCs w:val="20"/>
         </w:rPr>
         <w:t xml:space="preserve">Appendix </w:t>
       </w:r>
@@ -5034,8 +5317,8 @@
           <w:rFonts w:ascii="Times New Roman" w:hAnsi="Times New Roman" w:cs="Times New Roman"/>
           <w:b/>
           <w:bCs/>
-          <w:sz w:val="24"/>
-          <w:szCs w:val="24"/>
+          <w:sz w:val="20"/>
+          <w:szCs w:val="20"/>
         </w:rPr>
         <w:t>3</w:t>
       </w:r>
@@ -5044,8 +5327,8 @@
           <w:rFonts w:ascii="Times New Roman" w:hAnsi="Times New Roman" w:cs="Times New Roman"/>
           <w:b/>
           <w:bCs/>
-          <w:sz w:val="24"/>
-          <w:szCs w:val="24"/>
+          <w:sz w:val="20"/>
+          <w:szCs w:val="20"/>
         </w:rPr>
         <w:t xml:space="preserve">: </w:t>
       </w:r>
@@ -5054,8 +5337,8 @@
           <w:rFonts w:ascii="Times New Roman" w:hAnsi="Times New Roman" w:cs="Times New Roman"/>
           <w:b/>
           <w:bCs/>
-          <w:sz w:val="24"/>
-          <w:szCs w:val="24"/>
+          <w:sz w:val="20"/>
+          <w:szCs w:val="20"/>
         </w:rPr>
         <w:t>Task</w:t>
       </w:r>
@@ -5064,37 +5347,28 @@
           <w:rFonts w:ascii="Times New Roman" w:hAnsi="Times New Roman" w:cs="Times New Roman"/>
           <w:b/>
           <w:bCs/>
-          <w:sz w:val="24"/>
-          <w:szCs w:val="24"/>
-        </w:rPr>
-        <w:t xml:space="preserve"> Allocation</w:t>
-      </w:r>
-      <w:r>
-        <w:rPr>
-          <w:rFonts w:ascii="Times New Roman" w:hAnsi="Times New Roman" w:cs="Times New Roman"/>
-          <w:b/>
-          <w:bCs/>
-          <w:sz w:val="24"/>
-          <w:szCs w:val="24"/>
-        </w:rPr>
-        <w:t xml:space="preserve"> </w:t>
+          <w:sz w:val="20"/>
+          <w:szCs w:val="20"/>
+        </w:rPr>
+        <w:t xml:space="preserve"> Allocation </w:t>
       </w:r>
     </w:p>
     <w:p>
       <w:pPr>
         <w:rPr>
           <w:rFonts w:ascii="Times New Roman" w:hAnsi="Times New Roman" w:cs="Times New Roman"/>
-          <w:sz w:val="24"/>
-          <w:szCs w:val="24"/>
+          <w:sz w:val="20"/>
+          <w:szCs w:val="20"/>
         </w:rPr>
       </w:pPr>
       <w:r>
         <w:rPr>
           <w:rFonts w:ascii="Times New Roman" w:hAnsi="Times New Roman" w:cs="Times New Roman"/>
           <w:noProof/>
-          <w:sz w:val="24"/>
-          <w:szCs w:val="24"/>
-        </w:rPr>
+          <w:sz w:val="20"/>
+          <w:szCs w:val="20"/>
+        </w:rPr>
+        <w:lastRenderedPageBreak/>
         <w:drawing>
           <wp:inline distT="0" distB="0" distL="0" distR="0" wp14:anchorId="6B45869A" wp14:editId="2ADDEBF7">
             <wp:extent cx="3434963" cy="2629894"/>
@@ -5138,8 +5412,8 @@
           <w:rFonts w:ascii="Times New Roman" w:hAnsi="Times New Roman" w:cs="Times New Roman"/>
           <w:b/>
           <w:bCs/>
-          <w:sz w:val="24"/>
-          <w:szCs w:val="24"/>
+          <w:sz w:val="20"/>
+          <w:szCs w:val="20"/>
         </w:rPr>
       </w:pPr>
       <w:r>
@@ -5147,8 +5421,8 @@
           <w:rFonts w:ascii="Times New Roman" w:hAnsi="Times New Roman" w:cs="Times New Roman"/>
           <w:b/>
           <w:bCs/>
-          <w:sz w:val="24"/>
-          <w:szCs w:val="24"/>
+          <w:sz w:val="20"/>
+          <w:szCs w:val="20"/>
         </w:rPr>
         <w:t xml:space="preserve">Appendix </w:t>
       </w:r>
@@ -5157,8 +5431,8 @@
           <w:rFonts w:ascii="Times New Roman" w:hAnsi="Times New Roman" w:cs="Times New Roman"/>
           <w:b/>
           <w:bCs/>
-          <w:sz w:val="24"/>
-          <w:szCs w:val="24"/>
+          <w:sz w:val="20"/>
+          <w:szCs w:val="20"/>
         </w:rPr>
         <w:t>4</w:t>
       </w:r>
@@ -5167,8 +5441,8 @@
           <w:rFonts w:ascii="Times New Roman" w:hAnsi="Times New Roman" w:cs="Times New Roman"/>
           <w:b/>
           <w:bCs/>
-          <w:sz w:val="24"/>
-          <w:szCs w:val="24"/>
+          <w:sz w:val="20"/>
+          <w:szCs w:val="20"/>
         </w:rPr>
         <w:t>:</w:t>
       </w:r>
@@ -5177,8 +5451,8 @@
           <w:rFonts w:ascii="Times New Roman" w:hAnsi="Times New Roman" w:cs="Times New Roman"/>
           <w:b/>
           <w:bCs/>
-          <w:sz w:val="24"/>
-          <w:szCs w:val="24"/>
+          <w:sz w:val="20"/>
+          <w:szCs w:val="20"/>
         </w:rPr>
         <w:t xml:space="preserve"> D</w:t>
       </w:r>
@@ -5187,8 +5461,8 @@
           <w:rFonts w:ascii="Times New Roman" w:hAnsi="Times New Roman" w:cs="Times New Roman"/>
           <w:b/>
           <w:bCs/>
-          <w:sz w:val="24"/>
-          <w:szCs w:val="24"/>
+          <w:sz w:val="20"/>
+          <w:szCs w:val="20"/>
         </w:rPr>
         <w:t>eadline</w:t>
       </w:r>
@@ -5197,8 +5471,8 @@
           <w:rFonts w:ascii="Times New Roman" w:hAnsi="Times New Roman" w:cs="Times New Roman"/>
           <w:b/>
           <w:bCs/>
-          <w:sz w:val="24"/>
-          <w:szCs w:val="24"/>
+          <w:sz w:val="20"/>
+          <w:szCs w:val="20"/>
         </w:rPr>
         <w:t>s</w:t>
       </w:r>
@@ -5207,8 +5481,8 @@
           <w:rFonts w:ascii="Times New Roman" w:hAnsi="Times New Roman" w:cs="Times New Roman"/>
           <w:b/>
           <w:bCs/>
-          <w:sz w:val="24"/>
-          <w:szCs w:val="24"/>
+          <w:sz w:val="20"/>
+          <w:szCs w:val="20"/>
         </w:rPr>
         <w:t xml:space="preserve"> and reminder</w:t>
       </w:r>
@@ -5217,8 +5491,8 @@
           <w:rFonts w:ascii="Times New Roman" w:hAnsi="Times New Roman" w:cs="Times New Roman"/>
           <w:b/>
           <w:bCs/>
-          <w:sz w:val="24"/>
-          <w:szCs w:val="24"/>
+          <w:sz w:val="20"/>
+          <w:szCs w:val="20"/>
         </w:rPr>
         <w:t>s</w:t>
       </w:r>
@@ -5229,8 +5503,8 @@
           <w:rFonts w:ascii="Times New Roman" w:hAnsi="Times New Roman" w:cs="Times New Roman"/>
           <w:b/>
           <w:bCs/>
-          <w:sz w:val="24"/>
-          <w:szCs w:val="24"/>
+          <w:sz w:val="20"/>
+          <w:szCs w:val="20"/>
         </w:rPr>
       </w:pPr>
       <w:r>
@@ -5239,8 +5513,8 @@
           <w:b/>
           <w:bCs/>
           <w:noProof/>
-          <w:sz w:val="24"/>
-          <w:szCs w:val="24"/>
+          <w:sz w:val="20"/>
+          <w:szCs w:val="20"/>
         </w:rPr>
         <w:drawing>
           <wp:inline distT="0" distB="0" distL="0" distR="0" wp14:anchorId="768D90E6" wp14:editId="07A38490">
@@ -5285,8 +5559,8 @@
           <w:rFonts w:ascii="Times New Roman" w:hAnsi="Times New Roman" w:cs="Times New Roman"/>
           <w:b/>
           <w:bCs/>
-          <w:sz w:val="24"/>
-          <w:szCs w:val="24"/>
+          <w:sz w:val="20"/>
+          <w:szCs w:val="20"/>
         </w:rPr>
       </w:pPr>
       <w:r>
@@ -5295,8 +5569,8 @@
           <w:b/>
           <w:bCs/>
           <w:noProof/>
-          <w:sz w:val="24"/>
-          <w:szCs w:val="24"/>
+          <w:sz w:val="20"/>
+          <w:szCs w:val="20"/>
         </w:rPr>
         <w:drawing>
           <wp:inline distT="0" distB="0" distL="0" distR="0" wp14:anchorId="3F2AE9DC" wp14:editId="64740876">
@@ -5339,18 +5613,17 @@
       <w:pPr>
         <w:rPr>
           <w:rFonts w:ascii="Times New Roman" w:hAnsi="Times New Roman" w:cs="Times New Roman"/>
-          <w:sz w:val="24"/>
-          <w:szCs w:val="24"/>
+          <w:sz w:val="20"/>
+          <w:szCs w:val="20"/>
         </w:rPr>
       </w:pPr>
       <w:r>
         <w:rPr>
           <w:rFonts w:ascii="Times New Roman" w:hAnsi="Times New Roman" w:cs="Times New Roman"/>
           <w:noProof/>
-          <w:sz w:val="24"/>
-          <w:szCs w:val="24"/>
-        </w:rPr>
-        <w:lastRenderedPageBreak/>
+          <w:sz w:val="20"/>
+          <w:szCs w:val="20"/>
+        </w:rPr>
         <w:drawing>
           <wp:inline distT="0" distB="0" distL="0" distR="0" wp14:anchorId="1378512C" wp14:editId="5343E801">
             <wp:extent cx="2786621" cy="2568271"/>
@@ -5394,8 +5667,8 @@
           <w:rFonts w:ascii="Times New Roman" w:hAnsi="Times New Roman" w:cs="Times New Roman"/>
           <w:b/>
           <w:bCs/>
-          <w:sz w:val="24"/>
-          <w:szCs w:val="24"/>
+          <w:sz w:val="20"/>
+          <w:szCs w:val="20"/>
         </w:rPr>
       </w:pPr>
       <w:r>
@@ -5403,48 +5676,18 @@
           <w:rFonts w:ascii="Times New Roman" w:hAnsi="Times New Roman" w:cs="Times New Roman"/>
           <w:b/>
           <w:bCs/>
-          <w:sz w:val="24"/>
-          <w:szCs w:val="24"/>
-        </w:rPr>
-        <w:t xml:space="preserve">Appendix </w:t>
+          <w:sz w:val="20"/>
+          <w:szCs w:val="20"/>
+        </w:rPr>
+        <w:t xml:space="preserve">Appendix 5: </w:t>
       </w:r>
       <w:r>
         <w:rPr>
           <w:rFonts w:ascii="Times New Roman" w:hAnsi="Times New Roman" w:cs="Times New Roman"/>
           <w:b/>
           <w:bCs/>
-          <w:sz w:val="24"/>
-          <w:szCs w:val="24"/>
-        </w:rPr>
-        <w:t>5</w:t>
-      </w:r>
-      <w:r>
-        <w:rPr>
-          <w:rFonts w:ascii="Times New Roman" w:hAnsi="Times New Roman" w:cs="Times New Roman"/>
-          <w:b/>
-          <w:bCs/>
-          <w:sz w:val="24"/>
-          <w:szCs w:val="24"/>
-        </w:rPr>
-        <w:t>:</w:t>
-      </w:r>
-      <w:r>
-        <w:rPr>
-          <w:rFonts w:ascii="Times New Roman" w:hAnsi="Times New Roman" w:cs="Times New Roman"/>
-          <w:b/>
-          <w:bCs/>
-          <w:sz w:val="24"/>
-          <w:szCs w:val="24"/>
-        </w:rPr>
-        <w:t xml:space="preserve"> </w:t>
-      </w:r>
-      <w:r>
-        <w:rPr>
-          <w:rFonts w:ascii="Times New Roman" w:hAnsi="Times New Roman" w:cs="Times New Roman"/>
-          <w:b/>
-          <w:bCs/>
-          <w:sz w:val="24"/>
-          <w:szCs w:val="24"/>
+          <w:sz w:val="20"/>
+          <w:szCs w:val="20"/>
         </w:rPr>
         <w:t>Wrong Presentation Date</w:t>
       </w:r>
@@ -5453,17 +5696,18 @@
       <w:pPr>
         <w:rPr>
           <w:rFonts w:ascii="Times New Roman" w:hAnsi="Times New Roman" w:cs="Times New Roman"/>
-          <w:sz w:val="24"/>
-          <w:szCs w:val="24"/>
+          <w:sz w:val="20"/>
+          <w:szCs w:val="20"/>
         </w:rPr>
       </w:pPr>
       <w:r>
         <w:rPr>
           <w:rFonts w:ascii="Times New Roman" w:hAnsi="Times New Roman" w:cs="Times New Roman"/>
           <w:noProof/>
-          <w:sz w:val="24"/>
-          <w:szCs w:val="24"/>
-        </w:rPr>
+          <w:sz w:val="20"/>
+          <w:szCs w:val="20"/>
+        </w:rPr>
+        <w:lastRenderedPageBreak/>
         <w:drawing>
           <wp:inline distT="0" distB="0" distL="0" distR="0" wp14:anchorId="558D1A81" wp14:editId="1D1DA49B">
             <wp:extent cx="3136932" cy="1296063"/>
@@ -5505,16 +5749,16 @@
       <w:pPr>
         <w:rPr>
           <w:rFonts w:ascii="Times New Roman" w:hAnsi="Times New Roman" w:cs="Times New Roman"/>
-          <w:sz w:val="24"/>
-          <w:szCs w:val="24"/>
+          <w:sz w:val="20"/>
+          <w:szCs w:val="20"/>
         </w:rPr>
       </w:pPr>
       <w:r>
         <w:rPr>
           <w:rFonts w:ascii="Times New Roman" w:hAnsi="Times New Roman" w:cs="Times New Roman"/>
           <w:noProof/>
-          <w:sz w:val="24"/>
-          <w:szCs w:val="24"/>
+          <w:sz w:val="20"/>
+          <w:szCs w:val="20"/>
         </w:rPr>
         <w:drawing>
           <wp:inline distT="0" distB="0" distL="0" distR="0" wp14:anchorId="411449B2" wp14:editId="20BBFF7F">
@@ -5557,18 +5801,17 @@
       <w:pPr>
         <w:rPr>
           <w:rFonts w:ascii="Times New Roman" w:hAnsi="Times New Roman" w:cs="Times New Roman"/>
-          <w:sz w:val="24"/>
-          <w:szCs w:val="24"/>
+          <w:sz w:val="20"/>
+          <w:szCs w:val="20"/>
         </w:rPr>
       </w:pPr>
       <w:r>
         <w:rPr>
           <w:rFonts w:ascii="Times New Roman" w:hAnsi="Times New Roman" w:cs="Times New Roman"/>
           <w:noProof/>
-          <w:sz w:val="24"/>
-          <w:szCs w:val="24"/>
-        </w:rPr>
-        <w:lastRenderedPageBreak/>
+          <w:sz w:val="20"/>
+          <w:szCs w:val="20"/>
+        </w:rPr>
         <w:drawing>
           <wp:inline distT="0" distB="0" distL="0" distR="0" wp14:anchorId="243BF652" wp14:editId="539F0641">
             <wp:extent cx="3275937" cy="2398942"/>
@@ -5612,8 +5855,8 @@
           <w:rFonts w:ascii="Times New Roman" w:hAnsi="Times New Roman" w:cs="Times New Roman"/>
           <w:b/>
           <w:bCs/>
-          <w:sz w:val="24"/>
-          <w:szCs w:val="24"/>
+          <w:sz w:val="20"/>
+          <w:szCs w:val="20"/>
         </w:rPr>
       </w:pPr>
       <w:r>
@@ -5621,8 +5864,8 @@
           <w:rFonts w:ascii="Times New Roman" w:hAnsi="Times New Roman" w:cs="Times New Roman"/>
           <w:b/>
           <w:bCs/>
-          <w:sz w:val="24"/>
-          <w:szCs w:val="24"/>
+          <w:sz w:val="20"/>
+          <w:szCs w:val="20"/>
         </w:rPr>
         <w:t xml:space="preserve">Appendix </w:t>
       </w:r>
@@ -5631,8 +5874,8 @@
           <w:rFonts w:ascii="Times New Roman" w:hAnsi="Times New Roman" w:cs="Times New Roman"/>
           <w:b/>
           <w:bCs/>
-          <w:sz w:val="24"/>
-          <w:szCs w:val="24"/>
+          <w:sz w:val="20"/>
+          <w:szCs w:val="20"/>
         </w:rPr>
         <w:t>6</w:t>
       </w:r>
@@ -5641,37 +5884,28 @@
           <w:rFonts w:ascii="Times New Roman" w:hAnsi="Times New Roman" w:cs="Times New Roman"/>
           <w:b/>
           <w:bCs/>
-          <w:sz w:val="24"/>
-          <w:szCs w:val="24"/>
-        </w:rPr>
-        <w:t xml:space="preserve">: </w:t>
-      </w:r>
-      <w:r>
-        <w:rPr>
-          <w:rFonts w:ascii="Times New Roman" w:hAnsi="Times New Roman" w:cs="Times New Roman"/>
-          <w:b/>
-          <w:bCs/>
-          <w:sz w:val="24"/>
-          <w:szCs w:val="24"/>
-        </w:rPr>
-        <w:t>Allocated task and rehearsal date</w:t>
+          <w:sz w:val="20"/>
+          <w:szCs w:val="20"/>
+        </w:rPr>
+        <w:t>: Allocated task and rehearsal date</w:t>
       </w:r>
     </w:p>
     <w:p>
       <w:pPr>
         <w:rPr>
           <w:rFonts w:ascii="Times New Roman" w:hAnsi="Times New Roman" w:cs="Times New Roman"/>
-          <w:sz w:val="24"/>
-          <w:szCs w:val="24"/>
+          <w:sz w:val="20"/>
+          <w:szCs w:val="20"/>
         </w:rPr>
       </w:pPr>
       <w:r>
         <w:rPr>
           <w:rFonts w:ascii="Times New Roman" w:hAnsi="Times New Roman" w:cs="Times New Roman"/>
           <w:noProof/>
-          <w:sz w:val="24"/>
-          <w:szCs w:val="24"/>
-        </w:rPr>
+          <w:sz w:val="20"/>
+          <w:szCs w:val="20"/>
+        </w:rPr>
+        <w:lastRenderedPageBreak/>
         <w:drawing>
           <wp:inline distT="0" distB="0" distL="0" distR="0" wp14:anchorId="7BC570A0" wp14:editId="4CEFC30A">
             <wp:extent cx="3665551" cy="3523789"/>
@@ -5713,16 +5947,16 @@
       <w:pPr>
         <w:rPr>
           <w:rFonts w:ascii="Times New Roman" w:hAnsi="Times New Roman" w:cs="Times New Roman"/>
-          <w:sz w:val="24"/>
-          <w:szCs w:val="24"/>
+          <w:sz w:val="20"/>
+          <w:szCs w:val="20"/>
         </w:rPr>
       </w:pPr>
       <w:r>
         <w:rPr>
           <w:rFonts w:ascii="Times New Roman" w:hAnsi="Times New Roman" w:cs="Times New Roman"/>
           <w:noProof/>
-          <w:sz w:val="24"/>
-          <w:szCs w:val="24"/>
+          <w:sz w:val="20"/>
+          <w:szCs w:val="20"/>
         </w:rPr>
         <w:drawing>
           <wp:inline distT="0" distB="0" distL="0" distR="0" wp14:anchorId="27DDBDA8" wp14:editId="0BB00EBE">
@@ -5767,8 +6001,8 @@
           <w:rFonts w:ascii="Times New Roman" w:hAnsi="Times New Roman" w:cs="Times New Roman"/>
           <w:b/>
           <w:bCs/>
-          <w:sz w:val="24"/>
-          <w:szCs w:val="24"/>
+          <w:sz w:val="20"/>
+          <w:szCs w:val="20"/>
         </w:rPr>
       </w:pPr>
     </w:p>
@@ -5778,8 +6012,8 @@
           <w:rFonts w:ascii="Times New Roman" w:hAnsi="Times New Roman" w:cs="Times New Roman"/>
           <w:b/>
           <w:bCs/>
-          <w:sz w:val="24"/>
-          <w:szCs w:val="24"/>
+          <w:sz w:val="20"/>
+          <w:szCs w:val="20"/>
         </w:rPr>
       </w:pPr>
     </w:p>
@@ -5789,8 +6023,8 @@
           <w:rFonts w:ascii="Times New Roman" w:hAnsi="Times New Roman" w:cs="Times New Roman"/>
           <w:b/>
           <w:bCs/>
-          <w:sz w:val="24"/>
-          <w:szCs w:val="24"/>
+          <w:sz w:val="20"/>
+          <w:szCs w:val="20"/>
         </w:rPr>
       </w:pPr>
     </w:p>
@@ -5800,8 +6034,8 @@
           <w:rFonts w:ascii="Times New Roman" w:hAnsi="Times New Roman" w:cs="Times New Roman"/>
           <w:b/>
           <w:bCs/>
-          <w:sz w:val="24"/>
-          <w:szCs w:val="24"/>
+          <w:sz w:val="20"/>
+          <w:szCs w:val="20"/>
           <w:lang w:eastAsia="ja-JP"/>
         </w:rPr>
       </w:pPr>
@@ -5810,10 +6044,9 @@
           <w:rFonts w:ascii="Times New Roman" w:hAnsi="Times New Roman" w:cs="Times New Roman"/>
           <w:b/>
           <w:bCs/>
-          <w:sz w:val="24"/>
-          <w:szCs w:val="24"/>
-        </w:rPr>
-        <w:lastRenderedPageBreak/>
+          <w:sz w:val="20"/>
+          <w:szCs w:val="20"/>
+        </w:rPr>
         <w:t xml:space="preserve">Appendix </w:t>
       </w:r>
       <w:r>
@@ -5821,8 +6054,8 @@
           <w:rFonts w:ascii="Times New Roman" w:hAnsi="Times New Roman" w:cs="Times New Roman"/>
           <w:b/>
           <w:bCs/>
-          <w:sz w:val="24"/>
-          <w:szCs w:val="24"/>
+          <w:sz w:val="20"/>
+          <w:szCs w:val="20"/>
           <w:lang w:eastAsia="ja-JP"/>
         </w:rPr>
         <w:t>7</w:t>
@@ -5832,28 +6065,18 @@
           <w:rFonts w:ascii="Times New Roman" w:hAnsi="Times New Roman" w:cs="Times New Roman"/>
           <w:b/>
           <w:bCs/>
-          <w:sz w:val="24"/>
-          <w:szCs w:val="24"/>
-        </w:rPr>
-        <w:t>:</w:t>
+          <w:sz w:val="20"/>
+          <w:szCs w:val="20"/>
+        </w:rPr>
+        <w:t xml:space="preserve">: </w:t>
       </w:r>
       <w:r>
         <w:rPr>
           <w:rFonts w:ascii="Times New Roman" w:hAnsi="Times New Roman" w:cs="Times New Roman"/>
           <w:b/>
           <w:bCs/>
-          <w:sz w:val="24"/>
-          <w:szCs w:val="24"/>
-        </w:rPr>
-        <w:t xml:space="preserve"> </w:t>
-      </w:r>
-      <w:r>
-        <w:rPr>
-          <w:rFonts w:ascii="Times New Roman" w:hAnsi="Times New Roman" w:cs="Times New Roman" w:hint="eastAsia"/>
-          <w:b/>
-          <w:bCs/>
-          <w:sz w:val="24"/>
-          <w:szCs w:val="24"/>
+          <w:sz w:val="20"/>
+          <w:szCs w:val="20"/>
           <w:lang w:eastAsia="ja-JP"/>
         </w:rPr>
         <w:t>Google Shared Drive</w:t>
@@ -5863,16 +6086,16 @@
       <w:pPr>
         <w:rPr>
           <w:rFonts w:ascii="Times New Roman" w:hAnsi="Times New Roman" w:cs="Times New Roman"/>
-          <w:sz w:val="24"/>
-          <w:szCs w:val="24"/>
+          <w:sz w:val="20"/>
+          <w:szCs w:val="20"/>
         </w:rPr>
       </w:pPr>
       <w:r>
         <w:rPr>
           <w:rFonts w:ascii="Times New Roman" w:hAnsi="Times New Roman" w:cs="Times New Roman"/>
           <w:noProof/>
-          <w:sz w:val="24"/>
-          <w:szCs w:val="24"/>
+          <w:sz w:val="20"/>
+          <w:szCs w:val="20"/>
         </w:rPr>
         <w:drawing>
           <wp:inline distT="0" distB="0" distL="0" distR="0" wp14:anchorId="59C3E2C3" wp14:editId="369965CD">
@@ -5917,8 +6140,8 @@
           <w:rFonts w:ascii="Times New Roman" w:hAnsi="Times New Roman" w:cs="Times New Roman"/>
           <w:b/>
           <w:bCs/>
-          <w:sz w:val="24"/>
-          <w:szCs w:val="24"/>
+          <w:sz w:val="20"/>
+          <w:szCs w:val="20"/>
         </w:rPr>
       </w:pPr>
       <w:r>
@@ -5926,8 +6149,8 @@
           <w:rFonts w:ascii="Times New Roman" w:hAnsi="Times New Roman" w:cs="Times New Roman"/>
           <w:b/>
           <w:bCs/>
-          <w:sz w:val="24"/>
-          <w:szCs w:val="24"/>
+          <w:sz w:val="20"/>
+          <w:szCs w:val="20"/>
         </w:rPr>
         <w:t xml:space="preserve">Appendix </w:t>
       </w:r>
@@ -5936,8 +6159,8 @@
           <w:rFonts w:ascii="Times New Roman" w:hAnsi="Times New Roman" w:cs="Times New Roman"/>
           <w:b/>
           <w:bCs/>
-          <w:sz w:val="24"/>
-          <w:szCs w:val="24"/>
+          <w:sz w:val="20"/>
+          <w:szCs w:val="20"/>
           <w:lang w:eastAsia="ja-JP"/>
         </w:rPr>
         <w:t>8</w:t>
@@ -5947,59 +6170,39 @@
           <w:rFonts w:ascii="Times New Roman" w:hAnsi="Times New Roman" w:cs="Times New Roman"/>
           <w:b/>
           <w:bCs/>
-          <w:sz w:val="24"/>
-          <w:szCs w:val="24"/>
-        </w:rPr>
-        <w:t>:</w:t>
+          <w:sz w:val="20"/>
+          <w:szCs w:val="20"/>
+        </w:rPr>
+        <w:t xml:space="preserve">: </w:t>
       </w:r>
       <w:r>
         <w:rPr>
           <w:rFonts w:ascii="Times New Roman" w:hAnsi="Times New Roman" w:cs="Times New Roman"/>
           <w:b/>
           <w:bCs/>
-          <w:sz w:val="24"/>
-          <w:szCs w:val="24"/>
-        </w:rPr>
-        <w:t xml:space="preserve"> </w:t>
-      </w:r>
-      <w:r>
-        <w:rPr>
-          <w:rFonts w:ascii="Times New Roman" w:hAnsi="Times New Roman" w:cs="Times New Roman" w:hint="eastAsia"/>
-          <w:b/>
-          <w:bCs/>
-          <w:sz w:val="24"/>
-          <w:szCs w:val="24"/>
-          <w:lang w:eastAsia="ja-JP"/>
-        </w:rPr>
-        <w:t xml:space="preserve">Team Member </w:t>
-      </w:r>
-      <w:r>
-        <w:rPr>
-          <w:rFonts w:ascii="Times New Roman" w:hAnsi="Times New Roman" w:cs="Times New Roman"/>
-          <w:b/>
-          <w:bCs/>
-          <w:sz w:val="24"/>
-          <w:szCs w:val="24"/>
-          <w:lang w:eastAsia="ja-JP"/>
-        </w:rPr>
-        <w:t>Assistance</w:t>
+          <w:sz w:val="20"/>
+          <w:szCs w:val="20"/>
+          <w:lang w:eastAsia="ja-JP"/>
+        </w:rPr>
+        <w:t>Team Member Assistance</w:t>
       </w:r>
     </w:p>
     <w:p>
       <w:pPr>
         <w:rPr>
           <w:rFonts w:ascii="Times New Roman" w:hAnsi="Times New Roman" w:cs="Times New Roman"/>
-          <w:sz w:val="24"/>
-          <w:szCs w:val="24"/>
+          <w:sz w:val="20"/>
+          <w:szCs w:val="20"/>
         </w:rPr>
       </w:pPr>
       <w:r>
         <w:rPr>
           <w:rFonts w:ascii="Times New Roman" w:hAnsi="Times New Roman" w:cs="Times New Roman"/>
           <w:noProof/>
-          <w:sz w:val="24"/>
-          <w:szCs w:val="24"/>
-        </w:rPr>
+          <w:sz w:val="20"/>
+          <w:szCs w:val="20"/>
+        </w:rPr>
+        <w:lastRenderedPageBreak/>
         <w:drawing>
           <wp:inline distT="0" distB="0" distL="0" distR="0" wp14:anchorId="55A52097" wp14:editId="5B156B99">
             <wp:extent cx="3347499" cy="3447459"/>
@@ -6041,8 +6244,8 @@
       <w:pPr>
         <w:rPr>
           <w:rFonts w:ascii="Times New Roman" w:hAnsi="Times New Roman" w:cs="Times New Roman"/>
-          <w:sz w:val="24"/>
-          <w:szCs w:val="24"/>
+          <w:sz w:val="20"/>
+          <w:szCs w:val="20"/>
         </w:rPr>
       </w:pPr>
     </w:p>
@@ -6050,8 +6253,8 @@
       <w:pPr>
         <w:rPr>
           <w:rFonts w:ascii="Times New Roman" w:hAnsi="Times New Roman" w:cs="Times New Roman"/>
-          <w:sz w:val="24"/>
-          <w:szCs w:val="24"/>
+          <w:sz w:val="20"/>
+          <w:szCs w:val="20"/>
         </w:rPr>
       </w:pPr>
     </w:p>
@@ -6059,8 +6262,8 @@
       <w:pPr>
         <w:rPr>
           <w:rFonts w:ascii="Times New Roman" w:hAnsi="Times New Roman" w:cs="Times New Roman"/>
-          <w:sz w:val="24"/>
-          <w:szCs w:val="24"/>
+          <w:sz w:val="20"/>
+          <w:szCs w:val="20"/>
         </w:rPr>
       </w:pPr>
     </w:p>
@@ -6068,8 +6271,8 @@
       <w:pPr>
         <w:rPr>
           <w:rFonts w:ascii="Times New Roman" w:hAnsi="Times New Roman" w:cs="Times New Roman"/>
-          <w:sz w:val="24"/>
-          <w:szCs w:val="24"/>
+          <w:sz w:val="20"/>
+          <w:szCs w:val="20"/>
         </w:rPr>
       </w:pPr>
     </w:p>
@@ -6077,8 +6280,8 @@
       <w:pPr>
         <w:rPr>
           <w:rFonts w:ascii="Times New Roman" w:hAnsi="Times New Roman" w:cs="Times New Roman"/>
-          <w:sz w:val="24"/>
-          <w:szCs w:val="24"/>
+          <w:sz w:val="20"/>
+          <w:szCs w:val="20"/>
         </w:rPr>
       </w:pPr>
     </w:p>
@@ -6086,80 +6289,79 @@
       <w:pPr>
         <w:rPr>
           <w:rFonts w:ascii="Times New Roman" w:hAnsi="Times New Roman" w:cs="Times New Roman"/>
-          <w:sz w:val="24"/>
-          <w:szCs w:val="24"/>
-        </w:rPr>
-      </w:pPr>
-      <w:r>
-        <w:rPr>
-          <w:rFonts w:ascii="Times New Roman" w:hAnsi="Times New Roman" w:cs="Times New Roman"/>
-          <w:sz w:val="24"/>
-          <w:szCs w:val="24"/>
-        </w:rPr>
-        <w:lastRenderedPageBreak/>
+          <w:sz w:val="20"/>
+          <w:szCs w:val="20"/>
+        </w:rPr>
+      </w:pPr>
+      <w:r>
+        <w:rPr>
+          <w:rFonts w:ascii="Times New Roman" w:hAnsi="Times New Roman" w:cs="Times New Roman"/>
+          <w:sz w:val="20"/>
+          <w:szCs w:val="20"/>
+        </w:rPr>
         <w:t xml:space="preserve">Appendix </w:t>
       </w:r>
       <w:r>
         <w:rPr>
           <w:rFonts w:ascii="Times New Roman" w:hAnsi="Times New Roman" w:cs="Times New Roman"/>
-          <w:sz w:val="24"/>
-          <w:szCs w:val="24"/>
+          <w:sz w:val="20"/>
+          <w:szCs w:val="20"/>
         </w:rPr>
         <w:t>9</w:t>
       </w:r>
       <w:r>
         <w:rPr>
           <w:rFonts w:ascii="Times New Roman" w:hAnsi="Times New Roman" w:cs="Times New Roman"/>
-          <w:sz w:val="24"/>
-          <w:szCs w:val="24"/>
+          <w:sz w:val="20"/>
+          <w:szCs w:val="20"/>
         </w:rPr>
         <w:t xml:space="preserve">: </w:t>
       </w:r>
       <w:r>
         <w:rPr>
           <w:rFonts w:ascii="Times New Roman" w:hAnsi="Times New Roman" w:cs="Times New Roman"/>
-          <w:sz w:val="24"/>
-          <w:szCs w:val="24"/>
+          <w:sz w:val="20"/>
+          <w:szCs w:val="20"/>
         </w:rPr>
         <w:t>Entrust</w:t>
       </w:r>
       <w:r>
         <w:rPr>
           <w:rFonts w:ascii="Times New Roman" w:hAnsi="Times New Roman" w:cs="Times New Roman"/>
-          <w:sz w:val="24"/>
-          <w:szCs w:val="24"/>
+          <w:sz w:val="20"/>
+          <w:szCs w:val="20"/>
         </w:rPr>
         <w:t xml:space="preserve"> Team’s </w:t>
       </w:r>
       <w:r>
         <w:rPr>
           <w:rFonts w:ascii="Times New Roman" w:hAnsi="Times New Roman" w:cs="Times New Roman"/>
-          <w:sz w:val="24"/>
-          <w:szCs w:val="24"/>
+          <w:sz w:val="20"/>
+          <w:szCs w:val="20"/>
         </w:rPr>
         <w:t xml:space="preserve">Accountability </w:t>
       </w:r>
       <w:r>
         <w:rPr>
           <w:rFonts w:ascii="Times New Roman" w:hAnsi="Times New Roman" w:cs="Times New Roman"/>
-          <w:sz w:val="24"/>
-          <w:szCs w:val="24"/>
+          <w:sz w:val="20"/>
+          <w:szCs w:val="20"/>
         </w:rPr>
         <w:t>and</w:t>
       </w:r>
       <w:r>
         <w:rPr>
           <w:rFonts w:ascii="Times New Roman" w:hAnsi="Times New Roman" w:cs="Times New Roman"/>
-          <w:sz w:val="24"/>
-          <w:szCs w:val="24"/>
+          <w:sz w:val="20"/>
+          <w:szCs w:val="20"/>
         </w:rPr>
         <w:t xml:space="preserve"> </w:t>
       </w:r>
       <w:r>
         <w:rPr>
           <w:rFonts w:ascii="Times New Roman" w:hAnsi="Times New Roman" w:cs="Times New Roman"/>
-          <w:sz w:val="24"/>
-          <w:szCs w:val="24"/>
+          <w:sz w:val="20"/>
+          <w:szCs w:val="20"/>
         </w:rPr>
         <w:t>Ownership</w:t>
       </w:r>
@@ -6168,16 +6370,16 @@
       <w:pPr>
         <w:rPr>
           <w:rFonts w:ascii="Times New Roman" w:hAnsi="Times New Roman" w:cs="Times New Roman"/>
-          <w:sz w:val="24"/>
-          <w:szCs w:val="24"/>
+          <w:sz w:val="20"/>
+          <w:szCs w:val="20"/>
         </w:rPr>
       </w:pPr>
       <w:r>
         <w:rPr>
           <w:rFonts w:ascii="Times New Roman" w:hAnsi="Times New Roman" w:cs="Times New Roman"/>
           <w:noProof/>
-          <w:sz w:val="24"/>
-          <w:szCs w:val="24"/>
+          <w:sz w:val="20"/>
+          <w:szCs w:val="20"/>
         </w:rPr>
         <w:drawing>
           <wp:inline distT="0" distB="0" distL="0" distR="0" wp14:anchorId="72C442F2" wp14:editId="45C3A07E">
@@ -6220,16 +6422,17 @@
       <w:pPr>
         <w:rPr>
           <w:rFonts w:ascii="Times New Roman" w:hAnsi="Times New Roman" w:cs="Times New Roman"/>
-          <w:sz w:val="24"/>
-          <w:szCs w:val="24"/>
-        </w:rPr>
-      </w:pPr>
-      <w:r>
-        <w:rPr>
-          <w:rFonts w:ascii="Times New Roman" w:hAnsi="Times New Roman" w:cs="Times New Roman"/>
-          <w:sz w:val="24"/>
-          <w:szCs w:val="24"/>
-        </w:rPr>
+          <w:sz w:val="20"/>
+          <w:szCs w:val="20"/>
+        </w:rPr>
+      </w:pPr>
+      <w:r>
+        <w:rPr>
+          <w:rFonts w:ascii="Times New Roman" w:hAnsi="Times New Roman" w:cs="Times New Roman"/>
+          <w:sz w:val="20"/>
+          <w:szCs w:val="20"/>
+        </w:rPr>
+        <w:lastRenderedPageBreak/>
         <w:t>Appendix 10: Change of Plans</w:t>
       </w:r>
     </w:p>
@@ -6237,16 +6440,16 @@
       <w:pPr>
         <w:rPr>
           <w:rFonts w:ascii="Times New Roman" w:hAnsi="Times New Roman" w:cs="Times New Roman"/>
-          <w:sz w:val="24"/>
-          <w:szCs w:val="24"/>
+          <w:sz w:val="20"/>
+          <w:szCs w:val="20"/>
         </w:rPr>
       </w:pPr>
       <w:r>
         <w:rPr>
           <w:rFonts w:ascii="Times New Roman" w:hAnsi="Times New Roman" w:cs="Times New Roman"/>
           <w:noProof/>
-          <w:sz w:val="24"/>
-          <w:szCs w:val="24"/>
+          <w:sz w:val="20"/>
+          <w:szCs w:val="20"/>
         </w:rPr>
         <w:drawing>
           <wp:inline distT="0" distB="0" distL="0" distR="0" wp14:anchorId="70E7D4B5" wp14:editId="65DB1CA1">
@@ -6289,8 +6492,8 @@
       <w:pPr>
         <w:rPr>
           <w:rFonts w:ascii="Times New Roman" w:hAnsi="Times New Roman" w:cs="Times New Roman"/>
-          <w:sz w:val="24"/>
-          <w:szCs w:val="24"/>
+          <w:sz w:val="20"/>
+          <w:szCs w:val="20"/>
         </w:rPr>
       </w:pPr>
     </w:p>
@@ -6298,8 +6501,8 @@
       <w:pPr>
         <w:rPr>
           <w:rFonts w:ascii="Times New Roman" w:hAnsi="Times New Roman" w:cs="Times New Roman"/>
-          <w:sz w:val="24"/>
-          <w:szCs w:val="24"/>
+          <w:sz w:val="20"/>
+          <w:szCs w:val="20"/>
         </w:rPr>
       </w:pPr>
     </w:p>
@@ -6307,8 +6510,8 @@
       <w:pPr>
         <w:rPr>
           <w:rFonts w:ascii="Times New Roman" w:hAnsi="Times New Roman" w:cs="Times New Roman"/>
-          <w:sz w:val="24"/>
-          <w:szCs w:val="24"/>
+          <w:sz w:val="20"/>
+          <w:szCs w:val="20"/>
         </w:rPr>
       </w:pPr>
     </w:p>
@@ -6316,8 +6519,8 @@
       <w:pPr>
         <w:rPr>
           <w:rFonts w:ascii="Times New Roman" w:hAnsi="Times New Roman" w:cs="Times New Roman"/>
-          <w:sz w:val="24"/>
-          <w:szCs w:val="24"/>
+          <w:sz w:val="20"/>
+          <w:szCs w:val="20"/>
         </w:rPr>
       </w:pPr>
     </w:p>
@@ -6325,32 +6528,31 @@
       <w:pPr>
         <w:rPr>
           <w:rFonts w:ascii="Times New Roman" w:hAnsi="Times New Roman" w:cs="Times New Roman"/>
-          <w:sz w:val="24"/>
-          <w:szCs w:val="24"/>
-        </w:rPr>
-      </w:pPr>
-      <w:r>
-        <w:rPr>
-          <w:rFonts w:ascii="Times New Roman" w:hAnsi="Times New Roman" w:cs="Times New Roman"/>
-          <w:sz w:val="24"/>
-          <w:szCs w:val="24"/>
-        </w:rPr>
-        <w:lastRenderedPageBreak/>
+          <w:sz w:val="20"/>
+          <w:szCs w:val="20"/>
+        </w:rPr>
+      </w:pPr>
+      <w:r>
+        <w:rPr>
+          <w:rFonts w:ascii="Times New Roman" w:hAnsi="Times New Roman" w:cs="Times New Roman"/>
+          <w:sz w:val="20"/>
+          <w:szCs w:val="20"/>
+        </w:rPr>
         <w:t>Appendix 1</w:t>
       </w:r>
       <w:r>
         <w:rPr>
           <w:rFonts w:ascii="Times New Roman" w:hAnsi="Times New Roman" w:cs="Times New Roman"/>
-          <w:sz w:val="24"/>
-          <w:szCs w:val="24"/>
+          <w:sz w:val="20"/>
+          <w:szCs w:val="20"/>
         </w:rPr>
         <w:t>1</w:t>
       </w:r>
       <w:r>
         <w:rPr>
           <w:rFonts w:ascii="Times New Roman" w:hAnsi="Times New Roman" w:cs="Times New Roman"/>
-          <w:sz w:val="24"/>
-          <w:szCs w:val="24"/>
+          <w:sz w:val="20"/>
+          <w:szCs w:val="20"/>
         </w:rPr>
         <w:t xml:space="preserve">: Team’s proactivity </w:t>
       </w:r>
@@ -6359,16 +6561,16 @@
       <w:pPr>
         <w:rPr>
           <w:rFonts w:ascii="Times New Roman" w:hAnsi="Times New Roman" w:cs="Times New Roman"/>
-          <w:sz w:val="24"/>
-          <w:szCs w:val="24"/>
+          <w:sz w:val="20"/>
+          <w:szCs w:val="20"/>
         </w:rPr>
       </w:pPr>
       <w:r>
         <w:rPr>
           <w:rFonts w:ascii="Times New Roman" w:hAnsi="Times New Roman" w:cs="Times New Roman"/>
           <w:noProof/>
-          <w:sz w:val="24"/>
-          <w:szCs w:val="24"/>
+          <w:sz w:val="20"/>
+          <w:szCs w:val="20"/>
         </w:rPr>
         <w:drawing>
           <wp:inline distT="0" distB="0" distL="0" distR="0" wp14:anchorId="486F73E9" wp14:editId="571604DD">
@@ -6411,8 +6613,8 @@
       <w:pPr>
         <w:rPr>
           <w:rFonts w:ascii="Times New Roman" w:hAnsi="Times New Roman" w:cs="Times New Roman"/>
-          <w:sz w:val="24"/>
-          <w:szCs w:val="24"/>
+          <w:sz w:val="20"/>
+          <w:szCs w:val="20"/>
         </w:rPr>
       </w:pPr>
     </w:p>
@@ -8194,6 +8396,7 @@
   <w:style w:type="character" w:default="1" w:styleId="DefaultParagraphFont">
     <w:name w:val="Default Paragraph Font"/>
     <w:uiPriority w:val="1"/>
+    <w:semiHidden/>
     <w:unhideWhenUsed/>
   </w:style>
   <w:style w:type="table" w:default="1" w:styleId="TableNormal">
@@ -17111,7 +17314,7 @@
       </w:tcPr>
     </w:tblStylePr>
   </w:style>
-  <w:style w:type="table" w:styleId="ColorfulShading">
+  <w:style w:type="table" w:styleId="ColourfulShading">
     <w:name w:val="Colorful Shading"/>
     <w:basedOn w:val="TableNormal"/>
     <w:uiPriority w:val="71"/>
@@ -17226,7 +17429,7 @@
       </w:rPr>
     </w:tblStylePr>
   </w:style>
-  <w:style w:type="table" w:styleId="ColorfulShading-Accent1">
+  <w:style w:type="table" w:styleId="ColourfulShadingAccent1">
     <w:name w:val="Colorful Shading Accent 1"/>
     <w:basedOn w:val="TableNormal"/>
     <w:uiPriority w:val="71"/>
@@ -17341,7 +17544,7 @@
       </w:rPr>
     </w:tblStylePr>
   </w:style>
-  <w:style w:type="table" w:styleId="ColorfulShading-Accent2">
+  <w:style w:type="table" w:styleId="ColourfulShadingAccent2">
     <w:name w:val="Colorful Shading Accent 2"/>
     <w:basedOn w:val="TableNormal"/>
     <w:uiPriority w:val="71"/>
@@ -17456,7 +17659,7 @@
       </w:rPr>
     </w:tblStylePr>
   </w:style>
-  <w:style w:type="table" w:styleId="ColorfulShading-Accent3">
+  <w:style w:type="table" w:styleId="ColourfulShadingAccent3">
     <w:name w:val="Colorful Shading Accent 3"/>
     <w:basedOn w:val="TableNormal"/>
     <w:uiPriority w:val="71"/>
@@ -17561,7 +17764,7 @@
       </w:tcPr>
     </w:tblStylePr>
   </w:style>
-  <w:style w:type="table" w:styleId="ColorfulShading-Accent4">
+  <w:style w:type="table" w:styleId="ColourfulShadingAccent4">
     <w:name w:val="Colorful Shading Accent 4"/>
     <w:basedOn w:val="TableNormal"/>
     <w:uiPriority w:val="71"/>
@@ -17676,7 +17879,7 @@
       </w:rPr>
     </w:tblStylePr>
   </w:style>
-  <w:style w:type="table" w:styleId="ColorfulShading-Accent5">
+  <w:style w:type="table" w:styleId="ColourfulShadingAccent5">
     <w:name w:val="Colorful Shading Accent 5"/>
     <w:basedOn w:val="TableNormal"/>
     <w:uiPriority w:val="71"/>
@@ -17791,7 +17994,7 @@
       </w:rPr>
     </w:tblStylePr>
   </w:style>
-  <w:style w:type="table" w:styleId="ColorfulShading-Accent6">
+  <w:style w:type="table" w:styleId="ColourfulShadingAccent6">
     <w:name w:val="Colorful Shading Accent 6"/>
     <w:basedOn w:val="TableNormal"/>
     <w:uiPriority w:val="71"/>
@@ -17906,7 +18109,7 @@
       </w:rPr>
     </w:tblStylePr>
   </w:style>
-  <w:style w:type="table" w:styleId="ColorfulList">
+  <w:style w:type="table" w:styleId="ColourfulList">
     <w:name w:val="Colorful List"/>
     <w:basedOn w:val="TableNormal"/>
     <w:uiPriority w:val="72"/>
@@ -17985,7 +18188,7 @@
       </w:tcPr>
     </w:tblStylePr>
   </w:style>
-  <w:style w:type="table" w:styleId="ColorfulList-Accent1">
+  <w:style w:type="table" w:styleId="ColourfulListAccent1">
     <w:name w:val="Colorful List Accent 1"/>
     <w:basedOn w:val="TableNormal"/>
     <w:uiPriority w:val="72"/>
@@ -18064,7 +18267,7 @@
       </w:tcPr>
     </w:tblStylePr>
   </w:style>
-  <w:style w:type="table" w:styleId="ColorfulList-Accent2">
+  <w:style w:type="table" w:styleId="ColourfulListAccent2">
     <w:name w:val="Colorful List Accent 2"/>
     <w:basedOn w:val="TableNormal"/>
     <w:uiPriority w:val="72"/>
@@ -18143,7 +18346,7 @@
       </w:tcPr>
     </w:tblStylePr>
   </w:style>
-  <w:style w:type="table" w:styleId="ColorfulList-Accent3">
+  <w:style w:type="table" w:styleId="ColourfulListAccent3">
     <w:name w:val="Colorful List Accent 3"/>
     <w:basedOn w:val="TableNormal"/>
     <w:uiPriority w:val="72"/>
@@ -18222,7 +18425,7 @@
       </w:tcPr>
     </w:tblStylePr>
   </w:style>
-  <w:style w:type="table" w:styleId="ColorfulList-Accent4">
+  <w:style w:type="table" w:styleId="ColourfulListAccent4">
     <w:name w:val="Colorful List Accent 4"/>
     <w:basedOn w:val="TableNormal"/>
     <w:uiPriority w:val="72"/>
@@ -18301,7 +18504,7 @@
       </w:tcPr>
     </w:tblStylePr>
   </w:style>
-  <w:style w:type="table" w:styleId="ColorfulList-Accent5">
+  <w:style w:type="table" w:styleId="ColourfulListAccent5">
     <w:name w:val="Colorful List Accent 5"/>
     <w:basedOn w:val="TableNormal"/>
     <w:uiPriority w:val="72"/>
@@ -18380,7 +18583,7 @@
       </w:tcPr>
     </w:tblStylePr>
   </w:style>
-  <w:style w:type="table" w:styleId="ColorfulList-Accent6">
+  <w:style w:type="table" w:styleId="ColourfulListAccent6">
     <w:name w:val="Colorful List Accent 6"/>
     <w:basedOn w:val="TableNormal"/>
     <w:uiPriority w:val="72"/>
@@ -18459,7 +18662,7 @@
       </w:tcPr>
     </w:tblStylePr>
   </w:style>
-  <w:style w:type="table" w:styleId="ColorfulGrid">
+  <w:style w:type="table" w:styleId="ColourfulGrid">
     <w:name w:val="Colorful Grid"/>
     <w:basedOn w:val="TableNormal"/>
     <w:uiPriority w:val="73"/>
@@ -18532,7 +18735,7 @@
       </w:tcPr>
     </w:tblStylePr>
   </w:style>
-  <w:style w:type="table" w:styleId="ColorfulGrid-Accent1">
+  <w:style w:type="table" w:styleId="ColourfulGridAccent1">
     <w:name w:val="Colorful Grid Accent 1"/>
     <w:basedOn w:val="TableNormal"/>
     <w:uiPriority w:val="73"/>
@@ -18605,7 +18808,7 @@
       </w:tcPr>
     </w:tblStylePr>
   </w:style>
-  <w:style w:type="table" w:styleId="ColorfulGrid-Accent2">
+  <w:style w:type="table" w:styleId="ColourfulGridAccent2">
     <w:name w:val="Colorful Grid Accent 2"/>
     <w:basedOn w:val="TableNormal"/>
     <w:uiPriority w:val="73"/>
@@ -18678,7 +18881,7 @@
       </w:tcPr>
     </w:tblStylePr>
   </w:style>
-  <w:style w:type="table" w:styleId="ColorfulGrid-Accent3">
+  <w:style w:type="table" w:styleId="ColourfulGridAccent3">
     <w:name w:val="Colorful Grid Accent 3"/>
     <w:basedOn w:val="TableNormal"/>
     <w:uiPriority w:val="73"/>
@@ -18751,7 +18954,7 @@
       </w:tcPr>
     </w:tblStylePr>
   </w:style>
-  <w:style w:type="table" w:styleId="ColorfulGrid-Accent4">
+  <w:style w:type="table" w:styleId="ColourfulGridAccent4">
     <w:name w:val="Colorful Grid Accent 4"/>
     <w:basedOn w:val="TableNormal"/>
     <w:uiPriority w:val="73"/>
@@ -18824,7 +19027,7 @@
       </w:tcPr>
     </w:tblStylePr>
   </w:style>
-  <w:style w:type="table" w:styleId="ColorfulGrid-Accent5">
+  <w:style w:type="table" w:styleId="ColourfulGridAccent5">
     <w:name w:val="Colorful Grid Accent 5"/>
     <w:basedOn w:val="TableNormal"/>
     <w:uiPriority w:val="73"/>
@@ -18897,7 +19100,7 @@
       </w:tcPr>
     </w:tblStylePr>
   </w:style>
-  <w:style w:type="table" w:styleId="ColorfulGrid-Accent6">
+  <w:style w:type="table" w:styleId="ColourfulGridAccent6">
     <w:name w:val="Colorful Grid Accent 6"/>
     <w:basedOn w:val="TableNormal"/>
     <w:uiPriority w:val="73"/>

--- a/MGNT110/Assessment II/Joseph Koh - Assessment 2  Reflection.docx
+++ b/MGNT110/Assessment II/Joseph Koh - Assessment 2  Reflection.docx
@@ -294,9 +294,10 @@
     <w:p>
       <w:pPr>
         <w:rPr>
-          <w:rFonts w:ascii="Times New Roman" w:hAnsi="Times New Roman" w:cs="Times New Roman"/>
-          <w:sz w:val="20"/>
-          <w:szCs w:val="20"/>
+          <w:rFonts w:ascii="Times New Roman" w:hAnsi="Times New Roman" w:cs="Times New Roman" w:hint="eastAsia"/>
+          <w:sz w:val="20"/>
+          <w:szCs w:val="20"/>
+          <w:lang w:eastAsia="ja-JP"/>
         </w:rPr>
       </w:pPr>
       <w:r>
@@ -306,6 +307,15 @@
           <w:szCs w:val="20"/>
         </w:rPr>
         <w:t xml:space="preserve">Date: </w:t>
+      </w:r>
+      <w:r>
+        <w:rPr>
+          <w:rFonts w:ascii="Times New Roman" w:hAnsi="Times New Roman" w:cs="Times New Roman" w:hint="eastAsia"/>
+          <w:sz w:val="20"/>
+          <w:szCs w:val="20"/>
+          <w:lang w:eastAsia="ja-JP"/>
+        </w:rPr>
+        <w:t xml:space="preserve">15 May 2026 </w:t>
       </w:r>
     </w:p>
     <w:p>
@@ -1116,7 +1126,6 @@
           <w:rFonts w:ascii="Times New Roman" w:hAnsi="Times New Roman" w:cs="Times New Roman"/>
           <w:sz w:val="20"/>
           <w:szCs w:val="20"/>
-          <w:highlight w:val="yellow"/>
         </w:rPr>
         <w:t>PERMA model (Seligman 2011).</w:t>
       </w:r>
@@ -1453,7 +1462,6 @@
           <w:rFonts w:ascii="Times New Roman" w:hAnsi="Times New Roman" w:cs="Times New Roman"/>
           <w:sz w:val="20"/>
           <w:szCs w:val="20"/>
-          <w:highlight w:val="yellow"/>
         </w:rPr>
         <w:t>groupthink (Irving Janis, 1972)</w:t>
       </w:r>
@@ -1714,7 +1722,6 @@
           <w:rFonts w:ascii="Times New Roman" w:hAnsi="Times New Roman" w:cs="Times New Roman"/>
           <w:sz w:val="20"/>
           <w:szCs w:val="20"/>
-          <w:highlight w:val="yellow"/>
         </w:rPr>
         <w:t xml:space="preserve">Tuckman’s model of </w:t>
       </w:r>
@@ -1723,7 +1730,6 @@
           <w:rFonts w:ascii="Times New Roman" w:hAnsi="Times New Roman" w:cs="Times New Roman"/>
           <w:sz w:val="20"/>
           <w:szCs w:val="20"/>
-          <w:highlight w:val="yellow"/>
         </w:rPr>
         <w:t xml:space="preserve">group development from “Forming” to “Norming” </w:t>
       </w:r>
@@ -1732,7 +1738,6 @@
           <w:rFonts w:ascii="Times New Roman" w:hAnsi="Times New Roman" w:cs="Times New Roman"/>
           <w:sz w:val="20"/>
           <w:szCs w:val="20"/>
-          <w:highlight w:val="yellow"/>
         </w:rPr>
         <w:t>to</w:t>
       </w:r>
@@ -1741,7 +1746,6 @@
           <w:rFonts w:ascii="Times New Roman" w:hAnsi="Times New Roman" w:cs="Times New Roman"/>
           <w:sz w:val="20"/>
           <w:szCs w:val="20"/>
-          <w:highlight w:val="yellow"/>
         </w:rPr>
         <w:t xml:space="preserve"> “Performing” (</w:t>
       </w:r>
@@ -1750,7 +1754,6 @@
           <w:rFonts w:ascii="Times New Roman" w:hAnsi="Times New Roman" w:cs="Times New Roman"/>
           <w:sz w:val="20"/>
           <w:szCs w:val="20"/>
-          <w:highlight w:val="yellow"/>
         </w:rPr>
         <w:t>Bruce Tuckman &amp; Mary Ann Jensen 1977</w:t>
       </w:r>
@@ -1759,7 +1762,6 @@
           <w:rFonts w:ascii="Times New Roman" w:hAnsi="Times New Roman" w:cs="Times New Roman"/>
           <w:sz w:val="20"/>
           <w:szCs w:val="20"/>
-          <w:highlight w:val="yellow"/>
         </w:rPr>
         <w:t>)</w:t>
       </w:r>
@@ -1768,7 +1770,6 @@
           <w:rFonts w:ascii="Times New Roman" w:hAnsi="Times New Roman" w:cs="Times New Roman"/>
           <w:sz w:val="20"/>
           <w:szCs w:val="20"/>
-          <w:highlight w:val="yellow"/>
         </w:rPr>
         <w:t>.</w:t>
       </w:r>
@@ -1783,7 +1784,9 @@
           <w:szCs w:val="20"/>
         </w:rPr>
       </w:pPr>
-      <w:r>
+    </w:p>
+    <w:p>
+      <w:pPr>
         <w:rPr>
           <w:rFonts w:ascii="Times New Roman" w:hAnsi="Times New Roman" w:cs="Times New Roman"/>
           <w:b/>
@@ -1791,559 +1794,39 @@
           <w:sz w:val="20"/>
           <w:szCs w:val="20"/>
         </w:rPr>
-        <w:t>Evaluation</w:t>
-      </w:r>
+      </w:pPr>
     </w:p>
     <w:p>
       <w:pPr>
         <w:rPr>
           <w:rFonts w:ascii="Times New Roman" w:hAnsi="Times New Roman" w:cs="Times New Roman"/>
-          <w:sz w:val="20"/>
-          <w:szCs w:val="20"/>
-          <w:lang w:eastAsia="ja-JP"/>
-        </w:rPr>
-      </w:pPr>
-      <w:r>
-        <w:rPr>
-          <w:rFonts w:ascii="Times New Roman" w:hAnsi="Times New Roman" w:cs="Times New Roman"/>
-          <w:sz w:val="20"/>
-          <w:szCs w:val="20"/>
-          <w:lang w:eastAsia="ja-JP"/>
-        </w:rPr>
-        <w:t>To effective</w:t>
-      </w:r>
-      <w:r>
-        <w:rPr>
-          <w:rFonts w:ascii="Times New Roman" w:hAnsi="Times New Roman" w:cs="Times New Roman"/>
-          <w:sz w:val="20"/>
-          <w:szCs w:val="20"/>
-          <w:lang w:eastAsia="ja-JP"/>
-        </w:rPr>
-        <w:t>ly</w:t>
-      </w:r>
-      <w:r>
-        <w:rPr>
-          <w:rFonts w:ascii="Times New Roman" w:hAnsi="Times New Roman" w:cs="Times New Roman"/>
-          <w:sz w:val="20"/>
-          <w:szCs w:val="20"/>
-          <w:lang w:eastAsia="ja-JP"/>
-        </w:rPr>
-        <w:t xml:space="preserve"> </w:t>
-      </w:r>
-      <w:r>
-        <w:rPr>
-          <w:rFonts w:ascii="Times New Roman" w:hAnsi="Times New Roman" w:cs="Times New Roman"/>
-          <w:sz w:val="20"/>
-          <w:szCs w:val="20"/>
-          <w:lang w:eastAsia="ja-JP"/>
-        </w:rPr>
-        <w:t>collaborate</w:t>
-      </w:r>
-      <w:r>
-        <w:rPr>
-          <w:rFonts w:ascii="Times New Roman" w:hAnsi="Times New Roman" w:cs="Times New Roman"/>
-          <w:sz w:val="20"/>
-          <w:szCs w:val="20"/>
-          <w:lang w:eastAsia="ja-JP"/>
-        </w:rPr>
-        <w:t xml:space="preserve"> with my teammates, </w:t>
-      </w:r>
-      <w:r>
-        <w:rPr>
-          <w:rFonts w:ascii="Times New Roman" w:hAnsi="Times New Roman" w:cs="Times New Roman"/>
-          <w:sz w:val="20"/>
-          <w:szCs w:val="20"/>
-          <w:lang w:eastAsia="ja-JP"/>
-        </w:rPr>
-        <w:t>I created a google shared drive to store all common files</w:t>
-      </w:r>
-      <w:r>
-        <w:rPr>
-          <w:rFonts w:ascii="Times New Roman" w:hAnsi="Times New Roman" w:cs="Times New Roman"/>
-          <w:sz w:val="20"/>
-          <w:szCs w:val="20"/>
-          <w:lang w:eastAsia="ja-JP"/>
-        </w:rPr>
-        <w:t xml:space="preserve"> </w:t>
-      </w:r>
-      <w:r>
-        <w:rPr>
-          <w:rFonts w:ascii="Times New Roman" w:hAnsi="Times New Roman" w:cs="Times New Roman"/>
-          <w:sz w:val="20"/>
-          <w:szCs w:val="20"/>
-          <w:lang w:eastAsia="ja-JP"/>
-        </w:rPr>
-        <w:t xml:space="preserve">(see Appendix </w:t>
-      </w:r>
-      <w:r>
-        <w:rPr>
-          <w:rFonts w:ascii="Times New Roman" w:hAnsi="Times New Roman" w:cs="Times New Roman"/>
-          <w:sz w:val="20"/>
-          <w:szCs w:val="20"/>
-          <w:lang w:eastAsia="ja-JP"/>
-        </w:rPr>
-        <w:t>7</w:t>
-      </w:r>
-      <w:r>
-        <w:rPr>
-          <w:rFonts w:ascii="Times New Roman" w:hAnsi="Times New Roman" w:cs="Times New Roman"/>
-          <w:sz w:val="20"/>
-          <w:szCs w:val="20"/>
-          <w:lang w:eastAsia="ja-JP"/>
-        </w:rPr>
-        <w:t xml:space="preserve">). It served as a centralized repository for the team allowing members to easily access latest updated materials preventing version control issues.    </w:t>
-      </w:r>
+          <w:b/>
+          <w:bCs/>
+          <w:sz w:val="20"/>
+          <w:szCs w:val="20"/>
+        </w:rPr>
+      </w:pPr>
     </w:p>
     <w:p>
       <w:pPr>
         <w:rPr>
           <w:rFonts w:ascii="Times New Roman" w:hAnsi="Times New Roman" w:cs="Times New Roman"/>
-          <w:sz w:val="20"/>
-          <w:szCs w:val="20"/>
-          <w:lang w:eastAsia="ja-JP"/>
-        </w:rPr>
-      </w:pPr>
-      <w:r>
-        <w:rPr>
-          <w:rFonts w:ascii="Times New Roman" w:hAnsi="Times New Roman" w:cs="Times New Roman"/>
-          <w:sz w:val="20"/>
-          <w:szCs w:val="20"/>
-          <w:lang w:eastAsia="ja-JP"/>
+          <w:b/>
+          <w:bCs/>
+          <w:sz w:val="20"/>
+          <w:szCs w:val="20"/>
+        </w:rPr>
+      </w:pPr>
+      <w:r>
+        <w:rPr>
+          <w:rFonts w:ascii="Times New Roman" w:hAnsi="Times New Roman" w:cs="Times New Roman"/>
+          <w:b/>
+          <w:bCs/>
+          <w:sz w:val="20"/>
+          <w:szCs w:val="20"/>
         </w:rPr>
         <w:lastRenderedPageBreak/>
-        <w:t xml:space="preserve">My effectiveness in communicating ideas depended on the level of </w:t>
-      </w:r>
-      <w:r>
-        <w:rPr>
-          <w:rFonts w:ascii="Times New Roman" w:hAnsi="Times New Roman" w:cs="Times New Roman"/>
-          <w:sz w:val="20"/>
-          <w:szCs w:val="20"/>
-          <w:lang w:eastAsia="ja-JP"/>
-        </w:rPr>
-        <w:t>structure</w:t>
-      </w:r>
-      <w:r>
-        <w:rPr>
-          <w:rFonts w:ascii="Times New Roman" w:hAnsi="Times New Roman" w:cs="Times New Roman"/>
-          <w:sz w:val="20"/>
-          <w:szCs w:val="20"/>
-          <w:lang w:eastAsia="ja-JP"/>
-        </w:rPr>
-        <w:t xml:space="preserve"> </w:t>
-      </w:r>
-      <w:r>
-        <w:rPr>
-          <w:rFonts w:ascii="Times New Roman" w:hAnsi="Times New Roman" w:cs="Times New Roman"/>
-          <w:sz w:val="20"/>
-          <w:szCs w:val="20"/>
-          <w:lang w:eastAsia="ja-JP"/>
-        </w:rPr>
-        <w:t>within</w:t>
-      </w:r>
-      <w:r>
-        <w:rPr>
-          <w:rFonts w:ascii="Times New Roman" w:hAnsi="Times New Roman" w:cs="Times New Roman"/>
-          <w:sz w:val="20"/>
-          <w:szCs w:val="20"/>
-          <w:lang w:eastAsia="ja-JP"/>
-        </w:rPr>
-        <w:t xml:space="preserve"> the task. I was </w:t>
-      </w:r>
-      <w:r>
-        <w:rPr>
-          <w:rFonts w:ascii="Times New Roman" w:hAnsi="Times New Roman" w:cs="Times New Roman"/>
-          <w:sz w:val="20"/>
-          <w:szCs w:val="20"/>
-          <w:lang w:eastAsia="ja-JP"/>
-        </w:rPr>
-        <w:t xml:space="preserve">more assertive </w:t>
-      </w:r>
-      <w:r>
-        <w:rPr>
-          <w:rFonts w:ascii="Times New Roman" w:hAnsi="Times New Roman" w:cs="Times New Roman"/>
-          <w:sz w:val="20"/>
-          <w:szCs w:val="20"/>
-          <w:lang w:eastAsia="ja-JP"/>
-        </w:rPr>
-        <w:t>on</w:t>
-      </w:r>
-      <w:r>
-        <w:rPr>
-          <w:rFonts w:ascii="Times New Roman" w:hAnsi="Times New Roman" w:cs="Times New Roman"/>
-          <w:sz w:val="20"/>
-          <w:szCs w:val="20"/>
-          <w:lang w:eastAsia="ja-JP"/>
-        </w:rPr>
-        <w:t xml:space="preserve"> </w:t>
-      </w:r>
-      <w:r>
-        <w:rPr>
-          <w:rFonts w:ascii="Times New Roman" w:hAnsi="Times New Roman" w:cs="Times New Roman"/>
-          <w:sz w:val="20"/>
-          <w:szCs w:val="20"/>
-          <w:lang w:eastAsia="ja-JP"/>
-        </w:rPr>
-        <w:t>imperative tasks</w:t>
-      </w:r>
-      <w:r>
-        <w:rPr>
-          <w:rFonts w:ascii="Times New Roman" w:hAnsi="Times New Roman" w:cs="Times New Roman"/>
-          <w:sz w:val="20"/>
-          <w:szCs w:val="20"/>
-          <w:lang w:eastAsia="ja-JP"/>
-        </w:rPr>
-        <w:t xml:space="preserve">. For example, I was </w:t>
-      </w:r>
-      <w:r>
-        <w:rPr>
-          <w:rFonts w:ascii="Times New Roman" w:hAnsi="Times New Roman" w:cs="Times New Roman"/>
-          <w:sz w:val="20"/>
-          <w:szCs w:val="20"/>
-          <w:lang w:eastAsia="ja-JP"/>
-        </w:rPr>
-        <w:t xml:space="preserve">vocal and </w:t>
-      </w:r>
-      <w:r>
-        <w:rPr>
-          <w:rFonts w:ascii="Times New Roman" w:hAnsi="Times New Roman" w:cs="Times New Roman"/>
-          <w:sz w:val="20"/>
-          <w:szCs w:val="20"/>
-          <w:lang w:eastAsia="ja-JP"/>
-        </w:rPr>
-        <w:t>active when</w:t>
-      </w:r>
-      <w:r>
-        <w:rPr>
-          <w:rFonts w:ascii="Times New Roman" w:hAnsi="Times New Roman" w:cs="Times New Roman"/>
-          <w:sz w:val="20"/>
-          <w:szCs w:val="20"/>
-          <w:lang w:eastAsia="ja-JP"/>
-        </w:rPr>
-        <w:t xml:space="preserve"> setting the frequency and presentation rehearsal date as I believed such </w:t>
-      </w:r>
-      <w:r>
-        <w:rPr>
-          <w:rFonts w:ascii="Times New Roman" w:hAnsi="Times New Roman" w:cs="Times New Roman"/>
-          <w:sz w:val="20"/>
-          <w:szCs w:val="20"/>
-          <w:lang w:eastAsia="ja-JP"/>
-        </w:rPr>
-        <w:t>activity affect</w:t>
-      </w:r>
-      <w:r>
-        <w:rPr>
-          <w:rFonts w:ascii="Times New Roman" w:hAnsi="Times New Roman" w:cs="Times New Roman"/>
-          <w:sz w:val="20"/>
-          <w:szCs w:val="20"/>
-          <w:lang w:eastAsia="ja-JP"/>
-        </w:rPr>
-        <w:t>ed</w:t>
-      </w:r>
-      <w:r>
-        <w:rPr>
-          <w:rFonts w:ascii="Times New Roman" w:hAnsi="Times New Roman" w:cs="Times New Roman"/>
-          <w:sz w:val="20"/>
-          <w:szCs w:val="20"/>
-          <w:lang w:eastAsia="ja-JP"/>
-        </w:rPr>
-        <w:t xml:space="preserve"> the </w:t>
-      </w:r>
-      <w:r>
-        <w:rPr>
-          <w:rFonts w:ascii="Times New Roman" w:hAnsi="Times New Roman" w:cs="Times New Roman"/>
-          <w:sz w:val="20"/>
-          <w:szCs w:val="20"/>
-          <w:lang w:eastAsia="ja-JP"/>
-        </w:rPr>
-        <w:t>project</w:t>
-      </w:r>
-      <w:r>
-        <w:rPr>
-          <w:rFonts w:ascii="Times New Roman" w:hAnsi="Times New Roman" w:cs="Times New Roman"/>
-          <w:sz w:val="20"/>
-          <w:szCs w:val="20"/>
-          <w:lang w:eastAsia="ja-JP"/>
-        </w:rPr>
-        <w:t xml:space="preserve"> timeline </w:t>
-      </w:r>
-      <w:r>
-        <w:rPr>
-          <w:rFonts w:ascii="Times New Roman" w:hAnsi="Times New Roman" w:cs="Times New Roman"/>
-          <w:sz w:val="20"/>
-          <w:szCs w:val="20"/>
-          <w:lang w:eastAsia="ja-JP"/>
-        </w:rPr>
-        <w:t xml:space="preserve">which </w:t>
-      </w:r>
-      <w:r>
-        <w:rPr>
-          <w:rFonts w:ascii="Times New Roman" w:hAnsi="Times New Roman" w:cs="Times New Roman"/>
-          <w:sz w:val="20"/>
-          <w:szCs w:val="20"/>
-          <w:lang w:eastAsia="ja-JP"/>
-        </w:rPr>
-        <w:t>require</w:t>
-      </w:r>
-      <w:r>
-        <w:rPr>
-          <w:rFonts w:ascii="Times New Roman" w:hAnsi="Times New Roman" w:cs="Times New Roman"/>
-          <w:sz w:val="20"/>
-          <w:szCs w:val="20"/>
-          <w:lang w:eastAsia="ja-JP"/>
-        </w:rPr>
-        <w:t>d</w:t>
-      </w:r>
-      <w:r>
-        <w:rPr>
-          <w:rFonts w:ascii="Times New Roman" w:hAnsi="Times New Roman" w:cs="Times New Roman"/>
-          <w:sz w:val="20"/>
-          <w:szCs w:val="20"/>
-          <w:lang w:eastAsia="ja-JP"/>
-        </w:rPr>
-        <w:t xml:space="preserve"> </w:t>
-      </w:r>
-      <w:r>
-        <w:rPr>
-          <w:rFonts w:ascii="Times New Roman" w:hAnsi="Times New Roman" w:cs="Times New Roman"/>
-          <w:sz w:val="20"/>
-          <w:szCs w:val="20"/>
-          <w:lang w:eastAsia="ja-JP"/>
-        </w:rPr>
-        <w:t>leadership</w:t>
-      </w:r>
-      <w:r>
-        <w:rPr>
-          <w:rFonts w:ascii="Times New Roman" w:hAnsi="Times New Roman" w:cs="Times New Roman"/>
-          <w:sz w:val="20"/>
-          <w:szCs w:val="20"/>
-          <w:lang w:eastAsia="ja-JP"/>
-        </w:rPr>
-        <w:t xml:space="preserve"> </w:t>
-      </w:r>
-      <w:r>
-        <w:rPr>
-          <w:rFonts w:ascii="Times New Roman" w:hAnsi="Times New Roman" w:cs="Times New Roman"/>
-          <w:sz w:val="20"/>
-          <w:szCs w:val="20"/>
-          <w:lang w:eastAsia="ja-JP"/>
-        </w:rPr>
-        <w:t>input</w:t>
-      </w:r>
-      <w:r>
-        <w:rPr>
-          <w:rFonts w:ascii="Times New Roman" w:hAnsi="Times New Roman" w:cs="Times New Roman"/>
-          <w:sz w:val="20"/>
-          <w:szCs w:val="20"/>
-          <w:lang w:eastAsia="ja-JP"/>
-        </w:rPr>
-        <w:t>.</w:t>
-      </w:r>
-      <w:r>
-        <w:rPr>
-          <w:rFonts w:ascii="Times New Roman" w:hAnsi="Times New Roman" w:cs="Times New Roman"/>
-          <w:sz w:val="20"/>
-          <w:szCs w:val="20"/>
-          <w:lang w:eastAsia="ja-JP"/>
-        </w:rPr>
-        <w:t xml:space="preserve"> In such scenario, my communication was effective in managing and setting the </w:t>
-      </w:r>
-      <w:r>
-        <w:rPr>
-          <w:rFonts w:ascii="Times New Roman" w:hAnsi="Times New Roman" w:cs="Times New Roman"/>
-          <w:sz w:val="20"/>
-          <w:szCs w:val="20"/>
-          <w:lang w:eastAsia="ja-JP"/>
-        </w:rPr>
-        <w:t>overall progress of the</w:t>
-      </w:r>
-      <w:r>
-        <w:rPr>
-          <w:rFonts w:ascii="Times New Roman" w:hAnsi="Times New Roman" w:cs="Times New Roman"/>
-          <w:sz w:val="20"/>
-          <w:szCs w:val="20"/>
-          <w:lang w:eastAsia="ja-JP"/>
-        </w:rPr>
-        <w:t xml:space="preserve"> assignment. However,</w:t>
-      </w:r>
-      <w:r>
-        <w:rPr>
-          <w:rFonts w:ascii="Times New Roman" w:hAnsi="Times New Roman" w:cs="Times New Roman"/>
-          <w:sz w:val="20"/>
-          <w:szCs w:val="20"/>
-          <w:lang w:eastAsia="ja-JP"/>
-        </w:rPr>
-        <w:t xml:space="preserve"> </w:t>
-      </w:r>
-      <w:r>
-        <w:rPr>
-          <w:rFonts w:ascii="Times New Roman" w:hAnsi="Times New Roman" w:cs="Times New Roman"/>
-          <w:sz w:val="20"/>
-          <w:szCs w:val="20"/>
-          <w:lang w:eastAsia="ja-JP"/>
-        </w:rPr>
-        <w:t>f</w:t>
-      </w:r>
-      <w:r>
-        <w:rPr>
-          <w:rFonts w:ascii="Times New Roman" w:hAnsi="Times New Roman" w:cs="Times New Roman"/>
-          <w:sz w:val="20"/>
-          <w:szCs w:val="20"/>
-          <w:lang w:eastAsia="ja-JP"/>
-        </w:rPr>
-        <w:t xml:space="preserve">or less structured discussions, I would be less active giving others the opportunity to </w:t>
-      </w:r>
-      <w:r>
-        <w:rPr>
-          <w:rFonts w:ascii="Times New Roman" w:hAnsi="Times New Roman" w:cs="Times New Roman"/>
-          <w:sz w:val="20"/>
-          <w:szCs w:val="20"/>
-          <w:lang w:eastAsia="ja-JP"/>
-        </w:rPr>
-        <w:t>contribute</w:t>
-      </w:r>
-      <w:r>
-        <w:rPr>
-          <w:rFonts w:ascii="Times New Roman" w:hAnsi="Times New Roman" w:cs="Times New Roman"/>
-          <w:sz w:val="20"/>
-          <w:szCs w:val="20"/>
-          <w:lang w:eastAsia="ja-JP"/>
-        </w:rPr>
-        <w:t xml:space="preserve"> ideas. For example, when choosing the presentation slide</w:t>
-      </w:r>
-      <w:r>
-        <w:rPr>
-          <w:rFonts w:ascii="Times New Roman" w:hAnsi="Times New Roman" w:cs="Times New Roman"/>
-          <w:sz w:val="20"/>
-          <w:szCs w:val="20"/>
-          <w:lang w:eastAsia="ja-JP"/>
-        </w:rPr>
-        <w:t xml:space="preserve"> </w:t>
-      </w:r>
-      <w:r>
-        <w:rPr>
-          <w:rFonts w:ascii="Times New Roman" w:hAnsi="Times New Roman" w:cs="Times New Roman"/>
-          <w:sz w:val="20"/>
-          <w:szCs w:val="20"/>
-          <w:lang w:eastAsia="ja-JP"/>
-        </w:rPr>
-        <w:t>theme, I participated less and often waited for others to suggest ideas</w:t>
-      </w:r>
-      <w:r>
-        <w:rPr>
-          <w:rFonts w:ascii="Times New Roman" w:hAnsi="Times New Roman" w:cs="Times New Roman"/>
-          <w:sz w:val="20"/>
-          <w:szCs w:val="20"/>
-          <w:lang w:eastAsia="ja-JP"/>
-        </w:rPr>
-        <w:t xml:space="preserve"> first</w:t>
-      </w:r>
-      <w:r>
-        <w:rPr>
-          <w:rFonts w:ascii="Times New Roman" w:hAnsi="Times New Roman" w:cs="Times New Roman"/>
-          <w:sz w:val="20"/>
-          <w:szCs w:val="20"/>
-          <w:lang w:eastAsia="ja-JP"/>
-        </w:rPr>
-        <w:t xml:space="preserve">. </w:t>
-      </w:r>
-      <w:r>
-        <w:rPr>
-          <w:rFonts w:ascii="Times New Roman" w:hAnsi="Times New Roman" w:cs="Times New Roman"/>
-          <w:sz w:val="20"/>
-          <w:szCs w:val="20"/>
-          <w:lang w:eastAsia="ja-JP"/>
-        </w:rPr>
-        <w:t xml:space="preserve">This allowed higher </w:t>
-      </w:r>
-      <w:r>
-        <w:rPr>
-          <w:rFonts w:ascii="Times New Roman" w:hAnsi="Times New Roman" w:cs="Times New Roman"/>
-          <w:sz w:val="20"/>
-          <w:szCs w:val="20"/>
-          <w:lang w:eastAsia="ja-JP"/>
-        </w:rPr>
-        <w:t xml:space="preserve">team output promoting group participation. I think this approach was </w:t>
-      </w:r>
-      <w:r>
-        <w:rPr>
-          <w:rFonts w:ascii="Times New Roman" w:hAnsi="Times New Roman" w:cs="Times New Roman"/>
-          <w:sz w:val="20"/>
-          <w:szCs w:val="20"/>
-          <w:lang w:eastAsia="ja-JP"/>
-        </w:rPr>
-        <w:t xml:space="preserve">largely </w:t>
-      </w:r>
-      <w:r>
-        <w:rPr>
-          <w:rFonts w:ascii="Times New Roman" w:hAnsi="Times New Roman" w:cs="Times New Roman"/>
-          <w:sz w:val="20"/>
-          <w:szCs w:val="20"/>
-          <w:lang w:eastAsia="ja-JP"/>
-        </w:rPr>
-        <w:t xml:space="preserve">effective and </w:t>
-      </w:r>
-      <w:r>
-        <w:rPr>
-          <w:rFonts w:ascii="Times New Roman" w:hAnsi="Times New Roman" w:cs="Times New Roman"/>
-          <w:sz w:val="20"/>
-          <w:szCs w:val="20"/>
-          <w:lang w:eastAsia="ja-JP"/>
-        </w:rPr>
-        <w:t xml:space="preserve">flexible in </w:t>
-      </w:r>
-      <w:r>
-        <w:rPr>
-          <w:rFonts w:ascii="Times New Roman" w:hAnsi="Times New Roman" w:cs="Times New Roman"/>
-          <w:sz w:val="20"/>
-          <w:szCs w:val="20"/>
-          <w:lang w:eastAsia="ja-JP"/>
-        </w:rPr>
-        <w:t xml:space="preserve">both </w:t>
-      </w:r>
-      <w:r>
-        <w:rPr>
-          <w:rFonts w:ascii="Times New Roman" w:hAnsi="Times New Roman" w:cs="Times New Roman"/>
-          <w:sz w:val="20"/>
-          <w:szCs w:val="20"/>
-          <w:lang w:eastAsia="ja-JP"/>
-        </w:rPr>
-        <w:t xml:space="preserve">managing the team and </w:t>
-      </w:r>
-      <w:r>
-        <w:rPr>
-          <w:rFonts w:ascii="Times New Roman" w:hAnsi="Times New Roman" w:cs="Times New Roman"/>
-          <w:sz w:val="20"/>
-          <w:szCs w:val="20"/>
-          <w:lang w:eastAsia="ja-JP"/>
-        </w:rPr>
-        <w:t>encouraging</w:t>
-      </w:r>
-      <w:r>
-        <w:rPr>
-          <w:rFonts w:ascii="Times New Roman" w:hAnsi="Times New Roman" w:cs="Times New Roman"/>
-          <w:sz w:val="20"/>
-          <w:szCs w:val="20"/>
-          <w:lang w:eastAsia="ja-JP"/>
-        </w:rPr>
-        <w:t xml:space="preserve"> </w:t>
-      </w:r>
-      <w:r>
-        <w:rPr>
-          <w:rFonts w:ascii="Times New Roman" w:hAnsi="Times New Roman" w:cs="Times New Roman"/>
-          <w:sz w:val="20"/>
-          <w:szCs w:val="20"/>
-          <w:lang w:eastAsia="ja-JP"/>
-        </w:rPr>
-        <w:t>team</w:t>
-      </w:r>
-      <w:r>
-        <w:rPr>
-          <w:rFonts w:ascii="Times New Roman" w:hAnsi="Times New Roman" w:cs="Times New Roman"/>
-          <w:sz w:val="20"/>
-          <w:szCs w:val="20"/>
-          <w:lang w:eastAsia="ja-JP"/>
-        </w:rPr>
-        <w:t xml:space="preserve"> contribution.  </w:t>
+        <w:t>Evaluation</w:t>
       </w:r>
     </w:p>
     <w:p>
@@ -2362,43 +1845,16 @@
           <w:szCs w:val="20"/>
           <w:lang w:eastAsia="ja-JP"/>
         </w:rPr>
-        <w:t xml:space="preserve">As a leader, I </w:t>
-      </w:r>
-      <w:r>
-        <w:rPr>
-          <w:rFonts w:ascii="Times New Roman" w:hAnsi="Times New Roman" w:cs="Times New Roman"/>
-          <w:sz w:val="20"/>
-          <w:szCs w:val="20"/>
-          <w:lang w:eastAsia="ja-JP"/>
-        </w:rPr>
-        <w:t xml:space="preserve">felt accountable for ensuring the team </w:t>
-      </w:r>
-      <w:r>
-        <w:rPr>
-          <w:rFonts w:ascii="Times New Roman" w:hAnsi="Times New Roman" w:cs="Times New Roman"/>
-          <w:sz w:val="20"/>
-          <w:szCs w:val="20"/>
-          <w:lang w:eastAsia="ja-JP"/>
-        </w:rPr>
-        <w:t>was well organized</w:t>
-      </w:r>
-      <w:r>
-        <w:rPr>
-          <w:rFonts w:ascii="Times New Roman" w:hAnsi="Times New Roman" w:cs="Times New Roman"/>
-          <w:sz w:val="20"/>
-          <w:szCs w:val="20"/>
-          <w:lang w:eastAsia="ja-JP"/>
-        </w:rPr>
-        <w:t xml:space="preserve">. </w:t>
-      </w:r>
-      <w:r>
-        <w:rPr>
-          <w:rFonts w:ascii="Times New Roman" w:hAnsi="Times New Roman" w:cs="Times New Roman"/>
-          <w:sz w:val="20"/>
-          <w:szCs w:val="20"/>
-          <w:lang w:eastAsia="ja-JP"/>
-        </w:rPr>
-        <w:t>I</w:t>
+        <w:t>To effective</w:t>
+      </w:r>
+      <w:r>
+        <w:rPr>
+          <w:rFonts w:ascii="Times New Roman" w:hAnsi="Times New Roman" w:cs="Times New Roman"/>
+          <w:sz w:val="20"/>
+          <w:szCs w:val="20"/>
+          <w:lang w:eastAsia="ja-JP"/>
+        </w:rPr>
+        <w:t>ly</w:t>
       </w:r>
       <w:r>
         <w:rPr>
@@ -2416,115 +1872,25 @@
           <w:szCs w:val="20"/>
           <w:lang w:eastAsia="ja-JP"/>
         </w:rPr>
-        <w:t>reminded team members on deadlines,</w:t>
-      </w:r>
-      <w:r>
-        <w:rPr>
-          <w:rFonts w:ascii="Times New Roman" w:hAnsi="Times New Roman" w:cs="Times New Roman"/>
-          <w:sz w:val="20"/>
-          <w:szCs w:val="20"/>
-          <w:lang w:eastAsia="ja-JP"/>
-        </w:rPr>
-        <w:t xml:space="preserve"> potentially avoiding unnecessary conflicts that could </w:t>
-      </w:r>
-      <w:r>
-        <w:rPr>
-          <w:rFonts w:ascii="Times New Roman" w:hAnsi="Times New Roman" w:cs="Times New Roman"/>
-          <w:sz w:val="20"/>
-          <w:szCs w:val="20"/>
-          <w:lang w:eastAsia="ja-JP"/>
-        </w:rPr>
-        <w:t xml:space="preserve">otherwise </w:t>
-      </w:r>
-      <w:r>
-        <w:rPr>
-          <w:rFonts w:ascii="Times New Roman" w:hAnsi="Times New Roman" w:cs="Times New Roman"/>
-          <w:sz w:val="20"/>
-          <w:szCs w:val="20"/>
-          <w:lang w:eastAsia="ja-JP"/>
-        </w:rPr>
-        <w:t>dampen</w:t>
-      </w:r>
-      <w:r>
-        <w:rPr>
-          <w:rFonts w:ascii="Times New Roman" w:hAnsi="Times New Roman" w:cs="Times New Roman"/>
-          <w:sz w:val="20"/>
-          <w:szCs w:val="20"/>
-          <w:lang w:eastAsia="ja-JP"/>
-        </w:rPr>
-        <w:t xml:space="preserve"> team morale</w:t>
-      </w:r>
-      <w:r>
-        <w:rPr>
-          <w:rFonts w:ascii="Times New Roman" w:hAnsi="Times New Roman" w:cs="Times New Roman"/>
-          <w:sz w:val="20"/>
-          <w:szCs w:val="20"/>
-          <w:lang w:eastAsia="ja-JP"/>
-        </w:rPr>
-        <w:t xml:space="preserve"> (see Appendix 4)</w:t>
-      </w:r>
-      <w:r>
-        <w:rPr>
-          <w:rFonts w:ascii="Times New Roman" w:hAnsi="Times New Roman" w:cs="Times New Roman"/>
-          <w:sz w:val="20"/>
-          <w:szCs w:val="20"/>
-          <w:lang w:eastAsia="ja-JP"/>
-        </w:rPr>
-        <w:t xml:space="preserve">. </w:t>
-      </w:r>
-      <w:r>
-        <w:rPr>
-          <w:rFonts w:ascii="Times New Roman" w:hAnsi="Times New Roman" w:cs="Times New Roman"/>
-          <w:sz w:val="20"/>
-          <w:szCs w:val="20"/>
-          <w:lang w:eastAsia="ja-JP"/>
-        </w:rPr>
-        <w:t xml:space="preserve">In addition, I </w:t>
-      </w:r>
-      <w:r>
-        <w:rPr>
-          <w:rFonts w:ascii="Times New Roman" w:hAnsi="Times New Roman" w:cs="Times New Roman"/>
-          <w:sz w:val="20"/>
-          <w:szCs w:val="20"/>
-          <w:lang w:eastAsia="ja-JP"/>
-        </w:rPr>
-        <w:t>assisted</w:t>
-      </w:r>
-      <w:r>
-        <w:rPr>
-          <w:rFonts w:ascii="Times New Roman" w:hAnsi="Times New Roman" w:cs="Times New Roman"/>
-          <w:sz w:val="20"/>
-          <w:szCs w:val="20"/>
-          <w:lang w:eastAsia="ja-JP"/>
-        </w:rPr>
-        <w:t xml:space="preserve"> team members who </w:t>
-      </w:r>
-      <w:r>
-        <w:rPr>
-          <w:rFonts w:ascii="Times New Roman" w:hAnsi="Times New Roman" w:cs="Times New Roman"/>
-          <w:sz w:val="20"/>
-          <w:szCs w:val="20"/>
-          <w:lang w:eastAsia="ja-JP"/>
-        </w:rPr>
-        <w:t>were</w:t>
-      </w:r>
-      <w:r>
-        <w:rPr>
-          <w:rFonts w:ascii="Times New Roman" w:hAnsi="Times New Roman" w:cs="Times New Roman"/>
-          <w:sz w:val="20"/>
-          <w:szCs w:val="20"/>
-          <w:lang w:eastAsia="ja-JP"/>
-        </w:rPr>
-        <w:t xml:space="preserve"> unsure of </w:t>
-      </w:r>
-      <w:r>
-        <w:rPr>
-          <w:rFonts w:ascii="Times New Roman" w:hAnsi="Times New Roman" w:cs="Times New Roman"/>
-          <w:sz w:val="20"/>
-          <w:szCs w:val="20"/>
-          <w:lang w:eastAsia="ja-JP"/>
-        </w:rPr>
-        <w:t>their</w:t>
+        <w:t>collaborate</w:t>
+      </w:r>
+      <w:r>
+        <w:rPr>
+          <w:rFonts w:ascii="Times New Roman" w:hAnsi="Times New Roman" w:cs="Times New Roman"/>
+          <w:sz w:val="20"/>
+          <w:szCs w:val="20"/>
+          <w:lang w:eastAsia="ja-JP"/>
+        </w:rPr>
+        <w:t xml:space="preserve"> with my teammates, </w:t>
+      </w:r>
+      <w:r>
+        <w:rPr>
+          <w:rFonts w:ascii="Times New Roman" w:hAnsi="Times New Roman" w:cs="Times New Roman"/>
+          <w:sz w:val="20"/>
+          <w:szCs w:val="20"/>
+          <w:lang w:eastAsia="ja-JP"/>
+        </w:rPr>
+        <w:t>I created a google shared drive to store all common files</w:t>
       </w:r>
       <w:r>
         <w:rPr>
@@ -2542,43 +1908,25 @@
           <w:szCs w:val="20"/>
           <w:lang w:eastAsia="ja-JP"/>
         </w:rPr>
-        <w:t>work</w:t>
-      </w:r>
-      <w:r>
-        <w:rPr>
-          <w:rFonts w:ascii="Times New Roman" w:hAnsi="Times New Roman" w:cs="Times New Roman"/>
-          <w:sz w:val="20"/>
-          <w:szCs w:val="20"/>
-          <w:lang w:eastAsia="ja-JP"/>
-        </w:rPr>
-        <w:t xml:space="preserve"> (see Appendix </w:t>
-      </w:r>
-      <w:r>
-        <w:rPr>
-          <w:rFonts w:ascii="Times New Roman" w:hAnsi="Times New Roman" w:cs="Times New Roman"/>
-          <w:sz w:val="20"/>
-          <w:szCs w:val="20"/>
-          <w:lang w:eastAsia="ja-JP"/>
-        </w:rPr>
-        <w:t>8</w:t>
-      </w:r>
-      <w:r>
-        <w:rPr>
-          <w:rFonts w:ascii="Times New Roman" w:hAnsi="Times New Roman" w:cs="Times New Roman"/>
-          <w:sz w:val="20"/>
-          <w:szCs w:val="20"/>
-          <w:lang w:eastAsia="ja-JP"/>
-        </w:rPr>
-        <w:t>)</w:t>
-      </w:r>
-      <w:r>
-        <w:rPr>
-          <w:rFonts w:ascii="Times New Roman" w:hAnsi="Times New Roman" w:cs="Times New Roman"/>
-          <w:sz w:val="20"/>
-          <w:szCs w:val="20"/>
-          <w:lang w:eastAsia="ja-JP"/>
-        </w:rPr>
-        <w:t xml:space="preserve"> ensuring they were on track and aligned with their respective tasks. In my assigned role, I effectively created a structured and supportive team environment. </w:t>
+        <w:t xml:space="preserve">(see Appendix </w:t>
+      </w:r>
+      <w:r>
+        <w:rPr>
+          <w:rFonts w:ascii="Times New Roman" w:hAnsi="Times New Roman" w:cs="Times New Roman"/>
+          <w:sz w:val="20"/>
+          <w:szCs w:val="20"/>
+          <w:lang w:eastAsia="ja-JP"/>
+        </w:rPr>
+        <w:t>7</w:t>
+      </w:r>
+      <w:r>
+        <w:rPr>
+          <w:rFonts w:ascii="Times New Roman" w:hAnsi="Times New Roman" w:cs="Times New Roman"/>
+          <w:sz w:val="20"/>
+          <w:szCs w:val="20"/>
+          <w:lang w:eastAsia="ja-JP"/>
+        </w:rPr>
+        <w:t xml:space="preserve">). It served as a centralized repository for the team allowing members to easily access latest updated materials preventing version control issues.    </w:t>
       </w:r>
     </w:p>
     <w:p>
@@ -2587,95 +1935,33 @@
           <w:rFonts w:ascii="Times New Roman" w:hAnsi="Times New Roman" w:cs="Times New Roman"/>
           <w:sz w:val="20"/>
           <w:szCs w:val="20"/>
-        </w:rPr>
-      </w:pPr>
-      <w:r>
-        <w:rPr>
-          <w:rFonts w:ascii="Times New Roman" w:hAnsi="Times New Roman" w:cs="Times New Roman"/>
-          <w:sz w:val="20"/>
-          <w:szCs w:val="20"/>
-          <w:lang w:eastAsia="ja-JP"/>
-        </w:rPr>
-        <w:t xml:space="preserve">My strength lies in </w:t>
-      </w:r>
-      <w:r>
-        <w:rPr>
-          <w:rFonts w:ascii="Times New Roman" w:hAnsi="Times New Roman" w:cs="Times New Roman"/>
-          <w:sz w:val="20"/>
-          <w:szCs w:val="20"/>
-          <w:lang w:eastAsia="ja-JP"/>
-        </w:rPr>
-        <w:t xml:space="preserve">my </w:t>
-      </w:r>
-      <w:r>
-        <w:rPr>
-          <w:rFonts w:ascii="Times New Roman" w:hAnsi="Times New Roman" w:cs="Times New Roman"/>
-          <w:sz w:val="20"/>
-          <w:szCs w:val="20"/>
-          <w:lang w:eastAsia="ja-JP"/>
-        </w:rPr>
-        <w:t>ability to adapt my</w:t>
-      </w:r>
-      <w:r>
-        <w:rPr>
-          <w:rFonts w:ascii="Times New Roman" w:hAnsi="Times New Roman" w:cs="Times New Roman"/>
-          <w:sz w:val="20"/>
-          <w:szCs w:val="20"/>
-          <w:lang w:eastAsia="ja-JP"/>
-        </w:rPr>
-        <w:t xml:space="preserve"> leadership style </w:t>
-      </w:r>
-      <w:r>
-        <w:rPr>
-          <w:rFonts w:ascii="Times New Roman" w:hAnsi="Times New Roman" w:cs="Times New Roman"/>
-          <w:sz w:val="20"/>
-          <w:szCs w:val="20"/>
-          <w:lang w:eastAsia="ja-JP"/>
-        </w:rPr>
-        <w:t xml:space="preserve">to suit different situations as described in </w:t>
-      </w:r>
-      <w:r>
-        <w:rPr>
-          <w:rFonts w:ascii="Times New Roman" w:hAnsi="Times New Roman" w:cs="Times New Roman"/>
-          <w:sz w:val="20"/>
-          <w:szCs w:val="20"/>
-          <w:highlight w:val="yellow"/>
-        </w:rPr>
-        <w:t>S</w:t>
-      </w:r>
-      <w:r>
-        <w:rPr>
-          <w:rFonts w:ascii="Times New Roman" w:hAnsi="Times New Roman" w:cs="Times New Roman"/>
-          <w:sz w:val="20"/>
-          <w:szCs w:val="20"/>
-          <w:highlight w:val="yellow"/>
-        </w:rPr>
-        <w:t xml:space="preserve">ituational </w:t>
-      </w:r>
-      <w:r>
-        <w:rPr>
-          <w:rFonts w:ascii="Times New Roman" w:hAnsi="Times New Roman" w:cs="Times New Roman"/>
-          <w:sz w:val="20"/>
-          <w:szCs w:val="20"/>
-          <w:highlight w:val="yellow"/>
-        </w:rPr>
-        <w:t>L</w:t>
-      </w:r>
-      <w:r>
-        <w:rPr>
-          <w:rFonts w:ascii="Times New Roman" w:hAnsi="Times New Roman" w:cs="Times New Roman"/>
-          <w:sz w:val="20"/>
-          <w:szCs w:val="20"/>
-          <w:highlight w:val="yellow"/>
-        </w:rPr>
-        <w:t>eadership</w:t>
-      </w:r>
-      <w:r>
-        <w:rPr>
-          <w:rFonts w:ascii="Times New Roman" w:hAnsi="Times New Roman" w:cs="Times New Roman"/>
-          <w:sz w:val="20"/>
-          <w:szCs w:val="20"/>
-          <w:highlight w:val="yellow"/>
+          <w:lang w:eastAsia="ja-JP"/>
+        </w:rPr>
+      </w:pPr>
+      <w:r>
+        <w:rPr>
+          <w:rFonts w:ascii="Times New Roman" w:hAnsi="Times New Roman" w:cs="Times New Roman"/>
+          <w:sz w:val="20"/>
+          <w:szCs w:val="20"/>
+          <w:lang w:eastAsia="ja-JP"/>
+        </w:rPr>
+        <w:t xml:space="preserve">My effectiveness in communicating ideas depended on the level of </w:t>
+      </w:r>
+      <w:r>
+        <w:rPr>
+          <w:rFonts w:ascii="Times New Roman" w:hAnsi="Times New Roman" w:cs="Times New Roman"/>
+          <w:sz w:val="20"/>
+          <w:szCs w:val="20"/>
+          <w:lang w:eastAsia="ja-JP"/>
+        </w:rPr>
+        <w:t>structure</w:t>
+      </w:r>
+      <w:r>
+        <w:rPr>
+          <w:rFonts w:ascii="Times New Roman" w:hAnsi="Times New Roman" w:cs="Times New Roman"/>
+          <w:sz w:val="20"/>
+          <w:szCs w:val="20"/>
+          <w:lang w:eastAsia="ja-JP"/>
         </w:rPr>
         <w:t xml:space="preserve"> </w:t>
       </w:r>
@@ -2684,34 +1970,205 @@
           <w:rFonts w:ascii="Times New Roman" w:hAnsi="Times New Roman" w:cs="Times New Roman"/>
           <w:sz w:val="20"/>
           <w:szCs w:val="20"/>
-          <w:highlight w:val="yellow"/>
-        </w:rPr>
-        <w:t>T</w:t>
-      </w:r>
-      <w:r>
-        <w:rPr>
-          <w:rFonts w:ascii="Times New Roman" w:hAnsi="Times New Roman" w:cs="Times New Roman"/>
-          <w:sz w:val="20"/>
-          <w:szCs w:val="20"/>
-          <w:highlight w:val="yellow"/>
-        </w:rPr>
-        <w:t xml:space="preserve">heory </w:t>
-      </w:r>
-      <w:r>
-        <w:rPr>
-          <w:rFonts w:ascii="Times New Roman" w:hAnsi="Times New Roman" w:cs="Times New Roman"/>
-          <w:sz w:val="20"/>
-          <w:szCs w:val="20"/>
-          <w:highlight w:val="yellow"/>
-        </w:rPr>
-        <w:t>(Hersey and Blanchard 1969; 1977)</w:t>
-      </w:r>
-      <w:r>
-        <w:rPr>
-          <w:rFonts w:ascii="Times New Roman" w:hAnsi="Times New Roman" w:cs="Times New Roman"/>
-          <w:sz w:val="20"/>
-          <w:szCs w:val="20"/>
-          <w:highlight w:val="yellow"/>
+          <w:lang w:eastAsia="ja-JP"/>
+        </w:rPr>
+        <w:t>within</w:t>
+      </w:r>
+      <w:r>
+        <w:rPr>
+          <w:rFonts w:ascii="Times New Roman" w:hAnsi="Times New Roman" w:cs="Times New Roman"/>
+          <w:sz w:val="20"/>
+          <w:szCs w:val="20"/>
+          <w:lang w:eastAsia="ja-JP"/>
+        </w:rPr>
+        <w:t xml:space="preserve"> the task. I was </w:t>
+      </w:r>
+      <w:r>
+        <w:rPr>
+          <w:rFonts w:ascii="Times New Roman" w:hAnsi="Times New Roman" w:cs="Times New Roman"/>
+          <w:sz w:val="20"/>
+          <w:szCs w:val="20"/>
+          <w:lang w:eastAsia="ja-JP"/>
+        </w:rPr>
+        <w:t xml:space="preserve">more assertive </w:t>
+      </w:r>
+      <w:r>
+        <w:rPr>
+          <w:rFonts w:ascii="Times New Roman" w:hAnsi="Times New Roman" w:cs="Times New Roman"/>
+          <w:sz w:val="20"/>
+          <w:szCs w:val="20"/>
+          <w:lang w:eastAsia="ja-JP"/>
+        </w:rPr>
+        <w:t>on</w:t>
+      </w:r>
+      <w:r>
+        <w:rPr>
+          <w:rFonts w:ascii="Times New Roman" w:hAnsi="Times New Roman" w:cs="Times New Roman"/>
+          <w:sz w:val="20"/>
+          <w:szCs w:val="20"/>
+          <w:lang w:eastAsia="ja-JP"/>
+        </w:rPr>
+        <w:t xml:space="preserve"> </w:t>
+      </w:r>
+      <w:r>
+        <w:rPr>
+          <w:rFonts w:ascii="Times New Roman" w:hAnsi="Times New Roman" w:cs="Times New Roman"/>
+          <w:sz w:val="20"/>
+          <w:szCs w:val="20"/>
+          <w:lang w:eastAsia="ja-JP"/>
+        </w:rPr>
+        <w:t>imperative tasks</w:t>
+      </w:r>
+      <w:r>
+        <w:rPr>
+          <w:rFonts w:ascii="Times New Roman" w:hAnsi="Times New Roman" w:cs="Times New Roman"/>
+          <w:sz w:val="20"/>
+          <w:szCs w:val="20"/>
+          <w:lang w:eastAsia="ja-JP"/>
+        </w:rPr>
+        <w:t xml:space="preserve">. For example, I was </w:t>
+      </w:r>
+      <w:r>
+        <w:rPr>
+          <w:rFonts w:ascii="Times New Roman" w:hAnsi="Times New Roman" w:cs="Times New Roman"/>
+          <w:sz w:val="20"/>
+          <w:szCs w:val="20"/>
+          <w:lang w:eastAsia="ja-JP"/>
+        </w:rPr>
+        <w:t xml:space="preserve">vocal and </w:t>
+      </w:r>
+      <w:r>
+        <w:rPr>
+          <w:rFonts w:ascii="Times New Roman" w:hAnsi="Times New Roman" w:cs="Times New Roman"/>
+          <w:sz w:val="20"/>
+          <w:szCs w:val="20"/>
+          <w:lang w:eastAsia="ja-JP"/>
+        </w:rPr>
+        <w:t>active when</w:t>
+      </w:r>
+      <w:r>
+        <w:rPr>
+          <w:rFonts w:ascii="Times New Roman" w:hAnsi="Times New Roman" w:cs="Times New Roman"/>
+          <w:sz w:val="20"/>
+          <w:szCs w:val="20"/>
+          <w:lang w:eastAsia="ja-JP"/>
+        </w:rPr>
+        <w:t xml:space="preserve"> setting the frequency and presentation rehearsal date as I believed such </w:t>
+      </w:r>
+      <w:r>
+        <w:rPr>
+          <w:rFonts w:ascii="Times New Roman" w:hAnsi="Times New Roman" w:cs="Times New Roman"/>
+          <w:sz w:val="20"/>
+          <w:szCs w:val="20"/>
+          <w:lang w:eastAsia="ja-JP"/>
+        </w:rPr>
+        <w:t>activity affect</w:t>
+      </w:r>
+      <w:r>
+        <w:rPr>
+          <w:rFonts w:ascii="Times New Roman" w:hAnsi="Times New Roman" w:cs="Times New Roman"/>
+          <w:sz w:val="20"/>
+          <w:szCs w:val="20"/>
+          <w:lang w:eastAsia="ja-JP"/>
+        </w:rPr>
+        <w:t>ed</w:t>
+      </w:r>
+      <w:r>
+        <w:rPr>
+          <w:rFonts w:ascii="Times New Roman" w:hAnsi="Times New Roman" w:cs="Times New Roman"/>
+          <w:sz w:val="20"/>
+          <w:szCs w:val="20"/>
+          <w:lang w:eastAsia="ja-JP"/>
+        </w:rPr>
+        <w:t xml:space="preserve"> the </w:t>
+      </w:r>
+      <w:r>
+        <w:rPr>
+          <w:rFonts w:ascii="Times New Roman" w:hAnsi="Times New Roman" w:cs="Times New Roman"/>
+          <w:sz w:val="20"/>
+          <w:szCs w:val="20"/>
+          <w:lang w:eastAsia="ja-JP"/>
+        </w:rPr>
+        <w:t>project</w:t>
+      </w:r>
+      <w:r>
+        <w:rPr>
+          <w:rFonts w:ascii="Times New Roman" w:hAnsi="Times New Roman" w:cs="Times New Roman"/>
+          <w:sz w:val="20"/>
+          <w:szCs w:val="20"/>
+          <w:lang w:eastAsia="ja-JP"/>
+        </w:rPr>
+        <w:t xml:space="preserve"> timeline </w:t>
+      </w:r>
+      <w:r>
+        <w:rPr>
+          <w:rFonts w:ascii="Times New Roman" w:hAnsi="Times New Roman" w:cs="Times New Roman"/>
+          <w:sz w:val="20"/>
+          <w:szCs w:val="20"/>
+          <w:lang w:eastAsia="ja-JP"/>
+        </w:rPr>
+        <w:t xml:space="preserve">which </w:t>
+      </w:r>
+      <w:r>
+        <w:rPr>
+          <w:rFonts w:ascii="Times New Roman" w:hAnsi="Times New Roman" w:cs="Times New Roman"/>
+          <w:sz w:val="20"/>
+          <w:szCs w:val="20"/>
+          <w:lang w:eastAsia="ja-JP"/>
+        </w:rPr>
+        <w:t>require</w:t>
+      </w:r>
+      <w:r>
+        <w:rPr>
+          <w:rFonts w:ascii="Times New Roman" w:hAnsi="Times New Roman" w:cs="Times New Roman"/>
+          <w:sz w:val="20"/>
+          <w:szCs w:val="20"/>
+          <w:lang w:eastAsia="ja-JP"/>
+        </w:rPr>
+        <w:t>d</w:t>
+      </w:r>
+      <w:r>
+        <w:rPr>
+          <w:rFonts w:ascii="Times New Roman" w:hAnsi="Times New Roman" w:cs="Times New Roman"/>
+          <w:sz w:val="20"/>
+          <w:szCs w:val="20"/>
+          <w:lang w:eastAsia="ja-JP"/>
+        </w:rPr>
+        <w:t xml:space="preserve"> </w:t>
+      </w:r>
+      <w:r>
+        <w:rPr>
+          <w:rFonts w:ascii="Times New Roman" w:hAnsi="Times New Roman" w:cs="Times New Roman"/>
+          <w:sz w:val="20"/>
+          <w:szCs w:val="20"/>
+          <w:lang w:eastAsia="ja-JP"/>
+        </w:rPr>
+        <w:t>leadership</w:t>
+      </w:r>
+      <w:r>
+        <w:rPr>
+          <w:rFonts w:ascii="Times New Roman" w:hAnsi="Times New Roman" w:cs="Times New Roman"/>
+          <w:sz w:val="20"/>
+          <w:szCs w:val="20"/>
+          <w:lang w:eastAsia="ja-JP"/>
+        </w:rPr>
+        <w:t xml:space="preserve"> </w:t>
+      </w:r>
+      <w:r>
+        <w:rPr>
+          <w:rFonts w:ascii="Times New Roman" w:hAnsi="Times New Roman" w:cs="Times New Roman"/>
+          <w:sz w:val="20"/>
+          <w:szCs w:val="20"/>
+          <w:lang w:eastAsia="ja-JP"/>
+        </w:rPr>
+        <w:t>input</w:t>
+      </w:r>
+      <w:r>
+        <w:rPr>
+          <w:rFonts w:ascii="Times New Roman" w:hAnsi="Times New Roman" w:cs="Times New Roman"/>
+          <w:sz w:val="20"/>
+          <w:szCs w:val="20"/>
+          <w:lang w:eastAsia="ja-JP"/>
         </w:rPr>
         <w:t>.</w:t>
       </w:r>
@@ -2720,6 +2177,34 @@
           <w:rFonts w:ascii="Times New Roman" w:hAnsi="Times New Roman" w:cs="Times New Roman"/>
           <w:sz w:val="20"/>
           <w:szCs w:val="20"/>
+          <w:lang w:eastAsia="ja-JP"/>
+        </w:rPr>
+        <w:t xml:space="preserve"> In such scenario, my communication was effective in managing and setting the </w:t>
+      </w:r>
+      <w:r>
+        <w:rPr>
+          <w:rFonts w:ascii="Times New Roman" w:hAnsi="Times New Roman" w:cs="Times New Roman"/>
+          <w:sz w:val="20"/>
+          <w:szCs w:val="20"/>
+          <w:lang w:eastAsia="ja-JP"/>
+        </w:rPr>
+        <w:t>overall progress of the</w:t>
+      </w:r>
+      <w:r>
+        <w:rPr>
+          <w:rFonts w:ascii="Times New Roman" w:hAnsi="Times New Roman" w:cs="Times New Roman"/>
+          <w:sz w:val="20"/>
+          <w:szCs w:val="20"/>
+          <w:lang w:eastAsia="ja-JP"/>
+        </w:rPr>
+        <w:t xml:space="preserve"> assignment. However,</w:t>
+      </w:r>
+      <w:r>
+        <w:rPr>
+          <w:rFonts w:ascii="Times New Roman" w:hAnsi="Times New Roman" w:cs="Times New Roman"/>
+          <w:sz w:val="20"/>
+          <w:szCs w:val="20"/>
+          <w:lang w:eastAsia="ja-JP"/>
         </w:rPr>
         <w:t xml:space="preserve"> </w:t>
       </w:r>
@@ -2728,158 +2213,43 @@
           <w:rFonts w:ascii="Times New Roman" w:hAnsi="Times New Roman" w:cs="Times New Roman"/>
           <w:sz w:val="20"/>
           <w:szCs w:val="20"/>
-        </w:rPr>
-        <w:t xml:space="preserve">At the start, </w:t>
-      </w:r>
-      <w:r>
-        <w:rPr>
-          <w:rFonts w:ascii="Times New Roman" w:hAnsi="Times New Roman" w:cs="Times New Roman"/>
-          <w:sz w:val="20"/>
-          <w:szCs w:val="20"/>
-        </w:rPr>
-        <w:t xml:space="preserve">I </w:t>
-      </w:r>
-      <w:r>
-        <w:rPr>
-          <w:rFonts w:ascii="Times New Roman" w:hAnsi="Times New Roman" w:cs="Times New Roman"/>
-          <w:sz w:val="20"/>
-          <w:szCs w:val="20"/>
-        </w:rPr>
-        <w:t xml:space="preserve">adopted a more directive approach by setting clear </w:t>
-      </w:r>
-      <w:r>
-        <w:rPr>
-          <w:rFonts w:ascii="Times New Roman" w:hAnsi="Times New Roman" w:cs="Times New Roman"/>
-          <w:sz w:val="20"/>
-          <w:szCs w:val="20"/>
-        </w:rPr>
-        <w:t>timeline</w:t>
-      </w:r>
-      <w:r>
-        <w:rPr>
-          <w:rFonts w:ascii="Times New Roman" w:hAnsi="Times New Roman" w:cs="Times New Roman"/>
-          <w:sz w:val="20"/>
-          <w:szCs w:val="20"/>
-        </w:rPr>
-        <w:t>s</w:t>
-      </w:r>
-      <w:r>
-        <w:rPr>
-          <w:rFonts w:ascii="Times New Roman" w:hAnsi="Times New Roman" w:cs="Times New Roman"/>
-          <w:sz w:val="20"/>
-          <w:szCs w:val="20"/>
-        </w:rPr>
-        <w:t xml:space="preserve"> and </w:t>
-      </w:r>
-      <w:r>
-        <w:rPr>
-          <w:rFonts w:ascii="Times New Roman" w:hAnsi="Times New Roman" w:cs="Times New Roman"/>
-          <w:sz w:val="20"/>
-          <w:szCs w:val="20"/>
-        </w:rPr>
-        <w:t>expectations</w:t>
-      </w:r>
-      <w:r>
-        <w:rPr>
-          <w:rFonts w:ascii="Times New Roman" w:hAnsi="Times New Roman" w:cs="Times New Roman"/>
-          <w:sz w:val="20"/>
-          <w:szCs w:val="20"/>
-        </w:rPr>
-        <w:t>,</w:t>
-      </w:r>
-      <w:r>
-        <w:rPr>
-          <w:rFonts w:ascii="Times New Roman" w:hAnsi="Times New Roman" w:cs="Times New Roman"/>
-          <w:sz w:val="20"/>
-          <w:szCs w:val="20"/>
-        </w:rPr>
-        <w:t xml:space="preserve"> ensuring </w:t>
-      </w:r>
-      <w:r>
-        <w:rPr>
-          <w:rFonts w:ascii="Times New Roman" w:hAnsi="Times New Roman" w:cs="Times New Roman"/>
-          <w:sz w:val="20"/>
-          <w:szCs w:val="20"/>
-        </w:rPr>
-        <w:t xml:space="preserve">the team </w:t>
-      </w:r>
-      <w:r>
-        <w:rPr>
-          <w:rFonts w:ascii="Times New Roman" w:hAnsi="Times New Roman" w:cs="Times New Roman"/>
-          <w:sz w:val="20"/>
-          <w:szCs w:val="20"/>
-        </w:rPr>
-        <w:t>was</w:t>
-      </w:r>
-      <w:r>
-        <w:rPr>
-          <w:rFonts w:ascii="Times New Roman" w:hAnsi="Times New Roman" w:cs="Times New Roman"/>
-          <w:sz w:val="20"/>
-          <w:szCs w:val="20"/>
-        </w:rPr>
-        <w:t xml:space="preserve"> aligned</w:t>
-      </w:r>
-      <w:r>
-        <w:rPr>
-          <w:rFonts w:ascii="Times New Roman" w:hAnsi="Times New Roman" w:cs="Times New Roman"/>
-          <w:sz w:val="20"/>
-          <w:szCs w:val="20"/>
-        </w:rPr>
-        <w:t>. As the team</w:t>
-      </w:r>
-      <w:r>
-        <w:rPr>
-          <w:rFonts w:ascii="Times New Roman" w:hAnsi="Times New Roman" w:cs="Times New Roman"/>
-          <w:sz w:val="20"/>
-          <w:szCs w:val="20"/>
-        </w:rPr>
-        <w:t xml:space="preserve"> became more competent</w:t>
-      </w:r>
-      <w:r>
-        <w:rPr>
-          <w:rFonts w:ascii="Times New Roman" w:hAnsi="Times New Roman" w:cs="Times New Roman"/>
-          <w:sz w:val="20"/>
-          <w:szCs w:val="20"/>
-        </w:rPr>
-        <w:t xml:space="preserve">, I </w:t>
-      </w:r>
-      <w:r>
-        <w:rPr>
-          <w:rFonts w:ascii="Times New Roman" w:hAnsi="Times New Roman" w:cs="Times New Roman"/>
-          <w:sz w:val="20"/>
-          <w:szCs w:val="20"/>
-        </w:rPr>
-        <w:t>shifted to a more supportive approach entrusting</w:t>
-      </w:r>
-      <w:r>
-        <w:rPr>
-          <w:rFonts w:ascii="Times New Roman" w:hAnsi="Times New Roman" w:cs="Times New Roman"/>
-          <w:sz w:val="20"/>
-          <w:szCs w:val="20"/>
-        </w:rPr>
-        <w:t xml:space="preserve"> them to take</w:t>
-      </w:r>
-      <w:r>
-        <w:rPr>
-          <w:rFonts w:ascii="Times New Roman" w:hAnsi="Times New Roman" w:cs="Times New Roman"/>
-          <w:sz w:val="20"/>
-          <w:szCs w:val="20"/>
-        </w:rPr>
-        <w:t xml:space="preserve"> accountability and</w:t>
-      </w:r>
-      <w:r>
-        <w:rPr>
-          <w:rFonts w:ascii="Times New Roman" w:hAnsi="Times New Roman" w:cs="Times New Roman"/>
-          <w:sz w:val="20"/>
-          <w:szCs w:val="20"/>
-        </w:rPr>
-        <w:t xml:space="preserve"> ownership</w:t>
-      </w:r>
-      <w:r>
-        <w:rPr>
-          <w:rFonts w:ascii="Times New Roman" w:hAnsi="Times New Roman" w:cs="Times New Roman"/>
-          <w:sz w:val="20"/>
-          <w:szCs w:val="20"/>
+          <w:lang w:eastAsia="ja-JP"/>
+        </w:rPr>
+        <w:t>f</w:t>
+      </w:r>
+      <w:r>
+        <w:rPr>
+          <w:rFonts w:ascii="Times New Roman" w:hAnsi="Times New Roman" w:cs="Times New Roman"/>
+          <w:sz w:val="20"/>
+          <w:szCs w:val="20"/>
+          <w:lang w:eastAsia="ja-JP"/>
+        </w:rPr>
+        <w:t xml:space="preserve">or less structured discussions, I would be less active giving others the opportunity to </w:t>
+      </w:r>
+      <w:r>
+        <w:rPr>
+          <w:rFonts w:ascii="Times New Roman" w:hAnsi="Times New Roman" w:cs="Times New Roman"/>
+          <w:sz w:val="20"/>
+          <w:szCs w:val="20"/>
+          <w:lang w:eastAsia="ja-JP"/>
+        </w:rPr>
+        <w:t>contribute</w:t>
+      </w:r>
+      <w:r>
+        <w:rPr>
+          <w:rFonts w:ascii="Times New Roman" w:hAnsi="Times New Roman" w:cs="Times New Roman"/>
+          <w:sz w:val="20"/>
+          <w:szCs w:val="20"/>
+          <w:lang w:eastAsia="ja-JP"/>
+        </w:rPr>
+        <w:t xml:space="preserve"> ideas. For example, when choosing the presentation slide</w:t>
+      </w:r>
+      <w:r>
+        <w:rPr>
+          <w:rFonts w:ascii="Times New Roman" w:hAnsi="Times New Roman" w:cs="Times New Roman"/>
+          <w:sz w:val="20"/>
+          <w:szCs w:val="20"/>
+          <w:lang w:eastAsia="ja-JP"/>
         </w:rPr>
         <w:t xml:space="preserve"> </w:t>
       </w:r>
@@ -2888,64 +2258,126 @@
           <w:rFonts w:ascii="Times New Roman" w:hAnsi="Times New Roman" w:cs="Times New Roman"/>
           <w:sz w:val="20"/>
           <w:szCs w:val="20"/>
-        </w:rPr>
-        <w:t xml:space="preserve">(see appendix </w:t>
-      </w:r>
-      <w:r>
-        <w:rPr>
-          <w:rFonts w:ascii="Times New Roman" w:hAnsi="Times New Roman" w:cs="Times New Roman"/>
-          <w:sz w:val="20"/>
-          <w:szCs w:val="20"/>
-        </w:rPr>
-        <w:t>9</w:t>
-      </w:r>
-      <w:r>
-        <w:rPr>
-          <w:rFonts w:ascii="Times New Roman" w:hAnsi="Times New Roman" w:cs="Times New Roman"/>
-          <w:sz w:val="20"/>
-          <w:szCs w:val="20"/>
-        </w:rPr>
-        <w:t>)</w:t>
-      </w:r>
-      <w:r>
-        <w:rPr>
-          <w:rFonts w:ascii="Times New Roman" w:hAnsi="Times New Roman" w:cs="Times New Roman"/>
-          <w:sz w:val="20"/>
-          <w:szCs w:val="20"/>
-        </w:rPr>
-        <w:t>. This flexible approach ensured that team members did not feel micromanaged which reduce</w:t>
-      </w:r>
-      <w:r>
-        <w:rPr>
-          <w:rFonts w:ascii="Times New Roman" w:hAnsi="Times New Roman" w:cs="Times New Roman"/>
-          <w:sz w:val="20"/>
-          <w:szCs w:val="20"/>
-        </w:rPr>
-        <w:t>d</w:t>
-      </w:r>
-      <w:r>
-        <w:rPr>
-          <w:rFonts w:ascii="Times New Roman" w:hAnsi="Times New Roman" w:cs="Times New Roman"/>
-          <w:sz w:val="20"/>
-          <w:szCs w:val="20"/>
-        </w:rPr>
-        <w:t xml:space="preserve"> the risk of misunderstanding</w:t>
-      </w:r>
-      <w:r>
-        <w:rPr>
-          <w:rFonts w:ascii="Times New Roman" w:hAnsi="Times New Roman" w:cs="Times New Roman"/>
-          <w:sz w:val="20"/>
-          <w:szCs w:val="20"/>
-        </w:rPr>
-        <w:t>s</w:t>
-      </w:r>
-      <w:r>
-        <w:rPr>
-          <w:rFonts w:ascii="Times New Roman" w:hAnsi="Times New Roman" w:cs="Times New Roman"/>
-          <w:sz w:val="20"/>
-          <w:szCs w:val="20"/>
+          <w:lang w:eastAsia="ja-JP"/>
+        </w:rPr>
+        <w:t>theme, I participated less and often waited for others to suggest ideas</w:t>
+      </w:r>
+      <w:r>
+        <w:rPr>
+          <w:rFonts w:ascii="Times New Roman" w:hAnsi="Times New Roman" w:cs="Times New Roman"/>
+          <w:sz w:val="20"/>
+          <w:szCs w:val="20"/>
+          <w:lang w:eastAsia="ja-JP"/>
+        </w:rPr>
+        <w:t xml:space="preserve"> first</w:t>
+      </w:r>
+      <w:r>
+        <w:rPr>
+          <w:rFonts w:ascii="Times New Roman" w:hAnsi="Times New Roman" w:cs="Times New Roman"/>
+          <w:sz w:val="20"/>
+          <w:szCs w:val="20"/>
+          <w:lang w:eastAsia="ja-JP"/>
         </w:rPr>
         <w:t xml:space="preserve">. </w:t>
+      </w:r>
+      <w:r>
+        <w:rPr>
+          <w:rFonts w:ascii="Times New Roman" w:hAnsi="Times New Roman" w:cs="Times New Roman"/>
+          <w:sz w:val="20"/>
+          <w:szCs w:val="20"/>
+          <w:lang w:eastAsia="ja-JP"/>
+        </w:rPr>
+        <w:t xml:space="preserve">This allowed higher </w:t>
+      </w:r>
+      <w:r>
+        <w:rPr>
+          <w:rFonts w:ascii="Times New Roman" w:hAnsi="Times New Roman" w:cs="Times New Roman"/>
+          <w:sz w:val="20"/>
+          <w:szCs w:val="20"/>
+          <w:lang w:eastAsia="ja-JP"/>
+        </w:rPr>
+        <w:t xml:space="preserve">team output promoting group participation. I think this approach was </w:t>
+      </w:r>
+      <w:r>
+        <w:rPr>
+          <w:rFonts w:ascii="Times New Roman" w:hAnsi="Times New Roman" w:cs="Times New Roman"/>
+          <w:sz w:val="20"/>
+          <w:szCs w:val="20"/>
+          <w:lang w:eastAsia="ja-JP"/>
+        </w:rPr>
+        <w:t xml:space="preserve">largely </w:t>
+      </w:r>
+      <w:r>
+        <w:rPr>
+          <w:rFonts w:ascii="Times New Roman" w:hAnsi="Times New Roman" w:cs="Times New Roman"/>
+          <w:sz w:val="20"/>
+          <w:szCs w:val="20"/>
+          <w:lang w:eastAsia="ja-JP"/>
+        </w:rPr>
+        <w:t xml:space="preserve">effective and </w:t>
+      </w:r>
+      <w:r>
+        <w:rPr>
+          <w:rFonts w:ascii="Times New Roman" w:hAnsi="Times New Roman" w:cs="Times New Roman"/>
+          <w:sz w:val="20"/>
+          <w:szCs w:val="20"/>
+          <w:lang w:eastAsia="ja-JP"/>
+        </w:rPr>
+        <w:t xml:space="preserve">flexible in </w:t>
+      </w:r>
+      <w:r>
+        <w:rPr>
+          <w:rFonts w:ascii="Times New Roman" w:hAnsi="Times New Roman" w:cs="Times New Roman"/>
+          <w:sz w:val="20"/>
+          <w:szCs w:val="20"/>
+          <w:lang w:eastAsia="ja-JP"/>
+        </w:rPr>
+        <w:t xml:space="preserve">both </w:t>
+      </w:r>
+      <w:r>
+        <w:rPr>
+          <w:rFonts w:ascii="Times New Roman" w:hAnsi="Times New Roman" w:cs="Times New Roman"/>
+          <w:sz w:val="20"/>
+          <w:szCs w:val="20"/>
+          <w:lang w:eastAsia="ja-JP"/>
+        </w:rPr>
+        <w:t xml:space="preserve">managing the team and </w:t>
+      </w:r>
+      <w:r>
+        <w:rPr>
+          <w:rFonts w:ascii="Times New Roman" w:hAnsi="Times New Roman" w:cs="Times New Roman"/>
+          <w:sz w:val="20"/>
+          <w:szCs w:val="20"/>
+          <w:lang w:eastAsia="ja-JP"/>
+        </w:rPr>
+        <w:t>encouraging</w:t>
+      </w:r>
+      <w:r>
+        <w:rPr>
+          <w:rFonts w:ascii="Times New Roman" w:hAnsi="Times New Roman" w:cs="Times New Roman"/>
+          <w:sz w:val="20"/>
+          <w:szCs w:val="20"/>
+          <w:lang w:eastAsia="ja-JP"/>
+        </w:rPr>
+        <w:t xml:space="preserve"> </w:t>
+      </w:r>
+      <w:r>
+        <w:rPr>
+          <w:rFonts w:ascii="Times New Roman" w:hAnsi="Times New Roman" w:cs="Times New Roman"/>
+          <w:sz w:val="20"/>
+          <w:szCs w:val="20"/>
+          <w:lang w:eastAsia="ja-JP"/>
+        </w:rPr>
+        <w:t>team</w:t>
+      </w:r>
+      <w:r>
+        <w:rPr>
+          <w:rFonts w:ascii="Times New Roman" w:hAnsi="Times New Roman" w:cs="Times New Roman"/>
+          <w:sz w:val="20"/>
+          <w:szCs w:val="20"/>
+          <w:lang w:eastAsia="ja-JP"/>
+        </w:rPr>
+        <w:t xml:space="preserve"> contribution.  </w:t>
       </w:r>
     </w:p>
     <w:p>
@@ -2964,61 +2396,25 @@
           <w:szCs w:val="20"/>
           <w:lang w:eastAsia="ja-JP"/>
         </w:rPr>
-        <w:t xml:space="preserve">My area of </w:t>
-      </w:r>
-      <w:r>
-        <w:rPr>
-          <w:rFonts w:ascii="Times New Roman" w:hAnsi="Times New Roman" w:cs="Times New Roman"/>
-          <w:sz w:val="20"/>
-          <w:szCs w:val="20"/>
-          <w:lang w:eastAsia="ja-JP"/>
-        </w:rPr>
-        <w:t>struggle</w:t>
-      </w:r>
-      <w:r>
-        <w:rPr>
-          <w:rFonts w:ascii="Times New Roman" w:hAnsi="Times New Roman" w:cs="Times New Roman"/>
-          <w:sz w:val="20"/>
-          <w:szCs w:val="20"/>
-          <w:lang w:eastAsia="ja-JP"/>
-        </w:rPr>
-        <w:t xml:space="preserve"> was my level of participation in less structured discussions</w:t>
-      </w:r>
-      <w:r>
-        <w:rPr>
-          <w:rFonts w:ascii="Times New Roman" w:hAnsi="Times New Roman" w:cs="Times New Roman"/>
-          <w:sz w:val="20"/>
-          <w:szCs w:val="20"/>
-          <w:lang w:eastAsia="ja-JP"/>
-        </w:rPr>
-        <w:t>. I wanted to balance authority and encourage shared contribution and hence</w:t>
-      </w:r>
-      <w:r>
-        <w:rPr>
-          <w:rFonts w:ascii="Times New Roman" w:hAnsi="Times New Roman" w:cs="Times New Roman"/>
-          <w:sz w:val="20"/>
-          <w:szCs w:val="20"/>
-          <w:lang w:eastAsia="ja-JP"/>
-        </w:rPr>
-        <w:t xml:space="preserve"> participated less during open-ended discussions</w:t>
-      </w:r>
-      <w:r>
-        <w:rPr>
-          <w:rFonts w:ascii="Times New Roman" w:hAnsi="Times New Roman" w:cs="Times New Roman"/>
-          <w:sz w:val="20"/>
-          <w:szCs w:val="20"/>
-          <w:lang w:eastAsia="ja-JP"/>
-        </w:rPr>
-        <w:t>,</w:t>
-      </w:r>
-      <w:r>
-        <w:rPr>
-          <w:rFonts w:ascii="Times New Roman" w:hAnsi="Times New Roman" w:cs="Times New Roman"/>
-          <w:sz w:val="20"/>
-          <w:szCs w:val="20"/>
-          <w:lang w:eastAsia="ja-JP"/>
-        </w:rPr>
-        <w:t xml:space="preserve"> such as choosing a presentation slide theme</w:t>
+        <w:t xml:space="preserve">As a leader, I </w:t>
+      </w:r>
+      <w:r>
+        <w:rPr>
+          <w:rFonts w:ascii="Times New Roman" w:hAnsi="Times New Roman" w:cs="Times New Roman"/>
+          <w:sz w:val="20"/>
+          <w:szCs w:val="20"/>
+          <w:lang w:eastAsia="ja-JP"/>
+        </w:rPr>
+        <w:t xml:space="preserve">felt accountable for ensuring the team </w:t>
+      </w:r>
+      <w:r>
+        <w:rPr>
+          <w:rFonts w:ascii="Times New Roman" w:hAnsi="Times New Roman" w:cs="Times New Roman"/>
+          <w:sz w:val="20"/>
+          <w:szCs w:val="20"/>
+          <w:lang w:eastAsia="ja-JP"/>
+        </w:rPr>
+        <w:t>was well organized</w:t>
       </w:r>
       <w:r>
         <w:rPr>
@@ -3036,25 +2432,7 @@
           <w:szCs w:val="20"/>
           <w:lang w:eastAsia="ja-JP"/>
         </w:rPr>
-        <w:t>However,</w:t>
-      </w:r>
-      <w:r>
-        <w:rPr>
-          <w:rFonts w:ascii="Times New Roman" w:hAnsi="Times New Roman" w:cs="Times New Roman"/>
-          <w:sz w:val="20"/>
-          <w:szCs w:val="20"/>
-          <w:lang w:eastAsia="ja-JP"/>
-        </w:rPr>
-        <w:t xml:space="preserve"> it limited my influence on discussions</w:t>
-      </w:r>
-      <w:r>
-        <w:rPr>
-          <w:rFonts w:ascii="Times New Roman" w:hAnsi="Times New Roman" w:cs="Times New Roman"/>
-          <w:sz w:val="20"/>
-          <w:szCs w:val="20"/>
-          <w:lang w:eastAsia="ja-JP"/>
-        </w:rPr>
-        <w:t xml:space="preserve"> and reduced my oversight in managing the team.</w:t>
+        <w:t>I</w:t>
       </w:r>
       <w:r>
         <w:rPr>
@@ -3072,13 +2450,660 @@
           <w:szCs w:val="20"/>
           <w:lang w:eastAsia="ja-JP"/>
         </w:rPr>
-        <w:t xml:space="preserve">To improve, I could have suggested my ideas earlier in the discussion process while giving space for others to contribute as well.  </w:t>
+        <w:t>reminded team members on deadlines,</w:t>
+      </w:r>
+      <w:r>
+        <w:rPr>
+          <w:rFonts w:ascii="Times New Roman" w:hAnsi="Times New Roman" w:cs="Times New Roman"/>
+          <w:sz w:val="20"/>
+          <w:szCs w:val="20"/>
+          <w:lang w:eastAsia="ja-JP"/>
+        </w:rPr>
+        <w:t xml:space="preserve"> potentially avoiding unnecessary conflicts that could </w:t>
+      </w:r>
+      <w:r>
+        <w:rPr>
+          <w:rFonts w:ascii="Times New Roman" w:hAnsi="Times New Roman" w:cs="Times New Roman"/>
+          <w:sz w:val="20"/>
+          <w:szCs w:val="20"/>
+          <w:lang w:eastAsia="ja-JP"/>
+        </w:rPr>
+        <w:t xml:space="preserve">otherwise </w:t>
+      </w:r>
+      <w:r>
+        <w:rPr>
+          <w:rFonts w:ascii="Times New Roman" w:hAnsi="Times New Roman" w:cs="Times New Roman"/>
+          <w:sz w:val="20"/>
+          <w:szCs w:val="20"/>
+          <w:lang w:eastAsia="ja-JP"/>
+        </w:rPr>
+        <w:t>dampen</w:t>
+      </w:r>
+      <w:r>
+        <w:rPr>
+          <w:rFonts w:ascii="Times New Roman" w:hAnsi="Times New Roman" w:cs="Times New Roman"/>
+          <w:sz w:val="20"/>
+          <w:szCs w:val="20"/>
+          <w:lang w:eastAsia="ja-JP"/>
+        </w:rPr>
+        <w:t xml:space="preserve"> team morale</w:t>
+      </w:r>
+      <w:r>
+        <w:rPr>
+          <w:rFonts w:ascii="Times New Roman" w:hAnsi="Times New Roman" w:cs="Times New Roman"/>
+          <w:sz w:val="20"/>
+          <w:szCs w:val="20"/>
+          <w:lang w:eastAsia="ja-JP"/>
+        </w:rPr>
+        <w:t xml:space="preserve"> (see Appendix 4)</w:t>
+      </w:r>
+      <w:r>
+        <w:rPr>
+          <w:rFonts w:ascii="Times New Roman" w:hAnsi="Times New Roman" w:cs="Times New Roman"/>
+          <w:sz w:val="20"/>
+          <w:szCs w:val="20"/>
+          <w:lang w:eastAsia="ja-JP"/>
+        </w:rPr>
+        <w:t xml:space="preserve">. </w:t>
+      </w:r>
+      <w:r>
+        <w:rPr>
+          <w:rFonts w:ascii="Times New Roman" w:hAnsi="Times New Roman" w:cs="Times New Roman"/>
+          <w:sz w:val="20"/>
+          <w:szCs w:val="20"/>
+          <w:lang w:eastAsia="ja-JP"/>
+        </w:rPr>
+        <w:t xml:space="preserve">In addition, I </w:t>
+      </w:r>
+      <w:r>
+        <w:rPr>
+          <w:rFonts w:ascii="Times New Roman" w:hAnsi="Times New Roman" w:cs="Times New Roman"/>
+          <w:sz w:val="20"/>
+          <w:szCs w:val="20"/>
+          <w:lang w:eastAsia="ja-JP"/>
+        </w:rPr>
+        <w:t>assisted</w:t>
+      </w:r>
+      <w:r>
+        <w:rPr>
+          <w:rFonts w:ascii="Times New Roman" w:hAnsi="Times New Roman" w:cs="Times New Roman"/>
+          <w:sz w:val="20"/>
+          <w:szCs w:val="20"/>
+          <w:lang w:eastAsia="ja-JP"/>
+        </w:rPr>
+        <w:t xml:space="preserve"> team members who </w:t>
+      </w:r>
+      <w:r>
+        <w:rPr>
+          <w:rFonts w:ascii="Times New Roman" w:hAnsi="Times New Roman" w:cs="Times New Roman"/>
+          <w:sz w:val="20"/>
+          <w:szCs w:val="20"/>
+          <w:lang w:eastAsia="ja-JP"/>
+        </w:rPr>
+        <w:t>were</w:t>
+      </w:r>
+      <w:r>
+        <w:rPr>
+          <w:rFonts w:ascii="Times New Roman" w:hAnsi="Times New Roman" w:cs="Times New Roman"/>
+          <w:sz w:val="20"/>
+          <w:szCs w:val="20"/>
+          <w:lang w:eastAsia="ja-JP"/>
+        </w:rPr>
+        <w:t xml:space="preserve"> unsure of </w:t>
+      </w:r>
+      <w:r>
+        <w:rPr>
+          <w:rFonts w:ascii="Times New Roman" w:hAnsi="Times New Roman" w:cs="Times New Roman"/>
+          <w:sz w:val="20"/>
+          <w:szCs w:val="20"/>
+          <w:lang w:eastAsia="ja-JP"/>
+        </w:rPr>
+        <w:t>their</w:t>
+      </w:r>
+      <w:r>
+        <w:rPr>
+          <w:rFonts w:ascii="Times New Roman" w:hAnsi="Times New Roman" w:cs="Times New Roman"/>
+          <w:sz w:val="20"/>
+          <w:szCs w:val="20"/>
+          <w:lang w:eastAsia="ja-JP"/>
+        </w:rPr>
+        <w:t xml:space="preserve"> </w:t>
+      </w:r>
+      <w:r>
+        <w:rPr>
+          <w:rFonts w:ascii="Times New Roman" w:hAnsi="Times New Roman" w:cs="Times New Roman"/>
+          <w:sz w:val="20"/>
+          <w:szCs w:val="20"/>
+          <w:lang w:eastAsia="ja-JP"/>
+        </w:rPr>
+        <w:t>work</w:t>
+      </w:r>
+      <w:r>
+        <w:rPr>
+          <w:rFonts w:ascii="Times New Roman" w:hAnsi="Times New Roman" w:cs="Times New Roman"/>
+          <w:sz w:val="20"/>
+          <w:szCs w:val="20"/>
+          <w:lang w:eastAsia="ja-JP"/>
+        </w:rPr>
+        <w:t xml:space="preserve"> (see Appendix </w:t>
+      </w:r>
+      <w:r>
+        <w:rPr>
+          <w:rFonts w:ascii="Times New Roman" w:hAnsi="Times New Roman" w:cs="Times New Roman"/>
+          <w:sz w:val="20"/>
+          <w:szCs w:val="20"/>
+          <w:lang w:eastAsia="ja-JP"/>
+        </w:rPr>
+        <w:t>8</w:t>
+      </w:r>
+      <w:r>
+        <w:rPr>
+          <w:rFonts w:ascii="Times New Roman" w:hAnsi="Times New Roman" w:cs="Times New Roman"/>
+          <w:sz w:val="20"/>
+          <w:szCs w:val="20"/>
+          <w:lang w:eastAsia="ja-JP"/>
+        </w:rPr>
+        <w:t>)</w:t>
+      </w:r>
+      <w:r>
+        <w:rPr>
+          <w:rFonts w:ascii="Times New Roman" w:hAnsi="Times New Roman" w:cs="Times New Roman"/>
+          <w:sz w:val="20"/>
+          <w:szCs w:val="20"/>
+          <w:lang w:eastAsia="ja-JP"/>
+        </w:rPr>
+        <w:t xml:space="preserve"> ensuring they were on track and aligned with their respective tasks. In my assigned role, I effectively created a structured and supportive team environment. </w:t>
       </w:r>
     </w:p>
     <w:p>
       <w:pPr>
         <w:rPr>
           <w:rFonts w:ascii="Times New Roman" w:hAnsi="Times New Roman" w:cs="Times New Roman"/>
+          <w:sz w:val="20"/>
+          <w:szCs w:val="20"/>
+        </w:rPr>
+      </w:pPr>
+      <w:r>
+        <w:rPr>
+          <w:rFonts w:ascii="Times New Roman" w:hAnsi="Times New Roman" w:cs="Times New Roman"/>
+          <w:sz w:val="20"/>
+          <w:szCs w:val="20"/>
+          <w:lang w:eastAsia="ja-JP"/>
+        </w:rPr>
+        <w:t xml:space="preserve">My strength lies in </w:t>
+      </w:r>
+      <w:r>
+        <w:rPr>
+          <w:rFonts w:ascii="Times New Roman" w:hAnsi="Times New Roman" w:cs="Times New Roman"/>
+          <w:sz w:val="20"/>
+          <w:szCs w:val="20"/>
+          <w:lang w:eastAsia="ja-JP"/>
+        </w:rPr>
+        <w:t xml:space="preserve">my </w:t>
+      </w:r>
+      <w:r>
+        <w:rPr>
+          <w:rFonts w:ascii="Times New Roman" w:hAnsi="Times New Roman" w:cs="Times New Roman"/>
+          <w:sz w:val="20"/>
+          <w:szCs w:val="20"/>
+          <w:lang w:eastAsia="ja-JP"/>
+        </w:rPr>
+        <w:t>ability to adapt my</w:t>
+      </w:r>
+      <w:r>
+        <w:rPr>
+          <w:rFonts w:ascii="Times New Roman" w:hAnsi="Times New Roman" w:cs="Times New Roman"/>
+          <w:sz w:val="20"/>
+          <w:szCs w:val="20"/>
+          <w:lang w:eastAsia="ja-JP"/>
+        </w:rPr>
+        <w:t xml:space="preserve"> leadership style </w:t>
+      </w:r>
+      <w:r>
+        <w:rPr>
+          <w:rFonts w:ascii="Times New Roman" w:hAnsi="Times New Roman" w:cs="Times New Roman"/>
+          <w:sz w:val="20"/>
+          <w:szCs w:val="20"/>
+          <w:lang w:eastAsia="ja-JP"/>
+        </w:rPr>
+        <w:t xml:space="preserve">to suit different situations as described in </w:t>
+      </w:r>
+      <w:r>
+        <w:rPr>
+          <w:rFonts w:ascii="Times New Roman" w:hAnsi="Times New Roman" w:cs="Times New Roman"/>
+          <w:sz w:val="20"/>
+          <w:szCs w:val="20"/>
+        </w:rPr>
+        <w:t>S</w:t>
+      </w:r>
+      <w:r>
+        <w:rPr>
+          <w:rFonts w:ascii="Times New Roman" w:hAnsi="Times New Roman" w:cs="Times New Roman"/>
+          <w:sz w:val="20"/>
+          <w:szCs w:val="20"/>
+        </w:rPr>
+        <w:t xml:space="preserve">ituational </w:t>
+      </w:r>
+      <w:r>
+        <w:rPr>
+          <w:rFonts w:ascii="Times New Roman" w:hAnsi="Times New Roman" w:cs="Times New Roman"/>
+          <w:sz w:val="20"/>
+          <w:szCs w:val="20"/>
+        </w:rPr>
+        <w:t>L</w:t>
+      </w:r>
+      <w:r>
+        <w:rPr>
+          <w:rFonts w:ascii="Times New Roman" w:hAnsi="Times New Roman" w:cs="Times New Roman"/>
+          <w:sz w:val="20"/>
+          <w:szCs w:val="20"/>
+        </w:rPr>
+        <w:t>eadership</w:t>
+      </w:r>
+      <w:r>
+        <w:rPr>
+          <w:rFonts w:ascii="Times New Roman" w:hAnsi="Times New Roman" w:cs="Times New Roman"/>
+          <w:sz w:val="20"/>
+          <w:szCs w:val="20"/>
+        </w:rPr>
+        <w:t xml:space="preserve"> </w:t>
+      </w:r>
+      <w:r>
+        <w:rPr>
+          <w:rFonts w:ascii="Times New Roman" w:hAnsi="Times New Roman" w:cs="Times New Roman"/>
+          <w:sz w:val="20"/>
+          <w:szCs w:val="20"/>
+        </w:rPr>
+        <w:t>T</w:t>
+      </w:r>
+      <w:r>
+        <w:rPr>
+          <w:rFonts w:ascii="Times New Roman" w:hAnsi="Times New Roman" w:cs="Times New Roman"/>
+          <w:sz w:val="20"/>
+          <w:szCs w:val="20"/>
+        </w:rPr>
+        <w:t xml:space="preserve">heory </w:t>
+      </w:r>
+      <w:r>
+        <w:rPr>
+          <w:rFonts w:ascii="Times New Roman" w:hAnsi="Times New Roman" w:cs="Times New Roman"/>
+          <w:sz w:val="20"/>
+          <w:szCs w:val="20"/>
+        </w:rPr>
+        <w:t>(Hersey and Blanchard 1969; 1977)</w:t>
+      </w:r>
+      <w:r>
+        <w:rPr>
+          <w:rFonts w:ascii="Times New Roman" w:hAnsi="Times New Roman" w:cs="Times New Roman"/>
+          <w:sz w:val="20"/>
+          <w:szCs w:val="20"/>
+        </w:rPr>
+        <w:t>.</w:t>
+      </w:r>
+      <w:r>
+        <w:rPr>
+          <w:rFonts w:ascii="Times New Roman" w:hAnsi="Times New Roman" w:cs="Times New Roman"/>
+          <w:sz w:val="20"/>
+          <w:szCs w:val="20"/>
+        </w:rPr>
+        <w:t xml:space="preserve"> </w:t>
+      </w:r>
+      <w:r>
+        <w:rPr>
+          <w:rFonts w:ascii="Times New Roman" w:hAnsi="Times New Roman" w:cs="Times New Roman"/>
+          <w:sz w:val="20"/>
+          <w:szCs w:val="20"/>
+        </w:rPr>
+        <w:t xml:space="preserve">At the start, </w:t>
+      </w:r>
+      <w:r>
+        <w:rPr>
+          <w:rFonts w:ascii="Times New Roman" w:hAnsi="Times New Roman" w:cs="Times New Roman"/>
+          <w:sz w:val="20"/>
+          <w:szCs w:val="20"/>
+        </w:rPr>
+        <w:t xml:space="preserve">I </w:t>
+      </w:r>
+      <w:r>
+        <w:rPr>
+          <w:rFonts w:ascii="Times New Roman" w:hAnsi="Times New Roman" w:cs="Times New Roman"/>
+          <w:sz w:val="20"/>
+          <w:szCs w:val="20"/>
+        </w:rPr>
+        <w:t xml:space="preserve">adopted a more directive approach by setting clear </w:t>
+      </w:r>
+      <w:r>
+        <w:rPr>
+          <w:rFonts w:ascii="Times New Roman" w:hAnsi="Times New Roman" w:cs="Times New Roman"/>
+          <w:sz w:val="20"/>
+          <w:szCs w:val="20"/>
+        </w:rPr>
+        <w:t>timeline</w:t>
+      </w:r>
+      <w:r>
+        <w:rPr>
+          <w:rFonts w:ascii="Times New Roman" w:hAnsi="Times New Roman" w:cs="Times New Roman"/>
+          <w:sz w:val="20"/>
+          <w:szCs w:val="20"/>
+        </w:rPr>
+        <w:t>s</w:t>
+      </w:r>
+      <w:r>
+        <w:rPr>
+          <w:rFonts w:ascii="Times New Roman" w:hAnsi="Times New Roman" w:cs="Times New Roman"/>
+          <w:sz w:val="20"/>
+          <w:szCs w:val="20"/>
+        </w:rPr>
+        <w:t xml:space="preserve"> and </w:t>
+      </w:r>
+      <w:r>
+        <w:rPr>
+          <w:rFonts w:ascii="Times New Roman" w:hAnsi="Times New Roman" w:cs="Times New Roman"/>
+          <w:sz w:val="20"/>
+          <w:szCs w:val="20"/>
+        </w:rPr>
+        <w:t>expectations</w:t>
+      </w:r>
+      <w:r>
+        <w:rPr>
+          <w:rFonts w:ascii="Times New Roman" w:hAnsi="Times New Roman" w:cs="Times New Roman"/>
+          <w:sz w:val="20"/>
+          <w:szCs w:val="20"/>
+        </w:rPr>
+        <w:t>,</w:t>
+      </w:r>
+      <w:r>
+        <w:rPr>
+          <w:rFonts w:ascii="Times New Roman" w:hAnsi="Times New Roman" w:cs="Times New Roman"/>
+          <w:sz w:val="20"/>
+          <w:szCs w:val="20"/>
+        </w:rPr>
+        <w:t xml:space="preserve"> ensuring </w:t>
+      </w:r>
+      <w:r>
+        <w:rPr>
+          <w:rFonts w:ascii="Times New Roman" w:hAnsi="Times New Roman" w:cs="Times New Roman"/>
+          <w:sz w:val="20"/>
+          <w:szCs w:val="20"/>
+        </w:rPr>
+        <w:t xml:space="preserve">the team </w:t>
+      </w:r>
+      <w:r>
+        <w:rPr>
+          <w:rFonts w:ascii="Times New Roman" w:hAnsi="Times New Roman" w:cs="Times New Roman"/>
+          <w:sz w:val="20"/>
+          <w:szCs w:val="20"/>
+        </w:rPr>
+        <w:t>was</w:t>
+      </w:r>
+      <w:r>
+        <w:rPr>
+          <w:rFonts w:ascii="Times New Roman" w:hAnsi="Times New Roman" w:cs="Times New Roman"/>
+          <w:sz w:val="20"/>
+          <w:szCs w:val="20"/>
+        </w:rPr>
+        <w:t xml:space="preserve"> aligned</w:t>
+      </w:r>
+      <w:r>
+        <w:rPr>
+          <w:rFonts w:ascii="Times New Roman" w:hAnsi="Times New Roman" w:cs="Times New Roman"/>
+          <w:sz w:val="20"/>
+          <w:szCs w:val="20"/>
+        </w:rPr>
+        <w:t>. As the team</w:t>
+      </w:r>
+      <w:r>
+        <w:rPr>
+          <w:rFonts w:ascii="Times New Roman" w:hAnsi="Times New Roman" w:cs="Times New Roman"/>
+          <w:sz w:val="20"/>
+          <w:szCs w:val="20"/>
+        </w:rPr>
+        <w:t xml:space="preserve"> became more competent</w:t>
+      </w:r>
+      <w:r>
+        <w:rPr>
+          <w:rFonts w:ascii="Times New Roman" w:hAnsi="Times New Roman" w:cs="Times New Roman"/>
+          <w:sz w:val="20"/>
+          <w:szCs w:val="20"/>
+        </w:rPr>
+        <w:t xml:space="preserve">, I </w:t>
+      </w:r>
+      <w:r>
+        <w:rPr>
+          <w:rFonts w:ascii="Times New Roman" w:hAnsi="Times New Roman" w:cs="Times New Roman"/>
+          <w:sz w:val="20"/>
+          <w:szCs w:val="20"/>
+        </w:rPr>
+        <w:t>shifted to a more supportive approach entrusting</w:t>
+      </w:r>
+      <w:r>
+        <w:rPr>
+          <w:rFonts w:ascii="Times New Roman" w:hAnsi="Times New Roman" w:cs="Times New Roman"/>
+          <w:sz w:val="20"/>
+          <w:szCs w:val="20"/>
+        </w:rPr>
+        <w:t xml:space="preserve"> them to take</w:t>
+      </w:r>
+      <w:r>
+        <w:rPr>
+          <w:rFonts w:ascii="Times New Roman" w:hAnsi="Times New Roman" w:cs="Times New Roman"/>
+          <w:sz w:val="20"/>
+          <w:szCs w:val="20"/>
+        </w:rPr>
+        <w:t xml:space="preserve"> accountability and</w:t>
+      </w:r>
+      <w:r>
+        <w:rPr>
+          <w:rFonts w:ascii="Times New Roman" w:hAnsi="Times New Roman" w:cs="Times New Roman"/>
+          <w:sz w:val="20"/>
+          <w:szCs w:val="20"/>
+        </w:rPr>
+        <w:t xml:space="preserve"> ownership</w:t>
+      </w:r>
+      <w:r>
+        <w:rPr>
+          <w:rFonts w:ascii="Times New Roman" w:hAnsi="Times New Roman" w:cs="Times New Roman"/>
+          <w:sz w:val="20"/>
+          <w:szCs w:val="20"/>
+        </w:rPr>
+        <w:t xml:space="preserve"> </w:t>
+      </w:r>
+      <w:r>
+        <w:rPr>
+          <w:rFonts w:ascii="Times New Roman" w:hAnsi="Times New Roman" w:cs="Times New Roman"/>
+          <w:sz w:val="20"/>
+          <w:szCs w:val="20"/>
+        </w:rPr>
+        <w:t xml:space="preserve">(see appendix </w:t>
+      </w:r>
+      <w:r>
+        <w:rPr>
+          <w:rFonts w:ascii="Times New Roman" w:hAnsi="Times New Roman" w:cs="Times New Roman"/>
+          <w:sz w:val="20"/>
+          <w:szCs w:val="20"/>
+        </w:rPr>
+        <w:t>9</w:t>
+      </w:r>
+      <w:r>
+        <w:rPr>
+          <w:rFonts w:ascii="Times New Roman" w:hAnsi="Times New Roman" w:cs="Times New Roman"/>
+          <w:sz w:val="20"/>
+          <w:szCs w:val="20"/>
+        </w:rPr>
+        <w:t>)</w:t>
+      </w:r>
+      <w:r>
+        <w:rPr>
+          <w:rFonts w:ascii="Times New Roman" w:hAnsi="Times New Roman" w:cs="Times New Roman"/>
+          <w:sz w:val="20"/>
+          <w:szCs w:val="20"/>
+        </w:rPr>
+        <w:t>. This flexible approach ensured that team members did not feel micromanaged which reduce</w:t>
+      </w:r>
+      <w:r>
+        <w:rPr>
+          <w:rFonts w:ascii="Times New Roman" w:hAnsi="Times New Roman" w:cs="Times New Roman"/>
+          <w:sz w:val="20"/>
+          <w:szCs w:val="20"/>
+        </w:rPr>
+        <w:t>d</w:t>
+      </w:r>
+      <w:r>
+        <w:rPr>
+          <w:rFonts w:ascii="Times New Roman" w:hAnsi="Times New Roman" w:cs="Times New Roman"/>
+          <w:sz w:val="20"/>
+          <w:szCs w:val="20"/>
+        </w:rPr>
+        <w:t xml:space="preserve"> the risk of misunderstanding</w:t>
+      </w:r>
+      <w:r>
+        <w:rPr>
+          <w:rFonts w:ascii="Times New Roman" w:hAnsi="Times New Roman" w:cs="Times New Roman"/>
+          <w:sz w:val="20"/>
+          <w:szCs w:val="20"/>
+        </w:rPr>
+        <w:t>s</w:t>
+      </w:r>
+      <w:r>
+        <w:rPr>
+          <w:rFonts w:ascii="Times New Roman" w:hAnsi="Times New Roman" w:cs="Times New Roman"/>
+          <w:sz w:val="20"/>
+          <w:szCs w:val="20"/>
+        </w:rPr>
+        <w:t xml:space="preserve">. </w:t>
+      </w:r>
+    </w:p>
+    <w:p>
+      <w:pPr>
+        <w:rPr>
+          <w:rFonts w:ascii="Times New Roman" w:hAnsi="Times New Roman" w:cs="Times New Roman"/>
+          <w:sz w:val="20"/>
+          <w:szCs w:val="20"/>
+          <w:lang w:eastAsia="ja-JP"/>
+        </w:rPr>
+      </w:pPr>
+      <w:r>
+        <w:rPr>
+          <w:rFonts w:ascii="Times New Roman" w:hAnsi="Times New Roman" w:cs="Times New Roman"/>
+          <w:sz w:val="20"/>
+          <w:szCs w:val="20"/>
+          <w:lang w:eastAsia="ja-JP"/>
+        </w:rPr>
+        <w:t xml:space="preserve">My area of </w:t>
+      </w:r>
+      <w:r>
+        <w:rPr>
+          <w:rFonts w:ascii="Times New Roman" w:hAnsi="Times New Roman" w:cs="Times New Roman"/>
+          <w:sz w:val="20"/>
+          <w:szCs w:val="20"/>
+          <w:lang w:eastAsia="ja-JP"/>
+        </w:rPr>
+        <w:t>struggle</w:t>
+      </w:r>
+      <w:r>
+        <w:rPr>
+          <w:rFonts w:ascii="Times New Roman" w:hAnsi="Times New Roman" w:cs="Times New Roman"/>
+          <w:sz w:val="20"/>
+          <w:szCs w:val="20"/>
+          <w:lang w:eastAsia="ja-JP"/>
+        </w:rPr>
+        <w:t xml:space="preserve"> was my level of participation in less structured discussions</w:t>
+      </w:r>
+      <w:r>
+        <w:rPr>
+          <w:rFonts w:ascii="Times New Roman" w:hAnsi="Times New Roman" w:cs="Times New Roman"/>
+          <w:sz w:val="20"/>
+          <w:szCs w:val="20"/>
+          <w:lang w:eastAsia="ja-JP"/>
+        </w:rPr>
+        <w:t>. I wanted to balance authority and encourage shared contribution and hence</w:t>
+      </w:r>
+      <w:r>
+        <w:rPr>
+          <w:rFonts w:ascii="Times New Roman" w:hAnsi="Times New Roman" w:cs="Times New Roman"/>
+          <w:sz w:val="20"/>
+          <w:szCs w:val="20"/>
+          <w:lang w:eastAsia="ja-JP"/>
+        </w:rPr>
+        <w:t xml:space="preserve"> participated less during open-ended discussions</w:t>
+      </w:r>
+      <w:r>
+        <w:rPr>
+          <w:rFonts w:ascii="Times New Roman" w:hAnsi="Times New Roman" w:cs="Times New Roman"/>
+          <w:sz w:val="20"/>
+          <w:szCs w:val="20"/>
+          <w:lang w:eastAsia="ja-JP"/>
+        </w:rPr>
+        <w:t>,</w:t>
+      </w:r>
+      <w:r>
+        <w:rPr>
+          <w:rFonts w:ascii="Times New Roman" w:hAnsi="Times New Roman" w:cs="Times New Roman"/>
+          <w:sz w:val="20"/>
+          <w:szCs w:val="20"/>
+          <w:lang w:eastAsia="ja-JP"/>
+        </w:rPr>
+        <w:t xml:space="preserve"> such as choosing a presentation slide theme</w:t>
+      </w:r>
+      <w:r>
+        <w:rPr>
+          <w:rFonts w:ascii="Times New Roman" w:hAnsi="Times New Roman" w:cs="Times New Roman"/>
+          <w:sz w:val="20"/>
+          <w:szCs w:val="20"/>
+          <w:lang w:eastAsia="ja-JP"/>
+        </w:rPr>
+        <w:t xml:space="preserve">. </w:t>
+      </w:r>
+      <w:r>
+        <w:rPr>
+          <w:rFonts w:ascii="Times New Roman" w:hAnsi="Times New Roman" w:cs="Times New Roman"/>
+          <w:sz w:val="20"/>
+          <w:szCs w:val="20"/>
+          <w:lang w:eastAsia="ja-JP"/>
+        </w:rPr>
+        <w:t>However,</w:t>
+      </w:r>
+      <w:r>
+        <w:rPr>
+          <w:rFonts w:ascii="Times New Roman" w:hAnsi="Times New Roman" w:cs="Times New Roman"/>
+          <w:sz w:val="20"/>
+          <w:szCs w:val="20"/>
+          <w:lang w:eastAsia="ja-JP"/>
+        </w:rPr>
+        <w:t xml:space="preserve"> it limited my influence on discussions</w:t>
+      </w:r>
+      <w:r>
+        <w:rPr>
+          <w:rFonts w:ascii="Times New Roman" w:hAnsi="Times New Roman" w:cs="Times New Roman"/>
+          <w:sz w:val="20"/>
+          <w:szCs w:val="20"/>
+          <w:lang w:eastAsia="ja-JP"/>
+        </w:rPr>
+        <w:t xml:space="preserve"> and reduced my oversight in managing the team.</w:t>
+      </w:r>
+      <w:r>
+        <w:rPr>
+          <w:rFonts w:ascii="Times New Roman" w:hAnsi="Times New Roman" w:cs="Times New Roman"/>
+          <w:sz w:val="20"/>
+          <w:szCs w:val="20"/>
+          <w:lang w:eastAsia="ja-JP"/>
+        </w:rPr>
+        <w:t xml:space="preserve"> </w:t>
+      </w:r>
+      <w:r>
+        <w:rPr>
+          <w:rFonts w:ascii="Times New Roman" w:hAnsi="Times New Roman" w:cs="Times New Roman"/>
+          <w:sz w:val="20"/>
+          <w:szCs w:val="20"/>
+          <w:lang w:eastAsia="ja-JP"/>
+        </w:rPr>
+        <w:t xml:space="preserve">To improve, I could have suggested my ideas earlier in the discussion process while giving space for others to contribute as well.  </w:t>
+      </w:r>
+    </w:p>
+    <w:p>
+      <w:pPr>
+        <w:rPr>
+          <w:rFonts w:ascii="Times New Roman" w:hAnsi="Times New Roman" w:cs="Times New Roman"/>
           <w:b/>
           <w:bCs/>
           <w:sz w:val="20"/>
@@ -3112,7 +3137,32 @@
           <w:szCs w:val="20"/>
           <w:lang w:eastAsia="ja-JP"/>
         </w:rPr>
-        <w:t xml:space="preserve">One significant challenge experienced during the assignment was the effect of groupthink when everyone agreed with me on the </w:t>
+        <w:t xml:space="preserve">One significant challenge experienced during the assignment was the effect of </w:t>
+      </w:r>
+      <w:r>
+        <w:rPr>
+          <w:rFonts w:ascii="Times New Roman" w:hAnsi="Times New Roman" w:cs="Times New Roman"/>
+          <w:sz w:val="20"/>
+          <w:szCs w:val="20"/>
+        </w:rPr>
+        <w:t>groupthink (Irving Janis, 1972)</w:t>
+      </w:r>
+      <w:r>
+        <w:rPr>
+          <w:rFonts w:ascii="Times New Roman" w:hAnsi="Times New Roman" w:cs="Times New Roman"/>
+          <w:sz w:val="20"/>
+          <w:szCs w:val="20"/>
+        </w:rPr>
+        <w:t xml:space="preserve"> </w:t>
+      </w:r>
+      <w:r>
+        <w:rPr>
+          <w:rFonts w:ascii="Times New Roman" w:hAnsi="Times New Roman" w:cs="Times New Roman"/>
+          <w:sz w:val="20"/>
+          <w:szCs w:val="20"/>
+          <w:lang w:eastAsia="ja-JP"/>
+        </w:rPr>
+        <w:t xml:space="preserve">when everyone agreed with me on the </w:t>
       </w:r>
       <w:r>
         <w:rPr>
@@ -3229,7 +3279,6 @@
           <w:rFonts w:ascii="Times New Roman" w:hAnsi="Times New Roman" w:cs="Times New Roman"/>
           <w:sz w:val="20"/>
           <w:szCs w:val="20"/>
-          <w:highlight w:val="yellow"/>
         </w:rPr>
         <w:t>Situational Leadership Theory (Hersey and Blanchard 1969; 1977).</w:t>
       </w:r>
@@ -3311,7 +3360,31 @@
           <w:sz w:val="20"/>
           <w:szCs w:val="20"/>
         </w:rPr>
-        <w:t xml:space="preserve">situational leadership may contribute to groupthink at early stages as team members prioritize harmony and agreement over </w:t>
+        <w:t xml:space="preserve">situational leadership may contribute to </w:t>
+      </w:r>
+      <w:r>
+        <w:rPr>
+          <w:rFonts w:ascii="Times New Roman" w:hAnsi="Times New Roman" w:cs="Times New Roman"/>
+          <w:sz w:val="20"/>
+          <w:szCs w:val="20"/>
+        </w:rPr>
+        <w:t>groupthink (Irving Janis, 1972)</w:t>
+      </w:r>
+      <w:r>
+        <w:rPr>
+          <w:rFonts w:ascii="Times New Roman" w:hAnsi="Times New Roman" w:cs="Times New Roman"/>
+          <w:sz w:val="20"/>
+          <w:szCs w:val="20"/>
+        </w:rPr>
+        <w:t xml:space="preserve"> </w:t>
+      </w:r>
+      <w:r>
+        <w:rPr>
+          <w:rFonts w:ascii="Times New Roman" w:hAnsi="Times New Roman" w:cs="Times New Roman"/>
+          <w:sz w:val="20"/>
+          <w:szCs w:val="20"/>
+        </w:rPr>
+        <w:t xml:space="preserve">at early stages as team members prioritize harmony and agreement over </w:t>
       </w:r>
       <w:r>
         <w:rPr>
@@ -3346,6 +3419,7 @@
           <w:szCs w:val="20"/>
           <w:lang w:eastAsia="ja-JP"/>
         </w:rPr>
+        <w:lastRenderedPageBreak/>
         <w:t>As the team culture was developing, I adopted a directive leadership approach</w:t>
       </w:r>
       <w:r>
@@ -3580,17 +3654,7 @@
           <w:szCs w:val="20"/>
           <w:lang w:eastAsia="ja-JP"/>
         </w:rPr>
-        <w:t xml:space="preserve"> agreed with me, I then later found out </w:t>
-      </w:r>
-      <w:r>
-        <w:rPr>
-          <w:rFonts w:ascii="Times New Roman" w:hAnsi="Times New Roman" w:cs="Times New Roman"/>
-          <w:sz w:val="20"/>
-          <w:szCs w:val="20"/>
-          <w:lang w:eastAsia="ja-JP"/>
-        </w:rPr>
-        <w:lastRenderedPageBreak/>
-        <w:t xml:space="preserve">that the actual presentation date was a week earlier. </w:t>
+        <w:t xml:space="preserve"> agreed with me, I then later found out that the actual presentation date was a week earlier. </w:t>
       </w:r>
       <w:r>
         <w:rPr>
@@ -3974,16 +4038,301 @@
       <w:pPr>
         <w:rPr>
           <w:rFonts w:ascii="Times New Roman" w:hAnsi="Times New Roman" w:cs="Times New Roman"/>
-          <w:sz w:val="20"/>
-          <w:szCs w:val="20"/>
-          <w:lang w:eastAsia="ja-JP"/>
-        </w:rPr>
-      </w:pPr>
+          <w:b/>
+          <w:bCs/>
+          <w:sz w:val="20"/>
+          <w:szCs w:val="20"/>
+        </w:rPr>
+      </w:pPr>
+      <w:r>
+        <w:rPr>
+          <w:rFonts w:ascii="Times New Roman" w:hAnsi="Times New Roman" w:cs="Times New Roman"/>
+          <w:b/>
+          <w:bCs/>
+          <w:sz w:val="20"/>
+          <w:szCs w:val="20"/>
+        </w:rPr>
+        <w:t>Action Plan</w:t>
+      </w:r>
     </w:p>
     <w:p>
       <w:pPr>
         <w:rPr>
           <w:rFonts w:ascii="Times New Roman" w:hAnsi="Times New Roman" w:cs="Times New Roman"/>
+          <w:sz w:val="20"/>
+          <w:szCs w:val="20"/>
+        </w:rPr>
+      </w:pPr>
+      <w:r>
+        <w:rPr>
+          <w:rFonts w:ascii="Times New Roman" w:hAnsi="Times New Roman" w:cs="Times New Roman"/>
+          <w:sz w:val="20"/>
+          <w:szCs w:val="20"/>
+        </w:rPr>
+        <w:t xml:space="preserve">To better manage future group assignments, I will apply Situational Leadership Theory more strategically by gauging team’s level of competency. </w:t>
+      </w:r>
+      <w:r>
+        <w:rPr>
+          <w:rFonts w:ascii="Times New Roman" w:hAnsi="Times New Roman" w:cs="Times New Roman"/>
+          <w:sz w:val="20"/>
+          <w:szCs w:val="20"/>
+        </w:rPr>
+        <w:t>I will transition quickly to a more supportive approach once the team demonstrates increasing competency and confidence. The following SMART goals outline the specific actions I will take.</w:t>
+      </w:r>
+    </w:p>
+    <w:p>
+      <w:pPr>
+        <w:rPr>
+          <w:rFonts w:ascii="Times New Roman" w:hAnsi="Times New Roman" w:cs="Times New Roman"/>
+          <w:sz w:val="20"/>
+          <w:szCs w:val="20"/>
+        </w:rPr>
+      </w:pPr>
+      <w:r>
+        <w:rPr>
+          <w:rFonts w:ascii="Times New Roman" w:hAnsi="Times New Roman" w:cs="Times New Roman"/>
+          <w:sz w:val="20"/>
+          <w:szCs w:val="20"/>
+        </w:rPr>
+        <w:t>In future assignments, I will assign roles to team members to verify information’s accuracy such as deadlines, presentation date, assignment requirements and specifications</w:t>
+      </w:r>
+      <w:r>
+        <w:rPr>
+          <w:rFonts w:ascii="Times New Roman" w:hAnsi="Times New Roman" w:cs="Times New Roman"/>
+          <w:sz w:val="20"/>
+          <w:szCs w:val="20"/>
+        </w:rPr>
+        <w:t xml:space="preserve"> (</w:t>
+      </w:r>
+      <w:r>
+        <w:rPr>
+          <w:rFonts w:ascii="Times New Roman" w:hAnsi="Times New Roman" w:cs="Times New Roman"/>
+          <w:sz w:val="20"/>
+          <w:szCs w:val="20"/>
+        </w:rPr>
+        <w:t>Specific</w:t>
+      </w:r>
+      <w:r>
+        <w:rPr>
+          <w:rFonts w:ascii="Times New Roman" w:hAnsi="Times New Roman" w:cs="Times New Roman"/>
+          <w:sz w:val="20"/>
+          <w:szCs w:val="20"/>
+        </w:rPr>
+        <w:t xml:space="preserve">). </w:t>
+      </w:r>
+      <w:r>
+        <w:rPr>
+          <w:rFonts w:ascii="Times New Roman" w:hAnsi="Times New Roman" w:cs="Times New Roman"/>
+          <w:sz w:val="20"/>
+          <w:szCs w:val="20"/>
+        </w:rPr>
+        <w:t xml:space="preserve">Team members will verify the accuracy of the information by screenshots as proof and </w:t>
+      </w:r>
+      <w:r>
+        <w:rPr>
+          <w:rFonts w:ascii="Times New Roman" w:hAnsi="Times New Roman" w:cs="Times New Roman"/>
+          <w:sz w:val="20"/>
+          <w:szCs w:val="20"/>
+        </w:rPr>
+        <w:t>document it</w:t>
+      </w:r>
+      <w:r>
+        <w:rPr>
+          <w:rFonts w:ascii="Times New Roman" w:hAnsi="Times New Roman" w:cs="Times New Roman"/>
+          <w:sz w:val="20"/>
+          <w:szCs w:val="20"/>
+        </w:rPr>
+        <w:t xml:space="preserve"> in meeting minutes notes</w:t>
+      </w:r>
+      <w:r>
+        <w:rPr>
+          <w:rFonts w:ascii="Times New Roman" w:hAnsi="Times New Roman" w:cs="Times New Roman"/>
+          <w:sz w:val="20"/>
+          <w:szCs w:val="20"/>
+        </w:rPr>
+        <w:t xml:space="preserve"> (Measurable). </w:t>
+      </w:r>
+      <w:r>
+        <w:rPr>
+          <w:rFonts w:ascii="Times New Roman" w:hAnsi="Times New Roman" w:cs="Times New Roman"/>
+          <w:sz w:val="20"/>
+          <w:szCs w:val="20"/>
+        </w:rPr>
+        <w:t>This can be implemented during</w:t>
+      </w:r>
+      <w:r>
+        <w:rPr>
+          <w:rFonts w:ascii="Times New Roman" w:hAnsi="Times New Roman" w:cs="Times New Roman"/>
+          <w:sz w:val="20"/>
+          <w:szCs w:val="20"/>
+        </w:rPr>
+        <w:t xml:space="preserve"> task delegation</w:t>
+      </w:r>
+      <w:r>
+        <w:rPr>
+          <w:rFonts w:ascii="Times New Roman" w:hAnsi="Times New Roman" w:cs="Times New Roman"/>
+          <w:sz w:val="20"/>
+          <w:szCs w:val="20"/>
+        </w:rPr>
+        <w:t xml:space="preserve"> </w:t>
+      </w:r>
+      <w:r>
+        <w:rPr>
+          <w:rFonts w:ascii="Times New Roman" w:hAnsi="Times New Roman" w:cs="Times New Roman"/>
+          <w:sz w:val="20"/>
+          <w:szCs w:val="20"/>
+        </w:rPr>
+        <w:t xml:space="preserve">and verification during </w:t>
+      </w:r>
+      <w:r>
+        <w:rPr>
+          <w:rFonts w:ascii="Times New Roman" w:hAnsi="Times New Roman" w:cs="Times New Roman"/>
+          <w:sz w:val="20"/>
+          <w:szCs w:val="20"/>
+        </w:rPr>
+        <w:t>meeting minutes</w:t>
+      </w:r>
+      <w:r>
+        <w:rPr>
+          <w:rFonts w:ascii="Times New Roman" w:hAnsi="Times New Roman" w:cs="Times New Roman"/>
+          <w:sz w:val="20"/>
+          <w:szCs w:val="20"/>
+        </w:rPr>
+        <w:t xml:space="preserve"> (</w:t>
+      </w:r>
+      <w:r>
+        <w:rPr>
+          <w:rFonts w:ascii="Times New Roman" w:hAnsi="Times New Roman" w:cs="Times New Roman"/>
+          <w:sz w:val="20"/>
+          <w:szCs w:val="20"/>
+        </w:rPr>
+        <w:t>Achievable</w:t>
+      </w:r>
+      <w:r>
+        <w:rPr>
+          <w:rFonts w:ascii="Times New Roman" w:hAnsi="Times New Roman" w:cs="Times New Roman"/>
+          <w:sz w:val="20"/>
+          <w:szCs w:val="20"/>
+        </w:rPr>
+        <w:t xml:space="preserve">). </w:t>
+      </w:r>
+      <w:r>
+        <w:rPr>
+          <w:rFonts w:ascii="Times New Roman" w:hAnsi="Times New Roman" w:cs="Times New Roman"/>
+          <w:sz w:val="20"/>
+          <w:szCs w:val="20"/>
+        </w:rPr>
+        <w:t xml:space="preserve">This addresses over reliance on the leader’s decisions and </w:t>
+      </w:r>
+      <w:r>
+        <w:rPr>
+          <w:rFonts w:ascii="Times New Roman" w:hAnsi="Times New Roman" w:cs="Times New Roman"/>
+          <w:sz w:val="20"/>
+          <w:szCs w:val="20"/>
+        </w:rPr>
+        <w:t>minimizes</w:t>
+      </w:r>
+      <w:r>
+        <w:rPr>
+          <w:rFonts w:ascii="Times New Roman" w:hAnsi="Times New Roman" w:cs="Times New Roman"/>
+          <w:sz w:val="20"/>
+          <w:szCs w:val="20"/>
+        </w:rPr>
+        <w:t xml:space="preserve"> the effect of </w:t>
+      </w:r>
+      <w:r>
+        <w:rPr>
+          <w:rFonts w:ascii="Times New Roman" w:hAnsi="Times New Roman" w:cs="Times New Roman"/>
+          <w:sz w:val="20"/>
+          <w:szCs w:val="20"/>
+        </w:rPr>
+        <w:t>groupthink (Irving Janis, 1972)</w:t>
+      </w:r>
+      <w:r>
+        <w:rPr>
+          <w:rFonts w:ascii="Times New Roman" w:hAnsi="Times New Roman" w:cs="Times New Roman"/>
+          <w:sz w:val="20"/>
+          <w:szCs w:val="20"/>
+        </w:rPr>
+        <w:t xml:space="preserve"> </w:t>
+      </w:r>
+      <w:r>
+        <w:rPr>
+          <w:rFonts w:ascii="Times New Roman" w:hAnsi="Times New Roman" w:cs="Times New Roman"/>
+          <w:sz w:val="20"/>
+          <w:szCs w:val="20"/>
+        </w:rPr>
+        <w:t>during early stages of team development</w:t>
+      </w:r>
+      <w:r>
+        <w:rPr>
+          <w:rFonts w:ascii="Times New Roman" w:hAnsi="Times New Roman" w:cs="Times New Roman"/>
+          <w:sz w:val="20"/>
+          <w:szCs w:val="20"/>
+        </w:rPr>
+        <w:t xml:space="preserve"> (</w:t>
+      </w:r>
+      <w:r>
+        <w:rPr>
+          <w:rFonts w:ascii="Times New Roman" w:hAnsi="Times New Roman" w:cs="Times New Roman"/>
+          <w:sz w:val="20"/>
+          <w:szCs w:val="20"/>
+        </w:rPr>
+        <w:t>Relevant</w:t>
+      </w:r>
+      <w:r>
+        <w:rPr>
+          <w:rFonts w:ascii="Times New Roman" w:hAnsi="Times New Roman" w:cs="Times New Roman"/>
+          <w:sz w:val="20"/>
+          <w:szCs w:val="20"/>
+        </w:rPr>
+        <w:t xml:space="preserve">). </w:t>
+      </w:r>
+      <w:r>
+        <w:rPr>
+          <w:rFonts w:ascii="Times New Roman" w:hAnsi="Times New Roman" w:cs="Times New Roman"/>
+          <w:sz w:val="20"/>
+          <w:szCs w:val="20"/>
+        </w:rPr>
+        <w:t>This process will be implemented at the start of team formation and be reviewed every stand-up meeting</w:t>
+      </w:r>
+      <w:r>
+        <w:rPr>
+          <w:rFonts w:ascii="Times New Roman" w:hAnsi="Times New Roman" w:cs="Times New Roman"/>
+          <w:sz w:val="20"/>
+          <w:szCs w:val="20"/>
+        </w:rPr>
+        <w:t xml:space="preserve"> (</w:t>
+      </w:r>
+      <w:r>
+        <w:rPr>
+          <w:rFonts w:ascii="Times New Roman" w:hAnsi="Times New Roman" w:cs="Times New Roman"/>
+          <w:sz w:val="20"/>
+          <w:szCs w:val="20"/>
+        </w:rPr>
+        <w:t>Time-bound</w:t>
+      </w:r>
+      <w:r>
+        <w:rPr>
+          <w:rFonts w:ascii="Times New Roman" w:hAnsi="Times New Roman" w:cs="Times New Roman"/>
+          <w:sz w:val="20"/>
+          <w:szCs w:val="20"/>
+        </w:rPr>
+        <w:t>).</w:t>
+      </w:r>
+      <w:r>
+        <w:rPr>
+          <w:rFonts w:ascii="Times New Roman" w:hAnsi="Times New Roman" w:cs="Times New Roman"/>
+          <w:sz w:val="20"/>
+          <w:szCs w:val="20"/>
+        </w:rPr>
+        <w:t xml:space="preserve"> </w:t>
+      </w:r>
+    </w:p>
+    <w:p>
+      <w:pPr>
+        <w:rPr>
+          <w:rFonts w:ascii="Times New Roman" w:hAnsi="Times New Roman" w:cs="Times New Roman"/>
           <w:b/>
           <w:bCs/>
           <w:sz w:val="20"/>
@@ -4015,15 +4364,31 @@
           <w:sz w:val="20"/>
           <w:szCs w:val="20"/>
         </w:rPr>
-        <w:t xml:space="preserve">In conclusion, leadership is crucial in </w:t>
-      </w:r>
-      <w:r>
-        <w:rPr>
-          <w:rFonts w:ascii="Times New Roman" w:hAnsi="Times New Roman" w:cs="Times New Roman"/>
-          <w:sz w:val="20"/>
-          <w:szCs w:val="20"/>
-        </w:rPr>
-        <w:t>building the</w:t>
+        <w:t xml:space="preserve">In conclusion, leadership is crucial in building the foundation of a team. Only with a strong </w:t>
+      </w:r>
+      <w:r>
+        <w:rPr>
+          <w:rFonts w:ascii="Times New Roman" w:hAnsi="Times New Roman" w:cs="Times New Roman"/>
+          <w:sz w:val="20"/>
+          <w:szCs w:val="20"/>
+        </w:rPr>
+        <w:t>foundation</w:t>
+      </w:r>
+      <w:r>
+        <w:rPr>
+          <w:rFonts w:ascii="Times New Roman" w:hAnsi="Times New Roman" w:cs="Times New Roman"/>
+          <w:sz w:val="20"/>
+          <w:szCs w:val="20"/>
+        </w:rPr>
+        <w:t xml:space="preserve"> will the team be stable, reliable and well collaborated. Once the foundation is established, team contribution comes into play. A supportive environment with a less directive approach will minimize </w:t>
+      </w:r>
+      <w:r>
+        <w:rPr>
+          <w:rFonts w:ascii="Times New Roman" w:hAnsi="Times New Roman" w:cs="Times New Roman"/>
+          <w:sz w:val="20"/>
+          <w:szCs w:val="20"/>
+        </w:rPr>
+        <w:t>groupthink (Irving Janis, 1972)</w:t>
       </w:r>
       <w:r>
         <w:rPr>
@@ -4039,143 +4404,7 @@
           <w:sz w:val="20"/>
           <w:szCs w:val="20"/>
         </w:rPr>
-        <w:t>foundation</w:t>
-      </w:r>
-      <w:r>
-        <w:rPr>
-          <w:rFonts w:ascii="Times New Roman" w:hAnsi="Times New Roman" w:cs="Times New Roman"/>
-          <w:sz w:val="20"/>
-          <w:szCs w:val="20"/>
-        </w:rPr>
-        <w:t xml:space="preserve"> of </w:t>
-      </w:r>
-      <w:r>
-        <w:rPr>
-          <w:rFonts w:ascii="Times New Roman" w:hAnsi="Times New Roman" w:cs="Times New Roman"/>
-          <w:sz w:val="20"/>
-          <w:szCs w:val="20"/>
-        </w:rPr>
-        <w:t>a</w:t>
-      </w:r>
-      <w:r>
-        <w:rPr>
-          <w:rFonts w:ascii="Times New Roman" w:hAnsi="Times New Roman" w:cs="Times New Roman"/>
-          <w:sz w:val="20"/>
-          <w:szCs w:val="20"/>
-        </w:rPr>
-        <w:t xml:space="preserve"> team. </w:t>
-      </w:r>
-      <w:r>
-        <w:rPr>
-          <w:rFonts w:ascii="Times New Roman" w:hAnsi="Times New Roman" w:cs="Times New Roman"/>
-          <w:sz w:val="20"/>
-          <w:szCs w:val="20"/>
-        </w:rPr>
-        <w:t xml:space="preserve">Only with a strong foundation, </w:t>
-      </w:r>
-      <w:r>
-        <w:rPr>
-          <w:rFonts w:ascii="Times New Roman" w:hAnsi="Times New Roman" w:cs="Times New Roman"/>
-          <w:sz w:val="20"/>
-          <w:szCs w:val="20"/>
-        </w:rPr>
-        <w:t>will the team be</w:t>
-      </w:r>
-      <w:r>
-        <w:rPr>
-          <w:rFonts w:ascii="Times New Roman" w:hAnsi="Times New Roman" w:cs="Times New Roman"/>
-          <w:sz w:val="20"/>
-          <w:szCs w:val="20"/>
-        </w:rPr>
-        <w:t xml:space="preserve"> stable, reliable and well collaborated. </w:t>
-      </w:r>
-      <w:r>
-        <w:rPr>
-          <w:rFonts w:ascii="Times New Roman" w:hAnsi="Times New Roman" w:cs="Times New Roman"/>
-          <w:sz w:val="20"/>
-          <w:szCs w:val="20"/>
-        </w:rPr>
-        <w:t xml:space="preserve">Once the </w:t>
-      </w:r>
-      <w:r>
-        <w:rPr>
-          <w:rFonts w:ascii="Times New Roman" w:hAnsi="Times New Roman" w:cs="Times New Roman"/>
-          <w:sz w:val="20"/>
-          <w:szCs w:val="20"/>
-        </w:rPr>
-        <w:t xml:space="preserve">foundation </w:t>
-      </w:r>
-      <w:r>
-        <w:rPr>
-          <w:rFonts w:ascii="Times New Roman" w:hAnsi="Times New Roman" w:cs="Times New Roman"/>
-          <w:sz w:val="20"/>
-          <w:szCs w:val="20"/>
-        </w:rPr>
-        <w:t xml:space="preserve">is established, team </w:t>
-      </w:r>
-      <w:r>
-        <w:rPr>
-          <w:rFonts w:ascii="Times New Roman" w:hAnsi="Times New Roman" w:cs="Times New Roman"/>
-          <w:sz w:val="20"/>
-          <w:szCs w:val="20"/>
-        </w:rPr>
-        <w:t>contribution</w:t>
-      </w:r>
-      <w:r>
-        <w:rPr>
-          <w:rFonts w:ascii="Times New Roman" w:hAnsi="Times New Roman" w:cs="Times New Roman"/>
-          <w:sz w:val="20"/>
-          <w:szCs w:val="20"/>
-        </w:rPr>
-        <w:t xml:space="preserve"> comes into play.</w:t>
-      </w:r>
-      <w:r>
-        <w:rPr>
-          <w:rFonts w:ascii="Times New Roman" w:hAnsi="Times New Roman" w:cs="Times New Roman"/>
-          <w:sz w:val="20"/>
-          <w:szCs w:val="20"/>
-        </w:rPr>
-        <w:t xml:space="preserve"> A supportive environment with </w:t>
-      </w:r>
-      <w:r>
-        <w:rPr>
-          <w:rFonts w:ascii="Times New Roman" w:hAnsi="Times New Roman" w:cs="Times New Roman"/>
-          <w:sz w:val="20"/>
-          <w:szCs w:val="20"/>
-        </w:rPr>
-        <w:t xml:space="preserve">a </w:t>
-      </w:r>
-      <w:r>
-        <w:rPr>
-          <w:rFonts w:ascii="Times New Roman" w:hAnsi="Times New Roman" w:cs="Times New Roman"/>
-          <w:sz w:val="20"/>
-          <w:szCs w:val="20"/>
-        </w:rPr>
-        <w:t xml:space="preserve">less directive approach will </w:t>
-      </w:r>
-      <w:r>
-        <w:rPr>
-          <w:rFonts w:ascii="Times New Roman" w:hAnsi="Times New Roman" w:cs="Times New Roman"/>
-          <w:sz w:val="20"/>
-          <w:szCs w:val="20"/>
-        </w:rPr>
-        <w:t xml:space="preserve">minimize groupthink and encourage participation in creativity, brainstorming and idea generation. Finally, peak performance is achieved when </w:t>
-      </w:r>
-      <w:r>
-        <w:rPr>
-          <w:rFonts w:ascii="Times New Roman" w:hAnsi="Times New Roman" w:cs="Times New Roman"/>
-          <w:sz w:val="20"/>
-          <w:szCs w:val="20"/>
-        </w:rPr>
-        <w:t xml:space="preserve">the </w:t>
-      </w:r>
-      <w:r>
-        <w:rPr>
-          <w:rFonts w:ascii="Times New Roman" w:hAnsi="Times New Roman" w:cs="Times New Roman"/>
-          <w:sz w:val="20"/>
-          <w:szCs w:val="20"/>
-        </w:rPr>
-        <w:t xml:space="preserve">team demonstrates strong team coordination and effective teamwork.  </w:t>
+        <w:t xml:space="preserve">and encourage participation in creativity, brainstorming and idea generation. Finally, peak performance is achieved when the team demonstrates strong team coordination and effective teamwork.  </w:t>
       </w:r>
     </w:p>
     <w:p>
@@ -4192,119 +4421,7 @@
           <w:sz w:val="20"/>
           <w:szCs w:val="20"/>
         </w:rPr>
-        <w:t xml:space="preserve">I have learned </w:t>
-      </w:r>
-      <w:r>
-        <w:rPr>
-          <w:rFonts w:ascii="Times New Roman" w:hAnsi="Times New Roman" w:cs="Times New Roman"/>
-          <w:sz w:val="20"/>
-          <w:szCs w:val="20"/>
-        </w:rPr>
-        <w:t xml:space="preserve">that relying too </w:t>
-      </w:r>
-      <w:r>
-        <w:rPr>
-          <w:rFonts w:ascii="Times New Roman" w:hAnsi="Times New Roman" w:cs="Times New Roman"/>
-          <w:sz w:val="20"/>
-          <w:szCs w:val="20"/>
-        </w:rPr>
-        <w:t>heavily</w:t>
-      </w:r>
-      <w:r>
-        <w:rPr>
-          <w:rFonts w:ascii="Times New Roman" w:hAnsi="Times New Roman" w:cs="Times New Roman"/>
-          <w:sz w:val="20"/>
-          <w:szCs w:val="20"/>
-        </w:rPr>
-        <w:t xml:space="preserve"> on myself to manage the team can cause severe setbacks</w:t>
-      </w:r>
-      <w:r>
-        <w:rPr>
-          <w:rFonts w:ascii="Times New Roman" w:hAnsi="Times New Roman" w:cs="Times New Roman"/>
-          <w:sz w:val="20"/>
-          <w:szCs w:val="20"/>
-        </w:rPr>
-        <w:t xml:space="preserve"> as it reduces shared accountability and ownership within the team</w:t>
-      </w:r>
-      <w:r>
-        <w:rPr>
-          <w:rFonts w:ascii="Times New Roman" w:hAnsi="Times New Roman" w:cs="Times New Roman"/>
-          <w:sz w:val="20"/>
-          <w:szCs w:val="20"/>
-        </w:rPr>
-        <w:t xml:space="preserve">. A leader can also make mistakes, </w:t>
-      </w:r>
-      <w:r>
-        <w:rPr>
-          <w:rFonts w:ascii="Times New Roman" w:hAnsi="Times New Roman" w:cs="Times New Roman"/>
-          <w:sz w:val="20"/>
-          <w:szCs w:val="20"/>
-        </w:rPr>
-        <w:t>so</w:t>
-      </w:r>
-      <w:r>
-        <w:rPr>
-          <w:rFonts w:ascii="Times New Roman" w:hAnsi="Times New Roman" w:cs="Times New Roman"/>
-          <w:sz w:val="20"/>
-          <w:szCs w:val="20"/>
-        </w:rPr>
-        <w:t xml:space="preserve"> it is important to encourage the team to offer different</w:t>
-      </w:r>
-      <w:r>
-        <w:rPr>
-          <w:rFonts w:ascii="Times New Roman" w:hAnsi="Times New Roman" w:cs="Times New Roman"/>
-          <w:sz w:val="20"/>
-          <w:szCs w:val="20"/>
-        </w:rPr>
-        <w:t xml:space="preserve"> </w:t>
-      </w:r>
-      <w:r>
-        <w:rPr>
-          <w:rFonts w:ascii="Times New Roman" w:hAnsi="Times New Roman" w:cs="Times New Roman"/>
-          <w:sz w:val="20"/>
-          <w:szCs w:val="20"/>
-        </w:rPr>
-        <w:t xml:space="preserve">perspectives and </w:t>
-      </w:r>
-      <w:r>
-        <w:rPr>
-          <w:rFonts w:ascii="Times New Roman" w:hAnsi="Times New Roman" w:cs="Times New Roman"/>
-          <w:sz w:val="20"/>
-          <w:szCs w:val="20"/>
-        </w:rPr>
-        <w:t xml:space="preserve">actively challenge ideas to improve decision making </w:t>
-      </w:r>
-      <w:r>
-        <w:rPr>
-          <w:rFonts w:ascii="Times New Roman" w:hAnsi="Times New Roman" w:cs="Times New Roman"/>
-          <w:sz w:val="20"/>
-          <w:szCs w:val="20"/>
-        </w:rPr>
-        <w:t>which</w:t>
-      </w:r>
-      <w:r>
-        <w:rPr>
-          <w:rFonts w:ascii="Times New Roman" w:hAnsi="Times New Roman" w:cs="Times New Roman"/>
-          <w:sz w:val="20"/>
-          <w:szCs w:val="20"/>
-        </w:rPr>
-        <w:t xml:space="preserve"> prevent</w:t>
-      </w:r>
-      <w:r>
-        <w:rPr>
-          <w:rFonts w:ascii="Times New Roman" w:hAnsi="Times New Roman" w:cs="Times New Roman"/>
-          <w:sz w:val="20"/>
-          <w:szCs w:val="20"/>
-        </w:rPr>
-        <w:t>s</w:t>
-      </w:r>
-      <w:r>
-        <w:rPr>
-          <w:rFonts w:ascii="Times New Roman" w:hAnsi="Times New Roman" w:cs="Times New Roman"/>
-          <w:sz w:val="20"/>
-          <w:szCs w:val="20"/>
-        </w:rPr>
-        <w:t xml:space="preserve"> inaccurate assumptions. </w:t>
+        <w:t xml:space="preserve">I have learned that relying too heavily on myself to manage the team can cause severe setbacks as it reduces shared accountability and ownership within the team. A leader can also make mistakes, so it is important to encourage the team to offer different perspectives and actively challenge ideas to improve decision making which prevents inaccurate assumptions. </w:t>
       </w:r>
     </w:p>
     <w:p>
@@ -4321,15 +4438,7 @@
           <w:sz w:val="20"/>
           <w:szCs w:val="20"/>
         </w:rPr>
-        <w:t xml:space="preserve">In future team assignments, I would assign roles to team members such as coordinator, evaluator and </w:t>
-      </w:r>
-      <w:r>
-        <w:rPr>
-          <w:rFonts w:ascii="Times New Roman" w:hAnsi="Times New Roman" w:cs="Times New Roman"/>
-          <w:sz w:val="20"/>
-          <w:szCs w:val="20"/>
-        </w:rPr>
-        <w:t xml:space="preserve">implementer to help better manage the team. Role assignment ensures responsibility and accountability among team members enforcing shared interdependence within the team. Each role complements the others, maximizing performance and reducing vulnerabilities in the team.  </w:t>
+        <w:t xml:space="preserve">In future team assignments, I would assign roles to team members such as coordinator, evaluator and implementer to help better manage the team. Role assignment ensures responsibility and accountability among team members enforcing shared interdependence within the team. Each role complements the others, maximizing performance and reducing vulnerabilities in the team.  </w:t>
       </w:r>
     </w:p>
     <w:p>
@@ -4342,7 +4451,9 @@
           <w:szCs w:val="20"/>
         </w:rPr>
       </w:pPr>
-      <w:r>
+    </w:p>
+    <w:p>
+      <w:pPr>
         <w:rPr>
           <w:rFonts w:ascii="Times New Roman" w:hAnsi="Times New Roman" w:cs="Times New Roman"/>
           <w:b/>
@@ -4350,271 +4461,8 @@
           <w:sz w:val="20"/>
           <w:szCs w:val="20"/>
         </w:rPr>
-        <w:t>Action Plan</w:t>
-      </w:r>
-    </w:p>
-    <w:p>
-      <w:pPr>
-        <w:rPr>
-          <w:rFonts w:ascii="Times New Roman" w:hAnsi="Times New Roman" w:cs="Times New Roman"/>
-          <w:sz w:val="20"/>
-          <w:szCs w:val="20"/>
-        </w:rPr>
-      </w:pPr>
-      <w:r>
-        <w:rPr>
-          <w:rFonts w:ascii="Times New Roman" w:hAnsi="Times New Roman" w:cs="Times New Roman"/>
-          <w:sz w:val="20"/>
-          <w:szCs w:val="20"/>
-        </w:rPr>
-        <w:t xml:space="preserve">To better manage future group assignments, I will apply Situational Leadership Theory more strategically by gauging team’s level of competency. </w:t>
-      </w:r>
-      <w:r>
-        <w:rPr>
-          <w:rFonts w:ascii="Times New Roman" w:hAnsi="Times New Roman" w:cs="Times New Roman"/>
-          <w:sz w:val="20"/>
-          <w:szCs w:val="20"/>
-        </w:rPr>
-        <w:t>I will transition quickly to a more supportive approach once the team demonstrates increasing competency and confidence. The following SMART goals outline the specific actions I will take.</w:t>
-      </w:r>
-    </w:p>
-    <w:p>
-      <w:pPr>
-        <w:rPr>
-          <w:rFonts w:ascii="Times New Roman" w:hAnsi="Times New Roman" w:cs="Times New Roman"/>
-          <w:sz w:val="20"/>
-          <w:szCs w:val="20"/>
-        </w:rPr>
-      </w:pPr>
-      <w:r>
-        <w:rPr>
-          <w:rFonts w:ascii="Times New Roman" w:hAnsi="Times New Roman" w:cs="Times New Roman"/>
-          <w:sz w:val="20"/>
-          <w:szCs w:val="20"/>
-        </w:rPr>
-        <w:t>Specific:</w:t>
-      </w:r>
-    </w:p>
-    <w:p>
-      <w:pPr>
-        <w:rPr>
-          <w:rFonts w:ascii="Times New Roman" w:hAnsi="Times New Roman" w:cs="Times New Roman"/>
-          <w:sz w:val="20"/>
-          <w:szCs w:val="20"/>
-        </w:rPr>
-      </w:pPr>
-      <w:r>
-        <w:rPr>
-          <w:rFonts w:ascii="Times New Roman" w:hAnsi="Times New Roman" w:cs="Times New Roman"/>
-          <w:sz w:val="20"/>
-          <w:szCs w:val="20"/>
-        </w:rPr>
-        <w:t>In future assignments, I will assign roles to team members to verify information’s accuracy such as deadlines, presentation date, assignment requirements and specifications.</w:t>
-      </w:r>
-    </w:p>
-    <w:p>
-      <w:pPr>
-        <w:rPr>
-          <w:rFonts w:ascii="Times New Roman" w:hAnsi="Times New Roman" w:cs="Times New Roman"/>
-          <w:sz w:val="20"/>
-          <w:szCs w:val="20"/>
-        </w:rPr>
-      </w:pPr>
-      <w:r>
-        <w:rPr>
-          <w:rFonts w:ascii="Times New Roman" w:hAnsi="Times New Roman" w:cs="Times New Roman"/>
-          <w:sz w:val="20"/>
-          <w:szCs w:val="20"/>
-        </w:rPr>
-        <w:t>Measurable:</w:t>
-      </w:r>
-    </w:p>
-    <w:p>
-      <w:pPr>
-        <w:rPr>
-          <w:rFonts w:ascii="Times New Roman" w:hAnsi="Times New Roman" w:cs="Times New Roman"/>
-          <w:sz w:val="20"/>
-          <w:szCs w:val="20"/>
-        </w:rPr>
-      </w:pPr>
-      <w:r>
-        <w:rPr>
-          <w:rFonts w:ascii="Times New Roman" w:hAnsi="Times New Roman" w:cs="Times New Roman"/>
-          <w:sz w:val="20"/>
-          <w:szCs w:val="20"/>
-        </w:rPr>
-        <w:t xml:space="preserve">Team members will verify the accuracy of the information by screenshots as proof and </w:t>
-      </w:r>
-      <w:r>
-        <w:rPr>
-          <w:rFonts w:ascii="Times New Roman" w:hAnsi="Times New Roman" w:cs="Times New Roman"/>
-          <w:sz w:val="20"/>
-          <w:szCs w:val="20"/>
-        </w:rPr>
-        <w:t>document it</w:t>
-      </w:r>
-      <w:r>
-        <w:rPr>
-          <w:rFonts w:ascii="Times New Roman" w:hAnsi="Times New Roman" w:cs="Times New Roman"/>
-          <w:sz w:val="20"/>
-          <w:szCs w:val="20"/>
-        </w:rPr>
-        <w:t xml:space="preserve"> in meeting minutes notes.</w:t>
-      </w:r>
-    </w:p>
-    <w:p>
-      <w:pPr>
-        <w:rPr>
-          <w:rFonts w:ascii="Times New Roman" w:hAnsi="Times New Roman" w:cs="Times New Roman"/>
-          <w:sz w:val="20"/>
-          <w:szCs w:val="20"/>
-        </w:rPr>
-      </w:pPr>
-      <w:r>
-        <w:rPr>
-          <w:rFonts w:ascii="Times New Roman" w:hAnsi="Times New Roman" w:cs="Times New Roman"/>
-          <w:sz w:val="20"/>
-          <w:szCs w:val="20"/>
-        </w:rPr>
-        <w:t>Achievable:</w:t>
-      </w:r>
-    </w:p>
-    <w:p>
-      <w:pPr>
-        <w:rPr>
-          <w:rFonts w:ascii="Times New Roman" w:hAnsi="Times New Roman" w:cs="Times New Roman"/>
-          <w:sz w:val="20"/>
-          <w:szCs w:val="20"/>
-        </w:rPr>
-      </w:pPr>
-      <w:r>
-        <w:rPr>
-          <w:rFonts w:ascii="Times New Roman" w:hAnsi="Times New Roman" w:cs="Times New Roman"/>
-          <w:sz w:val="20"/>
-          <w:szCs w:val="20"/>
-        </w:rPr>
-        <w:t>This can be implemented during</w:t>
-      </w:r>
-      <w:r>
-        <w:rPr>
-          <w:rFonts w:ascii="Times New Roman" w:hAnsi="Times New Roman" w:cs="Times New Roman"/>
-          <w:sz w:val="20"/>
-          <w:szCs w:val="20"/>
-        </w:rPr>
-        <w:t xml:space="preserve"> task delegation</w:t>
-      </w:r>
-      <w:r>
-        <w:rPr>
-          <w:rFonts w:ascii="Times New Roman" w:hAnsi="Times New Roman" w:cs="Times New Roman"/>
-          <w:sz w:val="20"/>
-          <w:szCs w:val="20"/>
-        </w:rPr>
-        <w:t xml:space="preserve"> </w:t>
-      </w:r>
-      <w:r>
-        <w:rPr>
-          <w:rFonts w:ascii="Times New Roman" w:hAnsi="Times New Roman" w:cs="Times New Roman"/>
-          <w:sz w:val="20"/>
-          <w:szCs w:val="20"/>
-        </w:rPr>
-        <w:t xml:space="preserve">and verification during </w:t>
-      </w:r>
-      <w:r>
-        <w:rPr>
-          <w:rFonts w:ascii="Times New Roman" w:hAnsi="Times New Roman" w:cs="Times New Roman"/>
-          <w:sz w:val="20"/>
-          <w:szCs w:val="20"/>
-        </w:rPr>
-        <w:t>meeting minutes</w:t>
-      </w:r>
-      <w:r>
-        <w:rPr>
-          <w:rFonts w:ascii="Times New Roman" w:hAnsi="Times New Roman" w:cs="Times New Roman"/>
-          <w:sz w:val="20"/>
-          <w:szCs w:val="20"/>
-        </w:rPr>
-        <w:t xml:space="preserve">. </w:t>
-      </w:r>
-    </w:p>
-    <w:p>
-      <w:pPr>
-        <w:rPr>
-          <w:rFonts w:ascii="Times New Roman" w:hAnsi="Times New Roman" w:cs="Times New Roman"/>
-          <w:sz w:val="20"/>
-          <w:szCs w:val="20"/>
-        </w:rPr>
-      </w:pPr>
-    </w:p>
-    <w:p>
-      <w:pPr>
-        <w:rPr>
-          <w:rFonts w:ascii="Times New Roman" w:hAnsi="Times New Roman" w:cs="Times New Roman"/>
-          <w:sz w:val="20"/>
-          <w:szCs w:val="20"/>
-        </w:rPr>
-      </w:pPr>
-      <w:r>
-        <w:rPr>
-          <w:rFonts w:ascii="Times New Roman" w:hAnsi="Times New Roman" w:cs="Times New Roman"/>
-          <w:sz w:val="20"/>
-          <w:szCs w:val="20"/>
-        </w:rPr>
-        <w:t>Relevant:</w:t>
-      </w:r>
-    </w:p>
-    <w:p>
-      <w:pPr>
-        <w:rPr>
-          <w:rFonts w:ascii="Times New Roman" w:hAnsi="Times New Roman" w:cs="Times New Roman"/>
-          <w:sz w:val="20"/>
-          <w:szCs w:val="20"/>
-        </w:rPr>
-      </w:pPr>
-      <w:r>
-        <w:rPr>
-          <w:rFonts w:ascii="Times New Roman" w:hAnsi="Times New Roman" w:cs="Times New Roman"/>
-          <w:sz w:val="20"/>
-          <w:szCs w:val="20"/>
-        </w:rPr>
-        <w:t xml:space="preserve">This addresses over reliance on the leader’s decisions and minimize the effect of groupthink during early stages of team development. </w:t>
-      </w:r>
-    </w:p>
-    <w:p>
-      <w:pPr>
-        <w:rPr>
-          <w:rFonts w:ascii="Times New Roman" w:hAnsi="Times New Roman" w:cs="Times New Roman"/>
-          <w:sz w:val="20"/>
-          <w:szCs w:val="20"/>
-        </w:rPr>
-      </w:pPr>
-      <w:r>
-        <w:rPr>
-          <w:rFonts w:ascii="Times New Roman" w:hAnsi="Times New Roman" w:cs="Times New Roman"/>
-          <w:sz w:val="20"/>
-          <w:szCs w:val="20"/>
-        </w:rPr>
-        <w:t>Time-bound:</w:t>
-      </w:r>
-    </w:p>
-    <w:p>
-      <w:pPr>
-        <w:rPr>
-          <w:rFonts w:ascii="Times New Roman" w:hAnsi="Times New Roman" w:cs="Times New Roman"/>
-          <w:sz w:val="20"/>
-          <w:szCs w:val="20"/>
-        </w:rPr>
-      </w:pPr>
-      <w:r>
-        <w:rPr>
-          <w:rFonts w:ascii="Times New Roman" w:hAnsi="Times New Roman" w:cs="Times New Roman"/>
-          <w:sz w:val="20"/>
-          <w:szCs w:val="20"/>
-        </w:rPr>
-        <w:t xml:space="preserve">This process will be implemented at the start of team formation and be reviewed every stand-up meeting. </w:t>
-      </w:r>
-    </w:p>
-    <w:p>
-      <w:pPr>
+      </w:pPr>
+      <w:r>
         <w:rPr>
           <w:rFonts w:ascii="Times New Roman" w:hAnsi="Times New Roman" w:cs="Times New Roman"/>
           <w:b/>
@@ -4622,15 +4470,7 @@
           <w:sz w:val="20"/>
           <w:szCs w:val="20"/>
         </w:rPr>
-      </w:pPr>
-      <w:r>
-        <w:rPr>
-          <w:rFonts w:ascii="Times New Roman" w:hAnsi="Times New Roman" w:cs="Times New Roman"/>
-          <w:b/>
-          <w:bCs/>
-          <w:sz w:val="20"/>
-          <w:szCs w:val="20"/>
-        </w:rPr>
+        <w:lastRenderedPageBreak/>
         <w:t>References</w:t>
       </w:r>
     </w:p>
@@ -5070,7 +4910,9 @@
           <w:szCs w:val="20"/>
         </w:rPr>
       </w:pPr>
-      <w:r>
+    </w:p>
+    <w:p>
+      <w:pPr>
         <w:rPr>
           <w:rFonts w:ascii="Times New Roman" w:hAnsi="Times New Roman" w:cs="Times New Roman"/>
           <w:b/>
@@ -5078,8 +4920,7 @@
           <w:sz w:val="20"/>
           <w:szCs w:val="20"/>
         </w:rPr>
-        <w:t>Appendices</w:t>
-      </w:r>
+      </w:pPr>
     </w:p>
     <w:p>
       <w:pPr>
@@ -5091,7 +4932,9 @@
           <w:szCs w:val="20"/>
         </w:rPr>
       </w:pPr>
-      <w:r>
+    </w:p>
+    <w:p>
+      <w:pPr>
         <w:rPr>
           <w:rFonts w:ascii="Times New Roman" w:hAnsi="Times New Roman" w:cs="Times New Roman"/>
           <w:b/>
@@ -5099,7 +4942,80 @@
           <w:sz w:val="20"/>
           <w:szCs w:val="20"/>
         </w:rPr>
+      </w:pPr>
+    </w:p>
+    <w:p>
+      <w:pPr>
+        <w:rPr>
+          <w:rFonts w:ascii="Times New Roman" w:hAnsi="Times New Roman" w:cs="Times New Roman"/>
+          <w:b/>
+          <w:bCs/>
+          <w:sz w:val="20"/>
+          <w:szCs w:val="20"/>
+        </w:rPr>
+      </w:pPr>
+    </w:p>
+    <w:p>
+      <w:pPr>
+        <w:rPr>
+          <w:rFonts w:ascii="Times New Roman" w:hAnsi="Times New Roman" w:cs="Times New Roman"/>
+          <w:b/>
+          <w:bCs/>
+          <w:sz w:val="20"/>
+          <w:szCs w:val="20"/>
+        </w:rPr>
+      </w:pPr>
+      <w:r>
+        <w:rPr>
+          <w:rFonts w:ascii="Times New Roman" w:hAnsi="Times New Roman" w:cs="Times New Roman"/>
+          <w:b/>
+          <w:bCs/>
+          <w:sz w:val="20"/>
+          <w:szCs w:val="20"/>
+        </w:rPr>
+        <w:br w:type="page"/>
+      </w:r>
+    </w:p>
+    <w:p>
+      <w:pPr>
+        <w:rPr>
+          <w:rFonts w:ascii="Times New Roman" w:hAnsi="Times New Roman" w:cs="Times New Roman"/>
+          <w:b/>
+          <w:bCs/>
+          <w:sz w:val="20"/>
+          <w:szCs w:val="20"/>
+        </w:rPr>
+      </w:pPr>
+      <w:r>
+        <w:rPr>
+          <w:rFonts w:ascii="Times New Roman" w:hAnsi="Times New Roman" w:cs="Times New Roman"/>
+          <w:b/>
+          <w:bCs/>
+          <w:sz w:val="20"/>
+          <w:szCs w:val="20"/>
+        </w:rPr>
         <w:lastRenderedPageBreak/>
+        <w:t>Appendices</w:t>
+      </w:r>
+    </w:p>
+    <w:p>
+      <w:pPr>
+        <w:rPr>
+          <w:rFonts w:ascii="Times New Roman" w:hAnsi="Times New Roman" w:cs="Times New Roman"/>
+          <w:b/>
+          <w:bCs/>
+          <w:sz w:val="20"/>
+          <w:szCs w:val="20"/>
+        </w:rPr>
+      </w:pPr>
+      <w:r>
+        <w:rPr>
+          <w:rFonts w:ascii="Times New Roman" w:hAnsi="Times New Roman" w:cs="Times New Roman"/>
+          <w:b/>
+          <w:bCs/>
+          <w:sz w:val="20"/>
+          <w:szCs w:val="20"/>
+        </w:rPr>
         <w:t xml:space="preserve">Appendix </w:t>
       </w:r>
       <w:r>
@@ -5302,7 +5218,9 @@
           <w:szCs w:val="20"/>
         </w:rPr>
       </w:pPr>
-      <w:r>
+    </w:p>
+    <w:p>
+      <w:pPr>
         <w:rPr>
           <w:rFonts w:ascii="Times New Roman" w:hAnsi="Times New Roman" w:cs="Times New Roman"/>
           <w:b/>
@@ -5310,9 +5228,10 @@
           <w:sz w:val="20"/>
           <w:szCs w:val="20"/>
         </w:rPr>
-        <w:t xml:space="preserve">Appendix </w:t>
-      </w:r>
-      <w:r>
+      </w:pPr>
+    </w:p>
+    <w:p>
+      <w:pPr>
         <w:rPr>
           <w:rFonts w:ascii="Times New Roman" w:hAnsi="Times New Roman" w:cs="Times New Roman"/>
           <w:b/>
@@ -5320,9 +5239,10 @@
           <w:sz w:val="20"/>
           <w:szCs w:val="20"/>
         </w:rPr>
-        <w:t>3</w:t>
-      </w:r>
-      <w:r>
+      </w:pPr>
+    </w:p>
+    <w:p>
+      <w:pPr>
         <w:rPr>
           <w:rFonts w:ascii="Times New Roman" w:hAnsi="Times New Roman" w:cs="Times New Roman"/>
           <w:b/>
@@ -5330,9 +5250,10 @@
           <w:sz w:val="20"/>
           <w:szCs w:val="20"/>
         </w:rPr>
-        <w:t xml:space="preserve">: </w:t>
-      </w:r>
-      <w:r>
+      </w:pPr>
+    </w:p>
+    <w:p>
+      <w:pPr>
         <w:rPr>
           <w:rFonts w:ascii="Times New Roman" w:hAnsi="Times New Roman" w:cs="Times New Roman"/>
           <w:b/>
@@ -5340,9 +5261,10 @@
           <w:sz w:val="20"/>
           <w:szCs w:val="20"/>
         </w:rPr>
-        <w:t>Task</w:t>
-      </w:r>
-      <w:r>
+      </w:pPr>
+    </w:p>
+    <w:p>
+      <w:pPr>
         <w:rPr>
           <w:rFonts w:ascii="Times New Roman" w:hAnsi="Times New Roman" w:cs="Times New Roman"/>
           <w:b/>
@@ -5350,6 +5272,56 @@
           <w:sz w:val="20"/>
           <w:szCs w:val="20"/>
         </w:rPr>
+      </w:pPr>
+      <w:r>
+        <w:rPr>
+          <w:rFonts w:ascii="Times New Roman" w:hAnsi="Times New Roman" w:cs="Times New Roman"/>
+          <w:b/>
+          <w:bCs/>
+          <w:sz w:val="20"/>
+          <w:szCs w:val="20"/>
+        </w:rPr>
+        <w:lastRenderedPageBreak/>
+        <w:t xml:space="preserve">Appendix </w:t>
+      </w:r>
+      <w:r>
+        <w:rPr>
+          <w:rFonts w:ascii="Times New Roman" w:hAnsi="Times New Roman" w:cs="Times New Roman"/>
+          <w:b/>
+          <w:bCs/>
+          <w:sz w:val="20"/>
+          <w:szCs w:val="20"/>
+        </w:rPr>
+        <w:t>3</w:t>
+      </w:r>
+      <w:r>
+        <w:rPr>
+          <w:rFonts w:ascii="Times New Roman" w:hAnsi="Times New Roman" w:cs="Times New Roman"/>
+          <w:b/>
+          <w:bCs/>
+          <w:sz w:val="20"/>
+          <w:szCs w:val="20"/>
+        </w:rPr>
+        <w:t xml:space="preserve">: </w:t>
+      </w:r>
+      <w:r>
+        <w:rPr>
+          <w:rFonts w:ascii="Times New Roman" w:hAnsi="Times New Roman" w:cs="Times New Roman"/>
+          <w:b/>
+          <w:bCs/>
+          <w:sz w:val="20"/>
+          <w:szCs w:val="20"/>
+        </w:rPr>
+        <w:t>Task</w:t>
+      </w:r>
+      <w:r>
+        <w:rPr>
+          <w:rFonts w:ascii="Times New Roman" w:hAnsi="Times New Roman" w:cs="Times New Roman"/>
+          <w:b/>
+          <w:bCs/>
+          <w:sz w:val="20"/>
+          <w:szCs w:val="20"/>
+        </w:rPr>
         <w:t xml:space="preserve"> Allocation </w:t>
       </w:r>
     </w:p>
@@ -5368,7 +5340,6 @@
           <w:sz w:val="20"/>
           <w:szCs w:val="20"/>
         </w:rPr>
-        <w:lastRenderedPageBreak/>
         <w:drawing>
           <wp:inline distT="0" distB="0" distL="0" distR="0" wp14:anchorId="6B45869A" wp14:editId="2ADDEBF7">
             <wp:extent cx="3434963" cy="2629894"/>
@@ -5671,7 +5642,9 @@
           <w:szCs w:val="20"/>
         </w:rPr>
       </w:pPr>
-      <w:r>
+    </w:p>
+    <w:p>
+      <w:pPr>
         <w:rPr>
           <w:rFonts w:ascii="Times New Roman" w:hAnsi="Times New Roman" w:cs="Times New Roman"/>
           <w:b/>
@@ -5679,9 +5652,10 @@
           <w:sz w:val="20"/>
           <w:szCs w:val="20"/>
         </w:rPr>
-        <w:t xml:space="preserve">Appendix 5: </w:t>
-      </w:r>
-      <w:r>
+      </w:pPr>
+    </w:p>
+    <w:p>
+      <w:pPr>
         <w:rPr>
           <w:rFonts w:ascii="Times New Roman" w:hAnsi="Times New Roman" w:cs="Times New Roman"/>
           <w:b/>
@@ -5689,6 +5663,26 @@
           <w:sz w:val="20"/>
           <w:szCs w:val="20"/>
         </w:rPr>
+      </w:pPr>
+      <w:r>
+        <w:rPr>
+          <w:rFonts w:ascii="Times New Roman" w:hAnsi="Times New Roman" w:cs="Times New Roman"/>
+          <w:b/>
+          <w:bCs/>
+          <w:sz w:val="20"/>
+          <w:szCs w:val="20"/>
+        </w:rPr>
+        <w:lastRenderedPageBreak/>
+        <w:t xml:space="preserve">Appendix 5: </w:t>
+      </w:r>
+      <w:r>
+        <w:rPr>
+          <w:rFonts w:ascii="Times New Roman" w:hAnsi="Times New Roman" w:cs="Times New Roman"/>
+          <w:b/>
+          <w:bCs/>
+          <w:sz w:val="20"/>
+          <w:szCs w:val="20"/>
+        </w:rPr>
         <w:t>Wrong Presentation Date</w:t>
       </w:r>
     </w:p>
@@ -5707,7 +5701,6 @@
           <w:sz w:val="20"/>
           <w:szCs w:val="20"/>
         </w:rPr>
-        <w:lastRenderedPageBreak/>
         <w:drawing>
           <wp:inline distT="0" distB="0" distL="0" distR="0" wp14:anchorId="558D1A81" wp14:editId="1D1DA49B">
             <wp:extent cx="3136932" cy="1296063"/>
@@ -5859,7 +5852,9 @@
           <w:szCs w:val="20"/>
         </w:rPr>
       </w:pPr>
-      <w:r>
+    </w:p>
+    <w:p>
+      <w:pPr>
         <w:rPr>
           <w:rFonts w:ascii="Times New Roman" w:hAnsi="Times New Roman" w:cs="Times New Roman"/>
           <w:b/>
@@ -5867,9 +5862,10 @@
           <w:sz w:val="20"/>
           <w:szCs w:val="20"/>
         </w:rPr>
-        <w:t xml:space="preserve">Appendix </w:t>
-      </w:r>
-      <w:r>
+      </w:pPr>
+    </w:p>
+    <w:p>
+      <w:pPr>
         <w:rPr>
           <w:rFonts w:ascii="Times New Roman" w:hAnsi="Times New Roman" w:cs="Times New Roman"/>
           <w:b/>
@@ -5877,9 +5873,10 @@
           <w:sz w:val="20"/>
           <w:szCs w:val="20"/>
         </w:rPr>
-        <w:t>6</w:t>
-      </w:r>
-      <w:r>
+      </w:pPr>
+    </w:p>
+    <w:p>
+      <w:pPr>
         <w:rPr>
           <w:rFonts w:ascii="Times New Roman" w:hAnsi="Times New Roman" w:cs="Times New Roman"/>
           <w:b/>
@@ -5887,13 +5884,54 @@
           <w:sz w:val="20"/>
           <w:szCs w:val="20"/>
         </w:rPr>
-        <w:t>: Allocated task and rehearsal date</w:t>
-      </w:r>
+      </w:pPr>
     </w:p>
     <w:p>
       <w:pPr>
         <w:rPr>
           <w:rFonts w:ascii="Times New Roman" w:hAnsi="Times New Roman" w:cs="Times New Roman"/>
+          <w:b/>
+          <w:bCs/>
+          <w:sz w:val="20"/>
+          <w:szCs w:val="20"/>
+        </w:rPr>
+      </w:pPr>
+      <w:r>
+        <w:rPr>
+          <w:rFonts w:ascii="Times New Roman" w:hAnsi="Times New Roman" w:cs="Times New Roman"/>
+          <w:b/>
+          <w:bCs/>
+          <w:sz w:val="20"/>
+          <w:szCs w:val="20"/>
+        </w:rPr>
+        <w:lastRenderedPageBreak/>
+        <w:t xml:space="preserve">Appendix </w:t>
+      </w:r>
+      <w:r>
+        <w:rPr>
+          <w:rFonts w:ascii="Times New Roman" w:hAnsi="Times New Roman" w:cs="Times New Roman"/>
+          <w:b/>
+          <w:bCs/>
+          <w:sz w:val="20"/>
+          <w:szCs w:val="20"/>
+        </w:rPr>
+        <w:t>6</w:t>
+      </w:r>
+      <w:r>
+        <w:rPr>
+          <w:rFonts w:ascii="Times New Roman" w:hAnsi="Times New Roman" w:cs="Times New Roman"/>
+          <w:b/>
+          <w:bCs/>
+          <w:sz w:val="20"/>
+          <w:szCs w:val="20"/>
+        </w:rPr>
+        <w:t>: Allocated task and rehearsal date</w:t>
+      </w:r>
+    </w:p>
+    <w:p>
+      <w:pPr>
+        <w:rPr>
+          <w:rFonts w:ascii="Times New Roman" w:hAnsi="Times New Roman" w:cs="Times New Roman"/>
           <w:sz w:val="20"/>
           <w:szCs w:val="20"/>
         </w:rPr>
@@ -5905,7 +5943,6 @@
           <w:sz w:val="20"/>
           <w:szCs w:val="20"/>
         </w:rPr>
-        <w:lastRenderedPageBreak/>
         <w:drawing>
           <wp:inline distT="0" distB="0" distL="0" distR="0" wp14:anchorId="7BC570A0" wp14:editId="4CEFC30A">
             <wp:extent cx="3665551" cy="3523789"/>
@@ -6003,39 +6040,6 @@
           <w:bCs/>
           <w:sz w:val="20"/>
           <w:szCs w:val="20"/>
-        </w:rPr>
-      </w:pPr>
-    </w:p>
-    <w:p>
-      <w:pPr>
-        <w:rPr>
-          <w:rFonts w:ascii="Times New Roman" w:hAnsi="Times New Roman" w:cs="Times New Roman"/>
-          <w:b/>
-          <w:bCs/>
-          <w:sz w:val="20"/>
-          <w:szCs w:val="20"/>
-        </w:rPr>
-      </w:pPr>
-    </w:p>
-    <w:p>
-      <w:pPr>
-        <w:rPr>
-          <w:rFonts w:ascii="Times New Roman" w:hAnsi="Times New Roman" w:cs="Times New Roman"/>
-          <w:b/>
-          <w:bCs/>
-          <w:sz w:val="20"/>
-          <w:szCs w:val="20"/>
-        </w:rPr>
-      </w:pPr>
-    </w:p>
-    <w:p>
-      <w:pPr>
-        <w:rPr>
-          <w:rFonts w:ascii="Times New Roman" w:hAnsi="Times New Roman" w:cs="Times New Roman"/>
-          <w:b/>
-          <w:bCs/>
-          <w:sz w:val="20"/>
-          <w:szCs w:val="20"/>
           <w:lang w:eastAsia="ja-JP"/>
         </w:rPr>
       </w:pPr>
@@ -6144,7 +6148,9 @@
           <w:szCs w:val="20"/>
         </w:rPr>
       </w:pPr>
-      <w:r>
+    </w:p>
+    <w:p>
+      <w:pPr>
         <w:rPr>
           <w:rFonts w:ascii="Times New Roman" w:hAnsi="Times New Roman" w:cs="Times New Roman"/>
           <w:b/>
@@ -6152,20 +6158,21 @@
           <w:sz w:val="20"/>
           <w:szCs w:val="20"/>
         </w:rPr>
-        <w:t xml:space="preserve">Appendix </w:t>
-      </w:r>
-      <w:r>
+      </w:pPr>
+    </w:p>
+    <w:p>
+      <w:pPr>
         <w:rPr>
           <w:rFonts w:ascii="Times New Roman" w:hAnsi="Times New Roman" w:cs="Times New Roman"/>
           <w:b/>
           <w:bCs/>
           <w:sz w:val="20"/>
           <w:szCs w:val="20"/>
-          <w:lang w:eastAsia="ja-JP"/>
-        </w:rPr>
-        <w:t>8</w:t>
-      </w:r>
-      <w:r>
+        </w:rPr>
+      </w:pPr>
+    </w:p>
+    <w:p>
+      <w:pPr>
         <w:rPr>
           <w:rFonts w:ascii="Times New Roman" w:hAnsi="Times New Roman" w:cs="Times New Roman"/>
           <w:b/>
@@ -6173,15 +6180,57 @@
           <w:sz w:val="20"/>
           <w:szCs w:val="20"/>
         </w:rPr>
-        <w:t xml:space="preserve">: </w:t>
-      </w:r>
-      <w:r>
+      </w:pPr>
+    </w:p>
+    <w:p>
+      <w:pPr>
         <w:rPr>
           <w:rFonts w:ascii="Times New Roman" w:hAnsi="Times New Roman" w:cs="Times New Roman"/>
           <w:b/>
           <w:bCs/>
           <w:sz w:val="20"/>
           <w:szCs w:val="20"/>
+        </w:rPr>
+      </w:pPr>
+      <w:r>
+        <w:rPr>
+          <w:rFonts w:ascii="Times New Roman" w:hAnsi="Times New Roman" w:cs="Times New Roman"/>
+          <w:b/>
+          <w:bCs/>
+          <w:sz w:val="20"/>
+          <w:szCs w:val="20"/>
+        </w:rPr>
+        <w:lastRenderedPageBreak/>
+        <w:t xml:space="preserve">Appendix </w:t>
+      </w:r>
+      <w:r>
+        <w:rPr>
+          <w:rFonts w:ascii="Times New Roman" w:hAnsi="Times New Roman" w:cs="Times New Roman"/>
+          <w:b/>
+          <w:bCs/>
+          <w:sz w:val="20"/>
+          <w:szCs w:val="20"/>
+          <w:lang w:eastAsia="ja-JP"/>
+        </w:rPr>
+        <w:t>8</w:t>
+      </w:r>
+      <w:r>
+        <w:rPr>
+          <w:rFonts w:ascii="Times New Roman" w:hAnsi="Times New Roman" w:cs="Times New Roman"/>
+          <w:b/>
+          <w:bCs/>
+          <w:sz w:val="20"/>
+          <w:szCs w:val="20"/>
+        </w:rPr>
+        <w:t xml:space="preserve">: </w:t>
+      </w:r>
+      <w:r>
+        <w:rPr>
+          <w:rFonts w:ascii="Times New Roman" w:hAnsi="Times New Roman" w:cs="Times New Roman"/>
+          <w:b/>
+          <w:bCs/>
+          <w:sz w:val="20"/>
+          <w:szCs w:val="20"/>
           <w:lang w:eastAsia="ja-JP"/>
         </w:rPr>
         <w:t>Team Member Assistance</w:t>
@@ -6202,7 +6251,6 @@
           <w:sz w:val="20"/>
           <w:szCs w:val="20"/>
         </w:rPr>
-        <w:lastRenderedPageBreak/>
         <w:drawing>
           <wp:inline distT="0" distB="0" distL="0" distR="0" wp14:anchorId="55A52097" wp14:editId="5B156B99">
             <wp:extent cx="3347499" cy="3447459"/>
@@ -6248,51 +6296,6 @@
           <w:szCs w:val="20"/>
         </w:rPr>
       </w:pPr>
-    </w:p>
-    <w:p>
-      <w:pPr>
-        <w:rPr>
-          <w:rFonts w:ascii="Times New Roman" w:hAnsi="Times New Roman" w:cs="Times New Roman"/>
-          <w:sz w:val="20"/>
-          <w:szCs w:val="20"/>
-        </w:rPr>
-      </w:pPr>
-    </w:p>
-    <w:p>
-      <w:pPr>
-        <w:rPr>
-          <w:rFonts w:ascii="Times New Roman" w:hAnsi="Times New Roman" w:cs="Times New Roman"/>
-          <w:sz w:val="20"/>
-          <w:szCs w:val="20"/>
-        </w:rPr>
-      </w:pPr>
-    </w:p>
-    <w:p>
-      <w:pPr>
-        <w:rPr>
-          <w:rFonts w:ascii="Times New Roman" w:hAnsi="Times New Roman" w:cs="Times New Roman"/>
-          <w:sz w:val="20"/>
-          <w:szCs w:val="20"/>
-        </w:rPr>
-      </w:pPr>
-    </w:p>
-    <w:p>
-      <w:pPr>
-        <w:rPr>
-          <w:rFonts w:ascii="Times New Roman" w:hAnsi="Times New Roman" w:cs="Times New Roman"/>
-          <w:sz w:val="20"/>
-          <w:szCs w:val="20"/>
-        </w:rPr>
-      </w:pPr>
-    </w:p>
-    <w:p>
-      <w:pPr>
-        <w:rPr>
-          <w:rFonts w:ascii="Times New Roman" w:hAnsi="Times New Roman" w:cs="Times New Roman"/>
-          <w:sz w:val="20"/>
-          <w:szCs w:val="20"/>
-        </w:rPr>
-      </w:pPr>
       <w:r>
         <w:rPr>
           <w:rFonts w:ascii="Times New Roman" w:hAnsi="Times New Roman" w:cs="Times New Roman"/>
@@ -6426,6 +6429,42 @@
           <w:szCs w:val="20"/>
         </w:rPr>
       </w:pPr>
+    </w:p>
+    <w:p>
+      <w:pPr>
+        <w:rPr>
+          <w:rFonts w:ascii="Times New Roman" w:hAnsi="Times New Roman" w:cs="Times New Roman"/>
+          <w:sz w:val="20"/>
+          <w:szCs w:val="20"/>
+        </w:rPr>
+      </w:pPr>
+    </w:p>
+    <w:p>
+      <w:pPr>
+        <w:rPr>
+          <w:rFonts w:ascii="Times New Roman" w:hAnsi="Times New Roman" w:cs="Times New Roman"/>
+          <w:sz w:val="20"/>
+          <w:szCs w:val="20"/>
+        </w:rPr>
+      </w:pPr>
+    </w:p>
+    <w:p>
+      <w:pPr>
+        <w:rPr>
+          <w:rFonts w:ascii="Times New Roman" w:hAnsi="Times New Roman" w:cs="Times New Roman"/>
+          <w:sz w:val="20"/>
+          <w:szCs w:val="20"/>
+        </w:rPr>
+      </w:pPr>
+    </w:p>
+    <w:p>
+      <w:pPr>
+        <w:rPr>
+          <w:rFonts w:ascii="Times New Roman" w:hAnsi="Times New Roman" w:cs="Times New Roman"/>
+          <w:sz w:val="20"/>
+          <w:szCs w:val="20"/>
+        </w:rPr>
+      </w:pPr>
       <w:r>
         <w:rPr>
           <w:rFonts w:ascii="Times New Roman" w:hAnsi="Times New Roman" w:cs="Times New Roman"/>
@@ -6487,42 +6526,6 @@
           </wp:inline>
         </w:drawing>
       </w:r>
-    </w:p>
-    <w:p>
-      <w:pPr>
-        <w:rPr>
-          <w:rFonts w:ascii="Times New Roman" w:hAnsi="Times New Roman" w:cs="Times New Roman"/>
-          <w:sz w:val="20"/>
-          <w:szCs w:val="20"/>
-        </w:rPr>
-      </w:pPr>
-    </w:p>
-    <w:p>
-      <w:pPr>
-        <w:rPr>
-          <w:rFonts w:ascii="Times New Roman" w:hAnsi="Times New Roman" w:cs="Times New Roman"/>
-          <w:sz w:val="20"/>
-          <w:szCs w:val="20"/>
-        </w:rPr>
-      </w:pPr>
-    </w:p>
-    <w:p>
-      <w:pPr>
-        <w:rPr>
-          <w:rFonts w:ascii="Times New Roman" w:hAnsi="Times New Roman" w:cs="Times New Roman"/>
-          <w:sz w:val="20"/>
-          <w:szCs w:val="20"/>
-        </w:rPr>
-      </w:pPr>
-    </w:p>
-    <w:p>
-      <w:pPr>
-        <w:rPr>
-          <w:rFonts w:ascii="Times New Roman" w:hAnsi="Times New Roman" w:cs="Times New Roman"/>
-          <w:sz w:val="20"/>
-          <w:szCs w:val="20"/>
-        </w:rPr>
-      </w:pPr>
     </w:p>
     <w:p>
       <w:pPr>
@@ -17314,7 +17317,7 @@
       </w:tcPr>
     </w:tblStylePr>
   </w:style>
-  <w:style w:type="table" w:styleId="ColourfulShading">
+  <w:style w:type="table" w:styleId="ColorfulShading">
     <w:name w:val="Colorful Shading"/>
     <w:basedOn w:val="TableNormal"/>
     <w:uiPriority w:val="71"/>
@@ -17429,7 +17432,7 @@
       </w:rPr>
     </w:tblStylePr>
   </w:style>
-  <w:style w:type="table" w:styleId="ColourfulShadingAccent1">
+  <w:style w:type="table" w:styleId="ColorfulShading-Accent1">
     <w:name w:val="Colorful Shading Accent 1"/>
     <w:basedOn w:val="TableNormal"/>
     <w:uiPriority w:val="71"/>
@@ -17544,7 +17547,7 @@
       </w:rPr>
     </w:tblStylePr>
   </w:style>
-  <w:style w:type="table" w:styleId="ColourfulShadingAccent2">
+  <w:style w:type="table" w:styleId="ColorfulShading-Accent2">
     <w:name w:val="Colorful Shading Accent 2"/>
     <w:basedOn w:val="TableNormal"/>
     <w:uiPriority w:val="71"/>
@@ -17659,7 +17662,7 @@
       </w:rPr>
     </w:tblStylePr>
   </w:style>
-  <w:style w:type="table" w:styleId="ColourfulShadingAccent3">
+  <w:style w:type="table" w:styleId="ColorfulShading-Accent3">
     <w:name w:val="Colorful Shading Accent 3"/>
     <w:basedOn w:val="TableNormal"/>
     <w:uiPriority w:val="71"/>
@@ -17764,7 +17767,7 @@
       </w:tcPr>
     </w:tblStylePr>
   </w:style>
-  <w:style w:type="table" w:styleId="ColourfulShadingAccent4">
+  <w:style w:type="table" w:styleId="ColorfulShading-Accent4">
     <w:name w:val="Colorful Shading Accent 4"/>
     <w:basedOn w:val="TableNormal"/>
     <w:uiPriority w:val="71"/>
@@ -17879,7 +17882,7 @@
       </w:rPr>
     </w:tblStylePr>
   </w:style>
-  <w:style w:type="table" w:styleId="ColourfulShadingAccent5">
+  <w:style w:type="table" w:styleId="ColorfulShading-Accent5">
     <w:name w:val="Colorful Shading Accent 5"/>
     <w:basedOn w:val="TableNormal"/>
     <w:uiPriority w:val="71"/>
@@ -17994,7 +17997,7 @@
       </w:rPr>
     </w:tblStylePr>
   </w:style>
-  <w:style w:type="table" w:styleId="ColourfulShadingAccent6">
+  <w:style w:type="table" w:styleId="ColorfulShading-Accent6">
     <w:name w:val="Colorful Shading Accent 6"/>
     <w:basedOn w:val="TableNormal"/>
     <w:uiPriority w:val="71"/>
@@ -18109,7 +18112,7 @@
       </w:rPr>
     </w:tblStylePr>
   </w:style>
-  <w:style w:type="table" w:styleId="ColourfulList">
+  <w:style w:type="table" w:styleId="ColorfulList">
     <w:name w:val="Colorful List"/>
     <w:basedOn w:val="TableNormal"/>
     <w:uiPriority w:val="72"/>
@@ -18188,7 +18191,7 @@
       </w:tcPr>
     </w:tblStylePr>
   </w:style>
-  <w:style w:type="table" w:styleId="ColourfulListAccent1">
+  <w:style w:type="table" w:styleId="ColorfulList-Accent1">
     <w:name w:val="Colorful List Accent 1"/>
     <w:basedOn w:val="TableNormal"/>
     <w:uiPriority w:val="72"/>
@@ -18267,7 +18270,7 @@
       </w:tcPr>
     </w:tblStylePr>
   </w:style>
-  <w:style w:type="table" w:styleId="ColourfulListAccent2">
+  <w:style w:type="table" w:styleId="ColorfulList-Accent2">
     <w:name w:val="Colorful List Accent 2"/>
     <w:basedOn w:val="TableNormal"/>
     <w:uiPriority w:val="72"/>
@@ -18346,7 +18349,7 @@
       </w:tcPr>
     </w:tblStylePr>
   </w:style>
-  <w:style w:type="table" w:styleId="ColourfulListAccent3">
+  <w:style w:type="table" w:styleId="ColorfulList-Accent3">
     <w:name w:val="Colorful List Accent 3"/>
     <w:basedOn w:val="TableNormal"/>
     <w:uiPriority w:val="72"/>
@@ -18425,7 +18428,7 @@
       </w:tcPr>
     </w:tblStylePr>
   </w:style>
-  <w:style w:type="table" w:styleId="ColourfulListAccent4">
+  <w:style w:type="table" w:styleId="ColorfulList-Accent4">
     <w:name w:val="Colorful List Accent 4"/>
     <w:basedOn w:val="TableNormal"/>
     <w:uiPriority w:val="72"/>
@@ -18504,7 +18507,7 @@
       </w:tcPr>
     </w:tblStylePr>
   </w:style>
-  <w:style w:type="table" w:styleId="ColourfulListAccent5">
+  <w:style w:type="table" w:styleId="ColorfulList-Accent5">
     <w:name w:val="Colorful List Accent 5"/>
     <w:basedOn w:val="TableNormal"/>
     <w:uiPriority w:val="72"/>
@@ -18583,7 +18586,7 @@
       </w:tcPr>
     </w:tblStylePr>
   </w:style>
-  <w:style w:type="table" w:styleId="ColourfulListAccent6">
+  <w:style w:type="table" w:styleId="ColorfulList-Accent6">
     <w:name w:val="Colorful List Accent 6"/>
     <w:basedOn w:val="TableNormal"/>
     <w:uiPriority w:val="72"/>
@@ -18662,7 +18665,7 @@
       </w:tcPr>
     </w:tblStylePr>
   </w:style>
-  <w:style w:type="table" w:styleId="ColourfulGrid">
+  <w:style w:type="table" w:styleId="ColorfulGrid">
     <w:name w:val="Colorful Grid"/>
     <w:basedOn w:val="TableNormal"/>
     <w:uiPriority w:val="73"/>
@@ -18735,7 +18738,7 @@
       </w:tcPr>
     </w:tblStylePr>
   </w:style>
-  <w:style w:type="table" w:styleId="ColourfulGridAccent1">
+  <w:style w:type="table" w:styleId="ColorfulGrid-Accent1">
     <w:name w:val="Colorful Grid Accent 1"/>
     <w:basedOn w:val="TableNormal"/>
     <w:uiPriority w:val="73"/>
@@ -18808,7 +18811,7 @@
       </w:tcPr>
     </w:tblStylePr>
   </w:style>
-  <w:style w:type="table" w:styleId="ColourfulGridAccent2">
+  <w:style w:type="table" w:styleId="ColorfulGrid-Accent2">
     <w:name w:val="Colorful Grid Accent 2"/>
     <w:basedOn w:val="TableNormal"/>
     <w:uiPriority w:val="73"/>
@@ -18881,7 +18884,7 @@
       </w:tcPr>
     </w:tblStylePr>
   </w:style>
-  <w:style w:type="table" w:styleId="ColourfulGridAccent3">
+  <w:style w:type="table" w:styleId="ColorfulGrid-Accent3">
     <w:name w:val="Colorful Grid Accent 3"/>
     <w:basedOn w:val="TableNormal"/>
     <w:uiPriority w:val="73"/>
@@ -18954,7 +18957,7 @@
       </w:tcPr>
     </w:tblStylePr>
   </w:style>
-  <w:style w:type="table" w:styleId="ColourfulGridAccent4">
+  <w:style w:type="table" w:styleId="ColorfulGrid-Accent4">
     <w:name w:val="Colorful Grid Accent 4"/>
     <w:basedOn w:val="TableNormal"/>
     <w:uiPriority w:val="73"/>
@@ -19027,7 +19030,7 @@
       </w:tcPr>
     </w:tblStylePr>
   </w:style>
-  <w:style w:type="table" w:styleId="ColourfulGridAccent5">
+  <w:style w:type="table" w:styleId="ColorfulGrid-Accent5">
     <w:name w:val="Colorful Grid Accent 5"/>
     <w:basedOn w:val="TableNormal"/>
     <w:uiPriority w:val="73"/>
@@ -19100,7 +19103,7 @@
       </w:tcPr>
     </w:tblStylePr>
   </w:style>
-  <w:style w:type="table" w:styleId="ColourfulGridAccent6">
+  <w:style w:type="table" w:styleId="ColorfulGrid-Accent6">
     <w:name w:val="Colorful Grid Accent 6"/>
     <w:basedOn w:val="TableNormal"/>
     <w:uiPriority w:val="73"/>

--- a/MGNT110/Assessment II/Joseph Koh - Assessment 2  Reflection.docx
+++ b/MGNT110/Assessment II/Joseph Koh - Assessment 2  Reflection.docx
@@ -260,7 +260,25 @@
           <w:sz w:val="20"/>
           <w:szCs w:val="20"/>
         </w:rPr>
-        <w:t xml:space="preserve">I declare that this assessment is entirely my own work and has not been submitted for assessment in any other subject or course. This work complies with the University of Wollongong's Academic Integrity Policy. </w:t>
+        <w:t xml:space="preserve">I declare that this assessment is entirely my own work and has not been submitted for assessment </w:t>
+      </w:r>
+      <w:proofErr w:type="gramStart"/>
+      <w:r>
+        <w:rPr>
+          <w:rFonts w:ascii="Times New Roman" w:hAnsi="Times New Roman" w:cs="Times New Roman"/>
+          <w:sz w:val="20"/>
+          <w:szCs w:val="20"/>
+        </w:rPr>
+        <w:t>in</w:t>
+      </w:r>
+      <w:proofErr w:type="gramEnd"/>
+      <w:r>
+        <w:rPr>
+          <w:rFonts w:ascii="Times New Roman" w:hAnsi="Times New Roman" w:cs="Times New Roman"/>
+          <w:sz w:val="20"/>
+          <w:szCs w:val="20"/>
+        </w:rPr>
+        <w:t xml:space="preserve"> any other subject or course. This work complies with the University of Wollongong's Academic Integrity Policy. </w:t>
       </w:r>
     </w:p>
     <w:p>
@@ -294,19 +312,37 @@
     <w:p>
       <w:pPr>
         <w:rPr>
+          <w:rFonts w:ascii="Times New Roman" w:hAnsi="Times New Roman" w:cs="Times New Roman"/>
+          <w:sz w:val="20"/>
+          <w:szCs w:val="20"/>
+          <w:lang w:eastAsia="ja-JP"/>
+        </w:rPr>
+      </w:pPr>
+      <w:r>
+        <w:rPr>
+          <w:rFonts w:ascii="Times New Roman" w:hAnsi="Times New Roman" w:cs="Times New Roman"/>
+          <w:sz w:val="20"/>
+          <w:szCs w:val="20"/>
+        </w:rPr>
+        <w:t xml:space="preserve">Date: </w:t>
+      </w:r>
+      <w:r>
+        <w:rPr>
           <w:rFonts w:ascii="Times New Roman" w:hAnsi="Times New Roman" w:cs="Times New Roman" w:hint="eastAsia"/>
           <w:sz w:val="20"/>
           <w:szCs w:val="20"/>
           <w:lang w:eastAsia="ja-JP"/>
         </w:rPr>
-      </w:pPr>
-      <w:r>
-        <w:rPr>
-          <w:rFonts w:ascii="Times New Roman" w:hAnsi="Times New Roman" w:cs="Times New Roman"/>
-          <w:sz w:val="20"/>
-          <w:szCs w:val="20"/>
-        </w:rPr>
-        <w:t xml:space="preserve">Date: </w:t>
+        <w:t>1</w:t>
+      </w:r>
+      <w:r>
+        <w:rPr>
+          <w:rFonts w:ascii="Times New Roman" w:hAnsi="Times New Roman" w:cs="Times New Roman"/>
+          <w:sz w:val="20"/>
+          <w:szCs w:val="20"/>
+          <w:lang w:eastAsia="ja-JP"/>
+        </w:rPr>
+        <w:t>8</w:t>
       </w:r>
       <w:r>
         <w:rPr>
@@ -315,7 +351,7 @@
           <w:szCs w:val="20"/>
           <w:lang w:eastAsia="ja-JP"/>
         </w:rPr>
-        <w:t xml:space="preserve">15 May 2026 </w:t>
+        <w:t xml:space="preserve"> May 2026 </w:t>
       </w:r>
     </w:p>
     <w:p>
@@ -2450,7 +2486,27 @@
           <w:szCs w:val="20"/>
           <w:lang w:eastAsia="ja-JP"/>
         </w:rPr>
-        <w:t>reminded team members on deadlines,</w:t>
+        <w:t xml:space="preserve">reminded team members </w:t>
+      </w:r>
+      <w:proofErr w:type="gramStart"/>
+      <w:r>
+        <w:rPr>
+          <w:rFonts w:ascii="Times New Roman" w:hAnsi="Times New Roman" w:cs="Times New Roman"/>
+          <w:sz w:val="20"/>
+          <w:szCs w:val="20"/>
+          <w:lang w:eastAsia="ja-JP"/>
+        </w:rPr>
+        <w:t>on</w:t>
+      </w:r>
+      <w:proofErr w:type="gramEnd"/>
+      <w:r>
+        <w:rPr>
+          <w:rFonts w:ascii="Times New Roman" w:hAnsi="Times New Roman" w:cs="Times New Roman"/>
+          <w:sz w:val="20"/>
+          <w:szCs w:val="20"/>
+          <w:lang w:eastAsia="ja-JP"/>
+        </w:rPr>
+        <w:t xml:space="preserve"> deadlines,</w:t>
       </w:r>
       <w:r>
         <w:rPr>
@@ -2938,7 +2994,25 @@
           <w:sz w:val="20"/>
           <w:szCs w:val="20"/>
         </w:rPr>
-        <w:t>. This flexible approach ensured that team members did not feel micromanaged which reduce</w:t>
+        <w:t xml:space="preserve">. This flexible approach ensured that team members did not feel </w:t>
+      </w:r>
+      <w:proofErr w:type="gramStart"/>
+      <w:r>
+        <w:rPr>
+          <w:rFonts w:ascii="Times New Roman" w:hAnsi="Times New Roman" w:cs="Times New Roman"/>
+          <w:sz w:val="20"/>
+          <w:szCs w:val="20"/>
+        </w:rPr>
+        <w:t>micromanaged</w:t>
+      </w:r>
+      <w:proofErr w:type="gramEnd"/>
+      <w:r>
+        <w:rPr>
+          <w:rFonts w:ascii="Times New Roman" w:hAnsi="Times New Roman" w:cs="Times New Roman"/>
+          <w:sz w:val="20"/>
+          <w:szCs w:val="20"/>
+        </w:rPr>
+        <w:t xml:space="preserve"> which reduce</w:t>
       </w:r>
       <w:r>
         <w:rPr>
@@ -4364,23 +4438,7 @@
           <w:sz w:val="20"/>
           <w:szCs w:val="20"/>
         </w:rPr>
-        <w:t xml:space="preserve">In conclusion, leadership is crucial in building the foundation of a team. Only with a strong </w:t>
-      </w:r>
-      <w:r>
-        <w:rPr>
-          <w:rFonts w:ascii="Times New Roman" w:hAnsi="Times New Roman" w:cs="Times New Roman"/>
-          <w:sz w:val="20"/>
-          <w:szCs w:val="20"/>
-        </w:rPr>
-        <w:t>foundation</w:t>
-      </w:r>
-      <w:r>
-        <w:rPr>
-          <w:rFonts w:ascii="Times New Roman" w:hAnsi="Times New Roman" w:cs="Times New Roman"/>
-          <w:sz w:val="20"/>
-          <w:szCs w:val="20"/>
-        </w:rPr>
-        <w:t xml:space="preserve"> will the team be stable, reliable and well collaborated. Once the foundation is established, team contribution comes into play. A supportive environment with a less directive approach will minimize </w:t>
+        <w:t xml:space="preserve">In conclusion, leadership is crucial in building the foundation of a team. Only with a strong foundation will the team be stable, reliable and well collaborated. Once the foundation is established, team contribution comes into play. A supportive environment with a less directive approach will minimize </w:t>
       </w:r>
       <w:r>
         <w:rPr>
@@ -4635,7 +4693,25 @@
           <w:szCs w:val="20"/>
           <w:lang w:val="en-SG" w:eastAsia="ja-JP"/>
         </w:rPr>
-        <w:t>, Prentice-Hall, New Jersey.</w:t>
+        <w:t xml:space="preserve">, Prentice-Hall, </w:t>
+      </w:r>
+      <w:r>
+        <w:rPr>
+          <w:rFonts w:ascii="Times New Roman" w:eastAsia="Times New Roman" w:hAnsi="Times New Roman" w:cs="Times New Roman"/>
+          <w:sz w:val="20"/>
+          <w:szCs w:val="20"/>
+          <w:lang w:val="en-SG" w:eastAsia="ja-JP"/>
+        </w:rPr>
+        <w:t>Englewood Cliffs, NJ</w:t>
+      </w:r>
+      <w:r>
+        <w:rPr>
+          <w:rFonts w:ascii="Times New Roman" w:eastAsia="Times New Roman" w:hAnsi="Times New Roman" w:cs="Times New Roman"/>
+          <w:sz w:val="20"/>
+          <w:szCs w:val="20"/>
+          <w:lang w:val="en-SG" w:eastAsia="ja-JP"/>
+        </w:rPr>
+        <w:t>.</w:t>
       </w:r>
     </w:p>
     <w:p>
@@ -4780,13 +4856,66 @@
     </w:p>
     <w:p>
       <w:pPr>
+        <w:spacing w:before="100" w:beforeAutospacing="1" w:after="100" w:afterAutospacing="1" w:line="240" w:lineRule="auto"/>
+        <w:rPr>
+          <w:rFonts w:ascii="Times New Roman" w:eastAsia="Times New Roman" w:hAnsi="Times New Roman" w:cs="Times New Roman"/>
+          <w:sz w:val="20"/>
+          <w:szCs w:val="20"/>
+          <w:lang w:val="en-SG" w:eastAsia="ja-JP"/>
+        </w:rPr>
+      </w:pPr>
+      <w:r>
+        <w:rPr>
+          <w:rFonts w:ascii="Times New Roman" w:eastAsia="Times New Roman" w:hAnsi="Times New Roman" w:cs="Times New Roman"/>
+          <w:sz w:val="20"/>
+          <w:szCs w:val="20"/>
+          <w:lang w:val="en-SG" w:eastAsia="ja-JP"/>
+        </w:rPr>
+        <w:t>AI Acknowledgement</w:t>
+      </w:r>
+    </w:p>
+    <w:p>
+      <w:pPr>
+        <w:rPr>
+          <w:rFonts w:ascii="Times New Roman" w:hAnsi="Times New Roman" w:cs="Times New Roman"/>
+          <w:sz w:val="20"/>
+          <w:szCs w:val="20"/>
+        </w:rPr>
+      </w:pPr>
+      <w:r>
+        <w:rPr>
+          <w:rFonts w:ascii="Times New Roman" w:hAnsi="Times New Roman" w:cs="Times New Roman"/>
+          <w:sz w:val="20"/>
+          <w:szCs w:val="20"/>
+        </w:rPr>
+        <w:t>OpenAI (2026) ChatGPT response to user prompt “Gibbs reflective cycle format in point form”, OpenAI. Available at: https://chatgpt.com/ (Accessed: 5 May 2026).</w:t>
+      </w:r>
+    </w:p>
+    <w:p>
+      <w:pPr>
+        <w:rPr>
+          <w:rFonts w:ascii="Times New Roman" w:hAnsi="Times New Roman" w:cs="Times New Roman"/>
+          <w:sz w:val="20"/>
+          <w:szCs w:val="20"/>
+        </w:rPr>
+      </w:pPr>
+      <w:r>
+        <w:rPr>
+          <w:rFonts w:ascii="Times New Roman" w:hAnsi="Times New Roman" w:cs="Times New Roman"/>
+          <w:sz w:val="20"/>
+          <w:szCs w:val="20"/>
+        </w:rPr>
+        <w:t>OpenAI (2026) ChatGPT response to user prompt “Check my grammar and sentence structuring and feel free to correct”, OpenAI. Available at: https://chatgpt.com/ (Accessed: 9 May 2026).</w:t>
+      </w:r>
+    </w:p>
+    <w:p>
+      <w:pPr>
         <w:rPr>
           <w:rFonts w:ascii="Times New Roman" w:hAnsi="Times New Roman" w:cs="Times New Roman"/>
           <w:b/>
           <w:bCs/>
           <w:sz w:val="20"/>
           <w:szCs w:val="20"/>
-          <w:lang w:val="en-SG"/>
         </w:rPr>
       </w:pPr>
     </w:p>
@@ -4921,60 +5050,6 @@
           <w:szCs w:val="20"/>
         </w:rPr>
       </w:pPr>
-    </w:p>
-    <w:p>
-      <w:pPr>
-        <w:rPr>
-          <w:rFonts w:ascii="Times New Roman" w:hAnsi="Times New Roman" w:cs="Times New Roman"/>
-          <w:b/>
-          <w:bCs/>
-          <w:sz w:val="20"/>
-          <w:szCs w:val="20"/>
-        </w:rPr>
-      </w:pPr>
-    </w:p>
-    <w:p>
-      <w:pPr>
-        <w:rPr>
-          <w:rFonts w:ascii="Times New Roman" w:hAnsi="Times New Roman" w:cs="Times New Roman"/>
-          <w:b/>
-          <w:bCs/>
-          <w:sz w:val="20"/>
-          <w:szCs w:val="20"/>
-        </w:rPr>
-      </w:pPr>
-    </w:p>
-    <w:p>
-      <w:pPr>
-        <w:rPr>
-          <w:rFonts w:ascii="Times New Roman" w:hAnsi="Times New Roman" w:cs="Times New Roman"/>
-          <w:b/>
-          <w:bCs/>
-          <w:sz w:val="20"/>
-          <w:szCs w:val="20"/>
-        </w:rPr>
-      </w:pPr>
-    </w:p>
-    <w:p>
-      <w:pPr>
-        <w:rPr>
-          <w:rFonts w:ascii="Times New Roman" w:hAnsi="Times New Roman" w:cs="Times New Roman"/>
-          <w:b/>
-          <w:bCs/>
-          <w:sz w:val="20"/>
-          <w:szCs w:val="20"/>
-        </w:rPr>
-      </w:pPr>
-      <w:r>
-        <w:rPr>
-          <w:rFonts w:ascii="Times New Roman" w:hAnsi="Times New Roman" w:cs="Times New Roman"/>
-          <w:b/>
-          <w:bCs/>
-          <w:sz w:val="20"/>
-          <w:szCs w:val="20"/>
-        </w:rPr>
-        <w:br w:type="page"/>
-      </w:r>
     </w:p>
     <w:p>
       <w:pPr>
